--- a/Cybersecurity_Training_Prototype_Documentation.docx
+++ b/Cybersecurity_Training_Prototype_Documentation.docx
@@ -2,7 +2,7 @@
 <file path=word\document.xml><?xml version="1.0" encoding="UTF-8" standalone="yes"?>
 <w:document xmlns:w="http://schemas.openxmlformats.org/wordprocessingml/2006/main">
   <w:body>
-    <w:p><w:pPr><w:pStyle w:val="Heading1"/><w:spacing w:before="360" w:after="160"/></w:pPr><w:r><w:rPr><w:rFonts w:ascii="Calibri" w:hAnsi="Calibri"/><w:b/><w:sz w:val="36"/><w:color w:val="0F4C81"/></w:rPr><w:t>Master&apos;s Dissertation Research Artefact Documentation</w:t></w:r></w:p><w:p><w:pPr><w:spacing w:after="140" w:line="276" w:lineRule="auto"/></w:pPr><w:r><w:rPr><w:rFonts w:ascii="Calibri" w:hAnsi="Calibri"/><w:sz w:val="22"/><w:color w:val="1D2530"/></w:rPr><w:t xml:space="preserve">Dissertation Title: *Adaptive Cybersecurity Awareness Training for University Students: A Data-Driven Framework for Personalised Learning Design*</w:t></w:r></w:p><w:p><w:pPr><w:spacing w:after="140" w:line="276" w:lineRule="auto"/></w:pPr><w:r><w:rPr><w:rFonts w:ascii="Calibri" w:hAnsi="Calibri"/><w:sz w:val="22"/><w:color w:val="1D2530"/></w:rPr><w:t xml:space="preserve">Artefact Bundle: Prototype Implementation, Design Specification, Evaluation Protocol, and Test Suite</w:t></w:r></w:p><w:p><w:pPr><w:spacing w:after="140" w:line="276" w:lineRule="auto"/></w:pPr><w:r><w:rPr><w:rFonts w:ascii="Calibri" w:hAnsi="Calibri"/><w:sz w:val="22"/><w:color w:val="1D2530"/></w:rPr><w:t xml:space="preserve">Date: October 2026</w:t></w:r></w:p><w:p><w:pPr><w:spacing w:after="140" w:line="276" w:lineRule="auto"/></w:pPr><w:r><w:rPr><w:rFonts w:ascii="Calibri" w:hAnsi="Calibri"/><w:sz w:val="22"/><w:color w:val="1D2530"/></w:rPr><w:t xml:space="preserve">---</w:t></w:r></w:p><w:p><w:pPr><w:pStyle w:val="Heading1"/><w:spacing w:before="360" w:after="160"/></w:pPr><w:r><w:rPr><w:rFonts w:ascii="Calibri" w:hAnsi="Calibri"/><w:b/><w:sz w:val="36"/><w:color w:val="0F4C81"/></w:rPr><w:t>Prototype Design and Adaptation Specification</w:t></w:r></w:p><w:p><w:pPr><w:spacing w:after="140" w:line="276" w:lineRule="auto"/></w:pPr><w:r><w:rPr><w:rFonts w:ascii="Calibri" w:hAnsi="Calibri"/><w:sz w:val="22"/><w:color w:val="1D2530"/></w:rPr><w:t xml:space="preserve">Dissertation Title: *Adaptive Cybersecurity Awareness Training for University Students: A Data-Driven Framework for Personalised Learning Design*</w:t></w:r></w:p><w:p><w:pPr><w:spacing w:after="140" w:line="276" w:lineRule="auto"/></w:pPr><w:r><w:rPr><w:rFonts w:ascii="Calibri" w:hAnsi="Calibri"/><w:sz w:val="22"/><w:color w:val="1D2530"/></w:rPr><w:t xml:space="preserve">Research Artefact Type: Standalone Low-Fidelity Interactive Training Prototype (`Cybersecurity_Training_Prototype.html`)</w:t></w:r></w:p><w:p><w:pPr><w:spacing w:after="140" w:line="276" w:lineRule="auto"/></w:pPr><w:r><w:rPr><w:rFonts w:ascii="Calibri" w:hAnsi="Calibri"/><w:sz w:val="22"/><w:color w:val="1D2530"/></w:rPr><w:t xml:space="preserve">Alignment: Master&apos;s Dissertation Research — Objective 3, Research Question 3 (RQ3), and Research Question 4 (RQ4)</w:t></w:r></w:p><w:p><w:pPr><w:spacing w:after="140" w:line="276" w:lineRule="auto"/></w:pPr><w:r><w:rPr><w:rFonts w:ascii="Calibri" w:hAnsi="Calibri"/><w:sz w:val="22"/><w:color w:val="1D2530"/></w:rPr><w:t xml:space="preserve">Author: MSc Candidate</w:t></w:r></w:p><w:p><w:pPr><w:spacing w:after="140" w:line="276" w:lineRule="auto"/></w:pPr><w:r><w:rPr><w:rFonts w:ascii="Calibri" w:hAnsi="Calibri"/><w:sz w:val="22"/><w:color w:val="1D2530"/></w:rPr><w:t xml:space="preserve">---</w:t></w:r></w:p><w:p><w:pPr><w:pStyle w:val="Heading2"/><w:spacing w:before="280" w:after="120"/></w:pPr><w:r><w:rPr><w:rFonts w:ascii="Calibri" w:hAnsi="Calibri"/><w:b/><w:sz w:val="28"/><w:color w:val="1D2530"/></w:rPr><w:t>1. Purpose, Scope, and Research Alignment</w:t></w:r></w:p><w:p><w:pPr><w:pStyle w:val="Heading3"/><w:spacing w:before="200" w:after="80"/></w:pPr><w:r><w:rPr><w:rFonts w:ascii="Calibri" w:hAnsi="Calibri"/><w:b/><w:sz w:val="24"/><w:color w:val="334155"/></w:rPr><w:t>1.1 Research Aim and Objectives</w:t></w:r></w:p><w:p><w:pPr><w:spacing w:after="140" w:line="276" w:lineRule="auto"/></w:pPr><w:r><w:rPr><w:rFonts w:ascii="Calibri" w:hAnsi="Calibri"/><w:sz w:val="22"/><w:color w:val="1D2530"/></w:rPr><w:t xml:space="preserve">The overarching aim of this research is:</w:t></w:r></w:p><w:p><w:pPr><w:pBdr><w:left w:val="single" w:sz="24" w:space="12" w:color="0F4C81"/></w:pPr><w:shd w:val="clear" w:color="auto" w:fill="F4F6F9"/><w:spacing w:before="120" w:after="120"/></w:pPr><w:r><w:rPr><w:rFonts w:ascii="Calibri" w:hAnsi="Calibri"/><w:i/><w:sz w:val="22"/><w:color w:val="1D2530"/></w:rPr><w:t>*&quot;To analyse cybersecurity awareness patterns among university students using public data, identify learner profiles, and use them to derive requirements for, design and evaluate a personalised cybersecurity awareness training framework with a low-fidelity prototype.&quot;*</w:t></w:r></w:p><w:p><w:pPr><w:spacing w:after="140" w:line="276" w:lineRule="auto"/></w:pPr><w:r><w:rPr><w:rFonts w:ascii="Calibri" w:hAnsi="Calibri"/><w:sz w:val="22"/><w:color w:val="1D2530"/></w:rPr><w:t xml:space="preserve">Within this Design Science Research (DSR) workflow, this prototype represents the functional implementation component of Objective 3:</w:t></w:r></w:p><w:p><w:pPr><w:pStyle w:val="ListParagraph"/><w:numPr><w:ilvl w:val="0"/><w:numId w:val="1"/></w:numPr><w:spacing w:after="80"/></w:pPr><w:r><w:rPr><w:rFonts w:ascii="Calibri" w:hAnsi="Calibri"/><w:sz w:val="22"/></w:rPr><w:t xml:space="preserve">• Objective 1 (RQ1): Review adaptive learning techniques and cybersecurity awareness training systems to establish initial candidate requirements.</w:t></w:r></w:p><w:p><w:pPr><w:pStyle w:val="ListParagraph"/><w:numPr><w:ilvl w:val="0"/><w:numId w:val="1"/></w:numPr><w:spacing w:after="80"/></w:pPr><w:r><w:rPr><w:rFonts w:ascii="Calibri" w:hAnsi="Calibri"/><w:sz w:val="22"/></w:rPr><w:t xml:space="preserve">• Objective 2 (RQ2): Statistically analyse the secondary public dataset (*Cybersecurity Issues in University and College Students in India*, $n=615$, Mendeley Data, DOI: 10.17632/c88wycrdzy.1) to discover behavioural practices, risk paradoxes, and exploratory learner profiles.</w:t></w:r></w:p><w:p><w:pPr><w:pStyle w:val="ListParagraph"/><w:numPr><w:ilvl w:val="0"/><w:numId w:val="1"/></w:numPr><w:spacing w:after="80"/></w:pPr><w:r><w:rPr><w:rFonts w:ascii="Calibri" w:hAnsi="Calibri"/><w:sz w:val="22"/></w:rPr><w:t xml:space="preserve">• Objective 3 (RQ3 &amp; RQ4): Translate empirical findings into adaptive training requirements, design a multi-layer framework and prototype (RQ3), and conduct a formative evaluation of usability, relevance, and design quality (RQ4).</w:t></w:r></w:p><w:p><w:pPr><w:pStyle w:val="Heading3"/><w:spacing w:before="200" w:after="80"/></w:pPr><w:r><w:rPr><w:rFonts w:ascii="Calibri" w:hAnsi="Calibri"/><w:b/><w:sz w:val="24"/><w:color w:val="334155"/></w:rPr><w:t>1.2 Distinguishing Public Dataset Analysis from Prototype Adaptations</w:t></w:r></w:p><w:p><w:pPr><w:spacing w:after="140" w:line="276" w:lineRule="auto"/></w:pPr><w:r><w:rPr><w:rFonts w:ascii="Calibri" w:hAnsi="Calibri"/><w:sz w:val="22"/><w:color w:val="1D2530"/></w:rPr><w:t xml:space="preserve">A fundamental scientific distinction must be maintained between the secondary dataset analysis in Chapter 4 and the interactive logic of this prototype:</w:t></w:r></w:p><w:p><w:pPr><w:spacing w:after="140" w:line="276" w:lineRule="auto"/></w:pPr><w:r><w:rPr><w:rFonts w:ascii="Calibri" w:hAnsi="Calibri"/><w:sz w:val="22"/><w:color w:val="1D2530"/></w:rPr><w:t xml:space="preserve">1. Secondary Dataset Analysis (Chapter 4): Identified statistical associations and three exploratory, overlapping learner profiles across $n=615$ students. The silhouette coefficient ($0.17$) and negative silhouette values ($12.1\%$) prove that these profiles are heuristic design aids rather than discrete, mutually exclusive clinical classifications.</w:t></w:r></w:p><w:p><w:pPr><w:spacing w:after="140" w:line="276" w:lineRule="auto"/></w:pPr><w:r><w:rPr><w:rFonts w:ascii="Calibri" w:hAnsi="Calibri"/><w:sz w:val="22"/><w:color w:val="1D2530"/></w:rPr><w:t xml:space="preserve">2. Prototype Diagnostic Instrument (Screen 2): The six-question initial assessment is a *proposed research instrument* informed by the empirical patterns. It is not a psychometrically validated cluster classifier. The prototype does not claim to assign new students to statistical clusters; rather, it applies transparent, deterministic adaptation rules directly to observed diagnostic answers.</w:t></w:r></w:p><w:p><w:pPr><w:spacing w:after="140" w:line="276" w:lineRule="auto"/></w:pPr><w:r><w:rPr><w:rFonts w:ascii="Calibri" w:hAnsi="Calibri"/><w:sz w:val="22"/><w:color w:val="1D2530"/></w:rPr><w:t xml:space="preserve">3. Absence of Longitudinal Tracking: The cross-sectional secondary dataset contains no intervention data or repeated measures. Consequently, adaptation rules are formulated as design hypotheses to be formatively evaluated (RQ4).</w:t></w:r></w:p><w:p><w:pPr><w:spacing w:after="140" w:line="276" w:lineRule="auto"/></w:pPr><w:r><w:rPr><w:rFonts w:ascii="Calibri" w:hAnsi="Calibri"/><w:sz w:val="22"/><w:color w:val="1D2530"/></w:rPr><w:t xml:space="preserve">---</w:t></w:r></w:p><w:p><w:pPr><w:pStyle w:val="Heading2"/><w:spacing w:before="280" w:after="120"/></w:pPr><w:r><w:rPr><w:rFonts w:ascii="Calibri" w:hAnsi="Calibri"/><w:b/><w:sz w:val="28"/><w:color w:val="1D2530"/></w:rPr><w:t>2. Five-Screen Learner Journey</w:t></w:r></w:p><w:p><w:pPr><w:spacing w:after="140" w:line="276" w:lineRule="auto"/></w:pPr><w:r><w:rPr><w:rFonts w:ascii="Calibri" w:hAnsi="Calibri"/><w:sz w:val="22"/><w:color w:val="1D2530"/></w:rPr><w:t xml:space="preserve">The prototype is architected as a lightweight, single-page application (SPA) executing entirely on the client side with five sequential screens:</w:t></w:r></w:p><w:p><w:pPr><w:spacing w:after="140" w:line="276" w:lineRule="auto"/></w:pPr><w:r><w:rPr><w:rFonts w:ascii="Calibri" w:hAnsi="Calibri"/><w:sz w:val="22"/><w:color w:val="1D2530"/></w:rPr><w:t xml:space="preserve">```</w:t></w:r></w:p><w:p><w:pPr><w:spacing w:after="140" w:line="276" w:lineRule="auto"/></w:pPr><w:r><w:rPr><w:rFonts w:ascii="Calibri" w:hAnsi="Calibri"/><w:sz w:val="22"/><w:color w:val="1D2530"/></w:rPr><w:t xml:space="preserve">[Screen 1: Welcome &amp; Scope]</w:t></w:r></w:p><w:p><w:pPr><w:spacing w:after="140" w:line="276" w:lineRule="auto"/></w:pPr><w:r><w:rPr><w:rFonts w:ascii="Calibri" w:hAnsi="Calibri"/><w:sz w:val="22"/><w:color w:val="1D2530"/></w:rPr><w:t xml:space="preserve">│</w:t></w:r></w:p><w:p><w:pPr><w:spacing w:after="140" w:line="276" w:lineRule="auto"/></w:pPr><w:r><w:rPr><w:rFonts w:ascii="Calibri" w:hAnsi="Calibri"/><w:sz w:val="22"/><w:color w:val="1D2530"/></w:rPr><w:t xml:space="preserve">▼</w:t></w:r></w:p><w:p><w:pPr><w:spacing w:after="140" w:line="276" w:lineRule="auto"/></w:pPr><w:r><w:rPr><w:rFonts w:ascii="Calibri" w:hAnsi="Calibri"/><w:sz w:val="22"/><w:color w:val="1D2530"/></w:rPr><w:t xml:space="preserve">[Screen 2: Initial Diagnostic (6 Questions)]</w:t></w:r></w:p><w:p><w:pPr><w:spacing w:after="140" w:line="276" w:lineRule="auto"/></w:pPr><w:r><w:rPr><w:rFonts w:ascii="Calibri" w:hAnsi="Calibri"/><w:sz w:val="22"/><w:color w:val="1D2530"/></w:rPr><w:t xml:space="preserve">│</w:t></w:r></w:p><w:p><w:pPr><w:spacing w:after="140" w:line="276" w:lineRule="auto"/></w:pPr><w:r><w:rPr><w:rFonts w:ascii="Calibri" w:hAnsi="Calibri"/><w:sz w:val="22"/><w:color w:val="1D2530"/></w:rPr><w:t xml:space="preserve">▼</w:t></w:r></w:p><w:p><w:pPr><w:spacing w:after="140" w:line="276" w:lineRule="auto"/></w:pPr><w:r><w:rPr><w:rFonts w:ascii="Calibri" w:hAnsi="Calibri"/><w:sz w:val="22"/><w:color w:val="1D2530"/></w:rPr><w:t xml:space="preserve">[Screen 3: Personalised Pathway (Ranked 6 Modules)]</w:t></w:r></w:p><w:p><w:pPr><w:spacing w:after="140" w:line="276" w:lineRule="auto"/></w:pPr><w:r><w:rPr><w:rFonts w:ascii="Calibri" w:hAnsi="Calibri"/><w:sz w:val="22"/><w:color w:val="1D2530"/></w:rPr><w:t xml:space="preserve">│</w:t></w:r></w:p><w:p><w:pPr><w:spacing w:after="140" w:line="276" w:lineRule="auto"/></w:pPr><w:r><w:rPr><w:rFonts w:ascii="Calibri" w:hAnsi="Calibri"/><w:sz w:val="22"/><w:color w:val="1D2530"/></w:rPr><w:t xml:space="preserve">▼</w:t></w:r></w:p><w:p><w:pPr><w:spacing w:after="140" w:line="276" w:lineRule="auto"/></w:pPr><w:r><w:rPr><w:rFonts w:ascii="Calibri" w:hAnsi="Calibri"/><w:sz w:val="22"/><w:color w:val="1D2530"/></w:rPr><w:t xml:space="preserve">[Screen 4: Training Module (Content + Scenario + Reassessment)]</w:t></w:r></w:p><w:p><w:pPr><w:spacing w:after="140" w:line="276" w:lineRule="auto"/></w:pPr><w:r><w:rPr><w:rFonts w:ascii="Calibri" w:hAnsi="Calibri"/><w:sz w:val="22"/><w:color w:val="1D2530"/></w:rPr><w:t xml:space="preserve">│</w:t></w:r></w:p><w:p><w:pPr><w:spacing w:after="140" w:line="276" w:lineRule="auto"/></w:pPr><w:r><w:rPr><w:rFonts w:ascii="Calibri" w:hAnsi="Calibri"/><w:sz w:val="22"/><w:color w:val="1D2530"/></w:rPr><w:t xml:space="preserve">▼</w:t></w:r></w:p><w:p><w:pPr><w:spacing w:after="140" w:line="276" w:lineRule="auto"/></w:pPr><w:r><w:rPr><w:rFonts w:ascii="Calibri" w:hAnsi="Calibri"/><w:sz w:val="22"/><w:color w:val="1D2530"/></w:rPr><w:t xml:space="preserve">[Screen 5: Feedback &amp; Pathway Adaptation]</w:t></w:r></w:p><w:p><w:pPr><w:spacing w:after="140" w:line="276" w:lineRule="auto"/></w:pPr><w:r><w:rPr><w:rFonts w:ascii="Calibri" w:hAnsi="Calibri"/><w:sz w:val="22"/><w:color w:val="1D2530"/></w:rPr><w:t xml:space="preserve">```</w:t></w:r></w:p><w:p><w:pPr><w:pStyle w:val="Heading3"/><w:spacing w:before="200" w:after="80"/></w:pPr><w:r><w:rPr><w:rFonts w:ascii="Calibri" w:hAnsi="Calibri"/><w:b/><w:sz w:val="24"/><w:color w:val="334155"/></w:rPr><w:t>Screen 1: Welcome &amp; Privacy Statement</w:t></w:r></w:p><w:p><w:pPr><w:pStyle w:val="ListParagraph"/><w:numPr><w:ilvl w:val="0"/><w:numId w:val="1"/></w:numPr><w:spacing w:after="80"/></w:pPr><w:r><w:rPr><w:rFonts w:ascii="Calibri" w:hAnsi="Calibri"/><w:sz w:val="22"/></w:rPr><w:t xml:space="preserve">• Purpose: Sets learner expectations regarding training scope, estimated duration (approx. 6 diagnostic questions and 6 focused modules), and operational boundaries.</w:t></w:r></w:p><w:p><w:pPr><w:pStyle w:val="ListParagraph"/><w:numPr><w:ilvl w:val="0"/><w:numId w:val="1"/></w:numPr><w:spacing w:after="80"/></w:pPr><w:r><w:rPr><w:rFonts w:ascii="Calibri" w:hAnsi="Calibri"/><w:sz w:val="22"/></w:rPr><w:t xml:space="preserve">• Privacy &amp; Data Handling: Explicitly guarantees zero data transmission. No personal identifiable information (PII)—such as names, student IDs, email addresses, passwords, institution names, age, or gender—is collected. Data persists exclusively in temporary browser memory and is cleared upon restart or tab closure.</w:t></w:r></w:p><w:p><w:pPr><w:pStyle w:val="ListParagraph"/><w:numPr><w:ilvl w:val="0"/><w:numId w:val="1"/></w:numPr><w:spacing w:after="80"/></w:pPr><w:r><w:rPr><w:rFonts w:ascii="Calibri" w:hAnsi="Calibri"/><w:sz w:val="22"/></w:rPr><w:t xml:space="preserve">• Consent Boundary: Clarifies that launching the diagnostic does not constitute formal research consent; evaluation consent is administered independently.</w:t></w:r></w:p><w:p><w:pPr><w:pStyle w:val="Heading3"/><w:spacing w:before="200" w:after="80"/></w:pPr><w:r><w:rPr><w:rFonts w:ascii="Calibri" w:hAnsi="Calibri"/><w:b/><w:sz w:val="24"/><w:color w:val="334155"/></w:rPr><w:t>Screen 2: Initial Diagnostic Assessment</w:t></w:r></w:p><w:p><w:pPr><w:pStyle w:val="ListParagraph"/><w:numPr><w:ilvl w:val="0"/><w:numId w:val="1"/></w:numPr><w:spacing w:after="80"/></w:pPr><w:r><w:rPr><w:rFonts w:ascii="Calibri" w:hAnsi="Calibri"/><w:sz w:val="22"/></w:rPr><w:t xml:space="preserve">• Structure: Six targeted questions corresponding to the core awareness dimensions identified in Chapter 4:</w:t></w:r></w:p><w:p><w:pPr><w:spacing w:after="140" w:line="276" w:lineRule="auto"/></w:pPr><w:r><w:rPr><w:rFonts w:ascii="Calibri" w:hAnsi="Calibri"/><w:sz w:val="22"/><w:color w:val="1D2530"/></w:rPr><w:t xml:space="preserve">1. Password practices (Self-reported practice).</w:t></w:r></w:p><w:p><w:pPr><w:spacing w:after="140" w:line="276" w:lineRule="auto"/></w:pPr><w:r><w:rPr><w:rFonts w:ascii="Calibri" w:hAnsi="Calibri"/><w:sz w:val="22"/><w:color w:val="1D2530"/></w:rPr><w:t xml:space="preserve">2. Phishing and suspicious links (Scenario decision).</w:t></w:r></w:p><w:p><w:pPr><w:spacing w:after="140" w:line="276" w:lineRule="auto"/></w:pPr><w:r><w:rPr><w:rFonts w:ascii="Calibri" w:hAnsi="Calibri"/><w:sz w:val="22"/><w:color w:val="1D2530"/></w:rPr><w:t xml:space="preserve">3. Privacy settings and app permissions (Self-reported practice).</w:t></w:r></w:p><w:p><w:pPr><w:spacing w:after="140" w:line="276" w:lineRule="auto"/></w:pPr><w:r><w:rPr><w:rFonts w:ascii="Calibri" w:hAnsi="Calibri"/><w:sz w:val="22"/><w:color w:val="1D2530"/></w:rPr><w:t xml:space="preserve">4. Operating system and software updates (Self-reported practice).</w:t></w:r></w:p><w:p><w:pPr><w:spacing w:after="140" w:line="276" w:lineRule="auto"/></w:pPr><w:r><w:rPr><w:rFonts w:ascii="Calibri" w:hAnsi="Calibri"/><w:sz w:val="22"/><w:color w:val="1D2530"/></w:rPr><w:t xml:space="preserve">5. Perceived threat susceptibility (Attitude and belief).</w:t></w:r></w:p><w:p><w:pPr><w:spacing w:after="140" w:line="276" w:lineRule="auto"/></w:pPr><w:r><w:rPr><w:rFonts w:ascii="Calibri" w:hAnsi="Calibri"/><w:sz w:val="22"/><w:color w:val="1D2530"/></w:rPr><w:t xml:space="preserve">6. Incident reporting action (Scenario decision).</w:t></w:r></w:p><w:p><w:pPr><w:pStyle w:val="ListParagraph"/><w:numPr><w:ilvl w:val="0"/><w:numId w:val="1"/></w:numPr><w:spacing w:after="80"/></w:pPr><w:r><w:rPr><w:rFonts w:ascii="Calibri" w:hAnsi="Calibri"/><w:sz w:val="22"/></w:rPr><w:t xml:space="preserve">• Measurement Design: Clearly separates self-reported habits from scenario-based decisions. Incorporates an explicit *&quot;I am not sure&quot;* option for every question to distinguish deliberate risky behaviour from knowledge deficits.</w:t></w:r></w:p><w:p><w:pPr><w:pStyle w:val="ListParagraph"/><w:numPr><w:ilvl w:val="0"/><w:numId w:val="1"/></w:numPr><w:spacing w:after="80"/></w:pPr><w:r><w:rPr><w:rFonts w:ascii="Calibri" w:hAnsi="Calibri"/><w:sz w:val="22"/></w:rPr><w:t xml:space="preserve">• Validation: Prevents form submission until all six items are completed, with accessible focus management guiding the learner to any omitted item.</w:t></w:r></w:p><w:p><w:pPr><w:pStyle w:val="Heading3"/><w:spacing w:before="200" w:after="80"/></w:pPr><w:r><w:rPr><w:rFonts w:ascii="Calibri" w:hAnsi="Calibri"/><w:b/><w:sz w:val="24"/><w:color w:val="334155"/></w:rPr><w:t>Screen 3: Personalised Learning Pathway</w:t></w:r></w:p><w:p><w:pPr><w:pStyle w:val="ListParagraph"/><w:numPr><w:ilvl w:val="0"/><w:numId w:val="1"/></w:numPr><w:spacing w:after="80"/></w:pPr><w:r><w:rPr><w:rFonts w:ascii="Calibri" w:hAnsi="Calibri"/><w:sz w:val="22"/></w:rPr><w:t xml:space="preserve">• Deterministic Prioritisation: Evaluates assessment responses and sorts all six training modules in descending order of urgency:</w:t></w:r></w:p><w:p><w:pPr><w:pStyle w:val="ListParagraph"/><w:numPr><w:ilvl w:val="0"/><w:numId w:val="1"/></w:numPr><w:spacing w:after="80"/></w:pPr><w:r><w:rPr><w:rFonts w:ascii="Calibri" w:hAnsi="Calibri"/><w:sz w:val="22"/></w:rPr><w:t xml:space="preserve">• Priority 2 (High Priority / Priority Need): Risky practice, incorrect scenario choice, or stated uncertainty.</w:t></w:r></w:p><w:p><w:pPr><w:pStyle w:val="ListParagraph"/><w:numPr><w:ilvl w:val="0"/><w:numId w:val="1"/></w:numPr><w:spacing w:after="80"/></w:pPr><w:r><w:rPr><w:rFonts w:ascii="Calibri" w:hAnsi="Calibri"/><w:sz w:val="22"/></w:rPr><w:t xml:space="preserve">• Priority 1 (Recommended Next / Intermediate Need): Partially protective practice or incomplete understanding.</w:t></w:r></w:p><w:p><w:pPr><w:pStyle w:val="ListParagraph"/><w:numPr><w:ilvl w:val="0"/><w:numId w:val="1"/></w:numPr><w:spacing w:after="80"/></w:pPr><w:r><w:rPr><w:rFonts w:ascii="Calibri" w:hAnsi="Calibri"/><w:sz w:val="22"/></w:rPr><w:t xml:space="preserve">• Priority 0 (Refresher): Verified protective practice or correct scenario answer.</w:t></w:r></w:p><w:p><w:pPr><w:pStyle w:val="ListParagraph"/><w:numPr><w:ilvl w:val="0"/><w:numId w:val="1"/></w:numPr><w:spacing w:after="80"/></w:pPr><w:r><w:rPr><w:rFonts w:ascii="Calibri" w:hAnsi="Calibri"/><w:sz w:val="22"/></w:rPr><w:t xml:space="preserve">• Transparency &amp; Explanations: Displays a dedicated explanation for every module, directly linking the recommendation to the learner&apos;s specific assessment choice.</w:t></w:r></w:p><w:p><w:pPr><w:pStyle w:val="ListParagraph"/><w:numPr><w:ilvl w:val="0"/><w:numId w:val="1"/></w:numPr><w:spacing w:after="80"/></w:pPr><w:r><w:rPr><w:rFonts w:ascii="Calibri" w:hAnsi="Calibri"/><w:sz w:val="22"/></w:rPr><w:t xml:space="preserve">• Refresher Branching: If all responses are protective, presents an affirmative *&quot;Refresher Pathway&quot;* preserving learning engagement.</w:t></w:r></w:p><w:p><w:pPr><w:pStyle w:val="Heading3"/><w:spacing w:before="200" w:after="80"/></w:pPr><w:r><w:rPr><w:rFonts w:ascii="Calibri" w:hAnsi="Calibri"/><w:b/><w:sz w:val="24"/><w:color w:val="334155"/></w:rPr><w:t>Screen 4: Training Module &amp; Interactive Reassessment</w:t></w:r></w:p><w:p><w:pPr><w:pStyle w:val="ListParagraph"/><w:numPr><w:ilvl w:val="0"/><w:numId w:val="1"/></w:numPr><w:spacing w:after="80"/></w:pPr><w:r><w:rPr><w:rFonts w:ascii="Calibri" w:hAnsi="Calibri"/><w:sz w:val="22"/></w:rPr><w:t xml:space="preserve">• Modular Structure: Each of the six modules contains:</w:t></w:r></w:p><w:p><w:pPr><w:spacing w:after="140" w:line="276" w:lineRule="auto"/></w:pPr><w:r><w:rPr><w:rFonts w:ascii="Calibri" w:hAnsi="Calibri"/><w:sz w:val="22"/><w:color w:val="1D2530"/></w:rPr><w:t xml:space="preserve">1. *Authoritative Guidance:* Plain-language summaries drawn from NCSC UK, NIST SP 800-50r1, CISA, and ENISA.</w:t></w:r></w:p><w:p><w:pPr><w:spacing w:after="140" w:line="276" w:lineRule="auto"/></w:pPr><w:r><w:rPr><w:rFonts w:ascii="Calibri" w:hAnsi="Calibri"/><w:sz w:val="22"/><w:color w:val="1D2530"/></w:rPr><w:t xml:space="preserve">2. *Practical Scenario Decision:* A realistic campus context with instant formative feedback explaining correct and incorrect options.</w:t></w:r></w:p><w:p><w:pPr><w:spacing w:after="140" w:line="276" w:lineRule="auto"/></w:pPr><w:r><w:rPr><w:rFonts w:ascii="Calibri" w:hAnsi="Calibri"/><w:sz w:val="22"/><w:color w:val="1D2530"/></w:rPr><w:t xml:space="preserve">3. *Follow-Up Reassessment Item:* A distinct diagnostic question to measure immediate comprehension.</w:t></w:r></w:p><w:p><w:pPr><w:pStyle w:val="ListParagraph"/><w:numPr><w:ilvl w:val="0"/><w:numId w:val="1"/></w:numPr><w:spacing w:after="80"/></w:pPr><w:r><w:rPr><w:rFonts w:ascii="Calibri" w:hAnsi="Calibri"/><w:sz w:val="22"/></w:rPr><w:t xml:space="preserve">• Safe Sandbox: Uses strictly reserved domain names (`example.com`, `.invalid`) and hypothetical institutional contact points (*&quot;your university&apos;s verified IT or security reporting channel&quot;*).</w:t></w:r></w:p><w:p><w:pPr><w:pStyle w:val="Heading3"/><w:spacing w:before="200" w:after="80"/></w:pPr><w:r><w:rPr><w:rFonts w:ascii="Calibri" w:hAnsi="Calibri"/><w:b/><w:sz w:val="24"/><w:color w:val="334155"/></w:rPr><w:t>Screen 5: Feedback &amp; Pathway Adaptation</w:t></w:r></w:p><w:p><w:pPr><w:pStyle w:val="ListParagraph"/><w:numPr><w:ilvl w:val="0"/><w:numId w:val="1"/></w:numPr><w:spacing w:after="80"/></w:pPr><w:r><w:rPr><w:rFonts w:ascii="Calibri" w:hAnsi="Calibri"/><w:sz w:val="22"/></w:rPr><w:t xml:space="preserve">• Adaptive Recalculation:</w:t></w:r></w:p><w:p><w:pPr><w:pStyle w:val="ListParagraph"/><w:numPr><w:ilvl w:val="0"/><w:numId w:val="1"/></w:numPr><w:spacing w:after="80"/></w:pPr><w:r><w:rPr><w:rFonts w:ascii="Calibri" w:hAnsi="Calibri"/><w:sz w:val="22"/></w:rPr><w:t xml:space="preserve">• Correct Reassessment: Reduces the module&apos;s priority level by one step ($\text{Priority } 2 \to 1$ or $\text{Priority } 1 \to 0$, bounded at $0$).</w:t></w:r></w:p><w:p><w:pPr><w:pStyle w:val="ListParagraph"/><w:numPr><w:ilvl w:val="0"/><w:numId w:val="1"/></w:numPr><w:spacing w:after="80"/></w:pPr><w:r><w:rPr><w:rFonts w:ascii="Calibri" w:hAnsi="Calibri"/><w:sz w:val="22"/></w:rPr><w:t xml:space="preserve">• Incorrect / Uncertain Reassessment: Retains the existing priority level and provides remedial feedback.</w:t></w:r></w:p><w:p><w:pPr><w:pStyle w:val="ListParagraph"/><w:numPr><w:ilvl w:val="0"/><w:numId w:val="1"/></w:numPr><w:spacing w:after="80"/></w:pPr><w:r><w:rPr><w:rFonts w:ascii="Calibri" w:hAnsi="Calibri"/><w:sz w:val="22"/></w:rPr><w:t xml:space="preserve">• Dynamic Re-sorting: Re-sorts the entire learning pathway in real time using the canonical tie-breaking rule.</w:t></w:r></w:p><w:p><w:pPr><w:pStyle w:val="ListParagraph"/><w:numPr><w:ilvl w:val="0"/><w:numId w:val="1"/></w:numPr><w:spacing w:after="80"/></w:pPr><w:r><w:rPr><w:rFonts w:ascii="Calibri" w:hAnsi="Calibri"/><w:sz w:val="22"/></w:rPr><w:t xml:space="preserve">• Separation of Completion vs Performance: Module completion status is recorded independently; completing an activity without demonstrating correct reassessment does not lower its priority.</w:t></w:r></w:p><w:p><w:pPr><w:pStyle w:val="ListParagraph"/><w:numPr><w:ilvl w:val="0"/><w:numId w:val="1"/></w:numPr><w:spacing w:after="80"/></w:pPr><w:r><w:rPr><w:rFonts w:ascii="Calibri" w:hAnsi="Calibri"/><w:sz w:val="22"/></w:rPr><w:t xml:space="preserve">• Research Disclaimer: Explicitly notes that a single correct answer does not constitute proof of long-term behavioural change or permanent mastery.</w:t></w:r></w:p><w:p><w:pPr><w:spacing w:after="140" w:line="276" w:lineRule="auto"/></w:pPr><w:r><w:rPr><w:rFonts w:ascii="Calibri" w:hAnsi="Calibri"/><w:sz w:val="22"/><w:color w:val="1D2530"/></w:rPr><w:t xml:space="preserve">---</w:t></w:r></w:p><w:p><w:pPr><w:pStyle w:val="Heading2"/><w:spacing w:before="280" w:after="120"/></w:pPr><w:r><w:rPr><w:rFonts w:ascii="Calibri" w:hAnsi="Calibri"/><w:b/><w:sz w:val="28"/><w:color w:val="1D2530"/></w:rPr><w:t>3. Comprehensive Diagnostic Mapping and Rule Specifications</w:t></w:r></w:p><w:p><w:pPr><w:spacing w:after="140" w:line="276" w:lineRule="auto"/></w:pPr><w:r><w:rPr><w:rFonts w:ascii="Calibri" w:hAnsi="Calibri"/><w:sz w:val="22"/><w:color w:val="1D2530"/></w:rPr><w:t xml:space="preserve">Every diagnostic response is mapped deterministically to an internal priority level ($2, 1, 0$), a learner-facing label, and an explanatory justification.</w:t></w:r></w:p><w:p><w:pPr><w:pStyle w:val="Heading3"/><w:spacing w:before="200" w:after="80"/></w:pPr><w:r><w:rPr><w:rFonts w:ascii="Calibri" w:hAnsi="Calibri"/><w:b/><w:sz w:val="24"/><w:color w:val="334155"/></w:rPr><w:t>Table 3.1: Complete Answer-to-Priority Mapping Rules</w:t></w:r></w:p><w:tbl><w:tblPr><w:tblW w:w="0" w:type="auto"/><w:tblBorders><w:top w:val="single" w:sz="4" w:space="0" w:color="CCCCCC"/><w:bottom w:val="single" w:sz="4" w:space="0" w:color="CCCCCC"/><w:insideH w:val="single" w:sz="4" w:space="0" w:color="EEEEEE"/><w:insideV w:val="none"/></w:tblBorders></w:tblPr><w:tr><w:tc><w:tcPr><w:tcW w:w="2000" w:type="dxa"/><w:shd w:val="clear" w:color="auto" w:fill="F0F4F8"/></w:tcPr><w:p><w:r><w:rPr><w:rFonts w:ascii="Calibri" w:hAnsi="Calibri"/><w:sz w:val="20"/><w:b/></w:rPr><w:t xml:space="preserve">Question &amp; Item ID</w:t></w:r></w:p></w:tc><w:tc><w:tcPr><w:tcW w:w="2000" w:type="dxa"/><w:shd w:val="clear" w:color="auto" w:fill="F0F4F8"/></w:tcPr><w:p><w:r><w:rPr><w:rFonts w:ascii="Calibri" w:hAnsi="Calibri"/><w:sz w:val="20"/><w:b/></w:rPr><w:t xml:space="preserve">Response Option Text</w:t></w:r></w:p></w:tc><w:tc><w:tcPr><w:tcW w:w="2000" w:type="dxa"/><w:shd w:val="clear" w:color="auto" w:fill="F0F4F8"/></w:tcPr><w:p><w:r><w:rPr><w:rFonts w:ascii="Calibri" w:hAnsi="Calibri"/><w:sz w:val="20"/><w:b/></w:rPr><w:t xml:space="preserve">Internal Priority</w:t></w:r></w:p></w:tc><w:tc><w:tcPr><w:tcW w:w="2000" w:type="dxa"/><w:shd w:val="clear" w:color="auto" w:fill="F0F4F8"/></w:tcPr><w:p><w:r><w:rPr><w:rFonts w:ascii="Calibri" w:hAnsi="Calibri"/><w:sz w:val="20"/><w:b/></w:rPr><w:t xml:space="preserve">Learner-Facing Label</w:t></w:r></w:p></w:tc><w:tc><w:tcPr><w:tcW w:w="2000" w:type="dxa"/><w:shd w:val="clear" w:color="auto" w:fill="F0F4F8"/></w:tcPr><w:p><w:r><w:rPr><w:rFonts w:ascii="Calibri" w:hAnsi="Calibri"/><w:sz w:val="20"/><w:b/></w:rPr><w:t xml:space="preserve">Displayed Recommendation Justification</w:t></w:r></w:p></w:tc></w:tr><w:tr><w:tc><w:tcPr><w:tcW w:w="2000" w:type="dxa"/></w:tcPr><w:p><w:r><w:rPr><w:rFonts w:ascii="Calibri" w:hAnsi="Calibri"/><w:sz w:val="20"/></w:rPr><w:t xml:space="preserve">**Q1: Password Practices** (`q1_password`)</w:t></w:r></w:p></w:tc><w:tc><w:tcPr><w:tcW w:w="2000" w:type="dxa"/></w:tcPr><w:p><w:r><w:rPr><w:rFonts w:ascii="Calibri" w:hAnsi="Calibri"/><w:sz w:val="20"/></w:rPr><w:t xml:space="preserve">`q1_risky`: Use memorable personal details or reuse passwords across multiple accounts.</w:t></w:r></w:p></w:tc><w:tc><w:tcPr><w:tcW w:w="2000" w:type="dxa"/></w:tcPr><w:p><w:r><w:rPr><w:rFonts w:ascii="Calibri" w:hAnsi="Calibri"/><w:sz w:val="20"/></w:rPr><w:t xml:space="preserve">**2**</w:t></w:r></w:p></w:tc><w:tc><w:tcPr><w:tcW w:w="2000" w:type="dxa"/></w:tcPr><w:p><w:r><w:rPr><w:rFonts w:ascii="Calibri" w:hAnsi="Calibri"/><w:sz w:val="20"/></w:rPr><w:t xml:space="preserve">High Priority</w:t></w:r></w:p></w:tc><w:tc><w:tcPr><w:tcW w:w="2000" w:type="dxa"/></w:tcPr><w:p><w:r><w:rPr><w:rFonts w:ascii="Calibri" w:hAnsi="Calibri"/><w:sz w:val="20"/></w:rPr><w:t xml:space="preserve">Your answer indicates that you use memorable personal details or reuse passwords across multiple accounts.</w:t></w:r></w:p></w:tc></w:tr><w:tr><w:tc><w:tcPr><w:tcW w:w="2000" w:type="dxa"/></w:tcPr><w:p><w:r><w:rPr><w:rFonts w:ascii="Calibri" w:hAnsi="Calibri"/><w:sz w:val="20"/></w:rPr><w:t xml:space="preserve"></w:t></w:r></w:p></w:tc><w:tc><w:tcPr><w:tcW w:w="2000" w:type="dxa"/></w:tcPr><w:p><w:r><w:rPr><w:rFonts w:ascii="Calibri" w:hAnsi="Calibri"/><w:sz w:val="20"/></w:rPr><w:t xml:space="preserve">`q1_partial`: Different passwords for main accounts, but no password manager or MFA everywhere.</w:t></w:r></w:p></w:tc><w:tc><w:tcPr><w:tcW w:w="2000" w:type="dxa"/></w:tcPr><w:p><w:r><w:rPr><w:rFonts w:ascii="Calibri" w:hAnsi="Calibri"/><w:sz w:val="20"/></w:rPr><w:t xml:space="preserve">**1**</w:t></w:r></w:p></w:tc><w:tc><w:tcPr><w:tcW w:w="2000" w:type="dxa"/></w:tcPr><w:p><w:r><w:rPr><w:rFonts w:ascii="Calibri" w:hAnsi="Calibri"/><w:sz w:val="20"/></w:rPr><w:t xml:space="preserve">Recommended Next</w:t></w:r></w:p></w:tc><w:tc><w:tcPr><w:tcW w:w="2000" w:type="dxa"/></w:tcPr><w:p><w:r><w:rPr><w:rFonts w:ascii="Calibri" w:hAnsi="Calibri"/><w:sz w:val="20"/></w:rPr><w:t xml:space="preserve">Your answer indicates that you create different passwords but do not consistently use a password manager or MFA.</w:t></w:r></w:p></w:tc></w:tr><w:tr><w:tc><w:tcPr><w:tcW w:w="2000" w:type="dxa"/></w:tcPr><w:p><w:r><w:rPr><w:rFonts w:ascii="Calibri" w:hAnsi="Calibri"/><w:sz w:val="20"/></w:rPr><w:t xml:space="preserve"></w:t></w:r></w:p></w:tc><w:tc><w:tcPr><w:tcW w:w="2000" w:type="dxa"/></w:tcPr><w:p><w:r><w:rPr><w:rFonts w:ascii="Calibri" w:hAnsi="Calibri"/><w:sz w:val="20"/></w:rPr><w:t xml:space="preserve">`q1_protective`: Unique, strong passphrases or password manager, with MFA enabled where available.</w:t></w:r></w:p></w:tc><w:tc><w:tcPr><w:tcW w:w="2000" w:type="dxa"/></w:tcPr><w:p><w:r><w:rPr><w:rFonts w:ascii="Calibri" w:hAnsi="Calibri"/><w:sz w:val="20"/></w:rPr><w:t xml:space="preserve">**0**</w:t></w:r></w:p></w:tc><w:tc><w:tcPr><w:tcW w:w="2000" w:type="dxa"/></w:tcPr><w:p><w:r><w:rPr><w:rFonts w:ascii="Calibri" w:hAnsi="Calibri"/><w:sz w:val="20"/></w:rPr><w:t xml:space="preserve">Refresher</w:t></w:r></w:p></w:tc><w:tc><w:tcPr><w:tcW w:w="2000" w:type="dxa"/></w:tcPr><w:p><w:r><w:rPr><w:rFonts w:ascii="Calibri" w:hAnsi="Calibri"/><w:sz w:val="20"/></w:rPr><w:t xml:space="preserve">Your answer demonstrates protective password habits (unique passphrases, password manager, and MFA).</w:t></w:r></w:p></w:tc></w:tr><w:tr><w:tc><w:tcPr><w:tcW w:w="2000" w:type="dxa"/></w:tcPr><w:p><w:r><w:rPr><w:rFonts w:ascii="Calibri" w:hAnsi="Calibri"/><w:sz w:val="20"/></w:rPr><w:t xml:space="preserve"></w:t></w:r></w:p></w:tc><w:tc><w:tcPr><w:tcW w:w="2000" w:type="dxa"/></w:tcPr><w:p><w:r><w:rPr><w:rFonts w:ascii="Calibri" w:hAnsi="Calibri"/><w:sz w:val="20"/></w:rPr><w:t xml:space="preserve">`q1_unsure`: Not sure what constitutes a secure password management strategy.</w:t></w:r></w:p></w:tc><w:tc><w:tcPr><w:tcW w:w="2000" w:type="dxa"/></w:tcPr><w:p><w:r><w:rPr><w:rFonts w:ascii="Calibri" w:hAnsi="Calibri"/><w:sz w:val="20"/></w:rPr><w:t xml:space="preserve">**2**</w:t></w:r></w:p></w:tc><w:tc><w:tcPr><w:tcW w:w="2000" w:type="dxa"/></w:tcPr><w:p><w:r><w:rPr><w:rFonts w:ascii="Calibri" w:hAnsi="Calibri"/><w:sz w:val="20"/></w:rPr><w:t xml:space="preserve">High Priority</w:t></w:r></w:p></w:tc><w:tc><w:tcPr><w:tcW w:w="2000" w:type="dxa"/></w:tcPr><w:p><w:r><w:rPr><w:rFonts w:ascii="Calibri" w:hAnsi="Calibri"/><w:sz w:val="20"/></w:rPr><w:t xml:space="preserve">You indicated uncertainty about password creation and account protection strategies.</w:t></w:r></w:p></w:tc></w:tr><w:tr><w:tc><w:tcPr><w:tcW w:w="2000" w:type="dxa"/></w:tcPr><w:p><w:r><w:rPr><w:rFonts w:ascii="Calibri" w:hAnsi="Calibri"/><w:sz w:val="20"/></w:rPr><w:t xml:space="preserve">**Q2: Phishing Scenario** (`q2_phishing`)</w:t></w:r></w:p></w:tc><w:tc><w:tcPr><w:tcW w:w="2000" w:type="dxa"/></w:tcPr><w:p><w:r><w:rPr><w:rFonts w:ascii="Calibri" w:hAnsi="Calibri"/><w:sz w:val="20"/></w:rPr><w:t xml:space="preserve">`q2_risky`: Click the urgent portal link immediately to prevent suspension.</w:t></w:r></w:p></w:tc><w:tc><w:tcPr><w:tcW w:w="2000" w:type="dxa"/></w:tcPr><w:p><w:r><w:rPr><w:rFonts w:ascii="Calibri" w:hAnsi="Calibri"/><w:sz w:val="20"/></w:rPr><w:t xml:space="preserve">**2**</w:t></w:r></w:p></w:tc><w:tc><w:tcPr><w:tcW w:w="2000" w:type="dxa"/></w:tcPr><w:p><w:r><w:rPr><w:rFonts w:ascii="Calibri" w:hAnsi="Calibri"/><w:sz w:val="20"/></w:rPr><w:t xml:space="preserve">High Priority</w:t></w:r></w:p></w:tc><w:tc><w:tcPr><w:tcW w:w="2000" w:type="dxa"/></w:tcPr><w:p><w:r><w:rPr><w:rFonts w:ascii="Calibri" w:hAnsi="Calibri"/><w:sz w:val="20"/></w:rPr><w:t xml:space="preserve">In the scenario, you selected clicking an unverified link, which exposes your account to credential theft.</w:t></w:r></w:p></w:tc></w:tr><w:tr><w:tc><w:tcPr><w:tcW w:w="2000" w:type="dxa"/></w:tcPr><w:p><w:r><w:rPr><w:rFonts w:ascii="Calibri" w:hAnsi="Calibri"/><w:sz w:val="20"/></w:rPr><w:t xml:space="preserve"></w:t></w:r></w:p></w:tc><w:tc><w:tcPr><w:tcW w:w="2000" w:type="dxa"/></w:tcPr><w:p><w:r><w:rPr><w:rFonts w:ascii="Calibri" w:hAnsi="Calibri"/><w:sz w:val="20"/></w:rPr><w:t xml:space="preserve">`q2_partial`: Reply directly to the email asking the sender to confirm authenticity.</w:t></w:r></w:p></w:tc><w:tc><w:tcPr><w:tcW w:w="2000" w:type="dxa"/></w:tcPr><w:p><w:r><w:rPr><w:rFonts w:ascii="Calibri" w:hAnsi="Calibri"/><w:sz w:val="20"/></w:rPr><w:t xml:space="preserve">**1**</w:t></w:r></w:p></w:tc><w:tc><w:tcPr><w:tcW w:w="2000" w:type="dxa"/></w:tcPr><w:p><w:r><w:rPr><w:rFonts w:ascii="Calibri" w:hAnsi="Calibri"/><w:sz w:val="20"/></w:rPr><w:t xml:space="preserve">Recommended Next</w:t></w:r></w:p></w:tc><w:tc><w:tcPr><w:tcW w:w="2000" w:type="dxa"/></w:tcPr><w:p><w:r><w:rPr><w:rFonts w:ascii="Calibri" w:hAnsi="Calibri"/><w:sz w:val="20"/></w:rPr><w:t xml:space="preserve">In the scenario, you chose to reply directly to the suspicious sender rather than verifying independently.</w:t></w:r></w:p></w:tc></w:tr><w:tr><w:tc><w:tcPr><w:tcW w:w="2000" w:type="dxa"/></w:tcPr><w:p><w:r><w:rPr><w:rFonts w:ascii="Calibri" w:hAnsi="Calibri"/><w:sz w:val="20"/></w:rPr><w:t xml:space="preserve"></w:t></w:r></w:p></w:tc><w:tc><w:tcPr><w:tcW w:w="2000" w:type="dxa"/></w:tcPr><w:p><w:r><w:rPr><w:rFonts w:ascii="Calibri" w:hAnsi="Calibri"/><w:sz w:val="20"/></w:rPr><w:t xml:space="preserve">`q2_protective`: Do not click the link; navigate independently via bookmarks/official site.</w:t></w:r></w:p></w:tc><w:tc><w:tcPr><w:tcW w:w="2000" w:type="dxa"/></w:tcPr><w:p><w:r><w:rPr><w:rFonts w:ascii="Calibri" w:hAnsi="Calibri"/><w:sz w:val="20"/></w:rPr><w:t xml:space="preserve">**0**</w:t></w:r></w:p></w:tc><w:tc><w:tcPr><w:tcW w:w="2000" w:type="dxa"/></w:tcPr><w:p><w:r><w:rPr><w:rFonts w:ascii="Calibri" w:hAnsi="Calibri"/><w:sz w:val="20"/></w:rPr><w:t xml:space="preserve">Refresher</w:t></w:r></w:p></w:tc><w:tc><w:tcPr><w:tcW w:w="2000" w:type="dxa"/></w:tcPr><w:p><w:r><w:rPr><w:rFonts w:ascii="Calibri" w:hAnsi="Calibri"/><w:sz w:val="20"/></w:rPr><w:t xml:space="preserve">In the scenario, you correctly chose to verify account status independently via official university channels.</w:t></w:r></w:p></w:tc></w:tr><w:tr><w:tc><w:tcPr><w:tcW w:w="2000" w:type="dxa"/></w:tcPr><w:p><w:r><w:rPr><w:rFonts w:ascii="Calibri" w:hAnsi="Calibri"/><w:sz w:val="20"/></w:rPr><w:t xml:space="preserve"></w:t></w:r></w:p></w:tc><w:tc><w:tcPr><w:tcW w:w="2000" w:type="dxa"/></w:tcPr><w:p><w:r><w:rPr><w:rFonts w:ascii="Calibri" w:hAnsi="Calibri"/><w:sz w:val="20"/></w:rPr><w:t xml:space="preserve">`q2_unsure`: Not sure how to verify whether the message is genuine.</w:t></w:r></w:p></w:tc><w:tc><w:tcPr><w:tcW w:w="2000" w:type="dxa"/></w:tcPr><w:p><w:r><w:rPr><w:rFonts w:ascii="Calibri" w:hAnsi="Calibri"/><w:sz w:val="20"/></w:rPr><w:t xml:space="preserve">**2**</w:t></w:r></w:p></w:tc><w:tc><w:tcPr><w:tcW w:w="2000" w:type="dxa"/></w:tcPr><w:p><w:r><w:rPr><w:rFonts w:ascii="Calibri" w:hAnsi="Calibri"/><w:sz w:val="20"/></w:rPr><w:t xml:space="preserve">High Priority</w:t></w:r></w:p></w:tc><w:tc><w:tcPr><w:tcW w:w="2000" w:type="dxa"/></w:tcPr><w:p><w:r><w:rPr><w:rFonts w:ascii="Calibri" w:hAnsi="Calibri"/><w:sz w:val="20"/></w:rPr><w:t xml:space="preserve">You indicated uncertainty about identifying and verifying suspicious messages.</w:t></w:r></w:p></w:tc></w:tr><w:tr><w:tc><w:tcPr><w:tcW w:w="2000" w:type="dxa"/></w:tcPr><w:p><w:r><w:rPr><w:rFonts w:ascii="Calibri" w:hAnsi="Calibri"/><w:sz w:val="20"/></w:rPr><w:t xml:space="preserve">**Q3: Privacy Settings** (`q3_privacy`)</w:t></w:r></w:p></w:tc><w:tc><w:tcPr><w:tcW w:w="2000" w:type="dxa"/></w:tcPr><w:p><w:r><w:rPr><w:rFonts w:ascii="Calibri" w:hAnsi="Calibri"/><w:sz w:val="20"/></w:rPr><w:t xml:space="preserve">`q3_risky`: Rarely or never review permissions; accept defaults and public visibility.</w:t></w:r></w:p></w:tc><w:tc><w:tcPr><w:tcW w:w="2000" w:type="dxa"/></w:tcPr><w:p><w:r><w:rPr><w:rFonts w:ascii="Calibri" w:hAnsi="Calibri"/><w:sz w:val="20"/></w:rPr><w:t xml:space="preserve">**2**</w:t></w:r></w:p></w:tc><w:tc><w:tcPr><w:tcW w:w="2000" w:type="dxa"/></w:tcPr><w:p><w:r><w:rPr><w:rFonts w:ascii="Calibri" w:hAnsi="Calibri"/><w:sz w:val="20"/></w:rPr><w:t xml:space="preserve">High Priority</w:t></w:r></w:p></w:tc><w:tc><w:tcPr><w:tcW w:w="2000" w:type="dxa"/></w:tcPr><w:p><w:r><w:rPr><w:rFonts w:ascii="Calibri" w:hAnsi="Calibri"/><w:sz w:val="20"/></w:rPr><w:t xml:space="preserve">Your answer indicates that you rarely or never review app privacy permissions or restrict default sharing.</w:t></w:r></w:p></w:tc></w:tr><w:tr><w:tc><w:tcPr><w:tcW w:w="2000" w:type="dxa"/></w:tcPr><w:p><w:r><w:rPr><w:rFonts w:ascii="Calibri" w:hAnsi="Calibri"/><w:sz w:val="20"/></w:rPr><w:t xml:space="preserve"></w:t></w:r></w:p></w:tc><w:tc><w:tcPr><w:tcW w:w="2000" w:type="dxa"/></w:tcPr><w:p><w:r><w:rPr><w:rFonts w:ascii="Calibri" w:hAnsi="Calibri"/><w:sz w:val="20"/></w:rPr><w:t xml:space="preserve">`q3_partial`: Occasionally review settings, but only after prompted or after news incidents.</w:t></w:r></w:p></w:tc><w:tc><w:tcPr><w:tcW w:w="2000" w:type="dxa"/></w:tcPr><w:p><w:r><w:rPr><w:rFonts w:ascii="Calibri" w:hAnsi="Calibri"/><w:sz w:val="20"/></w:rPr><w:t xml:space="preserve">**1**</w:t></w:r></w:p></w:tc><w:tc><w:tcPr><w:tcW w:w="2000" w:type="dxa"/></w:tcPr><w:p><w:r><w:rPr><w:rFonts w:ascii="Calibri" w:hAnsi="Calibri"/><w:sz w:val="20"/></w:rPr><w:t xml:space="preserve">Recommended Next</w:t></w:r></w:p></w:tc><w:tc><w:tcPr><w:tcW w:w="2000" w:type="dxa"/></w:tcPr><w:p><w:r><w:rPr><w:rFonts w:ascii="Calibri" w:hAnsi="Calibri"/><w:sz w:val="20"/></w:rPr><w:t xml:space="preserve">Your answer indicates that you occasionally review privacy settings, but only after prompted or in response to news.</w:t></w:r></w:p></w:tc></w:tr><w:tr><w:tc><w:tcPr><w:tcW w:w="2000" w:type="dxa"/></w:tcPr><w:p><w:r><w:rPr><w:rFonts w:ascii="Calibri" w:hAnsi="Calibri"/><w:sz w:val="20"/></w:rPr><w:t xml:space="preserve"></w:t></w:r></w:p></w:tc><w:tc><w:tcPr><w:tcW w:w="2000" w:type="dxa"/></w:tcPr><w:p><w:r><w:rPr><w:rFonts w:ascii="Calibri" w:hAnsi="Calibri"/><w:sz w:val="20"/></w:rPr><w:t xml:space="preserve">`q3_protective`: Regularly restrict profile visibility, location tracking, and third-party sharing.</w:t></w:r></w:p></w:tc><w:tc><w:tcPr><w:tcW w:w="2000" w:type="dxa"/></w:tcPr><w:p><w:r><w:rPr><w:rFonts w:ascii="Calibri" w:hAnsi="Calibri"/><w:sz w:val="20"/></w:rPr><w:t xml:space="preserve">**0**</w:t></w:r></w:p></w:tc><w:tc><w:tcPr><w:tcW w:w="2000" w:type="dxa"/></w:tcPr><w:p><w:r><w:rPr><w:rFonts w:ascii="Calibri" w:hAnsi="Calibri"/><w:sz w:val="20"/></w:rPr><w:t xml:space="preserve">Refresher</w:t></w:r></w:p></w:tc><w:tc><w:tcPr><w:tcW w:w="2000" w:type="dxa"/></w:tcPr><w:p><w:r><w:rPr><w:rFonts w:ascii="Calibri" w:hAnsi="Calibri"/><w:sz w:val="20"/></w:rPr><w:t xml:space="preserve">Your answer demonstrates regular, proactive auditing of app permissions and public visibility.</w:t></w:r></w:p></w:tc></w:tr><w:tr><w:tc><w:tcPr><w:tcW w:w="2000" w:type="dxa"/></w:tcPr><w:p><w:r><w:rPr><w:rFonts w:ascii="Calibri" w:hAnsi="Calibri"/><w:sz w:val="20"/></w:rPr><w:t xml:space="preserve"></w:t></w:r></w:p></w:tc><w:tc><w:tcPr><w:tcW w:w="2000" w:type="dxa"/></w:tcPr><w:p><w:r><w:rPr><w:rFonts w:ascii="Calibri" w:hAnsi="Calibri"/><w:sz w:val="20"/></w:rPr><w:t xml:space="preserve">`q3_unsure`: Not sure where to locate or adjust application privacy permissions.</w:t></w:r></w:p></w:tc><w:tc><w:tcPr><w:tcW w:w="2000" w:type="dxa"/></w:tcPr><w:p><w:r><w:rPr><w:rFonts w:ascii="Calibri" w:hAnsi="Calibri"/><w:sz w:val="20"/></w:rPr><w:t xml:space="preserve">**2**</w:t></w:r></w:p></w:tc><w:tc><w:tcPr><w:tcW w:w="2000" w:type="dxa"/></w:tcPr><w:p><w:r><w:rPr><w:rFonts w:ascii="Calibri" w:hAnsi="Calibri"/><w:sz w:val="20"/></w:rPr><w:t xml:space="preserve">High Priority</w:t></w:r></w:p></w:tc><w:tc><w:tcPr><w:tcW w:w="2000" w:type="dxa"/></w:tcPr><w:p><w:r><w:rPr><w:rFonts w:ascii="Calibri" w:hAnsi="Calibri"/><w:sz w:val="20"/></w:rPr><w:t xml:space="preserve">You indicated uncertainty about where to find or adjust application privacy settings.</w:t></w:r></w:p></w:tc></w:tr><w:tr><w:tc><w:tcPr><w:tcW w:w="2000" w:type="dxa"/></w:tcPr><w:p><w:r><w:rPr><w:rFonts w:ascii="Calibri" w:hAnsi="Calibri"/><w:sz w:val="20"/></w:rPr><w:t xml:space="preserve">**Q4: Software Updates** (`q4_updates`)</w:t></w:r></w:p></w:tc><w:tc><w:tcPr><w:tcW w:w="2000" w:type="dxa"/></w:tcPr><w:p><w:r><w:rPr><w:rFonts w:ascii="Calibri" w:hAnsi="Calibri"/><w:sz w:val="20"/></w:rPr><w:t xml:space="preserve">`q4_risky`: Postpone or ignore updates for weeks or months due to inconvenience.</w:t></w:r></w:p></w:tc><w:tc><w:tcPr><w:tcW w:w="2000" w:type="dxa"/></w:tcPr><w:p><w:r><w:rPr><w:rFonts w:ascii="Calibri" w:hAnsi="Calibri"/><w:sz w:val="20"/></w:rPr><w:t xml:space="preserve">**2**</w:t></w:r></w:p></w:tc><w:tc><w:tcPr><w:tcW w:w="2000" w:type="dxa"/></w:tcPr><w:p><w:r><w:rPr><w:rFonts w:ascii="Calibri" w:hAnsi="Calibri"/><w:sz w:val="20"/></w:rPr><w:t xml:space="preserve">High Priority</w:t></w:r></w:p></w:tc><w:tc><w:tcPr><w:tcW w:w="2000" w:type="dxa"/></w:tcPr><w:p><w:r><w:rPr><w:rFonts w:ascii="Calibri" w:hAnsi="Calibri"/><w:sz w:val="20"/></w:rPr><w:t xml:space="preserve">Your answer indicates that you frequently postpone or ignore critical security updates for weeks or months.</w:t></w:r></w:p></w:tc></w:tr><w:tr><w:tc><w:tcPr><w:tcW w:w="2000" w:type="dxa"/></w:tcPr><w:p><w:r><w:rPr><w:rFonts w:ascii="Calibri" w:hAnsi="Calibri"/><w:sz w:val="20"/></w:rPr><w:t xml:space="preserve"></w:t></w:r></w:p></w:tc><w:tc><w:tcPr><w:tcW w:w="2000" w:type="dxa"/></w:tcPr><w:p><w:r><w:rPr><w:rFonts w:ascii="Calibri" w:hAnsi="Calibri"/><w:sz w:val="20"/></w:rPr><w:t xml:space="preserve">`q4_partial`: Delay updates for several days, installing only when forced to restart.</w:t></w:r></w:p></w:tc><w:tc><w:tcPr><w:tcW w:w="2000" w:type="dxa"/></w:tcPr><w:p><w:r><w:rPr><w:rFonts w:ascii="Calibri" w:hAnsi="Calibri"/><w:sz w:val="20"/></w:rPr><w:t xml:space="preserve">**1**</w:t></w:r></w:p></w:tc><w:tc><w:tcPr><w:tcW w:w="2000" w:type="dxa"/></w:tcPr><w:p><w:r><w:rPr><w:rFonts w:ascii="Calibri" w:hAnsi="Calibri"/><w:sz w:val="20"/></w:rPr><w:t xml:space="preserve">Recommended Next</w:t></w:r></w:p></w:tc><w:tc><w:tcPr><w:tcW w:w="2000" w:type="dxa"/></w:tcPr><w:p><w:r><w:rPr><w:rFonts w:ascii="Calibri" w:hAnsi="Calibri"/><w:sz w:val="20"/></w:rPr><w:t xml:space="preserve">Your answer indicates that you delay security updates for several days before applying them.</w:t></w:r></w:p></w:tc></w:tr><w:tr><w:tc><w:tcPr><w:tcW w:w="2000" w:type="dxa"/></w:tcPr><w:p><w:r><w:rPr><w:rFonts w:ascii="Calibri" w:hAnsi="Calibri"/><w:sz w:val="20"/></w:rPr><w:t xml:space="preserve"></w:t></w:r></w:p></w:tc><w:tc><w:tcPr><w:tcW w:w="2000" w:type="dxa"/></w:tcPr><w:p><w:r><w:rPr><w:rFonts w:ascii="Calibri" w:hAnsi="Calibri"/><w:sz w:val="20"/></w:rPr><w:t xml:space="preserve">`q4_protective`: Install promptly or have automatic updates enabled for OS and apps.</w:t></w:r></w:p></w:tc><w:tc><w:tcPr><w:tcW w:w="2000" w:type="dxa"/></w:tcPr><w:p><w:r><w:rPr><w:rFonts w:ascii="Calibri" w:hAnsi="Calibri"/><w:sz w:val="20"/></w:rPr><w:t xml:space="preserve">**0**</w:t></w:r></w:p></w:tc><w:tc><w:tcPr><w:tcW w:w="2000" w:type="dxa"/></w:tcPr><w:p><w:r><w:rPr><w:rFonts w:ascii="Calibri" w:hAnsi="Calibri"/><w:sz w:val="20"/></w:rPr><w:t xml:space="preserve">Refresher</w:t></w:r></w:p></w:tc><w:tc><w:tcPr><w:tcW w:w="2000" w:type="dxa"/></w:tcPr><w:p><w:r><w:rPr><w:rFonts w:ascii="Calibri" w:hAnsi="Calibri"/><w:sz w:val="20"/></w:rPr><w:t xml:space="preserve">Your answer demonstrates prompt installation of operating system and application security patches.</w:t></w:r></w:p></w:tc></w:tr><w:tr><w:tc><w:tcPr><w:tcW w:w="2000" w:type="dxa"/></w:tcPr><w:p><w:r><w:rPr><w:rFonts w:ascii="Calibri" w:hAnsi="Calibri"/><w:sz w:val="20"/></w:rPr><w:t xml:space="preserve"></w:t></w:r></w:p></w:tc><w:tc><w:tcPr><w:tcW w:w="2000" w:type="dxa"/></w:tcPr><w:p><w:r><w:rPr><w:rFonts w:ascii="Calibri" w:hAnsi="Calibri"/><w:sz w:val="20"/></w:rPr><w:t xml:space="preserve">`q4_unsure`: Not sure whether software updates provide meaningful security protection.</w:t></w:r></w:p></w:tc><w:tc><w:tcPr><w:tcW w:w="2000" w:type="dxa"/></w:tcPr><w:p><w:r><w:rPr><w:rFonts w:ascii="Calibri" w:hAnsi="Calibri"/><w:sz w:val="20"/></w:rPr><w:t xml:space="preserve">**2**</w:t></w:r></w:p></w:tc><w:tc><w:tcPr><w:tcW w:w="2000" w:type="dxa"/></w:tcPr><w:p><w:r><w:rPr><w:rFonts w:ascii="Calibri" w:hAnsi="Calibri"/><w:sz w:val="20"/></w:rPr><w:t xml:space="preserve">High Priority</w:t></w:r></w:p></w:tc><w:tc><w:tcPr><w:tcW w:w="2000" w:type="dxa"/></w:tcPr><w:p><w:r><w:rPr><w:rFonts w:ascii="Calibri" w:hAnsi="Calibri"/><w:sz w:val="20"/></w:rPr><w:t xml:space="preserve">You indicated uncertainty about the security role and importance of software updates.</w:t></w:r></w:p></w:tc></w:tr><w:tr><w:tc><w:tcPr><w:tcW w:w="2000" w:type="dxa"/></w:tcPr><w:p><w:r><w:rPr><w:rFonts w:ascii="Calibri" w:hAnsi="Calibri"/><w:sz w:val="20"/></w:rPr><w:t xml:space="preserve">**Q5: Susceptibility Belief** (`q5_susceptibility`)</w:t></w:r></w:p></w:tc><w:tc><w:tcPr><w:tcW w:w="2000" w:type="dxa"/></w:tcPr><w:p><w:r><w:rPr><w:rFonts w:ascii="Calibri" w:hAnsi="Calibri"/><w:sz w:val="20"/></w:rPr><w:t xml:space="preserve">`q5_risky`: Hackers only target banks and large firms; ordinary students have nothing of value.</w:t></w:r></w:p></w:tc><w:tc><w:tcPr><w:tcW w:w="2000" w:type="dxa"/></w:tcPr><w:p><w:r><w:rPr><w:rFonts w:ascii="Calibri" w:hAnsi="Calibri"/><w:sz w:val="20"/></w:rPr><w:t xml:space="preserve">**2**</w:t></w:r></w:p></w:tc><w:tc><w:tcPr><w:tcW w:w="2000" w:type="dxa"/></w:tcPr><w:p><w:r><w:rPr><w:rFonts w:ascii="Calibri" w:hAnsi="Calibri"/><w:sz w:val="20"/></w:rPr><w:t xml:space="preserve">High Priority</w:t></w:r></w:p></w:tc><w:tc><w:tcPr><w:tcW w:w="2000" w:type="dxa"/></w:tcPr><w:p><w:r><w:rPr><w:rFonts w:ascii="Calibri" w:hAnsi="Calibri"/><w:sz w:val="20"/></w:rPr><w:t xml:space="preserve">Your answer reflects the belief that hackers only target large organisations and that student accounts hold no value.</w:t></w:r></w:p></w:tc></w:tr><w:tr><w:tc><w:tcPr><w:tcW w:w="2000" w:type="dxa"/></w:tcPr><w:p><w:r><w:rPr><w:rFonts w:ascii="Calibri" w:hAnsi="Calibri"/><w:sz w:val="20"/></w:rPr><w:t xml:space="preserve"></w:t></w:r></w:p></w:tc><w:tc><w:tcPr><w:tcW w:w="2000" w:type="dxa"/></w:tcPr><w:p><w:r><w:rPr><w:rFonts w:ascii="Calibri" w:hAnsi="Calibri"/><w:sz w:val="20"/></w:rPr><w:t xml:space="preserve">`q5_partial`: Students targeted occasionally, but only if they have significant savings or high roles.</w:t></w:r></w:p></w:tc><w:tc><w:tcPr><w:tcW w:w="2000" w:type="dxa"/></w:tcPr><w:p><w:r><w:rPr><w:rFonts w:ascii="Calibri" w:hAnsi="Calibri"/><w:sz w:val="20"/></w:rPr><w:t xml:space="preserve">**1**</w:t></w:r></w:p></w:tc><w:tc><w:tcPr><w:tcW w:w="2000" w:type="dxa"/></w:tcPr><w:p><w:r><w:rPr><w:rFonts w:ascii="Calibri" w:hAnsi="Calibri"/><w:sz w:val="20"/></w:rPr><w:t xml:space="preserve">Recommended Next</w:t></w:r></w:p></w:tc><w:tc><w:tcPr><w:tcW w:w="2000" w:type="dxa"/></w:tcPr><w:p><w:r><w:rPr><w:rFonts w:ascii="Calibri" w:hAnsi="Calibri"/><w:sz w:val="20"/></w:rPr><w:t xml:space="preserve">Your answer assumes students are only targeted if they have significant personal savings or high-profile roles.</w:t></w:r></w:p></w:tc></w:tr><w:tr><w:tc><w:tcPr><w:tcW w:w="2000" w:type="dxa"/></w:tcPr><w:p><w:r><w:rPr><w:rFonts w:ascii="Calibri" w:hAnsi="Calibri"/><w:sz w:val="20"/></w:rPr><w:t xml:space="preserve"></w:t></w:r></w:p></w:tc><w:tc><w:tcPr><w:tcW w:w="2000" w:type="dxa"/></w:tcPr><w:p><w:r><w:rPr><w:rFonts w:ascii="Calibri" w:hAnsi="Calibri"/><w:sz w:val="20"/></w:rPr><w:t xml:space="preserve">`q5_protective`: Any student account can be targeted for fraud, credentials, or network gateway access.</w:t></w:r></w:p></w:tc><w:tc><w:tcPr><w:tcW w:w="2000" w:type="dxa"/></w:tcPr><w:p><w:r><w:rPr><w:rFonts w:ascii="Calibri" w:hAnsi="Calibri"/><w:sz w:val="20"/></w:rPr><w:t xml:space="preserve">**0**</w:t></w:r></w:p></w:tc><w:tc><w:tcPr><w:tcW w:w="2000" w:type="dxa"/></w:tcPr><w:p><w:r><w:rPr><w:rFonts w:ascii="Calibri" w:hAnsi="Calibri"/><w:sz w:val="20"/></w:rPr><w:t xml:space="preserve">Refresher</w:t></w:r></w:p></w:tc><w:tc><w:tcPr><w:tcW w:w="2000" w:type="dxa"/></w:tcPr><w:p><w:r><w:rPr><w:rFonts w:ascii="Calibri" w:hAnsi="Calibri"/><w:sz w:val="20"/></w:rPr><w:t xml:space="preserve">Your answer recognises that any student account can be exploited as a valuable gateway into university networks.</w:t></w:r></w:p></w:tc></w:tr><w:tr><w:tc><w:tcPr><w:tcW w:w="2000" w:type="dxa"/></w:tcPr><w:p><w:r><w:rPr><w:rFonts w:ascii="Calibri" w:hAnsi="Calibri"/><w:sz w:val="20"/></w:rPr><w:t xml:space="preserve"></w:t></w:r></w:p></w:tc><w:tc><w:tcPr><w:tcW w:w="2000" w:type="dxa"/></w:tcPr><w:p><w:r><w:rPr><w:rFonts w:ascii="Calibri" w:hAnsi="Calibri"/><w:sz w:val="20"/></w:rPr><w:t xml:space="preserve">`q5_unsure`: Not sure why a cybercriminal would be interested in student accounts or devices.</w:t></w:r></w:p></w:tc><w:tc><w:tcPr><w:tcW w:w="2000" w:type="dxa"/></w:tcPr><w:p><w:r><w:rPr><w:rFonts w:ascii="Calibri" w:hAnsi="Calibri"/><w:sz w:val="20"/></w:rPr><w:t xml:space="preserve">**2**</w:t></w:r></w:p></w:tc><w:tc><w:tcPr><w:tcW w:w="2000" w:type="dxa"/></w:tcPr><w:p><w:r><w:rPr><w:rFonts w:ascii="Calibri" w:hAnsi="Calibri"/><w:sz w:val="20"/></w:rPr><w:t xml:space="preserve">High Priority</w:t></w:r></w:p></w:tc><w:tc><w:tcPr><w:tcW w:w="2000" w:type="dxa"/></w:tcPr><w:p><w:r><w:rPr><w:rFonts w:ascii="Calibri" w:hAnsi="Calibri"/><w:sz w:val="20"/></w:rPr><w:t xml:space="preserve">You indicated uncertainty about why cybercriminals would target university students.</w:t></w:r></w:p></w:tc></w:tr><w:tr><w:tc><w:tcPr><w:tcW w:w="2000" w:type="dxa"/></w:tcPr><w:p><w:r><w:rPr><w:rFonts w:ascii="Calibri" w:hAnsi="Calibri"/><w:sz w:val="20"/></w:rPr><w:t xml:space="preserve">**Q6: Incident Reporting** (`q6_reporting`)</w:t></w:r></w:p></w:tc><w:tc><w:tcPr><w:tcW w:w="2000" w:type="dxa"/></w:tcPr><w:p><w:r><w:rPr><w:rFonts w:ascii="Calibri" w:hAnsi="Calibri"/><w:sz w:val="20"/></w:rPr><w:t xml:space="preserve">`q6_risky`: Do nothing and hope nothing happens, or keep quiet to avoid trouble.</w:t></w:r></w:p></w:tc><w:tc><w:tcPr><w:tcW w:w="2000" w:type="dxa"/></w:tcPr><w:p><w:r><w:rPr><w:rFonts w:ascii="Calibri" w:hAnsi="Calibri"/><w:sz w:val="20"/></w:rPr><w:t xml:space="preserve">**2**</w:t></w:r></w:p></w:tc><w:tc><w:tcPr><w:tcW w:w="2000" w:type="dxa"/></w:tcPr><w:p><w:r><w:rPr><w:rFonts w:ascii="Calibri" w:hAnsi="Calibri"/><w:sz w:val="20"/></w:rPr><w:t xml:space="preserve">High Priority</w:t></w:r></w:p></w:tc><w:tc><w:tcPr><w:tcW w:w="2000" w:type="dxa"/></w:tcPr><w:p><w:r><w:rPr><w:rFonts w:ascii="Calibri" w:hAnsi="Calibri"/><w:sz w:val="20"/></w:rPr><w:t xml:space="preserve">In the scenario, you selected doing nothing or keeping quiet after entering credentials on a suspicious page.</w:t></w:r></w:p></w:tc></w:tr><w:tr><w:tc><w:tcPr><w:tcW w:w="2000" w:type="dxa"/></w:tcPr><w:p><w:r><w:rPr><w:rFonts w:ascii="Calibri" w:hAnsi="Calibri"/><w:sz w:val="20"/></w:rPr><w:t xml:space="preserve"></w:t></w:r></w:p></w:tc><w:tc><w:tcPr><w:tcW w:w="2000" w:type="dxa"/></w:tcPr><w:p><w:r><w:rPr><w:rFonts w:ascii="Calibri" w:hAnsi="Calibri"/><w:sz w:val="20"/></w:rPr><w:t xml:space="preserve">`q6_partial`: Try to fix the problem alone without alerting anyone or changing password.</w:t></w:r></w:p></w:tc><w:tc><w:tcPr><w:tcW w:w="2000" w:type="dxa"/></w:tcPr><w:p><w:r><w:rPr><w:rFonts w:ascii="Calibri" w:hAnsi="Calibri"/><w:sz w:val="20"/></w:rPr><w:t xml:space="preserve">**1**</w:t></w:r></w:p></w:tc><w:tc><w:tcPr><w:tcW w:w="2000" w:type="dxa"/></w:tcPr><w:p><w:r><w:rPr><w:rFonts w:ascii="Calibri" w:hAnsi="Calibri"/><w:sz w:val="20"/></w:rPr><w:t xml:space="preserve">Recommended Next</w:t></w:r></w:p></w:tc><w:tc><w:tcPr><w:tcW w:w="2000" w:type="dxa"/></w:tcPr><w:p><w:r><w:rPr><w:rFonts w:ascii="Calibri" w:hAnsi="Calibri"/><w:sz w:val="20"/></w:rPr><w:t xml:space="preserve">In the scenario, you selected trying to fix the issue alone without reporting or changing your password.</w:t></w:r></w:p></w:tc></w:tr><w:tr><w:tc><w:tcPr><w:tcW w:w="2000" w:type="dxa"/></w:tcPr><w:p><w:r><w:rPr><w:rFonts w:ascii="Calibri" w:hAnsi="Calibri"/><w:sz w:val="20"/></w:rPr><w:t xml:space="preserve"></w:t></w:r></w:p></w:tc><w:tc><w:tcPr><w:tcW w:w="2000" w:type="dxa"/></w:tcPr><w:p><w:r><w:rPr><w:rFonts w:ascii="Calibri" w:hAnsi="Calibri"/><w:sz w:val="20"/></w:rPr><w:t xml:space="preserve">`q6_protective`: Immediately change password and report via university IT security channel.</w:t></w:r></w:p></w:tc><w:tc><w:tcPr><w:tcW w:w="2000" w:type="dxa"/></w:tcPr><w:p><w:r><w:rPr><w:rFonts w:ascii="Calibri" w:hAnsi="Calibri"/><w:sz w:val="20"/></w:rPr><w:t xml:space="preserve">**0**</w:t></w:r></w:p></w:tc><w:tc><w:tcPr><w:tcW w:w="2000" w:type="dxa"/></w:tcPr><w:p><w:r><w:rPr><w:rFonts w:ascii="Calibri" w:hAnsi="Calibri"/><w:sz w:val="20"/></w:rPr><w:t xml:space="preserve">Refresher</w:t></w:r></w:p></w:tc><w:tc><w:tcPr><w:tcW w:w="2000" w:type="dxa"/></w:tcPr><w:p><w:r><w:rPr><w:rFonts w:ascii="Calibri" w:hAnsi="Calibri"/><w:sz w:val="20"/></w:rPr><w:t xml:space="preserve">In the scenario, you correctly identified immediate password change and reporting via verified university channels.</w:t></w:r></w:p></w:tc></w:tr><w:tr><w:tc><w:tcPr><w:tcW w:w="2000" w:type="dxa"/></w:tcPr><w:p><w:r><w:rPr><w:rFonts w:ascii="Calibri" w:hAnsi="Calibri"/><w:sz w:val="20"/></w:rPr><w:t xml:space="preserve"></w:t></w:r></w:p></w:tc><w:tc><w:tcPr><w:tcW w:w="2000" w:type="dxa"/></w:tcPr><w:p><w:r><w:rPr><w:rFonts w:ascii="Calibri" w:hAnsi="Calibri"/><w:sz w:val="20"/></w:rPr><w:t xml:space="preserve">`q6_unsure`: Would not know how or where to report a cybersecurity incident at university.</w:t></w:r></w:p></w:tc><w:tc><w:tcPr><w:tcW w:w="2000" w:type="dxa"/></w:tcPr><w:p><w:r><w:rPr><w:rFonts w:ascii="Calibri" w:hAnsi="Calibri"/><w:sz w:val="20"/></w:rPr><w:t xml:space="preserve">**2**</w:t></w:r></w:p></w:tc><w:tc><w:tcPr><w:tcW w:w="2000" w:type="dxa"/></w:tcPr><w:p><w:r><w:rPr><w:rFonts w:ascii="Calibri" w:hAnsi="Calibri"/><w:sz w:val="20"/></w:rPr><w:t xml:space="preserve">High Priority</w:t></w:r></w:p></w:tc><w:tc><w:tcPr><w:tcW w:w="2000" w:type="dxa"/></w:tcPr><w:p><w:r><w:rPr><w:rFonts w:ascii="Calibri" w:hAnsi="Calibri"/><w:sz w:val="20"/></w:rPr><w:t xml:space="preserve">You indicated uncertainty regarding where or how to report a cybersecurity incident at university.</w:t></w:r></w:p></w:tc></w:tr></w:tbl><w:p><w:pPr><w:spacing w:after="140" w:line="276" w:lineRule="auto"/></w:pPr><w:r><w:rPr><w:rFonts w:ascii="Calibri" w:hAnsi="Calibri"/><w:sz w:val="22"/><w:color w:val="1D2530"/></w:rPr><w:t xml:space="preserve">---</w:t></w:r></w:p><w:p><w:pPr><w:pStyle w:val="Heading2"/><w:spacing w:before="280" w:after="120"/></w:pPr><w:r><w:rPr><w:rFonts w:ascii="Calibri" w:hAnsi="Calibri"/><w:b/><w:sz w:val="28"/><w:color w:val="1D2530"/></w:rPr><w:t>4. Tie-Breaking and Adaptation Logic</w:t></w:r></w:p><w:p><w:pPr><w:pStyle w:val="Heading3"/><w:spacing w:before="200" w:after="80"/></w:pPr><w:r><w:rPr><w:rFonts w:ascii="Calibri" w:hAnsi="Calibri"/><w:b/><w:sz w:val="24"/><w:color w:val="334155"/></w:rPr><w:t>4.1 Empirical Justification for Canonical Tie-Breaking Order</w:t></w:r></w:p><w:p><w:pPr><w:spacing w:after="140" w:line="276" w:lineRule="auto"/></w:pPr><w:r><w:rPr><w:rFonts w:ascii="Calibri" w:hAnsi="Calibri"/><w:sz w:val="22"/><w:color w:val="1D2530"/></w:rPr><w:t xml:space="preserve">When multiple modules share identical priority values (e.g. all evaluated at Priority 2), a deterministic tie-breaking hierarchy must resolve their presentation sequence. In this prototype, tie-breaking is explicitly grounded in the empirical evidence strength established in Chapter 4 (Table 4.8):</w:t></w:r></w:p><w:p><w:pPr><w:spacing w:after="140" w:line="276" w:lineRule="auto"/></w:pPr><w:r><w:rPr><w:rFonts w:ascii="Calibri" w:hAnsi="Calibri"/><w:sz w:val="22"/><w:color w:val="1D2530"/></w:rPr><w:t xml:space="preserve">1. Password Security (`password` - Rank 1): Supported by the highest proportion of direct reported vulnerability (48.5% of all respondents and 86.5% of Profile 2 reported using personal information in passwords Often/Always; 50.6% of those reporting all four protective habits still exhibited risky password practices). Categorised as Must (R1).</w:t></w:r></w:p><w:p><w:pPr><w:spacing w:after="140" w:line="276" w:lineRule="auto"/></w:pPr><w:r><w:rPr><w:rFonts w:ascii="Calibri" w:hAnsi="Calibri"/><w:sz w:val="22"/><w:color w:val="1D2530"/></w:rPr><w:t xml:space="preserve">2. Phishing &amp; Suspicious Links (`phishing` - Rank 2): Supported by widespread reported caution (85.0%) coupled with significant diagnostic uncertainty (31.2% did not know if they had received phishing; 36.6% did not know about malware). Categorised as Must (R2).</w:t></w:r></w:p><w:p><w:pPr><w:spacing w:after="140" w:line="276" w:lineRule="auto"/></w:pPr><w:r><w:rPr><w:rFonts w:ascii="Calibri" w:hAnsi="Calibri"/><w:sz w:val="22"/><w:color w:val="1D2530"/></w:rPr><w:t xml:space="preserve">3. Personal Susceptibility (`susceptibility` - Rank 3): Supported by 47.2% of respondents endorsing the &quot;not-targeted&quot; belief (Profile 2 susceptibility mean: $1.95$ vs Profile 1: $3.70$). Categorised as Should (R3).</w:t></w:r></w:p><w:p><w:pPr><w:spacing w:after="140" w:line="276" w:lineRule="auto"/></w:pPr><w:r><w:rPr><w:rFonts w:ascii="Calibri" w:hAnsi="Calibri"/><w:sz w:val="22"/><w:color w:val="1D2530"/></w:rPr><w:t xml:space="preserve">4. Privacy Settings (`privacy` - Rank 4): Supported by high baseline self-reported attention (82.1%), but lower in Profile 3 (mean $3.65$) with 39.9% trusting social media platforms. Categorised as Should (R4).</w:t></w:r></w:p><w:p><w:pPr><w:spacing w:after="140" w:line="276" w:lineRule="auto"/></w:pPr><w:r><w:rPr><w:rFonts w:ascii="Calibri" w:hAnsi="Calibri"/><w:sz w:val="22"/><w:color w:val="1D2530"/></w:rPr><w:t xml:space="preserve">5. Software Updates (`updates` - Rank 5): Supported by 9.6% reporting uncertainty about security software updates and limited protective tool diversity (median 2 tool types). Categorised as Should (R5).</w:t></w:r></w:p><w:p><w:pPr><w:spacing w:after="140" w:line="276" w:lineRule="auto"/></w:pPr><w:r><w:rPr><w:rFonts w:ascii="Calibri" w:hAnsi="Calibri"/><w:sz w:val="22"/><w:color w:val="1D2530"/></w:rPr><w:t xml:space="preserve">6. Incident Reporting (`reporting` - Rank 6): Derived from a smaller empirical sub-sample (49 of 144 victims reported; 24 of 91 non-reporters did not know how to describe the incident). Categorised as Should (R6).</w:t></w:r></w:p><w:p><w:pPr><w:pStyle w:val="Heading3"/><w:spacing w:before="200" w:after="80"/></w:pPr><w:r><w:rPr><w:rFonts w:ascii="Calibri" w:hAnsi="Calibri"/><w:b/><w:sz w:val="24"/><w:color w:val="334155"/></w:rPr><w:t>4.2 Pathway Adaptation and Reassessment Rules</w:t></w:r></w:p><w:p><w:pPr><w:spacing w:after="140" w:line="276" w:lineRule="auto"/></w:pPr><w:r><w:rPr><w:rFonts w:ascii="Calibri" w:hAnsi="Calibri"/><w:sz w:val="22"/><w:color w:val="1D2530"/></w:rPr><w:t xml:space="preserve">1. Initial Pathway Generation:</w:t></w:r></w:p><w:p><w:pPr><w:spacing w:after="140" w:line="276" w:lineRule="auto"/></w:pPr><w:r><w:rPr><w:rFonts w:ascii="Calibri" w:hAnsi="Calibri"/><w:sz w:val="22"/><w:color w:val="1D2530"/></w:rPr><w:t xml:space="preserve">$$\text{Sort modules by: } \text{Priority } (\text{descending: } 2 \to 1 \to 0) \quad \text{THEN} \quad \text{Canonical Rank } (\text{ascending: } 1 \to 2 \to 3 \to 4 \to 5 \to 6)$$</w:t></w:r></w:p><w:p><w:pPr><w:spacing w:after="140" w:line="276" w:lineRule="auto"/></w:pPr><w:r><w:rPr><w:rFonts w:ascii="Calibri" w:hAnsi="Calibri"/><w:sz w:val="22"/><w:color w:val="1D2530"/></w:rPr><w:t xml:space="preserve">2. Reassessment Evaluation:</w:t></w:r></w:p><w:p><w:pPr><w:pStyle w:val="ListParagraph"/><w:numPr><w:ilvl w:val="0"/><w:numId w:val="1"/></w:numPr><w:spacing w:after="80"/></w:pPr><w:r><w:rPr><w:rFonts w:ascii="Calibri" w:hAnsi="Calibri"/><w:sz w:val="22"/></w:rPr><w:t xml:space="preserve">• If $\text{Followup Answer} = \text{Correct}$:</w:t></w:r></w:p><w:p><w:pPr><w:spacing w:after="140" w:line="276" w:lineRule="auto"/></w:pPr><w:r><w:rPr><w:rFonts w:ascii="Calibri" w:hAnsi="Calibri"/><w:sz w:val="22"/><w:color w:val="1D2530"/></w:rPr><w:t xml:space="preserve">$$\text{Priority}_{\text{new}} = \max(0, \text{Priority}_{\text{old}} - 1)$$</w:t></w:r></w:p><w:p><w:pPr><w:pStyle w:val="ListParagraph"/><w:numPr><w:ilvl w:val="0"/><w:numId w:val="1"/></w:numPr><w:spacing w:after="80"/></w:pPr><w:r><w:rPr><w:rFonts w:ascii="Calibri" w:hAnsi="Calibri"/><w:sz w:val="22"/></w:rPr><w:t xml:space="preserve">• If $\text{Followup Answer} = \text{Incorrect} \lor \text{Uncertain}$:</w:t></w:r></w:p><w:p><w:pPr><w:spacing w:after="140" w:line="276" w:lineRule="auto"/></w:pPr><w:r><w:rPr><w:rFonts w:ascii="Calibri" w:hAnsi="Calibri"/><w:sz w:val="22"/><w:color w:val="1D2530"/></w:rPr><w:t xml:space="preserve">$$\text{Priority}_{\text{new}} = \text{Priority}_{\text{old}}$$</w:t></w:r></w:p><w:p><w:pPr><w:spacing w:after="140" w:line="276" w:lineRule="auto"/></w:pPr><w:r><w:rPr><w:rFonts w:ascii="Calibri" w:hAnsi="Calibri"/><w:sz w:val="22"/><w:color w:val="1D2530"/></w:rPr><w:t xml:space="preserve">3. Status Decoupling:</w:t></w:r></w:p><w:p><w:pPr><w:spacing w:after="140" w:line="276" w:lineRule="auto"/></w:pPr><w:r><w:rPr><w:rFonts w:ascii="Calibri" w:hAnsi="Calibri"/><w:sz w:val="22"/><w:color w:val="1D2530"/></w:rPr><w:t xml:space="preserve">$$\text{Status} \leftarrow \text{&apos;completed&apos;} \quad (\text{Completion alone does NOT reduce priority})$$</w:t></w:r></w:p><w:p><w:pPr><w:spacing w:after="140" w:line="276" w:lineRule="auto"/></w:pPr><w:r><w:rPr><w:rFonts w:ascii="Calibri" w:hAnsi="Calibri"/><w:sz w:val="22"/><w:color w:val="1D2530"/></w:rPr><w:t xml:space="preserve">4. Dynamic Resequencing:</w:t></w:r></w:p><w:p><w:pPr><w:spacing w:after="140" w:line="276" w:lineRule="auto"/></w:pPr><w:r><w:rPr><w:rFonts w:ascii="Calibri" w:hAnsi="Calibri"/><w:sz w:val="22"/><w:color w:val="1D2530"/></w:rPr><w:t xml:space="preserve">Immediately recalculates the full pathway ordering and displays the updated position of all six modules on Screen 5.</w:t></w:r></w:p><w:p><w:pPr><w:spacing w:after="140" w:line="276" w:lineRule="auto"/></w:pPr><w:r><w:rPr><w:rFonts w:ascii="Calibri" w:hAnsi="Calibri"/><w:sz w:val="22"/><w:color w:val="1D2530"/></w:rPr><w:t xml:space="preserve">---</w:t></w:r></w:p><w:p><w:pPr><w:pStyle w:val="Heading2"/><w:spacing w:before="280" w:after="120"/></w:pPr><w:r><w:rPr><w:rFonts w:ascii="Calibri" w:hAnsi="Calibri"/><w:b/><w:sz w:val="28"/><w:color w:val="1D2530"/></w:rPr><w:t>5. Chapter 4 Traceability Matrix</w:t></w:r></w:p><w:p><w:pPr><w:spacing w:after="140" w:line="276" w:lineRule="auto"/></w:pPr><w:r><w:rPr><w:rFonts w:ascii="Calibri" w:hAnsi="Calibri"/><w:sz w:val="22"/><w:color w:val="1D2530"/></w:rPr><w:t xml:space="preserve">The table below establishes direct traceability between the empirical findings in Chapter 4, the derived requirements (R1–R8), prototype features, adaptation rules, and planned evaluation tasks.</w:t></w:r></w:p><w:p><w:pPr><w:pStyle w:val="Heading3"/><w:spacing w:before="200" w:after="80"/></w:pPr><w:r><w:rPr><w:rFonts w:ascii="Calibri" w:hAnsi="Calibri"/><w:b/><w:sz w:val="24"/><w:color w:val="334155"/></w:rPr><w:t>Table 5.1: Empirical Traceability Matrix</w:t></w:r></w:p><w:tbl><w:tblPr><w:tblW w:w="0" w:type="auto"/><w:tblBorders><w:top w:val="single" w:sz="4" w:space="0" w:color="CCCCCC"/><w:bottom w:val="single" w:sz="4" w:space="0" w:color="CCCCCC"/><w:insideH w:val="single" w:sz="4" w:space="0" w:color="EEEEEE"/><w:insideV w:val="none"/></w:tblBorders></w:tblPr><w:tr><w:tc><w:tcPr><w:tcW w:w="2000" w:type="dxa"/><w:shd w:val="clear" w:color="auto" w:fill="F0F4F8"/></w:tcPr><w:p><w:r><w:rPr><w:rFonts w:ascii="Calibri" w:hAnsi="Calibri"/><w:sz w:val="20"/><w:b/></w:rPr><w:t xml:space="preserve">Chapter 4 Finding / Req ID</w:t></w:r></w:p></w:tc><w:tc><w:tcPr><w:tcW w:w="2000" w:type="dxa"/><w:shd w:val="clear" w:color="auto" w:fill="F0F4F8"/></w:tcPr><w:p><w:r><w:rPr><w:rFonts w:ascii="Calibri" w:hAnsi="Calibri"/><w:sz w:val="20"/><w:b/></w:rPr><w:t xml:space="preserve">Relevant Learner Pattern</w:t></w:r></w:p></w:tc><w:tc><w:tcPr><w:tcW w:w="2000" w:type="dxa"/><w:shd w:val="clear" w:color="auto" w:fill="F0F4F8"/></w:tcPr><w:p><w:r><w:rPr><w:rFonts w:ascii="Calibri" w:hAnsi="Calibri"/><w:sz w:val="20"/><w:b/></w:rPr><w:t xml:space="preserve">Prototype Feature</w:t></w:r></w:p></w:tc><w:tc><w:tcPr><w:tcW w:w="2000" w:type="dxa"/><w:shd w:val="clear" w:color="auto" w:fill="F0F4F8"/></w:tcPr><w:p><w:r><w:rPr><w:rFonts w:ascii="Calibri" w:hAnsi="Calibri"/><w:sz w:val="20"/><w:b/></w:rPr><w:t xml:space="preserve">Adaptation Rule</w:t></w:r></w:p></w:tc><w:tc><w:tcPr><w:tcW w:w="2000" w:type="dxa"/><w:shd w:val="clear" w:color="auto" w:fill="F0F4F8"/></w:tcPr><w:p><w:r><w:rPr><w:rFonts w:ascii="Calibri" w:hAnsi="Calibri"/><w:sz w:val="20"/><w:b/></w:rPr><w:t xml:space="preserve">Evaluation Task</w:t></w:r></w:p></w:tc></w:tr><w:tr><w:tc><w:tcPr><w:tcW w:w="2000" w:type="dxa"/></w:tcPr><w:p><w:r><w:rPr><w:rFonts w:ascii="Calibri" w:hAnsi="Calibri"/><w:sz w:val="20"/></w:rPr><w:t xml:space="preserve">**R1: Risky Password Practice (Must)**</w:t></w:r></w:p></w:tc><w:tc><w:tcPr><w:tcW w:w="2000" w:type="dxa"/></w:tcPr><w:p><w:r><w:rPr><w:rFonts w:ascii="Calibri" w:hAnsi="Calibri"/><w:sz w:val="20"/></w:rPr><w:t xml:space="preserve">48.5% reported personal info in passwords Often/Always (Profile 2: 86.5%). 50.6% of protective respondents did too.</w:t></w:r></w:p></w:tc><w:tc><w:tcPr><w:tcW w:w="2000" w:type="dxa"/></w:tcPr><w:p><w:r><w:rPr><w:rFonts w:ascii="Calibri" w:hAnsi="Calibri"/><w:sz w:val="20"/></w:rPr><w:t xml:space="preserve">Password Creation &amp; Account Protection Module (`password`).</w:t></w:r></w:p></w:tc><w:tc><w:tcPr><w:tcW w:w="2000" w:type="dxa"/></w:tcPr><w:p><w:r><w:rPr><w:rFonts w:ascii="Calibri" w:hAnsi="Calibri"/><w:sz w:val="20"/></w:rPr><w:t xml:space="preserve">If `q1_password` is risky or unsure $\to \text{Priority } 2$; ranked 1st in tie-breaks. Correct follow-up reduces to Priority 1 or 0.</w:t></w:r></w:p></w:tc><w:tc><w:tcPr><w:tcW w:w="2000" w:type="dxa"/></w:tcPr><w:p><w:r><w:rPr><w:rFonts w:ascii="Calibri" w:hAnsi="Calibri"/><w:sz w:val="20"/></w:rPr><w:t xml:space="preserve">**Task 1 &amp; 2:** Verify module is recommended 1st for password-risk persona.</w:t></w:r></w:p></w:tc></w:tr><w:tr><w:tc><w:tcPr><w:tcW w:w="2000" w:type="dxa"/></w:tcPr><w:p><w:r><w:rPr><w:rFonts w:ascii="Calibri" w:hAnsi="Calibri"/><w:sz w:val="20"/></w:rPr><w:t xml:space="preserve">**R2: Phishing Caution vs Incident Uncertainty (Must)**</w:t></w:r></w:p></w:tc><w:tc><w:tcPr><w:tcW w:w="2000" w:type="dxa"/></w:tcPr><w:p><w:r><w:rPr><w:rFonts w:ascii="Calibri" w:hAnsi="Calibri"/><w:sz w:val="20"/></w:rPr><w:t xml:space="preserve">85.0% reported link caution, but 31.2% were unsure about phishing emails and 36.6% about malware.</w:t></w:r></w:p></w:tc><w:tc><w:tcPr><w:tcW w:w="2000" w:type="dxa"/></w:tcPr><w:p><w:r><w:rPr><w:rFonts w:ascii="Calibri" w:hAnsi="Calibri"/><w:sz w:val="20"/></w:rPr><w:t xml:space="preserve">Phishing &amp; Suspicious Link Recognition Module (`phishing`).</w:t></w:r></w:p></w:tc><w:tc><w:tcPr><w:tcW w:w="2000" w:type="dxa"/></w:tcPr><w:p><w:r><w:rPr><w:rFonts w:ascii="Calibri" w:hAnsi="Calibri"/><w:sz w:val="20"/></w:rPr><w:t xml:space="preserve">If `q2_phishing` is risky/unsure $\to \text{Priority } 2$; ranked 2nd in tie-breaks. Correct follow-up reduces to Priority 1 or 0.</w:t></w:r></w:p></w:tc><w:tc><w:tcPr><w:tcW w:w="2000" w:type="dxa"/></w:tcPr><w:p><w:r><w:rPr><w:rFonts w:ascii="Calibri" w:hAnsi="Calibri"/><w:sz w:val="20"/></w:rPr><w:t xml:space="preserve">**Task 4 &amp; 5:** Complete phishing module and verify interactive scenario feedback.</w:t></w:r></w:p></w:tc></w:tr><w:tr><w:tc><w:tcPr><w:tcW w:w="2000" w:type="dxa"/></w:tcPr><w:p><w:r><w:rPr><w:rFonts w:ascii="Calibri" w:hAnsi="Calibri"/><w:sz w:val="20"/></w:rPr><w:t xml:space="preserve">**R3: Perceived Susceptibility Paradox (Should)**</w:t></w:r></w:p></w:tc><w:tc><w:tcPr><w:tcW w:w="2000" w:type="dxa"/></w:tcPr><w:p><w:r><w:rPr><w:rFonts w:ascii="Calibri" w:hAnsi="Calibri"/><w:sz w:val="20"/></w:rPr><w:t xml:space="preserve">47.2% held the &quot;not-targeted&quot; belief; Profile 2 susceptibility mean was 1.95 (vs Profile 1: 3.70).</w:t></w:r></w:p></w:tc><w:tc><w:tcPr><w:tcW w:w="2000" w:type="dxa"/></w:tcPr><w:p><w:r><w:rPr><w:rFonts w:ascii="Calibri" w:hAnsi="Calibri"/><w:sz w:val="20"/></w:rPr><w:t xml:space="preserve">Personal Susceptibility Explainer Module (`susceptibility`).</w:t></w:r></w:p></w:tc><w:tc><w:tcPr><w:tcW w:w="2000" w:type="dxa"/></w:tcPr><w:p><w:r><w:rPr><w:rFonts w:ascii="Calibri" w:hAnsi="Calibri"/><w:sz w:val="20"/></w:rPr><w:t xml:space="preserve">If `q5_susceptibility` is risky/unsure $\to \text{Priority } 2$; ranked 3rd in tie-breaks.</w:t></w:r></w:p></w:tc><w:tc><w:tcPr><w:tcW w:w="2000" w:type="dxa"/></w:tcPr><w:p><w:r><w:rPr><w:rFonts w:ascii="Calibri" w:hAnsi="Calibri"/><w:sz w:val="20"/></w:rPr><w:t xml:space="preserve">**Task 3:** Explain why susceptibility module is prioritised based on diagnostic answers.</w:t></w:r></w:p></w:tc></w:tr><w:tr><w:tc><w:tcPr><w:tcW w:w="2000" w:type="dxa"/></w:tcPr><w:p><w:r><w:rPr><w:rFonts w:ascii="Calibri" w:hAnsi="Calibri"/><w:sz w:val="20"/></w:rPr><w:t xml:space="preserve">**R4: Privacy and Disclosure (Should)**</w:t></w:r></w:p></w:tc><w:tc><w:tcPr><w:tcW w:w="2000" w:type="dxa"/></w:tcPr><w:p><w:r><w:rPr><w:rFonts w:ascii="Calibri" w:hAnsi="Calibri"/><w:sz w:val="20"/></w:rPr><w:t xml:space="preserve">Privacy attention 82.1% Often/Always, but lower in Profile 3 (mean 3.65); 39.9% trusted social media.</w:t></w:r></w:p></w:tc><w:tc><w:tcPr><w:tcW w:w="2000" w:type="dxa"/></w:tcPr><w:p><w:r><w:rPr><w:rFonts w:ascii="Calibri" w:hAnsi="Calibri"/><w:sz w:val="20"/></w:rPr><w:t xml:space="preserve">Privacy Settings &amp; Information Disclosure Module (`privacy`).</w:t></w:r></w:p></w:tc><w:tc><w:tcPr><w:tcW w:w="2000" w:type="dxa"/></w:tcPr><w:p><w:r><w:rPr><w:rFonts w:ascii="Calibri" w:hAnsi="Calibri"/><w:sz w:val="20"/></w:rPr><w:t xml:space="preserve">If `q3_privacy` is risky/unsure $\to \text{Priority } 2$; ranked 4th in tie-breaks.</w:t></w:r></w:p></w:tc><w:tc><w:tcPr><w:tcW w:w="2000" w:type="dxa"/></w:tcPr><w:p><w:r><w:rPr><w:rFonts w:ascii="Calibri" w:hAnsi="Calibri"/><w:sz w:val="20"/></w:rPr><w:t xml:space="preserve">**Task 6:** Observe pathway position changes after completing higher-ranked modules.</w:t></w:r></w:p></w:tc></w:tr><w:tr><w:tc><w:tcPr><w:tcW w:w="2000" w:type="dxa"/></w:tcPr><w:p><w:r><w:rPr><w:rFonts w:ascii="Calibri" w:hAnsi="Calibri"/><w:sz w:val="20"/></w:rPr><w:t xml:space="preserve">**R5: Software Updating &amp; Device Protection (Should)**</w:t></w:r></w:p></w:tc><w:tc><w:tcPr><w:tcW w:w="2000" w:type="dxa"/></w:tcPr><w:p><w:r><w:rPr><w:rFonts w:ascii="Calibri" w:hAnsi="Calibri"/><w:sz w:val="20"/></w:rPr><w:t xml:space="preserve">Median 2 tool types used; 9.6% did not know about security software updates.</w:t></w:r></w:p></w:tc><w:tc><w:tcPr><w:tcW w:w="2000" w:type="dxa"/></w:tcPr><w:p><w:r><w:rPr><w:rFonts w:ascii="Calibri" w:hAnsi="Calibri"/><w:sz w:val="20"/></w:rPr><w:t xml:space="preserve">Software Updates &amp; Device Protection Module (`updates`).</w:t></w:r></w:p></w:tc><w:tc><w:tcPr><w:tcW w:w="2000" w:type="dxa"/></w:tcPr><w:p><w:r><w:rPr><w:rFonts w:ascii="Calibri" w:hAnsi="Calibri"/><w:sz w:val="20"/></w:rPr><w:t xml:space="preserve">If `q4_updates` is risky/unsure $\to \text{Priority } 2$; ranked 5th in tie-breaks.</w:t></w:r></w:p></w:tc><w:tc><w:tcPr><w:tcW w:w="2000" w:type="dxa"/></w:tcPr><w:p><w:r><w:rPr><w:rFonts w:ascii="Calibri" w:hAnsi="Calibri"/><w:sz w:val="20"/></w:rPr><w:t xml:space="preserve">**Task 4:** Test update decision scenario and verify authoritative patching advice.</w:t></w:r></w:p></w:tc></w:tr><w:tr><w:tc><w:tcPr><w:tcW w:w="2000" w:type="dxa"/></w:tcPr><w:p><w:r><w:rPr><w:rFonts w:ascii="Calibri" w:hAnsi="Calibri"/><w:sz w:val="20"/></w:rPr><w:t xml:space="preserve">**R6: Incident Reporting Deficit (Should)**</w:t></w:r></w:p></w:tc><w:tc><w:tcPr><w:tcW w:w="2000" w:type="dxa"/></w:tcPr><w:p><w:r><w:rPr><w:rFonts w:ascii="Calibri" w:hAnsi="Calibri"/><w:sz w:val="20"/></w:rPr><w:t xml:space="preserve">Only 34.0% of victims reported incidents; 26.4% of non-reporters cited not knowing how to describe it.</w:t></w:r></w:p></w:tc><w:tc><w:tcPr><w:tcW w:w="2000" w:type="dxa"/></w:tcPr><w:p><w:r><w:rPr><w:rFonts w:ascii="Calibri" w:hAnsi="Calibri"/><w:sz w:val="20"/></w:rPr><w:t xml:space="preserve">Incident Recognition &amp; Reporting Module (`reporting`).</w:t></w:r></w:p></w:tc><w:tc><w:tcPr><w:tcW w:w="2000" w:type="dxa"/></w:tcPr><w:p><w:r><w:rPr><w:rFonts w:ascii="Calibri" w:hAnsi="Calibri"/><w:sz w:val="20"/></w:rPr><w:t xml:space="preserve">If `q6_reporting` is risky/unsure $\to \text{Priority } 2$; ranked 6th in tie-breaks.</w:t></w:r></w:p></w:tc><w:tc><w:tcPr><w:tcW w:w="2000" w:type="dxa"/></w:tcPr><w:p><w:r><w:rPr><w:rFonts w:ascii="Calibri" w:hAnsi="Calibri"/><w:sz w:val="20"/></w:rPr><w:t xml:space="preserve">**Task 5:** Verify plain-language reporting guidance (verified university channel).</w:t></w:r></w:p></w:tc></w:tr><w:tr><w:tc><w:tcPr><w:tcW w:w="2000" w:type="dxa"/></w:tcPr><w:p><w:r><w:rPr><w:rFonts w:ascii="Calibri" w:hAnsi="Calibri"/><w:sz w:val="20"/></w:rPr><w:t xml:space="preserve">**R7: Self-Rated Skill Inadequacy (Must)**</w:t></w:r></w:p></w:tc><w:tc><w:tcPr><w:tcW w:w="2000" w:type="dxa"/></w:tcPr><w:p><w:r><w:rPr><w:rFonts w:ascii="Calibri" w:hAnsi="Calibri"/><w:sz w:val="20"/></w:rPr><w:t xml:space="preserve">Self-rated digital skill showed weak correlation with informedness ($\rho = 0.19$) and checking ($\rho = 0.13$).</w:t></w:r></w:p></w:tc><w:tc><w:tcPr><w:tcW w:w="2000" w:type="dxa"/></w:tcPr><w:p><w:r><w:rPr><w:rFonts w:ascii="Calibri" w:hAnsi="Calibri"/><w:sz w:val="20"/></w:rPr><w:t xml:space="preserve">6-item practice &amp; scenario diagnostic; no self-rated skill sorting.</w:t></w:r></w:p></w:tc><w:tc><w:tcPr><w:tcW w:w="2000" w:type="dxa"/></w:tcPr><w:p><w:r><w:rPr><w:rFonts w:ascii="Calibri" w:hAnsi="Calibri"/><w:sz w:val="20"/></w:rPr><w:t xml:space="preserve">Module priorities determined solely by behavioural practices and scenario decisions, not self-ratings.</w:t></w:r></w:p></w:tc><w:tc><w:tcPr><w:tcW w:w="2000" w:type="dxa"/></w:tcPr><w:p><w:r><w:rPr><w:rFonts w:ascii="Calibri" w:hAnsi="Calibri"/><w:sz w:val="20"/></w:rPr><w:t xml:space="preserve">**Task 1:** Confirm diagnostic captures specific habits without requesting skill ratings.</w:t></w:r></w:p></w:tc></w:tr><w:tr><w:tc><w:tcPr><w:tcW w:w="2000" w:type="dxa"/></w:tcPr><w:p><w:r><w:rPr><w:rFonts w:ascii="Calibri" w:hAnsi="Calibri"/><w:sz w:val="20"/></w:rPr><w:t xml:space="preserve">**R8: Transparency and Feedback (Must / Could)**</w:t></w:r></w:p></w:tc><w:tc><w:tcPr><w:tcW w:w="2000" w:type="dxa"/></w:tcPr><w:p><w:r><w:rPr><w:rFonts w:ascii="Calibri" w:hAnsi="Calibri"/><w:sz w:val="20"/></w:rPr><w:t xml:space="preserve">Exploratory profiles had low silhouette separation ($0.17$); overlap requires transparent rationale.</w:t></w:r></w:p></w:tc><w:tc><w:tcPr><w:tcW w:w="2000" w:type="dxa"/></w:tcPr><w:p><w:r><w:rPr><w:rFonts w:ascii="Calibri" w:hAnsi="Calibri"/><w:sz w:val="20"/></w:rPr><w:t xml:space="preserve">Clear explanatory text on every module card and dynamic pathway updates.</w:t></w:r></w:p></w:tc><w:tc><w:tcPr><w:tcW w:w="2000" w:type="dxa"/></w:tcPr><w:p><w:r><w:rPr><w:rFonts w:ascii="Calibri" w:hAnsi="Calibri"/><w:sz w:val="20"/></w:rPr><w:t xml:space="preserve">Explicit display of the answer reason for each recommendation; dynamic re-ordering on Screen 5.</w:t></w:r></w:p></w:tc><w:tc><w:tcPr><w:tcW w:w="2000" w:type="dxa"/></w:tcPr><w:p><w:r><w:rPr><w:rFonts w:ascii="Calibri" w:hAnsi="Calibri"/><w:sz w:val="20"/></w:rPr><w:t xml:space="preserve">**Task 6:** Verify learner can explain why pathway changed following correct follow-up.</w:t></w:r></w:p></w:tc></w:tr></w:tbl><w:p><w:pPr><w:spacing w:after="140" w:line="276" w:lineRule="auto"/></w:pPr><w:r><w:rPr><w:rFonts w:ascii="Calibri" w:hAnsi="Calibri"/><w:sz w:val="22"/><w:color w:val="1D2530"/></w:rPr><w:t xml:space="preserve">---</w:t></w:r></w:p><w:p><w:pPr><w:pStyle w:val="Heading2"/><w:spacing w:before="280" w:after="120"/></w:pPr><w:r><w:rPr><w:rFonts w:ascii="Calibri" w:hAnsi="Calibri"/><w:b/><w:sz w:val="28"/><w:color w:val="1D2530"/></w:rPr><w:t>6. Authoritative Educational Content Sources</w:t></w:r></w:p><w:p><w:pPr><w:spacing w:after="140" w:line="276" w:lineRule="auto"/></w:pPr><w:r><w:rPr><w:rFonts w:ascii="Calibri" w:hAnsi="Calibri"/><w:sz w:val="22"/><w:color w:val="1D2530"/></w:rPr><w:t xml:space="preserve">All educational content, scenario advice, and follow-up rationales are drawn directly from official national and international cybersecurity authorities:</w:t></w:r></w:p><w:p><w:pPr><w:spacing w:after="140" w:line="276" w:lineRule="auto"/></w:pPr><w:r><w:rPr><w:rFonts w:ascii="Calibri" w:hAnsi="Calibri"/><w:sz w:val="22"/><w:color w:val="1D2530"/></w:rPr><w:t xml:space="preserve">1. National Cyber Security Centre (NCSC UK):</w:t></w:r></w:p><w:p><w:pPr><w:pStyle w:val="ListParagraph"/><w:numPr><w:ilvl w:val="0"/><w:numId w:val="1"/></w:numPr><w:spacing w:after="80"/></w:pPr><w:r><w:rPr><w:rFonts w:ascii="Calibri" w:hAnsi="Calibri"/><w:sz w:val="22"/></w:rPr><w:t xml:space="preserve">• *Top Tips for Staying Secure Online (2024).* Passwords, two-step verification, and password managers.</w:t></w:r></w:p><w:p><w:pPr><w:spacing w:after="140" w:line="276" w:lineRule="auto"/></w:pPr><w:r><w:rPr><w:rFonts w:ascii="Calibri" w:hAnsi="Calibri"/><w:sz w:val="22"/><w:color w:val="1D2530"/></w:rPr><w:t xml:space="preserve">URL: `https://www.ncsc.gov.uk/collection/top-tips-for-staying-secure-online` (Accessed: 14 February 2026).</w:t></w:r></w:p><w:p><w:pPr><w:pStyle w:val="ListParagraph"/><w:numPr><w:ilvl w:val="0"/><w:numId w:val="1"/></w:numPr><w:spacing w:after="80"/></w:pPr><w:r><w:rPr><w:rFonts w:ascii="Calibri" w:hAnsi="Calibri"/><w:sz w:val="22"/></w:rPr><w:t xml:space="preserve">• *Phishing: Spotting and Reporting Phishing (2024).* Identifying deceptive emails and reporting procedures.</w:t></w:r></w:p><w:p><w:pPr><w:spacing w:after="140" w:line="276" w:lineRule="auto"/></w:pPr><w:r><w:rPr><w:rFonts w:ascii="Calibri" w:hAnsi="Calibri"/><w:sz w:val="22"/><w:color w:val="1D2530"/></w:rPr><w:t xml:space="preserve">URL: `https://www.ncsc.gov.uk/guidance/phishing` (Accessed: 14 February 2026).</w:t></w:r></w:p><w:p><w:pPr><w:spacing w:after="140" w:line="276" w:lineRule="auto"/></w:pPr><w:r><w:rPr><w:rFonts w:ascii="Calibri" w:hAnsi="Calibri"/><w:sz w:val="22"/><w:color w:val="1D2530"/></w:rPr><w:t xml:space="preserve">2. National Institute of Standards and Technology (NIST):</w:t></w:r></w:p><w:p><w:pPr><w:pStyle w:val="ListParagraph"/><w:numPr><w:ilvl w:val="0"/><w:numId w:val="1"/></w:numPr><w:spacing w:after="80"/></w:pPr><w:r><w:rPr><w:rFonts w:ascii="Calibri" w:hAnsi="Calibri"/><w:sz w:val="22"/></w:rPr><w:t xml:space="preserve">• *NIST Special Publication 800-50 Revision 1 (2024): Building a Cybersecurity and Privacy Learning Program.* U.S. Department of Commerce.</w:t></w:r></w:p><w:p><w:pPr><w:spacing w:after="140" w:line="276" w:lineRule="auto"/></w:pPr><w:r><w:rPr><w:rFonts w:ascii="Calibri" w:hAnsi="Calibri"/><w:sz w:val="22"/><w:color w:val="1D2530"/></w:rPr><w:t xml:space="preserve">DOI: `https://doi.org/10.6028/NIST.SP.800-50r1` (Accessed: 12 January 2026).</w:t></w:r></w:p><w:p><w:pPr><w:spacing w:after="140" w:line="276" w:lineRule="auto"/></w:pPr><w:r><w:rPr><w:rFonts w:ascii="Calibri" w:hAnsi="Calibri"/><w:sz w:val="22"/><w:color w:val="1D2530"/></w:rPr><w:t xml:space="preserve">3. Cybersecurity and Infrastructure Security Agency (CISA):</w:t></w:r></w:p><w:p><w:pPr><w:pStyle w:val="ListParagraph"/><w:numPr><w:ilvl w:val="0"/><w:numId w:val="1"/></w:numPr><w:spacing w:after="80"/></w:pPr><w:r><w:rPr><w:rFonts w:ascii="Calibri" w:hAnsi="Calibri"/><w:sz w:val="22"/></w:rPr><w:t xml:space="preserve">• *Secure Our World: 4 Easy Ways to Stay Safe Online (2024).* Multi-factor authentication, strong passwords, updating software, and phishing recognition.</w:t></w:r></w:p><w:p><w:pPr><w:spacing w:after="140" w:line="276" w:lineRule="auto"/></w:pPr><w:r><w:rPr><w:rFonts w:ascii="Calibri" w:hAnsi="Calibri"/><w:sz w:val="22"/><w:color w:val="1D2530"/></w:rPr><w:t xml:space="preserve">URL: `https://www.cisa.gov/secure-our-world/4-easy-ways-stay-safe-online` (Accessed: 18 January 2026).</w:t></w:r></w:p><w:p><w:pPr><w:spacing w:after="140" w:line="276" w:lineRule="auto"/></w:pPr><w:r><w:rPr><w:rFonts w:ascii="Calibri" w:hAnsi="Calibri"/><w:sz w:val="22"/><w:color w:val="1D2530"/></w:rPr><w:t xml:space="preserve">4. European Union Agency for Cybersecurity (ENISA):</w:t></w:r></w:p><w:p><w:pPr><w:pStyle w:val="ListParagraph"/><w:numPr><w:ilvl w:val="0"/><w:numId w:val="1"/></w:numPr><w:spacing w:after="80"/></w:pPr><w:r><w:rPr><w:rFonts w:ascii="Calibri" w:hAnsi="Calibri"/><w:sz w:val="22"/></w:rPr><w:t xml:space="preserve">• *Cybersecurity Culture Guidelines in Higher Education (2023).* Promoting non-punitive incident reporting and threat awareness.</w:t></w:r></w:p><w:p><w:pPr><w:spacing w:after="140" w:line="276" w:lineRule="auto"/></w:pPr><w:r><w:rPr><w:rFonts w:ascii="Calibri" w:hAnsi="Calibri"/><w:sz w:val="22"/><w:color w:val="1D2530"/></w:rPr><w:t xml:space="preserve">URL: `https://www.enisa.europa.eu/publications/cybersecurity-culture-in-organisations` (Accessed: 22 January 2026).</w:t></w:r></w:p><w:p><w:pPr><w:spacing w:after="140" w:line="276" w:lineRule="auto"/></w:pPr><w:r><w:rPr><w:rFonts w:ascii="Calibri" w:hAnsi="Calibri"/><w:sz w:val="22"/><w:color w:val="1D2530"/></w:rPr><w:t xml:space="preserve">---</w:t></w:r></w:p><w:p><w:pPr><w:pStyle w:val="Heading2"/><w:spacing w:before="280" w:after="120"/></w:pPr><w:r><w:rPr><w:rFonts w:ascii="Calibri" w:hAnsi="Calibri"/><w:b/><w:sz w:val="28"/><w:color w:val="1D2530"/></w:rPr><w:t>7. Known Limitations and Research Boundaries</w:t></w:r></w:p><w:p><w:pPr><w:spacing w:after="140" w:line="276" w:lineRule="auto"/></w:pPr><w:r><w:rPr><w:rFonts w:ascii="Calibri" w:hAnsi="Calibri"/><w:sz w:val="22"/><w:color w:val="1D2530"/></w:rPr><w:t xml:space="preserve">1. Low-Fidelity Scope: The prototype is intentionally designed as an exploratory, client-side research tool to evaluate interaction concepts and transparency, not as an enterprise learning management system.</w:t></w:r></w:p><w:p><w:pPr><w:spacing w:after="140" w:line="276" w:lineRule="auto"/></w:pPr><w:r><w:rPr><w:rFonts w:ascii="Calibri" w:hAnsi="Calibri"/><w:sz w:val="22"/><w:color w:val="1D2530"/></w:rPr><w:t xml:space="preserve">2. Formative Assessment Granularity: Six diagnostic questions provide a rapid initial orientation. They do not represent a comprehensive psychometric assessment of student cybersecurity competence.</w:t></w:r></w:p><w:p><w:pPr><w:spacing w:after="140" w:line="276" w:lineRule="auto"/></w:pPr><w:r><w:rPr><w:rFonts w:ascii="Calibri" w:hAnsi="Calibri"/><w:sz w:val="22"/><w:color w:val="1D2530"/></w:rPr><w:t xml:space="preserve">3. Immediate vs Longitudinal Impact: Reassessment measures short-term recall within the session; it does not evaluate long-term behavioural retention or real-world resistance to cyber threats.</w:t></w:r></w:p><w:p><w:pPr><w:spacing w:after="140" w:line="276" w:lineRule="auto"/></w:pPr><w:r><w:rPr><w:rFonts w:ascii="Calibri" w:hAnsi="Calibri"/><w:sz w:val="22"/><w:color w:val="1D2530"/></w:rPr><w:t xml:space="preserve">---</w:t></w:r></w:p><w:p><w:pPr><w:pStyle w:val="Heading1"/><w:spacing w:before="360" w:after="160"/></w:pPr><w:r><w:rPr><w:rFonts w:ascii="Calibri" w:hAnsi="Calibri"/><w:b/><w:sz w:val="36"/><w:color w:val="0F4C81"/></w:rPr><w:t>Prototype Evaluation Guide and Protocol</w:t></w:r></w:p><w:p><w:pPr><w:spacing w:after="140" w:line="276" w:lineRule="auto"/></w:pPr><w:r><w:rPr><w:rFonts w:ascii="Calibri" w:hAnsi="Calibri"/><w:sz w:val="22"/><w:color w:val="1D2530"/></w:rPr><w:t xml:space="preserve">Dissertation Title: *Adaptive Cybersecurity Awareness Training for University Students: A Data-Driven Framework for Personalised Learning Design*</w:t></w:r></w:p><w:p><w:pPr><w:spacing w:after="140" w:line="276" w:lineRule="auto"/></w:pPr><w:r><w:rPr><w:rFonts w:ascii="Calibri" w:hAnsi="Calibri"/><w:sz w:val="22"/><w:color w:val="1D2530"/></w:rPr><w:t xml:space="preserve">Research Artefact Type: Formative Usability, Relevance, and Design Evaluation Protocol</w:t></w:r></w:p><w:p><w:pPr><w:spacing w:after="140" w:line="276" w:lineRule="auto"/></w:pPr><w:r><w:rPr><w:rFonts w:ascii="Calibri" w:hAnsi="Calibri"/><w:sz w:val="22"/><w:color w:val="1D2530"/></w:rPr><w:t xml:space="preserve">Methodological Alignment: Chapter 3 (Section 3.9 &amp; 3.10), Objective 3 (Evaluative Strand), and Research Question 4 (RQ4)</w:t></w:r></w:p><w:p><w:pPr><w:spacing w:after="140" w:line="276" w:lineRule="auto"/></w:pPr><w:r><w:rPr><w:rFonts w:ascii="Calibri" w:hAnsi="Calibri"/><w:sz w:val="22"/><w:color w:val="1D2530"/></w:rPr><w:t xml:space="preserve">Author: MSc Candidate</w:t></w:r></w:p><w:p><w:pPr><w:spacing w:after="140" w:line="276" w:lineRule="auto"/></w:pPr><w:r><w:rPr><w:rFonts w:ascii="Calibri" w:hAnsi="Calibri"/><w:sz w:val="22"/><w:color w:val="1D2530"/></w:rPr><w:t xml:space="preserve">---</w:t></w:r></w:p><w:p><w:pPr><w:pStyle w:val="Heading2"/><w:spacing w:before="280" w:after="120"/></w:pPr><w:r><w:rPr><w:rFonts w:ascii="Calibri" w:hAnsi="Calibri"/><w:b/><w:sz w:val="28"/><w:color w:val="1D2530"/></w:rPr><w:t>1. Overview and Evaluation Objectives</w:t></w:r></w:p><w:p><w:pPr><w:pStyle w:val="Heading3"/><w:spacing w:before="200" w:after="80"/></w:pPr><w:r><w:rPr><w:rFonts w:ascii="Calibri" w:hAnsi="Calibri"/><w:b/><w:sz w:val="24"/><w:color w:val="334155"/></w:rPr><w:t>1.1 Purpose</w:t></w:r></w:p><w:p><w:pPr><w:spacing w:after="140" w:line="276" w:lineRule="auto"/></w:pPr><w:r><w:rPr><w:rFonts w:ascii="Calibri" w:hAnsi="Calibri"/><w:sz w:val="22"/><w:color w:val="1D2530"/></w:rPr><w:t xml:space="preserve">This guide outlines the protocol for conducting a small-scale, formative evaluation of the low-fidelity prototype (`Cybersecurity_Training_Prototype.html`). In accordance with Chapter 3, the evaluation investigates:</w:t></w:r></w:p><w:p><w:pPr><w:spacing w:after="140" w:line="276" w:lineRule="auto"/></w:pPr><w:r><w:rPr><w:rFonts w:ascii="Calibri" w:hAnsi="Calibri"/><w:sz w:val="22"/><w:color w:val="1D2530"/></w:rPr><w:t xml:space="preserve">1. Usability (RQ4): Measuring ease of navigation, clarity of instructions, and interaction efficiency using the standardised System Usability Scale (SUS).</w:t></w:r></w:p><w:p><w:pPr><w:spacing w:after="140" w:line="276" w:lineRule="auto"/></w:pPr><w:r><w:rPr><w:rFonts w:ascii="Calibri" w:hAnsi="Calibri"/><w:sz w:val="22"/><w:color w:val="1D2530"/></w:rPr><w:t xml:space="preserve">2. Perceived Relevance (RQ4): Assessing whether university students perceive the diagnostic recommendations and learning scenarios as pertinent to student life.</w:t></w:r></w:p><w:p><w:pPr><w:spacing w:after="140" w:line="276" w:lineRule="auto"/></w:pPr><w:r><w:rPr><w:rFonts w:ascii="Calibri" w:hAnsi="Calibri"/><w:sz w:val="22"/><w:color w:val="1D2530"/></w:rPr><w:t xml:space="preserve">3. Design Quality &amp; Transparency (RQ4): Evaluating whether learners understand the deterministic adaptation rules and why specific modules were prioritised.</w:t></w:r></w:p><w:p><w:pPr><w:pStyle w:val="Heading3"/><w:spacing w:before="200" w:after="80"/></w:pPr><w:r><w:rPr><w:rFonts w:ascii="Calibri" w:hAnsi="Calibri"/><w:b/><w:sz w:val="24"/><w:color w:val="334155"/></w:rPr><w:t>1.2 Evaluation Principles</w:t></w:r></w:p><w:p><w:pPr><w:pStyle w:val="ListParagraph"/><w:numPr><w:ilvl w:val="0"/><w:numId w:val="1"/></w:numPr><w:spacing w:after="80"/></w:pPr><w:r><w:rPr><w:rFonts w:ascii="Calibri" w:hAnsi="Calibri"/><w:sz w:val="22"/></w:rPr><w:t xml:space="preserve">• Formative Targets (Not Statistical Proof): The evaluation targets predefined formative benchmarks (mean $\text{SUS} \ge 68$, task independence $\ge 80\%$, median relevance $\ge 4.0/5.0$) rather than formal statistical hypothesis testing.</w:t></w:r></w:p><w:p><w:pPr><w:pStyle w:val="ListParagraph"/><w:numPr><w:ilvl w:val="0"/><w:numId w:val="1"/></w:numPr><w:spacing w:after="80"/></w:pPr><w:r><w:rPr><w:rFonts w:ascii="Calibri" w:hAnsi="Calibri"/><w:sz w:val="22"/></w:rPr><w:t xml:space="preserve">• Neutral Facilitation: The facilitator must observe without prompting or leading participants.</w:t></w:r></w:p><w:p><w:pPr><w:pStyle w:val="ListParagraph"/><w:numPr><w:ilvl w:val="0"/><w:numId w:val="1"/></w:numPr><w:spacing w:after="80"/></w:pPr><w:r><w:rPr><w:rFonts w:ascii="Calibri" w:hAnsi="Calibri"/><w:sz w:val="22"/></w:rPr><w:t xml:space="preserve">• Ethics and Anonymity: Participants must be adult volunteers ($\ge 18$ years) who have signed an independent participant information and consent form. No participant identifying details are stored in the prototype or linked to evaluation records.</w:t></w:r></w:p><w:p><w:pPr><w:spacing w:after="140" w:line="276" w:lineRule="auto"/></w:pPr><w:r><w:rPr><w:rFonts w:ascii="Calibri" w:hAnsi="Calibri"/><w:sz w:val="22"/><w:color w:val="1D2530"/></w:rPr><w:t xml:space="preserve">---</w:t></w:r></w:p><w:p><w:pPr><w:pStyle w:val="Heading2"/><w:spacing w:before="280" w:after="120"/></w:pPr><w:r><w:rPr><w:rFonts w:ascii="Calibri" w:hAnsi="Calibri"/><w:b/><w:sz w:val="28"/><w:color w:val="1D2530"/></w:rPr><w:t>2. Participant Test Procedure</w:t></w:r></w:p><w:p><w:pPr><w:pStyle w:val="Heading3"/><w:spacing w:before="200" w:after="80"/></w:pPr><w:r><w:rPr><w:rFonts w:ascii="Calibri" w:hAnsi="Calibri"/><w:b/><w:sz w:val="24"/><w:color w:val="334155"/></w:rPr><w:t>2.1 Persona Walkthrough Tasks</w:t></w:r></w:p><w:p><w:pPr><w:spacing w:after="140" w:line="276" w:lineRule="auto"/></w:pPr><w:r><w:rPr><w:rFonts w:ascii="Calibri" w:hAnsi="Calibri"/><w:sz w:val="22"/><w:color w:val="1D2530"/></w:rPr><w:t xml:space="preserve">Participants are assigned a scripted persona (e.g. Persona A: *Undergraduate with risky password habits and high phishing uncertainty*, matching empirical Profile 2/3 traits) to execute the following seven sequential tasks:</w:t></w:r></w:p><w:p><w:pPr><w:spacing w:after="140" w:line="276" w:lineRule="auto"/></w:pPr><w:r><w:rPr><w:rFonts w:ascii="Calibri" w:hAnsi="Calibri"/><w:sz w:val="22"/><w:color w:val="1D2530"/></w:rPr><w:t xml:space="preserve">1. Task 1: Complete Initial Diagnostic</w:t></w:r></w:p><w:p><w:pPr><w:spacing w:after="140" w:line="276" w:lineRule="auto"/></w:pPr><w:r><w:rPr><w:rFonts w:ascii="Calibri" w:hAnsi="Calibri"/><w:sz w:val="22"/><w:color w:val="1D2530"/></w:rPr><w:t xml:space="preserve">Navigate through Screen 1 (Welcome) and answer all six questions on Screen 2 (Initial Assessment) in accordance with the assigned persona sheet.</w:t></w:r></w:p><w:p><w:pPr><w:spacing w:after="140" w:line="276" w:lineRule="auto"/></w:pPr><w:r><w:rPr><w:rFonts w:ascii="Calibri" w:hAnsi="Calibri"/><w:sz w:val="22"/><w:color w:val="1D2530"/></w:rPr><w:t xml:space="preserve">2. Task 2: Identify Top Recommendation</w:t></w:r></w:p><w:p><w:pPr><w:spacing w:after="140" w:line="276" w:lineRule="auto"/></w:pPr><w:r><w:rPr><w:rFonts w:ascii="Calibri" w:hAnsi="Calibri"/><w:sz w:val="22"/><w:color w:val="1D2530"/></w:rPr><w:t xml:space="preserve">Examine the generated Personalised Learning Pathway (Screen 3) and identify which module is ranked #1.</w:t></w:r></w:p><w:p><w:pPr><w:spacing w:after="140" w:line="276" w:lineRule="auto"/></w:pPr><w:r><w:rPr><w:rFonts w:ascii="Calibri" w:hAnsi="Calibri"/><w:sz w:val="22"/><w:color w:val="1D2530"/></w:rPr><w:t xml:space="preserve">3. Task 3: Articulate Reason for Recommendation</w:t></w:r></w:p><w:p><w:pPr><w:spacing w:after="140" w:line="276" w:lineRule="auto"/></w:pPr><w:r><w:rPr><w:rFonts w:ascii="Calibri" w:hAnsi="Calibri"/><w:sz w:val="22"/><w:color w:val="1D2530"/></w:rPr><w:t xml:space="preserve">Read the explanation on the top module card and state in your own words why this topic was prioritised for your persona.</w:t></w:r></w:p><w:p><w:pPr><w:spacing w:after="140" w:line="276" w:lineRule="auto"/></w:pPr><w:r><w:rPr><w:rFonts w:ascii="Calibri" w:hAnsi="Calibri"/><w:sz w:val="22"/><w:color w:val="1D2530"/></w:rPr><w:t xml:space="preserve">4. Task 4: Complete Training Activity &amp; Practice Scenario</w:t></w:r></w:p><w:p><w:pPr><w:spacing w:after="140" w:line="276" w:lineRule="auto"/></w:pPr><w:r><w:rPr><w:rFonts w:ascii="Calibri" w:hAnsi="Calibri"/><w:sz w:val="22"/><w:color w:val="1D2530"/></w:rPr><w:t xml:space="preserve">Open the recommended module, read the educational principles, select an option for the scenario decision, and review the feedback.</w:t></w:r></w:p><w:p><w:pPr><w:spacing w:after="140" w:line="276" w:lineRule="auto"/></w:pPr><w:r><w:rPr><w:rFonts w:ascii="Calibri" w:hAnsi="Calibri"/><w:sz w:val="22"/><w:color w:val="1D2530"/></w:rPr><w:t xml:space="preserve">5. Task 5: Complete Follow-Up Reassessment</w:t></w:r></w:p><w:p><w:pPr><w:spacing w:after="140" w:line="276" w:lineRule="auto"/></w:pPr><w:r><w:rPr><w:rFonts w:ascii="Calibri" w:hAnsi="Calibri"/><w:sz w:val="22"/><w:color w:val="1D2530"/></w:rPr><w:t xml:space="preserve">Answer the follow-up reassessment question at the bottom of the module screen and submit the response.</w:t></w:r></w:p><w:p><w:pPr><w:spacing w:after="140" w:line="276" w:lineRule="auto"/></w:pPr><w:r><w:rPr><w:rFonts w:ascii="Calibri" w:hAnsi="Calibri"/><w:sz w:val="22"/><w:color w:val="1D2530"/></w:rPr><w:t xml:space="preserve">6. Task 6: Identify Pathway Adaptation</w:t></w:r></w:p><w:p><w:pPr><w:spacing w:after="140" w:line="276" w:lineRule="auto"/></w:pPr><w:r><w:rPr><w:rFonts w:ascii="Calibri" w:hAnsi="Calibri"/><w:sz w:val="22"/><w:color w:val="1D2530"/></w:rPr><w:t xml:space="preserve">Examine Screen 5 (Feedback &amp; Adaptation) and articulate whether the learning pathway changed, which module is now recommended next, and why.</w:t></w:r></w:p><w:p><w:pPr><w:spacing w:after="140" w:line="276" w:lineRule="auto"/></w:pPr><w:r><w:rPr><w:rFonts w:ascii="Calibri" w:hAnsi="Calibri"/><w:sz w:val="22"/><w:color w:val="1D2530"/></w:rPr><w:t xml:space="preserve">7. Task 7: Restart Session</w:t></w:r></w:p><w:p><w:pPr><w:spacing w:after="140" w:line="276" w:lineRule="auto"/></w:pPr><w:r><w:rPr><w:rFonts w:ascii="Calibri" w:hAnsi="Calibri"/><w:sz w:val="22"/><w:color w:val="1D2530"/></w:rPr><w:t xml:space="preserve">Activate the global &quot;Restart Session&quot; control, confirm the reset dialogue, and verify that the application returns cleanly to Screen 1.</w:t></w:r></w:p><w:p><w:pPr><w:spacing w:after="140" w:line="276" w:lineRule="auto"/></w:pPr><w:r><w:rPr><w:rFonts w:ascii="Calibri" w:hAnsi="Calibri"/><w:sz w:val="22"/><w:color w:val="1D2530"/></w:rPr><w:t xml:space="preserve">---</w:t></w:r></w:p><w:p><w:pPr><w:pStyle w:val="Heading2"/><w:spacing w:before="280" w:after="120"/></w:pPr><w:r><w:rPr><w:rFonts w:ascii="Calibri" w:hAnsi="Calibri"/><w:b/><w:sz w:val="28"/><w:color w:val="1D2530"/></w:rPr><w:t>3. Blank Task Observation and Recording Template</w:t></w:r></w:p><w:p><w:pPr><w:spacing w:after="140" w:line="276" w:lineRule="auto"/></w:pPr><w:r><w:rPr><w:rFonts w:ascii="Calibri" w:hAnsi="Calibri"/><w:sz w:val="22"/><w:color w:val="1D2530"/></w:rPr><w:t xml:space="preserve">*Note: All data fields are left blank. Evaluation records will be populated during the live evaluation sessions.*</w:t></w:r></w:p><w:tbl><w:tblPr><w:tblW w:w="0" w:type="auto"/><w:tblBorders><w:top w:val="single" w:sz="4" w:space="0" w:color="CCCCCC"/><w:bottom w:val="single" w:sz="4" w:space="0" w:color="CCCCCC"/><w:insideH w:val="single" w:sz="4" w:space="0" w:color="EEEEEE"/><w:insideV w:val="none"/></w:tblBorders></w:tblPr><w:tr><w:tc><w:tcPr><w:tcW w:w="2000" w:type="dxa"/><w:shd w:val="clear" w:color="auto" w:fill="F0F4F8"/></w:tcPr><w:p><w:r><w:rPr><w:rFonts w:ascii="Calibri" w:hAnsi="Calibri"/><w:sz w:val="20"/><w:b/></w:rPr><w:t xml:space="preserve">Anonymous Participant Code</w:t></w:r></w:p></w:tc><w:tc><w:tcPr><w:tcW w:w="2000" w:type="dxa"/><w:shd w:val="clear" w:color="auto" w:fill="F0F4F8"/></w:tcPr><w:p><w:r><w:rPr><w:rFonts w:ascii="Calibri" w:hAnsi="Calibri"/><w:sz w:val="20"/><w:b/></w:rPr><w:t xml:space="preserve">Task Number &amp; Description</w:t></w:r></w:p></w:tc><w:tc><w:tcPr><w:tcW w:w="2000" w:type="dxa"/><w:shd w:val="clear" w:color="auto" w:fill="F0F4F8"/></w:tcPr><w:p><w:r><w:rPr><w:rFonts w:ascii="Calibri" w:hAnsi="Calibri"/><w:sz w:val="20"/><w:b/></w:rPr><w:t xml:space="preserve">Task Completion Status (Independently / With Help / Not Completed)</w:t></w:r></w:p></w:tc><w:tc><w:tcPr><w:tcW w:w="2000" w:type="dxa"/><w:shd w:val="clear" w:color="auto" w:fill="F0F4F8"/></w:tcPr><w:p><w:r><w:rPr><w:rFonts w:ascii="Calibri" w:hAnsi="Calibri"/><w:sz w:val="20"/><w:b/></w:rPr><w:t xml:space="preserve">Observed Usability Difficulties or Hesitations</w:t></w:r></w:p></w:tc><w:tc><w:tcPr><w:tcW w:w="2000" w:type="dxa"/><w:shd w:val="clear" w:color="auto" w:fill="F0F4F8"/></w:tcPr><w:p><w:r><w:rPr><w:rFonts w:ascii="Calibri" w:hAnsi="Calibri"/><w:sz w:val="20"/><w:b/></w:rPr><w:t xml:space="preserve">Participant Verbal Comment / Quote</w:t></w:r></w:p></w:tc></w:tr><w:tr><w:tc><w:tcPr><w:tcW w:w="2000" w:type="dxa"/></w:tcPr><w:p><w:r><w:rPr><w:rFonts w:ascii="Calibri" w:hAnsi="Calibri"/><w:sz w:val="20"/></w:rPr><w:t xml:space="preserve">`[P01]`</w:t></w:r></w:p></w:tc><w:tc><w:tcPr><w:tcW w:w="2000" w:type="dxa"/></w:tcPr><w:p><w:r><w:rPr><w:rFonts w:ascii="Calibri" w:hAnsi="Calibri"/><w:sz w:val="20"/></w:rPr><w:t xml:space="preserve">Task 1: Complete Diagnostic</w:t></w:r></w:p></w:tc><w:tc><w:tcPr><w:tcW w:w="2000" w:type="dxa"/></w:tcPr><w:p><w:r><w:rPr><w:rFonts w:ascii="Calibri" w:hAnsi="Calibri"/><w:sz w:val="20"/></w:rPr><w:t xml:space="preserve"></w:t></w:r></w:p></w:tc><w:tc><w:tcPr><w:tcW w:w="2000" w:type="dxa"/></w:tcPr><w:p><w:r><w:rPr><w:rFonts w:ascii="Calibri" w:hAnsi="Calibri"/><w:sz w:val="20"/></w:rPr><w:t xml:space="preserve"></w:t></w:r></w:p></w:tc><w:tc><w:tcPr><w:tcW w:w="2000" w:type="dxa"/></w:tcPr><w:p><w:r><w:rPr><w:rFonts w:ascii="Calibri" w:hAnsi="Calibri"/><w:sz w:val="20"/></w:rPr><w:t xml:space="preserve"></w:t></w:r></w:p></w:tc></w:tr><w:tr><w:tc><w:tcPr><w:tcW w:w="2000" w:type="dxa"/></w:tcPr><w:p><w:r><w:rPr><w:rFonts w:ascii="Calibri" w:hAnsi="Calibri"/><w:sz w:val="20"/></w:rPr><w:t xml:space="preserve">`[P01]`</w:t></w:r></w:p></w:tc><w:tc><w:tcPr><w:tcW w:w="2000" w:type="dxa"/></w:tcPr><w:p><w:r><w:rPr><w:rFonts w:ascii="Calibri" w:hAnsi="Calibri"/><w:sz w:val="20"/></w:rPr><w:t xml:space="preserve">Task 2: Identify Top Module</w:t></w:r></w:p></w:tc><w:tc><w:tcPr><w:tcW w:w="2000" w:type="dxa"/></w:tcPr><w:p><w:r><w:rPr><w:rFonts w:ascii="Calibri" w:hAnsi="Calibri"/><w:sz w:val="20"/></w:rPr><w:t xml:space="preserve"></w:t></w:r></w:p></w:tc><w:tc><w:tcPr><w:tcW w:w="2000" w:type="dxa"/></w:tcPr><w:p><w:r><w:rPr><w:rFonts w:ascii="Calibri" w:hAnsi="Calibri"/><w:sz w:val="20"/></w:rPr><w:t xml:space="preserve"></w:t></w:r></w:p></w:tc><w:tc><w:tcPr><w:tcW w:w="2000" w:type="dxa"/></w:tcPr><w:p><w:r><w:rPr><w:rFonts w:ascii="Calibri" w:hAnsi="Calibri"/><w:sz w:val="20"/></w:rPr><w:t xml:space="preserve"></w:t></w:r></w:p></w:tc></w:tr><w:tr><w:tc><w:tcPr><w:tcW w:w="2000" w:type="dxa"/></w:tcPr><w:p><w:r><w:rPr><w:rFonts w:ascii="Calibri" w:hAnsi="Calibri"/><w:sz w:val="20"/></w:rPr><w:t xml:space="preserve">`[P01]`</w:t></w:r></w:p></w:tc><w:tc><w:tcPr><w:tcW w:w="2000" w:type="dxa"/></w:tcPr><w:p><w:r><w:rPr><w:rFonts w:ascii="Calibri" w:hAnsi="Calibri"/><w:sz w:val="20"/></w:rPr><w:t xml:space="preserve">Task 3: Explain Reason</w:t></w:r></w:p></w:tc><w:tc><w:tcPr><w:tcW w:w="2000" w:type="dxa"/></w:tcPr><w:p><w:r><w:rPr><w:rFonts w:ascii="Calibri" w:hAnsi="Calibri"/><w:sz w:val="20"/></w:rPr><w:t xml:space="preserve"></w:t></w:r></w:p></w:tc><w:tc><w:tcPr><w:tcW w:w="2000" w:type="dxa"/></w:tcPr><w:p><w:r><w:rPr><w:rFonts w:ascii="Calibri" w:hAnsi="Calibri"/><w:sz w:val="20"/></w:rPr><w:t xml:space="preserve"></w:t></w:r></w:p></w:tc><w:tc><w:tcPr><w:tcW w:w="2000" w:type="dxa"/></w:tcPr><w:p><w:r><w:rPr><w:rFonts w:ascii="Calibri" w:hAnsi="Calibri"/><w:sz w:val="20"/></w:rPr><w:t xml:space="preserve"></w:t></w:r></w:p></w:tc></w:tr><w:tr><w:tc><w:tcPr><w:tcW w:w="2000" w:type="dxa"/></w:tcPr><w:p><w:r><w:rPr><w:rFonts w:ascii="Calibri" w:hAnsi="Calibri"/><w:sz w:val="20"/></w:rPr><w:t xml:space="preserve">`[P01]`</w:t></w:r></w:p></w:tc><w:tc><w:tcPr><w:tcW w:w="2000" w:type="dxa"/></w:tcPr><w:p><w:r><w:rPr><w:rFonts w:ascii="Calibri" w:hAnsi="Calibri"/><w:sz w:val="20"/></w:rPr><w:t xml:space="preserve">Task 4: Practice Scenario</w:t></w:r></w:p></w:tc><w:tc><w:tcPr><w:tcW w:w="2000" w:type="dxa"/></w:tcPr><w:p><w:r><w:rPr><w:rFonts w:ascii="Calibri" w:hAnsi="Calibri"/><w:sz w:val="20"/></w:rPr><w:t xml:space="preserve"></w:t></w:r></w:p></w:tc><w:tc><w:tcPr><w:tcW w:w="2000" w:type="dxa"/></w:tcPr><w:p><w:r><w:rPr><w:rFonts w:ascii="Calibri" w:hAnsi="Calibri"/><w:sz w:val="20"/></w:rPr><w:t xml:space="preserve"></w:t></w:r></w:p></w:tc><w:tc><w:tcPr><w:tcW w:w="2000" w:type="dxa"/></w:tcPr><w:p><w:r><w:rPr><w:rFonts w:ascii="Calibri" w:hAnsi="Calibri"/><w:sz w:val="20"/></w:rPr><w:t xml:space="preserve"></w:t></w:r></w:p></w:tc></w:tr><w:tr><w:tc><w:tcPr><w:tcW w:w="2000" w:type="dxa"/></w:tcPr><w:p><w:r><w:rPr><w:rFonts w:ascii="Calibri" w:hAnsi="Calibri"/><w:sz w:val="20"/></w:rPr><w:t xml:space="preserve">`[P01]`</w:t></w:r></w:p></w:tc><w:tc><w:tcPr><w:tcW w:w="2000" w:type="dxa"/></w:tcPr><w:p><w:r><w:rPr><w:rFonts w:ascii="Calibri" w:hAnsi="Calibri"/><w:sz w:val="20"/></w:rPr><w:t xml:space="preserve">Task 5: Follow-Up Reassessment</w:t></w:r></w:p></w:tc><w:tc><w:tcPr><w:tcW w:w="2000" w:type="dxa"/></w:tcPr><w:p><w:r><w:rPr><w:rFonts w:ascii="Calibri" w:hAnsi="Calibri"/><w:sz w:val="20"/></w:rPr><w:t xml:space="preserve"></w:t></w:r></w:p></w:tc><w:tc><w:tcPr><w:tcW w:w="2000" w:type="dxa"/></w:tcPr><w:p><w:r><w:rPr><w:rFonts w:ascii="Calibri" w:hAnsi="Calibri"/><w:sz w:val="20"/></w:rPr><w:t xml:space="preserve"></w:t></w:r></w:p></w:tc><w:tc><w:tcPr><w:tcW w:w="2000" w:type="dxa"/></w:tcPr><w:p><w:r><w:rPr><w:rFonts w:ascii="Calibri" w:hAnsi="Calibri"/><w:sz w:val="20"/></w:rPr><w:t xml:space="preserve"></w:t></w:r></w:p></w:tc></w:tr><w:tr><w:tc><w:tcPr><w:tcW w:w="2000" w:type="dxa"/></w:tcPr><w:p><w:r><w:rPr><w:rFonts w:ascii="Calibri" w:hAnsi="Calibri"/><w:sz w:val="20"/></w:rPr><w:t xml:space="preserve">`[P01]`</w:t></w:r></w:p></w:tc><w:tc><w:tcPr><w:tcW w:w="2000" w:type="dxa"/></w:tcPr><w:p><w:r><w:rPr><w:rFonts w:ascii="Calibri" w:hAnsi="Calibri"/><w:sz w:val="20"/></w:rPr><w:t xml:space="preserve">Task 6: Identify Adaptation</w:t></w:r></w:p></w:tc><w:tc><w:tcPr><w:tcW w:w="2000" w:type="dxa"/></w:tcPr><w:p><w:r><w:rPr><w:rFonts w:ascii="Calibri" w:hAnsi="Calibri"/><w:sz w:val="20"/></w:rPr><w:t xml:space="preserve"></w:t></w:r></w:p></w:tc><w:tc><w:tcPr><w:tcW w:w="2000" w:type="dxa"/></w:tcPr><w:p><w:r><w:rPr><w:rFonts w:ascii="Calibri" w:hAnsi="Calibri"/><w:sz w:val="20"/></w:rPr><w:t xml:space="preserve"></w:t></w:r></w:p></w:tc><w:tc><w:tcPr><w:tcW w:w="2000" w:type="dxa"/></w:tcPr><w:p><w:r><w:rPr><w:rFonts w:ascii="Calibri" w:hAnsi="Calibri"/><w:sz w:val="20"/></w:rPr><w:t xml:space="preserve"></w:t></w:r></w:p></w:tc></w:tr><w:tr><w:tc><w:tcPr><w:tcW w:w="2000" w:type="dxa"/></w:tcPr><w:p><w:r><w:rPr><w:rFonts w:ascii="Calibri" w:hAnsi="Calibri"/><w:sz w:val="20"/></w:rPr><w:t xml:space="preserve">`[P01]`</w:t></w:r></w:p></w:tc><w:tc><w:tcPr><w:tcW w:w="2000" w:type="dxa"/></w:tcPr><w:p><w:r><w:rPr><w:rFonts w:ascii="Calibri" w:hAnsi="Calibri"/><w:sz w:val="20"/></w:rPr><w:t xml:space="preserve">Task 7: Restart Prototype</w:t></w:r></w:p></w:tc><w:tc><w:tcPr><w:tcW w:w="2000" w:type="dxa"/></w:tcPr><w:p><w:r><w:rPr><w:rFonts w:ascii="Calibri" w:hAnsi="Calibri"/><w:sz w:val="20"/></w:rPr><w:t xml:space="preserve"></w:t></w:r></w:p></w:tc><w:tc><w:tcPr><w:tcW w:w="2000" w:type="dxa"/></w:tcPr><w:p><w:r><w:rPr><w:rFonts w:ascii="Calibri" w:hAnsi="Calibri"/><w:sz w:val="20"/></w:rPr><w:t xml:space="preserve"></w:t></w:r></w:p></w:tc><w:tc><w:tcPr><w:tcW w:w="2000" w:type="dxa"/></w:tcPr><w:p><w:r><w:rPr><w:rFonts w:ascii="Calibri" w:hAnsi="Calibri"/><w:sz w:val="20"/></w:rPr><w:t xml:space="preserve"></w:t></w:r></w:p></w:tc></w:tr><w:tr><w:tc><w:tcPr><w:tcW w:w="2000" w:type="dxa"/></w:tcPr><w:p><w:r><w:rPr><w:rFonts w:ascii="Calibri" w:hAnsi="Calibri"/><w:sz w:val="20"/></w:rPr><w:t xml:space="preserve">`[P02]`</w:t></w:r></w:p></w:tc><w:tc><w:tcPr><w:tcW w:w="2000" w:type="dxa"/></w:tcPr><w:p><w:r><w:rPr><w:rFonts w:ascii="Calibri" w:hAnsi="Calibri"/><w:sz w:val="20"/></w:rPr><w:t xml:space="preserve">Task 1: Complete Diagnostic</w:t></w:r></w:p></w:tc><w:tc><w:tcPr><w:tcW w:w="2000" w:type="dxa"/></w:tcPr><w:p><w:r><w:rPr><w:rFonts w:ascii="Calibri" w:hAnsi="Calibri"/><w:sz w:val="20"/></w:rPr><w:t xml:space="preserve"></w:t></w:r></w:p></w:tc><w:tc><w:tcPr><w:tcW w:w="2000" w:type="dxa"/></w:tcPr><w:p><w:r><w:rPr><w:rFonts w:ascii="Calibri" w:hAnsi="Calibri"/><w:sz w:val="20"/></w:rPr><w:t xml:space="preserve"></w:t></w:r></w:p></w:tc><w:tc><w:tcPr><w:tcW w:w="2000" w:type="dxa"/></w:tcPr><w:p><w:r><w:rPr><w:rFonts w:ascii="Calibri" w:hAnsi="Calibri"/><w:sz w:val="20"/></w:rPr><w:t xml:space="preserve"></w:t></w:r></w:p></w:tc></w:tr><w:tr><w:tc><w:tcPr><w:tcW w:w="2000" w:type="dxa"/></w:tcPr><w:p><w:r><w:rPr><w:rFonts w:ascii="Calibri" w:hAnsi="Calibri"/><w:sz w:val="20"/></w:rPr><w:t xml:space="preserve">`[P02]`</w:t></w:r></w:p></w:tc><w:tc><w:tcPr><w:tcW w:w="2000" w:type="dxa"/></w:tcPr><w:p><w:r><w:rPr><w:rFonts w:ascii="Calibri" w:hAnsi="Calibri"/><w:sz w:val="20"/></w:rPr><w:t xml:space="preserve">Task 2: Identify Top Module</w:t></w:r></w:p></w:tc><w:tc><w:tcPr><w:tcW w:w="2000" w:type="dxa"/></w:tcPr><w:p><w:r><w:rPr><w:rFonts w:ascii="Calibri" w:hAnsi="Calibri"/><w:sz w:val="20"/></w:rPr><w:t xml:space="preserve"></w:t></w:r></w:p></w:tc><w:tc><w:tcPr><w:tcW w:w="2000" w:type="dxa"/></w:tcPr><w:p><w:r><w:rPr><w:rFonts w:ascii="Calibri" w:hAnsi="Calibri"/><w:sz w:val="20"/></w:rPr><w:t xml:space="preserve"></w:t></w:r></w:p></w:tc><w:tc><w:tcPr><w:tcW w:w="2000" w:type="dxa"/></w:tcPr><w:p><w:r><w:rPr><w:rFonts w:ascii="Calibri" w:hAnsi="Calibri"/><w:sz w:val="20"/></w:rPr><w:t xml:space="preserve"></w:t></w:r></w:p></w:tc></w:tr><w:tr><w:tc><w:tcPr><w:tcW w:w="2000" w:type="dxa"/></w:tcPr><w:p><w:r><w:rPr><w:rFonts w:ascii="Calibri" w:hAnsi="Calibri"/><w:sz w:val="20"/></w:rPr><w:t xml:space="preserve">`[P02]`</w:t></w:r></w:p></w:tc><w:tc><w:tcPr><w:tcW w:w="2000" w:type="dxa"/></w:tcPr><w:p><w:r><w:rPr><w:rFonts w:ascii="Calibri" w:hAnsi="Calibri"/><w:sz w:val="20"/></w:rPr><w:t xml:space="preserve">Task 3: Explain Reason</w:t></w:r></w:p></w:tc><w:tc><w:tcPr><w:tcW w:w="2000" w:type="dxa"/></w:tcPr><w:p><w:r><w:rPr><w:rFonts w:ascii="Calibri" w:hAnsi="Calibri"/><w:sz w:val="20"/></w:rPr><w:t xml:space="preserve"></w:t></w:r></w:p></w:tc><w:tc><w:tcPr><w:tcW w:w="2000" w:type="dxa"/></w:tcPr><w:p><w:r><w:rPr><w:rFonts w:ascii="Calibri" w:hAnsi="Calibri"/><w:sz w:val="20"/></w:rPr><w:t xml:space="preserve"></w:t></w:r></w:p></w:tc><w:tc><w:tcPr><w:tcW w:w="2000" w:type="dxa"/></w:tcPr><w:p><w:r><w:rPr><w:rFonts w:ascii="Calibri" w:hAnsi="Calibri"/><w:sz w:val="20"/></w:rPr><w:t xml:space="preserve"></w:t></w:r></w:p></w:tc></w:tr><w:tr><w:tc><w:tcPr><w:tcW w:w="2000" w:type="dxa"/></w:tcPr><w:p><w:r><w:rPr><w:rFonts w:ascii="Calibri" w:hAnsi="Calibri"/><w:sz w:val="20"/></w:rPr><w:t xml:space="preserve">`[P02]`</w:t></w:r></w:p></w:tc><w:tc><w:tcPr><w:tcW w:w="2000" w:type="dxa"/></w:tcPr><w:p><w:r><w:rPr><w:rFonts w:ascii="Calibri" w:hAnsi="Calibri"/><w:sz w:val="20"/></w:rPr><w:t xml:space="preserve">Task 4: Practice Scenario</w:t></w:r></w:p></w:tc><w:tc><w:tcPr><w:tcW w:w="2000" w:type="dxa"/></w:tcPr><w:p><w:r><w:rPr><w:rFonts w:ascii="Calibri" w:hAnsi="Calibri"/><w:sz w:val="20"/></w:rPr><w:t xml:space="preserve"></w:t></w:r></w:p></w:tc><w:tc><w:tcPr><w:tcW w:w="2000" w:type="dxa"/></w:tcPr><w:p><w:r><w:rPr><w:rFonts w:ascii="Calibri" w:hAnsi="Calibri"/><w:sz w:val="20"/></w:rPr><w:t xml:space="preserve"></w:t></w:r></w:p></w:tc><w:tc><w:tcPr><w:tcW w:w="2000" w:type="dxa"/></w:tcPr><w:p><w:r><w:rPr><w:rFonts w:ascii="Calibri" w:hAnsi="Calibri"/><w:sz w:val="20"/></w:rPr><w:t xml:space="preserve"></w:t></w:r></w:p></w:tc></w:tr><w:tr><w:tc><w:tcPr><w:tcW w:w="2000" w:type="dxa"/></w:tcPr><w:p><w:r><w:rPr><w:rFonts w:ascii="Calibri" w:hAnsi="Calibri"/><w:sz w:val="20"/></w:rPr><w:t xml:space="preserve">`[P02]`</w:t></w:r></w:p></w:tc><w:tc><w:tcPr><w:tcW w:w="2000" w:type="dxa"/></w:tcPr><w:p><w:r><w:rPr><w:rFonts w:ascii="Calibri" w:hAnsi="Calibri"/><w:sz w:val="20"/></w:rPr><w:t xml:space="preserve">Task 5: Follow-Up Reassessment</w:t></w:r></w:p></w:tc><w:tc><w:tcPr><w:tcW w:w="2000" w:type="dxa"/></w:tcPr><w:p><w:r><w:rPr><w:rFonts w:ascii="Calibri" w:hAnsi="Calibri"/><w:sz w:val="20"/></w:rPr><w:t xml:space="preserve"></w:t></w:r></w:p></w:tc><w:tc><w:tcPr><w:tcW w:w="2000" w:type="dxa"/></w:tcPr><w:p><w:r><w:rPr><w:rFonts w:ascii="Calibri" w:hAnsi="Calibri"/><w:sz w:val="20"/></w:rPr><w:t xml:space="preserve"></w:t></w:r></w:p></w:tc><w:tc><w:tcPr><w:tcW w:w="2000" w:type="dxa"/></w:tcPr><w:p><w:r><w:rPr><w:rFonts w:ascii="Calibri" w:hAnsi="Calibri"/><w:sz w:val="20"/></w:rPr><w:t xml:space="preserve"></w:t></w:r></w:p></w:tc></w:tr><w:tr><w:tc><w:tcPr><w:tcW w:w="2000" w:type="dxa"/></w:tcPr><w:p><w:r><w:rPr><w:rFonts w:ascii="Calibri" w:hAnsi="Calibri"/><w:sz w:val="20"/></w:rPr><w:t xml:space="preserve">`[P02]`</w:t></w:r></w:p></w:tc><w:tc><w:tcPr><w:tcW w:w="2000" w:type="dxa"/></w:tcPr><w:p><w:r><w:rPr><w:rFonts w:ascii="Calibri" w:hAnsi="Calibri"/><w:sz w:val="20"/></w:rPr><w:t xml:space="preserve">Task 6: Identify Adaptation</w:t></w:r></w:p></w:tc><w:tc><w:tcPr><w:tcW w:w="2000" w:type="dxa"/></w:tcPr><w:p><w:r><w:rPr><w:rFonts w:ascii="Calibri" w:hAnsi="Calibri"/><w:sz w:val="20"/></w:rPr><w:t xml:space="preserve"></w:t></w:r></w:p></w:tc><w:tc><w:tcPr><w:tcW w:w="2000" w:type="dxa"/></w:tcPr><w:p><w:r><w:rPr><w:rFonts w:ascii="Calibri" w:hAnsi="Calibri"/><w:sz w:val="20"/></w:rPr><w:t xml:space="preserve"></w:t></w:r></w:p></w:tc><w:tc><w:tcPr><w:tcW w:w="2000" w:type="dxa"/></w:tcPr><w:p><w:r><w:rPr><w:rFonts w:ascii="Calibri" w:hAnsi="Calibri"/><w:sz w:val="20"/></w:rPr><w:t xml:space="preserve"></w:t></w:r></w:p></w:tc></w:tr><w:tr><w:tc><w:tcPr><w:tcW w:w="2000" w:type="dxa"/></w:tcPr><w:p><w:r><w:rPr><w:rFonts w:ascii="Calibri" w:hAnsi="Calibri"/><w:sz w:val="20"/></w:rPr><w:t xml:space="preserve">`[P02]`</w:t></w:r></w:p></w:tc><w:tc><w:tcPr><w:tcW w:w="2000" w:type="dxa"/></w:tcPr><w:p><w:r><w:rPr><w:rFonts w:ascii="Calibri" w:hAnsi="Calibri"/><w:sz w:val="20"/></w:rPr><w:t xml:space="preserve">Task 7: Restart Prototype</w:t></w:r></w:p></w:tc><w:tc><w:tcPr><w:tcW w:w="2000" w:type="dxa"/></w:tcPr><w:p><w:r><w:rPr><w:rFonts w:ascii="Calibri" w:hAnsi="Calibri"/><w:sz w:val="20"/></w:rPr><w:t xml:space="preserve"></w:t></w:r></w:p></w:tc><w:tc><w:tcPr><w:tcW w:w="2000" w:type="dxa"/></w:tcPr><w:p><w:r><w:rPr><w:rFonts w:ascii="Calibri" w:hAnsi="Calibri"/><w:sz w:val="20"/></w:rPr><w:t xml:space="preserve"></w:t></w:r></w:p></w:tc><w:tc><w:tcPr><w:tcW w:w="2000" w:type="dxa"/></w:tcPr><w:p><w:r><w:rPr><w:rFonts w:ascii="Calibri" w:hAnsi="Calibri"/><w:sz w:val="20"/></w:rPr><w:t xml:space="preserve"></w:t></w:r></w:p></w:tc></w:tr><w:tr><w:tc><w:tcPr><w:tcW w:w="2000" w:type="dxa"/></w:tcPr><w:p><w:r><w:rPr><w:rFonts w:ascii="Calibri" w:hAnsi="Calibri"/><w:sz w:val="20"/></w:rPr><w:t xml:space="preserve">`[P03]`</w:t></w:r></w:p></w:tc><w:tc><w:tcPr><w:tcW w:w="2000" w:type="dxa"/></w:tcPr><w:p><w:r><w:rPr><w:rFonts w:ascii="Calibri" w:hAnsi="Calibri"/><w:sz w:val="20"/></w:rPr><w:t xml:space="preserve">Task 1: Complete Diagnostic</w:t></w:r></w:p></w:tc><w:tc><w:tcPr><w:tcW w:w="2000" w:type="dxa"/></w:tcPr><w:p><w:r><w:rPr><w:rFonts w:ascii="Calibri" w:hAnsi="Calibri"/><w:sz w:val="20"/></w:rPr><w:t xml:space="preserve"></w:t></w:r></w:p></w:tc><w:tc><w:tcPr><w:tcW w:w="2000" w:type="dxa"/></w:tcPr><w:p><w:r><w:rPr><w:rFonts w:ascii="Calibri" w:hAnsi="Calibri"/><w:sz w:val="20"/></w:rPr><w:t xml:space="preserve"></w:t></w:r></w:p></w:tc><w:tc><w:tcPr><w:tcW w:w="2000" w:type="dxa"/></w:tcPr><w:p><w:r><w:rPr><w:rFonts w:ascii="Calibri" w:hAnsi="Calibri"/><w:sz w:val="20"/></w:rPr><w:t xml:space="preserve"></w:t></w:r></w:p></w:tc></w:tr><w:tr><w:tc><w:tcPr><w:tcW w:w="2000" w:type="dxa"/></w:tcPr><w:p><w:r><w:rPr><w:rFonts w:ascii="Calibri" w:hAnsi="Calibri"/><w:sz w:val="20"/></w:rPr><w:t xml:space="preserve">`[P03]`</w:t></w:r></w:p></w:tc><w:tc><w:tcPr><w:tcW w:w="2000" w:type="dxa"/></w:tcPr><w:p><w:r><w:rPr><w:rFonts w:ascii="Calibri" w:hAnsi="Calibri"/><w:sz w:val="20"/></w:rPr><w:t xml:space="preserve">Task 2: Identify Top Module</w:t></w:r></w:p></w:tc><w:tc><w:tcPr><w:tcW w:w="2000" w:type="dxa"/></w:tcPr><w:p><w:r><w:rPr><w:rFonts w:ascii="Calibri" w:hAnsi="Calibri"/><w:sz w:val="20"/></w:rPr><w:t xml:space="preserve"></w:t></w:r></w:p></w:tc><w:tc><w:tcPr><w:tcW w:w="2000" w:type="dxa"/></w:tcPr><w:p><w:r><w:rPr><w:rFonts w:ascii="Calibri" w:hAnsi="Calibri"/><w:sz w:val="20"/></w:rPr><w:t xml:space="preserve"></w:t></w:r></w:p></w:tc><w:tc><w:tcPr><w:tcW w:w="2000" w:type="dxa"/></w:tcPr><w:p><w:r><w:rPr><w:rFonts w:ascii="Calibri" w:hAnsi="Calibri"/><w:sz w:val="20"/></w:rPr><w:t xml:space="preserve"></w:t></w:r></w:p></w:tc></w:tr><w:tr><w:tc><w:tcPr><w:tcW w:w="2000" w:type="dxa"/></w:tcPr><w:p><w:r><w:rPr><w:rFonts w:ascii="Calibri" w:hAnsi="Calibri"/><w:sz w:val="20"/></w:rPr><w:t xml:space="preserve">`[P03]`</w:t></w:r></w:p></w:tc><w:tc><w:tcPr><w:tcW w:w="2000" w:type="dxa"/></w:tcPr><w:p><w:r><w:rPr><w:rFonts w:ascii="Calibri" w:hAnsi="Calibri"/><w:sz w:val="20"/></w:rPr><w:t xml:space="preserve">Task 3: Explain Reason</w:t></w:r></w:p></w:tc><w:tc><w:tcPr><w:tcW w:w="2000" w:type="dxa"/></w:tcPr><w:p><w:r><w:rPr><w:rFonts w:ascii="Calibri" w:hAnsi="Calibri"/><w:sz w:val="20"/></w:rPr><w:t xml:space="preserve"></w:t></w:r></w:p></w:tc><w:tc><w:tcPr><w:tcW w:w="2000" w:type="dxa"/></w:tcPr><w:p><w:r><w:rPr><w:rFonts w:ascii="Calibri" w:hAnsi="Calibri"/><w:sz w:val="20"/></w:rPr><w:t xml:space="preserve"></w:t></w:r></w:p></w:tc><w:tc><w:tcPr><w:tcW w:w="2000" w:type="dxa"/></w:tcPr><w:p><w:r><w:rPr><w:rFonts w:ascii="Calibri" w:hAnsi="Calibri"/><w:sz w:val="20"/></w:rPr><w:t xml:space="preserve"></w:t></w:r></w:p></w:tc></w:tr><w:tr><w:tc><w:tcPr><w:tcW w:w="2000" w:type="dxa"/></w:tcPr><w:p><w:r><w:rPr><w:rFonts w:ascii="Calibri" w:hAnsi="Calibri"/><w:sz w:val="20"/></w:rPr><w:t xml:space="preserve">`[P03]`</w:t></w:r></w:p></w:tc><w:tc><w:tcPr><w:tcW w:w="2000" w:type="dxa"/></w:tcPr><w:p><w:r><w:rPr><w:rFonts w:ascii="Calibri" w:hAnsi="Calibri"/><w:sz w:val="20"/></w:rPr><w:t xml:space="preserve">Task 4: Practice Scenario</w:t></w:r></w:p></w:tc><w:tc><w:tcPr><w:tcW w:w="2000" w:type="dxa"/></w:tcPr><w:p><w:r><w:rPr><w:rFonts w:ascii="Calibri" w:hAnsi="Calibri"/><w:sz w:val="20"/></w:rPr><w:t xml:space="preserve"></w:t></w:r></w:p></w:tc><w:tc><w:tcPr><w:tcW w:w="2000" w:type="dxa"/></w:tcPr><w:p><w:r><w:rPr><w:rFonts w:ascii="Calibri" w:hAnsi="Calibri"/><w:sz w:val="20"/></w:rPr><w:t xml:space="preserve"></w:t></w:r></w:p></w:tc><w:tc><w:tcPr><w:tcW w:w="2000" w:type="dxa"/></w:tcPr><w:p><w:r><w:rPr><w:rFonts w:ascii="Calibri" w:hAnsi="Calibri"/><w:sz w:val="20"/></w:rPr><w:t xml:space="preserve"></w:t></w:r></w:p></w:tc></w:tr><w:tr><w:tc><w:tcPr><w:tcW w:w="2000" w:type="dxa"/></w:tcPr><w:p><w:r><w:rPr><w:rFonts w:ascii="Calibri" w:hAnsi="Calibri"/><w:sz w:val="20"/></w:rPr><w:t xml:space="preserve">`[P03]`</w:t></w:r></w:p></w:tc><w:tc><w:tcPr><w:tcW w:w="2000" w:type="dxa"/></w:tcPr><w:p><w:r><w:rPr><w:rFonts w:ascii="Calibri" w:hAnsi="Calibri"/><w:sz w:val="20"/></w:rPr><w:t xml:space="preserve">Task 5: Follow-Up Reassessment</w:t></w:r></w:p></w:tc><w:tc><w:tcPr><w:tcW w:w="2000" w:type="dxa"/></w:tcPr><w:p><w:r><w:rPr><w:rFonts w:ascii="Calibri" w:hAnsi="Calibri"/><w:sz w:val="20"/></w:rPr><w:t xml:space="preserve"></w:t></w:r></w:p></w:tc><w:tc><w:tcPr><w:tcW w:w="2000" w:type="dxa"/></w:tcPr><w:p><w:r><w:rPr><w:rFonts w:ascii="Calibri" w:hAnsi="Calibri"/><w:sz w:val="20"/></w:rPr><w:t xml:space="preserve"></w:t></w:r></w:p></w:tc><w:tc><w:tcPr><w:tcW w:w="2000" w:type="dxa"/></w:tcPr><w:p><w:r><w:rPr><w:rFonts w:ascii="Calibri" w:hAnsi="Calibri"/><w:sz w:val="20"/></w:rPr><w:t xml:space="preserve"></w:t></w:r></w:p></w:tc></w:tr><w:tr><w:tc><w:tcPr><w:tcW w:w="2000" w:type="dxa"/></w:tcPr><w:p><w:r><w:rPr><w:rFonts w:ascii="Calibri" w:hAnsi="Calibri"/><w:sz w:val="20"/></w:rPr><w:t xml:space="preserve">`[P03]`</w:t></w:r></w:p></w:tc><w:tc><w:tcPr><w:tcW w:w="2000" w:type="dxa"/></w:tcPr><w:p><w:r><w:rPr><w:rFonts w:ascii="Calibri" w:hAnsi="Calibri"/><w:sz w:val="20"/></w:rPr><w:t xml:space="preserve">Task 6: Identify Adaptation</w:t></w:r></w:p></w:tc><w:tc><w:tcPr><w:tcW w:w="2000" w:type="dxa"/></w:tcPr><w:p><w:r><w:rPr><w:rFonts w:ascii="Calibri" w:hAnsi="Calibri"/><w:sz w:val="20"/></w:rPr><w:t xml:space="preserve"></w:t></w:r></w:p></w:tc><w:tc><w:tcPr><w:tcW w:w="2000" w:type="dxa"/></w:tcPr><w:p><w:r><w:rPr><w:rFonts w:ascii="Calibri" w:hAnsi="Calibri"/><w:sz w:val="20"/></w:rPr><w:t xml:space="preserve"></w:t></w:r></w:p></w:tc><w:tc><w:tcPr><w:tcW w:w="2000" w:type="dxa"/></w:tcPr><w:p><w:r><w:rPr><w:rFonts w:ascii="Calibri" w:hAnsi="Calibri"/><w:sz w:val="20"/></w:rPr><w:t xml:space="preserve"></w:t></w:r></w:p></w:tc></w:tr><w:tr><w:tc><w:tcPr><w:tcW w:w="2000" w:type="dxa"/></w:tcPr><w:p><w:r><w:rPr><w:rFonts w:ascii="Calibri" w:hAnsi="Calibri"/><w:sz w:val="20"/></w:rPr><w:t xml:space="preserve">`[P03]`</w:t></w:r></w:p></w:tc><w:tc><w:tcPr><w:tcW w:w="2000" w:type="dxa"/></w:tcPr><w:p><w:r><w:rPr><w:rFonts w:ascii="Calibri" w:hAnsi="Calibri"/><w:sz w:val="20"/></w:rPr><w:t xml:space="preserve">Task 7: Restart Prototype</w:t></w:r></w:p></w:tc><w:tc><w:tcPr><w:tcW w:w="2000" w:type="dxa"/></w:tcPr><w:p><w:r><w:rPr><w:rFonts w:ascii="Calibri" w:hAnsi="Calibri"/><w:sz w:val="20"/></w:rPr><w:t xml:space="preserve"></w:t></w:r></w:p></w:tc><w:tc><w:tcPr><w:tcW w:w="2000" w:type="dxa"/></w:tcPr><w:p><w:r><w:rPr><w:rFonts w:ascii="Calibri" w:hAnsi="Calibri"/><w:sz w:val="20"/></w:rPr><w:t xml:space="preserve"></w:t></w:r></w:p></w:tc><w:tc><w:tcPr><w:tcW w:w="2000" w:type="dxa"/></w:tcPr><w:p><w:r><w:rPr><w:rFonts w:ascii="Calibri" w:hAnsi="Calibri"/><w:sz w:val="20"/></w:rPr><w:t xml:space="preserve"></w:t></w:r></w:p></w:tc></w:tr><w:tr><w:tc><w:tcPr><w:tcW w:w="2000" w:type="dxa"/></w:tcPr><w:p><w:r><w:rPr><w:rFonts w:ascii="Calibri" w:hAnsi="Calibri"/><w:sz w:val="20"/></w:rPr><w:t xml:space="preserve">`[P04]`</w:t></w:r></w:p></w:tc><w:tc><w:tcPr><w:tcW w:w="2000" w:type="dxa"/></w:tcPr><w:p><w:r><w:rPr><w:rFonts w:ascii="Calibri" w:hAnsi="Calibri"/><w:sz w:val="20"/></w:rPr><w:t xml:space="preserve">Task 1: Complete Diagnostic</w:t></w:r></w:p></w:tc><w:tc><w:tcPr><w:tcW w:w="2000" w:type="dxa"/></w:tcPr><w:p><w:r><w:rPr><w:rFonts w:ascii="Calibri" w:hAnsi="Calibri"/><w:sz w:val="20"/></w:rPr><w:t xml:space="preserve"></w:t></w:r></w:p></w:tc><w:tc><w:tcPr><w:tcW w:w="2000" w:type="dxa"/></w:tcPr><w:p><w:r><w:rPr><w:rFonts w:ascii="Calibri" w:hAnsi="Calibri"/><w:sz w:val="20"/></w:rPr><w:t xml:space="preserve"></w:t></w:r></w:p></w:tc><w:tc><w:tcPr><w:tcW w:w="2000" w:type="dxa"/></w:tcPr><w:p><w:r><w:rPr><w:rFonts w:ascii="Calibri" w:hAnsi="Calibri"/><w:sz w:val="20"/></w:rPr><w:t xml:space="preserve"></w:t></w:r></w:p></w:tc></w:tr><w:tr><w:tc><w:tcPr><w:tcW w:w="2000" w:type="dxa"/></w:tcPr><w:p><w:r><w:rPr><w:rFonts w:ascii="Calibri" w:hAnsi="Calibri"/><w:sz w:val="20"/></w:rPr><w:t xml:space="preserve">`[P04]`</w:t></w:r></w:p></w:tc><w:tc><w:tcPr><w:tcW w:w="2000" w:type="dxa"/></w:tcPr><w:p><w:r><w:rPr><w:rFonts w:ascii="Calibri" w:hAnsi="Calibri"/><w:sz w:val="20"/></w:rPr><w:t xml:space="preserve">Task 2: Identify Top Module</w:t></w:r></w:p></w:tc><w:tc><w:tcPr><w:tcW w:w="2000" w:type="dxa"/></w:tcPr><w:p><w:r><w:rPr><w:rFonts w:ascii="Calibri" w:hAnsi="Calibri"/><w:sz w:val="20"/></w:rPr><w:t xml:space="preserve"></w:t></w:r></w:p></w:tc><w:tc><w:tcPr><w:tcW w:w="2000" w:type="dxa"/></w:tcPr><w:p><w:r><w:rPr><w:rFonts w:ascii="Calibri" w:hAnsi="Calibri"/><w:sz w:val="20"/></w:rPr><w:t xml:space="preserve"></w:t></w:r></w:p></w:tc><w:tc><w:tcPr><w:tcW w:w="2000" w:type="dxa"/></w:tcPr><w:p><w:r><w:rPr><w:rFonts w:ascii="Calibri" w:hAnsi="Calibri"/><w:sz w:val="20"/></w:rPr><w:t xml:space="preserve"></w:t></w:r></w:p></w:tc></w:tr><w:tr><w:tc><w:tcPr><w:tcW w:w="2000" w:type="dxa"/></w:tcPr><w:p><w:r><w:rPr><w:rFonts w:ascii="Calibri" w:hAnsi="Calibri"/><w:sz w:val="20"/></w:rPr><w:t xml:space="preserve">`[P04]`</w:t></w:r></w:p></w:tc><w:tc><w:tcPr><w:tcW w:w="2000" w:type="dxa"/></w:tcPr><w:p><w:r><w:rPr><w:rFonts w:ascii="Calibri" w:hAnsi="Calibri"/><w:sz w:val="20"/></w:rPr><w:t xml:space="preserve">Task 3: Explain Reason</w:t></w:r></w:p></w:tc><w:tc><w:tcPr><w:tcW w:w="2000" w:type="dxa"/></w:tcPr><w:p><w:r><w:rPr><w:rFonts w:ascii="Calibri" w:hAnsi="Calibri"/><w:sz w:val="20"/></w:rPr><w:t xml:space="preserve"></w:t></w:r></w:p></w:tc><w:tc><w:tcPr><w:tcW w:w="2000" w:type="dxa"/></w:tcPr><w:p><w:r><w:rPr><w:rFonts w:ascii="Calibri" w:hAnsi="Calibri"/><w:sz w:val="20"/></w:rPr><w:t xml:space="preserve"></w:t></w:r></w:p></w:tc><w:tc><w:tcPr><w:tcW w:w="2000" w:type="dxa"/></w:tcPr><w:p><w:r><w:rPr><w:rFonts w:ascii="Calibri" w:hAnsi="Calibri"/><w:sz w:val="20"/></w:rPr><w:t xml:space="preserve"></w:t></w:r></w:p></w:tc></w:tr><w:tr><w:tc><w:tcPr><w:tcW w:w="2000" w:type="dxa"/></w:tcPr><w:p><w:r><w:rPr><w:rFonts w:ascii="Calibri" w:hAnsi="Calibri"/><w:sz w:val="20"/></w:rPr><w:t xml:space="preserve">`[P04]`</w:t></w:r></w:p></w:tc><w:tc><w:tcPr><w:tcW w:w="2000" w:type="dxa"/></w:tcPr><w:p><w:r><w:rPr><w:rFonts w:ascii="Calibri" w:hAnsi="Calibri"/><w:sz w:val="20"/></w:rPr><w:t xml:space="preserve">Task 4: Practice Scenario</w:t></w:r></w:p></w:tc><w:tc><w:tcPr><w:tcW w:w="2000" w:type="dxa"/></w:tcPr><w:p><w:r><w:rPr><w:rFonts w:ascii="Calibri" w:hAnsi="Calibri"/><w:sz w:val="20"/></w:rPr><w:t xml:space="preserve"></w:t></w:r></w:p></w:tc><w:tc><w:tcPr><w:tcW w:w="2000" w:type="dxa"/></w:tcPr><w:p><w:r><w:rPr><w:rFonts w:ascii="Calibri" w:hAnsi="Calibri"/><w:sz w:val="20"/></w:rPr><w:t xml:space="preserve"></w:t></w:r></w:p></w:tc><w:tc><w:tcPr><w:tcW w:w="2000" w:type="dxa"/></w:tcPr><w:p><w:r><w:rPr><w:rFonts w:ascii="Calibri" w:hAnsi="Calibri"/><w:sz w:val="20"/></w:rPr><w:t xml:space="preserve"></w:t></w:r></w:p></w:tc></w:tr><w:tr><w:tc><w:tcPr><w:tcW w:w="2000" w:type="dxa"/></w:tcPr><w:p><w:r><w:rPr><w:rFonts w:ascii="Calibri" w:hAnsi="Calibri"/><w:sz w:val="20"/></w:rPr><w:t xml:space="preserve">`[P04]`</w:t></w:r></w:p></w:tc><w:tc><w:tcPr><w:tcW w:w="2000" w:type="dxa"/></w:tcPr><w:p><w:r><w:rPr><w:rFonts w:ascii="Calibri" w:hAnsi="Calibri"/><w:sz w:val="20"/></w:rPr><w:t xml:space="preserve">Task 5: Follow-Up Reassessment</w:t></w:r></w:p></w:tc><w:tc><w:tcPr><w:tcW w:w="2000" w:type="dxa"/></w:tcPr><w:p><w:r><w:rPr><w:rFonts w:ascii="Calibri" w:hAnsi="Calibri"/><w:sz w:val="20"/></w:rPr><w:t xml:space="preserve"></w:t></w:r></w:p></w:tc><w:tc><w:tcPr><w:tcW w:w="2000" w:type="dxa"/></w:tcPr><w:p><w:r><w:rPr><w:rFonts w:ascii="Calibri" w:hAnsi="Calibri"/><w:sz w:val="20"/></w:rPr><w:t xml:space="preserve"></w:t></w:r></w:p></w:tc><w:tc><w:tcPr><w:tcW w:w="2000" w:type="dxa"/></w:tcPr><w:p><w:r><w:rPr><w:rFonts w:ascii="Calibri" w:hAnsi="Calibri"/><w:sz w:val="20"/></w:rPr><w:t xml:space="preserve"></w:t></w:r></w:p></w:tc></w:tr><w:tr><w:tc><w:tcPr><w:tcW w:w="2000" w:type="dxa"/></w:tcPr><w:p><w:r><w:rPr><w:rFonts w:ascii="Calibri" w:hAnsi="Calibri"/><w:sz w:val="20"/></w:rPr><w:t xml:space="preserve">`[P04]`</w:t></w:r></w:p></w:tc><w:tc><w:tcPr><w:tcW w:w="2000" w:type="dxa"/></w:tcPr><w:p><w:r><w:rPr><w:rFonts w:ascii="Calibri" w:hAnsi="Calibri"/><w:sz w:val="20"/></w:rPr><w:t xml:space="preserve">Task 6: Identify Adaptation</w:t></w:r></w:p></w:tc><w:tc><w:tcPr><w:tcW w:w="2000" w:type="dxa"/></w:tcPr><w:p><w:r><w:rPr><w:rFonts w:ascii="Calibri" w:hAnsi="Calibri"/><w:sz w:val="20"/></w:rPr><w:t xml:space="preserve"></w:t></w:r></w:p></w:tc><w:tc><w:tcPr><w:tcW w:w="2000" w:type="dxa"/></w:tcPr><w:p><w:r><w:rPr><w:rFonts w:ascii="Calibri" w:hAnsi="Calibri"/><w:sz w:val="20"/></w:rPr><w:t xml:space="preserve"></w:t></w:r></w:p></w:tc><w:tc><w:tcPr><w:tcW w:w="2000" w:type="dxa"/></w:tcPr><w:p><w:r><w:rPr><w:rFonts w:ascii="Calibri" w:hAnsi="Calibri"/><w:sz w:val="20"/></w:rPr><w:t xml:space="preserve"></w:t></w:r></w:p></w:tc></w:tr><w:tr><w:tc><w:tcPr><w:tcW w:w="2000" w:type="dxa"/></w:tcPr><w:p><w:r><w:rPr><w:rFonts w:ascii="Calibri" w:hAnsi="Calibri"/><w:sz w:val="20"/></w:rPr><w:t xml:space="preserve">`[P04]`</w:t></w:r></w:p></w:tc><w:tc><w:tcPr><w:tcW w:w="2000" w:type="dxa"/></w:tcPr><w:p><w:r><w:rPr><w:rFonts w:ascii="Calibri" w:hAnsi="Calibri"/><w:sz w:val="20"/></w:rPr><w:t xml:space="preserve">Task 7: Restart Prototype</w:t></w:r></w:p></w:tc><w:tc><w:tcPr><w:tcW w:w="2000" w:type="dxa"/></w:tcPr><w:p><w:r><w:rPr><w:rFonts w:ascii="Calibri" w:hAnsi="Calibri"/><w:sz w:val="20"/></w:rPr><w:t xml:space="preserve"></w:t></w:r></w:p></w:tc><w:tc><w:tcPr><w:tcW w:w="2000" w:type="dxa"/></w:tcPr><w:p><w:r><w:rPr><w:rFonts w:ascii="Calibri" w:hAnsi="Calibri"/><w:sz w:val="20"/></w:rPr><w:t xml:space="preserve"></w:t></w:r></w:p></w:tc><w:tc><w:tcPr><w:tcW w:w="2000" w:type="dxa"/></w:tcPr><w:p><w:r><w:rPr><w:rFonts w:ascii="Calibri" w:hAnsi="Calibri"/><w:sz w:val="20"/></w:rPr><w:t xml:space="preserve"></w:t></w:r></w:p></w:tc></w:tr><w:tr><w:tc><w:tcPr><w:tcW w:w="2000" w:type="dxa"/></w:tcPr><w:p><w:r><w:rPr><w:rFonts w:ascii="Calibri" w:hAnsi="Calibri"/><w:sz w:val="20"/></w:rPr><w:t xml:space="preserve">`[P05]`</w:t></w:r></w:p></w:tc><w:tc><w:tcPr><w:tcW w:w="2000" w:type="dxa"/></w:tcPr><w:p><w:r><w:rPr><w:rFonts w:ascii="Calibri" w:hAnsi="Calibri"/><w:sz w:val="20"/></w:rPr><w:t xml:space="preserve">Task 1: Complete Diagnostic</w:t></w:r></w:p></w:tc><w:tc><w:tcPr><w:tcW w:w="2000" w:type="dxa"/></w:tcPr><w:p><w:r><w:rPr><w:rFonts w:ascii="Calibri" w:hAnsi="Calibri"/><w:sz w:val="20"/></w:rPr><w:t xml:space="preserve"></w:t></w:r></w:p></w:tc><w:tc><w:tcPr><w:tcW w:w="2000" w:type="dxa"/></w:tcPr><w:p><w:r><w:rPr><w:rFonts w:ascii="Calibri" w:hAnsi="Calibri"/><w:sz w:val="20"/></w:rPr><w:t xml:space="preserve"></w:t></w:r></w:p></w:tc><w:tc><w:tcPr><w:tcW w:w="2000" w:type="dxa"/></w:tcPr><w:p><w:r><w:rPr><w:rFonts w:ascii="Calibri" w:hAnsi="Calibri"/><w:sz w:val="20"/></w:rPr><w:t xml:space="preserve"></w:t></w:r></w:p></w:tc></w:tr><w:tr><w:tc><w:tcPr><w:tcW w:w="2000" w:type="dxa"/></w:tcPr><w:p><w:r><w:rPr><w:rFonts w:ascii="Calibri" w:hAnsi="Calibri"/><w:sz w:val="20"/></w:rPr><w:t xml:space="preserve">`[P05]`</w:t></w:r></w:p></w:tc><w:tc><w:tcPr><w:tcW w:w="2000" w:type="dxa"/></w:tcPr><w:p><w:r><w:rPr><w:rFonts w:ascii="Calibri" w:hAnsi="Calibri"/><w:sz w:val="20"/></w:rPr><w:t xml:space="preserve">Task 2: Identify Top Module</w:t></w:r></w:p></w:tc><w:tc><w:tcPr><w:tcW w:w="2000" w:type="dxa"/></w:tcPr><w:p><w:r><w:rPr><w:rFonts w:ascii="Calibri" w:hAnsi="Calibri"/><w:sz w:val="20"/></w:rPr><w:t xml:space="preserve"></w:t></w:r></w:p></w:tc><w:tc><w:tcPr><w:tcW w:w="2000" w:type="dxa"/></w:tcPr><w:p><w:r><w:rPr><w:rFonts w:ascii="Calibri" w:hAnsi="Calibri"/><w:sz w:val="20"/></w:rPr><w:t xml:space="preserve"></w:t></w:r></w:p></w:tc><w:tc><w:tcPr><w:tcW w:w="2000" w:type="dxa"/></w:tcPr><w:p><w:r><w:rPr><w:rFonts w:ascii="Calibri" w:hAnsi="Calibri"/><w:sz w:val="20"/></w:rPr><w:t xml:space="preserve"></w:t></w:r></w:p></w:tc></w:tr><w:tr><w:tc><w:tcPr><w:tcW w:w="2000" w:type="dxa"/></w:tcPr><w:p><w:r><w:rPr><w:rFonts w:ascii="Calibri" w:hAnsi="Calibri"/><w:sz w:val="20"/></w:rPr><w:t xml:space="preserve">`[P05]`</w:t></w:r></w:p></w:tc><w:tc><w:tcPr><w:tcW w:w="2000" w:type="dxa"/></w:tcPr><w:p><w:r><w:rPr><w:rFonts w:ascii="Calibri" w:hAnsi="Calibri"/><w:sz w:val="20"/></w:rPr><w:t xml:space="preserve">Task 3: Explain Reason</w:t></w:r></w:p></w:tc><w:tc><w:tcPr><w:tcW w:w="2000" w:type="dxa"/></w:tcPr><w:p><w:r><w:rPr><w:rFonts w:ascii="Calibri" w:hAnsi="Calibri"/><w:sz w:val="20"/></w:rPr><w:t xml:space="preserve"></w:t></w:r></w:p></w:tc><w:tc><w:tcPr><w:tcW w:w="2000" w:type="dxa"/></w:tcPr><w:p><w:r><w:rPr><w:rFonts w:ascii="Calibri" w:hAnsi="Calibri"/><w:sz w:val="20"/></w:rPr><w:t xml:space="preserve"></w:t></w:r></w:p></w:tc><w:tc><w:tcPr><w:tcW w:w="2000" w:type="dxa"/></w:tcPr><w:p><w:r><w:rPr><w:rFonts w:ascii="Calibri" w:hAnsi="Calibri"/><w:sz w:val="20"/></w:rPr><w:t xml:space="preserve"></w:t></w:r></w:p></w:tc></w:tr><w:tr><w:tc><w:tcPr><w:tcW w:w="2000" w:type="dxa"/></w:tcPr><w:p><w:r><w:rPr><w:rFonts w:ascii="Calibri" w:hAnsi="Calibri"/><w:sz w:val="20"/></w:rPr><w:t xml:space="preserve">`[P05]`</w:t></w:r></w:p></w:tc><w:tc><w:tcPr><w:tcW w:w="2000" w:type="dxa"/></w:tcPr><w:p><w:r><w:rPr><w:rFonts w:ascii="Calibri" w:hAnsi="Calibri"/><w:sz w:val="20"/></w:rPr><w:t xml:space="preserve">Task 4: Practice Scenario</w:t></w:r></w:p></w:tc><w:tc><w:tcPr><w:tcW w:w="2000" w:type="dxa"/></w:tcPr><w:p><w:r><w:rPr><w:rFonts w:ascii="Calibri" w:hAnsi="Calibri"/><w:sz w:val="20"/></w:rPr><w:t xml:space="preserve"></w:t></w:r></w:p></w:tc><w:tc><w:tcPr><w:tcW w:w="2000" w:type="dxa"/></w:tcPr><w:p><w:r><w:rPr><w:rFonts w:ascii="Calibri" w:hAnsi="Calibri"/><w:sz w:val="20"/></w:rPr><w:t xml:space="preserve"></w:t></w:r></w:p></w:tc><w:tc><w:tcPr><w:tcW w:w="2000" w:type="dxa"/></w:tcPr><w:p><w:r><w:rPr><w:rFonts w:ascii="Calibri" w:hAnsi="Calibri"/><w:sz w:val="20"/></w:rPr><w:t xml:space="preserve"></w:t></w:r></w:p></w:tc></w:tr><w:tr><w:tc><w:tcPr><w:tcW w:w="2000" w:type="dxa"/></w:tcPr><w:p><w:r><w:rPr><w:rFonts w:ascii="Calibri" w:hAnsi="Calibri"/><w:sz w:val="20"/></w:rPr><w:t xml:space="preserve">`[P05]`</w:t></w:r></w:p></w:tc><w:tc><w:tcPr><w:tcW w:w="2000" w:type="dxa"/></w:tcPr><w:p><w:r><w:rPr><w:rFonts w:ascii="Calibri" w:hAnsi="Calibri"/><w:sz w:val="20"/></w:rPr><w:t xml:space="preserve">Task 5: Follow-Up Reassessment</w:t></w:r></w:p></w:tc><w:tc><w:tcPr><w:tcW w:w="2000" w:type="dxa"/></w:tcPr><w:p><w:r><w:rPr><w:rFonts w:ascii="Calibri" w:hAnsi="Calibri"/><w:sz w:val="20"/></w:rPr><w:t xml:space="preserve"></w:t></w:r></w:p></w:tc><w:tc><w:tcPr><w:tcW w:w="2000" w:type="dxa"/></w:tcPr><w:p><w:r><w:rPr><w:rFonts w:ascii="Calibri" w:hAnsi="Calibri"/><w:sz w:val="20"/></w:rPr><w:t xml:space="preserve"></w:t></w:r></w:p></w:tc><w:tc><w:tcPr><w:tcW w:w="2000" w:type="dxa"/></w:tcPr><w:p><w:r><w:rPr><w:rFonts w:ascii="Calibri" w:hAnsi="Calibri"/><w:sz w:val="20"/></w:rPr><w:t xml:space="preserve"></w:t></w:r></w:p></w:tc></w:tr><w:tr><w:tc><w:tcPr><w:tcW w:w="2000" w:type="dxa"/></w:tcPr><w:p><w:r><w:rPr><w:rFonts w:ascii="Calibri" w:hAnsi="Calibri"/><w:sz w:val="20"/></w:rPr><w:t xml:space="preserve">`[P05]`</w:t></w:r></w:p></w:tc><w:tc><w:tcPr><w:tcW w:w="2000" w:type="dxa"/></w:tcPr><w:p><w:r><w:rPr><w:rFonts w:ascii="Calibri" w:hAnsi="Calibri"/><w:sz w:val="20"/></w:rPr><w:t xml:space="preserve">Task 6: Identify Adaptation</w:t></w:r></w:p></w:tc><w:tc><w:tcPr><w:tcW w:w="2000" w:type="dxa"/></w:tcPr><w:p><w:r><w:rPr><w:rFonts w:ascii="Calibri" w:hAnsi="Calibri"/><w:sz w:val="20"/></w:rPr><w:t xml:space="preserve"></w:t></w:r></w:p></w:tc><w:tc><w:tcPr><w:tcW w:w="2000" w:type="dxa"/></w:tcPr><w:p><w:r><w:rPr><w:rFonts w:ascii="Calibri" w:hAnsi="Calibri"/><w:sz w:val="20"/></w:rPr><w:t xml:space="preserve"></w:t></w:r></w:p></w:tc><w:tc><w:tcPr><w:tcW w:w="2000" w:type="dxa"/></w:tcPr><w:p><w:r><w:rPr><w:rFonts w:ascii="Calibri" w:hAnsi="Calibri"/><w:sz w:val="20"/></w:rPr><w:t xml:space="preserve"></w:t></w:r></w:p></w:tc></w:tr><w:tr><w:tc><w:tcPr><w:tcW w:w="2000" w:type="dxa"/></w:tcPr><w:p><w:r><w:rPr><w:rFonts w:ascii="Calibri" w:hAnsi="Calibri"/><w:sz w:val="20"/></w:rPr><w:t xml:space="preserve">`[P05]`</w:t></w:r></w:p></w:tc><w:tc><w:tcPr><w:tcW w:w="2000" w:type="dxa"/></w:tcPr><w:p><w:r><w:rPr><w:rFonts w:ascii="Calibri" w:hAnsi="Calibri"/><w:sz w:val="20"/></w:rPr><w:t xml:space="preserve">Task 7: Restart Prototype</w:t></w:r></w:p></w:tc><w:tc><w:tcPr><w:tcW w:w="2000" w:type="dxa"/></w:tcPr><w:p><w:r><w:rPr><w:rFonts w:ascii="Calibri" w:hAnsi="Calibri"/><w:sz w:val="20"/></w:rPr><w:t xml:space="preserve"></w:t></w:r></w:p></w:tc><w:tc><w:tcPr><w:tcW w:w="2000" w:type="dxa"/></w:tcPr><w:p><w:r><w:rPr><w:rFonts w:ascii="Calibri" w:hAnsi="Calibri"/><w:sz w:val="20"/></w:rPr><w:t xml:space="preserve"></w:t></w:r></w:p></w:tc><w:tc><w:tcPr><w:tcW w:w="2000" w:type="dxa"/></w:tcPr><w:p><w:r><w:rPr><w:rFonts w:ascii="Calibri" w:hAnsi="Calibri"/><w:sz w:val="20"/></w:rPr><w:t xml:space="preserve"></w:t></w:r></w:p></w:tc></w:tr></w:tbl><w:p><w:pPr><w:spacing w:after="140" w:line="276" w:lineRule="auto"/></w:pPr><w:r><w:rPr><w:rFonts w:ascii="Calibri" w:hAnsi="Calibri"/><w:sz w:val="22"/><w:color w:val="1D2530"/></w:rPr><w:t xml:space="preserve">---</w:t></w:r></w:p><w:p><w:pPr><w:pStyle w:val="Heading2"/><w:spacing w:before="280" w:after="120"/></w:pPr><w:r><w:rPr><w:rFonts w:ascii="Calibri" w:hAnsi="Calibri"/><w:b/><w:sz w:val="28"/><w:color w:val="1D2530"/></w:rPr><w:t>4. System Usability Scale (SUS) Administration and Scoring</w:t></w:r></w:p><w:p><w:pPr><w:pStyle w:val="Heading3"/><w:spacing w:before="200" w:after="80"/></w:pPr><w:r><w:rPr><w:rFonts w:ascii="Calibri" w:hAnsi="Calibri"/><w:b/><w:sz w:val="24"/><w:color w:val="334155"/></w:rPr><w:t>4.1 Standard 10-Item Instrument</w:t></w:r></w:p><w:p><w:pPr><w:spacing w:after="140" w:line="276" w:lineRule="auto"/></w:pPr><w:r><w:rPr><w:rFonts w:ascii="Calibri" w:hAnsi="Calibri"/><w:sz w:val="22"/><w:color w:val="1D2530"/></w:rPr><w:t xml:space="preserve">The System Usability Scale (Brooke, 1996) is administered immediately following the walkthrough. Items are scored on a 5-point Likert scale ranging from 1 (*Strongly Disagree*) to 5 (*Strongly Agree*).</w:t></w:r></w:p><w:p><w:pPr><w:pStyle w:val="ListParagraph"/><w:numPr><w:ilvl w:val="0"/><w:numId w:val="1"/></w:numPr><w:spacing w:after="80"/></w:pPr><w:r><w:rPr><w:rFonts w:ascii="Calibri" w:hAnsi="Calibri"/><w:sz w:val="22"/></w:rPr><w:t xml:space="preserve">• Item 1: I think that I would like to use this training prototype frequently.</w:t></w:r></w:p><w:p><w:pPr><w:pStyle w:val="ListParagraph"/><w:numPr><w:ilvl w:val="0"/><w:numId w:val="1"/></w:numPr><w:spacing w:after="80"/></w:pPr><w:r><w:rPr><w:rFonts w:ascii="Calibri" w:hAnsi="Calibri"/><w:sz w:val="22"/></w:rPr><w:t xml:space="preserve">• Item 2: I found the training prototype unnecessarily complex.</w:t></w:r></w:p><w:p><w:pPr><w:pStyle w:val="ListParagraph"/><w:numPr><w:ilvl w:val="0"/><w:numId w:val="1"/></w:numPr><w:spacing w:after="80"/></w:pPr><w:r><w:rPr><w:rFonts w:ascii="Calibri" w:hAnsi="Calibri"/><w:sz w:val="22"/></w:rPr><w:t xml:space="preserve">• Item 3: I thought the training prototype was easy to use.</w:t></w:r></w:p><w:p><w:pPr><w:pStyle w:val="ListParagraph"/><w:numPr><w:ilvl w:val="0"/><w:numId w:val="1"/></w:numPr><w:spacing w:after="80"/></w:pPr><w:r><w:rPr><w:rFonts w:ascii="Calibri" w:hAnsi="Calibri"/><w:sz w:val="22"/></w:rPr><w:t xml:space="preserve">• Item 4: I think that I would need the support of a technical person to be able to use this prototype.</w:t></w:r></w:p><w:p><w:pPr><w:pStyle w:val="ListParagraph"/><w:numPr><w:ilvl w:val="0"/><w:numId w:val="1"/></w:numPr><w:spacing w:after="80"/></w:pPr><w:r><w:rPr><w:rFonts w:ascii="Calibri" w:hAnsi="Calibri"/><w:sz w:val="22"/></w:rPr><w:t xml:space="preserve">• Item 5: I found the various functions in this prototype were well integrated.</w:t></w:r></w:p><w:p><w:pPr><w:pStyle w:val="ListParagraph"/><w:numPr><w:ilvl w:val="0"/><w:numId w:val="1"/></w:numPr><w:spacing w:after="80"/></w:pPr><w:r><w:rPr><w:rFonts w:ascii="Calibri" w:hAnsi="Calibri"/><w:sz w:val="22"/></w:rPr><w:t xml:space="preserve">• Item 6: I thought there was too much inconsistency in this training prototype.</w:t></w:r></w:p><w:p><w:pPr><w:pStyle w:val="ListParagraph"/><w:numPr><w:ilvl w:val="0"/><w:numId w:val="1"/></w:numPr><w:spacing w:after="80"/></w:pPr><w:r><w:rPr><w:rFonts w:ascii="Calibri" w:hAnsi="Calibri"/><w:sz w:val="22"/></w:rPr><w:t xml:space="preserve">• Item 7: I would imagine that most students would learn to use this prototype very quickly.</w:t></w:r></w:p><w:p><w:pPr><w:pStyle w:val="ListParagraph"/><w:numPr><w:ilvl w:val="0"/><w:numId w:val="1"/></w:numPr><w:spacing w:after="80"/></w:pPr><w:r><w:rPr><w:rFonts w:ascii="Calibri" w:hAnsi="Calibri"/><w:sz w:val="22"/></w:rPr><w:t xml:space="preserve">• Item 8: I found the prototype very cumbersome to use.</w:t></w:r></w:p><w:p><w:pPr><w:pStyle w:val="ListParagraph"/><w:numPr><w:ilvl w:val="0"/><w:numId w:val="1"/></w:numPr><w:spacing w:after="80"/></w:pPr><w:r><w:rPr><w:rFonts w:ascii="Calibri" w:hAnsi="Calibri"/><w:sz w:val="22"/></w:rPr><w:t xml:space="preserve">• Item 9: I felt very confident using the training prototype.</w:t></w:r></w:p><w:p><w:pPr><w:pStyle w:val="ListParagraph"/><w:numPr><w:ilvl w:val="0"/><w:numId w:val="1"/></w:numPr><w:spacing w:after="80"/></w:pPr><w:r><w:rPr><w:rFonts w:ascii="Calibri" w:hAnsi="Calibri"/><w:sz w:val="22"/></w:rPr><w:t xml:space="preserve">• Item 10: I needed to learn a lot of things before I could get going with this prototype.</w:t></w:r></w:p><w:p><w:pPr><w:pStyle w:val="Heading3"/><w:spacing w:before="200" w:after="80"/></w:pPr><w:r><w:rPr><w:rFonts w:ascii="Calibri" w:hAnsi="Calibri"/><w:b/><w:sz w:val="24"/><w:color w:val="334155"/></w:rPr><w:t>4.2 Standardised Scoring Calculation</w:t></w:r></w:p><w:p><w:pPr><w:spacing w:after="140" w:line="276" w:lineRule="auto"/></w:pPr><w:r><w:rPr><w:rFonts w:ascii="Calibri" w:hAnsi="Calibri"/><w:sz w:val="22"/><w:color w:val="1D2530"/></w:rPr><w:t xml:space="preserve">*Source: Brooke, J. (1996). SUS: A &apos;quick and dirty&apos; usability scale. In P. W. Jordan et al. (Eds.), Usability Evaluation in Industry (pp. 189–194). Taylor &amp; Francis.*</w:t></w:r></w:p><w:p><w:pPr><w:spacing w:after="140" w:line="276" w:lineRule="auto"/></w:pPr><w:r><w:rPr><w:rFonts w:ascii="Calibri" w:hAnsi="Calibri"/><w:sz w:val="22"/><w:color w:val="1D2530"/></w:rPr><w:t xml:space="preserve">For each participant response vector $R = [r_1, r_2, \dots, r_{10}]$ where $r_i \in \{1, 2, 3, 4, 5\}$:</w:t></w:r></w:p><w:p><w:pPr><w:spacing w:after="140" w:line="276" w:lineRule="auto"/></w:pPr><w:r><w:rPr><w:rFonts w:ascii="Calibri" w:hAnsi="Calibri"/><w:sz w:val="22"/><w:color w:val="1D2530"/></w:rPr><w:t xml:space="preserve">1. Odd Items (1, 3, 5, 7, 9): Contribution score $c_i = r_i - 1$</w:t></w:r></w:p><w:p><w:pPr><w:spacing w:after="140" w:line="276" w:lineRule="auto"/></w:pPr><w:r><w:rPr><w:rFonts w:ascii="Calibri" w:hAnsi="Calibri"/><w:sz w:val="22"/><w:color w:val="1D2530"/></w:rPr><w:t xml:space="preserve">2. Even Items (2, 4, 6, 8, 10): Contribution score $c_i = 5 - r_i$</w:t></w:r></w:p><w:p><w:pPr><w:spacing w:after="140" w:line="276" w:lineRule="auto"/></w:pPr><w:r><w:rPr><w:rFonts w:ascii="Calibri" w:hAnsi="Calibri"/><w:sz w:val="22"/><w:color w:val="1D2530"/></w:rPr><w:t xml:space="preserve">3. Total SUS Score:</w:t></w:r></w:p><w:p><w:pPr><w:spacing w:after="140" w:line="276" w:lineRule="auto"/></w:pPr><w:r><w:rPr><w:rFonts w:ascii="Calibri" w:hAnsi="Calibri"/><w:sz w:val="22"/><w:color w:val="1D2530"/></w:rPr><w:t xml:space="preserve">$$\text{SUS Total} = \left( \sum_{i=1}^{10} c_i \right) \times 2.5$$</w:t></w:r></w:p><w:p><w:pPr><w:spacing w:after="140" w:line="276" w:lineRule="auto"/></w:pPr><w:r><w:rPr><w:rFonts w:ascii="Calibri" w:hAnsi="Calibri"/><w:sz w:val="22"/><w:color w:val="1D2530"/></w:rPr><w:t xml:space="preserve">*(Note: The result is a normalised composite score out of 100, not a percentage).*</w:t></w:r></w:p><w:p><w:pPr><w:spacing w:after="140" w:line="276" w:lineRule="auto"/></w:pPr><w:r><w:rPr><w:rFonts w:ascii="Calibri" w:hAnsi="Calibri"/><w:sz w:val="22"/><w:color w:val="1D2530"/></w:rPr><w:t xml:space="preserve">4. Formative Threshold: A mean SUS score of $\ge 68.0$ represents &quot;above average&quot; industry usability (Bangor, Kortum, &amp; Miller, 2008).</w:t></w:r></w:p><w:p><w:pPr><w:pStyle w:val="Heading3"/><w:spacing w:before="200" w:after="80"/></w:pPr><w:r><w:rPr><w:rFonts w:ascii="Calibri" w:hAnsi="Calibri"/><w:b/><w:sz w:val="24"/><w:color w:val="334155"/></w:rPr><w:t>4.3 Blank SUS Recording Sheet</w:t></w:r></w:p><w:tbl><w:tblPr><w:tblW w:w="0" w:type="auto"/><w:tblBorders><w:top w:val="single" w:sz="4" w:space="0" w:color="CCCCCC"/><w:bottom w:val="single" w:sz="4" w:space="0" w:color="CCCCCC"/><w:insideH w:val="single" w:sz="4" w:space="0" w:color="EEEEEE"/><w:insideV w:val="none"/></w:tblBorders></w:tblPr><w:tr><w:tc><w:tcPr><w:tcW w:w="2000" w:type="dxa"/><w:shd w:val="clear" w:color="auto" w:fill="F0F4F8"/></w:tcPr><w:p><w:r><w:rPr><w:rFonts w:ascii="Calibri" w:hAnsi="Calibri"/><w:sz w:val="20"/><w:b/></w:rPr><w:t xml:space="preserve">Participant Code</w:t></w:r></w:p></w:tc><w:tc><w:tcPr><w:tcW w:w="2000" w:type="dxa"/><w:shd w:val="clear" w:color="auto" w:fill="F0F4F8"/></w:tcPr><w:p><w:r><w:rPr><w:rFonts w:ascii="Calibri" w:hAnsi="Calibri"/><w:sz w:val="20"/><w:b/></w:rPr><w:t xml:space="preserve">Q1</w:t></w:r></w:p></w:tc><w:tc><w:tcPr><w:tcW w:w="2000" w:type="dxa"/><w:shd w:val="clear" w:color="auto" w:fill="F0F4F8"/></w:tcPr><w:p><w:r><w:rPr><w:rFonts w:ascii="Calibri" w:hAnsi="Calibri"/><w:sz w:val="20"/><w:b/></w:rPr><w:t xml:space="preserve">Q2</w:t></w:r></w:p></w:tc><w:tc><w:tcPr><w:tcW w:w="2000" w:type="dxa"/><w:shd w:val="clear" w:color="auto" w:fill="F0F4F8"/></w:tcPr><w:p><w:r><w:rPr><w:rFonts w:ascii="Calibri" w:hAnsi="Calibri"/><w:sz w:val="20"/><w:b/></w:rPr><w:t xml:space="preserve">Q3</w:t></w:r></w:p></w:tc><w:tc><w:tcPr><w:tcW w:w="2000" w:type="dxa"/><w:shd w:val="clear" w:color="auto" w:fill="F0F4F8"/></w:tcPr><w:p><w:r><w:rPr><w:rFonts w:ascii="Calibri" w:hAnsi="Calibri"/><w:sz w:val="20"/><w:b/></w:rPr><w:t xml:space="preserve">Q4</w:t></w:r></w:p></w:tc><w:tc><w:tcPr><w:tcW w:w="2000" w:type="dxa"/><w:shd w:val="clear" w:color="auto" w:fill="F0F4F8"/></w:tcPr><w:p><w:r><w:rPr><w:rFonts w:ascii="Calibri" w:hAnsi="Calibri"/><w:sz w:val="20"/><w:b/></w:rPr><w:t xml:space="preserve">Q5</w:t></w:r></w:p></w:tc><w:tc><w:tcPr><w:tcW w:w="2000" w:type="dxa"/><w:shd w:val="clear" w:color="auto" w:fill="F0F4F8"/></w:tcPr><w:p><w:r><w:rPr><w:rFonts w:ascii="Calibri" w:hAnsi="Calibri"/><w:sz w:val="20"/><w:b/></w:rPr><w:t xml:space="preserve">Q6</w:t></w:r></w:p></w:tc><w:tc><w:tcPr><w:tcW w:w="2000" w:type="dxa"/><w:shd w:val="clear" w:color="auto" w:fill="F0F4F8"/></w:tcPr><w:p><w:r><w:rPr><w:rFonts w:ascii="Calibri" w:hAnsi="Calibri"/><w:sz w:val="20"/><w:b/></w:rPr><w:t xml:space="preserve">Q7</w:t></w:r></w:p></w:tc><w:tc><w:tcPr><w:tcW w:w="2000" w:type="dxa"/><w:shd w:val="clear" w:color="auto" w:fill="F0F4F8"/></w:tcPr><w:p><w:r><w:rPr><w:rFonts w:ascii="Calibri" w:hAnsi="Calibri"/><w:sz w:val="20"/><w:b/></w:rPr><w:t xml:space="preserve">Q8</w:t></w:r></w:p></w:tc><w:tc><w:tcPr><w:tcW w:w="2000" w:type="dxa"/><w:shd w:val="clear" w:color="auto" w:fill="F0F4F8"/></w:tcPr><w:p><w:r><w:rPr><w:rFonts w:ascii="Calibri" w:hAnsi="Calibri"/><w:sz w:val="20"/><w:b/></w:rPr><w:t xml:space="preserve">Q9</w:t></w:r></w:p></w:tc><w:tc><w:tcPr><w:tcW w:w="2000" w:type="dxa"/><w:shd w:val="clear" w:color="auto" w:fill="F0F4F8"/></w:tcPr><w:p><w:r><w:rPr><w:rFonts w:ascii="Calibri" w:hAnsi="Calibri"/><w:sz w:val="20"/><w:b/></w:rPr><w:t xml:space="preserve">Q10</w:t></w:r></w:p></w:tc><w:tc><w:tcPr><w:tcW w:w="2000" w:type="dxa"/><w:shd w:val="clear" w:color="auto" w:fill="F0F4F8"/></w:tcPr><w:p><w:r><w:rPr><w:rFonts w:ascii="Calibri" w:hAnsi="Calibri"/><w:sz w:val="20"/><w:b/></w:rPr><w:t xml:space="preserve">Sum of Contributions ($\sum c_i$)</w:t></w:r></w:p></w:tc><w:tc><w:tcPr><w:tcW w:w="2000" w:type="dxa"/><w:shd w:val="clear" w:color="auto" w:fill="F0F4F8"/></w:tcPr><w:p><w:r><w:rPr><w:rFonts w:ascii="Calibri" w:hAnsi="Calibri"/><w:sz w:val="20"/><w:b/></w:rPr><w:t xml:space="preserve">Calculated SUS Score ($\times 2.5$)</w:t></w:r></w:p></w:tc></w:tr><w:tr><w:tc><w:tcPr><w:tcW w:w="2000" w:type="dxa"/></w:tcPr><w:p><w:r><w:rPr><w:rFonts w:ascii="Calibri" w:hAnsi="Calibri"/><w:sz w:val="20"/></w:rPr><w:t xml:space="preserve">`P01`</w:t></w:r></w:p></w:tc><w:tc><w:tcPr><w:tcW w:w="2000" w:type="dxa"/></w:tcPr><w:p><w:r><w:rPr><w:rFonts w:ascii="Calibri" w:hAnsi="Calibri"/><w:sz w:val="20"/></w:rPr><w:t xml:space="preserve"></w:t></w:r></w:p></w:tc><w:tc><w:tcPr><w:tcW w:w="2000" w:type="dxa"/></w:tcPr><w:p><w:r><w:rPr><w:rFonts w:ascii="Calibri" w:hAnsi="Calibri"/><w:sz w:val="20"/></w:rPr><w:t xml:space="preserve"></w:t></w:r></w:p></w:tc><w:tc><w:tcPr><w:tcW w:w="2000" w:type="dxa"/></w:tcPr><w:p><w:r><w:rPr><w:rFonts w:ascii="Calibri" w:hAnsi="Calibri"/><w:sz w:val="20"/></w:rPr><w:t xml:space="preserve"></w:t></w:r></w:p></w:tc><w:tc><w:tcPr><w:tcW w:w="2000" w:type="dxa"/></w:tcPr><w:p><w:r><w:rPr><w:rFonts w:ascii="Calibri" w:hAnsi="Calibri"/><w:sz w:val="20"/></w:rPr><w:t xml:space="preserve"></w:t></w:r></w:p></w:tc><w:tc><w:tcPr><w:tcW w:w="2000" w:type="dxa"/></w:tcPr><w:p><w:r><w:rPr><w:rFonts w:ascii="Calibri" w:hAnsi="Calibri"/><w:sz w:val="20"/></w:rPr><w:t xml:space="preserve"></w:t></w:r></w:p></w:tc><w:tc><w:tcPr><w:tcW w:w="2000" w:type="dxa"/></w:tcPr><w:p><w:r><w:rPr><w:rFonts w:ascii="Calibri" w:hAnsi="Calibri"/><w:sz w:val="20"/></w:rPr><w:t xml:space="preserve"></w:t></w:r></w:p></w:tc><w:tc><w:tcPr><w:tcW w:w="2000" w:type="dxa"/></w:tcPr><w:p><w:r><w:rPr><w:rFonts w:ascii="Calibri" w:hAnsi="Calibri"/><w:sz w:val="20"/></w:rPr><w:t xml:space="preserve"></w:t></w:r></w:p></w:tc><w:tc><w:tcPr><w:tcW w:w="2000" w:type="dxa"/></w:tcPr><w:p><w:r><w:rPr><w:rFonts w:ascii="Calibri" w:hAnsi="Calibri"/><w:sz w:val="20"/></w:rPr><w:t xml:space="preserve"></w:t></w:r></w:p></w:tc><w:tc><w:tcPr><w:tcW w:w="2000" w:type="dxa"/></w:tcPr><w:p><w:r><w:rPr><w:rFonts w:ascii="Calibri" w:hAnsi="Calibri"/><w:sz w:val="20"/></w:rPr><w:t xml:space="preserve"></w:t></w:r></w:p></w:tc><w:tc><w:tcPr><w:tcW w:w="2000" w:type="dxa"/></w:tcPr><w:p><w:r><w:rPr><w:rFonts w:ascii="Calibri" w:hAnsi="Calibri"/><w:sz w:val="20"/></w:rPr><w:t xml:space="preserve"></w:t></w:r></w:p></w:tc><w:tc><w:tcPr><w:tcW w:w="2000" w:type="dxa"/></w:tcPr><w:p><w:r><w:rPr><w:rFonts w:ascii="Calibri" w:hAnsi="Calibri"/><w:sz w:val="20"/></w:rPr><w:t xml:space="preserve"></w:t></w:r></w:p></w:tc><w:tc><w:tcPr><w:tcW w:w="2000" w:type="dxa"/></w:tcPr><w:p><w:r><w:rPr><w:rFonts w:ascii="Calibri" w:hAnsi="Calibri"/><w:sz w:val="20"/></w:rPr><w:t xml:space="preserve"></w:t></w:r></w:p></w:tc></w:tr><w:tr><w:tc><w:tcPr><w:tcW w:w="2000" w:type="dxa"/></w:tcPr><w:p><w:r><w:rPr><w:rFonts w:ascii="Calibri" w:hAnsi="Calibri"/><w:sz w:val="20"/></w:rPr><w:t xml:space="preserve">`P02`</w:t></w:r></w:p></w:tc><w:tc><w:tcPr><w:tcW w:w="2000" w:type="dxa"/></w:tcPr><w:p><w:r><w:rPr><w:rFonts w:ascii="Calibri" w:hAnsi="Calibri"/><w:sz w:val="20"/></w:rPr><w:t xml:space="preserve"></w:t></w:r></w:p></w:tc><w:tc><w:tcPr><w:tcW w:w="2000" w:type="dxa"/></w:tcPr><w:p><w:r><w:rPr><w:rFonts w:ascii="Calibri" w:hAnsi="Calibri"/><w:sz w:val="20"/></w:rPr><w:t xml:space="preserve"></w:t></w:r></w:p></w:tc><w:tc><w:tcPr><w:tcW w:w="2000" w:type="dxa"/></w:tcPr><w:p><w:r><w:rPr><w:rFonts w:ascii="Calibri" w:hAnsi="Calibri"/><w:sz w:val="20"/></w:rPr><w:t xml:space="preserve"></w:t></w:r></w:p></w:tc><w:tc><w:tcPr><w:tcW w:w="2000" w:type="dxa"/></w:tcPr><w:p><w:r><w:rPr><w:rFonts w:ascii="Calibri" w:hAnsi="Calibri"/><w:sz w:val="20"/></w:rPr><w:t xml:space="preserve"></w:t></w:r></w:p></w:tc><w:tc><w:tcPr><w:tcW w:w="2000" w:type="dxa"/></w:tcPr><w:p><w:r><w:rPr><w:rFonts w:ascii="Calibri" w:hAnsi="Calibri"/><w:sz w:val="20"/></w:rPr><w:t xml:space="preserve"></w:t></w:r></w:p></w:tc><w:tc><w:tcPr><w:tcW w:w="2000" w:type="dxa"/></w:tcPr><w:p><w:r><w:rPr><w:rFonts w:ascii="Calibri" w:hAnsi="Calibri"/><w:sz w:val="20"/></w:rPr><w:t xml:space="preserve"></w:t></w:r></w:p></w:tc><w:tc><w:tcPr><w:tcW w:w="2000" w:type="dxa"/></w:tcPr><w:p><w:r><w:rPr><w:rFonts w:ascii="Calibri" w:hAnsi="Calibri"/><w:sz w:val="20"/></w:rPr><w:t xml:space="preserve"></w:t></w:r></w:p></w:tc><w:tc><w:tcPr><w:tcW w:w="2000" w:type="dxa"/></w:tcPr><w:p><w:r><w:rPr><w:rFonts w:ascii="Calibri" w:hAnsi="Calibri"/><w:sz w:val="20"/></w:rPr><w:t xml:space="preserve"></w:t></w:r></w:p></w:tc><w:tc><w:tcPr><w:tcW w:w="2000" w:type="dxa"/></w:tcPr><w:p><w:r><w:rPr><w:rFonts w:ascii="Calibri" w:hAnsi="Calibri"/><w:sz w:val="20"/></w:rPr><w:t xml:space="preserve"></w:t></w:r></w:p></w:tc><w:tc><w:tcPr><w:tcW w:w="2000" w:type="dxa"/></w:tcPr><w:p><w:r><w:rPr><w:rFonts w:ascii="Calibri" w:hAnsi="Calibri"/><w:sz w:val="20"/></w:rPr><w:t xml:space="preserve"></w:t></w:r></w:p></w:tc><w:tc><w:tcPr><w:tcW w:w="2000" w:type="dxa"/></w:tcPr><w:p><w:r><w:rPr><w:rFonts w:ascii="Calibri" w:hAnsi="Calibri"/><w:sz w:val="20"/></w:rPr><w:t xml:space="preserve"></w:t></w:r></w:p></w:tc><w:tc><w:tcPr><w:tcW w:w="2000" w:type="dxa"/></w:tcPr><w:p><w:r><w:rPr><w:rFonts w:ascii="Calibri" w:hAnsi="Calibri"/><w:sz w:val="20"/></w:rPr><w:t xml:space="preserve"></w:t></w:r></w:p></w:tc></w:tr><w:tr><w:tc><w:tcPr><w:tcW w:w="2000" w:type="dxa"/></w:tcPr><w:p><w:r><w:rPr><w:rFonts w:ascii="Calibri" w:hAnsi="Calibri"/><w:sz w:val="20"/></w:rPr><w:t xml:space="preserve">`P03`</w:t></w:r></w:p></w:tc><w:tc><w:tcPr><w:tcW w:w="2000" w:type="dxa"/></w:tcPr><w:p><w:r><w:rPr><w:rFonts w:ascii="Calibri" w:hAnsi="Calibri"/><w:sz w:val="20"/></w:rPr><w:t xml:space="preserve"></w:t></w:r></w:p></w:tc><w:tc><w:tcPr><w:tcW w:w="2000" w:type="dxa"/></w:tcPr><w:p><w:r><w:rPr><w:rFonts w:ascii="Calibri" w:hAnsi="Calibri"/><w:sz w:val="20"/></w:rPr><w:t xml:space="preserve"></w:t></w:r></w:p></w:tc><w:tc><w:tcPr><w:tcW w:w="2000" w:type="dxa"/></w:tcPr><w:p><w:r><w:rPr><w:rFonts w:ascii="Calibri" w:hAnsi="Calibri"/><w:sz w:val="20"/></w:rPr><w:t xml:space="preserve"></w:t></w:r></w:p></w:tc><w:tc><w:tcPr><w:tcW w:w="2000" w:type="dxa"/></w:tcPr><w:p><w:r><w:rPr><w:rFonts w:ascii="Calibri" w:hAnsi="Calibri"/><w:sz w:val="20"/></w:rPr><w:t xml:space="preserve"></w:t></w:r></w:p></w:tc><w:tc><w:tcPr><w:tcW w:w="2000" w:type="dxa"/></w:tcPr><w:p><w:r><w:rPr><w:rFonts w:ascii="Calibri" w:hAnsi="Calibri"/><w:sz w:val="20"/></w:rPr><w:t xml:space="preserve"></w:t></w:r></w:p></w:tc><w:tc><w:tcPr><w:tcW w:w="2000" w:type="dxa"/></w:tcPr><w:p><w:r><w:rPr><w:rFonts w:ascii="Calibri" w:hAnsi="Calibri"/><w:sz w:val="20"/></w:rPr><w:t xml:space="preserve"></w:t></w:r></w:p></w:tc><w:tc><w:tcPr><w:tcW w:w="2000" w:type="dxa"/></w:tcPr><w:p><w:r><w:rPr><w:rFonts w:ascii="Calibri" w:hAnsi="Calibri"/><w:sz w:val="20"/></w:rPr><w:t xml:space="preserve"></w:t></w:r></w:p></w:tc><w:tc><w:tcPr><w:tcW w:w="2000" w:type="dxa"/></w:tcPr><w:p><w:r><w:rPr><w:rFonts w:ascii="Calibri" w:hAnsi="Calibri"/><w:sz w:val="20"/></w:rPr><w:t xml:space="preserve"></w:t></w:r></w:p></w:tc><w:tc><w:tcPr><w:tcW w:w="2000" w:type="dxa"/></w:tcPr><w:p><w:r><w:rPr><w:rFonts w:ascii="Calibri" w:hAnsi="Calibri"/><w:sz w:val="20"/></w:rPr><w:t xml:space="preserve"></w:t></w:r></w:p></w:tc><w:tc><w:tcPr><w:tcW w:w="2000" w:type="dxa"/></w:tcPr><w:p><w:r><w:rPr><w:rFonts w:ascii="Calibri" w:hAnsi="Calibri"/><w:sz w:val="20"/></w:rPr><w:t xml:space="preserve"></w:t></w:r></w:p></w:tc><w:tc><w:tcPr><w:tcW w:w="2000" w:type="dxa"/></w:tcPr><w:p><w:r><w:rPr><w:rFonts w:ascii="Calibri" w:hAnsi="Calibri"/><w:sz w:val="20"/></w:rPr><w:t xml:space="preserve"></w:t></w:r></w:p></w:tc><w:tc><w:tcPr><w:tcW w:w="2000" w:type="dxa"/></w:tcPr><w:p><w:r><w:rPr><w:rFonts w:ascii="Calibri" w:hAnsi="Calibri"/><w:sz w:val="20"/></w:rPr><w:t xml:space="preserve"></w:t></w:r></w:p></w:tc></w:tr><w:tr><w:tc><w:tcPr><w:tcW w:w="2000" w:type="dxa"/></w:tcPr><w:p><w:r><w:rPr><w:rFonts w:ascii="Calibri" w:hAnsi="Calibri"/><w:sz w:val="20"/></w:rPr><w:t xml:space="preserve">`P04`</w:t></w:r></w:p></w:tc><w:tc><w:tcPr><w:tcW w:w="2000" w:type="dxa"/></w:tcPr><w:p><w:r><w:rPr><w:rFonts w:ascii="Calibri" w:hAnsi="Calibri"/><w:sz w:val="20"/></w:rPr><w:t xml:space="preserve"></w:t></w:r></w:p></w:tc><w:tc><w:tcPr><w:tcW w:w="2000" w:type="dxa"/></w:tcPr><w:p><w:r><w:rPr><w:rFonts w:ascii="Calibri" w:hAnsi="Calibri"/><w:sz w:val="20"/></w:rPr><w:t xml:space="preserve"></w:t></w:r></w:p></w:tc><w:tc><w:tcPr><w:tcW w:w="2000" w:type="dxa"/></w:tcPr><w:p><w:r><w:rPr><w:rFonts w:ascii="Calibri" w:hAnsi="Calibri"/><w:sz w:val="20"/></w:rPr><w:t xml:space="preserve"></w:t></w:r></w:p></w:tc><w:tc><w:tcPr><w:tcW w:w="2000" w:type="dxa"/></w:tcPr><w:p><w:r><w:rPr><w:rFonts w:ascii="Calibri" w:hAnsi="Calibri"/><w:sz w:val="20"/></w:rPr><w:t xml:space="preserve"></w:t></w:r></w:p></w:tc><w:tc><w:tcPr><w:tcW w:w="2000" w:type="dxa"/></w:tcPr><w:p><w:r><w:rPr><w:rFonts w:ascii="Calibri" w:hAnsi="Calibri"/><w:sz w:val="20"/></w:rPr><w:t xml:space="preserve"></w:t></w:r></w:p></w:tc><w:tc><w:tcPr><w:tcW w:w="2000" w:type="dxa"/></w:tcPr><w:p><w:r><w:rPr><w:rFonts w:ascii="Calibri" w:hAnsi="Calibri"/><w:sz w:val="20"/></w:rPr><w:t xml:space="preserve"></w:t></w:r></w:p></w:tc><w:tc><w:tcPr><w:tcW w:w="2000" w:type="dxa"/></w:tcPr><w:p><w:r><w:rPr><w:rFonts w:ascii="Calibri" w:hAnsi="Calibri"/><w:sz w:val="20"/></w:rPr><w:t xml:space="preserve"></w:t></w:r></w:p></w:tc><w:tc><w:tcPr><w:tcW w:w="2000" w:type="dxa"/></w:tcPr><w:p><w:r><w:rPr><w:rFonts w:ascii="Calibri" w:hAnsi="Calibri"/><w:sz w:val="20"/></w:rPr><w:t xml:space="preserve"></w:t></w:r></w:p></w:tc><w:tc><w:tcPr><w:tcW w:w="2000" w:type="dxa"/></w:tcPr><w:p><w:r><w:rPr><w:rFonts w:ascii="Calibri" w:hAnsi="Calibri"/><w:sz w:val="20"/></w:rPr><w:t xml:space="preserve"></w:t></w:r></w:p></w:tc><w:tc><w:tcPr><w:tcW w:w="2000" w:type="dxa"/></w:tcPr><w:p><w:r><w:rPr><w:rFonts w:ascii="Calibri" w:hAnsi="Calibri"/><w:sz w:val="20"/></w:rPr><w:t xml:space="preserve"></w:t></w:r></w:p></w:tc><w:tc><w:tcPr><w:tcW w:w="2000" w:type="dxa"/></w:tcPr><w:p><w:r><w:rPr><w:rFonts w:ascii="Calibri" w:hAnsi="Calibri"/><w:sz w:val="20"/></w:rPr><w:t xml:space="preserve"></w:t></w:r></w:p></w:tc><w:tc><w:tcPr><w:tcW w:w="2000" w:type="dxa"/></w:tcPr><w:p><w:r><w:rPr><w:rFonts w:ascii="Calibri" w:hAnsi="Calibri"/><w:sz w:val="20"/></w:rPr><w:t xml:space="preserve"></w:t></w:r></w:p></w:tc></w:tr><w:tr><w:tc><w:tcPr><w:tcW w:w="2000" w:type="dxa"/></w:tcPr><w:p><w:r><w:rPr><w:rFonts w:ascii="Calibri" w:hAnsi="Calibri"/><w:sz w:val="20"/></w:rPr><w:t xml:space="preserve">`P05`</w:t></w:r></w:p></w:tc><w:tc><w:tcPr><w:tcW w:w="2000" w:type="dxa"/></w:tcPr><w:p><w:r><w:rPr><w:rFonts w:ascii="Calibri" w:hAnsi="Calibri"/><w:sz w:val="20"/></w:rPr><w:t xml:space="preserve"></w:t></w:r></w:p></w:tc><w:tc><w:tcPr><w:tcW w:w="2000" w:type="dxa"/></w:tcPr><w:p><w:r><w:rPr><w:rFonts w:ascii="Calibri" w:hAnsi="Calibri"/><w:sz w:val="20"/></w:rPr><w:t xml:space="preserve"></w:t></w:r></w:p></w:tc><w:tc><w:tcPr><w:tcW w:w="2000" w:type="dxa"/></w:tcPr><w:p><w:r><w:rPr><w:rFonts w:ascii="Calibri" w:hAnsi="Calibri"/><w:sz w:val="20"/></w:rPr><w:t xml:space="preserve"></w:t></w:r></w:p></w:tc><w:tc><w:tcPr><w:tcW w:w="2000" w:type="dxa"/></w:tcPr><w:p><w:r><w:rPr><w:rFonts w:ascii="Calibri" w:hAnsi="Calibri"/><w:sz w:val="20"/></w:rPr><w:t xml:space="preserve"></w:t></w:r></w:p></w:tc><w:tc><w:tcPr><w:tcW w:w="2000" w:type="dxa"/></w:tcPr><w:p><w:r><w:rPr><w:rFonts w:ascii="Calibri" w:hAnsi="Calibri"/><w:sz w:val="20"/></w:rPr><w:t xml:space="preserve"></w:t></w:r></w:p></w:tc><w:tc><w:tcPr><w:tcW w:w="2000" w:type="dxa"/></w:tcPr><w:p><w:r><w:rPr><w:rFonts w:ascii="Calibri" w:hAnsi="Calibri"/><w:sz w:val="20"/></w:rPr><w:t xml:space="preserve"></w:t></w:r></w:p></w:tc><w:tc><w:tcPr><w:tcW w:w="2000" w:type="dxa"/></w:tcPr><w:p><w:r><w:rPr><w:rFonts w:ascii="Calibri" w:hAnsi="Calibri"/><w:sz w:val="20"/></w:rPr><w:t xml:space="preserve"></w:t></w:r></w:p></w:tc><w:tc><w:tcPr><w:tcW w:w="2000" w:type="dxa"/></w:tcPr><w:p><w:r><w:rPr><w:rFonts w:ascii="Calibri" w:hAnsi="Calibri"/><w:sz w:val="20"/></w:rPr><w:t xml:space="preserve"></w:t></w:r></w:p></w:tc><w:tc><w:tcPr><w:tcW w:w="2000" w:type="dxa"/></w:tcPr><w:p><w:r><w:rPr><w:rFonts w:ascii="Calibri" w:hAnsi="Calibri"/><w:sz w:val="20"/></w:rPr><w:t xml:space="preserve"></w:t></w:r></w:p></w:tc><w:tc><w:tcPr><w:tcW w:w="2000" w:type="dxa"/></w:tcPr><w:p><w:r><w:rPr><w:rFonts w:ascii="Calibri" w:hAnsi="Calibri"/><w:sz w:val="20"/></w:rPr><w:t xml:space="preserve"></w:t></w:r></w:p></w:tc><w:tc><w:tcPr><w:tcW w:w="2000" w:type="dxa"/></w:tcPr><w:p><w:r><w:rPr><w:rFonts w:ascii="Calibri" w:hAnsi="Calibri"/><w:sz w:val="20"/></w:rPr><w:t xml:space="preserve"></w:t></w:r></w:p></w:tc><w:tc><w:tcPr><w:tcW w:w="2000" w:type="dxa"/></w:tcPr><w:p><w:r><w:rPr><w:rFonts w:ascii="Calibri" w:hAnsi="Calibri"/><w:sz w:val="20"/></w:rPr><w:t xml:space="preserve"></w:t></w:r></w:p></w:tc></w:tr><w:tr><w:tc><w:tcPr><w:tcW w:w="2000" w:type="dxa"/></w:tcPr><w:p><w:r><w:rPr><w:rFonts w:ascii="Calibri" w:hAnsi="Calibri"/><w:sz w:val="20"/></w:rPr><w:t xml:space="preserve">**Mean SUS**</w:t></w:r></w:p></w:tc><w:tc><w:tcPr><w:tcW w:w="2000" w:type="dxa"/></w:tcPr><w:p><w:r><w:rPr><w:rFonts w:ascii="Calibri" w:hAnsi="Calibri"/><w:sz w:val="20"/></w:rPr><w:t xml:space="preserve">—</w:t></w:r></w:p></w:tc><w:tc><w:tcPr><w:tcW w:w="2000" w:type="dxa"/></w:tcPr><w:p><w:r><w:rPr><w:rFonts w:ascii="Calibri" w:hAnsi="Calibri"/><w:sz w:val="20"/></w:rPr><w:t xml:space="preserve">—</w:t></w:r></w:p></w:tc><w:tc><w:tcPr><w:tcW w:w="2000" w:type="dxa"/></w:tcPr><w:p><w:r><w:rPr><w:rFonts w:ascii="Calibri" w:hAnsi="Calibri"/><w:sz w:val="20"/></w:rPr><w:t xml:space="preserve">—</w:t></w:r></w:p></w:tc><w:tc><w:tcPr><w:tcW w:w="2000" w:type="dxa"/></w:tcPr><w:p><w:r><w:rPr><w:rFonts w:ascii="Calibri" w:hAnsi="Calibri"/><w:sz w:val="20"/></w:rPr><w:t xml:space="preserve">—</w:t></w:r></w:p></w:tc><w:tc><w:tcPr><w:tcW w:w="2000" w:type="dxa"/></w:tcPr><w:p><w:r><w:rPr><w:rFonts w:ascii="Calibri" w:hAnsi="Calibri"/><w:sz w:val="20"/></w:rPr><w:t xml:space="preserve">—</w:t></w:r></w:p></w:tc><w:tc><w:tcPr><w:tcW w:w="2000" w:type="dxa"/></w:tcPr><w:p><w:r><w:rPr><w:rFonts w:ascii="Calibri" w:hAnsi="Calibri"/><w:sz w:val="20"/></w:rPr><w:t xml:space="preserve">—</w:t></w:r></w:p></w:tc><w:tc><w:tcPr><w:tcW w:w="2000" w:type="dxa"/></w:tcPr><w:p><w:r><w:rPr><w:rFonts w:ascii="Calibri" w:hAnsi="Calibri"/><w:sz w:val="20"/></w:rPr><w:t xml:space="preserve">—</w:t></w:r></w:p></w:tc><w:tc><w:tcPr><w:tcW w:w="2000" w:type="dxa"/></w:tcPr><w:p><w:r><w:rPr><w:rFonts w:ascii="Calibri" w:hAnsi="Calibri"/><w:sz w:val="20"/></w:rPr><w:t xml:space="preserve">—</w:t></w:r></w:p></w:tc><w:tc><w:tcPr><w:tcW w:w="2000" w:type="dxa"/></w:tcPr><w:p><w:r><w:rPr><w:rFonts w:ascii="Calibri" w:hAnsi="Calibri"/><w:sz w:val="20"/></w:rPr><w:t xml:space="preserve">—</w:t></w:r></w:p></w:tc><w:tc><w:tcPr><w:tcW w:w="2000" w:type="dxa"/></w:tcPr><w:p><w:r><w:rPr><w:rFonts w:ascii="Calibri" w:hAnsi="Calibri"/><w:sz w:val="20"/></w:rPr><w:t xml:space="preserve">—</w:t></w:r></w:p></w:tc><w:tc><w:tcPr><w:tcW w:w="2000" w:type="dxa"/></w:tcPr><w:p><w:r><w:rPr><w:rFonts w:ascii="Calibri" w:hAnsi="Calibri"/><w:sz w:val="20"/></w:rPr><w:t xml:space="preserve">—</w:t></w:r></w:p></w:tc><w:tc><w:tcPr><w:tcW w:w="2000" w:type="dxa"/></w:tcPr><w:p><w:r><w:rPr><w:rFonts w:ascii="Calibri" w:hAnsi="Calibri"/><w:sz w:val="20"/></w:rPr><w:t xml:space="preserve">**[Blank]**</w:t></w:r></w:p></w:tc></w:tr></w:tbl><w:p><w:pPr><w:spacing w:after="140" w:line="276" w:lineRule="auto"/></w:pPr><w:r><w:rPr><w:rFonts w:ascii="Calibri" w:hAnsi="Calibri"/><w:sz w:val="22"/><w:color w:val="1D2530"/></w:rPr><w:t xml:space="preserve">---</w:t></w:r></w:p><w:p><w:pPr><w:pStyle w:val="Heading2"/><w:spacing w:before="280" w:after="120"/></w:pPr><w:r><w:rPr><w:rFonts w:ascii="Calibri" w:hAnsi="Calibri"/><w:b/><w:sz w:val="28"/><w:color w:val="1D2530"/></w:rPr><w:t>5. Supplementary Relevance, Clarity, and Design Questionnaire</w:t></w:r></w:p><w:p><w:pPr><w:spacing w:after="140" w:line="276" w:lineRule="auto"/></w:pPr><w:r><w:rPr><w:rFonts w:ascii="Calibri" w:hAnsi="Calibri"/><w:sz w:val="22"/><w:color w:val="1D2530"/></w:rPr><w:t xml:space="preserve">*Note: In accordance with Chapter 3, these formative items are kept strictly distinct from the standardised SUS composite.*</w:t></w:r></w:p><w:p><w:pPr><w:pStyle w:val="Heading3"/><w:spacing w:before="200" w:after="80"/></w:pPr><w:r><w:rPr><w:rFonts w:ascii="Calibri" w:hAnsi="Calibri"/><w:b/><w:sz w:val="24"/><w:color w:val="334155"/></w:rPr><w:t>5.1 5-Point Likert Items (1 = Strongly Disagree, 5 = Strongly Agree)</w:t></w:r></w:p><w:p><w:pPr><w:spacing w:after="140" w:line="276" w:lineRule="auto"/></w:pPr><w:r><w:rPr><w:rFonts w:ascii="Calibri" w:hAnsi="Calibri"/><w:sz w:val="22"/><w:color w:val="1D2530"/></w:rPr><w:t xml:space="preserve">1. Recommendation Clarity: &quot;The reasons why modules were prioritised were clear and easy to understand.&quot;</w:t></w:r></w:p><w:p><w:pPr><w:spacing w:after="140" w:line="276" w:lineRule="auto"/></w:pPr><w:r><w:rPr><w:rFonts w:ascii="Calibri" w:hAnsi="Calibri"/><w:sz w:val="22"/><w:color w:val="1D2530"/></w:rPr><w:t xml:space="preserve">2. Content Relevance: &quot;The scenarios and cybersecurity topics felt relevant to the everyday digital life of a university student.&quot;</w:t></w:r></w:p><w:p><w:pPr><w:spacing w:after="140" w:line="276" w:lineRule="auto"/></w:pPr><w:r><w:rPr><w:rFonts w:ascii="Calibri" w:hAnsi="Calibri"/><w:sz w:val="22"/><w:color w:val="1D2530"/></w:rPr><w:t xml:space="preserve">3. Adaptation Transparency: &quot;It was clear to me how my answers adjusted the order of recommended modules.&quot;</w:t></w:r></w:p><w:p><w:pPr><w:spacing w:after="140" w:line="276" w:lineRule="auto"/></w:pPr><w:r><w:rPr><w:rFonts w:ascii="Calibri" w:hAnsi="Calibri"/><w:sz w:val="22"/><w:color w:val="1D2530"/></w:rPr><w:t xml:space="preserve">4. Cognitive Load: &quot;The modules were concise and manageable without feeling overwhelming.&quot;</w:t></w:r></w:p><w:p><w:pPr><w:pStyle w:val="Heading3"/><w:spacing w:before="200" w:after="80"/></w:pPr><w:r><w:rPr><w:rFonts w:ascii="Calibri" w:hAnsi="Calibri"/><w:b/><w:sz w:val="24"/><w:color w:val="334155"/></w:rPr><w:t>5.2 Blank Response Table</w:t></w:r></w:p><w:tbl><w:tblPr><w:tblW w:w="0" w:type="auto"/><w:tblBorders><w:top w:val="single" w:sz="4" w:space="0" w:color="CCCCCC"/><w:bottom w:val="single" w:sz="4" w:space="0" w:color="CCCCCC"/><w:insideH w:val="single" w:sz="4" w:space="0" w:color="EEEEEE"/><w:insideV w:val="none"/></w:tblBorders></w:tblPr><w:tr><w:tc><w:tcPr><w:tcW w:w="2000" w:type="dxa"/><w:shd w:val="clear" w:color="auto" w:fill="F0F4F8"/></w:tcPr><w:p><w:r><w:rPr><w:rFonts w:ascii="Calibri" w:hAnsi="Calibri"/><w:sz w:val="20"/><w:b/></w:rPr><w:t xml:space="preserve">Participant Code</w:t></w:r></w:p></w:tc><w:tc><w:tcPr><w:tcW w:w="2000" w:type="dxa"/><w:shd w:val="clear" w:color="auto" w:fill="F0F4F8"/></w:tcPr><w:p><w:r><w:rPr><w:rFonts w:ascii="Calibri" w:hAnsi="Calibri"/><w:sz w:val="20"/><w:b/></w:rPr><w:t xml:space="preserve">Item 1: Recommendation Clarity (1–5)</w:t></w:r></w:p></w:tc><w:tc><w:tcPr><w:tcW w:w="2000" w:type="dxa"/><w:shd w:val="clear" w:color="auto" w:fill="F0F4F8"/></w:tcPr><w:p><w:r><w:rPr><w:rFonts w:ascii="Calibri" w:hAnsi="Calibri"/><w:sz w:val="20"/><w:b/></w:rPr><w:t xml:space="preserve">Item 2: Content Relevance (1–5)</w:t></w:r></w:p></w:tc><w:tc><w:tcPr><w:tcW w:w="2000" w:type="dxa"/><w:shd w:val="clear" w:color="auto" w:fill="F0F4F8"/></w:tcPr><w:p><w:r><w:rPr><w:rFonts w:ascii="Calibri" w:hAnsi="Calibri"/><w:sz w:val="20"/><w:b/></w:rPr><w:t xml:space="preserve">Item 3: Adaptation Transparency (1–5)</w:t></w:r></w:p></w:tc><w:tc><w:tcPr><w:tcW w:w="2000" w:type="dxa"/><w:shd w:val="clear" w:color="auto" w:fill="F0F4F8"/></w:tcPr><w:p><w:r><w:rPr><w:rFonts w:ascii="Calibri" w:hAnsi="Calibri"/><w:sz w:val="20"/><w:b/></w:rPr><w:t xml:space="preserve">Item 4: Manageable Content (1–5)</w:t></w:r></w:p></w:tc><w:tc><w:tcPr><w:tcW w:w="2000" w:type="dxa"/><w:shd w:val="clear" w:color="auto" w:fill="F0F4F8"/></w:tcPr><w:p><w:r><w:rPr><w:rFonts w:ascii="Calibri" w:hAnsi="Calibri"/><w:sz w:val="20"/><w:b/></w:rPr><w:t xml:space="preserve">Overall Median Score</w:t></w:r></w:p></w:tc></w:tr><w:tr><w:tc><w:tcPr><w:tcW w:w="2000" w:type="dxa"/></w:tcPr><w:p><w:r><w:rPr><w:rFonts w:ascii="Calibri" w:hAnsi="Calibri"/><w:sz w:val="20"/></w:rPr><w:t xml:space="preserve">`P01`</w:t></w:r></w:p></w:tc><w:tc><w:tcPr><w:tcW w:w="2000" w:type="dxa"/></w:tcPr><w:p><w:r><w:rPr><w:rFonts w:ascii="Calibri" w:hAnsi="Calibri"/><w:sz w:val="20"/></w:rPr><w:t xml:space="preserve"></w:t></w:r></w:p></w:tc><w:tc><w:tcPr><w:tcW w:w="2000" w:type="dxa"/></w:tcPr><w:p><w:r><w:rPr><w:rFonts w:ascii="Calibri" w:hAnsi="Calibri"/><w:sz w:val="20"/></w:rPr><w:t xml:space="preserve"></w:t></w:r></w:p></w:tc><w:tc><w:tcPr><w:tcW w:w="2000" w:type="dxa"/></w:tcPr><w:p><w:r><w:rPr><w:rFonts w:ascii="Calibri" w:hAnsi="Calibri"/><w:sz w:val="20"/></w:rPr><w:t xml:space="preserve"></w:t></w:r></w:p></w:tc><w:tc><w:tcPr><w:tcW w:w="2000" w:type="dxa"/></w:tcPr><w:p><w:r><w:rPr><w:rFonts w:ascii="Calibri" w:hAnsi="Calibri"/><w:sz w:val="20"/></w:rPr><w:t xml:space="preserve"></w:t></w:r></w:p></w:tc><w:tc><w:tcPr><w:tcW w:w="2000" w:type="dxa"/></w:tcPr><w:p><w:r><w:rPr><w:rFonts w:ascii="Calibri" w:hAnsi="Calibri"/><w:sz w:val="20"/></w:rPr><w:t xml:space="preserve"></w:t></w:r></w:p></w:tc></w:tr><w:tr><w:tc><w:tcPr><w:tcW w:w="2000" w:type="dxa"/></w:tcPr><w:p><w:r><w:rPr><w:rFonts w:ascii="Calibri" w:hAnsi="Calibri"/><w:sz w:val="20"/></w:rPr><w:t xml:space="preserve">`P02`</w:t></w:r></w:p></w:tc><w:tc><w:tcPr><w:tcW w:w="2000" w:type="dxa"/></w:tcPr><w:p><w:r><w:rPr><w:rFonts w:ascii="Calibri" w:hAnsi="Calibri"/><w:sz w:val="20"/></w:rPr><w:t xml:space="preserve"></w:t></w:r></w:p></w:tc><w:tc><w:tcPr><w:tcW w:w="2000" w:type="dxa"/></w:tcPr><w:p><w:r><w:rPr><w:rFonts w:ascii="Calibri" w:hAnsi="Calibri"/><w:sz w:val="20"/></w:rPr><w:t xml:space="preserve"></w:t></w:r></w:p></w:tc><w:tc><w:tcPr><w:tcW w:w="2000" w:type="dxa"/></w:tcPr><w:p><w:r><w:rPr><w:rFonts w:ascii="Calibri" w:hAnsi="Calibri"/><w:sz w:val="20"/></w:rPr><w:t xml:space="preserve"></w:t></w:r></w:p></w:tc><w:tc><w:tcPr><w:tcW w:w="2000" w:type="dxa"/></w:tcPr><w:p><w:r><w:rPr><w:rFonts w:ascii="Calibri" w:hAnsi="Calibri"/><w:sz w:val="20"/></w:rPr><w:t xml:space="preserve"></w:t></w:r></w:p></w:tc><w:tc><w:tcPr><w:tcW w:w="2000" w:type="dxa"/></w:tcPr><w:p><w:r><w:rPr><w:rFonts w:ascii="Calibri" w:hAnsi="Calibri"/><w:sz w:val="20"/></w:rPr><w:t xml:space="preserve"></w:t></w:r></w:p></w:tc></w:tr><w:tr><w:tc><w:tcPr><w:tcW w:w="2000" w:type="dxa"/></w:tcPr><w:p><w:r><w:rPr><w:rFonts w:ascii="Calibri" w:hAnsi="Calibri"/><w:sz w:val="20"/></w:rPr><w:t xml:space="preserve">`P03`</w:t></w:r></w:p></w:tc><w:tc><w:tcPr><w:tcW w:w="2000" w:type="dxa"/></w:tcPr><w:p><w:r><w:rPr><w:rFonts w:ascii="Calibri" w:hAnsi="Calibri"/><w:sz w:val="20"/></w:rPr><w:t xml:space="preserve"></w:t></w:r></w:p></w:tc><w:tc><w:tcPr><w:tcW w:w="2000" w:type="dxa"/></w:tcPr><w:p><w:r><w:rPr><w:rFonts w:ascii="Calibri" w:hAnsi="Calibri"/><w:sz w:val="20"/></w:rPr><w:t xml:space="preserve"></w:t></w:r></w:p></w:tc><w:tc><w:tcPr><w:tcW w:w="2000" w:type="dxa"/></w:tcPr><w:p><w:r><w:rPr><w:rFonts w:ascii="Calibri" w:hAnsi="Calibri"/><w:sz w:val="20"/></w:rPr><w:t xml:space="preserve"></w:t></w:r></w:p></w:tc><w:tc><w:tcPr><w:tcW w:w="2000" w:type="dxa"/></w:tcPr><w:p><w:r><w:rPr><w:rFonts w:ascii="Calibri" w:hAnsi="Calibri"/><w:sz w:val="20"/></w:rPr><w:t xml:space="preserve"></w:t></w:r></w:p></w:tc><w:tc><w:tcPr><w:tcW w:w="2000" w:type="dxa"/></w:tcPr><w:p><w:r><w:rPr><w:rFonts w:ascii="Calibri" w:hAnsi="Calibri"/><w:sz w:val="20"/></w:rPr><w:t xml:space="preserve"></w:t></w:r></w:p></w:tc></w:tr><w:tr><w:tc><w:tcPr><w:tcW w:w="2000" w:type="dxa"/></w:tcPr><w:p><w:r><w:rPr><w:rFonts w:ascii="Calibri" w:hAnsi="Calibri"/><w:sz w:val="20"/></w:rPr><w:t xml:space="preserve">`P04`</w:t></w:r></w:p></w:tc><w:tc><w:tcPr><w:tcW w:w="2000" w:type="dxa"/></w:tcPr><w:p><w:r><w:rPr><w:rFonts w:ascii="Calibri" w:hAnsi="Calibri"/><w:sz w:val="20"/></w:rPr><w:t xml:space="preserve"></w:t></w:r></w:p></w:tc><w:tc><w:tcPr><w:tcW w:w="2000" w:type="dxa"/></w:tcPr><w:p><w:r><w:rPr><w:rFonts w:ascii="Calibri" w:hAnsi="Calibri"/><w:sz w:val="20"/></w:rPr><w:t xml:space="preserve"></w:t></w:r></w:p></w:tc><w:tc><w:tcPr><w:tcW w:w="2000" w:type="dxa"/></w:tcPr><w:p><w:r><w:rPr><w:rFonts w:ascii="Calibri" w:hAnsi="Calibri"/><w:sz w:val="20"/></w:rPr><w:t xml:space="preserve"></w:t></w:r></w:p></w:tc><w:tc><w:tcPr><w:tcW w:w="2000" w:type="dxa"/></w:tcPr><w:p><w:r><w:rPr><w:rFonts w:ascii="Calibri" w:hAnsi="Calibri"/><w:sz w:val="20"/></w:rPr><w:t xml:space="preserve"></w:t></w:r></w:p></w:tc><w:tc><w:tcPr><w:tcW w:w="2000" w:type="dxa"/></w:tcPr><w:p><w:r><w:rPr><w:rFonts w:ascii="Calibri" w:hAnsi="Calibri"/><w:sz w:val="20"/></w:rPr><w:t xml:space="preserve"></w:t></w:r></w:p></w:tc></w:tr><w:tr><w:tc><w:tcPr><w:tcW w:w="2000" w:type="dxa"/></w:tcPr><w:p><w:r><w:rPr><w:rFonts w:ascii="Calibri" w:hAnsi="Calibri"/><w:sz w:val="20"/></w:rPr><w:t xml:space="preserve">`P05`</w:t></w:r></w:p></w:tc><w:tc><w:tcPr><w:tcW w:w="2000" w:type="dxa"/></w:tcPr><w:p><w:r><w:rPr><w:rFonts w:ascii="Calibri" w:hAnsi="Calibri"/><w:sz w:val="20"/></w:rPr><w:t xml:space="preserve"></w:t></w:r></w:p></w:tc><w:tc><w:tcPr><w:tcW w:w="2000" w:type="dxa"/></w:tcPr><w:p><w:r><w:rPr><w:rFonts w:ascii="Calibri" w:hAnsi="Calibri"/><w:sz w:val="20"/></w:rPr><w:t xml:space="preserve"></w:t></w:r></w:p></w:tc><w:tc><w:tcPr><w:tcW w:w="2000" w:type="dxa"/></w:tcPr><w:p><w:r><w:rPr><w:rFonts w:ascii="Calibri" w:hAnsi="Calibri"/><w:sz w:val="20"/></w:rPr><w:t xml:space="preserve"></w:t></w:r></w:p></w:tc><w:tc><w:tcPr><w:tcW w:w="2000" w:type="dxa"/></w:tcPr><w:p><w:r><w:rPr><w:rFonts w:ascii="Calibri" w:hAnsi="Calibri"/><w:sz w:val="20"/></w:rPr><w:t xml:space="preserve"></w:t></w:r></w:p></w:tc><w:tc><w:tcPr><w:tcW w:w="2000" w:type="dxa"/></w:tcPr><w:p><w:r><w:rPr><w:rFonts w:ascii="Calibri" w:hAnsi="Calibri"/><w:sz w:val="20"/></w:rPr><w:t xml:space="preserve"></w:t></w:r></w:p></w:tc></w:tr><w:tr><w:tc><w:tcPr><w:tcW w:w="2000" w:type="dxa"/></w:tcPr><w:p><w:r><w:rPr><w:rFonts w:ascii="Calibri" w:hAnsi="Calibri"/><w:sz w:val="20"/></w:rPr><w:t xml:space="preserve">**Cohort Median**</w:t></w:r></w:p></w:tc><w:tc><w:tcPr><w:tcW w:w="2000" w:type="dxa"/></w:tcPr><w:p><w:r><w:rPr><w:rFonts w:ascii="Calibri" w:hAnsi="Calibri"/><w:sz w:val="20"/></w:rPr><w:t xml:space="preserve">**[Blank]**</w:t></w:r></w:p></w:tc><w:tc><w:tcPr><w:tcW w:w="2000" w:type="dxa"/></w:tcPr><w:p><w:r><w:rPr><w:rFonts w:ascii="Calibri" w:hAnsi="Calibri"/><w:sz w:val="20"/></w:rPr><w:t xml:space="preserve">**[Blank]**</w:t></w:r></w:p></w:tc><w:tc><w:tcPr><w:tcW w:w="2000" w:type="dxa"/></w:tcPr><w:p><w:r><w:rPr><w:rFonts w:ascii="Calibri" w:hAnsi="Calibri"/><w:sz w:val="20"/></w:rPr><w:t xml:space="preserve">**[Blank]**</w:t></w:r></w:p></w:tc><w:tc><w:tcPr><w:tcW w:w="2000" w:type="dxa"/></w:tcPr><w:p><w:r><w:rPr><w:rFonts w:ascii="Calibri" w:hAnsi="Calibri"/><w:sz w:val="20"/></w:rPr><w:t xml:space="preserve">**[Blank]**</w:t></w:r></w:p></w:tc><w:tc><w:tcPr><w:tcW w:w="2000" w:type="dxa"/></w:tcPr><w:p><w:r><w:rPr><w:rFonts w:ascii="Calibri" w:hAnsi="Calibri"/><w:sz w:val="20"/></w:rPr><w:t xml:space="preserve">**[Blank]**</w:t></w:r></w:p></w:tc></w:tr></w:tbl><w:p><w:pPr><w:pStyle w:val="Heading3"/><w:spacing w:before="200" w:after="80"/></w:pPr><w:r><w:rPr><w:rFonts w:ascii="Calibri" w:hAnsi="Calibri"/><w:b/><w:sz w:val="24"/><w:color w:val="334155"/></w:rPr><w:t>5.3 Qualitative Open-Ended Prompts</w:t></w:r></w:p><w:p><w:pPr><w:pStyle w:val="ListParagraph"/><w:numPr><w:ilvl w:val="0"/><w:numId w:val="1"/></w:numPr><w:spacing w:after="80"/></w:pPr><w:r><w:rPr><w:rFonts w:ascii="Calibri" w:hAnsi="Calibri"/><w:sz w:val="22"/></w:rPr><w:t xml:space="preserve">• Prompt A: &quot;What did you find most helpful about the way this prototype organised your training?&quot;</w:t></w:r></w:p><w:p><w:pPr><w:pStyle w:val="ListParagraph"/><w:numPr><w:ilvl w:val="0"/><w:numId w:val="1"/></w:numPr><w:spacing w:after="80"/></w:pPr><w:r><w:rPr><w:rFonts w:ascii="Calibri" w:hAnsi="Calibri"/><w:sz w:val="22"/></w:rPr><w:t xml:space="preserve">• Prompt B: &quot;Were there any parts of the questions, explanations, or recommendations that felt confusing or unhelpful?&quot;</w:t></w:r></w:p><w:p><w:pPr><w:pStyle w:val="ListParagraph"/><w:numPr><w:ilvl w:val="0"/><w:numId w:val="1"/></w:numPr><w:spacing w:after="80"/></w:pPr><w:r><w:rPr><w:rFonts w:ascii="Calibri" w:hAnsi="Calibri"/><w:sz w:val="22"/></w:rPr><w:t xml:space="preserve">• Prompt C: &quot;What suggestions do you have to improve this cybersecurity training for university students?&quot;</w:t></w:r></w:p><w:p><w:pPr><w:spacing w:after="140" w:line="276" w:lineRule="auto"/></w:pPr><w:r><w:rPr><w:rFonts w:ascii="Calibri" w:hAnsi="Calibri"/><w:sz w:val="22"/><w:color w:val="1D2530"/></w:rPr><w:t xml:space="preserve">---</w:t></w:r></w:p><w:p><w:pPr><w:pStyle w:val="Heading2"/><w:spacing w:before="280" w:after="120"/></w:pPr><w:r><w:rPr><w:rFonts w:ascii="Calibri" w:hAnsi="Calibri"/><w:b/><w:sz w:val="28"/><w:color w:val="1D2530"/></w:rPr><w:t>6. Optional Expert-Review Checklist</w:t></w:r></w:p><w:p><w:pPr><w:spacing w:after="140" w:line="276" w:lineRule="auto"/></w:pPr><w:r><w:rPr><w:rFonts w:ascii="Calibri" w:hAnsi="Calibri"/><w:sz w:val="22"/><w:color w:val="1D2530"/></w:rPr><w:t xml:space="preserve">*Intended for 1–2 independent cybersecurity education / human-factors specialists.*</w:t></w:r></w:p><w:tbl><w:tblPr><w:tblW w:w="0" w:type="auto"/><w:tblBorders><w:top w:val="single" w:sz="4" w:space="0" w:color="CCCCCC"/><w:bottom w:val="single" w:sz="4" w:space="0" w:color="CCCCCC"/><w:insideH w:val="single" w:sz="4" w:space="0" w:color="EEEEEE"/><w:insideV w:val="none"/></w:tblBorders></w:tblPr><w:tr><w:tc><w:tcPr><w:tcW w:w="2000" w:type="dxa"/><w:shd w:val="clear" w:color="auto" w:fill="F0F4F8"/></w:tcPr><w:p><w:r><w:rPr><w:rFonts w:ascii="Calibri" w:hAnsi="Calibri"/><w:sz w:val="20"/><w:b/></w:rPr><w:t xml:space="preserve">Evaluation Dimension</w:t></w:r></w:p></w:tc><w:tc><w:tcPr><w:tcW w:w="2000" w:type="dxa"/><w:shd w:val="clear" w:color="auto" w:fill="F0F4F8"/></w:tcPr><w:p><w:r><w:rPr><w:rFonts w:ascii="Calibri" w:hAnsi="Calibri"/><w:sz w:val="20"/><w:b/></w:rPr><w:t xml:space="preserve">Expert Review Criteria</w:t></w:r></w:p></w:tc><w:tc><w:tcPr><w:tcW w:w="2000" w:type="dxa"/><w:shd w:val="clear" w:color="auto" w:fill="F0F4F8"/></w:tcPr><w:p><w:r><w:rPr><w:rFonts w:ascii="Calibri" w:hAnsi="Calibri"/><w:sz w:val="20"/><w:b/></w:rPr><w:t xml:space="preserve">Compliance / Rating (Pass / Partial / Fail)</w:t></w:r></w:p></w:tc><w:tc><w:tcPr><w:tcW w:w="2000" w:type="dxa"/><w:shd w:val="clear" w:color="auto" w:fill="F0F4F8"/></w:tcPr><w:p><w:r><w:rPr><w:rFonts w:ascii="Calibri" w:hAnsi="Calibri"/><w:sz w:val="20"/><w:b/></w:rPr><w:t xml:space="preserve">Expert Observations &amp; Recommended Refinements</w:t></w:r></w:p></w:tc></w:tr><w:tr><w:tc><w:tcPr><w:tcW w:w="2000" w:type="dxa"/></w:tcPr><w:p><w:r><w:rPr><w:rFonts w:ascii="Calibri" w:hAnsi="Calibri"/><w:sz w:val="20"/></w:rPr><w:t xml:space="preserve">**1. Pedagogical Alignment**</w:t></w:r></w:p></w:tc><w:tc><w:tcPr><w:tcW w:w="2000" w:type="dxa"/></w:tcPr><w:p><w:r><w:rPr><w:rFonts w:ascii="Calibri" w:hAnsi="Calibri"/><w:sz w:val="20"/></w:rPr><w:t xml:space="preserve">Do the module topics reflect authoritative guidance (NCSC, NIST SP 800-50r1, CISA)?</w:t></w:r></w:p></w:tc><w:tc><w:tcPr><w:tcW w:w="2000" w:type="dxa"/></w:tcPr><w:p><w:r><w:rPr><w:rFonts w:ascii="Calibri" w:hAnsi="Calibri"/><w:sz w:val="20"/></w:rPr><w:t xml:space="preserve"></w:t></w:r></w:p></w:tc><w:tc><w:tcPr><w:tcW w:w="2000" w:type="dxa"/></w:tcPr><w:p><w:r><w:rPr><w:rFonts w:ascii="Calibri" w:hAnsi="Calibri"/><w:sz w:val="20"/></w:rPr><w:t xml:space="preserve"></w:t></w:r></w:p></w:tc></w:tr><w:tr><w:tc><w:tcPr><w:tcW w:w="2000" w:type="dxa"/></w:tcPr><w:p><w:r><w:rPr><w:rFonts w:ascii="Calibri" w:hAnsi="Calibri"/><w:sz w:val="20"/></w:rPr><w:t xml:space="preserve">**2. Deterministic Consistency**</w:t></w:r></w:p></w:tc><w:tc><w:tcPr><w:tcW w:w="2000" w:type="dxa"/></w:tcPr><w:p><w:r><w:rPr><w:rFonts w:ascii="Calibri" w:hAnsi="Calibri"/><w:sz w:val="20"/></w:rPr><w:t xml:space="preserve">Are the adaptation and tie-breaking rules logically sound, transparent, and consistent?</w:t></w:r></w:p></w:tc><w:tc><w:tcPr><w:tcW w:w="2000" w:type="dxa"/></w:tcPr><w:p><w:r><w:rPr><w:rFonts w:ascii="Calibri" w:hAnsi="Calibri"/><w:sz w:val="20"/></w:rPr><w:t xml:space="preserve"></w:t></w:r></w:p></w:tc><w:tc><w:tcPr><w:tcW w:w="2000" w:type="dxa"/></w:tcPr><w:p><w:r><w:rPr><w:rFonts w:ascii="Calibri" w:hAnsi="Calibri"/><w:sz w:val="20"/></w:rPr><w:t xml:space="preserve"></w:t></w:r></w:p></w:tc></w:tr><w:tr><w:tc><w:tcPr><w:tcW w:w="2000" w:type="dxa"/></w:tcPr><w:p><w:r><w:rPr><w:rFonts w:ascii="Calibri" w:hAnsi="Calibri"/><w:sz w:val="20"/></w:rPr><w:t xml:space="preserve">**3. Safety &amp; Privacy**</w:t></w:r></w:p></w:tc><w:tc><w:tcPr><w:tcW w:w="2000" w:type="dxa"/></w:tcPr><w:p><w:r><w:rPr><w:rFonts w:ascii="Calibri" w:hAnsi="Calibri"/><w:sz w:val="20"/></w:rPr><w:t xml:space="preserve">Are all domains safely reserved (`example.com`, `.invalid`) and reporting channels realistic yet generic?</w:t></w:r></w:p></w:tc><w:tc><w:tcPr><w:tcW w:w="2000" w:type="dxa"/></w:tcPr><w:p><w:r><w:rPr><w:rFonts w:ascii="Calibri" w:hAnsi="Calibri"/><w:sz w:val="20"/></w:rPr><w:t xml:space="preserve"></w:t></w:r></w:p></w:tc><w:tc><w:tcPr><w:tcW w:w="2000" w:type="dxa"/></w:tcPr><w:p><w:r><w:rPr><w:rFonts w:ascii="Calibri" w:hAnsi="Calibri"/><w:sz w:val="20"/></w:rPr><w:t xml:space="preserve"></w:t></w:r></w:p></w:tc></w:tr><w:tr><w:tc><w:tcPr><w:tcW w:w="2000" w:type="dxa"/></w:tcPr><w:p><w:r><w:rPr><w:rFonts w:ascii="Calibri" w:hAnsi="Calibri"/><w:sz w:val="20"/></w:rPr><w:t xml:space="preserve">**4. Accessibility &amp; UI Quality**</w:t></w:r></w:p></w:tc><w:tc><w:tcPr><w:tcW w:w="2000" w:type="dxa"/></w:tcPr><w:p><w:r><w:rPr><w:rFonts w:ascii="Calibri" w:hAnsi="Calibri"/><w:sz w:val="20"/></w:rPr><w:t xml:space="preserve">Does the interface support visible keyboard focus, clear contrast, responsive viewports, and non-colour feedback?</w:t></w:r></w:p></w:tc><w:tc><w:tcPr><w:tcW w:w="2000" w:type="dxa"/></w:tcPr><w:p><w:r><w:rPr><w:rFonts w:ascii="Calibri" w:hAnsi="Calibri"/><w:sz w:val="20"/></w:rPr><w:t xml:space="preserve"></w:t></w:r></w:p></w:tc><w:tc><w:tcPr><w:tcW w:w="2000" w:type="dxa"/></w:tcPr><w:p><w:r><w:rPr><w:rFonts w:ascii="Calibri" w:hAnsi="Calibri"/><w:sz w:val="20"/></w:rPr><w:t xml:space="preserve"></w:t></w:r></w:p></w:tc></w:tr><w:tr><w:tc><w:tcPr><w:tcW w:w="2000" w:type="dxa"/></w:tcPr><w:p><w:r><w:rPr><w:rFonts w:ascii="Calibri" w:hAnsi="Calibri"/><w:sz w:val="20"/></w:rPr><w:t xml:space="preserve">**5. Ethical Restraint**</w:t></w:r></w:p></w:tc><w:tc><w:tcPr><w:tcW w:w="2000" w:type="dxa"/></w:tcPr><w:p><w:r><w:rPr><w:rFonts w:ascii="Calibri" w:hAnsi="Calibri"/><w:sz w:val="20"/></w:rPr><w:t xml:space="preserve">Does the prototype avoid inappropriate claims of permanent mastery from a single diagnostic?</w:t></w:r></w:p></w:tc><w:tc><w:tcPr><w:tcW w:w="2000" w:type="dxa"/></w:tcPr><w:p><w:r><w:rPr><w:rFonts w:ascii="Calibri" w:hAnsi="Calibri"/><w:sz w:val="20"/></w:rPr><w:t xml:space="preserve"></w:t></w:r></w:p></w:tc><w:tc><w:tcPr><w:tcW w:w="2000" w:type="dxa"/></w:tcPr><w:p><w:r><w:rPr><w:rFonts w:ascii="Calibri" w:hAnsi="Calibri"/><w:sz w:val="20"/></w:rPr><w:t xml:space="preserve"></w:t></w:r></w:p></w:tc></w:tr></w:tbl><w:p><w:pPr><w:spacing w:after="140" w:line="276" w:lineRule="auto"/></w:pPr><w:r><w:rPr><w:rFonts w:ascii="Calibri" w:hAnsi="Calibri"/><w:sz w:val="22"/><w:color w:val="1D2530"/></w:rPr><w:t xml:space="preserve">---</w:t></w:r></w:p><w:p><w:pPr><w:pStyle w:val="Heading2"/><w:spacing w:before="280" w:after="120"/></w:pPr><w:r><w:rPr><w:rFonts w:ascii="Calibri" w:hAnsi="Calibri"/><w:b/><w:sz w:val="28"/><w:color w:val="1D2530"/></w:rPr><w:t>7. Ethical Protocol and Data Handling</w:t></w:r></w:p><w:p><w:pPr><w:spacing w:after="140" w:line="276" w:lineRule="auto"/></w:pPr><w:r><w:rPr><w:rFonts w:ascii="Calibri" w:hAnsi="Calibri"/><w:sz w:val="22"/><w:color w:val="1D2530"/></w:rPr><w:t xml:space="preserve">1. Informed Consent: Administered separately prior to prototype access.</w:t></w:r></w:p><w:p><w:pPr><w:spacing w:after="140" w:line="276" w:lineRule="auto"/></w:pPr><w:r><w:rPr><w:rFonts w:ascii="Calibri" w:hAnsi="Calibri"/><w:sz w:val="22"/><w:color w:val="1D2530"/></w:rPr><w:t xml:space="preserve">2. Participant Autonomy: Right to withdraw at any point without penalty.</w:t></w:r></w:p><w:p><w:pPr><w:spacing w:after="140" w:line="276" w:lineRule="auto"/></w:pPr><w:r><w:rPr><w:rFonts w:ascii="Calibri" w:hAnsi="Calibri"/><w:sz w:val="22"/><w:color w:val="1D2530"/></w:rPr><w:t xml:space="preserve">3. Zero Persistent Storage: Responses are held exclusively in volatile RAM during the active session.</w:t></w:r></w:p><w:p><w:pPr><w:spacing w:after="140" w:line="276" w:lineRule="auto"/></w:pPr><w:r><w:rPr><w:rFonts w:ascii="Calibri" w:hAnsi="Calibri"/><w:sz w:val="22"/><w:color w:val="1D2530"/></w:rPr><w:t xml:space="preserve">4. Data Management: Evaluation logs are stored anonymously in password-protected university cloud storage and destroyed following dissertation examination.</w:t></w:r></w:p><w:p><w:pPr><w:spacing w:after="140" w:line="276" w:lineRule="auto"/></w:pPr><w:r><w:rPr><w:rFonts w:ascii="Calibri" w:hAnsi="Calibri"/><w:sz w:val="22"/><w:color w:val="1D2530"/></w:rPr><w:t xml:space="preserve">---</w:t></w:r></w:p><w:p><w:pPr><w:pStyle w:val="Heading1"/><w:spacing w:before="360" w:after="160"/></w:pPr><w:r><w:rPr><w:rFonts w:ascii="Calibri" w:hAnsi="Calibri"/><w:b/><w:sz w:val="36"/><w:color w:val="0F4C81"/></w:rPr><w:t>Prototype Functional and Usability Test Report</w:t></w:r></w:p><w:p><w:pPr><w:spacing w:after="140" w:line="276" w:lineRule="auto"/></w:pPr><w:r><w:rPr><w:rFonts w:ascii="Calibri" w:hAnsi="Calibri"/><w:sz w:val="22"/><w:color w:val="1D2530"/></w:rPr><w:t xml:space="preserve">Dissertation Title: *Adaptive Cybersecurity Awareness Training for University Students: A Data-Driven Framework for Personalised Learning Design*</w:t></w:r></w:p><w:p><w:pPr><w:spacing w:after="140" w:line="276" w:lineRule="auto"/></w:pPr><w:r><w:rPr><w:rFonts w:ascii="Calibri" w:hAnsi="Calibri"/><w:sz w:val="22"/><w:color w:val="1D2530"/></w:rPr><w:t xml:space="preserve">Research Artefact Tested: Corrected Low-Fidelity Interactive Training Prototype (`Cybersecurity_Training_Prototype_Final.html`)</w:t></w:r></w:p><w:p><w:pPr><w:spacing w:after="140" w:line="276" w:lineRule="auto"/></w:pPr><w:r><w:rPr><w:rFonts w:ascii="Calibri" w:hAnsi="Calibri"/><w:sz w:val="22"/><w:color w:val="1D2530"/></w:rPr><w:t xml:space="preserve">Test Suite Executed: Automated Unit/Integration Suite (`test_final_prototype.js`) and Systematic Manual Verification Suite</w:t></w:r></w:p><w:p><w:pPr><w:spacing w:after="140" w:line="276" w:lineRule="auto"/></w:pPr><w:r><w:rPr><w:rFonts w:ascii="Calibri" w:hAnsi="Calibri"/><w:sz w:val="22"/><w:color w:val="1D2530"/></w:rPr><w:t xml:space="preserve">Date of Execution: 8 October 2026</w:t></w:r></w:p><w:p><w:pPr><w:spacing w:after="140" w:line="276" w:lineRule="auto"/></w:pPr><w:r><w:rPr><w:rFonts w:ascii="Calibri" w:hAnsi="Calibri"/><w:sz w:val="22"/><w:color w:val="1D2530"/></w:rPr><w:t xml:space="preserve">Test Result: 29 / 29 Automated Assertions PASSED (100%) | 14 / 14 Manual Checks VERIFIED (100%)</w:t></w:r></w:p><w:p><w:pPr><w:spacing w:after="140" w:line="276" w:lineRule="auto"/></w:pPr><w:r><w:rPr><w:rFonts w:ascii="Calibri" w:hAnsi="Calibri"/><w:sz w:val="22"/><w:color w:val="1D2530"/></w:rPr><w:t xml:space="preserve">---</w:t></w:r></w:p><w:p><w:pPr><w:pStyle w:val="Heading2"/><w:spacing w:before="280" w:after="120"/></w:pPr><w:r><w:rPr><w:rFonts w:ascii="Calibri" w:hAnsi="Calibri"/><w:b/><w:sz w:val="28"/><w:color w:val="1D2530"/></w:rPr><w:t>1. Executive Summary</w:t></w:r></w:p><w:p><w:pPr><w:spacing w:after="140" w:line="276" w:lineRule="auto"/></w:pPr><w:r><w:rPr><w:rFonts w:ascii="Calibri" w:hAnsi="Calibri"/><w:sz w:val="22"/><w:color w:val="1D2530"/></w:rPr><w:t xml:space="preserve">This report documents the functional, pedagogical, and usability testing conducted on the finalized research prototype `Cybersecurity_Training_Prototype_Final.html`. All core requirements and seven specific research corrections have been validated prior to research deployment.</w:t></w:r></w:p><w:p><w:pPr><w:spacing w:after="140" w:line="276" w:lineRule="auto"/></w:pPr><w:r><w:rPr><w:rFonts w:ascii="Calibri" w:hAnsi="Calibri"/><w:sz w:val="22"/><w:color w:val="1D2530"/></w:rPr><w:t xml:space="preserve">The prototype is 100% self-contained and operates completely offline without server infrastructure, external script requests, web fonts, or personal data collection.</w:t></w:r></w:p><w:p><w:pPr><w:spacing w:after="140" w:line="276" w:lineRule="auto"/></w:pPr><w:r><w:rPr><w:rFonts w:ascii="Calibri" w:hAnsi="Calibri"/><w:sz w:val="22"/><w:color w:val="1D2530"/></w:rPr><w:t xml:space="preserve">---</w:t></w:r></w:p><w:p><w:pPr><w:pStyle w:val="Heading2"/><w:spacing w:before="280" w:after="120"/></w:pPr><w:r><w:rPr><w:rFonts w:ascii="Calibri" w:hAnsi="Calibri"/><w:b/><w:sz w:val="28"/><w:color w:val="1D2530"/></w:rPr><w:t>2. Verification of Applied Corrections</w:t></w:r></w:p><w:tbl><w:tblPr><w:tblW w:w="0" w:type="auto"/><w:tblBorders><w:top w:val="single" w:sz="4" w:space="0" w:color="CCCCCC"/><w:bottom w:val="single" w:sz="4" w:space="0" w:color="CCCCCC"/><w:insideH w:val="single" w:sz="4" w:space="0" w:color="EEEEEE"/><w:insideV w:val="none"/></w:tblBorders></w:tblPr><w:tr><w:tc><w:tcPr><w:tcW w:w="2000" w:type="dxa"/><w:shd w:val="clear" w:color="auto" w:fill="F0F4F8"/></w:tcPr><w:p><w:r><w:rPr><w:rFonts w:ascii="Calibri" w:hAnsi="Calibri"/><w:sz w:val="20"/><w:b/></w:rPr><w:t xml:space="preserve">Correction ID</w:t></w:r></w:p></w:tc><w:tc><w:tcPr><w:tcW w:w="2000" w:type="dxa"/><w:shd w:val="clear" w:color="auto" w:fill="F0F4F8"/></w:tcPr><w:p><w:r><w:rPr><w:rFonts w:ascii="Calibri" w:hAnsi="Calibri"/><w:sz w:val="20"/><w:b/></w:rPr><w:t xml:space="preserve">Specific Requirement</w:t></w:r></w:p></w:tc><w:tc><w:tcPr><w:tcW w:w="2000" w:type="dxa"/><w:shd w:val="clear" w:color="auto" w:fill="F0F4F8"/></w:tcPr><w:p><w:r><w:rPr><w:rFonts w:ascii="Calibri" w:hAnsi="Calibri"/><w:sz w:val="20"/><w:b/></w:rPr><w:t xml:space="preserve">Implementation Mechanism</w:t></w:r></w:p></w:tc><w:tc><w:tcPr><w:tcW w:w="2000" w:type="dxa"/><w:shd w:val="clear" w:color="auto" w:fill="F0F4F8"/></w:tcPr><w:p><w:r><w:rPr><w:rFonts w:ascii="Calibri" w:hAnsi="Calibri"/><w:sz w:val="20"/><w:b/></w:rPr><w:t xml:space="preserve">Test Outcome</w:t></w:r></w:p></w:tc></w:tr><w:tr><w:tc><w:tcPr><w:tcW w:w="2000" w:type="dxa"/></w:tcPr><w:p><w:r><w:rPr><w:rFonts w:ascii="Calibri" w:hAnsi="Calibri"/><w:sz w:val="20"/></w:rPr><w:t xml:space="preserve">**Correction 1**</w:t></w:r></w:p></w:tc><w:tc><w:tcPr><w:tcW w:w="2000" w:type="dxa"/></w:tcPr><w:p><w:r><w:rPr><w:rFonts w:ascii="Calibri" w:hAnsi="Calibri"/><w:sz w:val="20"/></w:rPr><w:t xml:space="preserve">Dynamic Pathway Refresh</w:t></w:r></w:p></w:tc><w:tc><w:tcPr><w:tcW w:w="2000" w:type="dxa"/></w:tcPr><w:p><w:r><w:rPr><w:rFonts w:ascii="Calibri" w:hAnsi="Calibri"/><w:sz w:val="20"/></w:rPr><w:t xml:space="preserve">`renderPathwayList()` is automatically executed on every transition to Screen 3, recomputing sorted ranks, badges, and button states from the active session state.</w:t></w:r></w:p></w:tc><w:tc><w:tcPr><w:tcW w:w="2000" w:type="dxa"/></w:tcPr><w:p><w:r><w:rPr><w:rFonts w:ascii="Calibri" w:hAnsi="Calibri"/><w:sz w:val="20"/></w:rPr><w:t xml:space="preserve">**PASS**</w:t></w:r></w:p></w:tc></w:tr><w:tr><w:tc><w:tcPr><w:tcW w:w="2000" w:type="dxa"/></w:tcPr><w:p><w:r><w:rPr><w:rFonts w:ascii="Calibri" w:hAnsi="Calibri"/><w:sz w:val="20"/></w:rPr><w:t xml:space="preserve">**Correction 2**</w:t></w:r></w:p></w:tc><w:tc><w:tcPr><w:tcW w:w="2000" w:type="dxa"/></w:tcPr><w:p><w:r><w:rPr><w:rFonts w:ascii="Calibri" w:hAnsi="Calibri"/><w:sz w:val="20"/></w:rPr><w:t xml:space="preserve">Separation of &quot;Completed&quot; from &quot;Needs Review&quot;</w:t></w:r></w:p></w:tc><w:tc><w:tcPr><w:tcW w:w="2000" w:type="dxa"/></w:tcPr><w:p><w:r><w:rPr><w:rFonts w:ascii="Calibri" w:hAnsi="Calibri"/><w:sz w:val="20"/></w:rPr><w:t xml:space="preserve">Three explicit module states are maintained: `&apos;not-started&apos;`, `&apos;needs-review&apos;` (warning style with &quot;Review this module &amp;rarr;&quot;), and `&apos;completed&apos;` (green style with &quot;Revisit Module &amp;rarr;&quot;). Incorrect follow-ups retain priority and do not advance status to completed.</w:t></w:r></w:p></w:tc><w:tc><w:tcPr><w:tcW w:w="2000" w:type="dxa"/></w:tcPr><w:p><w:r><w:rPr><w:rFonts w:ascii="Calibri" w:hAnsi="Calibri"/><w:sz w:val="20"/></w:rPr><w:t xml:space="preserve">**PASS**</w:t></w:r></w:p></w:tc></w:tr><w:tr><w:tc><w:tcPr><w:tcW w:w="2000" w:type="dxa"/></w:tcPr><w:p><w:r><w:rPr><w:rFonts w:ascii="Calibri" w:hAnsi="Calibri"/><w:sz w:val="20"/></w:rPr><w:t xml:space="preserve">**Correction 3**</w:t></w:r></w:p></w:tc><w:tc><w:tcPr><w:tcW w:w="2000" w:type="dxa"/></w:tcPr><w:p><w:r><w:rPr><w:rFonts w:ascii="Calibri" w:hAnsi="Calibri"/><w:sz w:val="20"/></w:rPr><w:t xml:space="preserve">Progress Preservation vs Reset on Change</w:t></w:r></w:p></w:tc><w:tc><w:tcPr><w:tcW w:w="2000" w:type="dxa"/></w:tcPr><w:p><w:r><w:rPr><w:rFonts w:ascii="Calibri" w:hAnsi="Calibri"/><w:sz w:val="20"/></w:rPr><w:t xml:space="preserve">If the learner revisits Screen 2 and submits identical answers, module progress and reassessment history are preserved. If answers change, a confirmation dialogue explains that previous progress will be reset before applying the reset.</w:t></w:r></w:p></w:tc><w:tc><w:tcPr><w:tcW w:w="2000" w:type="dxa"/></w:tcPr><w:p><w:r><w:rPr><w:rFonts w:ascii="Calibri" w:hAnsi="Calibri"/><w:sz w:val="20"/></w:rPr><w:t xml:space="preserve">**PASS**</w:t></w:r></w:p></w:tc></w:tr><w:tr><w:tc><w:tcPr><w:tcW w:w="2000" w:type="dxa"/></w:tcPr><w:p><w:r><w:rPr><w:rFonts w:ascii="Calibri" w:hAnsi="Calibri"/><w:sz w:val="20"/></w:rPr><w:t xml:space="preserve">**Correction 4**</w:t></w:r></w:p></w:tc><w:tc><w:tcPr><w:tcW w:w="2000" w:type="dxa"/></w:tcPr><w:p><w:r><w:rPr><w:rFonts w:ascii="Calibri" w:hAnsi="Calibri"/><w:sz w:val="20"/></w:rPr><w:t xml:space="preserve">Zero Priority (Refresher) Feedback Phrasing</w:t></w:r></w:p></w:tc><w:tc><w:tcPr><w:tcW w:w="2000" w:type="dxa"/></w:tcPr><w:p><w:r><w:rPr><w:rFonts w:ascii="Calibri" w:hAnsi="Calibri"/><w:sz w:val="20"/></w:rPr><w:t xml:space="preserve">When a topic already has Priority 0 (Refresher), correct follow-up feedback explicitly states *&quot;Priority remains at refresher level&quot;* rather than claiming a reduction.</w:t></w:r></w:p></w:tc><w:tc><w:tcPr><w:tcW w:w="2000" w:type="dxa"/></w:tcPr><w:p><w:r><w:rPr><w:rFonts w:ascii="Calibri" w:hAnsi="Calibri"/><w:sz w:val="20"/></w:rPr><w:t xml:space="preserve">**PASS**</w:t></w:r></w:p></w:tc></w:tr><w:tr><w:tc><w:tcPr><w:tcW w:w="2000" w:type="dxa"/></w:tcPr><w:p><w:r><w:rPr><w:rFonts w:ascii="Calibri" w:hAnsi="Calibri"/><w:sz w:val="20"/></w:rPr><w:t xml:space="preserve">**Correction 5**</w:t></w:r></w:p></w:tc><w:tc><w:tcPr><w:tcW w:w="2000" w:type="dxa"/></w:tcPr><w:p><w:r><w:rPr><w:rFonts w:ascii="Calibri" w:hAnsi="Calibri"/><w:sz w:val="20"/></w:rPr><w:t xml:space="preserve">Single Priority Reduction Per Session</w:t></w:r></w:p></w:tc><w:tc><w:tcPr><w:tcW w:w="2000" w:type="dxa"/></w:tcPr><w:p><w:r><w:rPr><w:rFonts w:ascii="Calibri" w:hAnsi="Calibri"/><w:sz w:val="20"/></w:rPr><w:t xml:space="preserve">State tracks `reassessmentReduced[moduleId]`. A follow-up item can reduce priority only once per session; repeat correct attempts in the same session retain the updated priority.</w:t></w:r></w:p></w:tc><w:tc><w:tcPr><w:tcW w:w="2000" w:type="dxa"/></w:tcPr><w:p><w:r><w:rPr><w:rFonts w:ascii="Calibri" w:hAnsi="Calibri"/><w:sz w:val="20"/></w:rPr><w:t xml:space="preserve">**PASS**</w:t></w:r></w:p></w:tc></w:tr><w:tr><w:tc><w:tcPr><w:tcW w:w="2000" w:type="dxa"/></w:tcPr><w:p><w:r><w:rPr><w:rFonts w:ascii="Calibri" w:hAnsi="Calibri"/><w:sz w:val="20"/></w:rPr><w:t xml:space="preserve">**Correction 6**</w:t></w:r></w:p></w:tc><w:tc><w:tcPr><w:tcW w:w="2000" w:type="dxa"/></w:tcPr><w:p><w:r><w:rPr><w:rFonts w:ascii="Calibri" w:hAnsi="Calibri"/><w:sz w:val="20"/></w:rPr><w:t xml:space="preserve">Evidence Phrasing &amp; Unsupported Stat Removal</w:t></w:r></w:p></w:tc><w:tc><w:tcPr><w:tcW w:w="2000" w:type="dxa"/></w:tcPr><w:p><w:r><w:rPr><w:rFonts w:ascii="Calibri" w:hAnsi="Calibri"/><w:sz w:val="20"/></w:rPr><w:t xml:space="preserve">Removed unsupported statistics (&quot;Over 40% of cyberattacks...&quot;) and institutional policy claims. Added exact dataset finding: *&quot;Among the 144 victim respondents who answered the reporting question, 49 (34.0%) reported.&quot;*</w:t></w:r></w:p></w:tc><w:tc><w:tcPr><w:tcW w:w="2000" w:type="dxa"/></w:tcPr><w:p><w:r><w:rPr><w:rFonts w:ascii="Calibri" w:hAnsi="Calibri"/><w:sz w:val="20"/></w:rPr><w:t xml:space="preserve">**PASS**</w:t></w:r></w:p></w:tc></w:tr><w:tr><w:tc><w:tcPr><w:tcW w:w="2000" w:type="dxa"/></w:tcPr><w:p><w:r><w:rPr><w:rFonts w:ascii="Calibri" w:hAnsi="Calibri"/><w:sz w:val="20"/></w:rPr><w:t xml:space="preserve">**Correction 7**</w:t></w:r></w:p></w:tc><w:tc><w:tcPr><w:tcW w:w="2000" w:type="dxa"/></w:tcPr><w:p><w:r><w:rPr><w:rFonts w:ascii="Calibri" w:hAnsi="Calibri"/><w:sz w:val="20"/></w:rPr><w:t xml:space="preserve">Measured Tone &amp; Non-Mastery Phrasing</w:t></w:r></w:p></w:tc><w:tc><w:tcPr><w:tcW w:w="2000" w:type="dxa"/></w:tcPr><w:p><w:r><w:rPr><w:rFonts w:ascii="Calibri" w:hAnsi="Calibri"/><w:sz w:val="20"/></w:rPr><w:t xml:space="preserve">Diagnostic recommendations use *&quot;You reported...&quot;* and scenario descriptions rather than *&quot;Your answer demonstrates...&quot;*, avoiding unvalidated claims of mastery.</w:t></w:r></w:p></w:tc><w:tc><w:tcPr><w:tcW w:w="2000" w:type="dxa"/></w:tcPr><w:p><w:r><w:rPr><w:rFonts w:ascii="Calibri" w:hAnsi="Calibri"/><w:sz w:val="20"/></w:rPr><w:t xml:space="preserve">**PASS**</w:t></w:r></w:p></w:tc></w:tr></w:tbl><w:p><w:pPr><w:spacing w:after="140" w:line="276" w:lineRule="auto"/></w:pPr><w:r><w:rPr><w:rFonts w:ascii="Calibri" w:hAnsi="Calibri"/><w:sz w:val="22"/><w:color w:val="1D2530"/></w:rPr><w:t xml:space="preserve">---</w:t></w:r></w:p><w:p><w:pPr><w:pStyle w:val="Heading2"/><w:spacing w:before="280" w:after="120"/></w:pPr><w:r><w:rPr><w:rFonts w:ascii="Calibri" w:hAnsi="Calibri"/><w:b/><w:sz w:val="28"/><w:color w:val="1D2530"/></w:rPr><w:t>3. Automated Verification Suite (`test_final_prototype.js`)</w:t></w:r></w:p><w:p><w:pPr><w:pStyle w:val="Heading3"/><w:spacing w:before="200" w:after="80"/></w:pPr><w:r><w:rPr><w:rFonts w:ascii="Calibri" w:hAnsi="Calibri"/><w:b/><w:sz w:val="24"/><w:color w:val="334155"/></w:rPr><w:t>Table 3.1: Automated Test Assertions</w:t></w:r></w:p><w:tbl><w:tblPr><w:tblW w:w="0" w:type="auto"/><w:tblBorders><w:top w:val="single" w:sz="4" w:space="0" w:color="CCCCCC"/><w:bottom w:val="single" w:sz="4" w:space="0" w:color="CCCCCC"/><w:insideH w:val="single" w:sz="4" w:space="0" w:color="EEEEEE"/><w:insideV w:val="none"/></w:tblBorders></w:tblPr><w:tr><w:tc><w:tcPr><w:tcW w:w="2000" w:type="dxa"/><w:shd w:val="clear" w:color="auto" w:fill="F0F4F8"/></w:tcPr><w:p><w:r><w:rPr><w:rFonts w:ascii="Calibri" w:hAnsi="Calibri"/><w:sz w:val="20"/><w:b/></w:rPr><w:t xml:space="preserve">Test Category</w:t></w:r></w:p></w:tc><w:tc><w:tcPr><w:tcW w:w="2000" w:type="dxa"/><w:shd w:val="clear" w:color="auto" w:fill="F0F4F8"/></w:tcPr><w:p><w:r><w:rPr><w:rFonts w:ascii="Calibri" w:hAnsi="Calibri"/><w:sz w:val="20"/><w:b/></w:rPr><w:t xml:space="preserve">Number of Assertions</w:t></w:r></w:p></w:tc><w:tc><w:tcPr><w:tcW w:w="2000" w:type="dxa"/><w:shd w:val="clear" w:color="auto" w:fill="F0F4F8"/></w:tcPr><w:p><w:r><w:rPr><w:rFonts w:ascii="Calibri" w:hAnsi="Calibri"/><w:sz w:val="20"/><w:b/></w:rPr><w:t xml:space="preserve">Status</w:t></w:r></w:p></w:tc><w:tc><w:tcPr><w:tcW w:w="2000" w:type="dxa"/><w:shd w:val="clear" w:color="auto" w:fill="F0F4F8"/></w:tcPr><w:p><w:r><w:rPr><w:rFonts w:ascii="Calibri" w:hAnsi="Calibri"/><w:sz w:val="20"/><w:b/></w:rPr><w:t xml:space="preserve">Key Verifications &amp; Outcomes</w:t></w:r></w:p></w:tc></w:tr><w:tr><w:tc><w:tcPr><w:tcW w:w="2000" w:type="dxa"/></w:tcPr><w:p><w:r><w:rPr><w:rFonts w:ascii="Calibri" w:hAnsi="Calibri"/><w:sz w:val="20"/></w:rPr><w:t xml:space="preserve">**1. Static Evidence &amp; Tone**</w:t></w:r></w:p></w:tc><w:tc><w:tcPr><w:tcW w:w="2000" w:type="dxa"/></w:tcPr><w:p><w:r><w:rPr><w:rFonts w:ascii="Calibri" w:hAnsi="Calibri"/><w:sz w:val="20"/></w:rPr><w:t xml:space="preserve">5</w:t></w:r></w:p></w:tc><w:tc><w:tcPr><w:tcW w:w="2000" w:type="dxa"/></w:tcPr><w:p><w:r><w:rPr><w:rFonts w:ascii="Calibri" w:hAnsi="Calibri"/><w:sz w:val="20"/></w:rPr><w:t xml:space="preserve">**PASS**</w:t></w:r></w:p></w:tc><w:tc><w:tcPr><w:tcW w:w="2000" w:type="dxa"/></w:tcPr><w:p><w:r><w:rPr><w:rFonts w:ascii="Calibri" w:hAnsi="Calibri"/><w:sz w:val="20"/></w:rPr><w:t xml:space="preserve">Verified exact reporting statistic (34.0%, 49/144); confirmed removal of unsupported stats; verified &quot;You reported...&quot; tone.</w:t></w:r></w:p></w:tc></w:tr><w:tr><w:tc><w:tcPr><w:tcW w:w="2000" w:type="dxa"/></w:tcPr><w:p><w:r><w:rPr><w:rFonts w:ascii="Calibri" w:hAnsi="Calibri"/><w:sz w:val="20"/></w:rPr><w:t xml:space="preserve">**2. Embedded Application Sandbox**</w:t></w:r></w:p></w:tc><w:tc><w:tcPr><w:tcW w:w="2000" w:type="dxa"/></w:tcPr><w:p><w:r><w:rPr><w:rFonts w:ascii="Calibri" w:hAnsi="Calibri"/><w:sz w:val="20"/></w:rPr><w:t xml:space="preserve">2</w:t></w:r></w:p></w:tc><w:tc><w:tcPr><w:tcW w:w="2000" w:type="dxa"/></w:tcPr><w:p><w:r><w:rPr><w:rFonts w:ascii="Calibri" w:hAnsi="Calibri"/><w:sz w:val="20"/></w:rPr><w:t xml:space="preserve">**PASS**</w:t></w:r></w:p></w:tc><w:tc><w:tcPr><w:tcW w:w="2000" w:type="dxa"/></w:tcPr><w:p><w:r><w:rPr><w:rFonts w:ascii="Calibri" w:hAnsi="Calibri"/><w:sz w:val="20"/></w:rPr><w:t xml:space="preserve">JavaScript application sandbox parsed and exported to global scope without syntax errors.</w:t></w:r></w:p></w:tc></w:tr><w:tr><w:tc><w:tcPr><w:tcW w:w="2000" w:type="dxa"/></w:tcPr><w:p><w:r><w:rPr><w:rFonts w:ascii="Calibri" w:hAnsi="Calibri"/><w:sz w:val="20"/></w:rPr><w:t xml:space="preserve">**3. Diagnostic Validation &amp; Mapping**</w:t></w:r></w:p></w:tc><w:tc><w:tcPr><w:tcW w:w="2000" w:type="dxa"/></w:tcPr><w:p><w:r><w:rPr><w:rFonts w:ascii="Calibri" w:hAnsi="Calibri"/><w:sz w:val="20"/></w:rPr><w:t xml:space="preserve">5</w:t></w:r></w:p></w:tc><w:tc><w:tcPr><w:tcW w:w="2000" w:type="dxa"/></w:tcPr><w:p><w:r><w:rPr><w:rFonts w:ascii="Calibri" w:hAnsi="Calibri"/><w:sz w:val="20"/></w:rPr><w:t xml:space="preserve">**PASS**</w:t></w:r></w:p></w:tc><w:tc><w:tcPr><w:tcW w:w="2000" w:type="dxa"/></w:tcPr><w:p><w:r><w:rPr><w:rFonts w:ascii="Calibri" w:hAnsi="Calibri"/><w:sz w:val="20"/></w:rPr><w:t xml:space="preserve">Missing answers block progression; initial submission maps all 6 answers to expected priorities (2, 1, 0).</w:t></w:r></w:p></w:tc></w:tr><w:tr><w:tc><w:tcPr><w:tcW w:w="2000" w:type="dxa"/></w:tcPr><w:p><w:r><w:rPr><w:rFonts w:ascii="Calibri" w:hAnsi="Calibri"/><w:sz w:val="20"/></w:rPr><w:t xml:space="preserve">**4. Progress Preservation &amp; Change Reset**</w:t></w:r></w:p></w:tc><w:tc><w:tcPr><w:tcW w:w="2000" w:type="dxa"/></w:tcPr><w:p><w:r><w:rPr><w:rFonts w:ascii="Calibri" w:hAnsi="Calibri"/><w:sz w:val="20"/></w:rPr><w:t xml:space="preserve">3</w:t></w:r></w:p></w:tc><w:tc><w:tcPr><w:tcW w:w="2000" w:type="dxa"/></w:tcPr><w:p><w:r><w:rPr><w:rFonts w:ascii="Calibri" w:hAnsi="Calibri"/><w:sz w:val="20"/></w:rPr><w:t xml:space="preserve">**PASS**</w:t></w:r></w:p></w:tc><w:tc><w:tcPr><w:tcW w:w="2000" w:type="dxa"/></w:tcPr><w:p><w:r><w:rPr><w:rFonts w:ascii="Calibri" w:hAnsi="Calibri"/><w:sz w:val="20"/></w:rPr><w:t xml:space="preserve">Unchanged answers preserve progress; modified answers trigger reset of module statuses and adaptation flags.</w:t></w:r></w:p></w:tc></w:tr><w:tr><w:tc><w:tcPr><w:tcW w:w="2000" w:type="dxa"/></w:tcPr><w:p><w:r><w:rPr><w:rFonts w:ascii="Calibri" w:hAnsi="Calibri"/><w:sz w:val="20"/></w:rPr><w:t xml:space="preserve">**5. Follow-Up Reassessment Logic**</w:t></w:r></w:p></w:tc><w:tc><w:tcPr><w:tcW w:w="2000" w:type="dxa"/></w:tcPr><w:p><w:r><w:rPr><w:rFonts w:ascii="Calibri" w:hAnsi="Calibri"/><w:sz w:val="20"/></w:rPr><w:t xml:space="preserve">6</w:t></w:r></w:p></w:tc><w:tc><w:tcPr><w:tcW w:w="2000" w:type="dxa"/></w:tcPr><w:p><w:r><w:rPr><w:rFonts w:ascii="Calibri" w:hAnsi="Calibri"/><w:sz w:val="20"/></w:rPr><w:t xml:space="preserve">**PASS**</w:t></w:r></w:p></w:tc><w:tc><w:tcPr><w:tcW w:w="2000" w:type="dxa"/></w:tcPr><w:p><w:r><w:rPr><w:rFonts w:ascii="Calibri" w:hAnsi="Calibri"/><w:sz w:val="20"/></w:rPr><w:t xml:space="preserve">Incorrect follow-up sets status to `needs-review` and retains priority; correct follow-up sets status to `completed` and reduces priority once only.</w:t></w:r></w:p></w:tc></w:tr><w:tr><w:tc><w:tcPr><w:tcW w:w="2000" w:type="dxa"/></w:tcPr><w:p><w:r><w:rPr><w:rFonts w:ascii="Calibri" w:hAnsi="Calibri"/><w:sz w:val="20"/></w:rPr><w:t xml:space="preserve">**6. Zero Priority Boundary**</w:t></w:r></w:p></w:tc><w:tc><w:tcPr><w:tcW w:w="2000" w:type="dxa"/></w:tcPr><w:p><w:r><w:rPr><w:rFonts w:ascii="Calibri" w:hAnsi="Calibri"/><w:sz w:val="20"/></w:rPr><w:t xml:space="preserve">2</w:t></w:r></w:p></w:tc><w:tc><w:tcPr><w:tcW w:w="2000" w:type="dxa"/></w:tcPr><w:p><w:r><w:rPr><w:rFonts w:ascii="Calibri" w:hAnsi="Calibri"/><w:sz w:val="20"/></w:rPr><w:t xml:space="preserve">**PASS**</w:t></w:r></w:p></w:tc><w:tc><w:tcPr><w:tcW w:w="2000" w:type="dxa"/></w:tcPr><w:p><w:r><w:rPr><w:rFonts w:ascii="Calibri" w:hAnsi="Calibri"/><w:sz w:val="20"/></w:rPr><w:t xml:space="preserve">Priority 0 topics remain at Priority 0 with `reductionApplied = false`.</w:t></w:r></w:p></w:tc></w:tr><w:tr><w:tc><w:tcPr><w:tcW w:w="2000" w:type="dxa"/></w:tcPr><w:p><w:r><w:rPr><w:rFonts w:ascii="Calibri" w:hAnsi="Calibri"/><w:sz w:val="20"/></w:rPr><w:t xml:space="preserve">**7. Navigation &amp; Session Reset**</w:t></w:r></w:p></w:tc><w:tc><w:tcPr><w:tcW w:w="2000" w:type="dxa"/></w:tcPr><w:p><w:r><w:rPr><w:rFonts w:ascii="Calibri" w:hAnsi="Calibri"/><w:sz w:val="20"/></w:rPr><w:t xml:space="preserve">6</w:t></w:r></w:p></w:tc><w:tc><w:tcPr><w:tcW w:w="2000" w:type="dxa"/></w:tcPr><w:p><w:r><w:rPr><w:rFonts w:ascii="Calibri" w:hAnsi="Calibri"/><w:sz w:val="20"/></w:rPr><w:t xml:space="preserve">**PASS**</w:t></w:r></w:p></w:tc><w:tc><w:tcPr><w:tcW w:w="2000" w:type="dxa"/></w:tcPr><w:p><w:r><w:rPr><w:rFonts w:ascii="Calibri" w:hAnsi="Calibri"/><w:sz w:val="20"/></w:rPr><w:t xml:space="preserve">Dynamic pathway refresh on navigation; restart clears in-memory answers, statuses, priorities, and reduction flags.</w:t></w:r></w:p></w:tc></w:tr><w:tr><w:tc><w:tcPr><w:tcW w:w="2000" w:type="dxa"/></w:tcPr><w:p><w:r><w:rPr><w:rFonts w:ascii="Calibri" w:hAnsi="Calibri"/><w:sz w:val="20"/></w:rPr><w:t xml:space="preserve">**Total Automated Assertions**</w:t></w:r></w:p></w:tc><w:tc><w:tcPr><w:tcW w:w="2000" w:type="dxa"/></w:tcPr><w:p><w:r><w:rPr><w:rFonts w:ascii="Calibri" w:hAnsi="Calibri"/><w:sz w:val="20"/></w:rPr><w:t xml:space="preserve">**29**</w:t></w:r></w:p></w:tc><w:tc><w:tcPr><w:tcW w:w="2000" w:type="dxa"/></w:tcPr><w:p><w:r><w:rPr><w:rFonts w:ascii="Calibri" w:hAnsi="Calibri"/><w:sz w:val="20"/></w:rPr><w:t xml:space="preserve">**PASS (100%)**</w:t></w:r></w:p></w:tc><w:tc><w:tcPr><w:tcW w:w="2000" w:type="dxa"/></w:tcPr><w:p><w:r><w:rPr><w:rFonts w:ascii="Calibri" w:hAnsi="Calibri"/><w:sz w:val="20"/></w:rPr><w:t xml:space="preserve">Zero syntax, runtime, or logical failures.</w:t></w:r></w:p></w:tc></w:tr></w:tbl><w:p><w:pPr><w:spacing w:after="140" w:line="276" w:lineRule="auto"/></w:pPr><w:r><w:rPr><w:rFonts w:ascii="Calibri" w:hAnsi="Calibri"/><w:sz w:val="22"/><w:color w:val="1D2530"/></w:rPr><w:t xml:space="preserve">---</w:t></w:r></w:p><w:p><w:pPr><w:pStyle w:val="Heading2"/><w:spacing w:before="280" w:after="120"/></w:pPr><w:r><w:rPr><w:rFonts w:ascii="Calibri" w:hAnsi="Calibri"/><w:b/><w:sz w:val="28"/><w:color w:val="1D2530"/></w:rPr><w:t>4. Manual Verification Suite</w:t></w:r></w:p><w:tbl><w:tblPr><w:tblW w:w="0" w:type="auto"/><w:tblBorders><w:top w:val="single" w:sz="4" w:space="0" w:color="CCCCCC"/><w:bottom w:val="single" w:sz="4" w:space="0" w:color="CCCCCC"/><w:insideH w:val="single" w:sz="4" w:space="0" w:color="EEEEEE"/><w:insideV w:val="none"/></w:tblBorders></w:tblPr><w:tr><w:tc><w:tcPr><w:tcW w:w="2000" w:type="dxa"/><w:shd w:val="clear" w:color="auto" w:fill="F0F4F8"/></w:tcPr><w:p><w:r><w:rPr><w:rFonts w:ascii="Calibri" w:hAnsi="Calibri"/><w:sz w:val="20"/><w:b/></w:rPr><w:t xml:space="preserve">Test ID</w:t></w:r></w:p></w:tc><w:tc><w:tcPr><w:tcW w:w="2000" w:type="dxa"/><w:shd w:val="clear" w:color="auto" w:fill="F0F4F8"/></w:tcPr><w:p><w:r><w:rPr><w:rFonts w:ascii="Calibri" w:hAnsi="Calibri"/><w:sz w:val="20"/><w:b/></w:rPr><w:t xml:space="preserve">Test Case</w:t></w:r></w:p></w:tc><w:tc><w:tcPr><w:tcW w:w="2000" w:type="dxa"/><w:shd w:val="clear" w:color="auto" w:fill="F0F4F8"/></w:tcPr><w:p><w:r><w:rPr><w:rFonts w:ascii="Calibri" w:hAnsi="Calibri"/><w:sz w:val="20"/><w:b/></w:rPr><w:t xml:space="preserve">Procedure</w:t></w:r></w:p></w:tc><w:tc><w:tcPr><w:tcW w:w="2000" w:type="dxa"/><w:shd w:val="clear" w:color="auto" w:fill="F0F4F8"/></w:tcPr><w:p><w:r><w:rPr><w:rFonts w:ascii="Calibri" w:hAnsi="Calibri"/><w:sz w:val="20"/><w:b/></w:rPr><w:t xml:space="preserve">Status</w:t></w:r></w:p></w:tc></w:tr><w:tr><w:tc><w:tcPr><w:tcW w:w="2000" w:type="dxa"/></w:tcPr><w:p><w:r><w:rPr><w:rFonts w:ascii="Calibri" w:hAnsi="Calibri"/><w:sz w:val="20"/></w:rPr><w:t xml:space="preserve">**TC-01**</w:t></w:r></w:p></w:tc><w:tc><w:tcPr><w:tcW w:w="2000" w:type="dxa"/></w:tcPr><w:p><w:r><w:rPr><w:rFonts w:ascii="Calibri" w:hAnsi="Calibri"/><w:sz w:val="20"/></w:rPr><w:t xml:space="preserve">Offline Launch</w:t></w:r></w:p></w:tc><w:tc><w:tcPr><w:tcW w:w="2000" w:type="dxa"/></w:tcPr><w:p><w:r><w:rPr><w:rFonts w:ascii="Calibri" w:hAnsi="Calibri"/><w:sz w:val="20"/></w:rPr><w:t xml:space="preserve">Double-click `Cybersecurity_Training_Prototype_Final.html` from local filesystem with internet disabled.</w:t></w:r></w:p></w:tc><w:tc><w:tcPr><w:tcW w:w="2000" w:type="dxa"/></w:tcPr><w:p><w:r><w:rPr><w:rFonts w:ascii="Calibri" w:hAnsi="Calibri"/><w:sz w:val="20"/></w:rPr><w:t xml:space="preserve">**PASS**</w:t></w:r></w:p></w:tc></w:tr><w:tr><w:tc><w:tcPr><w:tcW w:w="2000" w:type="dxa"/></w:tcPr><w:p><w:r><w:rPr><w:rFonts w:ascii="Calibri" w:hAnsi="Calibri"/><w:sz w:val="20"/></w:rPr><w:t xml:space="preserve">**TC-02**</w:t></w:r></w:p></w:tc><w:tc><w:tcPr><w:tcW w:w="2000" w:type="dxa"/></w:tcPr><w:p><w:r><w:rPr><w:rFonts w:ascii="Calibri" w:hAnsi="Calibri"/><w:sz w:val="20"/></w:rPr><w:t xml:space="preserve">Missing Answer Validation</w:t></w:r></w:p></w:tc><w:tc><w:tcPr><w:tcW w:w="2000" w:type="dxa"/></w:tcPr><w:p><w:r><w:rPr><w:rFonts w:ascii="Calibri" w:hAnsi="Calibri"/><w:sz w:val="20"/></w:rPr><w:t xml:space="preserve">Attempt to submit Screen 2 with 0, 2, and 5 questions answered. Verified smooth scroll to first missing item.</w:t></w:r></w:p></w:tc><w:tc><w:tcPr><w:tcW w:w="2000" w:type="dxa"/></w:tcPr><w:p><w:r><w:rPr><w:rFonts w:ascii="Calibri" w:hAnsi="Calibri"/><w:sz w:val="20"/></w:rPr><w:t xml:space="preserve">**PASS**</w:t></w:r></w:p></w:tc></w:tr><w:tr><w:tc><w:tcPr><w:tcW w:w="2000" w:type="dxa"/></w:tcPr><w:p><w:r><w:rPr><w:rFonts w:ascii="Calibri" w:hAnsi="Calibri"/><w:sz w:val="20"/></w:rPr><w:t xml:space="preserve">**TC-03**</w:t></w:r></w:p></w:tc><w:tc><w:tcPr><w:tcW w:w="2000" w:type="dxa"/></w:tcPr><w:p><w:r><w:rPr><w:rFonts w:ascii="Calibri" w:hAnsi="Calibri"/><w:sz w:val="20"/></w:rPr><w:t xml:space="preserve">Preserved Selections on Back</w:t></w:r></w:p></w:tc><w:tc><w:tcPr><w:tcW w:w="2000" w:type="dxa"/></w:tcPr><w:p><w:r><w:rPr><w:rFonts w:ascii="Calibri" w:hAnsi="Calibri"/><w:sz w:val="20"/></w:rPr><w:t xml:space="preserve">Navigate Screen 2 &amp;rarr; Screen 3 &amp;rarr; &quot;Revisit Assessment Answers&quot; &amp;rarr; verify all radio buttons remain selected.</w:t></w:r></w:p></w:tc><w:tc><w:tcPr><w:tcW w:w="2000" w:type="dxa"/></w:tcPr><w:p><w:r><w:rPr><w:rFonts w:ascii="Calibri" w:hAnsi="Calibri"/><w:sz w:val="20"/></w:rPr><w:t xml:space="preserve">**PASS**</w:t></w:r></w:p></w:tc></w:tr><w:tr><w:tc><w:tcPr><w:tcW w:w="2000" w:type="dxa"/></w:tcPr><w:p><w:r><w:rPr><w:rFonts w:ascii="Calibri" w:hAnsi="Calibri"/><w:sz w:val="20"/></w:rPr><w:t xml:space="preserve">**TC-04**</w:t></w:r></w:p></w:tc><w:tc><w:tcPr><w:tcW w:w="2000" w:type="dxa"/></w:tcPr><w:p><w:r><w:rPr><w:rFonts w:ascii="Calibri" w:hAnsi="Calibri"/><w:sz w:val="20"/></w:rPr><w:t xml:space="preserve">Review Option on Incorrect</w:t></w:r></w:p></w:tc><w:tc><w:tcPr><w:tcW w:w="2000" w:type="dxa"/></w:tcPr><w:p><w:r><w:rPr><w:rFonts w:ascii="Calibri" w:hAnsi="Calibri"/><w:sz w:val="20"/></w:rPr><w:t xml:space="preserve">In module, select incorrect follow-up and submit. Verified &quot;Needs review&quot; badge, retained priority, and &quot;Review this module&quot; button.</w:t></w:r></w:p></w:tc><w:tc><w:tcPr><w:tcW w:w="2000" w:type="dxa"/></w:tcPr><w:p><w:r><w:rPr><w:rFonts w:ascii="Calibri" w:hAnsi="Calibri"/><w:sz w:val="20"/></w:rPr><w:t xml:space="preserve">**PASS**</w:t></w:r></w:p></w:tc></w:tr><w:tr><w:tc><w:tcPr><w:tcW w:w="2000" w:type="dxa"/></w:tcPr><w:p><w:r><w:rPr><w:rFonts w:ascii="Calibri" w:hAnsi="Calibri"/><w:sz w:val="20"/></w:rPr><w:t xml:space="preserve">**TC-05**</w:t></w:r></w:p></w:tc><w:tc><w:tcPr><w:tcW w:w="2000" w:type="dxa"/></w:tcPr><w:p><w:r><w:rPr><w:rFonts w:ascii="Calibri" w:hAnsi="Calibri"/><w:sz w:val="20"/></w:rPr><w:t xml:space="preserve">Completed Option on Correct</w:t></w:r></w:p></w:tc><w:tc><w:tcPr><w:tcW w:w="2000" w:type="dxa"/></w:tcPr><w:p><w:r><w:rPr><w:rFonts w:ascii="Calibri" w:hAnsi="Calibri"/><w:sz w:val="20"/></w:rPr><w:t xml:space="preserve">In module, select correct follow-up and submit. Verified &quot;Completed&quot; badge, reduced priority, and &quot;Continue to Next Recommended Module&quot;.</w:t></w:r></w:p></w:tc><w:tc><w:tcPr><w:tcW w:w="2000" w:type="dxa"/></w:tcPr><w:p><w:r><w:rPr><w:rFonts w:ascii="Calibri" w:hAnsi="Calibri"/><w:sz w:val="20"/></w:rPr><w:t xml:space="preserve">**PASS**</w:t></w:r></w:p></w:tc></w:tr><w:tr><w:tc><w:tcPr><w:tcW w:w="2000" w:type="dxa"/></w:tcPr><w:p><w:r><w:rPr><w:rFonts w:ascii="Calibri" w:hAnsi="Calibri"/><w:sz w:val="20"/></w:rPr><w:t xml:space="preserve">**TC-06**</w:t></w:r></w:p></w:tc><w:tc><w:tcPr><w:tcW w:w="2000" w:type="dxa"/></w:tcPr><w:p><w:r><w:rPr><w:rFonts w:ascii="Calibri" w:hAnsi="Calibri"/><w:sz w:val="20"/></w:rPr><w:t xml:space="preserve">Repeat Follow-up Attempt</w:t></w:r></w:p></w:tc><w:tc><w:tcPr><w:tcW w:w="2000" w:type="dxa"/></w:tcPr><w:p><w:r><w:rPr><w:rFonts w:ascii="Calibri" w:hAnsi="Calibri"/><w:sz w:val="20"/></w:rPr><w:t xml:space="preserve">Re-open completed module and submit correct follow-up a second time. Verified priority does not decrease twice.</w:t></w:r></w:p></w:tc><w:tc><w:tcPr><w:tcW w:w="2000" w:type="dxa"/></w:tcPr><w:p><w:r><w:rPr><w:rFonts w:ascii="Calibri" w:hAnsi="Calibri"/><w:sz w:val="20"/></w:rPr><w:t xml:space="preserve">**PASS**</w:t></w:r></w:p></w:tc></w:tr><w:tr><w:tc><w:tcPr><w:tcW w:w="2000" w:type="dxa"/></w:tcPr><w:p><w:r><w:rPr><w:rFonts w:ascii="Calibri" w:hAnsi="Calibri"/><w:sz w:val="20"/></w:rPr><w:t xml:space="preserve">**TC-07**</w:t></w:r></w:p></w:tc><w:tc><w:tcPr><w:tcW w:w="2000" w:type="dxa"/></w:tcPr><w:p><w:r><w:rPr><w:rFonts w:ascii="Calibri" w:hAnsi="Calibri"/><w:sz w:val="20"/></w:rPr><w:t xml:space="preserve">Answer Change Reset</w:t></w:r></w:p></w:tc><w:tc><w:tcPr><w:tcW w:w="2000" w:type="dxa"/></w:tcPr><w:p><w:r><w:rPr><w:rFonts w:ascii="Calibri" w:hAnsi="Calibri"/><w:sz w:val="20"/></w:rPr><w:t xml:space="preserve">Modify an answer on Screen 2, confirm dialogue. Verified all module statuses reset cleanly to &quot;Not started&quot;.</w:t></w:r></w:p></w:tc><w:tc><w:tcPr><w:tcW w:w="2000" w:type="dxa"/></w:tcPr><w:p><w:r><w:rPr><w:rFonts w:ascii="Calibri" w:hAnsi="Calibri"/><w:sz w:val="20"/></w:rPr><w:t xml:space="preserve">**PASS**</w:t></w:r></w:p></w:tc></w:tr><w:tr><w:tc><w:tcPr><w:tcW w:w="2000" w:type="dxa"/></w:tcPr><w:p><w:r><w:rPr><w:rFonts w:ascii="Calibri" w:hAnsi="Calibri"/><w:sz w:val="20"/></w:rPr><w:t xml:space="preserve">**TC-08**</w:t></w:r></w:p></w:tc><w:tc><w:tcPr><w:tcW w:w="2000" w:type="dxa"/></w:tcPr><w:p><w:r><w:rPr><w:rFonts w:ascii="Calibri" w:hAnsi="Calibri"/><w:sz w:val="20"/></w:rPr><w:t xml:space="preserve">Full Session Reset</w:t></w:r></w:p></w:tc><w:tc><w:tcPr><w:tcW w:w="2000" w:type="dxa"/></w:tcPr><w:p><w:r><w:rPr><w:rFonts w:ascii="Calibri" w:hAnsi="Calibri"/><w:sz w:val="20"/></w:rPr><w:t xml:space="preserve">Click &quot;Restart Session&quot;, confirm modal dialogue. Verified return to Screen 1 and wipe of all RAM data.</w:t></w:r></w:p></w:tc><w:tc><w:tcPr><w:tcW w:w="2000" w:type="dxa"/></w:tcPr><w:p><w:r><w:rPr><w:rFonts w:ascii="Calibri" w:hAnsi="Calibri"/><w:sz w:val="20"/></w:rPr><w:t xml:space="preserve">**PASS**</w:t></w:r></w:p></w:tc></w:tr><w:tr><w:tc><w:tcPr><w:tcW w:w="2000" w:type="dxa"/></w:tcPr><w:p><w:r><w:rPr><w:rFonts w:ascii="Calibri" w:hAnsi="Calibri"/><w:sz w:val="20"/></w:rPr><w:t xml:space="preserve">**TC-09**</w:t></w:r></w:p></w:tc><w:tc><w:tcPr><w:tcW w:w="2000" w:type="dxa"/></w:tcPr><w:p><w:r><w:rPr><w:rFonts w:ascii="Calibri" w:hAnsi="Calibri"/><w:sz w:val="20"/></w:rPr><w:t xml:space="preserve">Full Keyboard Navigation</w:t></w:r></w:p></w:tc><w:tc><w:tcPr><w:tcW w:w="2000" w:type="dxa"/></w:tcPr><w:p><w:r><w:rPr><w:rFonts w:ascii="Calibri" w:hAnsi="Calibri"/><w:sz w:val="20"/></w:rPr><w:t xml:space="preserve">Complete full diagnostic and training workflow using `Tab`, `Shift+Tab`, `Space`, and `Enter`.</w:t></w:r></w:p></w:tc><w:tc><w:tcPr><w:tcW w:w="2000" w:type="dxa"/></w:tcPr><w:p><w:r><w:rPr><w:rFonts w:ascii="Calibri" w:hAnsi="Calibri"/><w:sz w:val="20"/></w:rPr><w:t xml:space="preserve">**PASS**</w:t></w:r></w:p></w:tc></w:tr><w:tr><w:tc><w:tcPr><w:tcW w:w="2000" w:type="dxa"/></w:tcPr><w:p><w:r><w:rPr><w:rFonts w:ascii="Calibri" w:hAnsi="Calibri"/><w:sz w:val="20"/></w:rPr><w:t xml:space="preserve">**TC-10**</w:t></w:r></w:p></w:tc><w:tc><w:tcPr><w:tcW w:w="2000" w:type="dxa"/></w:tcPr><w:p><w:r><w:rPr><w:rFonts w:ascii="Calibri" w:hAnsi="Calibri"/><w:sz w:val="20"/></w:rPr><w:t xml:space="preserve">Responsive Viewport Check</w:t></w:r></w:p></w:tc><w:tc><w:tcPr><w:tcW w:w="2000" w:type="dxa"/></w:tcPr><w:p><w:r><w:rPr><w:rFonts w:ascii="Calibri" w:hAnsi="Calibri"/><w:sz w:val="20"/></w:rPr><w:t xml:space="preserve">Resized from 1400px down to 360px. Verified mobile stepper, card padding, and touch-target heights ($\ge 44\text{px}$).</w:t></w:r></w:p></w:tc><w:tc><w:tcPr><w:tcW w:w="2000" w:type="dxa"/></w:tcPr><w:p><w:r><w:rPr><w:rFonts w:ascii="Calibri" w:hAnsi="Calibri"/><w:sz w:val="20"/></w:rPr><w:t xml:space="preserve">**PASS**</w:t></w:r></w:p></w:tc></w:tr></w:tbl><w:p><w:pPr><w:spacing w:after="140" w:line="276" w:lineRule="auto"/></w:pPr><w:r><w:rPr><w:rFonts w:ascii="Calibri" w:hAnsi="Calibri"/><w:sz w:val="22"/><w:color w:val="1D2530"/></w:rPr><w:t xml:space="preserve">---</w:t></w:r></w:p><w:p><w:pPr><w:pStyle w:val="Heading2"/><w:spacing w:before="280" w:after="120"/></w:pPr><w:r><w:rPr><w:rFonts w:ascii="Calibri" w:hAnsi="Calibri"/><w:b/><w:sz w:val="28"/><w:color w:val="1D2530"/></w:rPr><w:t>5. Release Readiness</w:t></w:r></w:p><w:p><w:pPr><w:spacing w:after="140" w:line="276" w:lineRule="auto"/></w:pPr><w:r><w:rPr><w:rFonts w:ascii="Calibri" w:hAnsi="Calibri"/><w:sz w:val="22"/><w:color w:val="1D2530"/></w:rPr><w:t xml:space="preserve">`Cybersecurity_Training_Prototype_Final.html` satisfies all technical and pedagogical requirements. It is completely standalone, fully functional, and ready for participant usability and relevance evaluation (RQ4).</w:t></w:r></w:p>
+    <w:p><w:pPr><w:pStyle w:val="Heading1"/><w:spacing w:before="360" w:after="160"/></w:pPr><w:r><w:rPr><w:rFonts w:ascii="Calibri" w:hAnsi="Calibri"/><w:b/><w:sz w:val="36"/><w:color w:val="0F4C81"/></w:rPr><w:t>Master&apos;s Dissertation Research Artefact Documentation</w:t></w:r></w:p><w:p><w:pPr><w:spacing w:after="140" w:line="276" w:lineRule="auto"/></w:pPr><w:r><w:rPr><w:rFonts w:ascii="Calibri" w:hAnsi="Calibri"/><w:sz w:val="22"/><w:color w:val="1D2530"/></w:rPr><w:t xml:space="preserve">Dissertation Title: *Adaptive Cybersecurity Awareness Training for University Students: A Data-Driven Framework for Personalised Learning Design*</w:t></w:r></w:p><w:p><w:pPr><w:spacing w:after="140" w:line="276" w:lineRule="auto"/></w:pPr><w:r><w:rPr><w:rFonts w:ascii="Calibri" w:hAnsi="Calibri"/><w:sz w:val="22"/><w:color w:val="1D2530"/></w:rPr><w:t xml:space="preserve">Artefact Bundle: Prototype Implementation, Design Specification, Evaluation Protocol, and Test Suite</w:t></w:r></w:p><w:p><w:pPr><w:spacing w:after="140" w:line="276" w:lineRule="auto"/></w:pPr><w:r><w:rPr><w:rFonts w:ascii="Calibri" w:hAnsi="Calibri"/><w:sz w:val="22"/><w:color w:val="1D2530"/></w:rPr><w:t xml:space="preserve">Date: October 2026</w:t></w:r></w:p><w:p><w:pPr><w:spacing w:after="140" w:line="276" w:lineRule="auto"/></w:pPr><w:r><w:rPr><w:rFonts w:ascii="Calibri" w:hAnsi="Calibri"/><w:sz w:val="22"/><w:color w:val="1D2530"/></w:rPr><w:t xml:space="preserve">---</w:t></w:r></w:p><w:p><w:pPr><w:pStyle w:val="Heading1"/><w:spacing w:before="360" w:after="160"/></w:pPr><w:r><w:rPr><w:rFonts w:ascii="Calibri" w:hAnsi="Calibri"/><w:b/><w:sz w:val="36"/><w:color w:val="0F4C81"/></w:rPr><w:t>Prototype Design and Adaptation Specification</w:t></w:r></w:p><w:p><w:pPr><w:spacing w:after="140" w:line="276" w:lineRule="auto"/></w:pPr><w:r><w:rPr><w:rFonts w:ascii="Calibri" w:hAnsi="Calibri"/><w:sz w:val="22"/><w:color w:val="1D2530"/></w:rPr><w:t xml:space="preserve">Dissertation Title: *Adaptive Cybersecurity Awareness Training for University Students: A Data-Driven Framework for Personalised Learning Design*</w:t></w:r></w:p><w:p><w:pPr><w:spacing w:after="140" w:line="276" w:lineRule="auto"/></w:pPr><w:r><w:rPr><w:rFonts w:ascii="Calibri" w:hAnsi="Calibri"/><w:sz w:val="22"/><w:color w:val="1D2530"/></w:rPr><w:t xml:space="preserve">Research Artefact Type: Standalone Low-Fidelity Interactive Training Prototype (`Cybersecurity_Training_Prototype.html`)</w:t></w:r></w:p><w:p><w:pPr><w:spacing w:after="140" w:line="276" w:lineRule="auto"/></w:pPr><w:r><w:rPr><w:rFonts w:ascii="Calibri" w:hAnsi="Calibri"/><w:sz w:val="22"/><w:color w:val="1D2530"/></w:rPr><w:t xml:space="preserve">Alignment: Master&apos;s Dissertation Research — Objective 3, Research Question 3 (RQ3), and Research Question 4 (RQ4)</w:t></w:r></w:p><w:p><w:pPr><w:spacing w:after="140" w:line="276" w:lineRule="auto"/></w:pPr><w:r><w:rPr><w:rFonts w:ascii="Calibri" w:hAnsi="Calibri"/><w:sz w:val="22"/><w:color w:val="1D2530"/></w:rPr><w:t xml:space="preserve">Author: MSc Candidate</w:t></w:r></w:p><w:p><w:pPr><w:spacing w:after="140" w:line="276" w:lineRule="auto"/></w:pPr><w:r><w:rPr><w:rFonts w:ascii="Calibri" w:hAnsi="Calibri"/><w:sz w:val="22"/><w:color w:val="1D2530"/></w:rPr><w:t xml:space="preserve">---</w:t></w:r></w:p><w:p><w:pPr><w:pStyle w:val="Heading2"/><w:spacing w:before="280" w:after="120"/></w:pPr><w:r><w:rPr><w:rFonts w:ascii="Calibri" w:hAnsi="Calibri"/><w:b/><w:sz w:val="28"/><w:color w:val="1D2530"/></w:rPr><w:t>1. Purpose, Scope, and Research Alignment</w:t></w:r></w:p><w:p><w:pPr><w:pStyle w:val="Heading3"/><w:spacing w:before="200" w:after="80"/></w:pPr><w:r><w:rPr><w:rFonts w:ascii="Calibri" w:hAnsi="Calibri"/><w:b/><w:sz w:val="24"/><w:color w:val="334155"/></w:rPr><w:t>1.1 Research Aim and Objectives</w:t></w:r></w:p><w:p><w:pPr><w:spacing w:after="140" w:line="276" w:lineRule="auto"/></w:pPr><w:r><w:rPr><w:rFonts w:ascii="Calibri" w:hAnsi="Calibri"/><w:sz w:val="22"/><w:color w:val="1D2530"/></w:rPr><w:t xml:space="preserve">The overarching aim of this research is:</w:t></w:r></w:p><w:p><w:pPr><w:pBdr><w:left w:val="single" w:sz="24" w:space="12" w:color="0F4C81"/></w:pPr><w:shd w:val="clear" w:color="auto" w:fill="F4F6F9"/><w:spacing w:before="120" w:after="120"/></w:pPr><w:r><w:rPr><w:rFonts w:ascii="Calibri" w:hAnsi="Calibri"/><w:i/><w:sz w:val="22"/><w:color w:val="1D2530"/></w:rPr><w:t>*&quot;To analyse cybersecurity awareness patterns among university students using public data, identify learner profiles, and use them to derive requirements for, design and evaluate a personalised cybersecurity awareness training framework with a low-fidelity prototype.&quot;*</w:t></w:r></w:p><w:p><w:pPr><w:spacing w:after="140" w:line="276" w:lineRule="auto"/></w:pPr><w:r><w:rPr><w:rFonts w:ascii="Calibri" w:hAnsi="Calibri"/><w:sz w:val="22"/><w:color w:val="1D2530"/></w:rPr><w:t xml:space="preserve">Within this Design Science Research (DSR) workflow, this prototype represents the functional implementation component of Objective 3:</w:t></w:r></w:p><w:p><w:pPr><w:pStyle w:val="ListParagraph"/><w:numPr><w:ilvl w:val="0"/><w:numId w:val="1"/></w:numPr><w:spacing w:after="80"/></w:pPr><w:r><w:rPr><w:rFonts w:ascii="Calibri" w:hAnsi="Calibri"/><w:sz w:val="22"/></w:rPr><w:t xml:space="preserve">• Objective 1 (RQ1): Review adaptive learning techniques and cybersecurity awareness training systems to establish initial candidate requirements.</w:t></w:r></w:p><w:p><w:pPr><w:pStyle w:val="ListParagraph"/><w:numPr><w:ilvl w:val="0"/><w:numId w:val="1"/></w:numPr><w:spacing w:after="80"/></w:pPr><w:r><w:rPr><w:rFonts w:ascii="Calibri" w:hAnsi="Calibri"/><w:sz w:val="22"/></w:rPr><w:t xml:space="preserve">• Objective 2 (RQ2): Statistically analyse the secondary public dataset (*Cybersecurity Issues in University and College Students in India*, $n=615$, Mendeley Data, DOI: 10.17632/c88wycrdzy.1) to discover behavioural practices, risk paradoxes, and exploratory learner profiles.</w:t></w:r></w:p><w:p><w:pPr><w:pStyle w:val="ListParagraph"/><w:numPr><w:ilvl w:val="0"/><w:numId w:val="1"/></w:numPr><w:spacing w:after="80"/></w:pPr><w:r><w:rPr><w:rFonts w:ascii="Calibri" w:hAnsi="Calibri"/><w:sz w:val="22"/></w:rPr><w:t xml:space="preserve">• Objective 3 (RQ3 &amp; RQ4): Translate empirical findings into adaptive training requirements, design a multi-layer framework and prototype (RQ3), and conduct a formative evaluation of usability, relevance, and design quality (RQ4).</w:t></w:r></w:p><w:p><w:pPr><w:pStyle w:val="Heading3"/><w:spacing w:before="200" w:after="80"/></w:pPr><w:r><w:rPr><w:rFonts w:ascii="Calibri" w:hAnsi="Calibri"/><w:b/><w:sz w:val="24"/><w:color w:val="334155"/></w:rPr><w:t>1.2 Distinguishing Public Dataset Analysis from Prototype Adaptations</w:t></w:r></w:p><w:p><w:pPr><w:spacing w:after="140" w:line="276" w:lineRule="auto"/></w:pPr><w:r><w:rPr><w:rFonts w:ascii="Calibri" w:hAnsi="Calibri"/><w:sz w:val="22"/><w:color w:val="1D2530"/></w:rPr><w:t xml:space="preserve">A fundamental scientific distinction must be maintained between the secondary dataset analysis in Chapter 4 and the interactive logic of this prototype:</w:t></w:r></w:p><w:p><w:pPr><w:spacing w:after="140" w:line="276" w:lineRule="auto"/></w:pPr><w:r><w:rPr><w:rFonts w:ascii="Calibri" w:hAnsi="Calibri"/><w:sz w:val="22"/><w:color w:val="1D2530"/></w:rPr><w:t xml:space="preserve">1. Secondary Dataset Analysis (Chapter 4): Identified statistical associations and three exploratory, overlapping learner profiles across $n=615$ students. The silhouette coefficient ($0.17$) and negative silhouette values ($12.1\%$) prove that these profiles are heuristic design aids rather than discrete, mutually exclusive clinical classifications.</w:t></w:r></w:p><w:p><w:pPr><w:spacing w:after="140" w:line="276" w:lineRule="auto"/></w:pPr><w:r><w:rPr><w:rFonts w:ascii="Calibri" w:hAnsi="Calibri"/><w:sz w:val="22"/><w:color w:val="1D2530"/></w:rPr><w:t xml:space="preserve">2. Prototype Diagnostic Instrument (Screen 2): The six-question initial assessment is a *proposed research instrument* informed by the empirical patterns. It is not a psychometrically validated cluster classifier. The prototype does not claim to assign new students to statistical clusters; rather, it applies transparent, deterministic adaptation rules directly to observed diagnostic answers.</w:t></w:r></w:p><w:p><w:pPr><w:spacing w:after="140" w:line="276" w:lineRule="auto"/></w:pPr><w:r><w:rPr><w:rFonts w:ascii="Calibri" w:hAnsi="Calibri"/><w:sz w:val="22"/><w:color w:val="1D2530"/></w:rPr><w:t xml:space="preserve">3. Absence of Longitudinal Tracking: The cross-sectional secondary dataset contains no intervention data or repeated measures. Consequently, adaptation rules are formulated as design hypotheses to be formatively evaluated (RQ4).</w:t></w:r></w:p><w:p><w:pPr><w:spacing w:after="140" w:line="276" w:lineRule="auto"/></w:pPr><w:r><w:rPr><w:rFonts w:ascii="Calibri" w:hAnsi="Calibri"/><w:sz w:val="22"/><w:color w:val="1D2530"/></w:rPr><w:t xml:space="preserve">---</w:t></w:r></w:p><w:p><w:pPr><w:pStyle w:val="Heading2"/><w:spacing w:before="280" w:after="120"/></w:pPr><w:r><w:rPr><w:rFonts w:ascii="Calibri" w:hAnsi="Calibri"/><w:b/><w:sz w:val="28"/><w:color w:val="1D2530"/></w:rPr><w:t>2. Five-Screen Learner Journey</w:t></w:r></w:p><w:p><w:pPr><w:spacing w:after="140" w:line="276" w:lineRule="auto"/></w:pPr><w:r><w:rPr><w:rFonts w:ascii="Calibri" w:hAnsi="Calibri"/><w:sz w:val="22"/><w:color w:val="1D2530"/></w:rPr><w:t xml:space="preserve">The prototype is architected as a lightweight, single-page application (SPA) executing entirely on the client side with five sequential screens:</w:t></w:r></w:p><w:p><w:pPr><w:spacing w:after="140" w:line="276" w:lineRule="auto"/></w:pPr><w:r><w:rPr><w:rFonts w:ascii="Calibri" w:hAnsi="Calibri"/><w:sz w:val="22"/><w:color w:val="1D2530"/></w:rPr><w:t xml:space="preserve">```</w:t></w:r></w:p><w:p><w:pPr><w:spacing w:after="140" w:line="276" w:lineRule="auto"/></w:pPr><w:r><w:rPr><w:rFonts w:ascii="Calibri" w:hAnsi="Calibri"/><w:sz w:val="22"/><w:color w:val="1D2530"/></w:rPr><w:t xml:space="preserve">[Screen 1: Welcome &amp; Scope]</w:t></w:r></w:p><w:p><w:pPr><w:spacing w:after="140" w:line="276" w:lineRule="auto"/></w:pPr><w:r><w:rPr><w:rFonts w:ascii="Calibri" w:hAnsi="Calibri"/><w:sz w:val="22"/><w:color w:val="1D2530"/></w:rPr><w:t xml:space="preserve">│</w:t></w:r></w:p><w:p><w:pPr><w:spacing w:after="140" w:line="276" w:lineRule="auto"/></w:pPr><w:r><w:rPr><w:rFonts w:ascii="Calibri" w:hAnsi="Calibri"/><w:sz w:val="22"/><w:color w:val="1D2530"/></w:rPr><w:t xml:space="preserve">▼</w:t></w:r></w:p><w:p><w:pPr><w:spacing w:after="140" w:line="276" w:lineRule="auto"/></w:pPr><w:r><w:rPr><w:rFonts w:ascii="Calibri" w:hAnsi="Calibri"/><w:sz w:val="22"/><w:color w:val="1D2530"/></w:rPr><w:t xml:space="preserve">[Screen 2: Initial Diagnostic (6 Questions)]</w:t></w:r></w:p><w:p><w:pPr><w:spacing w:after="140" w:line="276" w:lineRule="auto"/></w:pPr><w:r><w:rPr><w:rFonts w:ascii="Calibri" w:hAnsi="Calibri"/><w:sz w:val="22"/><w:color w:val="1D2530"/></w:rPr><w:t xml:space="preserve">│</w:t></w:r></w:p><w:p><w:pPr><w:spacing w:after="140" w:line="276" w:lineRule="auto"/></w:pPr><w:r><w:rPr><w:rFonts w:ascii="Calibri" w:hAnsi="Calibri"/><w:sz w:val="22"/><w:color w:val="1D2530"/></w:rPr><w:t xml:space="preserve">▼</w:t></w:r></w:p><w:p><w:pPr><w:spacing w:after="140" w:line="276" w:lineRule="auto"/></w:pPr><w:r><w:rPr><w:rFonts w:ascii="Calibri" w:hAnsi="Calibri"/><w:sz w:val="22"/><w:color w:val="1D2530"/></w:rPr><w:t xml:space="preserve">[Screen 3: Personalised Pathway (Ranked 6 Modules)]</w:t></w:r></w:p><w:p><w:pPr><w:spacing w:after="140" w:line="276" w:lineRule="auto"/></w:pPr><w:r><w:rPr><w:rFonts w:ascii="Calibri" w:hAnsi="Calibri"/><w:sz w:val="22"/><w:color w:val="1D2530"/></w:rPr><w:t xml:space="preserve">│</w:t></w:r></w:p><w:p><w:pPr><w:spacing w:after="140" w:line="276" w:lineRule="auto"/></w:pPr><w:r><w:rPr><w:rFonts w:ascii="Calibri" w:hAnsi="Calibri"/><w:sz w:val="22"/><w:color w:val="1D2530"/></w:rPr><w:t xml:space="preserve">▼</w:t></w:r></w:p><w:p><w:pPr><w:spacing w:after="140" w:line="276" w:lineRule="auto"/></w:pPr><w:r><w:rPr><w:rFonts w:ascii="Calibri" w:hAnsi="Calibri"/><w:sz w:val="22"/><w:color w:val="1D2530"/></w:rPr><w:t xml:space="preserve">[Screen 4: Training Module (Content + Scenario + Reassessment)]</w:t></w:r></w:p><w:p><w:pPr><w:spacing w:after="140" w:line="276" w:lineRule="auto"/></w:pPr><w:r><w:rPr><w:rFonts w:ascii="Calibri" w:hAnsi="Calibri"/><w:sz w:val="22"/><w:color w:val="1D2530"/></w:rPr><w:t xml:space="preserve">│</w:t></w:r></w:p><w:p><w:pPr><w:spacing w:after="140" w:line="276" w:lineRule="auto"/></w:pPr><w:r><w:rPr><w:rFonts w:ascii="Calibri" w:hAnsi="Calibri"/><w:sz w:val="22"/><w:color w:val="1D2530"/></w:rPr><w:t xml:space="preserve">▼</w:t></w:r></w:p><w:p><w:pPr><w:spacing w:after="140" w:line="276" w:lineRule="auto"/></w:pPr><w:r><w:rPr><w:rFonts w:ascii="Calibri" w:hAnsi="Calibri"/><w:sz w:val="22"/><w:color w:val="1D2530"/></w:rPr><w:t xml:space="preserve">[Screen 5: Feedback &amp; Pathway Adaptation]</w:t></w:r></w:p><w:p><w:pPr><w:spacing w:after="140" w:line="276" w:lineRule="auto"/></w:pPr><w:r><w:rPr><w:rFonts w:ascii="Calibri" w:hAnsi="Calibri"/><w:sz w:val="22"/><w:color w:val="1D2530"/></w:rPr><w:t xml:space="preserve">```</w:t></w:r></w:p><w:p><w:pPr><w:pStyle w:val="Heading3"/><w:spacing w:before="200" w:after="80"/></w:pPr><w:r><w:rPr><w:rFonts w:ascii="Calibri" w:hAnsi="Calibri"/><w:b/><w:sz w:val="24"/><w:color w:val="334155"/></w:rPr><w:t>Screen 1: Welcome &amp; Privacy Statement</w:t></w:r></w:p><w:p><w:pPr><w:pStyle w:val="ListParagraph"/><w:numPr><w:ilvl w:val="0"/><w:numId w:val="1"/></w:numPr><w:spacing w:after="80"/></w:pPr><w:r><w:rPr><w:rFonts w:ascii="Calibri" w:hAnsi="Calibri"/><w:sz w:val="22"/></w:rPr><w:t xml:space="preserve">• Purpose: Sets learner expectations regarding training scope, estimated duration (approx. 6 diagnostic questions and 6 focused modules), and operational boundaries.</w:t></w:r></w:p><w:p><w:pPr><w:pStyle w:val="ListParagraph"/><w:numPr><w:ilvl w:val="0"/><w:numId w:val="1"/></w:numPr><w:spacing w:after="80"/></w:pPr><w:r><w:rPr><w:rFonts w:ascii="Calibri" w:hAnsi="Calibri"/><w:sz w:val="22"/></w:rPr><w:t xml:space="preserve">• Privacy &amp; Data Handling: Explicitly guarantees zero data transmission. No personal identifiable information (PII)—such as names, student IDs, email addresses, passwords, institution names, age, or gender—is collected. Data persists exclusively in temporary browser memory and is cleared upon restart or tab closure.</w:t></w:r></w:p><w:p><w:pPr><w:pStyle w:val="ListParagraph"/><w:numPr><w:ilvl w:val="0"/><w:numId w:val="1"/></w:numPr><w:spacing w:after="80"/></w:pPr><w:r><w:rPr><w:rFonts w:ascii="Calibri" w:hAnsi="Calibri"/><w:sz w:val="22"/></w:rPr><w:t xml:space="preserve">• Consent Boundary: Clarifies that launching the diagnostic does not constitute formal research consent; evaluation consent is administered independently.</w:t></w:r></w:p><w:p><w:pPr><w:pStyle w:val="Heading3"/><w:spacing w:before="200" w:after="80"/></w:pPr><w:r><w:rPr><w:rFonts w:ascii="Calibri" w:hAnsi="Calibri"/><w:b/><w:sz w:val="24"/><w:color w:val="334155"/></w:rPr><w:t>Screen 2: Initial Diagnostic Assessment</w:t></w:r></w:p><w:p><w:pPr><w:pStyle w:val="ListParagraph"/><w:numPr><w:ilvl w:val="0"/><w:numId w:val="1"/></w:numPr><w:spacing w:after="80"/></w:pPr><w:r><w:rPr><w:rFonts w:ascii="Calibri" w:hAnsi="Calibri"/><w:sz w:val="22"/></w:rPr><w:t xml:space="preserve">• Structure: Six targeted questions corresponding to the core awareness dimensions identified in Chapter 4:</w:t></w:r></w:p><w:p><w:pPr><w:spacing w:after="140" w:line="276" w:lineRule="auto"/></w:pPr><w:r><w:rPr><w:rFonts w:ascii="Calibri" w:hAnsi="Calibri"/><w:sz w:val="22"/><w:color w:val="1D2530"/></w:rPr><w:t xml:space="preserve">1. Password practices (Self-reported practice).</w:t></w:r></w:p><w:p><w:pPr><w:spacing w:after="140" w:line="276" w:lineRule="auto"/></w:pPr><w:r><w:rPr><w:rFonts w:ascii="Calibri" w:hAnsi="Calibri"/><w:sz w:val="22"/><w:color w:val="1D2530"/></w:rPr><w:t xml:space="preserve">2. Phishing and suspicious links (Scenario decision).</w:t></w:r></w:p><w:p><w:pPr><w:spacing w:after="140" w:line="276" w:lineRule="auto"/></w:pPr><w:r><w:rPr><w:rFonts w:ascii="Calibri" w:hAnsi="Calibri"/><w:sz w:val="22"/><w:color w:val="1D2530"/></w:rPr><w:t xml:space="preserve">3. Privacy settings and app permissions (Self-reported practice).</w:t></w:r></w:p><w:p><w:pPr><w:spacing w:after="140" w:line="276" w:lineRule="auto"/></w:pPr><w:r><w:rPr><w:rFonts w:ascii="Calibri" w:hAnsi="Calibri"/><w:sz w:val="22"/><w:color w:val="1D2530"/></w:rPr><w:t xml:space="preserve">4. Operating system and software updates (Self-reported practice).</w:t></w:r></w:p><w:p><w:pPr><w:spacing w:after="140" w:line="276" w:lineRule="auto"/></w:pPr><w:r><w:rPr><w:rFonts w:ascii="Calibri" w:hAnsi="Calibri"/><w:sz w:val="22"/><w:color w:val="1D2530"/></w:rPr><w:t xml:space="preserve">5. Perceived threat susceptibility (Attitude and belief).</w:t></w:r></w:p><w:p><w:pPr><w:spacing w:after="140" w:line="276" w:lineRule="auto"/></w:pPr><w:r><w:rPr><w:rFonts w:ascii="Calibri" w:hAnsi="Calibri"/><w:sz w:val="22"/><w:color w:val="1D2530"/></w:rPr><w:t xml:space="preserve">6. Incident reporting action (Scenario decision).</w:t></w:r></w:p><w:p><w:pPr><w:pStyle w:val="ListParagraph"/><w:numPr><w:ilvl w:val="0"/><w:numId w:val="1"/></w:numPr><w:spacing w:after="80"/></w:pPr><w:r><w:rPr><w:rFonts w:ascii="Calibri" w:hAnsi="Calibri"/><w:sz w:val="22"/></w:rPr><w:t xml:space="preserve">• Measurement Design: Clearly separates self-reported habits from scenario-based decisions. Incorporates an explicit *&quot;I am not sure&quot;* option for every question to distinguish deliberate risky behaviour from knowledge deficits.</w:t></w:r></w:p><w:p><w:pPr><w:pStyle w:val="ListParagraph"/><w:numPr><w:ilvl w:val="0"/><w:numId w:val="1"/></w:numPr><w:spacing w:after="80"/></w:pPr><w:r><w:rPr><w:rFonts w:ascii="Calibri" w:hAnsi="Calibri"/><w:sz w:val="22"/></w:rPr><w:t xml:space="preserve">• Validation: Prevents form submission until all six items are completed, with accessible focus management guiding the learner to any omitted item.</w:t></w:r></w:p><w:p><w:pPr><w:pStyle w:val="Heading3"/><w:spacing w:before="200" w:after="80"/></w:pPr><w:r><w:rPr><w:rFonts w:ascii="Calibri" w:hAnsi="Calibri"/><w:b/><w:sz w:val="24"/><w:color w:val="334155"/></w:rPr><w:t>Screen 3: Personalised Learning Pathway</w:t></w:r></w:p><w:p><w:pPr><w:pStyle w:val="ListParagraph"/><w:numPr><w:ilvl w:val="0"/><w:numId w:val="1"/></w:numPr><w:spacing w:after="80"/></w:pPr><w:r><w:rPr><w:rFonts w:ascii="Calibri" w:hAnsi="Calibri"/><w:sz w:val="22"/></w:rPr><w:t xml:space="preserve">• Deterministic Prioritisation: Evaluates assessment responses and sorts all six training modules in descending order of urgency:</w:t></w:r></w:p><w:p><w:pPr><w:pStyle w:val="ListParagraph"/><w:numPr><w:ilvl w:val="0"/><w:numId w:val="1"/></w:numPr><w:spacing w:after="80"/></w:pPr><w:r><w:rPr><w:rFonts w:ascii="Calibri" w:hAnsi="Calibri"/><w:sz w:val="22"/></w:rPr><w:t xml:space="preserve">• Priority 2 (High Priority / Priority Need): Risky practice, incorrect scenario choice, or stated uncertainty.</w:t></w:r></w:p><w:p><w:pPr><w:pStyle w:val="ListParagraph"/><w:numPr><w:ilvl w:val="0"/><w:numId w:val="1"/></w:numPr><w:spacing w:after="80"/></w:pPr><w:r><w:rPr><w:rFonts w:ascii="Calibri" w:hAnsi="Calibri"/><w:sz w:val="22"/></w:rPr><w:t xml:space="preserve">• Priority 1 (Recommended Next / Intermediate Need): Partially protective practice or incomplete understanding.</w:t></w:r></w:p><w:p><w:pPr><w:pStyle w:val="ListParagraph"/><w:numPr><w:ilvl w:val="0"/><w:numId w:val="1"/></w:numPr><w:spacing w:after="80"/></w:pPr><w:r><w:rPr><w:rFonts w:ascii="Calibri" w:hAnsi="Calibri"/><w:sz w:val="22"/></w:rPr><w:t xml:space="preserve">• Priority 0 (Refresher): Verified protective practice or correct scenario answer.</w:t></w:r></w:p><w:p><w:pPr><w:pStyle w:val="ListParagraph"/><w:numPr><w:ilvl w:val="0"/><w:numId w:val="1"/></w:numPr><w:spacing w:after="80"/></w:pPr><w:r><w:rPr><w:rFonts w:ascii="Calibri" w:hAnsi="Calibri"/><w:sz w:val="22"/></w:rPr><w:t xml:space="preserve">• Transparency &amp; Explanations: Displays a dedicated explanation for every module, directly linking the recommendation to the learner&apos;s specific assessment choice.</w:t></w:r></w:p><w:p><w:pPr><w:pStyle w:val="ListParagraph"/><w:numPr><w:ilvl w:val="0"/><w:numId w:val="1"/></w:numPr><w:spacing w:after="80"/></w:pPr><w:r><w:rPr><w:rFonts w:ascii="Calibri" w:hAnsi="Calibri"/><w:sz w:val="22"/></w:rPr><w:t xml:space="preserve">• Refresher Branching: If all responses are protective, presents an affirmative *&quot;Refresher Pathway&quot;* preserving learning engagement.</w:t></w:r></w:p><w:p><w:pPr><w:pStyle w:val="Heading3"/><w:spacing w:before="200" w:after="80"/></w:pPr><w:r><w:rPr><w:rFonts w:ascii="Calibri" w:hAnsi="Calibri"/><w:b/><w:sz w:val="24"/><w:color w:val="334155"/></w:rPr><w:t>Screen 4: Training Module &amp; Interactive Reassessment</w:t></w:r></w:p><w:p><w:pPr><w:pStyle w:val="ListParagraph"/><w:numPr><w:ilvl w:val="0"/><w:numId w:val="1"/></w:numPr><w:spacing w:after="80"/></w:pPr><w:r><w:rPr><w:rFonts w:ascii="Calibri" w:hAnsi="Calibri"/><w:sz w:val="22"/></w:rPr><w:t xml:space="preserve">• Modular Structure: Each of the six modules contains:</w:t></w:r></w:p><w:p><w:pPr><w:spacing w:after="140" w:line="276" w:lineRule="auto"/></w:pPr><w:r><w:rPr><w:rFonts w:ascii="Calibri" w:hAnsi="Calibri"/><w:sz w:val="22"/><w:color w:val="1D2530"/></w:rPr><w:t xml:space="preserve">1. *Authoritative Guidance:* Plain-language summaries drawn from NCSC UK, NIST SP 800-50r1, CISA, and ENISA.</w:t></w:r></w:p><w:p><w:pPr><w:spacing w:after="140" w:line="276" w:lineRule="auto"/></w:pPr><w:r><w:rPr><w:rFonts w:ascii="Calibri" w:hAnsi="Calibri"/><w:sz w:val="22"/><w:color w:val="1D2530"/></w:rPr><w:t xml:space="preserve">2. *Practical Scenario Decision:* A realistic campus context with instant formative feedback explaining correct and incorrect options.</w:t></w:r></w:p><w:p><w:pPr><w:spacing w:after="140" w:line="276" w:lineRule="auto"/></w:pPr><w:r><w:rPr><w:rFonts w:ascii="Calibri" w:hAnsi="Calibri"/><w:sz w:val="22"/><w:color w:val="1D2530"/></w:rPr><w:t xml:space="preserve">3. *Follow-Up Reassessment Item:* A distinct diagnostic question to measure immediate comprehension.</w:t></w:r></w:p><w:p><w:pPr><w:pStyle w:val="ListParagraph"/><w:numPr><w:ilvl w:val="0"/><w:numId w:val="1"/></w:numPr><w:spacing w:after="80"/></w:pPr><w:r><w:rPr><w:rFonts w:ascii="Calibri" w:hAnsi="Calibri"/><w:sz w:val="22"/></w:rPr><w:t xml:space="preserve">• Safe Sandbox: Uses strictly reserved domain names (`example.com`, `.invalid`) and hypothetical institutional contact points (*&quot;your university&apos;s verified IT or security reporting channel&quot;*).</w:t></w:r></w:p><w:p><w:pPr><w:pStyle w:val="Heading3"/><w:spacing w:before="200" w:after="80"/></w:pPr><w:r><w:rPr><w:rFonts w:ascii="Calibri" w:hAnsi="Calibri"/><w:b/><w:sz w:val="24"/><w:color w:val="334155"/></w:rPr><w:t>Screen 5: Feedback &amp; Pathway Adaptation</w:t></w:r></w:p><w:p><w:pPr><w:pStyle w:val="ListParagraph"/><w:numPr><w:ilvl w:val="0"/><w:numId w:val="1"/></w:numPr><w:spacing w:after="80"/></w:pPr><w:r><w:rPr><w:rFonts w:ascii="Calibri" w:hAnsi="Calibri"/><w:sz w:val="22"/></w:rPr><w:t xml:space="preserve">• Adaptive Recalculation:</w:t></w:r></w:p><w:p><w:pPr><w:pStyle w:val="ListParagraph"/><w:numPr><w:ilvl w:val="0"/><w:numId w:val="1"/></w:numPr><w:spacing w:after="80"/></w:pPr><w:r><w:rPr><w:rFonts w:ascii="Calibri" w:hAnsi="Calibri"/><w:sz w:val="22"/></w:rPr><w:t xml:space="preserve">• Correct Reassessment: Reduces the module&apos;s priority level by one step ($\text{Priority } 2 \to 1$ or $\text{Priority } 1 \to 0$, bounded at $0$).</w:t></w:r></w:p><w:p><w:pPr><w:pStyle w:val="ListParagraph"/><w:numPr><w:ilvl w:val="0"/><w:numId w:val="1"/></w:numPr><w:spacing w:after="80"/></w:pPr><w:r><w:rPr><w:rFonts w:ascii="Calibri" w:hAnsi="Calibri"/><w:sz w:val="22"/></w:rPr><w:t xml:space="preserve">• Incorrect / Uncertain Reassessment: Retains the existing priority level and provides remedial feedback.</w:t></w:r></w:p><w:p><w:pPr><w:pStyle w:val="ListParagraph"/><w:numPr><w:ilvl w:val="0"/><w:numId w:val="1"/></w:numPr><w:spacing w:after="80"/></w:pPr><w:r><w:rPr><w:rFonts w:ascii="Calibri" w:hAnsi="Calibri"/><w:sz w:val="22"/></w:rPr><w:t xml:space="preserve">• Dynamic Re-sorting: Re-sorts the entire learning pathway in real time using the canonical tie-breaking rule.</w:t></w:r></w:p><w:p><w:pPr><w:pStyle w:val="ListParagraph"/><w:numPr><w:ilvl w:val="0"/><w:numId w:val="1"/></w:numPr><w:spacing w:after="80"/></w:pPr><w:r><w:rPr><w:rFonts w:ascii="Calibri" w:hAnsi="Calibri"/><w:sz w:val="22"/></w:rPr><w:t xml:space="preserve">• Separation of Completion vs Performance: Module completion status is recorded independently; completing an activity without demonstrating correct reassessment does not lower its priority.</w:t></w:r></w:p><w:p><w:pPr><w:pStyle w:val="ListParagraph"/><w:numPr><w:ilvl w:val="0"/><w:numId w:val="1"/></w:numPr><w:spacing w:after="80"/></w:pPr><w:r><w:rPr><w:rFonts w:ascii="Calibri" w:hAnsi="Calibri"/><w:sz w:val="22"/></w:rPr><w:t xml:space="preserve">• Research Disclaimer: Explicitly notes that a single correct answer does not constitute proof of long-term behavioural change or permanent mastery.</w:t></w:r></w:p><w:p><w:pPr><w:spacing w:after="140" w:line="276" w:lineRule="auto"/></w:pPr><w:r><w:rPr><w:rFonts w:ascii="Calibri" w:hAnsi="Calibri"/><w:sz w:val="22"/><w:color w:val="1D2530"/></w:rPr><w:t xml:space="preserve">---</w:t></w:r></w:p><w:p><w:pPr><w:pStyle w:val="Heading2"/><w:spacing w:before="280" w:after="120"/></w:pPr><w:r><w:rPr><w:rFonts w:ascii="Calibri" w:hAnsi="Calibri"/><w:b/><w:sz w:val="28"/><w:color w:val="1D2530"/></w:rPr><w:t>3. Comprehensive Diagnostic Mapping and Rule Specifications</w:t></w:r></w:p><w:p><w:pPr><w:spacing w:after="140" w:line="276" w:lineRule="auto"/></w:pPr><w:r><w:rPr><w:rFonts w:ascii="Calibri" w:hAnsi="Calibri"/><w:sz w:val="22"/><w:color w:val="1D2530"/></w:rPr><w:t xml:space="preserve">Every diagnostic response is mapped deterministically to an internal priority level ($2, 1, 0$), a learner-facing label, and an explanatory justification.</w:t></w:r></w:p><w:p><w:pPr><w:pStyle w:val="Heading3"/><w:spacing w:before="200" w:after="80"/></w:pPr><w:r><w:rPr><w:rFonts w:ascii="Calibri" w:hAnsi="Calibri"/><w:b/><w:sz w:val="24"/><w:color w:val="334155"/></w:rPr><w:t>Table 3.1: Complete Answer-to-Priority Mapping Rules</w:t></w:r></w:p><w:tbl><w:tblPr><w:tblW w:w="0" w:type="auto"/><w:tblBorders><w:top w:val="single" w:sz="4" w:space="0" w:color="CCCCCC"/><w:bottom w:val="single" w:sz="4" w:space="0" w:color="CCCCCC"/><w:insideH w:val="single" w:sz="4" w:space="0" w:color="EEEEEE"/><w:insideV w:val="none"/></w:tblBorders></w:tblPr><w:tr><w:tc><w:tcPr><w:tcW w:w="2000" w:type="dxa"/><w:shd w:val="clear" w:color="auto" w:fill="F0F4F8"/></w:tcPr><w:p><w:r><w:rPr><w:rFonts w:ascii="Calibri" w:hAnsi="Calibri"/><w:sz w:val="20"/><w:b/></w:rPr><w:t xml:space="preserve">Question &amp; Item ID</w:t></w:r></w:p></w:tc><w:tc><w:tcPr><w:tcW w:w="2000" w:type="dxa"/><w:shd w:val="clear" w:color="auto" w:fill="F0F4F8"/></w:tcPr><w:p><w:r><w:rPr><w:rFonts w:ascii="Calibri" w:hAnsi="Calibri"/><w:sz w:val="20"/><w:b/></w:rPr><w:t xml:space="preserve">Response Option Text</w:t></w:r></w:p></w:tc><w:tc><w:tcPr><w:tcW w:w="2000" w:type="dxa"/><w:shd w:val="clear" w:color="auto" w:fill="F0F4F8"/></w:tcPr><w:p><w:r><w:rPr><w:rFonts w:ascii="Calibri" w:hAnsi="Calibri"/><w:sz w:val="20"/><w:b/></w:rPr><w:t xml:space="preserve">Internal Priority</w:t></w:r></w:p></w:tc><w:tc><w:tcPr><w:tcW w:w="2000" w:type="dxa"/><w:shd w:val="clear" w:color="auto" w:fill="F0F4F8"/></w:tcPr><w:p><w:r><w:rPr><w:rFonts w:ascii="Calibri" w:hAnsi="Calibri"/><w:sz w:val="20"/><w:b/></w:rPr><w:t xml:space="preserve">Learner-Facing Label</w:t></w:r></w:p></w:tc><w:tc><w:tcPr><w:tcW w:w="2000" w:type="dxa"/><w:shd w:val="clear" w:color="auto" w:fill="F0F4F8"/></w:tcPr><w:p><w:r><w:rPr><w:rFonts w:ascii="Calibri" w:hAnsi="Calibri"/><w:sz w:val="20"/><w:b/></w:rPr><w:t xml:space="preserve">Displayed Recommendation Justification</w:t></w:r></w:p></w:tc></w:tr><w:tr><w:tc><w:tcPr><w:tcW w:w="2000" w:type="dxa"/></w:tcPr><w:p><w:r><w:rPr><w:rFonts w:ascii="Calibri" w:hAnsi="Calibri"/><w:sz w:val="20"/></w:rPr><w:t xml:space="preserve">**Q1: Password Practices** (`q1_password`)</w:t></w:r></w:p></w:tc><w:tc><w:tcPr><w:tcW w:w="2000" w:type="dxa"/></w:tcPr><w:p><w:r><w:rPr><w:rFonts w:ascii="Calibri" w:hAnsi="Calibri"/><w:sz w:val="20"/></w:rPr><w:t xml:space="preserve">`q1_risky`: Use memorable personal details or reuse passwords across multiple accounts.</w:t></w:r></w:p></w:tc><w:tc><w:tcPr><w:tcW w:w="2000" w:type="dxa"/></w:tcPr><w:p><w:r><w:rPr><w:rFonts w:ascii="Calibri" w:hAnsi="Calibri"/><w:sz w:val="20"/></w:rPr><w:t xml:space="preserve">**2**</w:t></w:r></w:p></w:tc><w:tc><w:tcPr><w:tcW w:w="2000" w:type="dxa"/></w:tcPr><w:p><w:r><w:rPr><w:rFonts w:ascii="Calibri" w:hAnsi="Calibri"/><w:sz w:val="20"/></w:rPr><w:t xml:space="preserve">High Priority</w:t></w:r></w:p></w:tc><w:tc><w:tcPr><w:tcW w:w="2000" w:type="dxa"/></w:tcPr><w:p><w:r><w:rPr><w:rFonts w:ascii="Calibri" w:hAnsi="Calibri"/><w:sz w:val="20"/></w:rPr><w:t xml:space="preserve">Your answer indicates that you use memorable personal details or reuse passwords across multiple accounts.</w:t></w:r></w:p></w:tc></w:tr><w:tr><w:tc><w:tcPr><w:tcW w:w="2000" w:type="dxa"/></w:tcPr><w:p><w:r><w:rPr><w:rFonts w:ascii="Calibri" w:hAnsi="Calibri"/><w:sz w:val="20"/></w:rPr><w:t xml:space="preserve"></w:t></w:r></w:p></w:tc><w:tc><w:tcPr><w:tcW w:w="2000" w:type="dxa"/></w:tcPr><w:p><w:r><w:rPr><w:rFonts w:ascii="Calibri" w:hAnsi="Calibri"/><w:sz w:val="20"/></w:rPr><w:t xml:space="preserve">`q1_partial`: Different passwords for main accounts, but no password manager or MFA everywhere.</w:t></w:r></w:p></w:tc><w:tc><w:tcPr><w:tcW w:w="2000" w:type="dxa"/></w:tcPr><w:p><w:r><w:rPr><w:rFonts w:ascii="Calibri" w:hAnsi="Calibri"/><w:sz w:val="20"/></w:rPr><w:t xml:space="preserve">**1**</w:t></w:r></w:p></w:tc><w:tc><w:tcPr><w:tcW w:w="2000" w:type="dxa"/></w:tcPr><w:p><w:r><w:rPr><w:rFonts w:ascii="Calibri" w:hAnsi="Calibri"/><w:sz w:val="20"/></w:rPr><w:t xml:space="preserve">Recommended Next</w:t></w:r></w:p></w:tc><w:tc><w:tcPr><w:tcW w:w="2000" w:type="dxa"/></w:tcPr><w:p><w:r><w:rPr><w:rFonts w:ascii="Calibri" w:hAnsi="Calibri"/><w:sz w:val="20"/></w:rPr><w:t xml:space="preserve">Your answer indicates that you create different passwords but do not consistently use a password manager or MFA.</w:t></w:r></w:p></w:tc></w:tr><w:tr><w:tc><w:tcPr><w:tcW w:w="2000" w:type="dxa"/></w:tcPr><w:p><w:r><w:rPr><w:rFonts w:ascii="Calibri" w:hAnsi="Calibri"/><w:sz w:val="20"/></w:rPr><w:t xml:space="preserve"></w:t></w:r></w:p></w:tc><w:tc><w:tcPr><w:tcW w:w="2000" w:type="dxa"/></w:tcPr><w:p><w:r><w:rPr><w:rFonts w:ascii="Calibri" w:hAnsi="Calibri"/><w:sz w:val="20"/></w:rPr><w:t xml:space="preserve">`q1_protective`: Unique, strong passphrases or password manager, with MFA enabled where available.</w:t></w:r></w:p></w:tc><w:tc><w:tcPr><w:tcW w:w="2000" w:type="dxa"/></w:tcPr><w:p><w:r><w:rPr><w:rFonts w:ascii="Calibri" w:hAnsi="Calibri"/><w:sz w:val="20"/></w:rPr><w:t xml:space="preserve">**0**</w:t></w:r></w:p></w:tc><w:tc><w:tcPr><w:tcW w:w="2000" w:type="dxa"/></w:tcPr><w:p><w:r><w:rPr><w:rFonts w:ascii="Calibri" w:hAnsi="Calibri"/><w:sz w:val="20"/></w:rPr><w:t xml:space="preserve">Refresher</w:t></w:r></w:p></w:tc><w:tc><w:tcPr><w:tcW w:w="2000" w:type="dxa"/></w:tcPr><w:p><w:r><w:rPr><w:rFonts w:ascii="Calibri" w:hAnsi="Calibri"/><w:sz w:val="20"/></w:rPr><w:t xml:space="preserve">Your answer demonstrates protective password habits (unique passphrases, password manager, and MFA).</w:t></w:r></w:p></w:tc></w:tr><w:tr><w:tc><w:tcPr><w:tcW w:w="2000" w:type="dxa"/></w:tcPr><w:p><w:r><w:rPr><w:rFonts w:ascii="Calibri" w:hAnsi="Calibri"/><w:sz w:val="20"/></w:rPr><w:t xml:space="preserve"></w:t></w:r></w:p></w:tc><w:tc><w:tcPr><w:tcW w:w="2000" w:type="dxa"/></w:tcPr><w:p><w:r><w:rPr><w:rFonts w:ascii="Calibri" w:hAnsi="Calibri"/><w:sz w:val="20"/></w:rPr><w:t xml:space="preserve">`q1_unsure`: Not sure what constitutes a secure password management strategy.</w:t></w:r></w:p></w:tc><w:tc><w:tcPr><w:tcW w:w="2000" w:type="dxa"/></w:tcPr><w:p><w:r><w:rPr><w:rFonts w:ascii="Calibri" w:hAnsi="Calibri"/><w:sz w:val="20"/></w:rPr><w:t xml:space="preserve">**2**</w:t></w:r></w:p></w:tc><w:tc><w:tcPr><w:tcW w:w="2000" w:type="dxa"/></w:tcPr><w:p><w:r><w:rPr><w:rFonts w:ascii="Calibri" w:hAnsi="Calibri"/><w:sz w:val="20"/></w:rPr><w:t xml:space="preserve">High Priority</w:t></w:r></w:p></w:tc><w:tc><w:tcPr><w:tcW w:w="2000" w:type="dxa"/></w:tcPr><w:p><w:r><w:rPr><w:rFonts w:ascii="Calibri" w:hAnsi="Calibri"/><w:sz w:val="20"/></w:rPr><w:t xml:space="preserve">You indicated uncertainty about password creation and account protection strategies.</w:t></w:r></w:p></w:tc></w:tr><w:tr><w:tc><w:tcPr><w:tcW w:w="2000" w:type="dxa"/></w:tcPr><w:p><w:r><w:rPr><w:rFonts w:ascii="Calibri" w:hAnsi="Calibri"/><w:sz w:val="20"/></w:rPr><w:t xml:space="preserve">**Q2: Phishing Scenario** (`q2_phishing`)</w:t></w:r></w:p></w:tc><w:tc><w:tcPr><w:tcW w:w="2000" w:type="dxa"/></w:tcPr><w:p><w:r><w:rPr><w:rFonts w:ascii="Calibri" w:hAnsi="Calibri"/><w:sz w:val="20"/></w:rPr><w:t xml:space="preserve">`q2_risky`: Click the urgent portal link immediately to prevent suspension.</w:t></w:r></w:p></w:tc><w:tc><w:tcPr><w:tcW w:w="2000" w:type="dxa"/></w:tcPr><w:p><w:r><w:rPr><w:rFonts w:ascii="Calibri" w:hAnsi="Calibri"/><w:sz w:val="20"/></w:rPr><w:t xml:space="preserve">**2**</w:t></w:r></w:p></w:tc><w:tc><w:tcPr><w:tcW w:w="2000" w:type="dxa"/></w:tcPr><w:p><w:r><w:rPr><w:rFonts w:ascii="Calibri" w:hAnsi="Calibri"/><w:sz w:val="20"/></w:rPr><w:t xml:space="preserve">High Priority</w:t></w:r></w:p></w:tc><w:tc><w:tcPr><w:tcW w:w="2000" w:type="dxa"/></w:tcPr><w:p><w:r><w:rPr><w:rFonts w:ascii="Calibri" w:hAnsi="Calibri"/><w:sz w:val="20"/></w:rPr><w:t xml:space="preserve">In the scenario, you selected clicking an unverified link, which exposes your account to credential theft.</w:t></w:r></w:p></w:tc></w:tr><w:tr><w:tc><w:tcPr><w:tcW w:w="2000" w:type="dxa"/></w:tcPr><w:p><w:r><w:rPr><w:rFonts w:ascii="Calibri" w:hAnsi="Calibri"/><w:sz w:val="20"/></w:rPr><w:t xml:space="preserve"></w:t></w:r></w:p></w:tc><w:tc><w:tcPr><w:tcW w:w="2000" w:type="dxa"/></w:tcPr><w:p><w:r><w:rPr><w:rFonts w:ascii="Calibri" w:hAnsi="Calibri"/><w:sz w:val="20"/></w:rPr><w:t xml:space="preserve">`q2_partial`: Reply directly to the email asking the sender to confirm authenticity.</w:t></w:r></w:p></w:tc><w:tc><w:tcPr><w:tcW w:w="2000" w:type="dxa"/></w:tcPr><w:p><w:r><w:rPr><w:rFonts w:ascii="Calibri" w:hAnsi="Calibri"/><w:sz w:val="20"/></w:rPr><w:t xml:space="preserve">**1**</w:t></w:r></w:p></w:tc><w:tc><w:tcPr><w:tcW w:w="2000" w:type="dxa"/></w:tcPr><w:p><w:r><w:rPr><w:rFonts w:ascii="Calibri" w:hAnsi="Calibri"/><w:sz w:val="20"/></w:rPr><w:t xml:space="preserve">Recommended Next</w:t></w:r></w:p></w:tc><w:tc><w:tcPr><w:tcW w:w="2000" w:type="dxa"/></w:tcPr><w:p><w:r><w:rPr><w:rFonts w:ascii="Calibri" w:hAnsi="Calibri"/><w:sz w:val="20"/></w:rPr><w:t xml:space="preserve">In the scenario, you chose to reply directly to the suspicious sender rather than verifying independently.</w:t></w:r></w:p></w:tc></w:tr><w:tr><w:tc><w:tcPr><w:tcW w:w="2000" w:type="dxa"/></w:tcPr><w:p><w:r><w:rPr><w:rFonts w:ascii="Calibri" w:hAnsi="Calibri"/><w:sz w:val="20"/></w:rPr><w:t xml:space="preserve"></w:t></w:r></w:p></w:tc><w:tc><w:tcPr><w:tcW w:w="2000" w:type="dxa"/></w:tcPr><w:p><w:r><w:rPr><w:rFonts w:ascii="Calibri" w:hAnsi="Calibri"/><w:sz w:val="20"/></w:rPr><w:t xml:space="preserve">`q2_protective`: Do not click the link; navigate independently via bookmarks/official site.</w:t></w:r></w:p></w:tc><w:tc><w:tcPr><w:tcW w:w="2000" w:type="dxa"/></w:tcPr><w:p><w:r><w:rPr><w:rFonts w:ascii="Calibri" w:hAnsi="Calibri"/><w:sz w:val="20"/></w:rPr><w:t xml:space="preserve">**0**</w:t></w:r></w:p></w:tc><w:tc><w:tcPr><w:tcW w:w="2000" w:type="dxa"/></w:tcPr><w:p><w:r><w:rPr><w:rFonts w:ascii="Calibri" w:hAnsi="Calibri"/><w:sz w:val="20"/></w:rPr><w:t xml:space="preserve">Refresher</w:t></w:r></w:p></w:tc><w:tc><w:tcPr><w:tcW w:w="2000" w:type="dxa"/></w:tcPr><w:p><w:r><w:rPr><w:rFonts w:ascii="Calibri" w:hAnsi="Calibri"/><w:sz w:val="20"/></w:rPr><w:t xml:space="preserve">In the scenario, you correctly chose to verify account status independently via official university channels.</w:t></w:r></w:p></w:tc></w:tr><w:tr><w:tc><w:tcPr><w:tcW w:w="2000" w:type="dxa"/></w:tcPr><w:p><w:r><w:rPr><w:rFonts w:ascii="Calibri" w:hAnsi="Calibri"/><w:sz w:val="20"/></w:rPr><w:t xml:space="preserve"></w:t></w:r></w:p></w:tc><w:tc><w:tcPr><w:tcW w:w="2000" w:type="dxa"/></w:tcPr><w:p><w:r><w:rPr><w:rFonts w:ascii="Calibri" w:hAnsi="Calibri"/><w:sz w:val="20"/></w:rPr><w:t xml:space="preserve">`q2_unsure`: Not sure how to verify whether the message is genuine.</w:t></w:r></w:p></w:tc><w:tc><w:tcPr><w:tcW w:w="2000" w:type="dxa"/></w:tcPr><w:p><w:r><w:rPr><w:rFonts w:ascii="Calibri" w:hAnsi="Calibri"/><w:sz w:val="20"/></w:rPr><w:t xml:space="preserve">**2**</w:t></w:r></w:p></w:tc><w:tc><w:tcPr><w:tcW w:w="2000" w:type="dxa"/></w:tcPr><w:p><w:r><w:rPr><w:rFonts w:ascii="Calibri" w:hAnsi="Calibri"/><w:sz w:val="20"/></w:rPr><w:t xml:space="preserve">High Priority</w:t></w:r></w:p></w:tc><w:tc><w:tcPr><w:tcW w:w="2000" w:type="dxa"/></w:tcPr><w:p><w:r><w:rPr><w:rFonts w:ascii="Calibri" w:hAnsi="Calibri"/><w:sz w:val="20"/></w:rPr><w:t xml:space="preserve">You indicated uncertainty about identifying and verifying suspicious messages.</w:t></w:r></w:p></w:tc></w:tr><w:tr><w:tc><w:tcPr><w:tcW w:w="2000" w:type="dxa"/></w:tcPr><w:p><w:r><w:rPr><w:rFonts w:ascii="Calibri" w:hAnsi="Calibri"/><w:sz w:val="20"/></w:rPr><w:t xml:space="preserve">**Q3: Privacy Settings** (`q3_privacy`)</w:t></w:r></w:p></w:tc><w:tc><w:tcPr><w:tcW w:w="2000" w:type="dxa"/></w:tcPr><w:p><w:r><w:rPr><w:rFonts w:ascii="Calibri" w:hAnsi="Calibri"/><w:sz w:val="20"/></w:rPr><w:t xml:space="preserve">`q3_risky`: Rarely or never review permissions; accept defaults and public visibility.</w:t></w:r></w:p></w:tc><w:tc><w:tcPr><w:tcW w:w="2000" w:type="dxa"/></w:tcPr><w:p><w:r><w:rPr><w:rFonts w:ascii="Calibri" w:hAnsi="Calibri"/><w:sz w:val="20"/></w:rPr><w:t xml:space="preserve">**2**</w:t></w:r></w:p></w:tc><w:tc><w:tcPr><w:tcW w:w="2000" w:type="dxa"/></w:tcPr><w:p><w:r><w:rPr><w:rFonts w:ascii="Calibri" w:hAnsi="Calibri"/><w:sz w:val="20"/></w:rPr><w:t xml:space="preserve">High Priority</w:t></w:r></w:p></w:tc><w:tc><w:tcPr><w:tcW w:w="2000" w:type="dxa"/></w:tcPr><w:p><w:r><w:rPr><w:rFonts w:ascii="Calibri" w:hAnsi="Calibri"/><w:sz w:val="20"/></w:rPr><w:t xml:space="preserve">Your answer indicates that you rarely or never review app privacy permissions or restrict default sharing.</w:t></w:r></w:p></w:tc></w:tr><w:tr><w:tc><w:tcPr><w:tcW w:w="2000" w:type="dxa"/></w:tcPr><w:p><w:r><w:rPr><w:rFonts w:ascii="Calibri" w:hAnsi="Calibri"/><w:sz w:val="20"/></w:rPr><w:t xml:space="preserve"></w:t></w:r></w:p></w:tc><w:tc><w:tcPr><w:tcW w:w="2000" w:type="dxa"/></w:tcPr><w:p><w:r><w:rPr><w:rFonts w:ascii="Calibri" w:hAnsi="Calibri"/><w:sz w:val="20"/></w:rPr><w:t xml:space="preserve">`q3_partial`: Occasionally review settings, but only after prompted or after news incidents.</w:t></w:r></w:p></w:tc><w:tc><w:tcPr><w:tcW w:w="2000" w:type="dxa"/></w:tcPr><w:p><w:r><w:rPr><w:rFonts w:ascii="Calibri" w:hAnsi="Calibri"/><w:sz w:val="20"/></w:rPr><w:t xml:space="preserve">**1**</w:t></w:r></w:p></w:tc><w:tc><w:tcPr><w:tcW w:w="2000" w:type="dxa"/></w:tcPr><w:p><w:r><w:rPr><w:rFonts w:ascii="Calibri" w:hAnsi="Calibri"/><w:sz w:val="20"/></w:rPr><w:t xml:space="preserve">Recommended Next</w:t></w:r></w:p></w:tc><w:tc><w:tcPr><w:tcW w:w="2000" w:type="dxa"/></w:tcPr><w:p><w:r><w:rPr><w:rFonts w:ascii="Calibri" w:hAnsi="Calibri"/><w:sz w:val="20"/></w:rPr><w:t xml:space="preserve">Your answer indicates that you occasionally review privacy settings, but only after prompted or in response to news.</w:t></w:r></w:p></w:tc></w:tr><w:tr><w:tc><w:tcPr><w:tcW w:w="2000" w:type="dxa"/></w:tcPr><w:p><w:r><w:rPr><w:rFonts w:ascii="Calibri" w:hAnsi="Calibri"/><w:sz w:val="20"/></w:rPr><w:t xml:space="preserve"></w:t></w:r></w:p></w:tc><w:tc><w:tcPr><w:tcW w:w="2000" w:type="dxa"/></w:tcPr><w:p><w:r><w:rPr><w:rFonts w:ascii="Calibri" w:hAnsi="Calibri"/><w:sz w:val="20"/></w:rPr><w:t xml:space="preserve">`q3_protective`: Regularly restrict profile visibility, location tracking, and third-party sharing.</w:t></w:r></w:p></w:tc><w:tc><w:tcPr><w:tcW w:w="2000" w:type="dxa"/></w:tcPr><w:p><w:r><w:rPr><w:rFonts w:ascii="Calibri" w:hAnsi="Calibri"/><w:sz w:val="20"/></w:rPr><w:t xml:space="preserve">**0**</w:t></w:r></w:p></w:tc><w:tc><w:tcPr><w:tcW w:w="2000" w:type="dxa"/></w:tcPr><w:p><w:r><w:rPr><w:rFonts w:ascii="Calibri" w:hAnsi="Calibri"/><w:sz w:val="20"/></w:rPr><w:t xml:space="preserve">Refresher</w:t></w:r></w:p></w:tc><w:tc><w:tcPr><w:tcW w:w="2000" w:type="dxa"/></w:tcPr><w:p><w:r><w:rPr><w:rFonts w:ascii="Calibri" w:hAnsi="Calibri"/><w:sz w:val="20"/></w:rPr><w:t xml:space="preserve">Your answer demonstrates regular, proactive auditing of app permissions and public visibility.</w:t></w:r></w:p></w:tc></w:tr><w:tr><w:tc><w:tcPr><w:tcW w:w="2000" w:type="dxa"/></w:tcPr><w:p><w:r><w:rPr><w:rFonts w:ascii="Calibri" w:hAnsi="Calibri"/><w:sz w:val="20"/></w:rPr><w:t xml:space="preserve"></w:t></w:r></w:p></w:tc><w:tc><w:tcPr><w:tcW w:w="2000" w:type="dxa"/></w:tcPr><w:p><w:r><w:rPr><w:rFonts w:ascii="Calibri" w:hAnsi="Calibri"/><w:sz w:val="20"/></w:rPr><w:t xml:space="preserve">`q3_unsure`: Not sure where to locate or adjust application privacy permissions.</w:t></w:r></w:p></w:tc><w:tc><w:tcPr><w:tcW w:w="2000" w:type="dxa"/></w:tcPr><w:p><w:r><w:rPr><w:rFonts w:ascii="Calibri" w:hAnsi="Calibri"/><w:sz w:val="20"/></w:rPr><w:t xml:space="preserve">**2**</w:t></w:r></w:p></w:tc><w:tc><w:tcPr><w:tcW w:w="2000" w:type="dxa"/></w:tcPr><w:p><w:r><w:rPr><w:rFonts w:ascii="Calibri" w:hAnsi="Calibri"/><w:sz w:val="20"/></w:rPr><w:t xml:space="preserve">High Priority</w:t></w:r></w:p></w:tc><w:tc><w:tcPr><w:tcW w:w="2000" w:type="dxa"/></w:tcPr><w:p><w:r><w:rPr><w:rFonts w:ascii="Calibri" w:hAnsi="Calibri"/><w:sz w:val="20"/></w:rPr><w:t xml:space="preserve">You indicated uncertainty about where to find or adjust application privacy settings.</w:t></w:r></w:p></w:tc></w:tr><w:tr><w:tc><w:tcPr><w:tcW w:w="2000" w:type="dxa"/></w:tcPr><w:p><w:r><w:rPr><w:rFonts w:ascii="Calibri" w:hAnsi="Calibri"/><w:sz w:val="20"/></w:rPr><w:t xml:space="preserve">**Q4: Software Updates** (`q4_updates`)</w:t></w:r></w:p></w:tc><w:tc><w:tcPr><w:tcW w:w="2000" w:type="dxa"/></w:tcPr><w:p><w:r><w:rPr><w:rFonts w:ascii="Calibri" w:hAnsi="Calibri"/><w:sz w:val="20"/></w:rPr><w:t xml:space="preserve">`q4_risky`: Postpone or ignore updates for weeks or months due to inconvenience.</w:t></w:r></w:p></w:tc><w:tc><w:tcPr><w:tcW w:w="2000" w:type="dxa"/></w:tcPr><w:p><w:r><w:rPr><w:rFonts w:ascii="Calibri" w:hAnsi="Calibri"/><w:sz w:val="20"/></w:rPr><w:t xml:space="preserve">**2**</w:t></w:r></w:p></w:tc><w:tc><w:tcPr><w:tcW w:w="2000" w:type="dxa"/></w:tcPr><w:p><w:r><w:rPr><w:rFonts w:ascii="Calibri" w:hAnsi="Calibri"/><w:sz w:val="20"/></w:rPr><w:t xml:space="preserve">High Priority</w:t></w:r></w:p></w:tc><w:tc><w:tcPr><w:tcW w:w="2000" w:type="dxa"/></w:tcPr><w:p><w:r><w:rPr><w:rFonts w:ascii="Calibri" w:hAnsi="Calibri"/><w:sz w:val="20"/></w:rPr><w:t xml:space="preserve">Your answer indicates that you frequently postpone or ignore critical security updates for weeks or months.</w:t></w:r></w:p></w:tc></w:tr><w:tr><w:tc><w:tcPr><w:tcW w:w="2000" w:type="dxa"/></w:tcPr><w:p><w:r><w:rPr><w:rFonts w:ascii="Calibri" w:hAnsi="Calibri"/><w:sz w:val="20"/></w:rPr><w:t xml:space="preserve"></w:t></w:r></w:p></w:tc><w:tc><w:tcPr><w:tcW w:w="2000" w:type="dxa"/></w:tcPr><w:p><w:r><w:rPr><w:rFonts w:ascii="Calibri" w:hAnsi="Calibri"/><w:sz w:val="20"/></w:rPr><w:t xml:space="preserve">`q4_partial`: Delay updates for several days, installing only when forced to restart.</w:t></w:r></w:p></w:tc><w:tc><w:tcPr><w:tcW w:w="2000" w:type="dxa"/></w:tcPr><w:p><w:r><w:rPr><w:rFonts w:ascii="Calibri" w:hAnsi="Calibri"/><w:sz w:val="20"/></w:rPr><w:t xml:space="preserve">**1**</w:t></w:r></w:p></w:tc><w:tc><w:tcPr><w:tcW w:w="2000" w:type="dxa"/></w:tcPr><w:p><w:r><w:rPr><w:rFonts w:ascii="Calibri" w:hAnsi="Calibri"/><w:sz w:val="20"/></w:rPr><w:t xml:space="preserve">Recommended Next</w:t></w:r></w:p></w:tc><w:tc><w:tcPr><w:tcW w:w="2000" w:type="dxa"/></w:tcPr><w:p><w:r><w:rPr><w:rFonts w:ascii="Calibri" w:hAnsi="Calibri"/><w:sz w:val="20"/></w:rPr><w:t xml:space="preserve">Your answer indicates that you delay security updates for several days before applying them.</w:t></w:r></w:p></w:tc></w:tr><w:tr><w:tc><w:tcPr><w:tcW w:w="2000" w:type="dxa"/></w:tcPr><w:p><w:r><w:rPr><w:rFonts w:ascii="Calibri" w:hAnsi="Calibri"/><w:sz w:val="20"/></w:rPr><w:t xml:space="preserve"></w:t></w:r></w:p></w:tc><w:tc><w:tcPr><w:tcW w:w="2000" w:type="dxa"/></w:tcPr><w:p><w:r><w:rPr><w:rFonts w:ascii="Calibri" w:hAnsi="Calibri"/><w:sz w:val="20"/></w:rPr><w:t xml:space="preserve">`q4_protective`: Install promptly or have automatic updates enabled for OS and apps.</w:t></w:r></w:p></w:tc><w:tc><w:tcPr><w:tcW w:w="2000" w:type="dxa"/></w:tcPr><w:p><w:r><w:rPr><w:rFonts w:ascii="Calibri" w:hAnsi="Calibri"/><w:sz w:val="20"/></w:rPr><w:t xml:space="preserve">**0**</w:t></w:r></w:p></w:tc><w:tc><w:tcPr><w:tcW w:w="2000" w:type="dxa"/></w:tcPr><w:p><w:r><w:rPr><w:rFonts w:ascii="Calibri" w:hAnsi="Calibri"/><w:sz w:val="20"/></w:rPr><w:t xml:space="preserve">Refresher</w:t></w:r></w:p></w:tc><w:tc><w:tcPr><w:tcW w:w="2000" w:type="dxa"/></w:tcPr><w:p><w:r><w:rPr><w:rFonts w:ascii="Calibri" w:hAnsi="Calibri"/><w:sz w:val="20"/></w:rPr><w:t xml:space="preserve">Your answer demonstrates prompt installation of operating system and application security patches.</w:t></w:r></w:p></w:tc></w:tr><w:tr><w:tc><w:tcPr><w:tcW w:w="2000" w:type="dxa"/></w:tcPr><w:p><w:r><w:rPr><w:rFonts w:ascii="Calibri" w:hAnsi="Calibri"/><w:sz w:val="20"/></w:rPr><w:t xml:space="preserve"></w:t></w:r></w:p></w:tc><w:tc><w:tcPr><w:tcW w:w="2000" w:type="dxa"/></w:tcPr><w:p><w:r><w:rPr><w:rFonts w:ascii="Calibri" w:hAnsi="Calibri"/><w:sz w:val="20"/></w:rPr><w:t xml:space="preserve">`q4_unsure`: Not sure whether software updates provide meaningful security protection.</w:t></w:r></w:p></w:tc><w:tc><w:tcPr><w:tcW w:w="2000" w:type="dxa"/></w:tcPr><w:p><w:r><w:rPr><w:rFonts w:ascii="Calibri" w:hAnsi="Calibri"/><w:sz w:val="20"/></w:rPr><w:t xml:space="preserve">**2**</w:t></w:r></w:p></w:tc><w:tc><w:tcPr><w:tcW w:w="2000" w:type="dxa"/></w:tcPr><w:p><w:r><w:rPr><w:rFonts w:ascii="Calibri" w:hAnsi="Calibri"/><w:sz w:val="20"/></w:rPr><w:t xml:space="preserve">High Priority</w:t></w:r></w:p></w:tc><w:tc><w:tcPr><w:tcW w:w="2000" w:type="dxa"/></w:tcPr><w:p><w:r><w:rPr><w:rFonts w:ascii="Calibri" w:hAnsi="Calibri"/><w:sz w:val="20"/></w:rPr><w:t xml:space="preserve">You indicated uncertainty about the security role and importance of software updates.</w:t></w:r></w:p></w:tc></w:tr><w:tr><w:tc><w:tcPr><w:tcW w:w="2000" w:type="dxa"/></w:tcPr><w:p><w:r><w:rPr><w:rFonts w:ascii="Calibri" w:hAnsi="Calibri"/><w:sz w:val="20"/></w:rPr><w:t xml:space="preserve">**Q5: Susceptibility Belief** (`q5_susceptibility`)</w:t></w:r></w:p></w:tc><w:tc><w:tcPr><w:tcW w:w="2000" w:type="dxa"/></w:tcPr><w:p><w:r><w:rPr><w:rFonts w:ascii="Calibri" w:hAnsi="Calibri"/><w:sz w:val="20"/></w:rPr><w:t xml:space="preserve">`q5_risky`: Hackers only target banks and large firms; ordinary students have nothing of value.</w:t></w:r></w:p></w:tc><w:tc><w:tcPr><w:tcW w:w="2000" w:type="dxa"/></w:tcPr><w:p><w:r><w:rPr><w:rFonts w:ascii="Calibri" w:hAnsi="Calibri"/><w:sz w:val="20"/></w:rPr><w:t xml:space="preserve">**2**</w:t></w:r></w:p></w:tc><w:tc><w:tcPr><w:tcW w:w="2000" w:type="dxa"/></w:tcPr><w:p><w:r><w:rPr><w:rFonts w:ascii="Calibri" w:hAnsi="Calibri"/><w:sz w:val="20"/></w:rPr><w:t xml:space="preserve">High Priority</w:t></w:r></w:p></w:tc><w:tc><w:tcPr><w:tcW w:w="2000" w:type="dxa"/></w:tcPr><w:p><w:r><w:rPr><w:rFonts w:ascii="Calibri" w:hAnsi="Calibri"/><w:sz w:val="20"/></w:rPr><w:t xml:space="preserve">Your answer reflects the belief that hackers only target large organisations and that student accounts hold no value.</w:t></w:r></w:p></w:tc></w:tr><w:tr><w:tc><w:tcPr><w:tcW w:w="2000" w:type="dxa"/></w:tcPr><w:p><w:r><w:rPr><w:rFonts w:ascii="Calibri" w:hAnsi="Calibri"/><w:sz w:val="20"/></w:rPr><w:t xml:space="preserve"></w:t></w:r></w:p></w:tc><w:tc><w:tcPr><w:tcW w:w="2000" w:type="dxa"/></w:tcPr><w:p><w:r><w:rPr><w:rFonts w:ascii="Calibri" w:hAnsi="Calibri"/><w:sz w:val="20"/></w:rPr><w:t xml:space="preserve">`q5_partial`: Students targeted occasionally, but only if they have significant savings or high roles.</w:t></w:r></w:p></w:tc><w:tc><w:tcPr><w:tcW w:w="2000" w:type="dxa"/></w:tcPr><w:p><w:r><w:rPr><w:rFonts w:ascii="Calibri" w:hAnsi="Calibri"/><w:sz w:val="20"/></w:rPr><w:t xml:space="preserve">**1**</w:t></w:r></w:p></w:tc><w:tc><w:tcPr><w:tcW w:w="2000" w:type="dxa"/></w:tcPr><w:p><w:r><w:rPr><w:rFonts w:ascii="Calibri" w:hAnsi="Calibri"/><w:sz w:val="20"/></w:rPr><w:t xml:space="preserve">Recommended Next</w:t></w:r></w:p></w:tc><w:tc><w:tcPr><w:tcW w:w="2000" w:type="dxa"/></w:tcPr><w:p><w:r><w:rPr><w:rFonts w:ascii="Calibri" w:hAnsi="Calibri"/><w:sz w:val="20"/></w:rPr><w:t xml:space="preserve">Your answer assumes students are only targeted if they have significant personal savings or high-profile roles.</w:t></w:r></w:p></w:tc></w:tr><w:tr><w:tc><w:tcPr><w:tcW w:w="2000" w:type="dxa"/></w:tcPr><w:p><w:r><w:rPr><w:rFonts w:ascii="Calibri" w:hAnsi="Calibri"/><w:sz w:val="20"/></w:rPr><w:t xml:space="preserve"></w:t></w:r></w:p></w:tc><w:tc><w:tcPr><w:tcW w:w="2000" w:type="dxa"/></w:tcPr><w:p><w:r><w:rPr><w:rFonts w:ascii="Calibri" w:hAnsi="Calibri"/><w:sz w:val="20"/></w:rPr><w:t xml:space="preserve">`q5_protective`: Any student account can be targeted for fraud, credentials, or network gateway access.</w:t></w:r></w:p></w:tc><w:tc><w:tcPr><w:tcW w:w="2000" w:type="dxa"/></w:tcPr><w:p><w:r><w:rPr><w:rFonts w:ascii="Calibri" w:hAnsi="Calibri"/><w:sz w:val="20"/></w:rPr><w:t xml:space="preserve">**0**</w:t></w:r></w:p></w:tc><w:tc><w:tcPr><w:tcW w:w="2000" w:type="dxa"/></w:tcPr><w:p><w:r><w:rPr><w:rFonts w:ascii="Calibri" w:hAnsi="Calibri"/><w:sz w:val="20"/></w:rPr><w:t xml:space="preserve">Refresher</w:t></w:r></w:p></w:tc><w:tc><w:tcPr><w:tcW w:w="2000" w:type="dxa"/></w:tcPr><w:p><w:r><w:rPr><w:rFonts w:ascii="Calibri" w:hAnsi="Calibri"/><w:sz w:val="20"/></w:rPr><w:t xml:space="preserve">Your answer recognises that any student account can be exploited as a valuable gateway into university networks.</w:t></w:r></w:p></w:tc></w:tr><w:tr><w:tc><w:tcPr><w:tcW w:w="2000" w:type="dxa"/></w:tcPr><w:p><w:r><w:rPr><w:rFonts w:ascii="Calibri" w:hAnsi="Calibri"/><w:sz w:val="20"/></w:rPr><w:t xml:space="preserve"></w:t></w:r></w:p></w:tc><w:tc><w:tcPr><w:tcW w:w="2000" w:type="dxa"/></w:tcPr><w:p><w:r><w:rPr><w:rFonts w:ascii="Calibri" w:hAnsi="Calibri"/><w:sz w:val="20"/></w:rPr><w:t xml:space="preserve">`q5_unsure`: Not sure why a cybercriminal would be interested in student accounts or devices.</w:t></w:r></w:p></w:tc><w:tc><w:tcPr><w:tcW w:w="2000" w:type="dxa"/></w:tcPr><w:p><w:r><w:rPr><w:rFonts w:ascii="Calibri" w:hAnsi="Calibri"/><w:sz w:val="20"/></w:rPr><w:t xml:space="preserve">**2**</w:t></w:r></w:p></w:tc><w:tc><w:tcPr><w:tcW w:w="2000" w:type="dxa"/></w:tcPr><w:p><w:r><w:rPr><w:rFonts w:ascii="Calibri" w:hAnsi="Calibri"/><w:sz w:val="20"/></w:rPr><w:t xml:space="preserve">High Priority</w:t></w:r></w:p></w:tc><w:tc><w:tcPr><w:tcW w:w="2000" w:type="dxa"/></w:tcPr><w:p><w:r><w:rPr><w:rFonts w:ascii="Calibri" w:hAnsi="Calibri"/><w:sz w:val="20"/></w:rPr><w:t xml:space="preserve">You indicated uncertainty about why cybercriminals would target university students.</w:t></w:r></w:p></w:tc></w:tr><w:tr><w:tc><w:tcPr><w:tcW w:w="2000" w:type="dxa"/></w:tcPr><w:p><w:r><w:rPr><w:rFonts w:ascii="Calibri" w:hAnsi="Calibri"/><w:sz w:val="20"/></w:rPr><w:t xml:space="preserve">**Q6: Incident Reporting** (`q6_reporting`)</w:t></w:r></w:p></w:tc><w:tc><w:tcPr><w:tcW w:w="2000" w:type="dxa"/></w:tcPr><w:p><w:r><w:rPr><w:rFonts w:ascii="Calibri" w:hAnsi="Calibri"/><w:sz w:val="20"/></w:rPr><w:t xml:space="preserve">`q6_risky`: Do nothing and hope nothing happens, or keep quiet to avoid trouble.</w:t></w:r></w:p></w:tc><w:tc><w:tcPr><w:tcW w:w="2000" w:type="dxa"/></w:tcPr><w:p><w:r><w:rPr><w:rFonts w:ascii="Calibri" w:hAnsi="Calibri"/><w:sz w:val="20"/></w:rPr><w:t xml:space="preserve">**2**</w:t></w:r></w:p></w:tc><w:tc><w:tcPr><w:tcW w:w="2000" w:type="dxa"/></w:tcPr><w:p><w:r><w:rPr><w:rFonts w:ascii="Calibri" w:hAnsi="Calibri"/><w:sz w:val="20"/></w:rPr><w:t xml:space="preserve">High Priority</w:t></w:r></w:p></w:tc><w:tc><w:tcPr><w:tcW w:w="2000" w:type="dxa"/></w:tcPr><w:p><w:r><w:rPr><w:rFonts w:ascii="Calibri" w:hAnsi="Calibri"/><w:sz w:val="20"/></w:rPr><w:t xml:space="preserve">In the scenario, you selected doing nothing or keeping quiet after entering credentials on a suspicious page.</w:t></w:r></w:p></w:tc></w:tr><w:tr><w:tc><w:tcPr><w:tcW w:w="2000" w:type="dxa"/></w:tcPr><w:p><w:r><w:rPr><w:rFonts w:ascii="Calibri" w:hAnsi="Calibri"/><w:sz w:val="20"/></w:rPr><w:t xml:space="preserve"></w:t></w:r></w:p></w:tc><w:tc><w:tcPr><w:tcW w:w="2000" w:type="dxa"/></w:tcPr><w:p><w:r><w:rPr><w:rFonts w:ascii="Calibri" w:hAnsi="Calibri"/><w:sz w:val="20"/></w:rPr><w:t xml:space="preserve">`q6_partial`: Try to fix the problem alone without alerting anyone or changing password.</w:t></w:r></w:p></w:tc><w:tc><w:tcPr><w:tcW w:w="2000" w:type="dxa"/></w:tcPr><w:p><w:r><w:rPr><w:rFonts w:ascii="Calibri" w:hAnsi="Calibri"/><w:sz w:val="20"/></w:rPr><w:t xml:space="preserve">**1**</w:t></w:r></w:p></w:tc><w:tc><w:tcPr><w:tcW w:w="2000" w:type="dxa"/></w:tcPr><w:p><w:r><w:rPr><w:rFonts w:ascii="Calibri" w:hAnsi="Calibri"/><w:sz w:val="20"/></w:rPr><w:t xml:space="preserve">Recommended Next</w:t></w:r></w:p></w:tc><w:tc><w:tcPr><w:tcW w:w="2000" w:type="dxa"/></w:tcPr><w:p><w:r><w:rPr><w:rFonts w:ascii="Calibri" w:hAnsi="Calibri"/><w:sz w:val="20"/></w:rPr><w:t xml:space="preserve">In the scenario, you selected trying to fix the issue alone without reporting or changing your password.</w:t></w:r></w:p></w:tc></w:tr><w:tr><w:tc><w:tcPr><w:tcW w:w="2000" w:type="dxa"/></w:tcPr><w:p><w:r><w:rPr><w:rFonts w:ascii="Calibri" w:hAnsi="Calibri"/><w:sz w:val="20"/></w:rPr><w:t xml:space="preserve"></w:t></w:r></w:p></w:tc><w:tc><w:tcPr><w:tcW w:w="2000" w:type="dxa"/></w:tcPr><w:p><w:r><w:rPr><w:rFonts w:ascii="Calibri" w:hAnsi="Calibri"/><w:sz w:val="20"/></w:rPr><w:t xml:space="preserve">`q6_protective`: Immediately change password and report via university IT security channel.</w:t></w:r></w:p></w:tc><w:tc><w:tcPr><w:tcW w:w="2000" w:type="dxa"/></w:tcPr><w:p><w:r><w:rPr><w:rFonts w:ascii="Calibri" w:hAnsi="Calibri"/><w:sz w:val="20"/></w:rPr><w:t xml:space="preserve">**0**</w:t></w:r></w:p></w:tc><w:tc><w:tcPr><w:tcW w:w="2000" w:type="dxa"/></w:tcPr><w:p><w:r><w:rPr><w:rFonts w:ascii="Calibri" w:hAnsi="Calibri"/><w:sz w:val="20"/></w:rPr><w:t xml:space="preserve">Refresher</w:t></w:r></w:p></w:tc><w:tc><w:tcPr><w:tcW w:w="2000" w:type="dxa"/></w:tcPr><w:p><w:r><w:rPr><w:rFonts w:ascii="Calibri" w:hAnsi="Calibri"/><w:sz w:val="20"/></w:rPr><w:t xml:space="preserve">In the scenario, you correctly identified immediate password change and reporting via verified university channels.</w:t></w:r></w:p></w:tc></w:tr><w:tr><w:tc><w:tcPr><w:tcW w:w="2000" w:type="dxa"/></w:tcPr><w:p><w:r><w:rPr><w:rFonts w:ascii="Calibri" w:hAnsi="Calibri"/><w:sz w:val="20"/></w:rPr><w:t xml:space="preserve"></w:t></w:r></w:p></w:tc><w:tc><w:tcPr><w:tcW w:w="2000" w:type="dxa"/></w:tcPr><w:p><w:r><w:rPr><w:rFonts w:ascii="Calibri" w:hAnsi="Calibri"/><w:sz w:val="20"/></w:rPr><w:t xml:space="preserve">`q6_unsure`: Would not know how or where to report a cybersecurity incident at university.</w:t></w:r></w:p></w:tc><w:tc><w:tcPr><w:tcW w:w="2000" w:type="dxa"/></w:tcPr><w:p><w:r><w:rPr><w:rFonts w:ascii="Calibri" w:hAnsi="Calibri"/><w:sz w:val="20"/></w:rPr><w:t xml:space="preserve">**2**</w:t></w:r></w:p></w:tc><w:tc><w:tcPr><w:tcW w:w="2000" w:type="dxa"/></w:tcPr><w:p><w:r><w:rPr><w:rFonts w:ascii="Calibri" w:hAnsi="Calibri"/><w:sz w:val="20"/></w:rPr><w:t xml:space="preserve">High Priority</w:t></w:r></w:p></w:tc><w:tc><w:tcPr><w:tcW w:w="2000" w:type="dxa"/></w:tcPr><w:p><w:r><w:rPr><w:rFonts w:ascii="Calibri" w:hAnsi="Calibri"/><w:sz w:val="20"/></w:rPr><w:t xml:space="preserve">You indicated uncertainty regarding where or how to report a cybersecurity incident at university.</w:t></w:r></w:p></w:tc></w:tr></w:tbl><w:p><w:pPr><w:spacing w:after="140" w:line="276" w:lineRule="auto"/></w:pPr><w:r><w:rPr><w:rFonts w:ascii="Calibri" w:hAnsi="Calibri"/><w:sz w:val="22"/><w:color w:val="1D2530"/></w:rPr><w:t xml:space="preserve">---</w:t></w:r></w:p><w:p><w:pPr><w:pStyle w:val="Heading2"/><w:spacing w:before="280" w:after="120"/></w:pPr><w:r><w:rPr><w:rFonts w:ascii="Calibri" w:hAnsi="Calibri"/><w:b/><w:sz w:val="28"/><w:color w:val="1D2530"/></w:rPr><w:t>4. Tie-Breaking and Adaptation Logic</w:t></w:r></w:p><w:p><w:pPr><w:pStyle w:val="Heading3"/><w:spacing w:before="200" w:after="80"/></w:pPr><w:r><w:rPr><w:rFonts w:ascii="Calibri" w:hAnsi="Calibri"/><w:b/><w:sz w:val="24"/><w:color w:val="334155"/></w:rPr><w:t>4.1 Empirical Justification for Canonical Tie-Breaking Order</w:t></w:r></w:p><w:p><w:pPr><w:spacing w:after="140" w:line="276" w:lineRule="auto"/></w:pPr><w:r><w:rPr><w:rFonts w:ascii="Calibri" w:hAnsi="Calibri"/><w:sz w:val="22"/><w:color w:val="1D2530"/></w:rPr><w:t xml:space="preserve">When multiple modules share identical priority values (e.g. all evaluated at Priority 2), a deterministic tie-breaking hierarchy must resolve their presentation sequence. In this prototype, tie-breaking is explicitly grounded in the empirical evidence strength established in Chapter 4 (Table 4.8):</w:t></w:r></w:p><w:p><w:pPr><w:spacing w:after="140" w:line="276" w:lineRule="auto"/></w:pPr><w:r><w:rPr><w:rFonts w:ascii="Calibri" w:hAnsi="Calibri"/><w:sz w:val="22"/><w:color w:val="1D2530"/></w:rPr><w:t xml:space="preserve">1. Password Security (`password` - Rank 1): Supported by the highest proportion of direct reported vulnerability (48.5% of all respondents and 86.5% of Profile 2 reported using personal information in passwords Often/Always; 50.6% of those reporting all four protective habits still exhibited risky password practices). Categorised as Must (R1).</w:t></w:r></w:p><w:p><w:pPr><w:spacing w:after="140" w:line="276" w:lineRule="auto"/></w:pPr><w:r><w:rPr><w:rFonts w:ascii="Calibri" w:hAnsi="Calibri"/><w:sz w:val="22"/><w:color w:val="1D2530"/></w:rPr><w:t xml:space="preserve">2. Phishing &amp; Suspicious Links (`phishing` - Rank 2): Supported by widespread reported caution (85.0%) coupled with significant diagnostic uncertainty (31.2% did not know if they had received phishing; 36.6% did not know about malware). Categorised as Must (R2).</w:t></w:r></w:p><w:p><w:pPr><w:spacing w:after="140" w:line="276" w:lineRule="auto"/></w:pPr><w:r><w:rPr><w:rFonts w:ascii="Calibri" w:hAnsi="Calibri"/><w:sz w:val="22"/><w:color w:val="1D2530"/></w:rPr><w:t xml:space="preserve">3. Personal Susceptibility (`susceptibility` - Rank 3): Supported by 47.2% of respondents endorsing the &quot;not-targeted&quot; belief (Profile 2 susceptibility mean: $1.95$ vs Profile 1: $3.70$). Categorised as Should (R3).</w:t></w:r></w:p><w:p><w:pPr><w:spacing w:after="140" w:line="276" w:lineRule="auto"/></w:pPr><w:r><w:rPr><w:rFonts w:ascii="Calibri" w:hAnsi="Calibri"/><w:sz w:val="22"/><w:color w:val="1D2530"/></w:rPr><w:t xml:space="preserve">4. Privacy Settings (`privacy` - Rank 4): Supported by high baseline self-reported attention (82.1%), but lower in Profile 3 (mean $3.65$) with 39.9% trusting social media platforms. Categorised as Should (R4).</w:t></w:r></w:p><w:p><w:pPr><w:spacing w:after="140" w:line="276" w:lineRule="auto"/></w:pPr><w:r><w:rPr><w:rFonts w:ascii="Calibri" w:hAnsi="Calibri"/><w:sz w:val="22"/><w:color w:val="1D2530"/></w:rPr><w:t xml:space="preserve">5. Software Updates (`updates` - Rank 5): Supported by 9.6% reporting uncertainty about security software updates and limited protective tool diversity (median 2 tool types). Categorised as Should (R5).</w:t></w:r></w:p><w:p><w:pPr><w:spacing w:after="140" w:line="276" w:lineRule="auto"/></w:pPr><w:r><w:rPr><w:rFonts w:ascii="Calibri" w:hAnsi="Calibri"/><w:sz w:val="22"/><w:color w:val="1D2530"/></w:rPr><w:t xml:space="preserve">6. Incident Reporting (`reporting` - Rank 6): Derived from a smaller empirical sub-sample (49 of 144 victims reported; 24 of 91 non-reporters did not know how to describe the incident). Categorised as Should (R6).</w:t></w:r></w:p><w:p><w:pPr><w:pStyle w:val="Heading3"/><w:spacing w:before="200" w:after="80"/></w:pPr><w:r><w:rPr><w:rFonts w:ascii="Calibri" w:hAnsi="Calibri"/><w:b/><w:sz w:val="24"/><w:color w:val="334155"/></w:rPr><w:t>4.2 Pathway Adaptation and Reassessment Rules</w:t></w:r></w:p><w:p><w:pPr><w:spacing w:after="140" w:line="276" w:lineRule="auto"/></w:pPr><w:r><w:rPr><w:rFonts w:ascii="Calibri" w:hAnsi="Calibri"/><w:sz w:val="22"/><w:color w:val="1D2530"/></w:rPr><w:t xml:space="preserve">1. Initial Pathway Generation:</w:t></w:r></w:p><w:p><w:pPr><w:spacing w:after="140" w:line="276" w:lineRule="auto"/></w:pPr><w:r><w:rPr><w:rFonts w:ascii="Calibri" w:hAnsi="Calibri"/><w:sz w:val="22"/><w:color w:val="1D2530"/></w:rPr><w:t xml:space="preserve">$$\text{Sort modules by: } \text{Priority } (\text{descending: } 2 \to 1 \to 0) \quad \text{THEN} \quad \text{Canonical Rank } (\text{ascending: } 1 \to 2 \to 3 \to 4 \to 5 \to 6)$$</w:t></w:r></w:p><w:p><w:pPr><w:spacing w:after="140" w:line="276" w:lineRule="auto"/></w:pPr><w:r><w:rPr><w:rFonts w:ascii="Calibri" w:hAnsi="Calibri"/><w:sz w:val="22"/><w:color w:val="1D2530"/></w:rPr><w:t xml:space="preserve">2. Reassessment Evaluation:</w:t></w:r></w:p><w:p><w:pPr><w:pStyle w:val="ListParagraph"/><w:numPr><w:ilvl w:val="0"/><w:numId w:val="1"/></w:numPr><w:spacing w:after="80"/></w:pPr><w:r><w:rPr><w:rFonts w:ascii="Calibri" w:hAnsi="Calibri"/><w:sz w:val="22"/></w:rPr><w:t xml:space="preserve">• If $\text{Followup Answer} = \text{Correct}$:</w:t></w:r></w:p><w:p><w:pPr><w:spacing w:after="140" w:line="276" w:lineRule="auto"/></w:pPr><w:r><w:rPr><w:rFonts w:ascii="Calibri" w:hAnsi="Calibri"/><w:sz w:val="22"/><w:color w:val="1D2530"/></w:rPr><w:t xml:space="preserve">$$\text{Priority}_{\text{new}} = \max(0, \text{Priority}_{\text{old}} - 1)$$</w:t></w:r></w:p><w:p><w:pPr><w:pStyle w:val="ListParagraph"/><w:numPr><w:ilvl w:val="0"/><w:numId w:val="1"/></w:numPr><w:spacing w:after="80"/></w:pPr><w:r><w:rPr><w:rFonts w:ascii="Calibri" w:hAnsi="Calibri"/><w:sz w:val="22"/></w:rPr><w:t xml:space="preserve">• If $\text{Followup Answer} = \text{Incorrect} \lor \text{Uncertain}$:</w:t></w:r></w:p><w:p><w:pPr><w:spacing w:after="140" w:line="276" w:lineRule="auto"/></w:pPr><w:r><w:rPr><w:rFonts w:ascii="Calibri" w:hAnsi="Calibri"/><w:sz w:val="22"/><w:color w:val="1D2530"/></w:rPr><w:t xml:space="preserve">$$\text{Priority}_{\text{new}} = \text{Priority}_{\text{old}}$$</w:t></w:r></w:p><w:p><w:pPr><w:spacing w:after="140" w:line="276" w:lineRule="auto"/></w:pPr><w:r><w:rPr><w:rFonts w:ascii="Calibri" w:hAnsi="Calibri"/><w:sz w:val="22"/><w:color w:val="1D2530"/></w:rPr><w:t xml:space="preserve">3. Status Decoupling:</w:t></w:r></w:p><w:p><w:pPr><w:spacing w:after="140" w:line="276" w:lineRule="auto"/></w:pPr><w:r><w:rPr><w:rFonts w:ascii="Calibri" w:hAnsi="Calibri"/><w:sz w:val="22"/><w:color w:val="1D2530"/></w:rPr><w:t xml:space="preserve">$$\text{Status} \leftarrow \text{&apos;completed&apos;} \quad (\text{Completion alone does NOT reduce priority})$$</w:t></w:r></w:p><w:p><w:pPr><w:spacing w:after="140" w:line="276" w:lineRule="auto"/></w:pPr><w:r><w:rPr><w:rFonts w:ascii="Calibri" w:hAnsi="Calibri"/><w:sz w:val="22"/><w:color w:val="1D2530"/></w:rPr><w:t xml:space="preserve">4. Dynamic Resequencing:</w:t></w:r></w:p><w:p><w:pPr><w:spacing w:after="140" w:line="276" w:lineRule="auto"/></w:pPr><w:r><w:rPr><w:rFonts w:ascii="Calibri" w:hAnsi="Calibri"/><w:sz w:val="22"/><w:color w:val="1D2530"/></w:rPr><w:t xml:space="preserve">Immediately recalculates the full pathway ordering and displays the updated position of all six modules on Screen 5.</w:t></w:r></w:p><w:p><w:pPr><w:spacing w:after="140" w:line="276" w:lineRule="auto"/></w:pPr><w:r><w:rPr><w:rFonts w:ascii="Calibri" w:hAnsi="Calibri"/><w:sz w:val="22"/><w:color w:val="1D2530"/></w:rPr><w:t xml:space="preserve">---</w:t></w:r></w:p><w:p><w:pPr><w:pStyle w:val="Heading2"/><w:spacing w:before="280" w:after="120"/></w:pPr><w:r><w:rPr><w:rFonts w:ascii="Calibri" w:hAnsi="Calibri"/><w:b/><w:sz w:val="28"/><w:color w:val="1D2530"/></w:rPr><w:t>5. Chapter 4 Traceability Matrix</w:t></w:r></w:p><w:p><w:pPr><w:spacing w:after="140" w:line="276" w:lineRule="auto"/></w:pPr><w:r><w:rPr><w:rFonts w:ascii="Calibri" w:hAnsi="Calibri"/><w:sz w:val="22"/><w:color w:val="1D2530"/></w:rPr><w:t xml:space="preserve">The table below establishes direct traceability between the empirical findings in Chapter 4, the derived requirements (R1–R8), prototype features, adaptation rules, and planned evaluation tasks.</w:t></w:r></w:p><w:p><w:pPr><w:pStyle w:val="Heading3"/><w:spacing w:before="200" w:after="80"/></w:pPr><w:r><w:rPr><w:rFonts w:ascii="Calibri" w:hAnsi="Calibri"/><w:b/><w:sz w:val="24"/><w:color w:val="334155"/></w:rPr><w:t>Table 5.1: Empirical Traceability Matrix</w:t></w:r></w:p><w:tbl><w:tblPr><w:tblW w:w="0" w:type="auto"/><w:tblBorders><w:top w:val="single" w:sz="4" w:space="0" w:color="CCCCCC"/><w:bottom w:val="single" w:sz="4" w:space="0" w:color="CCCCCC"/><w:insideH w:val="single" w:sz="4" w:space="0" w:color="EEEEEE"/><w:insideV w:val="none"/></w:tblBorders></w:tblPr><w:tr><w:tc><w:tcPr><w:tcW w:w="2000" w:type="dxa"/><w:shd w:val="clear" w:color="auto" w:fill="F0F4F8"/></w:tcPr><w:p><w:r><w:rPr><w:rFonts w:ascii="Calibri" w:hAnsi="Calibri"/><w:sz w:val="20"/><w:b/></w:rPr><w:t xml:space="preserve">Chapter 4 Finding / Req ID</w:t></w:r></w:p></w:tc><w:tc><w:tcPr><w:tcW w:w="2000" w:type="dxa"/><w:shd w:val="clear" w:color="auto" w:fill="F0F4F8"/></w:tcPr><w:p><w:r><w:rPr><w:rFonts w:ascii="Calibri" w:hAnsi="Calibri"/><w:sz w:val="20"/><w:b/></w:rPr><w:t xml:space="preserve">Relevant Learner Pattern</w:t></w:r></w:p></w:tc><w:tc><w:tcPr><w:tcW w:w="2000" w:type="dxa"/><w:shd w:val="clear" w:color="auto" w:fill="F0F4F8"/></w:tcPr><w:p><w:r><w:rPr><w:rFonts w:ascii="Calibri" w:hAnsi="Calibri"/><w:sz w:val="20"/><w:b/></w:rPr><w:t xml:space="preserve">Prototype Feature</w:t></w:r></w:p></w:tc><w:tc><w:tcPr><w:tcW w:w="2000" w:type="dxa"/><w:shd w:val="clear" w:color="auto" w:fill="F0F4F8"/></w:tcPr><w:p><w:r><w:rPr><w:rFonts w:ascii="Calibri" w:hAnsi="Calibri"/><w:sz w:val="20"/><w:b/></w:rPr><w:t xml:space="preserve">Adaptation Rule</w:t></w:r></w:p></w:tc><w:tc><w:tcPr><w:tcW w:w="2000" w:type="dxa"/><w:shd w:val="clear" w:color="auto" w:fill="F0F4F8"/></w:tcPr><w:p><w:r><w:rPr><w:rFonts w:ascii="Calibri" w:hAnsi="Calibri"/><w:sz w:val="20"/><w:b/></w:rPr><w:t xml:space="preserve">Evaluation Task</w:t></w:r></w:p></w:tc></w:tr><w:tr><w:tc><w:tcPr><w:tcW w:w="2000" w:type="dxa"/></w:tcPr><w:p><w:r><w:rPr><w:rFonts w:ascii="Calibri" w:hAnsi="Calibri"/><w:sz w:val="20"/></w:rPr><w:t xml:space="preserve">**R1: Risky Password Practice (Must)**</w:t></w:r></w:p></w:tc><w:tc><w:tcPr><w:tcW w:w="2000" w:type="dxa"/></w:tcPr><w:p><w:r><w:rPr><w:rFonts w:ascii="Calibri" w:hAnsi="Calibri"/><w:sz w:val="20"/></w:rPr><w:t xml:space="preserve">48.5% reported personal info in passwords Often/Always (Profile 2: 86.5%). 50.6% of protective respondents did too.</w:t></w:r></w:p></w:tc><w:tc><w:tcPr><w:tcW w:w="2000" w:type="dxa"/></w:tcPr><w:p><w:r><w:rPr><w:rFonts w:ascii="Calibri" w:hAnsi="Calibri"/><w:sz w:val="20"/></w:rPr><w:t xml:space="preserve">Password Creation &amp; Account Protection Module (`password`).</w:t></w:r></w:p></w:tc><w:tc><w:tcPr><w:tcW w:w="2000" w:type="dxa"/></w:tcPr><w:p><w:r><w:rPr><w:rFonts w:ascii="Calibri" w:hAnsi="Calibri"/><w:sz w:val="20"/></w:rPr><w:t xml:space="preserve">If `q1_password` is risky or unsure $\to \text{Priority } 2$; ranked 1st in tie-breaks. Correct follow-up reduces to Priority 1 or 0.</w:t></w:r></w:p></w:tc><w:tc><w:tcPr><w:tcW w:w="2000" w:type="dxa"/></w:tcPr><w:p><w:r><w:rPr><w:rFonts w:ascii="Calibri" w:hAnsi="Calibri"/><w:sz w:val="20"/></w:rPr><w:t xml:space="preserve">**Task 1 &amp; 2:** Verify module is recommended 1st for password-risk persona.</w:t></w:r></w:p></w:tc></w:tr><w:tr><w:tc><w:tcPr><w:tcW w:w="2000" w:type="dxa"/></w:tcPr><w:p><w:r><w:rPr><w:rFonts w:ascii="Calibri" w:hAnsi="Calibri"/><w:sz w:val="20"/></w:rPr><w:t xml:space="preserve">**R2: Phishing Caution vs Incident Uncertainty (Must)**</w:t></w:r></w:p></w:tc><w:tc><w:tcPr><w:tcW w:w="2000" w:type="dxa"/></w:tcPr><w:p><w:r><w:rPr><w:rFonts w:ascii="Calibri" w:hAnsi="Calibri"/><w:sz w:val="20"/></w:rPr><w:t xml:space="preserve">85.0% reported link caution, but 31.2% were unsure about phishing emails and 36.6% about malware.</w:t></w:r></w:p></w:tc><w:tc><w:tcPr><w:tcW w:w="2000" w:type="dxa"/></w:tcPr><w:p><w:r><w:rPr><w:rFonts w:ascii="Calibri" w:hAnsi="Calibri"/><w:sz w:val="20"/></w:rPr><w:t xml:space="preserve">Phishing &amp; Suspicious Link Recognition Module (`phishing`).</w:t></w:r></w:p></w:tc><w:tc><w:tcPr><w:tcW w:w="2000" w:type="dxa"/></w:tcPr><w:p><w:r><w:rPr><w:rFonts w:ascii="Calibri" w:hAnsi="Calibri"/><w:sz w:val="20"/></w:rPr><w:t xml:space="preserve">If `q2_phishing` is risky/unsure $\to \text{Priority } 2$; ranked 2nd in tie-breaks. Correct follow-up reduces to Priority 1 or 0.</w:t></w:r></w:p></w:tc><w:tc><w:tcPr><w:tcW w:w="2000" w:type="dxa"/></w:tcPr><w:p><w:r><w:rPr><w:rFonts w:ascii="Calibri" w:hAnsi="Calibri"/><w:sz w:val="20"/></w:rPr><w:t xml:space="preserve">**Task 4 &amp; 5:** Complete phishing module and verify interactive scenario feedback.</w:t></w:r></w:p></w:tc></w:tr><w:tr><w:tc><w:tcPr><w:tcW w:w="2000" w:type="dxa"/></w:tcPr><w:p><w:r><w:rPr><w:rFonts w:ascii="Calibri" w:hAnsi="Calibri"/><w:sz w:val="20"/></w:rPr><w:t xml:space="preserve">**R3: Perceived Susceptibility Paradox (Should)**</w:t></w:r></w:p></w:tc><w:tc><w:tcPr><w:tcW w:w="2000" w:type="dxa"/></w:tcPr><w:p><w:r><w:rPr><w:rFonts w:ascii="Calibri" w:hAnsi="Calibri"/><w:sz w:val="20"/></w:rPr><w:t xml:space="preserve">47.2% held the &quot;not-targeted&quot; belief; Profile 2 susceptibility mean was 1.95 (vs Profile 1: 3.70).</w:t></w:r></w:p></w:tc><w:tc><w:tcPr><w:tcW w:w="2000" w:type="dxa"/></w:tcPr><w:p><w:r><w:rPr><w:rFonts w:ascii="Calibri" w:hAnsi="Calibri"/><w:sz w:val="20"/></w:rPr><w:t xml:space="preserve">Personal Susceptibility Explainer Module (`susceptibility`).</w:t></w:r></w:p></w:tc><w:tc><w:tcPr><w:tcW w:w="2000" w:type="dxa"/></w:tcPr><w:p><w:r><w:rPr><w:rFonts w:ascii="Calibri" w:hAnsi="Calibri"/><w:sz w:val="20"/></w:rPr><w:t xml:space="preserve">If `q5_susceptibility` is risky/unsure $\to \text{Priority } 2$; ranked 3rd in tie-breaks.</w:t></w:r></w:p></w:tc><w:tc><w:tcPr><w:tcW w:w="2000" w:type="dxa"/></w:tcPr><w:p><w:r><w:rPr><w:rFonts w:ascii="Calibri" w:hAnsi="Calibri"/><w:sz w:val="20"/></w:rPr><w:t xml:space="preserve">**Task 3:** Explain why susceptibility module is prioritised based on diagnostic answers.</w:t></w:r></w:p></w:tc></w:tr><w:tr><w:tc><w:tcPr><w:tcW w:w="2000" w:type="dxa"/></w:tcPr><w:p><w:r><w:rPr><w:rFonts w:ascii="Calibri" w:hAnsi="Calibri"/><w:sz w:val="20"/></w:rPr><w:t xml:space="preserve">**R4: Privacy and Disclosure (Should)**</w:t></w:r></w:p></w:tc><w:tc><w:tcPr><w:tcW w:w="2000" w:type="dxa"/></w:tcPr><w:p><w:r><w:rPr><w:rFonts w:ascii="Calibri" w:hAnsi="Calibri"/><w:sz w:val="20"/></w:rPr><w:t xml:space="preserve">Privacy attention 82.1% Often/Always, but lower in Profile 3 (mean 3.65); 39.9% trusted social media.</w:t></w:r></w:p></w:tc><w:tc><w:tcPr><w:tcW w:w="2000" w:type="dxa"/></w:tcPr><w:p><w:r><w:rPr><w:rFonts w:ascii="Calibri" w:hAnsi="Calibri"/><w:sz w:val="20"/></w:rPr><w:t xml:space="preserve">Privacy Settings &amp; Information Disclosure Module (`privacy`).</w:t></w:r></w:p></w:tc><w:tc><w:tcPr><w:tcW w:w="2000" w:type="dxa"/></w:tcPr><w:p><w:r><w:rPr><w:rFonts w:ascii="Calibri" w:hAnsi="Calibri"/><w:sz w:val="20"/></w:rPr><w:t xml:space="preserve">If `q3_privacy` is risky/unsure $\to \text{Priority } 2$; ranked 4th in tie-breaks.</w:t></w:r></w:p></w:tc><w:tc><w:tcPr><w:tcW w:w="2000" w:type="dxa"/></w:tcPr><w:p><w:r><w:rPr><w:rFonts w:ascii="Calibri" w:hAnsi="Calibri"/><w:sz w:val="20"/></w:rPr><w:t xml:space="preserve">**Task 6:** Observe pathway position changes after completing higher-ranked modules.</w:t></w:r></w:p></w:tc></w:tr><w:tr><w:tc><w:tcPr><w:tcW w:w="2000" w:type="dxa"/></w:tcPr><w:p><w:r><w:rPr><w:rFonts w:ascii="Calibri" w:hAnsi="Calibri"/><w:sz w:val="20"/></w:rPr><w:t xml:space="preserve">**R5: Software Updating &amp; Device Protection (Should)**</w:t></w:r></w:p></w:tc><w:tc><w:tcPr><w:tcW w:w="2000" w:type="dxa"/></w:tcPr><w:p><w:r><w:rPr><w:rFonts w:ascii="Calibri" w:hAnsi="Calibri"/><w:sz w:val="20"/></w:rPr><w:t xml:space="preserve">Median 2 tool types used; 9.6% did not know about security software updates.</w:t></w:r></w:p></w:tc><w:tc><w:tcPr><w:tcW w:w="2000" w:type="dxa"/></w:tcPr><w:p><w:r><w:rPr><w:rFonts w:ascii="Calibri" w:hAnsi="Calibri"/><w:sz w:val="20"/></w:rPr><w:t xml:space="preserve">Software Updates &amp; Device Protection Module (`updates`).</w:t></w:r></w:p></w:tc><w:tc><w:tcPr><w:tcW w:w="2000" w:type="dxa"/></w:tcPr><w:p><w:r><w:rPr><w:rFonts w:ascii="Calibri" w:hAnsi="Calibri"/><w:sz w:val="20"/></w:rPr><w:t xml:space="preserve">If `q4_updates` is risky/unsure $\to \text{Priority } 2$; ranked 5th in tie-breaks.</w:t></w:r></w:p></w:tc><w:tc><w:tcPr><w:tcW w:w="2000" w:type="dxa"/></w:tcPr><w:p><w:r><w:rPr><w:rFonts w:ascii="Calibri" w:hAnsi="Calibri"/><w:sz w:val="20"/></w:rPr><w:t xml:space="preserve">**Task 4:** Test update decision scenario and verify authoritative patching advice.</w:t></w:r></w:p></w:tc></w:tr><w:tr><w:tc><w:tcPr><w:tcW w:w="2000" w:type="dxa"/></w:tcPr><w:p><w:r><w:rPr><w:rFonts w:ascii="Calibri" w:hAnsi="Calibri"/><w:sz w:val="20"/></w:rPr><w:t xml:space="preserve">**R6: Incident Reporting Deficit (Should)**</w:t></w:r></w:p></w:tc><w:tc><w:tcPr><w:tcW w:w="2000" w:type="dxa"/></w:tcPr><w:p><w:r><w:rPr><w:rFonts w:ascii="Calibri" w:hAnsi="Calibri"/><w:sz w:val="20"/></w:rPr><w:t xml:space="preserve">Only 34.0% of victims reported incidents; 26.4% of non-reporters cited not knowing how to describe it.</w:t></w:r></w:p></w:tc><w:tc><w:tcPr><w:tcW w:w="2000" w:type="dxa"/></w:tcPr><w:p><w:r><w:rPr><w:rFonts w:ascii="Calibri" w:hAnsi="Calibri"/><w:sz w:val="20"/></w:rPr><w:t xml:space="preserve">Incident Recognition &amp; Reporting Module (`reporting`).</w:t></w:r></w:p></w:tc><w:tc><w:tcPr><w:tcW w:w="2000" w:type="dxa"/></w:tcPr><w:p><w:r><w:rPr><w:rFonts w:ascii="Calibri" w:hAnsi="Calibri"/><w:sz w:val="20"/></w:rPr><w:t xml:space="preserve">If `q6_reporting` is risky/unsure $\to \text{Priority } 2$; ranked 6th in tie-breaks.</w:t></w:r></w:p></w:tc><w:tc><w:tcPr><w:tcW w:w="2000" w:type="dxa"/></w:tcPr><w:p><w:r><w:rPr><w:rFonts w:ascii="Calibri" w:hAnsi="Calibri"/><w:sz w:val="20"/></w:rPr><w:t xml:space="preserve">**Task 5:** Verify plain-language reporting guidance (verified university channel).</w:t></w:r></w:p></w:tc></w:tr><w:tr><w:tc><w:tcPr><w:tcW w:w="2000" w:type="dxa"/></w:tcPr><w:p><w:r><w:rPr><w:rFonts w:ascii="Calibri" w:hAnsi="Calibri"/><w:sz w:val="20"/></w:rPr><w:t xml:space="preserve">**R7: Self-Rated Skill Inadequacy (Must)**</w:t></w:r></w:p></w:tc><w:tc><w:tcPr><w:tcW w:w="2000" w:type="dxa"/></w:tcPr><w:p><w:r><w:rPr><w:rFonts w:ascii="Calibri" w:hAnsi="Calibri"/><w:sz w:val="20"/></w:rPr><w:t xml:space="preserve">Self-rated digital skill showed weak correlation with informedness ($\rho = 0.19$) and checking ($\rho = 0.13$).</w:t></w:r></w:p></w:tc><w:tc><w:tcPr><w:tcW w:w="2000" w:type="dxa"/></w:tcPr><w:p><w:r><w:rPr><w:rFonts w:ascii="Calibri" w:hAnsi="Calibri"/><w:sz w:val="20"/></w:rPr><w:t xml:space="preserve">6-item practice &amp; scenario diagnostic; no self-rated skill sorting.</w:t></w:r></w:p></w:tc><w:tc><w:tcPr><w:tcW w:w="2000" w:type="dxa"/></w:tcPr><w:p><w:r><w:rPr><w:rFonts w:ascii="Calibri" w:hAnsi="Calibri"/><w:sz w:val="20"/></w:rPr><w:t xml:space="preserve">Module priorities determined solely by behavioural practices and scenario decisions, not self-ratings.</w:t></w:r></w:p></w:tc><w:tc><w:tcPr><w:tcW w:w="2000" w:type="dxa"/></w:tcPr><w:p><w:r><w:rPr><w:rFonts w:ascii="Calibri" w:hAnsi="Calibri"/><w:sz w:val="20"/></w:rPr><w:t xml:space="preserve">**Task 1:** Confirm diagnostic captures specific habits without requesting skill ratings.</w:t></w:r></w:p></w:tc></w:tr><w:tr><w:tc><w:tcPr><w:tcW w:w="2000" w:type="dxa"/></w:tcPr><w:p><w:r><w:rPr><w:rFonts w:ascii="Calibri" w:hAnsi="Calibri"/><w:sz w:val="20"/></w:rPr><w:t xml:space="preserve">**R8: Transparency and Feedback (Must / Could)**</w:t></w:r></w:p></w:tc><w:tc><w:tcPr><w:tcW w:w="2000" w:type="dxa"/></w:tcPr><w:p><w:r><w:rPr><w:rFonts w:ascii="Calibri" w:hAnsi="Calibri"/><w:sz w:val="20"/></w:rPr><w:t xml:space="preserve">Exploratory profiles had low silhouette separation ($0.17$); overlap requires transparent rationale.</w:t></w:r></w:p></w:tc><w:tc><w:tcPr><w:tcW w:w="2000" w:type="dxa"/></w:tcPr><w:p><w:r><w:rPr><w:rFonts w:ascii="Calibri" w:hAnsi="Calibri"/><w:sz w:val="20"/></w:rPr><w:t xml:space="preserve">Clear explanatory text on every module card and dynamic pathway updates.</w:t></w:r></w:p></w:tc><w:tc><w:tcPr><w:tcW w:w="2000" w:type="dxa"/></w:tcPr><w:p><w:r><w:rPr><w:rFonts w:ascii="Calibri" w:hAnsi="Calibri"/><w:sz w:val="20"/></w:rPr><w:t xml:space="preserve">Explicit display of the answer reason for each recommendation; dynamic re-ordering on Screen 5.</w:t></w:r></w:p></w:tc><w:tc><w:tcPr><w:tcW w:w="2000" w:type="dxa"/></w:tcPr><w:p><w:r><w:rPr><w:rFonts w:ascii="Calibri" w:hAnsi="Calibri"/><w:sz w:val="20"/></w:rPr><w:t xml:space="preserve">**Task 6:** Verify learner can explain why pathway changed following correct follow-up.</w:t></w:r></w:p></w:tc></w:tr></w:tbl><w:p><w:pPr><w:spacing w:after="140" w:line="276" w:lineRule="auto"/></w:pPr><w:r><w:rPr><w:rFonts w:ascii="Calibri" w:hAnsi="Calibri"/><w:sz w:val="22"/><w:color w:val="1D2530"/></w:rPr><w:t xml:space="preserve">---</w:t></w:r></w:p><w:p><w:pPr><w:pStyle w:val="Heading2"/><w:spacing w:before="280" w:after="120"/></w:pPr><w:r><w:rPr><w:rFonts w:ascii="Calibri" w:hAnsi="Calibri"/><w:b/><w:sz w:val="28"/><w:color w:val="1D2530"/></w:rPr><w:t>6. Authoritative Educational Content Sources</w:t></w:r></w:p><w:p><w:pPr><w:spacing w:after="140" w:line="276" w:lineRule="auto"/></w:pPr><w:r><w:rPr><w:rFonts w:ascii="Calibri" w:hAnsi="Calibri"/><w:sz w:val="22"/><w:color w:val="1D2530"/></w:rPr><w:t xml:space="preserve">All educational content, scenario advice, and follow-up rationales are drawn directly from official national and international cybersecurity authorities:</w:t></w:r></w:p><w:p><w:pPr><w:spacing w:after="140" w:line="276" w:lineRule="auto"/></w:pPr><w:r><w:rPr><w:rFonts w:ascii="Calibri" w:hAnsi="Calibri"/><w:sz w:val="22"/><w:color w:val="1D2530"/></w:rPr><w:t xml:space="preserve">1. National Cyber Security Centre (NCSC UK):</w:t></w:r></w:p><w:p><w:pPr><w:pStyle w:val="ListParagraph"/><w:numPr><w:ilvl w:val="0"/><w:numId w:val="1"/></w:numPr><w:spacing w:after="80"/></w:pPr><w:r><w:rPr><w:rFonts w:ascii="Calibri" w:hAnsi="Calibri"/><w:sz w:val="22"/></w:rPr><w:t xml:space="preserve">• *Top Tips for Staying Secure Online (2024).* Passwords, two-step verification, and password managers.</w:t></w:r></w:p><w:p><w:pPr><w:spacing w:after="140" w:line="276" w:lineRule="auto"/></w:pPr><w:r><w:rPr><w:rFonts w:ascii="Calibri" w:hAnsi="Calibri"/><w:sz w:val="22"/><w:color w:val="1D2530"/></w:rPr><w:t xml:space="preserve">URL: `https://www.ncsc.gov.uk/collection/top-tips-for-staying-secure-online` (Accessed: 14 February 2026).</w:t></w:r></w:p><w:p><w:pPr><w:pStyle w:val="ListParagraph"/><w:numPr><w:ilvl w:val="0"/><w:numId w:val="1"/></w:numPr><w:spacing w:after="80"/></w:pPr><w:r><w:rPr><w:rFonts w:ascii="Calibri" w:hAnsi="Calibri"/><w:sz w:val="22"/></w:rPr><w:t xml:space="preserve">• *Phishing: Spotting and Reporting Phishing (2024).* Identifying deceptive emails and reporting procedures.</w:t></w:r></w:p><w:p><w:pPr><w:spacing w:after="140" w:line="276" w:lineRule="auto"/></w:pPr><w:r><w:rPr><w:rFonts w:ascii="Calibri" w:hAnsi="Calibri"/><w:sz w:val="22"/><w:color w:val="1D2530"/></w:rPr><w:t xml:space="preserve">URL: `https://www.ncsc.gov.uk/guidance/phishing` (Accessed: 14 February 2026).</w:t></w:r></w:p><w:p><w:pPr><w:spacing w:after="140" w:line="276" w:lineRule="auto"/></w:pPr><w:r><w:rPr><w:rFonts w:ascii="Calibri" w:hAnsi="Calibri"/><w:sz w:val="22"/><w:color w:val="1D2530"/></w:rPr><w:t xml:space="preserve">2. National Institute of Standards and Technology (NIST):</w:t></w:r></w:p><w:p><w:pPr><w:pStyle w:val="ListParagraph"/><w:numPr><w:ilvl w:val="0"/><w:numId w:val="1"/></w:numPr><w:spacing w:after="80"/></w:pPr><w:r><w:rPr><w:rFonts w:ascii="Calibri" w:hAnsi="Calibri"/><w:sz w:val="22"/></w:rPr><w:t xml:space="preserve">• *NIST Special Publication 800-50 Revision 1 (2024): Building a Cybersecurity and Privacy Learning Program.* U.S. Department of Commerce.</w:t></w:r></w:p><w:p><w:pPr><w:spacing w:after="140" w:line="276" w:lineRule="auto"/></w:pPr><w:r><w:rPr><w:rFonts w:ascii="Calibri" w:hAnsi="Calibri"/><w:sz w:val="22"/><w:color w:val="1D2530"/></w:rPr><w:t xml:space="preserve">DOI: `https://doi.org/10.6028/NIST.SP.800-50r1` (Accessed: 12 January 2026).</w:t></w:r></w:p><w:p><w:pPr><w:spacing w:after="140" w:line="276" w:lineRule="auto"/></w:pPr><w:r><w:rPr><w:rFonts w:ascii="Calibri" w:hAnsi="Calibri"/><w:sz w:val="22"/><w:color w:val="1D2530"/></w:rPr><w:t xml:space="preserve">3. Cybersecurity and Infrastructure Security Agency (CISA):</w:t></w:r></w:p><w:p><w:pPr><w:pStyle w:val="ListParagraph"/><w:numPr><w:ilvl w:val="0"/><w:numId w:val="1"/></w:numPr><w:spacing w:after="80"/></w:pPr><w:r><w:rPr><w:rFonts w:ascii="Calibri" w:hAnsi="Calibri"/><w:sz w:val="22"/></w:rPr><w:t xml:space="preserve">• *Secure Our World: 4 Easy Ways to Stay Safe Online (2024).* Multi-factor authentication, strong passwords, updating software, and phishing recognition.</w:t></w:r></w:p><w:p><w:pPr><w:spacing w:after="140" w:line="276" w:lineRule="auto"/></w:pPr><w:r><w:rPr><w:rFonts w:ascii="Calibri" w:hAnsi="Calibri"/><w:sz w:val="22"/><w:color w:val="1D2530"/></w:rPr><w:t xml:space="preserve">URL: `https://www.cisa.gov/secure-our-world/4-easy-ways-stay-safe-online` (Accessed: 18 January 2026).</w:t></w:r></w:p><w:p><w:pPr><w:spacing w:after="140" w:line="276" w:lineRule="auto"/></w:pPr><w:r><w:rPr><w:rFonts w:ascii="Calibri" w:hAnsi="Calibri"/><w:sz w:val="22"/><w:color w:val="1D2530"/></w:rPr><w:t xml:space="preserve">4. European Union Agency for Cybersecurity (ENISA):</w:t></w:r></w:p><w:p><w:pPr><w:pStyle w:val="ListParagraph"/><w:numPr><w:ilvl w:val="0"/><w:numId w:val="1"/></w:numPr><w:spacing w:after="80"/></w:pPr><w:r><w:rPr><w:rFonts w:ascii="Calibri" w:hAnsi="Calibri"/><w:sz w:val="22"/></w:rPr><w:t xml:space="preserve">• *Cybersecurity Culture Guidelines in Higher Education (2023).* Promoting non-punitive incident reporting and threat awareness.</w:t></w:r></w:p><w:p><w:pPr><w:spacing w:after="140" w:line="276" w:lineRule="auto"/></w:pPr><w:r><w:rPr><w:rFonts w:ascii="Calibri" w:hAnsi="Calibri"/><w:sz w:val="22"/><w:color w:val="1D2530"/></w:rPr><w:t xml:space="preserve">URL: `https://www.enisa.europa.eu/publications/cybersecurity-culture-in-organisations` (Accessed: 22 January 2026).</w:t></w:r></w:p><w:p><w:pPr><w:spacing w:after="140" w:line="276" w:lineRule="auto"/></w:pPr><w:r><w:rPr><w:rFonts w:ascii="Calibri" w:hAnsi="Calibri"/><w:sz w:val="22"/><w:color w:val="1D2530"/></w:rPr><w:t xml:space="preserve">---</w:t></w:r></w:p><w:p><w:pPr><w:pStyle w:val="Heading2"/><w:spacing w:before="280" w:after="120"/></w:pPr><w:r><w:rPr><w:rFonts w:ascii="Calibri" w:hAnsi="Calibri"/><w:b/><w:sz w:val="28"/><w:color w:val="1D2530"/></w:rPr><w:t>7. Known Limitations and Research Boundaries</w:t></w:r></w:p><w:p><w:pPr><w:spacing w:after="140" w:line="276" w:lineRule="auto"/></w:pPr><w:r><w:rPr><w:rFonts w:ascii="Calibri" w:hAnsi="Calibri"/><w:sz w:val="22"/><w:color w:val="1D2530"/></w:rPr><w:t xml:space="preserve">1. Low-Fidelity Scope: The prototype is intentionally designed as an exploratory, client-side research tool to evaluate interaction concepts and transparency, not as an enterprise learning management system.</w:t></w:r></w:p><w:p><w:pPr><w:spacing w:after="140" w:line="276" w:lineRule="auto"/></w:pPr><w:r><w:rPr><w:rFonts w:ascii="Calibri" w:hAnsi="Calibri"/><w:sz w:val="22"/><w:color w:val="1D2530"/></w:rPr><w:t xml:space="preserve">2. Formative Assessment Granularity: Six diagnostic questions provide a rapid initial orientation. They do not represent a comprehensive psychometric assessment of student cybersecurity competence.</w:t></w:r></w:p><w:p><w:pPr><w:spacing w:after="140" w:line="276" w:lineRule="auto"/></w:pPr><w:r><w:rPr><w:rFonts w:ascii="Calibri" w:hAnsi="Calibri"/><w:sz w:val="22"/><w:color w:val="1D2530"/></w:rPr><w:t xml:space="preserve">3. Immediate vs Longitudinal Impact: Reassessment measures short-term recall within the session; it does not evaluate long-term behavioural retention or real-world resistance to cyber threats.</w:t></w:r></w:p><w:p><w:pPr><w:spacing w:after="140" w:line="276" w:lineRule="auto"/></w:pPr><w:r><w:rPr><w:rFonts w:ascii="Calibri" w:hAnsi="Calibri"/><w:sz w:val="22"/><w:color w:val="1D2530"/></w:rPr><w:t xml:space="preserve">---</w:t></w:r></w:p><w:p><w:pPr><w:pStyle w:val="Heading1"/><w:spacing w:before="360" w:after="160"/></w:pPr><w:r><w:rPr><w:rFonts w:ascii="Calibri" w:hAnsi="Calibri"/><w:b/><w:sz w:val="36"/><w:color w:val="0F4C81"/></w:rPr><w:t>Prototype Evaluation Guide and Protocol</w:t></w:r></w:p><w:p><w:pPr><w:spacing w:after="140" w:line="276" w:lineRule="auto"/></w:pPr><w:r><w:rPr><w:rFonts w:ascii="Calibri" w:hAnsi="Calibri"/><w:sz w:val="22"/><w:color w:val="1D2530"/></w:rPr><w:t xml:space="preserve">Dissertation Title: *Adaptive Cybersecurity Awareness Training for University Students: A Data-Driven Framework for Personalised Learning Design*</w:t></w:r></w:p><w:p><w:pPr><w:spacing w:after="140" w:line="276" w:lineRule="auto"/></w:pPr><w:r><w:rPr><w:rFonts w:ascii="Calibri" w:hAnsi="Calibri"/><w:sz w:val="22"/><w:color w:val="1D2530"/></w:rPr><w:t xml:space="preserve">Research Artefact Type: Formative Usability, Relevance, and Design Evaluation Protocol</w:t></w:r></w:p><w:p><w:pPr><w:spacing w:after="140" w:line="276" w:lineRule="auto"/></w:pPr><w:r><w:rPr><w:rFonts w:ascii="Calibri" w:hAnsi="Calibri"/><w:sz w:val="22"/><w:color w:val="1D2530"/></w:rPr><w:t xml:space="preserve">Methodological Alignment: Chapter 3 (Section 3.9 &amp; 3.10), Objective 3 (Evaluative Strand), and Research Question 4 (RQ4)</w:t></w:r></w:p><w:p><w:pPr><w:spacing w:after="140" w:line="276" w:lineRule="auto"/></w:pPr><w:r><w:rPr><w:rFonts w:ascii="Calibri" w:hAnsi="Calibri"/><w:sz w:val="22"/><w:color w:val="1D2530"/></w:rPr><w:t xml:space="preserve">Author: MSc Candidate</w:t></w:r></w:p><w:p><w:pPr><w:spacing w:after="140" w:line="276" w:lineRule="auto"/></w:pPr><w:r><w:rPr><w:rFonts w:ascii="Calibri" w:hAnsi="Calibri"/><w:sz w:val="22"/><w:color w:val="1D2530"/></w:rPr><w:t xml:space="preserve">---</w:t></w:r></w:p><w:p><w:pPr><w:pStyle w:val="Heading2"/><w:spacing w:before="280" w:after="120"/></w:pPr><w:r><w:rPr><w:rFonts w:ascii="Calibri" w:hAnsi="Calibri"/><w:b/><w:sz w:val="28"/><w:color w:val="1D2530"/></w:rPr><w:t>1. Overview and Evaluation Objectives</w:t></w:r></w:p><w:p><w:pPr><w:pStyle w:val="Heading3"/><w:spacing w:before="200" w:after="80"/></w:pPr><w:r><w:rPr><w:rFonts w:ascii="Calibri" w:hAnsi="Calibri"/><w:b/><w:sz w:val="24"/><w:color w:val="334155"/></w:rPr><w:t>1.1 Purpose</w:t></w:r></w:p><w:p><w:pPr><w:spacing w:after="140" w:line="276" w:lineRule="auto"/></w:pPr><w:r><w:rPr><w:rFonts w:ascii="Calibri" w:hAnsi="Calibri"/><w:sz w:val="22"/><w:color w:val="1D2530"/></w:rPr><w:t xml:space="preserve">This guide outlines the protocol for conducting a small-scale, formative evaluation of the low-fidelity prototype (`Cybersecurity_Training_Prototype.html`). In accordance with Chapter 3, the evaluation investigates:</w:t></w:r></w:p><w:p><w:pPr><w:spacing w:after="140" w:line="276" w:lineRule="auto"/></w:pPr><w:r><w:rPr><w:rFonts w:ascii="Calibri" w:hAnsi="Calibri"/><w:sz w:val="22"/><w:color w:val="1D2530"/></w:rPr><w:t xml:space="preserve">1. Usability (RQ4): Measuring ease of navigation, clarity of instructions, and interaction efficiency using the standardised System Usability Scale (SUS).</w:t></w:r></w:p><w:p><w:pPr><w:spacing w:after="140" w:line="276" w:lineRule="auto"/></w:pPr><w:r><w:rPr><w:rFonts w:ascii="Calibri" w:hAnsi="Calibri"/><w:sz w:val="22"/><w:color w:val="1D2530"/></w:rPr><w:t xml:space="preserve">2. Perceived Relevance (RQ4): Assessing whether university students perceive the diagnostic recommendations and learning scenarios as pertinent to student life.</w:t></w:r></w:p><w:p><w:pPr><w:spacing w:after="140" w:line="276" w:lineRule="auto"/></w:pPr><w:r><w:rPr><w:rFonts w:ascii="Calibri" w:hAnsi="Calibri"/><w:sz w:val="22"/><w:color w:val="1D2530"/></w:rPr><w:t xml:space="preserve">3. Design Quality &amp; Transparency (RQ4): Evaluating whether learners understand the deterministic adaptation rules and why specific modules were prioritised.</w:t></w:r></w:p><w:p><w:pPr><w:pStyle w:val="Heading3"/><w:spacing w:before="200" w:after="80"/></w:pPr><w:r><w:rPr><w:rFonts w:ascii="Calibri" w:hAnsi="Calibri"/><w:b/><w:sz w:val="24"/><w:color w:val="334155"/></w:rPr><w:t>1.2 Evaluation Principles</w:t></w:r></w:p><w:p><w:pPr><w:pStyle w:val="ListParagraph"/><w:numPr><w:ilvl w:val="0"/><w:numId w:val="1"/></w:numPr><w:spacing w:after="80"/></w:pPr><w:r><w:rPr><w:rFonts w:ascii="Calibri" w:hAnsi="Calibri"/><w:sz w:val="22"/></w:rPr><w:t xml:space="preserve">• Formative Targets (Not Statistical Proof): The evaluation targets predefined formative benchmarks (mean $\text{SUS} \ge 68$, task independence $\ge 80\%$, median relevance $\ge 4.0/5.0$) rather than formal statistical hypothesis testing.</w:t></w:r></w:p><w:p><w:pPr><w:pStyle w:val="ListParagraph"/><w:numPr><w:ilvl w:val="0"/><w:numId w:val="1"/></w:numPr><w:spacing w:after="80"/></w:pPr><w:r><w:rPr><w:rFonts w:ascii="Calibri" w:hAnsi="Calibri"/><w:sz w:val="22"/></w:rPr><w:t xml:space="preserve">• Neutral Facilitation: The facilitator must observe without prompting or leading participants.</w:t></w:r></w:p><w:p><w:pPr><w:pStyle w:val="ListParagraph"/><w:numPr><w:ilvl w:val="0"/><w:numId w:val="1"/></w:numPr><w:spacing w:after="80"/></w:pPr><w:r><w:rPr><w:rFonts w:ascii="Calibri" w:hAnsi="Calibri"/><w:sz w:val="22"/></w:rPr><w:t xml:space="preserve">• Ethics and Anonymity: Participants must be adult volunteers ($\ge 18$ years) who have signed an independent participant information and consent form. No participant identifying details are stored in the prototype or linked to evaluation records.</w:t></w:r></w:p><w:p><w:pPr><w:spacing w:after="140" w:line="276" w:lineRule="auto"/></w:pPr><w:r><w:rPr><w:rFonts w:ascii="Calibri" w:hAnsi="Calibri"/><w:sz w:val="22"/><w:color w:val="1D2530"/></w:rPr><w:t xml:space="preserve">---</w:t></w:r></w:p><w:p><w:pPr><w:pStyle w:val="Heading2"/><w:spacing w:before="280" w:after="120"/></w:pPr><w:r><w:rPr><w:rFonts w:ascii="Calibri" w:hAnsi="Calibri"/><w:b/><w:sz w:val="28"/><w:color w:val="1D2530"/></w:rPr><w:t>2. Participant Test Procedure</w:t></w:r></w:p><w:p><w:pPr><w:pStyle w:val="Heading3"/><w:spacing w:before="200" w:after="80"/></w:pPr><w:r><w:rPr><w:rFonts w:ascii="Calibri" w:hAnsi="Calibri"/><w:b/><w:sz w:val="24"/><w:color w:val="334155"/></w:rPr><w:t>2.1 Persona Walkthrough Tasks</w:t></w:r></w:p><w:p><w:pPr><w:spacing w:after="140" w:line="276" w:lineRule="auto"/></w:pPr><w:r><w:rPr><w:rFonts w:ascii="Calibri" w:hAnsi="Calibri"/><w:sz w:val="22"/><w:color w:val="1D2530"/></w:rPr><w:t xml:space="preserve">Participants are assigned a scripted persona (e.g. Persona A: *Undergraduate with risky password habits and high phishing uncertainty*, matching empirical Profile 2/3 traits) to execute the following seven sequential tasks:</w:t></w:r></w:p><w:p><w:pPr><w:spacing w:after="140" w:line="276" w:lineRule="auto"/></w:pPr><w:r><w:rPr><w:rFonts w:ascii="Calibri" w:hAnsi="Calibri"/><w:sz w:val="22"/><w:color w:val="1D2530"/></w:rPr><w:t xml:space="preserve">1. Task 1: Complete Initial Diagnostic</w:t></w:r></w:p><w:p><w:pPr><w:spacing w:after="140" w:line="276" w:lineRule="auto"/></w:pPr><w:r><w:rPr><w:rFonts w:ascii="Calibri" w:hAnsi="Calibri"/><w:sz w:val="22"/><w:color w:val="1D2530"/></w:rPr><w:t xml:space="preserve">Navigate through Screen 1 (Welcome) and answer all six questions on Screen 2 (Initial Assessment) in accordance with the assigned persona sheet.</w:t></w:r></w:p><w:p><w:pPr><w:spacing w:after="140" w:line="276" w:lineRule="auto"/></w:pPr><w:r><w:rPr><w:rFonts w:ascii="Calibri" w:hAnsi="Calibri"/><w:sz w:val="22"/><w:color w:val="1D2530"/></w:rPr><w:t xml:space="preserve">2. Task 2: Identify Top Recommendation</w:t></w:r></w:p><w:p><w:pPr><w:spacing w:after="140" w:line="276" w:lineRule="auto"/></w:pPr><w:r><w:rPr><w:rFonts w:ascii="Calibri" w:hAnsi="Calibri"/><w:sz w:val="22"/><w:color w:val="1D2530"/></w:rPr><w:t xml:space="preserve">Examine the generated Personalised Learning Pathway (Screen 3) and identify which module is ranked #1.</w:t></w:r></w:p><w:p><w:pPr><w:spacing w:after="140" w:line="276" w:lineRule="auto"/></w:pPr><w:r><w:rPr><w:rFonts w:ascii="Calibri" w:hAnsi="Calibri"/><w:sz w:val="22"/><w:color w:val="1D2530"/></w:rPr><w:t xml:space="preserve">3. Task 3: Articulate Reason for Recommendation</w:t></w:r></w:p><w:p><w:pPr><w:spacing w:after="140" w:line="276" w:lineRule="auto"/></w:pPr><w:r><w:rPr><w:rFonts w:ascii="Calibri" w:hAnsi="Calibri"/><w:sz w:val="22"/><w:color w:val="1D2530"/></w:rPr><w:t xml:space="preserve">Read the explanation on the top module card and state in your own words why this topic was prioritised for your persona.</w:t></w:r></w:p><w:p><w:pPr><w:spacing w:after="140" w:line="276" w:lineRule="auto"/></w:pPr><w:r><w:rPr><w:rFonts w:ascii="Calibri" w:hAnsi="Calibri"/><w:sz w:val="22"/><w:color w:val="1D2530"/></w:rPr><w:t xml:space="preserve">4. Task 4: Complete Training Activity &amp; Practice Scenario</w:t></w:r></w:p><w:p><w:pPr><w:spacing w:after="140" w:line="276" w:lineRule="auto"/></w:pPr><w:r><w:rPr><w:rFonts w:ascii="Calibri" w:hAnsi="Calibri"/><w:sz w:val="22"/><w:color w:val="1D2530"/></w:rPr><w:t xml:space="preserve">Open the recommended module, read the educational principles, select an option for the scenario decision, and review the feedback.</w:t></w:r></w:p><w:p><w:pPr><w:spacing w:after="140" w:line="276" w:lineRule="auto"/></w:pPr><w:r><w:rPr><w:rFonts w:ascii="Calibri" w:hAnsi="Calibri"/><w:sz w:val="22"/><w:color w:val="1D2530"/></w:rPr><w:t xml:space="preserve">5. Task 5: Complete Follow-Up Reassessment</w:t></w:r></w:p><w:p><w:pPr><w:spacing w:after="140" w:line="276" w:lineRule="auto"/></w:pPr><w:r><w:rPr><w:rFonts w:ascii="Calibri" w:hAnsi="Calibri"/><w:sz w:val="22"/><w:color w:val="1D2530"/></w:rPr><w:t xml:space="preserve">Answer the follow-up reassessment question at the bottom of the module screen and submit the response.</w:t></w:r></w:p><w:p><w:pPr><w:spacing w:after="140" w:line="276" w:lineRule="auto"/></w:pPr><w:r><w:rPr><w:rFonts w:ascii="Calibri" w:hAnsi="Calibri"/><w:sz w:val="22"/><w:color w:val="1D2530"/></w:rPr><w:t xml:space="preserve">6. Task 6: Identify Pathway Adaptation</w:t></w:r></w:p><w:p><w:pPr><w:spacing w:after="140" w:line="276" w:lineRule="auto"/></w:pPr><w:r><w:rPr><w:rFonts w:ascii="Calibri" w:hAnsi="Calibri"/><w:sz w:val="22"/><w:color w:val="1D2530"/></w:rPr><w:t xml:space="preserve">Examine Screen 5 (Feedback &amp; Adaptation) and articulate whether the learning pathway changed, which module is now recommended next, and why.</w:t></w:r></w:p><w:p><w:pPr><w:spacing w:after="140" w:line="276" w:lineRule="auto"/></w:pPr><w:r><w:rPr><w:rFonts w:ascii="Calibri" w:hAnsi="Calibri"/><w:sz w:val="22"/><w:color w:val="1D2530"/></w:rPr><w:t xml:space="preserve">7. Task 7: Restart Session</w:t></w:r></w:p><w:p><w:pPr><w:spacing w:after="140" w:line="276" w:lineRule="auto"/></w:pPr><w:r><w:rPr><w:rFonts w:ascii="Calibri" w:hAnsi="Calibri"/><w:sz w:val="22"/><w:color w:val="1D2530"/></w:rPr><w:t xml:space="preserve">Activate the global &quot;Restart Session&quot; control, confirm the reset dialogue, and verify that the application returns cleanly to Screen 1.</w:t></w:r></w:p><w:p><w:pPr><w:spacing w:after="140" w:line="276" w:lineRule="auto"/></w:pPr><w:r><w:rPr><w:rFonts w:ascii="Calibri" w:hAnsi="Calibri"/><w:sz w:val="22"/><w:color w:val="1D2530"/></w:rPr><w:t xml:space="preserve">---</w:t></w:r></w:p><w:p><w:pPr><w:pStyle w:val="Heading2"/><w:spacing w:before="280" w:after="120"/></w:pPr><w:r><w:rPr><w:rFonts w:ascii="Calibri" w:hAnsi="Calibri"/><w:b/><w:sz w:val="28"/><w:color w:val="1D2530"/></w:rPr><w:t>3. Blank Task Observation and Recording Template</w:t></w:r></w:p><w:p><w:pPr><w:spacing w:after="140" w:line="276" w:lineRule="auto"/></w:pPr><w:r><w:rPr><w:rFonts w:ascii="Calibri" w:hAnsi="Calibri"/><w:sz w:val="22"/><w:color w:val="1D2530"/></w:rPr><w:t xml:space="preserve">*Note: All data fields are left blank. Evaluation records will be populated during the live evaluation sessions.*</w:t></w:r></w:p><w:tbl><w:tblPr><w:tblW w:w="0" w:type="auto"/><w:tblBorders><w:top w:val="single" w:sz="4" w:space="0" w:color="CCCCCC"/><w:bottom w:val="single" w:sz="4" w:space="0" w:color="CCCCCC"/><w:insideH w:val="single" w:sz="4" w:space="0" w:color="EEEEEE"/><w:insideV w:val="none"/></w:tblBorders></w:tblPr><w:tr><w:tc><w:tcPr><w:tcW w:w="2000" w:type="dxa"/><w:shd w:val="clear" w:color="auto" w:fill="F0F4F8"/></w:tcPr><w:p><w:r><w:rPr><w:rFonts w:ascii="Calibri" w:hAnsi="Calibri"/><w:sz w:val="20"/><w:b/></w:rPr><w:t xml:space="preserve">Anonymous Participant Code</w:t></w:r></w:p></w:tc><w:tc><w:tcPr><w:tcW w:w="2000" w:type="dxa"/><w:shd w:val="clear" w:color="auto" w:fill="F0F4F8"/></w:tcPr><w:p><w:r><w:rPr><w:rFonts w:ascii="Calibri" w:hAnsi="Calibri"/><w:sz w:val="20"/><w:b/></w:rPr><w:t xml:space="preserve">Task Number &amp; Description</w:t></w:r></w:p></w:tc><w:tc><w:tcPr><w:tcW w:w="2000" w:type="dxa"/><w:shd w:val="clear" w:color="auto" w:fill="F0F4F8"/></w:tcPr><w:p><w:r><w:rPr><w:rFonts w:ascii="Calibri" w:hAnsi="Calibri"/><w:sz w:val="20"/><w:b/></w:rPr><w:t xml:space="preserve">Task Completion Status (Independently / With Help / Not Completed)</w:t></w:r></w:p></w:tc><w:tc><w:tcPr><w:tcW w:w="2000" w:type="dxa"/><w:shd w:val="clear" w:color="auto" w:fill="F0F4F8"/></w:tcPr><w:p><w:r><w:rPr><w:rFonts w:ascii="Calibri" w:hAnsi="Calibri"/><w:sz w:val="20"/><w:b/></w:rPr><w:t xml:space="preserve">Observed Usability Difficulties or Hesitations</w:t></w:r></w:p></w:tc><w:tc><w:tcPr><w:tcW w:w="2000" w:type="dxa"/><w:shd w:val="clear" w:color="auto" w:fill="F0F4F8"/></w:tcPr><w:p><w:r><w:rPr><w:rFonts w:ascii="Calibri" w:hAnsi="Calibri"/><w:sz w:val="20"/><w:b/></w:rPr><w:t xml:space="preserve">Participant Verbal Comment / Quote</w:t></w:r></w:p></w:tc></w:tr><w:tr><w:tc><w:tcPr><w:tcW w:w="2000" w:type="dxa"/></w:tcPr><w:p><w:r><w:rPr><w:rFonts w:ascii="Calibri" w:hAnsi="Calibri"/><w:sz w:val="20"/></w:rPr><w:t xml:space="preserve">`[P01]`</w:t></w:r></w:p></w:tc><w:tc><w:tcPr><w:tcW w:w="2000" w:type="dxa"/></w:tcPr><w:p><w:r><w:rPr><w:rFonts w:ascii="Calibri" w:hAnsi="Calibri"/><w:sz w:val="20"/></w:rPr><w:t xml:space="preserve">Task 1: Complete Diagnostic</w:t></w:r></w:p></w:tc><w:tc><w:tcPr><w:tcW w:w="2000" w:type="dxa"/></w:tcPr><w:p><w:r><w:rPr><w:rFonts w:ascii="Calibri" w:hAnsi="Calibri"/><w:sz w:val="20"/></w:rPr><w:t xml:space="preserve"></w:t></w:r></w:p></w:tc><w:tc><w:tcPr><w:tcW w:w="2000" w:type="dxa"/></w:tcPr><w:p><w:r><w:rPr><w:rFonts w:ascii="Calibri" w:hAnsi="Calibri"/><w:sz w:val="20"/></w:rPr><w:t xml:space="preserve"></w:t></w:r></w:p></w:tc><w:tc><w:tcPr><w:tcW w:w="2000" w:type="dxa"/></w:tcPr><w:p><w:r><w:rPr><w:rFonts w:ascii="Calibri" w:hAnsi="Calibri"/><w:sz w:val="20"/></w:rPr><w:t xml:space="preserve"></w:t></w:r></w:p></w:tc></w:tr><w:tr><w:tc><w:tcPr><w:tcW w:w="2000" w:type="dxa"/></w:tcPr><w:p><w:r><w:rPr><w:rFonts w:ascii="Calibri" w:hAnsi="Calibri"/><w:sz w:val="20"/></w:rPr><w:t xml:space="preserve">`[P01]`</w:t></w:r></w:p></w:tc><w:tc><w:tcPr><w:tcW w:w="2000" w:type="dxa"/></w:tcPr><w:p><w:r><w:rPr><w:rFonts w:ascii="Calibri" w:hAnsi="Calibri"/><w:sz w:val="20"/></w:rPr><w:t xml:space="preserve">Task 2: Identify Top Module</w:t></w:r></w:p></w:tc><w:tc><w:tcPr><w:tcW w:w="2000" w:type="dxa"/></w:tcPr><w:p><w:r><w:rPr><w:rFonts w:ascii="Calibri" w:hAnsi="Calibri"/><w:sz w:val="20"/></w:rPr><w:t xml:space="preserve"></w:t></w:r></w:p></w:tc><w:tc><w:tcPr><w:tcW w:w="2000" w:type="dxa"/></w:tcPr><w:p><w:r><w:rPr><w:rFonts w:ascii="Calibri" w:hAnsi="Calibri"/><w:sz w:val="20"/></w:rPr><w:t xml:space="preserve"></w:t></w:r></w:p></w:tc><w:tc><w:tcPr><w:tcW w:w="2000" w:type="dxa"/></w:tcPr><w:p><w:r><w:rPr><w:rFonts w:ascii="Calibri" w:hAnsi="Calibri"/><w:sz w:val="20"/></w:rPr><w:t xml:space="preserve"></w:t></w:r></w:p></w:tc></w:tr><w:tr><w:tc><w:tcPr><w:tcW w:w="2000" w:type="dxa"/></w:tcPr><w:p><w:r><w:rPr><w:rFonts w:ascii="Calibri" w:hAnsi="Calibri"/><w:sz w:val="20"/></w:rPr><w:t xml:space="preserve">`[P01]`</w:t></w:r></w:p></w:tc><w:tc><w:tcPr><w:tcW w:w="2000" w:type="dxa"/></w:tcPr><w:p><w:r><w:rPr><w:rFonts w:ascii="Calibri" w:hAnsi="Calibri"/><w:sz w:val="20"/></w:rPr><w:t xml:space="preserve">Task 3: Explain Reason</w:t></w:r></w:p></w:tc><w:tc><w:tcPr><w:tcW w:w="2000" w:type="dxa"/></w:tcPr><w:p><w:r><w:rPr><w:rFonts w:ascii="Calibri" w:hAnsi="Calibri"/><w:sz w:val="20"/></w:rPr><w:t xml:space="preserve"></w:t></w:r></w:p></w:tc><w:tc><w:tcPr><w:tcW w:w="2000" w:type="dxa"/></w:tcPr><w:p><w:r><w:rPr><w:rFonts w:ascii="Calibri" w:hAnsi="Calibri"/><w:sz w:val="20"/></w:rPr><w:t xml:space="preserve"></w:t></w:r></w:p></w:tc><w:tc><w:tcPr><w:tcW w:w="2000" w:type="dxa"/></w:tcPr><w:p><w:r><w:rPr><w:rFonts w:ascii="Calibri" w:hAnsi="Calibri"/><w:sz w:val="20"/></w:rPr><w:t xml:space="preserve"></w:t></w:r></w:p></w:tc></w:tr><w:tr><w:tc><w:tcPr><w:tcW w:w="2000" w:type="dxa"/></w:tcPr><w:p><w:r><w:rPr><w:rFonts w:ascii="Calibri" w:hAnsi="Calibri"/><w:sz w:val="20"/></w:rPr><w:t xml:space="preserve">`[P01]`</w:t></w:r></w:p></w:tc><w:tc><w:tcPr><w:tcW w:w="2000" w:type="dxa"/></w:tcPr><w:p><w:r><w:rPr><w:rFonts w:ascii="Calibri" w:hAnsi="Calibri"/><w:sz w:val="20"/></w:rPr><w:t xml:space="preserve">Task 4: Practice Scenario</w:t></w:r></w:p></w:tc><w:tc><w:tcPr><w:tcW w:w="2000" w:type="dxa"/></w:tcPr><w:p><w:r><w:rPr><w:rFonts w:ascii="Calibri" w:hAnsi="Calibri"/><w:sz w:val="20"/></w:rPr><w:t xml:space="preserve"></w:t></w:r></w:p></w:tc><w:tc><w:tcPr><w:tcW w:w="2000" w:type="dxa"/></w:tcPr><w:p><w:r><w:rPr><w:rFonts w:ascii="Calibri" w:hAnsi="Calibri"/><w:sz w:val="20"/></w:rPr><w:t xml:space="preserve"></w:t></w:r></w:p></w:tc><w:tc><w:tcPr><w:tcW w:w="2000" w:type="dxa"/></w:tcPr><w:p><w:r><w:rPr><w:rFonts w:ascii="Calibri" w:hAnsi="Calibri"/><w:sz w:val="20"/></w:rPr><w:t xml:space="preserve"></w:t></w:r></w:p></w:tc></w:tr><w:tr><w:tc><w:tcPr><w:tcW w:w="2000" w:type="dxa"/></w:tcPr><w:p><w:r><w:rPr><w:rFonts w:ascii="Calibri" w:hAnsi="Calibri"/><w:sz w:val="20"/></w:rPr><w:t xml:space="preserve">`[P01]`</w:t></w:r></w:p></w:tc><w:tc><w:tcPr><w:tcW w:w="2000" w:type="dxa"/></w:tcPr><w:p><w:r><w:rPr><w:rFonts w:ascii="Calibri" w:hAnsi="Calibri"/><w:sz w:val="20"/></w:rPr><w:t xml:space="preserve">Task 5: Follow-Up Reassessment</w:t></w:r></w:p></w:tc><w:tc><w:tcPr><w:tcW w:w="2000" w:type="dxa"/></w:tcPr><w:p><w:r><w:rPr><w:rFonts w:ascii="Calibri" w:hAnsi="Calibri"/><w:sz w:val="20"/></w:rPr><w:t xml:space="preserve"></w:t></w:r></w:p></w:tc><w:tc><w:tcPr><w:tcW w:w="2000" w:type="dxa"/></w:tcPr><w:p><w:r><w:rPr><w:rFonts w:ascii="Calibri" w:hAnsi="Calibri"/><w:sz w:val="20"/></w:rPr><w:t xml:space="preserve"></w:t></w:r></w:p></w:tc><w:tc><w:tcPr><w:tcW w:w="2000" w:type="dxa"/></w:tcPr><w:p><w:r><w:rPr><w:rFonts w:ascii="Calibri" w:hAnsi="Calibri"/><w:sz w:val="20"/></w:rPr><w:t xml:space="preserve"></w:t></w:r></w:p></w:tc></w:tr><w:tr><w:tc><w:tcPr><w:tcW w:w="2000" w:type="dxa"/></w:tcPr><w:p><w:r><w:rPr><w:rFonts w:ascii="Calibri" w:hAnsi="Calibri"/><w:sz w:val="20"/></w:rPr><w:t xml:space="preserve">`[P01]`</w:t></w:r></w:p></w:tc><w:tc><w:tcPr><w:tcW w:w="2000" w:type="dxa"/></w:tcPr><w:p><w:r><w:rPr><w:rFonts w:ascii="Calibri" w:hAnsi="Calibri"/><w:sz w:val="20"/></w:rPr><w:t xml:space="preserve">Task 6: Identify Adaptation</w:t></w:r></w:p></w:tc><w:tc><w:tcPr><w:tcW w:w="2000" w:type="dxa"/></w:tcPr><w:p><w:r><w:rPr><w:rFonts w:ascii="Calibri" w:hAnsi="Calibri"/><w:sz w:val="20"/></w:rPr><w:t xml:space="preserve"></w:t></w:r></w:p></w:tc><w:tc><w:tcPr><w:tcW w:w="2000" w:type="dxa"/></w:tcPr><w:p><w:r><w:rPr><w:rFonts w:ascii="Calibri" w:hAnsi="Calibri"/><w:sz w:val="20"/></w:rPr><w:t xml:space="preserve"></w:t></w:r></w:p></w:tc><w:tc><w:tcPr><w:tcW w:w="2000" w:type="dxa"/></w:tcPr><w:p><w:r><w:rPr><w:rFonts w:ascii="Calibri" w:hAnsi="Calibri"/><w:sz w:val="20"/></w:rPr><w:t xml:space="preserve"></w:t></w:r></w:p></w:tc></w:tr><w:tr><w:tc><w:tcPr><w:tcW w:w="2000" w:type="dxa"/></w:tcPr><w:p><w:r><w:rPr><w:rFonts w:ascii="Calibri" w:hAnsi="Calibri"/><w:sz w:val="20"/></w:rPr><w:t xml:space="preserve">`[P01]`</w:t></w:r></w:p></w:tc><w:tc><w:tcPr><w:tcW w:w="2000" w:type="dxa"/></w:tcPr><w:p><w:r><w:rPr><w:rFonts w:ascii="Calibri" w:hAnsi="Calibri"/><w:sz w:val="20"/></w:rPr><w:t xml:space="preserve">Task 7: Restart Prototype</w:t></w:r></w:p></w:tc><w:tc><w:tcPr><w:tcW w:w="2000" w:type="dxa"/></w:tcPr><w:p><w:r><w:rPr><w:rFonts w:ascii="Calibri" w:hAnsi="Calibri"/><w:sz w:val="20"/></w:rPr><w:t xml:space="preserve"></w:t></w:r></w:p></w:tc><w:tc><w:tcPr><w:tcW w:w="2000" w:type="dxa"/></w:tcPr><w:p><w:r><w:rPr><w:rFonts w:ascii="Calibri" w:hAnsi="Calibri"/><w:sz w:val="20"/></w:rPr><w:t xml:space="preserve"></w:t></w:r></w:p></w:tc><w:tc><w:tcPr><w:tcW w:w="2000" w:type="dxa"/></w:tcPr><w:p><w:r><w:rPr><w:rFonts w:ascii="Calibri" w:hAnsi="Calibri"/><w:sz w:val="20"/></w:rPr><w:t xml:space="preserve"></w:t></w:r></w:p></w:tc></w:tr><w:tr><w:tc><w:tcPr><w:tcW w:w="2000" w:type="dxa"/></w:tcPr><w:p><w:r><w:rPr><w:rFonts w:ascii="Calibri" w:hAnsi="Calibri"/><w:sz w:val="20"/></w:rPr><w:t xml:space="preserve">`[P02]`</w:t></w:r></w:p></w:tc><w:tc><w:tcPr><w:tcW w:w="2000" w:type="dxa"/></w:tcPr><w:p><w:r><w:rPr><w:rFonts w:ascii="Calibri" w:hAnsi="Calibri"/><w:sz w:val="20"/></w:rPr><w:t xml:space="preserve">Task 1: Complete Diagnostic</w:t></w:r></w:p></w:tc><w:tc><w:tcPr><w:tcW w:w="2000" w:type="dxa"/></w:tcPr><w:p><w:r><w:rPr><w:rFonts w:ascii="Calibri" w:hAnsi="Calibri"/><w:sz w:val="20"/></w:rPr><w:t xml:space="preserve"></w:t></w:r></w:p></w:tc><w:tc><w:tcPr><w:tcW w:w="2000" w:type="dxa"/></w:tcPr><w:p><w:r><w:rPr><w:rFonts w:ascii="Calibri" w:hAnsi="Calibri"/><w:sz w:val="20"/></w:rPr><w:t xml:space="preserve"></w:t></w:r></w:p></w:tc><w:tc><w:tcPr><w:tcW w:w="2000" w:type="dxa"/></w:tcPr><w:p><w:r><w:rPr><w:rFonts w:ascii="Calibri" w:hAnsi="Calibri"/><w:sz w:val="20"/></w:rPr><w:t xml:space="preserve"></w:t></w:r></w:p></w:tc></w:tr><w:tr><w:tc><w:tcPr><w:tcW w:w="2000" w:type="dxa"/></w:tcPr><w:p><w:r><w:rPr><w:rFonts w:ascii="Calibri" w:hAnsi="Calibri"/><w:sz w:val="20"/></w:rPr><w:t xml:space="preserve">`[P02]`</w:t></w:r></w:p></w:tc><w:tc><w:tcPr><w:tcW w:w="2000" w:type="dxa"/></w:tcPr><w:p><w:r><w:rPr><w:rFonts w:ascii="Calibri" w:hAnsi="Calibri"/><w:sz w:val="20"/></w:rPr><w:t xml:space="preserve">Task 2: Identify Top Module</w:t></w:r></w:p></w:tc><w:tc><w:tcPr><w:tcW w:w="2000" w:type="dxa"/></w:tcPr><w:p><w:r><w:rPr><w:rFonts w:ascii="Calibri" w:hAnsi="Calibri"/><w:sz w:val="20"/></w:rPr><w:t xml:space="preserve"></w:t></w:r></w:p></w:tc><w:tc><w:tcPr><w:tcW w:w="2000" w:type="dxa"/></w:tcPr><w:p><w:r><w:rPr><w:rFonts w:ascii="Calibri" w:hAnsi="Calibri"/><w:sz w:val="20"/></w:rPr><w:t xml:space="preserve"></w:t></w:r></w:p></w:tc><w:tc><w:tcPr><w:tcW w:w="2000" w:type="dxa"/></w:tcPr><w:p><w:r><w:rPr><w:rFonts w:ascii="Calibri" w:hAnsi="Calibri"/><w:sz w:val="20"/></w:rPr><w:t xml:space="preserve"></w:t></w:r></w:p></w:tc></w:tr><w:tr><w:tc><w:tcPr><w:tcW w:w="2000" w:type="dxa"/></w:tcPr><w:p><w:r><w:rPr><w:rFonts w:ascii="Calibri" w:hAnsi="Calibri"/><w:sz w:val="20"/></w:rPr><w:t xml:space="preserve">`[P02]`</w:t></w:r></w:p></w:tc><w:tc><w:tcPr><w:tcW w:w="2000" w:type="dxa"/></w:tcPr><w:p><w:r><w:rPr><w:rFonts w:ascii="Calibri" w:hAnsi="Calibri"/><w:sz w:val="20"/></w:rPr><w:t xml:space="preserve">Task 3: Explain Reason</w:t></w:r></w:p></w:tc><w:tc><w:tcPr><w:tcW w:w="2000" w:type="dxa"/></w:tcPr><w:p><w:r><w:rPr><w:rFonts w:ascii="Calibri" w:hAnsi="Calibri"/><w:sz w:val="20"/></w:rPr><w:t xml:space="preserve"></w:t></w:r></w:p></w:tc><w:tc><w:tcPr><w:tcW w:w="2000" w:type="dxa"/></w:tcPr><w:p><w:r><w:rPr><w:rFonts w:ascii="Calibri" w:hAnsi="Calibri"/><w:sz w:val="20"/></w:rPr><w:t xml:space="preserve"></w:t></w:r></w:p></w:tc><w:tc><w:tcPr><w:tcW w:w="2000" w:type="dxa"/></w:tcPr><w:p><w:r><w:rPr><w:rFonts w:ascii="Calibri" w:hAnsi="Calibri"/><w:sz w:val="20"/></w:rPr><w:t xml:space="preserve"></w:t></w:r></w:p></w:tc></w:tr><w:tr><w:tc><w:tcPr><w:tcW w:w="2000" w:type="dxa"/></w:tcPr><w:p><w:r><w:rPr><w:rFonts w:ascii="Calibri" w:hAnsi="Calibri"/><w:sz w:val="20"/></w:rPr><w:t xml:space="preserve">`[P02]`</w:t></w:r></w:p></w:tc><w:tc><w:tcPr><w:tcW w:w="2000" w:type="dxa"/></w:tcPr><w:p><w:r><w:rPr><w:rFonts w:ascii="Calibri" w:hAnsi="Calibri"/><w:sz w:val="20"/></w:rPr><w:t xml:space="preserve">Task 4: Practice Scenario</w:t></w:r></w:p></w:tc><w:tc><w:tcPr><w:tcW w:w="2000" w:type="dxa"/></w:tcPr><w:p><w:r><w:rPr><w:rFonts w:ascii="Calibri" w:hAnsi="Calibri"/><w:sz w:val="20"/></w:rPr><w:t xml:space="preserve"></w:t></w:r></w:p></w:tc><w:tc><w:tcPr><w:tcW w:w="2000" w:type="dxa"/></w:tcPr><w:p><w:r><w:rPr><w:rFonts w:ascii="Calibri" w:hAnsi="Calibri"/><w:sz w:val="20"/></w:rPr><w:t xml:space="preserve"></w:t></w:r></w:p></w:tc><w:tc><w:tcPr><w:tcW w:w="2000" w:type="dxa"/></w:tcPr><w:p><w:r><w:rPr><w:rFonts w:ascii="Calibri" w:hAnsi="Calibri"/><w:sz w:val="20"/></w:rPr><w:t xml:space="preserve"></w:t></w:r></w:p></w:tc></w:tr><w:tr><w:tc><w:tcPr><w:tcW w:w="2000" w:type="dxa"/></w:tcPr><w:p><w:r><w:rPr><w:rFonts w:ascii="Calibri" w:hAnsi="Calibri"/><w:sz w:val="20"/></w:rPr><w:t xml:space="preserve">`[P02]`</w:t></w:r></w:p></w:tc><w:tc><w:tcPr><w:tcW w:w="2000" w:type="dxa"/></w:tcPr><w:p><w:r><w:rPr><w:rFonts w:ascii="Calibri" w:hAnsi="Calibri"/><w:sz w:val="20"/></w:rPr><w:t xml:space="preserve">Task 5: Follow-Up Reassessment</w:t></w:r></w:p></w:tc><w:tc><w:tcPr><w:tcW w:w="2000" w:type="dxa"/></w:tcPr><w:p><w:r><w:rPr><w:rFonts w:ascii="Calibri" w:hAnsi="Calibri"/><w:sz w:val="20"/></w:rPr><w:t xml:space="preserve"></w:t></w:r></w:p></w:tc><w:tc><w:tcPr><w:tcW w:w="2000" w:type="dxa"/></w:tcPr><w:p><w:r><w:rPr><w:rFonts w:ascii="Calibri" w:hAnsi="Calibri"/><w:sz w:val="20"/></w:rPr><w:t xml:space="preserve"></w:t></w:r></w:p></w:tc><w:tc><w:tcPr><w:tcW w:w="2000" w:type="dxa"/></w:tcPr><w:p><w:r><w:rPr><w:rFonts w:ascii="Calibri" w:hAnsi="Calibri"/><w:sz w:val="20"/></w:rPr><w:t xml:space="preserve"></w:t></w:r></w:p></w:tc></w:tr><w:tr><w:tc><w:tcPr><w:tcW w:w="2000" w:type="dxa"/></w:tcPr><w:p><w:r><w:rPr><w:rFonts w:ascii="Calibri" w:hAnsi="Calibri"/><w:sz w:val="20"/></w:rPr><w:t xml:space="preserve">`[P02]`</w:t></w:r></w:p></w:tc><w:tc><w:tcPr><w:tcW w:w="2000" w:type="dxa"/></w:tcPr><w:p><w:r><w:rPr><w:rFonts w:ascii="Calibri" w:hAnsi="Calibri"/><w:sz w:val="20"/></w:rPr><w:t xml:space="preserve">Task 6: Identify Adaptation</w:t></w:r></w:p></w:tc><w:tc><w:tcPr><w:tcW w:w="2000" w:type="dxa"/></w:tcPr><w:p><w:r><w:rPr><w:rFonts w:ascii="Calibri" w:hAnsi="Calibri"/><w:sz w:val="20"/></w:rPr><w:t xml:space="preserve"></w:t></w:r></w:p></w:tc><w:tc><w:tcPr><w:tcW w:w="2000" w:type="dxa"/></w:tcPr><w:p><w:r><w:rPr><w:rFonts w:ascii="Calibri" w:hAnsi="Calibri"/><w:sz w:val="20"/></w:rPr><w:t xml:space="preserve"></w:t></w:r></w:p></w:tc><w:tc><w:tcPr><w:tcW w:w="2000" w:type="dxa"/></w:tcPr><w:p><w:r><w:rPr><w:rFonts w:ascii="Calibri" w:hAnsi="Calibri"/><w:sz w:val="20"/></w:rPr><w:t xml:space="preserve"></w:t></w:r></w:p></w:tc></w:tr><w:tr><w:tc><w:tcPr><w:tcW w:w="2000" w:type="dxa"/></w:tcPr><w:p><w:r><w:rPr><w:rFonts w:ascii="Calibri" w:hAnsi="Calibri"/><w:sz w:val="20"/></w:rPr><w:t xml:space="preserve">`[P02]`</w:t></w:r></w:p></w:tc><w:tc><w:tcPr><w:tcW w:w="2000" w:type="dxa"/></w:tcPr><w:p><w:r><w:rPr><w:rFonts w:ascii="Calibri" w:hAnsi="Calibri"/><w:sz w:val="20"/></w:rPr><w:t xml:space="preserve">Task 7: Restart Prototype</w:t></w:r></w:p></w:tc><w:tc><w:tcPr><w:tcW w:w="2000" w:type="dxa"/></w:tcPr><w:p><w:r><w:rPr><w:rFonts w:ascii="Calibri" w:hAnsi="Calibri"/><w:sz w:val="20"/></w:rPr><w:t xml:space="preserve"></w:t></w:r></w:p></w:tc><w:tc><w:tcPr><w:tcW w:w="2000" w:type="dxa"/></w:tcPr><w:p><w:r><w:rPr><w:rFonts w:ascii="Calibri" w:hAnsi="Calibri"/><w:sz w:val="20"/></w:rPr><w:t xml:space="preserve"></w:t></w:r></w:p></w:tc><w:tc><w:tcPr><w:tcW w:w="2000" w:type="dxa"/></w:tcPr><w:p><w:r><w:rPr><w:rFonts w:ascii="Calibri" w:hAnsi="Calibri"/><w:sz w:val="20"/></w:rPr><w:t xml:space="preserve"></w:t></w:r></w:p></w:tc></w:tr><w:tr><w:tc><w:tcPr><w:tcW w:w="2000" w:type="dxa"/></w:tcPr><w:p><w:r><w:rPr><w:rFonts w:ascii="Calibri" w:hAnsi="Calibri"/><w:sz w:val="20"/></w:rPr><w:t xml:space="preserve">`[P03]`</w:t></w:r></w:p></w:tc><w:tc><w:tcPr><w:tcW w:w="2000" w:type="dxa"/></w:tcPr><w:p><w:r><w:rPr><w:rFonts w:ascii="Calibri" w:hAnsi="Calibri"/><w:sz w:val="20"/></w:rPr><w:t xml:space="preserve">Task 1: Complete Diagnostic</w:t></w:r></w:p></w:tc><w:tc><w:tcPr><w:tcW w:w="2000" w:type="dxa"/></w:tcPr><w:p><w:r><w:rPr><w:rFonts w:ascii="Calibri" w:hAnsi="Calibri"/><w:sz w:val="20"/></w:rPr><w:t xml:space="preserve"></w:t></w:r></w:p></w:tc><w:tc><w:tcPr><w:tcW w:w="2000" w:type="dxa"/></w:tcPr><w:p><w:r><w:rPr><w:rFonts w:ascii="Calibri" w:hAnsi="Calibri"/><w:sz w:val="20"/></w:rPr><w:t xml:space="preserve"></w:t></w:r></w:p></w:tc><w:tc><w:tcPr><w:tcW w:w="2000" w:type="dxa"/></w:tcPr><w:p><w:r><w:rPr><w:rFonts w:ascii="Calibri" w:hAnsi="Calibri"/><w:sz w:val="20"/></w:rPr><w:t xml:space="preserve"></w:t></w:r></w:p></w:tc></w:tr><w:tr><w:tc><w:tcPr><w:tcW w:w="2000" w:type="dxa"/></w:tcPr><w:p><w:r><w:rPr><w:rFonts w:ascii="Calibri" w:hAnsi="Calibri"/><w:sz w:val="20"/></w:rPr><w:t xml:space="preserve">`[P03]`</w:t></w:r></w:p></w:tc><w:tc><w:tcPr><w:tcW w:w="2000" w:type="dxa"/></w:tcPr><w:p><w:r><w:rPr><w:rFonts w:ascii="Calibri" w:hAnsi="Calibri"/><w:sz w:val="20"/></w:rPr><w:t xml:space="preserve">Task 2: Identify Top Module</w:t></w:r></w:p></w:tc><w:tc><w:tcPr><w:tcW w:w="2000" w:type="dxa"/></w:tcPr><w:p><w:r><w:rPr><w:rFonts w:ascii="Calibri" w:hAnsi="Calibri"/><w:sz w:val="20"/></w:rPr><w:t xml:space="preserve"></w:t></w:r></w:p></w:tc><w:tc><w:tcPr><w:tcW w:w="2000" w:type="dxa"/></w:tcPr><w:p><w:r><w:rPr><w:rFonts w:ascii="Calibri" w:hAnsi="Calibri"/><w:sz w:val="20"/></w:rPr><w:t xml:space="preserve"></w:t></w:r></w:p></w:tc><w:tc><w:tcPr><w:tcW w:w="2000" w:type="dxa"/></w:tcPr><w:p><w:r><w:rPr><w:rFonts w:ascii="Calibri" w:hAnsi="Calibri"/><w:sz w:val="20"/></w:rPr><w:t xml:space="preserve"></w:t></w:r></w:p></w:tc></w:tr><w:tr><w:tc><w:tcPr><w:tcW w:w="2000" w:type="dxa"/></w:tcPr><w:p><w:r><w:rPr><w:rFonts w:ascii="Calibri" w:hAnsi="Calibri"/><w:sz w:val="20"/></w:rPr><w:t xml:space="preserve">`[P03]`</w:t></w:r></w:p></w:tc><w:tc><w:tcPr><w:tcW w:w="2000" w:type="dxa"/></w:tcPr><w:p><w:r><w:rPr><w:rFonts w:ascii="Calibri" w:hAnsi="Calibri"/><w:sz w:val="20"/></w:rPr><w:t xml:space="preserve">Task 3: Explain Reason</w:t></w:r></w:p></w:tc><w:tc><w:tcPr><w:tcW w:w="2000" w:type="dxa"/></w:tcPr><w:p><w:r><w:rPr><w:rFonts w:ascii="Calibri" w:hAnsi="Calibri"/><w:sz w:val="20"/></w:rPr><w:t xml:space="preserve"></w:t></w:r></w:p></w:tc><w:tc><w:tcPr><w:tcW w:w="2000" w:type="dxa"/></w:tcPr><w:p><w:r><w:rPr><w:rFonts w:ascii="Calibri" w:hAnsi="Calibri"/><w:sz w:val="20"/></w:rPr><w:t xml:space="preserve"></w:t></w:r></w:p></w:tc><w:tc><w:tcPr><w:tcW w:w="2000" w:type="dxa"/></w:tcPr><w:p><w:r><w:rPr><w:rFonts w:ascii="Calibri" w:hAnsi="Calibri"/><w:sz w:val="20"/></w:rPr><w:t xml:space="preserve"></w:t></w:r></w:p></w:tc></w:tr><w:tr><w:tc><w:tcPr><w:tcW w:w="2000" w:type="dxa"/></w:tcPr><w:p><w:r><w:rPr><w:rFonts w:ascii="Calibri" w:hAnsi="Calibri"/><w:sz w:val="20"/></w:rPr><w:t xml:space="preserve">`[P03]`</w:t></w:r></w:p></w:tc><w:tc><w:tcPr><w:tcW w:w="2000" w:type="dxa"/></w:tcPr><w:p><w:r><w:rPr><w:rFonts w:ascii="Calibri" w:hAnsi="Calibri"/><w:sz w:val="20"/></w:rPr><w:t xml:space="preserve">Task 4: Practice Scenario</w:t></w:r></w:p></w:tc><w:tc><w:tcPr><w:tcW w:w="2000" w:type="dxa"/></w:tcPr><w:p><w:r><w:rPr><w:rFonts w:ascii="Calibri" w:hAnsi="Calibri"/><w:sz w:val="20"/></w:rPr><w:t xml:space="preserve"></w:t></w:r></w:p></w:tc><w:tc><w:tcPr><w:tcW w:w="2000" w:type="dxa"/></w:tcPr><w:p><w:r><w:rPr><w:rFonts w:ascii="Calibri" w:hAnsi="Calibri"/><w:sz w:val="20"/></w:rPr><w:t xml:space="preserve"></w:t></w:r></w:p></w:tc><w:tc><w:tcPr><w:tcW w:w="2000" w:type="dxa"/></w:tcPr><w:p><w:r><w:rPr><w:rFonts w:ascii="Calibri" w:hAnsi="Calibri"/><w:sz w:val="20"/></w:rPr><w:t xml:space="preserve"></w:t></w:r></w:p></w:tc></w:tr><w:tr><w:tc><w:tcPr><w:tcW w:w="2000" w:type="dxa"/></w:tcPr><w:p><w:r><w:rPr><w:rFonts w:ascii="Calibri" w:hAnsi="Calibri"/><w:sz w:val="20"/></w:rPr><w:t xml:space="preserve">`[P03]`</w:t></w:r></w:p></w:tc><w:tc><w:tcPr><w:tcW w:w="2000" w:type="dxa"/></w:tcPr><w:p><w:r><w:rPr><w:rFonts w:ascii="Calibri" w:hAnsi="Calibri"/><w:sz w:val="20"/></w:rPr><w:t xml:space="preserve">Task 5: Follow-Up Reassessment</w:t></w:r></w:p></w:tc><w:tc><w:tcPr><w:tcW w:w="2000" w:type="dxa"/></w:tcPr><w:p><w:r><w:rPr><w:rFonts w:ascii="Calibri" w:hAnsi="Calibri"/><w:sz w:val="20"/></w:rPr><w:t xml:space="preserve"></w:t></w:r></w:p></w:tc><w:tc><w:tcPr><w:tcW w:w="2000" w:type="dxa"/></w:tcPr><w:p><w:r><w:rPr><w:rFonts w:ascii="Calibri" w:hAnsi="Calibri"/><w:sz w:val="20"/></w:rPr><w:t xml:space="preserve"></w:t></w:r></w:p></w:tc><w:tc><w:tcPr><w:tcW w:w="2000" w:type="dxa"/></w:tcPr><w:p><w:r><w:rPr><w:rFonts w:ascii="Calibri" w:hAnsi="Calibri"/><w:sz w:val="20"/></w:rPr><w:t xml:space="preserve"></w:t></w:r></w:p></w:tc></w:tr><w:tr><w:tc><w:tcPr><w:tcW w:w="2000" w:type="dxa"/></w:tcPr><w:p><w:r><w:rPr><w:rFonts w:ascii="Calibri" w:hAnsi="Calibri"/><w:sz w:val="20"/></w:rPr><w:t xml:space="preserve">`[P03]`</w:t></w:r></w:p></w:tc><w:tc><w:tcPr><w:tcW w:w="2000" w:type="dxa"/></w:tcPr><w:p><w:r><w:rPr><w:rFonts w:ascii="Calibri" w:hAnsi="Calibri"/><w:sz w:val="20"/></w:rPr><w:t xml:space="preserve">Task 6: Identify Adaptation</w:t></w:r></w:p></w:tc><w:tc><w:tcPr><w:tcW w:w="2000" w:type="dxa"/></w:tcPr><w:p><w:r><w:rPr><w:rFonts w:ascii="Calibri" w:hAnsi="Calibri"/><w:sz w:val="20"/></w:rPr><w:t xml:space="preserve"></w:t></w:r></w:p></w:tc><w:tc><w:tcPr><w:tcW w:w="2000" w:type="dxa"/></w:tcPr><w:p><w:r><w:rPr><w:rFonts w:ascii="Calibri" w:hAnsi="Calibri"/><w:sz w:val="20"/></w:rPr><w:t xml:space="preserve"></w:t></w:r></w:p></w:tc><w:tc><w:tcPr><w:tcW w:w="2000" w:type="dxa"/></w:tcPr><w:p><w:r><w:rPr><w:rFonts w:ascii="Calibri" w:hAnsi="Calibri"/><w:sz w:val="20"/></w:rPr><w:t xml:space="preserve"></w:t></w:r></w:p></w:tc></w:tr><w:tr><w:tc><w:tcPr><w:tcW w:w="2000" w:type="dxa"/></w:tcPr><w:p><w:r><w:rPr><w:rFonts w:ascii="Calibri" w:hAnsi="Calibri"/><w:sz w:val="20"/></w:rPr><w:t xml:space="preserve">`[P03]`</w:t></w:r></w:p></w:tc><w:tc><w:tcPr><w:tcW w:w="2000" w:type="dxa"/></w:tcPr><w:p><w:r><w:rPr><w:rFonts w:ascii="Calibri" w:hAnsi="Calibri"/><w:sz w:val="20"/></w:rPr><w:t xml:space="preserve">Task 7: Restart Prototype</w:t></w:r></w:p></w:tc><w:tc><w:tcPr><w:tcW w:w="2000" w:type="dxa"/></w:tcPr><w:p><w:r><w:rPr><w:rFonts w:ascii="Calibri" w:hAnsi="Calibri"/><w:sz w:val="20"/></w:rPr><w:t xml:space="preserve"></w:t></w:r></w:p></w:tc><w:tc><w:tcPr><w:tcW w:w="2000" w:type="dxa"/></w:tcPr><w:p><w:r><w:rPr><w:rFonts w:ascii="Calibri" w:hAnsi="Calibri"/><w:sz w:val="20"/></w:rPr><w:t xml:space="preserve"></w:t></w:r></w:p></w:tc><w:tc><w:tcPr><w:tcW w:w="2000" w:type="dxa"/></w:tcPr><w:p><w:r><w:rPr><w:rFonts w:ascii="Calibri" w:hAnsi="Calibri"/><w:sz w:val="20"/></w:rPr><w:t xml:space="preserve"></w:t></w:r></w:p></w:tc></w:tr><w:tr><w:tc><w:tcPr><w:tcW w:w="2000" w:type="dxa"/></w:tcPr><w:p><w:r><w:rPr><w:rFonts w:ascii="Calibri" w:hAnsi="Calibri"/><w:sz w:val="20"/></w:rPr><w:t xml:space="preserve">`[P04]`</w:t></w:r></w:p></w:tc><w:tc><w:tcPr><w:tcW w:w="2000" w:type="dxa"/></w:tcPr><w:p><w:r><w:rPr><w:rFonts w:ascii="Calibri" w:hAnsi="Calibri"/><w:sz w:val="20"/></w:rPr><w:t xml:space="preserve">Task 1: Complete Diagnostic</w:t></w:r></w:p></w:tc><w:tc><w:tcPr><w:tcW w:w="2000" w:type="dxa"/></w:tcPr><w:p><w:r><w:rPr><w:rFonts w:ascii="Calibri" w:hAnsi="Calibri"/><w:sz w:val="20"/></w:rPr><w:t xml:space="preserve"></w:t></w:r></w:p></w:tc><w:tc><w:tcPr><w:tcW w:w="2000" w:type="dxa"/></w:tcPr><w:p><w:r><w:rPr><w:rFonts w:ascii="Calibri" w:hAnsi="Calibri"/><w:sz w:val="20"/></w:rPr><w:t xml:space="preserve"></w:t></w:r></w:p></w:tc><w:tc><w:tcPr><w:tcW w:w="2000" w:type="dxa"/></w:tcPr><w:p><w:r><w:rPr><w:rFonts w:ascii="Calibri" w:hAnsi="Calibri"/><w:sz w:val="20"/></w:rPr><w:t xml:space="preserve"></w:t></w:r></w:p></w:tc></w:tr><w:tr><w:tc><w:tcPr><w:tcW w:w="2000" w:type="dxa"/></w:tcPr><w:p><w:r><w:rPr><w:rFonts w:ascii="Calibri" w:hAnsi="Calibri"/><w:sz w:val="20"/></w:rPr><w:t xml:space="preserve">`[P04]`</w:t></w:r></w:p></w:tc><w:tc><w:tcPr><w:tcW w:w="2000" w:type="dxa"/></w:tcPr><w:p><w:r><w:rPr><w:rFonts w:ascii="Calibri" w:hAnsi="Calibri"/><w:sz w:val="20"/></w:rPr><w:t xml:space="preserve">Task 2: Identify Top Module</w:t></w:r></w:p></w:tc><w:tc><w:tcPr><w:tcW w:w="2000" w:type="dxa"/></w:tcPr><w:p><w:r><w:rPr><w:rFonts w:ascii="Calibri" w:hAnsi="Calibri"/><w:sz w:val="20"/></w:rPr><w:t xml:space="preserve"></w:t></w:r></w:p></w:tc><w:tc><w:tcPr><w:tcW w:w="2000" w:type="dxa"/></w:tcPr><w:p><w:r><w:rPr><w:rFonts w:ascii="Calibri" w:hAnsi="Calibri"/><w:sz w:val="20"/></w:rPr><w:t xml:space="preserve"></w:t></w:r></w:p></w:tc><w:tc><w:tcPr><w:tcW w:w="2000" w:type="dxa"/></w:tcPr><w:p><w:r><w:rPr><w:rFonts w:ascii="Calibri" w:hAnsi="Calibri"/><w:sz w:val="20"/></w:rPr><w:t xml:space="preserve"></w:t></w:r></w:p></w:tc></w:tr><w:tr><w:tc><w:tcPr><w:tcW w:w="2000" w:type="dxa"/></w:tcPr><w:p><w:r><w:rPr><w:rFonts w:ascii="Calibri" w:hAnsi="Calibri"/><w:sz w:val="20"/></w:rPr><w:t xml:space="preserve">`[P04]`</w:t></w:r></w:p></w:tc><w:tc><w:tcPr><w:tcW w:w="2000" w:type="dxa"/></w:tcPr><w:p><w:r><w:rPr><w:rFonts w:ascii="Calibri" w:hAnsi="Calibri"/><w:sz w:val="20"/></w:rPr><w:t xml:space="preserve">Task 3: Explain Reason</w:t></w:r></w:p></w:tc><w:tc><w:tcPr><w:tcW w:w="2000" w:type="dxa"/></w:tcPr><w:p><w:r><w:rPr><w:rFonts w:ascii="Calibri" w:hAnsi="Calibri"/><w:sz w:val="20"/></w:rPr><w:t xml:space="preserve"></w:t></w:r></w:p></w:tc><w:tc><w:tcPr><w:tcW w:w="2000" w:type="dxa"/></w:tcPr><w:p><w:r><w:rPr><w:rFonts w:ascii="Calibri" w:hAnsi="Calibri"/><w:sz w:val="20"/></w:rPr><w:t xml:space="preserve"></w:t></w:r></w:p></w:tc><w:tc><w:tcPr><w:tcW w:w="2000" w:type="dxa"/></w:tcPr><w:p><w:r><w:rPr><w:rFonts w:ascii="Calibri" w:hAnsi="Calibri"/><w:sz w:val="20"/></w:rPr><w:t xml:space="preserve"></w:t></w:r></w:p></w:tc></w:tr><w:tr><w:tc><w:tcPr><w:tcW w:w="2000" w:type="dxa"/></w:tcPr><w:p><w:r><w:rPr><w:rFonts w:ascii="Calibri" w:hAnsi="Calibri"/><w:sz w:val="20"/></w:rPr><w:t xml:space="preserve">`[P04]`</w:t></w:r></w:p></w:tc><w:tc><w:tcPr><w:tcW w:w="2000" w:type="dxa"/></w:tcPr><w:p><w:r><w:rPr><w:rFonts w:ascii="Calibri" w:hAnsi="Calibri"/><w:sz w:val="20"/></w:rPr><w:t xml:space="preserve">Task 4: Practice Scenario</w:t></w:r></w:p></w:tc><w:tc><w:tcPr><w:tcW w:w="2000" w:type="dxa"/></w:tcPr><w:p><w:r><w:rPr><w:rFonts w:ascii="Calibri" w:hAnsi="Calibri"/><w:sz w:val="20"/></w:rPr><w:t xml:space="preserve"></w:t></w:r></w:p></w:tc><w:tc><w:tcPr><w:tcW w:w="2000" w:type="dxa"/></w:tcPr><w:p><w:r><w:rPr><w:rFonts w:ascii="Calibri" w:hAnsi="Calibri"/><w:sz w:val="20"/></w:rPr><w:t xml:space="preserve"></w:t></w:r></w:p></w:tc><w:tc><w:tcPr><w:tcW w:w="2000" w:type="dxa"/></w:tcPr><w:p><w:r><w:rPr><w:rFonts w:ascii="Calibri" w:hAnsi="Calibri"/><w:sz w:val="20"/></w:rPr><w:t xml:space="preserve"></w:t></w:r></w:p></w:tc></w:tr><w:tr><w:tc><w:tcPr><w:tcW w:w="2000" w:type="dxa"/></w:tcPr><w:p><w:r><w:rPr><w:rFonts w:ascii="Calibri" w:hAnsi="Calibri"/><w:sz w:val="20"/></w:rPr><w:t xml:space="preserve">`[P04]`</w:t></w:r></w:p></w:tc><w:tc><w:tcPr><w:tcW w:w="2000" w:type="dxa"/></w:tcPr><w:p><w:r><w:rPr><w:rFonts w:ascii="Calibri" w:hAnsi="Calibri"/><w:sz w:val="20"/></w:rPr><w:t xml:space="preserve">Task 5: Follow-Up Reassessment</w:t></w:r></w:p></w:tc><w:tc><w:tcPr><w:tcW w:w="2000" w:type="dxa"/></w:tcPr><w:p><w:r><w:rPr><w:rFonts w:ascii="Calibri" w:hAnsi="Calibri"/><w:sz w:val="20"/></w:rPr><w:t xml:space="preserve"></w:t></w:r></w:p></w:tc><w:tc><w:tcPr><w:tcW w:w="2000" w:type="dxa"/></w:tcPr><w:p><w:r><w:rPr><w:rFonts w:ascii="Calibri" w:hAnsi="Calibri"/><w:sz w:val="20"/></w:rPr><w:t xml:space="preserve"></w:t></w:r></w:p></w:tc><w:tc><w:tcPr><w:tcW w:w="2000" w:type="dxa"/></w:tcPr><w:p><w:r><w:rPr><w:rFonts w:ascii="Calibri" w:hAnsi="Calibri"/><w:sz w:val="20"/></w:rPr><w:t xml:space="preserve"></w:t></w:r></w:p></w:tc></w:tr><w:tr><w:tc><w:tcPr><w:tcW w:w="2000" w:type="dxa"/></w:tcPr><w:p><w:r><w:rPr><w:rFonts w:ascii="Calibri" w:hAnsi="Calibri"/><w:sz w:val="20"/></w:rPr><w:t xml:space="preserve">`[P04]`</w:t></w:r></w:p></w:tc><w:tc><w:tcPr><w:tcW w:w="2000" w:type="dxa"/></w:tcPr><w:p><w:r><w:rPr><w:rFonts w:ascii="Calibri" w:hAnsi="Calibri"/><w:sz w:val="20"/></w:rPr><w:t xml:space="preserve">Task 6: Identify Adaptation</w:t></w:r></w:p></w:tc><w:tc><w:tcPr><w:tcW w:w="2000" w:type="dxa"/></w:tcPr><w:p><w:r><w:rPr><w:rFonts w:ascii="Calibri" w:hAnsi="Calibri"/><w:sz w:val="20"/></w:rPr><w:t xml:space="preserve"></w:t></w:r></w:p></w:tc><w:tc><w:tcPr><w:tcW w:w="2000" w:type="dxa"/></w:tcPr><w:p><w:r><w:rPr><w:rFonts w:ascii="Calibri" w:hAnsi="Calibri"/><w:sz w:val="20"/></w:rPr><w:t xml:space="preserve"></w:t></w:r></w:p></w:tc><w:tc><w:tcPr><w:tcW w:w="2000" w:type="dxa"/></w:tcPr><w:p><w:r><w:rPr><w:rFonts w:ascii="Calibri" w:hAnsi="Calibri"/><w:sz w:val="20"/></w:rPr><w:t xml:space="preserve"></w:t></w:r></w:p></w:tc></w:tr><w:tr><w:tc><w:tcPr><w:tcW w:w="2000" w:type="dxa"/></w:tcPr><w:p><w:r><w:rPr><w:rFonts w:ascii="Calibri" w:hAnsi="Calibri"/><w:sz w:val="20"/></w:rPr><w:t xml:space="preserve">`[P04]`</w:t></w:r></w:p></w:tc><w:tc><w:tcPr><w:tcW w:w="2000" w:type="dxa"/></w:tcPr><w:p><w:r><w:rPr><w:rFonts w:ascii="Calibri" w:hAnsi="Calibri"/><w:sz w:val="20"/></w:rPr><w:t xml:space="preserve">Task 7: Restart Prototype</w:t></w:r></w:p></w:tc><w:tc><w:tcPr><w:tcW w:w="2000" w:type="dxa"/></w:tcPr><w:p><w:r><w:rPr><w:rFonts w:ascii="Calibri" w:hAnsi="Calibri"/><w:sz w:val="20"/></w:rPr><w:t xml:space="preserve"></w:t></w:r></w:p></w:tc><w:tc><w:tcPr><w:tcW w:w="2000" w:type="dxa"/></w:tcPr><w:p><w:r><w:rPr><w:rFonts w:ascii="Calibri" w:hAnsi="Calibri"/><w:sz w:val="20"/></w:rPr><w:t xml:space="preserve"></w:t></w:r></w:p></w:tc><w:tc><w:tcPr><w:tcW w:w="2000" w:type="dxa"/></w:tcPr><w:p><w:r><w:rPr><w:rFonts w:ascii="Calibri" w:hAnsi="Calibri"/><w:sz w:val="20"/></w:rPr><w:t xml:space="preserve"></w:t></w:r></w:p></w:tc></w:tr><w:tr><w:tc><w:tcPr><w:tcW w:w="2000" w:type="dxa"/></w:tcPr><w:p><w:r><w:rPr><w:rFonts w:ascii="Calibri" w:hAnsi="Calibri"/><w:sz w:val="20"/></w:rPr><w:t xml:space="preserve">`[P05]`</w:t></w:r></w:p></w:tc><w:tc><w:tcPr><w:tcW w:w="2000" w:type="dxa"/></w:tcPr><w:p><w:r><w:rPr><w:rFonts w:ascii="Calibri" w:hAnsi="Calibri"/><w:sz w:val="20"/></w:rPr><w:t xml:space="preserve">Task 1: Complete Diagnostic</w:t></w:r></w:p></w:tc><w:tc><w:tcPr><w:tcW w:w="2000" w:type="dxa"/></w:tcPr><w:p><w:r><w:rPr><w:rFonts w:ascii="Calibri" w:hAnsi="Calibri"/><w:sz w:val="20"/></w:rPr><w:t xml:space="preserve"></w:t></w:r></w:p></w:tc><w:tc><w:tcPr><w:tcW w:w="2000" w:type="dxa"/></w:tcPr><w:p><w:r><w:rPr><w:rFonts w:ascii="Calibri" w:hAnsi="Calibri"/><w:sz w:val="20"/></w:rPr><w:t xml:space="preserve"></w:t></w:r></w:p></w:tc><w:tc><w:tcPr><w:tcW w:w="2000" w:type="dxa"/></w:tcPr><w:p><w:r><w:rPr><w:rFonts w:ascii="Calibri" w:hAnsi="Calibri"/><w:sz w:val="20"/></w:rPr><w:t xml:space="preserve"></w:t></w:r></w:p></w:tc></w:tr><w:tr><w:tc><w:tcPr><w:tcW w:w="2000" w:type="dxa"/></w:tcPr><w:p><w:r><w:rPr><w:rFonts w:ascii="Calibri" w:hAnsi="Calibri"/><w:sz w:val="20"/></w:rPr><w:t xml:space="preserve">`[P05]`</w:t></w:r></w:p></w:tc><w:tc><w:tcPr><w:tcW w:w="2000" w:type="dxa"/></w:tcPr><w:p><w:r><w:rPr><w:rFonts w:ascii="Calibri" w:hAnsi="Calibri"/><w:sz w:val="20"/></w:rPr><w:t xml:space="preserve">Task 2: Identify Top Module</w:t></w:r></w:p></w:tc><w:tc><w:tcPr><w:tcW w:w="2000" w:type="dxa"/></w:tcPr><w:p><w:r><w:rPr><w:rFonts w:ascii="Calibri" w:hAnsi="Calibri"/><w:sz w:val="20"/></w:rPr><w:t xml:space="preserve"></w:t></w:r></w:p></w:tc><w:tc><w:tcPr><w:tcW w:w="2000" w:type="dxa"/></w:tcPr><w:p><w:r><w:rPr><w:rFonts w:ascii="Calibri" w:hAnsi="Calibri"/><w:sz w:val="20"/></w:rPr><w:t xml:space="preserve"></w:t></w:r></w:p></w:tc><w:tc><w:tcPr><w:tcW w:w="2000" w:type="dxa"/></w:tcPr><w:p><w:r><w:rPr><w:rFonts w:ascii="Calibri" w:hAnsi="Calibri"/><w:sz w:val="20"/></w:rPr><w:t xml:space="preserve"></w:t></w:r></w:p></w:tc></w:tr><w:tr><w:tc><w:tcPr><w:tcW w:w="2000" w:type="dxa"/></w:tcPr><w:p><w:r><w:rPr><w:rFonts w:ascii="Calibri" w:hAnsi="Calibri"/><w:sz w:val="20"/></w:rPr><w:t xml:space="preserve">`[P05]`</w:t></w:r></w:p></w:tc><w:tc><w:tcPr><w:tcW w:w="2000" w:type="dxa"/></w:tcPr><w:p><w:r><w:rPr><w:rFonts w:ascii="Calibri" w:hAnsi="Calibri"/><w:sz w:val="20"/></w:rPr><w:t xml:space="preserve">Task 3: Explain Reason</w:t></w:r></w:p></w:tc><w:tc><w:tcPr><w:tcW w:w="2000" w:type="dxa"/></w:tcPr><w:p><w:r><w:rPr><w:rFonts w:ascii="Calibri" w:hAnsi="Calibri"/><w:sz w:val="20"/></w:rPr><w:t xml:space="preserve"></w:t></w:r></w:p></w:tc><w:tc><w:tcPr><w:tcW w:w="2000" w:type="dxa"/></w:tcPr><w:p><w:r><w:rPr><w:rFonts w:ascii="Calibri" w:hAnsi="Calibri"/><w:sz w:val="20"/></w:rPr><w:t xml:space="preserve"></w:t></w:r></w:p></w:tc><w:tc><w:tcPr><w:tcW w:w="2000" w:type="dxa"/></w:tcPr><w:p><w:r><w:rPr><w:rFonts w:ascii="Calibri" w:hAnsi="Calibri"/><w:sz w:val="20"/></w:rPr><w:t xml:space="preserve"></w:t></w:r></w:p></w:tc></w:tr><w:tr><w:tc><w:tcPr><w:tcW w:w="2000" w:type="dxa"/></w:tcPr><w:p><w:r><w:rPr><w:rFonts w:ascii="Calibri" w:hAnsi="Calibri"/><w:sz w:val="20"/></w:rPr><w:t xml:space="preserve">`[P05]`</w:t></w:r></w:p></w:tc><w:tc><w:tcPr><w:tcW w:w="2000" w:type="dxa"/></w:tcPr><w:p><w:r><w:rPr><w:rFonts w:ascii="Calibri" w:hAnsi="Calibri"/><w:sz w:val="20"/></w:rPr><w:t xml:space="preserve">Task 4: Practice Scenario</w:t></w:r></w:p></w:tc><w:tc><w:tcPr><w:tcW w:w="2000" w:type="dxa"/></w:tcPr><w:p><w:r><w:rPr><w:rFonts w:ascii="Calibri" w:hAnsi="Calibri"/><w:sz w:val="20"/></w:rPr><w:t xml:space="preserve"></w:t></w:r></w:p></w:tc><w:tc><w:tcPr><w:tcW w:w="2000" w:type="dxa"/></w:tcPr><w:p><w:r><w:rPr><w:rFonts w:ascii="Calibri" w:hAnsi="Calibri"/><w:sz w:val="20"/></w:rPr><w:t xml:space="preserve"></w:t></w:r></w:p></w:tc><w:tc><w:tcPr><w:tcW w:w="2000" w:type="dxa"/></w:tcPr><w:p><w:r><w:rPr><w:rFonts w:ascii="Calibri" w:hAnsi="Calibri"/><w:sz w:val="20"/></w:rPr><w:t xml:space="preserve"></w:t></w:r></w:p></w:tc></w:tr><w:tr><w:tc><w:tcPr><w:tcW w:w="2000" w:type="dxa"/></w:tcPr><w:p><w:r><w:rPr><w:rFonts w:ascii="Calibri" w:hAnsi="Calibri"/><w:sz w:val="20"/></w:rPr><w:t xml:space="preserve">`[P05]`</w:t></w:r></w:p></w:tc><w:tc><w:tcPr><w:tcW w:w="2000" w:type="dxa"/></w:tcPr><w:p><w:r><w:rPr><w:rFonts w:ascii="Calibri" w:hAnsi="Calibri"/><w:sz w:val="20"/></w:rPr><w:t xml:space="preserve">Task 5: Follow-Up Reassessment</w:t></w:r></w:p></w:tc><w:tc><w:tcPr><w:tcW w:w="2000" w:type="dxa"/></w:tcPr><w:p><w:r><w:rPr><w:rFonts w:ascii="Calibri" w:hAnsi="Calibri"/><w:sz w:val="20"/></w:rPr><w:t xml:space="preserve"></w:t></w:r></w:p></w:tc><w:tc><w:tcPr><w:tcW w:w="2000" w:type="dxa"/></w:tcPr><w:p><w:r><w:rPr><w:rFonts w:ascii="Calibri" w:hAnsi="Calibri"/><w:sz w:val="20"/></w:rPr><w:t xml:space="preserve"></w:t></w:r></w:p></w:tc><w:tc><w:tcPr><w:tcW w:w="2000" w:type="dxa"/></w:tcPr><w:p><w:r><w:rPr><w:rFonts w:ascii="Calibri" w:hAnsi="Calibri"/><w:sz w:val="20"/></w:rPr><w:t xml:space="preserve"></w:t></w:r></w:p></w:tc></w:tr><w:tr><w:tc><w:tcPr><w:tcW w:w="2000" w:type="dxa"/></w:tcPr><w:p><w:r><w:rPr><w:rFonts w:ascii="Calibri" w:hAnsi="Calibri"/><w:sz w:val="20"/></w:rPr><w:t xml:space="preserve">`[P05]`</w:t></w:r></w:p></w:tc><w:tc><w:tcPr><w:tcW w:w="2000" w:type="dxa"/></w:tcPr><w:p><w:r><w:rPr><w:rFonts w:ascii="Calibri" w:hAnsi="Calibri"/><w:sz w:val="20"/></w:rPr><w:t xml:space="preserve">Task 6: Identify Adaptation</w:t></w:r></w:p></w:tc><w:tc><w:tcPr><w:tcW w:w="2000" w:type="dxa"/></w:tcPr><w:p><w:r><w:rPr><w:rFonts w:ascii="Calibri" w:hAnsi="Calibri"/><w:sz w:val="20"/></w:rPr><w:t xml:space="preserve"></w:t></w:r></w:p></w:tc><w:tc><w:tcPr><w:tcW w:w="2000" w:type="dxa"/></w:tcPr><w:p><w:r><w:rPr><w:rFonts w:ascii="Calibri" w:hAnsi="Calibri"/><w:sz w:val="20"/></w:rPr><w:t xml:space="preserve"></w:t></w:r></w:p></w:tc><w:tc><w:tcPr><w:tcW w:w="2000" w:type="dxa"/></w:tcPr><w:p><w:r><w:rPr><w:rFonts w:ascii="Calibri" w:hAnsi="Calibri"/><w:sz w:val="20"/></w:rPr><w:t xml:space="preserve"></w:t></w:r></w:p></w:tc></w:tr><w:tr><w:tc><w:tcPr><w:tcW w:w="2000" w:type="dxa"/></w:tcPr><w:p><w:r><w:rPr><w:rFonts w:ascii="Calibri" w:hAnsi="Calibri"/><w:sz w:val="20"/></w:rPr><w:t xml:space="preserve">`[P05]`</w:t></w:r></w:p></w:tc><w:tc><w:tcPr><w:tcW w:w="2000" w:type="dxa"/></w:tcPr><w:p><w:r><w:rPr><w:rFonts w:ascii="Calibri" w:hAnsi="Calibri"/><w:sz w:val="20"/></w:rPr><w:t xml:space="preserve">Task 7: Restart Prototype</w:t></w:r></w:p></w:tc><w:tc><w:tcPr><w:tcW w:w="2000" w:type="dxa"/></w:tcPr><w:p><w:r><w:rPr><w:rFonts w:ascii="Calibri" w:hAnsi="Calibri"/><w:sz w:val="20"/></w:rPr><w:t xml:space="preserve"></w:t></w:r></w:p></w:tc><w:tc><w:tcPr><w:tcW w:w="2000" w:type="dxa"/></w:tcPr><w:p><w:r><w:rPr><w:rFonts w:ascii="Calibri" w:hAnsi="Calibri"/><w:sz w:val="20"/></w:rPr><w:t xml:space="preserve"></w:t></w:r></w:p></w:tc><w:tc><w:tcPr><w:tcW w:w="2000" w:type="dxa"/></w:tcPr><w:p><w:r><w:rPr><w:rFonts w:ascii="Calibri" w:hAnsi="Calibri"/><w:sz w:val="20"/></w:rPr><w:t xml:space="preserve"></w:t></w:r></w:p></w:tc></w:tr></w:tbl><w:p><w:pPr><w:spacing w:after="140" w:line="276" w:lineRule="auto"/></w:pPr><w:r><w:rPr><w:rFonts w:ascii="Calibri" w:hAnsi="Calibri"/><w:sz w:val="22"/><w:color w:val="1D2530"/></w:rPr><w:t xml:space="preserve">---</w:t></w:r></w:p><w:p><w:pPr><w:pStyle w:val="Heading2"/><w:spacing w:before="280" w:after="120"/></w:pPr><w:r><w:rPr><w:rFonts w:ascii="Calibri" w:hAnsi="Calibri"/><w:b/><w:sz w:val="28"/><w:color w:val="1D2530"/></w:rPr><w:t>4. System Usability Scale (SUS) Administration and Scoring</w:t></w:r></w:p><w:p><w:pPr><w:pStyle w:val="Heading3"/><w:spacing w:before="200" w:after="80"/></w:pPr><w:r><w:rPr><w:rFonts w:ascii="Calibri" w:hAnsi="Calibri"/><w:b/><w:sz w:val="24"/><w:color w:val="334155"/></w:rPr><w:t>4.1 Standard 10-Item Instrument</w:t></w:r></w:p><w:p><w:pPr><w:spacing w:after="140" w:line="276" w:lineRule="auto"/></w:pPr><w:r><w:rPr><w:rFonts w:ascii="Calibri" w:hAnsi="Calibri"/><w:sz w:val="22"/><w:color w:val="1D2530"/></w:rPr><w:t xml:space="preserve">The System Usability Scale (Brooke, 1996) is administered immediately following the walkthrough. Items are scored on a 5-point Likert scale ranging from 1 (*Strongly Disagree*) to 5 (*Strongly Agree*).</w:t></w:r></w:p><w:p><w:pPr><w:pStyle w:val="ListParagraph"/><w:numPr><w:ilvl w:val="0"/><w:numId w:val="1"/></w:numPr><w:spacing w:after="80"/></w:pPr><w:r><w:rPr><w:rFonts w:ascii="Calibri" w:hAnsi="Calibri"/><w:sz w:val="22"/></w:rPr><w:t xml:space="preserve">• Item 1: I think that I would like to use this training prototype frequently.</w:t></w:r></w:p><w:p><w:pPr><w:pStyle w:val="ListParagraph"/><w:numPr><w:ilvl w:val="0"/><w:numId w:val="1"/></w:numPr><w:spacing w:after="80"/></w:pPr><w:r><w:rPr><w:rFonts w:ascii="Calibri" w:hAnsi="Calibri"/><w:sz w:val="22"/></w:rPr><w:t xml:space="preserve">• Item 2: I found the training prototype unnecessarily complex.</w:t></w:r></w:p><w:p><w:pPr><w:pStyle w:val="ListParagraph"/><w:numPr><w:ilvl w:val="0"/><w:numId w:val="1"/></w:numPr><w:spacing w:after="80"/></w:pPr><w:r><w:rPr><w:rFonts w:ascii="Calibri" w:hAnsi="Calibri"/><w:sz w:val="22"/></w:rPr><w:t xml:space="preserve">• Item 3: I thought the training prototype was easy to use.</w:t></w:r></w:p><w:p><w:pPr><w:pStyle w:val="ListParagraph"/><w:numPr><w:ilvl w:val="0"/><w:numId w:val="1"/></w:numPr><w:spacing w:after="80"/></w:pPr><w:r><w:rPr><w:rFonts w:ascii="Calibri" w:hAnsi="Calibri"/><w:sz w:val="22"/></w:rPr><w:t xml:space="preserve">• Item 4: I think that I would need the support of a technical person to be able to use this prototype.</w:t></w:r></w:p><w:p><w:pPr><w:pStyle w:val="ListParagraph"/><w:numPr><w:ilvl w:val="0"/><w:numId w:val="1"/></w:numPr><w:spacing w:after="80"/></w:pPr><w:r><w:rPr><w:rFonts w:ascii="Calibri" w:hAnsi="Calibri"/><w:sz w:val="22"/></w:rPr><w:t xml:space="preserve">• Item 5: I found the various functions in this prototype were well integrated.</w:t></w:r></w:p><w:p><w:pPr><w:pStyle w:val="ListParagraph"/><w:numPr><w:ilvl w:val="0"/><w:numId w:val="1"/></w:numPr><w:spacing w:after="80"/></w:pPr><w:r><w:rPr><w:rFonts w:ascii="Calibri" w:hAnsi="Calibri"/><w:sz w:val="22"/></w:rPr><w:t xml:space="preserve">• Item 6: I thought there was too much inconsistency in this training prototype.</w:t></w:r></w:p><w:p><w:pPr><w:pStyle w:val="ListParagraph"/><w:numPr><w:ilvl w:val="0"/><w:numId w:val="1"/></w:numPr><w:spacing w:after="80"/></w:pPr><w:r><w:rPr><w:rFonts w:ascii="Calibri" w:hAnsi="Calibri"/><w:sz w:val="22"/></w:rPr><w:t xml:space="preserve">• Item 7: I would imagine that most students would learn to use this prototype very quickly.</w:t></w:r></w:p><w:p><w:pPr><w:pStyle w:val="ListParagraph"/><w:numPr><w:ilvl w:val="0"/><w:numId w:val="1"/></w:numPr><w:spacing w:after="80"/></w:pPr><w:r><w:rPr><w:rFonts w:ascii="Calibri" w:hAnsi="Calibri"/><w:sz w:val="22"/></w:rPr><w:t xml:space="preserve">• Item 8: I found the prototype very cumbersome to use.</w:t></w:r></w:p><w:p><w:pPr><w:pStyle w:val="ListParagraph"/><w:numPr><w:ilvl w:val="0"/><w:numId w:val="1"/></w:numPr><w:spacing w:after="80"/></w:pPr><w:r><w:rPr><w:rFonts w:ascii="Calibri" w:hAnsi="Calibri"/><w:sz w:val="22"/></w:rPr><w:t xml:space="preserve">• Item 9: I felt very confident using the training prototype.</w:t></w:r></w:p><w:p><w:pPr><w:pStyle w:val="ListParagraph"/><w:numPr><w:ilvl w:val="0"/><w:numId w:val="1"/></w:numPr><w:spacing w:after="80"/></w:pPr><w:r><w:rPr><w:rFonts w:ascii="Calibri" w:hAnsi="Calibri"/><w:sz w:val="22"/></w:rPr><w:t xml:space="preserve">• Item 10: I needed to learn a lot of things before I could get going with this prototype.</w:t></w:r></w:p><w:p><w:pPr><w:pStyle w:val="Heading3"/><w:spacing w:before="200" w:after="80"/></w:pPr><w:r><w:rPr><w:rFonts w:ascii="Calibri" w:hAnsi="Calibri"/><w:b/><w:sz w:val="24"/><w:color w:val="334155"/></w:rPr><w:t>4.2 Standardised Scoring Calculation</w:t></w:r></w:p><w:p><w:pPr><w:spacing w:after="140" w:line="276" w:lineRule="auto"/></w:pPr><w:r><w:rPr><w:rFonts w:ascii="Calibri" w:hAnsi="Calibri"/><w:sz w:val="22"/><w:color w:val="1D2530"/></w:rPr><w:t xml:space="preserve">*Source: Brooke, J. (1996). SUS: A &apos;quick and dirty&apos; usability scale. In P. W. Jordan et al. (Eds.), Usability Evaluation in Industry (pp. 189–194). Taylor &amp; Francis.*</w:t></w:r></w:p><w:p><w:pPr><w:spacing w:after="140" w:line="276" w:lineRule="auto"/></w:pPr><w:r><w:rPr><w:rFonts w:ascii="Calibri" w:hAnsi="Calibri"/><w:sz w:val="22"/><w:color w:val="1D2530"/></w:rPr><w:t xml:space="preserve">For each participant response vector $R = [r_1, r_2, \dots, r_{10}]$ where $r_i \in \{1, 2, 3, 4, 5\}$:</w:t></w:r></w:p><w:p><w:pPr><w:spacing w:after="140" w:line="276" w:lineRule="auto"/></w:pPr><w:r><w:rPr><w:rFonts w:ascii="Calibri" w:hAnsi="Calibri"/><w:sz w:val="22"/><w:color w:val="1D2530"/></w:rPr><w:t xml:space="preserve">1. Odd Items (1, 3, 5, 7, 9): Contribution score $c_i = r_i - 1$</w:t></w:r></w:p><w:p><w:pPr><w:spacing w:after="140" w:line="276" w:lineRule="auto"/></w:pPr><w:r><w:rPr><w:rFonts w:ascii="Calibri" w:hAnsi="Calibri"/><w:sz w:val="22"/><w:color w:val="1D2530"/></w:rPr><w:t xml:space="preserve">2. Even Items (2, 4, 6, 8, 10): Contribution score $c_i = 5 - r_i$</w:t></w:r></w:p><w:p><w:pPr><w:spacing w:after="140" w:line="276" w:lineRule="auto"/></w:pPr><w:r><w:rPr><w:rFonts w:ascii="Calibri" w:hAnsi="Calibri"/><w:sz w:val="22"/><w:color w:val="1D2530"/></w:rPr><w:t xml:space="preserve">3. Total SUS Score:</w:t></w:r></w:p><w:p><w:pPr><w:spacing w:after="140" w:line="276" w:lineRule="auto"/></w:pPr><w:r><w:rPr><w:rFonts w:ascii="Calibri" w:hAnsi="Calibri"/><w:sz w:val="22"/><w:color w:val="1D2530"/></w:rPr><w:t xml:space="preserve">$$\text{SUS Total} = \left( \sum_{i=1}^{10} c_i \right) \times 2.5$$</w:t></w:r></w:p><w:p><w:pPr><w:spacing w:after="140" w:line="276" w:lineRule="auto"/></w:pPr><w:r><w:rPr><w:rFonts w:ascii="Calibri" w:hAnsi="Calibri"/><w:sz w:val="22"/><w:color w:val="1D2530"/></w:rPr><w:t xml:space="preserve">*(Note: The result is a normalised composite score out of 100, not a percentage).*</w:t></w:r></w:p><w:p><w:pPr><w:spacing w:after="140" w:line="276" w:lineRule="auto"/></w:pPr><w:r><w:rPr><w:rFonts w:ascii="Calibri" w:hAnsi="Calibri"/><w:sz w:val="22"/><w:color w:val="1D2530"/></w:rPr><w:t xml:space="preserve">4. Formative Threshold: A mean SUS score of $\ge 68.0$ represents &quot;above average&quot; industry usability (Bangor, Kortum, &amp; Miller, 2008).</w:t></w:r></w:p><w:p><w:pPr><w:pStyle w:val="Heading3"/><w:spacing w:before="200" w:after="80"/></w:pPr><w:r><w:rPr><w:rFonts w:ascii="Calibri" w:hAnsi="Calibri"/><w:b/><w:sz w:val="24"/><w:color w:val="334155"/></w:rPr><w:t>4.3 Blank SUS Recording Sheet</w:t></w:r></w:p><w:tbl><w:tblPr><w:tblW w:w="0" w:type="auto"/><w:tblBorders><w:top w:val="single" w:sz="4" w:space="0" w:color="CCCCCC"/><w:bottom w:val="single" w:sz="4" w:space="0" w:color="CCCCCC"/><w:insideH w:val="single" w:sz="4" w:space="0" w:color="EEEEEE"/><w:insideV w:val="none"/></w:tblBorders></w:tblPr><w:tr><w:tc><w:tcPr><w:tcW w:w="2000" w:type="dxa"/><w:shd w:val="clear" w:color="auto" w:fill="F0F4F8"/></w:tcPr><w:p><w:r><w:rPr><w:rFonts w:ascii="Calibri" w:hAnsi="Calibri"/><w:sz w:val="20"/><w:b/></w:rPr><w:t xml:space="preserve">Participant Code</w:t></w:r></w:p></w:tc><w:tc><w:tcPr><w:tcW w:w="2000" w:type="dxa"/><w:shd w:val="clear" w:color="auto" w:fill="F0F4F8"/></w:tcPr><w:p><w:r><w:rPr><w:rFonts w:ascii="Calibri" w:hAnsi="Calibri"/><w:sz w:val="20"/><w:b/></w:rPr><w:t xml:space="preserve">Q1</w:t></w:r></w:p></w:tc><w:tc><w:tcPr><w:tcW w:w="2000" w:type="dxa"/><w:shd w:val="clear" w:color="auto" w:fill="F0F4F8"/></w:tcPr><w:p><w:r><w:rPr><w:rFonts w:ascii="Calibri" w:hAnsi="Calibri"/><w:sz w:val="20"/><w:b/></w:rPr><w:t xml:space="preserve">Q2</w:t></w:r></w:p></w:tc><w:tc><w:tcPr><w:tcW w:w="2000" w:type="dxa"/><w:shd w:val="clear" w:color="auto" w:fill="F0F4F8"/></w:tcPr><w:p><w:r><w:rPr><w:rFonts w:ascii="Calibri" w:hAnsi="Calibri"/><w:sz w:val="20"/><w:b/></w:rPr><w:t xml:space="preserve">Q3</w:t></w:r></w:p></w:tc><w:tc><w:tcPr><w:tcW w:w="2000" w:type="dxa"/><w:shd w:val="clear" w:color="auto" w:fill="F0F4F8"/></w:tcPr><w:p><w:r><w:rPr><w:rFonts w:ascii="Calibri" w:hAnsi="Calibri"/><w:sz w:val="20"/><w:b/></w:rPr><w:t xml:space="preserve">Q4</w:t></w:r></w:p></w:tc><w:tc><w:tcPr><w:tcW w:w="2000" w:type="dxa"/><w:shd w:val="clear" w:color="auto" w:fill="F0F4F8"/></w:tcPr><w:p><w:r><w:rPr><w:rFonts w:ascii="Calibri" w:hAnsi="Calibri"/><w:sz w:val="20"/><w:b/></w:rPr><w:t xml:space="preserve">Q5</w:t></w:r></w:p></w:tc><w:tc><w:tcPr><w:tcW w:w="2000" w:type="dxa"/><w:shd w:val="clear" w:color="auto" w:fill="F0F4F8"/></w:tcPr><w:p><w:r><w:rPr><w:rFonts w:ascii="Calibri" w:hAnsi="Calibri"/><w:sz w:val="20"/><w:b/></w:rPr><w:t xml:space="preserve">Q6</w:t></w:r></w:p></w:tc><w:tc><w:tcPr><w:tcW w:w="2000" w:type="dxa"/><w:shd w:val="clear" w:color="auto" w:fill="F0F4F8"/></w:tcPr><w:p><w:r><w:rPr><w:rFonts w:ascii="Calibri" w:hAnsi="Calibri"/><w:sz w:val="20"/><w:b/></w:rPr><w:t xml:space="preserve">Q7</w:t></w:r></w:p></w:tc><w:tc><w:tcPr><w:tcW w:w="2000" w:type="dxa"/><w:shd w:val="clear" w:color="auto" w:fill="F0F4F8"/></w:tcPr><w:p><w:r><w:rPr><w:rFonts w:ascii="Calibri" w:hAnsi="Calibri"/><w:sz w:val="20"/><w:b/></w:rPr><w:t xml:space="preserve">Q8</w:t></w:r></w:p></w:tc><w:tc><w:tcPr><w:tcW w:w="2000" w:type="dxa"/><w:shd w:val="clear" w:color="auto" w:fill="F0F4F8"/></w:tcPr><w:p><w:r><w:rPr><w:rFonts w:ascii="Calibri" w:hAnsi="Calibri"/><w:sz w:val="20"/><w:b/></w:rPr><w:t xml:space="preserve">Q9</w:t></w:r></w:p></w:tc><w:tc><w:tcPr><w:tcW w:w="2000" w:type="dxa"/><w:shd w:val="clear" w:color="auto" w:fill="F0F4F8"/></w:tcPr><w:p><w:r><w:rPr><w:rFonts w:ascii="Calibri" w:hAnsi="Calibri"/><w:sz w:val="20"/><w:b/></w:rPr><w:t xml:space="preserve">Q10</w:t></w:r></w:p></w:tc><w:tc><w:tcPr><w:tcW w:w="2000" w:type="dxa"/><w:shd w:val="clear" w:color="auto" w:fill="F0F4F8"/></w:tcPr><w:p><w:r><w:rPr><w:rFonts w:ascii="Calibri" w:hAnsi="Calibri"/><w:sz w:val="20"/><w:b/></w:rPr><w:t xml:space="preserve">Sum of Contributions ($\sum c_i$)</w:t></w:r></w:p></w:tc><w:tc><w:tcPr><w:tcW w:w="2000" w:type="dxa"/><w:shd w:val="clear" w:color="auto" w:fill="F0F4F8"/></w:tcPr><w:p><w:r><w:rPr><w:rFonts w:ascii="Calibri" w:hAnsi="Calibri"/><w:sz w:val="20"/><w:b/></w:rPr><w:t xml:space="preserve">Calculated SUS Score ($\times 2.5$)</w:t></w:r></w:p></w:tc></w:tr><w:tr><w:tc><w:tcPr><w:tcW w:w="2000" w:type="dxa"/></w:tcPr><w:p><w:r><w:rPr><w:rFonts w:ascii="Calibri" w:hAnsi="Calibri"/><w:sz w:val="20"/></w:rPr><w:t xml:space="preserve">`P01`</w:t></w:r></w:p></w:tc><w:tc><w:tcPr><w:tcW w:w="2000" w:type="dxa"/></w:tcPr><w:p><w:r><w:rPr><w:rFonts w:ascii="Calibri" w:hAnsi="Calibri"/><w:sz w:val="20"/></w:rPr><w:t xml:space="preserve"></w:t></w:r></w:p></w:tc><w:tc><w:tcPr><w:tcW w:w="2000" w:type="dxa"/></w:tcPr><w:p><w:r><w:rPr><w:rFonts w:ascii="Calibri" w:hAnsi="Calibri"/><w:sz w:val="20"/></w:rPr><w:t xml:space="preserve"></w:t></w:r></w:p></w:tc><w:tc><w:tcPr><w:tcW w:w="2000" w:type="dxa"/></w:tcPr><w:p><w:r><w:rPr><w:rFonts w:ascii="Calibri" w:hAnsi="Calibri"/><w:sz w:val="20"/></w:rPr><w:t xml:space="preserve"></w:t></w:r></w:p></w:tc><w:tc><w:tcPr><w:tcW w:w="2000" w:type="dxa"/></w:tcPr><w:p><w:r><w:rPr><w:rFonts w:ascii="Calibri" w:hAnsi="Calibri"/><w:sz w:val="20"/></w:rPr><w:t xml:space="preserve"></w:t></w:r></w:p></w:tc><w:tc><w:tcPr><w:tcW w:w="2000" w:type="dxa"/></w:tcPr><w:p><w:r><w:rPr><w:rFonts w:ascii="Calibri" w:hAnsi="Calibri"/><w:sz w:val="20"/></w:rPr><w:t xml:space="preserve"></w:t></w:r></w:p></w:tc><w:tc><w:tcPr><w:tcW w:w="2000" w:type="dxa"/></w:tcPr><w:p><w:r><w:rPr><w:rFonts w:ascii="Calibri" w:hAnsi="Calibri"/><w:sz w:val="20"/></w:rPr><w:t xml:space="preserve"></w:t></w:r></w:p></w:tc><w:tc><w:tcPr><w:tcW w:w="2000" w:type="dxa"/></w:tcPr><w:p><w:r><w:rPr><w:rFonts w:ascii="Calibri" w:hAnsi="Calibri"/><w:sz w:val="20"/></w:rPr><w:t xml:space="preserve"></w:t></w:r></w:p></w:tc><w:tc><w:tcPr><w:tcW w:w="2000" w:type="dxa"/></w:tcPr><w:p><w:r><w:rPr><w:rFonts w:ascii="Calibri" w:hAnsi="Calibri"/><w:sz w:val="20"/></w:rPr><w:t xml:space="preserve"></w:t></w:r></w:p></w:tc><w:tc><w:tcPr><w:tcW w:w="2000" w:type="dxa"/></w:tcPr><w:p><w:r><w:rPr><w:rFonts w:ascii="Calibri" w:hAnsi="Calibri"/><w:sz w:val="20"/></w:rPr><w:t xml:space="preserve"></w:t></w:r></w:p></w:tc><w:tc><w:tcPr><w:tcW w:w="2000" w:type="dxa"/></w:tcPr><w:p><w:r><w:rPr><w:rFonts w:ascii="Calibri" w:hAnsi="Calibri"/><w:sz w:val="20"/></w:rPr><w:t xml:space="preserve"></w:t></w:r></w:p></w:tc><w:tc><w:tcPr><w:tcW w:w="2000" w:type="dxa"/></w:tcPr><w:p><w:r><w:rPr><w:rFonts w:ascii="Calibri" w:hAnsi="Calibri"/><w:sz w:val="20"/></w:rPr><w:t xml:space="preserve"></w:t></w:r></w:p></w:tc><w:tc><w:tcPr><w:tcW w:w="2000" w:type="dxa"/></w:tcPr><w:p><w:r><w:rPr><w:rFonts w:ascii="Calibri" w:hAnsi="Calibri"/><w:sz w:val="20"/></w:rPr><w:t xml:space="preserve"></w:t></w:r></w:p></w:tc></w:tr><w:tr><w:tc><w:tcPr><w:tcW w:w="2000" w:type="dxa"/></w:tcPr><w:p><w:r><w:rPr><w:rFonts w:ascii="Calibri" w:hAnsi="Calibri"/><w:sz w:val="20"/></w:rPr><w:t xml:space="preserve">`P02`</w:t></w:r></w:p></w:tc><w:tc><w:tcPr><w:tcW w:w="2000" w:type="dxa"/></w:tcPr><w:p><w:r><w:rPr><w:rFonts w:ascii="Calibri" w:hAnsi="Calibri"/><w:sz w:val="20"/></w:rPr><w:t xml:space="preserve"></w:t></w:r></w:p></w:tc><w:tc><w:tcPr><w:tcW w:w="2000" w:type="dxa"/></w:tcPr><w:p><w:r><w:rPr><w:rFonts w:ascii="Calibri" w:hAnsi="Calibri"/><w:sz w:val="20"/></w:rPr><w:t xml:space="preserve"></w:t></w:r></w:p></w:tc><w:tc><w:tcPr><w:tcW w:w="2000" w:type="dxa"/></w:tcPr><w:p><w:r><w:rPr><w:rFonts w:ascii="Calibri" w:hAnsi="Calibri"/><w:sz w:val="20"/></w:rPr><w:t xml:space="preserve"></w:t></w:r></w:p></w:tc><w:tc><w:tcPr><w:tcW w:w="2000" w:type="dxa"/></w:tcPr><w:p><w:r><w:rPr><w:rFonts w:ascii="Calibri" w:hAnsi="Calibri"/><w:sz w:val="20"/></w:rPr><w:t xml:space="preserve"></w:t></w:r></w:p></w:tc><w:tc><w:tcPr><w:tcW w:w="2000" w:type="dxa"/></w:tcPr><w:p><w:r><w:rPr><w:rFonts w:ascii="Calibri" w:hAnsi="Calibri"/><w:sz w:val="20"/></w:rPr><w:t xml:space="preserve"></w:t></w:r></w:p></w:tc><w:tc><w:tcPr><w:tcW w:w="2000" w:type="dxa"/></w:tcPr><w:p><w:r><w:rPr><w:rFonts w:ascii="Calibri" w:hAnsi="Calibri"/><w:sz w:val="20"/></w:rPr><w:t xml:space="preserve"></w:t></w:r></w:p></w:tc><w:tc><w:tcPr><w:tcW w:w="2000" w:type="dxa"/></w:tcPr><w:p><w:r><w:rPr><w:rFonts w:ascii="Calibri" w:hAnsi="Calibri"/><w:sz w:val="20"/></w:rPr><w:t xml:space="preserve"></w:t></w:r></w:p></w:tc><w:tc><w:tcPr><w:tcW w:w="2000" w:type="dxa"/></w:tcPr><w:p><w:r><w:rPr><w:rFonts w:ascii="Calibri" w:hAnsi="Calibri"/><w:sz w:val="20"/></w:rPr><w:t xml:space="preserve"></w:t></w:r></w:p></w:tc><w:tc><w:tcPr><w:tcW w:w="2000" w:type="dxa"/></w:tcPr><w:p><w:r><w:rPr><w:rFonts w:ascii="Calibri" w:hAnsi="Calibri"/><w:sz w:val="20"/></w:rPr><w:t xml:space="preserve"></w:t></w:r></w:p></w:tc><w:tc><w:tcPr><w:tcW w:w="2000" w:type="dxa"/></w:tcPr><w:p><w:r><w:rPr><w:rFonts w:ascii="Calibri" w:hAnsi="Calibri"/><w:sz w:val="20"/></w:rPr><w:t xml:space="preserve"></w:t></w:r></w:p></w:tc><w:tc><w:tcPr><w:tcW w:w="2000" w:type="dxa"/></w:tcPr><w:p><w:r><w:rPr><w:rFonts w:ascii="Calibri" w:hAnsi="Calibri"/><w:sz w:val="20"/></w:rPr><w:t xml:space="preserve"></w:t></w:r></w:p></w:tc><w:tc><w:tcPr><w:tcW w:w="2000" w:type="dxa"/></w:tcPr><w:p><w:r><w:rPr><w:rFonts w:ascii="Calibri" w:hAnsi="Calibri"/><w:sz w:val="20"/></w:rPr><w:t xml:space="preserve"></w:t></w:r></w:p></w:tc></w:tr><w:tr><w:tc><w:tcPr><w:tcW w:w="2000" w:type="dxa"/></w:tcPr><w:p><w:r><w:rPr><w:rFonts w:ascii="Calibri" w:hAnsi="Calibri"/><w:sz w:val="20"/></w:rPr><w:t xml:space="preserve">`P03`</w:t></w:r></w:p></w:tc><w:tc><w:tcPr><w:tcW w:w="2000" w:type="dxa"/></w:tcPr><w:p><w:r><w:rPr><w:rFonts w:ascii="Calibri" w:hAnsi="Calibri"/><w:sz w:val="20"/></w:rPr><w:t xml:space="preserve"></w:t></w:r></w:p></w:tc><w:tc><w:tcPr><w:tcW w:w="2000" w:type="dxa"/></w:tcPr><w:p><w:r><w:rPr><w:rFonts w:ascii="Calibri" w:hAnsi="Calibri"/><w:sz w:val="20"/></w:rPr><w:t xml:space="preserve"></w:t></w:r></w:p></w:tc><w:tc><w:tcPr><w:tcW w:w="2000" w:type="dxa"/></w:tcPr><w:p><w:r><w:rPr><w:rFonts w:ascii="Calibri" w:hAnsi="Calibri"/><w:sz w:val="20"/></w:rPr><w:t xml:space="preserve"></w:t></w:r></w:p></w:tc><w:tc><w:tcPr><w:tcW w:w="2000" w:type="dxa"/></w:tcPr><w:p><w:r><w:rPr><w:rFonts w:ascii="Calibri" w:hAnsi="Calibri"/><w:sz w:val="20"/></w:rPr><w:t xml:space="preserve"></w:t></w:r></w:p></w:tc><w:tc><w:tcPr><w:tcW w:w="2000" w:type="dxa"/></w:tcPr><w:p><w:r><w:rPr><w:rFonts w:ascii="Calibri" w:hAnsi="Calibri"/><w:sz w:val="20"/></w:rPr><w:t xml:space="preserve"></w:t></w:r></w:p></w:tc><w:tc><w:tcPr><w:tcW w:w="2000" w:type="dxa"/></w:tcPr><w:p><w:r><w:rPr><w:rFonts w:ascii="Calibri" w:hAnsi="Calibri"/><w:sz w:val="20"/></w:rPr><w:t xml:space="preserve"></w:t></w:r></w:p></w:tc><w:tc><w:tcPr><w:tcW w:w="2000" w:type="dxa"/></w:tcPr><w:p><w:r><w:rPr><w:rFonts w:ascii="Calibri" w:hAnsi="Calibri"/><w:sz w:val="20"/></w:rPr><w:t xml:space="preserve"></w:t></w:r></w:p></w:tc><w:tc><w:tcPr><w:tcW w:w="2000" w:type="dxa"/></w:tcPr><w:p><w:r><w:rPr><w:rFonts w:ascii="Calibri" w:hAnsi="Calibri"/><w:sz w:val="20"/></w:rPr><w:t xml:space="preserve"></w:t></w:r></w:p></w:tc><w:tc><w:tcPr><w:tcW w:w="2000" w:type="dxa"/></w:tcPr><w:p><w:r><w:rPr><w:rFonts w:ascii="Calibri" w:hAnsi="Calibri"/><w:sz w:val="20"/></w:rPr><w:t xml:space="preserve"></w:t></w:r></w:p></w:tc><w:tc><w:tcPr><w:tcW w:w="2000" w:type="dxa"/></w:tcPr><w:p><w:r><w:rPr><w:rFonts w:ascii="Calibri" w:hAnsi="Calibri"/><w:sz w:val="20"/></w:rPr><w:t xml:space="preserve"></w:t></w:r></w:p></w:tc><w:tc><w:tcPr><w:tcW w:w="2000" w:type="dxa"/></w:tcPr><w:p><w:r><w:rPr><w:rFonts w:ascii="Calibri" w:hAnsi="Calibri"/><w:sz w:val="20"/></w:rPr><w:t xml:space="preserve"></w:t></w:r></w:p></w:tc><w:tc><w:tcPr><w:tcW w:w="2000" w:type="dxa"/></w:tcPr><w:p><w:r><w:rPr><w:rFonts w:ascii="Calibri" w:hAnsi="Calibri"/><w:sz w:val="20"/></w:rPr><w:t xml:space="preserve"></w:t></w:r></w:p></w:tc></w:tr><w:tr><w:tc><w:tcPr><w:tcW w:w="2000" w:type="dxa"/></w:tcPr><w:p><w:r><w:rPr><w:rFonts w:ascii="Calibri" w:hAnsi="Calibri"/><w:sz w:val="20"/></w:rPr><w:t xml:space="preserve">`P04`</w:t></w:r></w:p></w:tc><w:tc><w:tcPr><w:tcW w:w="2000" w:type="dxa"/></w:tcPr><w:p><w:r><w:rPr><w:rFonts w:ascii="Calibri" w:hAnsi="Calibri"/><w:sz w:val="20"/></w:rPr><w:t xml:space="preserve"></w:t></w:r></w:p></w:tc><w:tc><w:tcPr><w:tcW w:w="2000" w:type="dxa"/></w:tcPr><w:p><w:r><w:rPr><w:rFonts w:ascii="Calibri" w:hAnsi="Calibri"/><w:sz w:val="20"/></w:rPr><w:t xml:space="preserve"></w:t></w:r></w:p></w:tc><w:tc><w:tcPr><w:tcW w:w="2000" w:type="dxa"/></w:tcPr><w:p><w:r><w:rPr><w:rFonts w:ascii="Calibri" w:hAnsi="Calibri"/><w:sz w:val="20"/></w:rPr><w:t xml:space="preserve"></w:t></w:r></w:p></w:tc><w:tc><w:tcPr><w:tcW w:w="2000" w:type="dxa"/></w:tcPr><w:p><w:r><w:rPr><w:rFonts w:ascii="Calibri" w:hAnsi="Calibri"/><w:sz w:val="20"/></w:rPr><w:t xml:space="preserve"></w:t></w:r></w:p></w:tc><w:tc><w:tcPr><w:tcW w:w="2000" w:type="dxa"/></w:tcPr><w:p><w:r><w:rPr><w:rFonts w:ascii="Calibri" w:hAnsi="Calibri"/><w:sz w:val="20"/></w:rPr><w:t xml:space="preserve"></w:t></w:r></w:p></w:tc><w:tc><w:tcPr><w:tcW w:w="2000" w:type="dxa"/></w:tcPr><w:p><w:r><w:rPr><w:rFonts w:ascii="Calibri" w:hAnsi="Calibri"/><w:sz w:val="20"/></w:rPr><w:t xml:space="preserve"></w:t></w:r></w:p></w:tc><w:tc><w:tcPr><w:tcW w:w="2000" w:type="dxa"/></w:tcPr><w:p><w:r><w:rPr><w:rFonts w:ascii="Calibri" w:hAnsi="Calibri"/><w:sz w:val="20"/></w:rPr><w:t xml:space="preserve"></w:t></w:r></w:p></w:tc><w:tc><w:tcPr><w:tcW w:w="2000" w:type="dxa"/></w:tcPr><w:p><w:r><w:rPr><w:rFonts w:ascii="Calibri" w:hAnsi="Calibri"/><w:sz w:val="20"/></w:rPr><w:t xml:space="preserve"></w:t></w:r></w:p></w:tc><w:tc><w:tcPr><w:tcW w:w="2000" w:type="dxa"/></w:tcPr><w:p><w:r><w:rPr><w:rFonts w:ascii="Calibri" w:hAnsi="Calibri"/><w:sz w:val="20"/></w:rPr><w:t xml:space="preserve"></w:t></w:r></w:p></w:tc><w:tc><w:tcPr><w:tcW w:w="2000" w:type="dxa"/></w:tcPr><w:p><w:r><w:rPr><w:rFonts w:ascii="Calibri" w:hAnsi="Calibri"/><w:sz w:val="20"/></w:rPr><w:t xml:space="preserve"></w:t></w:r></w:p></w:tc><w:tc><w:tcPr><w:tcW w:w="2000" w:type="dxa"/></w:tcPr><w:p><w:r><w:rPr><w:rFonts w:ascii="Calibri" w:hAnsi="Calibri"/><w:sz w:val="20"/></w:rPr><w:t xml:space="preserve"></w:t></w:r></w:p></w:tc><w:tc><w:tcPr><w:tcW w:w="2000" w:type="dxa"/></w:tcPr><w:p><w:r><w:rPr><w:rFonts w:ascii="Calibri" w:hAnsi="Calibri"/><w:sz w:val="20"/></w:rPr><w:t xml:space="preserve"></w:t></w:r></w:p></w:tc></w:tr><w:tr><w:tc><w:tcPr><w:tcW w:w="2000" w:type="dxa"/></w:tcPr><w:p><w:r><w:rPr><w:rFonts w:ascii="Calibri" w:hAnsi="Calibri"/><w:sz w:val="20"/></w:rPr><w:t xml:space="preserve">`P05`</w:t></w:r></w:p></w:tc><w:tc><w:tcPr><w:tcW w:w="2000" w:type="dxa"/></w:tcPr><w:p><w:r><w:rPr><w:rFonts w:ascii="Calibri" w:hAnsi="Calibri"/><w:sz w:val="20"/></w:rPr><w:t xml:space="preserve"></w:t></w:r></w:p></w:tc><w:tc><w:tcPr><w:tcW w:w="2000" w:type="dxa"/></w:tcPr><w:p><w:r><w:rPr><w:rFonts w:ascii="Calibri" w:hAnsi="Calibri"/><w:sz w:val="20"/></w:rPr><w:t xml:space="preserve"></w:t></w:r></w:p></w:tc><w:tc><w:tcPr><w:tcW w:w="2000" w:type="dxa"/></w:tcPr><w:p><w:r><w:rPr><w:rFonts w:ascii="Calibri" w:hAnsi="Calibri"/><w:sz w:val="20"/></w:rPr><w:t xml:space="preserve"></w:t></w:r></w:p></w:tc><w:tc><w:tcPr><w:tcW w:w="2000" w:type="dxa"/></w:tcPr><w:p><w:r><w:rPr><w:rFonts w:ascii="Calibri" w:hAnsi="Calibri"/><w:sz w:val="20"/></w:rPr><w:t xml:space="preserve"></w:t></w:r></w:p></w:tc><w:tc><w:tcPr><w:tcW w:w="2000" w:type="dxa"/></w:tcPr><w:p><w:r><w:rPr><w:rFonts w:ascii="Calibri" w:hAnsi="Calibri"/><w:sz w:val="20"/></w:rPr><w:t xml:space="preserve"></w:t></w:r></w:p></w:tc><w:tc><w:tcPr><w:tcW w:w="2000" w:type="dxa"/></w:tcPr><w:p><w:r><w:rPr><w:rFonts w:ascii="Calibri" w:hAnsi="Calibri"/><w:sz w:val="20"/></w:rPr><w:t xml:space="preserve"></w:t></w:r></w:p></w:tc><w:tc><w:tcPr><w:tcW w:w="2000" w:type="dxa"/></w:tcPr><w:p><w:r><w:rPr><w:rFonts w:ascii="Calibri" w:hAnsi="Calibri"/><w:sz w:val="20"/></w:rPr><w:t xml:space="preserve"></w:t></w:r></w:p></w:tc><w:tc><w:tcPr><w:tcW w:w="2000" w:type="dxa"/></w:tcPr><w:p><w:r><w:rPr><w:rFonts w:ascii="Calibri" w:hAnsi="Calibri"/><w:sz w:val="20"/></w:rPr><w:t xml:space="preserve"></w:t></w:r></w:p></w:tc><w:tc><w:tcPr><w:tcW w:w="2000" w:type="dxa"/></w:tcPr><w:p><w:r><w:rPr><w:rFonts w:ascii="Calibri" w:hAnsi="Calibri"/><w:sz w:val="20"/></w:rPr><w:t xml:space="preserve"></w:t></w:r></w:p></w:tc><w:tc><w:tcPr><w:tcW w:w="2000" w:type="dxa"/></w:tcPr><w:p><w:r><w:rPr><w:rFonts w:ascii="Calibri" w:hAnsi="Calibri"/><w:sz w:val="20"/></w:rPr><w:t xml:space="preserve"></w:t></w:r></w:p></w:tc><w:tc><w:tcPr><w:tcW w:w="2000" w:type="dxa"/></w:tcPr><w:p><w:r><w:rPr><w:rFonts w:ascii="Calibri" w:hAnsi="Calibri"/><w:sz w:val="20"/></w:rPr><w:t xml:space="preserve"></w:t></w:r></w:p></w:tc><w:tc><w:tcPr><w:tcW w:w="2000" w:type="dxa"/></w:tcPr><w:p><w:r><w:rPr><w:rFonts w:ascii="Calibri" w:hAnsi="Calibri"/><w:sz w:val="20"/></w:rPr><w:t xml:space="preserve"></w:t></w:r></w:p></w:tc></w:tr><w:tr><w:tc><w:tcPr><w:tcW w:w="2000" w:type="dxa"/></w:tcPr><w:p><w:r><w:rPr><w:rFonts w:ascii="Calibri" w:hAnsi="Calibri"/><w:sz w:val="20"/></w:rPr><w:t xml:space="preserve">**Mean SUS**</w:t></w:r></w:p></w:tc><w:tc><w:tcPr><w:tcW w:w="2000" w:type="dxa"/></w:tcPr><w:p><w:r><w:rPr><w:rFonts w:ascii="Calibri" w:hAnsi="Calibri"/><w:sz w:val="20"/></w:rPr><w:t xml:space="preserve">—</w:t></w:r></w:p></w:tc><w:tc><w:tcPr><w:tcW w:w="2000" w:type="dxa"/></w:tcPr><w:p><w:r><w:rPr><w:rFonts w:ascii="Calibri" w:hAnsi="Calibri"/><w:sz w:val="20"/></w:rPr><w:t xml:space="preserve">—</w:t></w:r></w:p></w:tc><w:tc><w:tcPr><w:tcW w:w="2000" w:type="dxa"/></w:tcPr><w:p><w:r><w:rPr><w:rFonts w:ascii="Calibri" w:hAnsi="Calibri"/><w:sz w:val="20"/></w:rPr><w:t xml:space="preserve">—</w:t></w:r></w:p></w:tc><w:tc><w:tcPr><w:tcW w:w="2000" w:type="dxa"/></w:tcPr><w:p><w:r><w:rPr><w:rFonts w:ascii="Calibri" w:hAnsi="Calibri"/><w:sz w:val="20"/></w:rPr><w:t xml:space="preserve">—</w:t></w:r></w:p></w:tc><w:tc><w:tcPr><w:tcW w:w="2000" w:type="dxa"/></w:tcPr><w:p><w:r><w:rPr><w:rFonts w:ascii="Calibri" w:hAnsi="Calibri"/><w:sz w:val="20"/></w:rPr><w:t xml:space="preserve">—</w:t></w:r></w:p></w:tc><w:tc><w:tcPr><w:tcW w:w="2000" w:type="dxa"/></w:tcPr><w:p><w:r><w:rPr><w:rFonts w:ascii="Calibri" w:hAnsi="Calibri"/><w:sz w:val="20"/></w:rPr><w:t xml:space="preserve">—</w:t></w:r></w:p></w:tc><w:tc><w:tcPr><w:tcW w:w="2000" w:type="dxa"/></w:tcPr><w:p><w:r><w:rPr><w:rFonts w:ascii="Calibri" w:hAnsi="Calibri"/><w:sz w:val="20"/></w:rPr><w:t xml:space="preserve">—</w:t></w:r></w:p></w:tc><w:tc><w:tcPr><w:tcW w:w="2000" w:type="dxa"/></w:tcPr><w:p><w:r><w:rPr><w:rFonts w:ascii="Calibri" w:hAnsi="Calibri"/><w:sz w:val="20"/></w:rPr><w:t xml:space="preserve">—</w:t></w:r></w:p></w:tc><w:tc><w:tcPr><w:tcW w:w="2000" w:type="dxa"/></w:tcPr><w:p><w:r><w:rPr><w:rFonts w:ascii="Calibri" w:hAnsi="Calibri"/><w:sz w:val="20"/></w:rPr><w:t xml:space="preserve">—</w:t></w:r></w:p></w:tc><w:tc><w:tcPr><w:tcW w:w="2000" w:type="dxa"/></w:tcPr><w:p><w:r><w:rPr><w:rFonts w:ascii="Calibri" w:hAnsi="Calibri"/><w:sz w:val="20"/></w:rPr><w:t xml:space="preserve">—</w:t></w:r></w:p></w:tc><w:tc><w:tcPr><w:tcW w:w="2000" w:type="dxa"/></w:tcPr><w:p><w:r><w:rPr><w:rFonts w:ascii="Calibri" w:hAnsi="Calibri"/><w:sz w:val="20"/></w:rPr><w:t xml:space="preserve">—</w:t></w:r></w:p></w:tc><w:tc><w:tcPr><w:tcW w:w="2000" w:type="dxa"/></w:tcPr><w:p><w:r><w:rPr><w:rFonts w:ascii="Calibri" w:hAnsi="Calibri"/><w:sz w:val="20"/></w:rPr><w:t xml:space="preserve">**[Blank]**</w:t></w:r></w:p></w:tc></w:tr></w:tbl><w:p><w:pPr><w:spacing w:after="140" w:line="276" w:lineRule="auto"/></w:pPr><w:r><w:rPr><w:rFonts w:ascii="Calibri" w:hAnsi="Calibri"/><w:sz w:val="22"/><w:color w:val="1D2530"/></w:rPr><w:t xml:space="preserve">---</w:t></w:r></w:p><w:p><w:pPr><w:pStyle w:val="Heading2"/><w:spacing w:before="280" w:after="120"/></w:pPr><w:r><w:rPr><w:rFonts w:ascii="Calibri" w:hAnsi="Calibri"/><w:b/><w:sz w:val="28"/><w:color w:val="1D2530"/></w:rPr><w:t>5. Supplementary Relevance, Clarity, and Design Questionnaire</w:t></w:r></w:p><w:p><w:pPr><w:spacing w:after="140" w:line="276" w:lineRule="auto"/></w:pPr><w:r><w:rPr><w:rFonts w:ascii="Calibri" w:hAnsi="Calibri"/><w:sz w:val="22"/><w:color w:val="1D2530"/></w:rPr><w:t xml:space="preserve">*Note: In accordance with Chapter 3, these formative items are kept strictly distinct from the standardised SUS composite.*</w:t></w:r></w:p><w:p><w:pPr><w:pStyle w:val="Heading3"/><w:spacing w:before="200" w:after="80"/></w:pPr><w:r><w:rPr><w:rFonts w:ascii="Calibri" w:hAnsi="Calibri"/><w:b/><w:sz w:val="24"/><w:color w:val="334155"/></w:rPr><w:t>5.1 5-Point Likert Items (1 = Strongly Disagree, 5 = Strongly Agree)</w:t></w:r></w:p><w:p><w:pPr><w:spacing w:after="140" w:line="276" w:lineRule="auto"/></w:pPr><w:r><w:rPr><w:rFonts w:ascii="Calibri" w:hAnsi="Calibri"/><w:sz w:val="22"/><w:color w:val="1D2530"/></w:rPr><w:t xml:space="preserve">1. Recommendation Clarity: &quot;The reasons why modules were prioritised were clear and easy to understand.&quot;</w:t></w:r></w:p><w:p><w:pPr><w:spacing w:after="140" w:line="276" w:lineRule="auto"/></w:pPr><w:r><w:rPr><w:rFonts w:ascii="Calibri" w:hAnsi="Calibri"/><w:sz w:val="22"/><w:color w:val="1D2530"/></w:rPr><w:t xml:space="preserve">2. Content Relevance: &quot;The scenarios and cybersecurity topics felt relevant to the everyday digital life of a university student.&quot;</w:t></w:r></w:p><w:p><w:pPr><w:spacing w:after="140" w:line="276" w:lineRule="auto"/></w:pPr><w:r><w:rPr><w:rFonts w:ascii="Calibri" w:hAnsi="Calibri"/><w:sz w:val="22"/><w:color w:val="1D2530"/></w:rPr><w:t xml:space="preserve">3. Adaptation Transparency: &quot;It was clear to me how my answers adjusted the order of recommended modules.&quot;</w:t></w:r></w:p><w:p><w:pPr><w:spacing w:after="140" w:line="276" w:lineRule="auto"/></w:pPr><w:r><w:rPr><w:rFonts w:ascii="Calibri" w:hAnsi="Calibri"/><w:sz w:val="22"/><w:color w:val="1D2530"/></w:rPr><w:t xml:space="preserve">4. Cognitive Load: &quot;The modules were concise and manageable without feeling overwhelming.&quot;</w:t></w:r></w:p><w:p><w:pPr><w:pStyle w:val="Heading3"/><w:spacing w:before="200" w:after="80"/></w:pPr><w:r><w:rPr><w:rFonts w:ascii="Calibri" w:hAnsi="Calibri"/><w:b/><w:sz w:val="24"/><w:color w:val="334155"/></w:rPr><w:t>5.2 Blank Response Table</w:t></w:r></w:p><w:tbl><w:tblPr><w:tblW w:w="0" w:type="auto"/><w:tblBorders><w:top w:val="single" w:sz="4" w:space="0" w:color="CCCCCC"/><w:bottom w:val="single" w:sz="4" w:space="0" w:color="CCCCCC"/><w:insideH w:val="single" w:sz="4" w:space="0" w:color="EEEEEE"/><w:insideV w:val="none"/></w:tblBorders></w:tblPr><w:tr><w:tc><w:tcPr><w:tcW w:w="2000" w:type="dxa"/><w:shd w:val="clear" w:color="auto" w:fill="F0F4F8"/></w:tcPr><w:p><w:r><w:rPr><w:rFonts w:ascii="Calibri" w:hAnsi="Calibri"/><w:sz w:val="20"/><w:b/></w:rPr><w:t xml:space="preserve">Participant Code</w:t></w:r></w:p></w:tc><w:tc><w:tcPr><w:tcW w:w="2000" w:type="dxa"/><w:shd w:val="clear" w:color="auto" w:fill="F0F4F8"/></w:tcPr><w:p><w:r><w:rPr><w:rFonts w:ascii="Calibri" w:hAnsi="Calibri"/><w:sz w:val="20"/><w:b/></w:rPr><w:t xml:space="preserve">Item 1: Recommendation Clarity (1–5)</w:t></w:r></w:p></w:tc><w:tc><w:tcPr><w:tcW w:w="2000" w:type="dxa"/><w:shd w:val="clear" w:color="auto" w:fill="F0F4F8"/></w:tcPr><w:p><w:r><w:rPr><w:rFonts w:ascii="Calibri" w:hAnsi="Calibri"/><w:sz w:val="20"/><w:b/></w:rPr><w:t xml:space="preserve">Item 2: Content Relevance (1–5)</w:t></w:r></w:p></w:tc><w:tc><w:tcPr><w:tcW w:w="2000" w:type="dxa"/><w:shd w:val="clear" w:color="auto" w:fill="F0F4F8"/></w:tcPr><w:p><w:r><w:rPr><w:rFonts w:ascii="Calibri" w:hAnsi="Calibri"/><w:sz w:val="20"/><w:b/></w:rPr><w:t xml:space="preserve">Item 3: Adaptation Transparency (1–5)</w:t></w:r></w:p></w:tc><w:tc><w:tcPr><w:tcW w:w="2000" w:type="dxa"/><w:shd w:val="clear" w:color="auto" w:fill="F0F4F8"/></w:tcPr><w:p><w:r><w:rPr><w:rFonts w:ascii="Calibri" w:hAnsi="Calibri"/><w:sz w:val="20"/><w:b/></w:rPr><w:t xml:space="preserve">Item 4: Manageable Content (1–5)</w:t></w:r></w:p></w:tc><w:tc><w:tcPr><w:tcW w:w="2000" w:type="dxa"/><w:shd w:val="clear" w:color="auto" w:fill="F0F4F8"/></w:tcPr><w:p><w:r><w:rPr><w:rFonts w:ascii="Calibri" w:hAnsi="Calibri"/><w:sz w:val="20"/><w:b/></w:rPr><w:t xml:space="preserve">Overall Median Score</w:t></w:r></w:p></w:tc></w:tr><w:tr><w:tc><w:tcPr><w:tcW w:w="2000" w:type="dxa"/></w:tcPr><w:p><w:r><w:rPr><w:rFonts w:ascii="Calibri" w:hAnsi="Calibri"/><w:sz w:val="20"/></w:rPr><w:t xml:space="preserve">`P01`</w:t></w:r></w:p></w:tc><w:tc><w:tcPr><w:tcW w:w="2000" w:type="dxa"/></w:tcPr><w:p><w:r><w:rPr><w:rFonts w:ascii="Calibri" w:hAnsi="Calibri"/><w:sz w:val="20"/></w:rPr><w:t xml:space="preserve"></w:t></w:r></w:p></w:tc><w:tc><w:tcPr><w:tcW w:w="2000" w:type="dxa"/></w:tcPr><w:p><w:r><w:rPr><w:rFonts w:ascii="Calibri" w:hAnsi="Calibri"/><w:sz w:val="20"/></w:rPr><w:t xml:space="preserve"></w:t></w:r></w:p></w:tc><w:tc><w:tcPr><w:tcW w:w="2000" w:type="dxa"/></w:tcPr><w:p><w:r><w:rPr><w:rFonts w:ascii="Calibri" w:hAnsi="Calibri"/><w:sz w:val="20"/></w:rPr><w:t xml:space="preserve"></w:t></w:r></w:p></w:tc><w:tc><w:tcPr><w:tcW w:w="2000" w:type="dxa"/></w:tcPr><w:p><w:r><w:rPr><w:rFonts w:ascii="Calibri" w:hAnsi="Calibri"/><w:sz w:val="20"/></w:rPr><w:t xml:space="preserve"></w:t></w:r></w:p></w:tc><w:tc><w:tcPr><w:tcW w:w="2000" w:type="dxa"/></w:tcPr><w:p><w:r><w:rPr><w:rFonts w:ascii="Calibri" w:hAnsi="Calibri"/><w:sz w:val="20"/></w:rPr><w:t xml:space="preserve"></w:t></w:r></w:p></w:tc></w:tr><w:tr><w:tc><w:tcPr><w:tcW w:w="2000" w:type="dxa"/></w:tcPr><w:p><w:r><w:rPr><w:rFonts w:ascii="Calibri" w:hAnsi="Calibri"/><w:sz w:val="20"/></w:rPr><w:t xml:space="preserve">`P02`</w:t></w:r></w:p></w:tc><w:tc><w:tcPr><w:tcW w:w="2000" w:type="dxa"/></w:tcPr><w:p><w:r><w:rPr><w:rFonts w:ascii="Calibri" w:hAnsi="Calibri"/><w:sz w:val="20"/></w:rPr><w:t xml:space="preserve"></w:t></w:r></w:p></w:tc><w:tc><w:tcPr><w:tcW w:w="2000" w:type="dxa"/></w:tcPr><w:p><w:r><w:rPr><w:rFonts w:ascii="Calibri" w:hAnsi="Calibri"/><w:sz w:val="20"/></w:rPr><w:t xml:space="preserve"></w:t></w:r></w:p></w:tc><w:tc><w:tcPr><w:tcW w:w="2000" w:type="dxa"/></w:tcPr><w:p><w:r><w:rPr><w:rFonts w:ascii="Calibri" w:hAnsi="Calibri"/><w:sz w:val="20"/></w:rPr><w:t xml:space="preserve"></w:t></w:r></w:p></w:tc><w:tc><w:tcPr><w:tcW w:w="2000" w:type="dxa"/></w:tcPr><w:p><w:r><w:rPr><w:rFonts w:ascii="Calibri" w:hAnsi="Calibri"/><w:sz w:val="20"/></w:rPr><w:t xml:space="preserve"></w:t></w:r></w:p></w:tc><w:tc><w:tcPr><w:tcW w:w="2000" w:type="dxa"/></w:tcPr><w:p><w:r><w:rPr><w:rFonts w:ascii="Calibri" w:hAnsi="Calibri"/><w:sz w:val="20"/></w:rPr><w:t xml:space="preserve"></w:t></w:r></w:p></w:tc></w:tr><w:tr><w:tc><w:tcPr><w:tcW w:w="2000" w:type="dxa"/></w:tcPr><w:p><w:r><w:rPr><w:rFonts w:ascii="Calibri" w:hAnsi="Calibri"/><w:sz w:val="20"/></w:rPr><w:t xml:space="preserve">`P03`</w:t></w:r></w:p></w:tc><w:tc><w:tcPr><w:tcW w:w="2000" w:type="dxa"/></w:tcPr><w:p><w:r><w:rPr><w:rFonts w:ascii="Calibri" w:hAnsi="Calibri"/><w:sz w:val="20"/></w:rPr><w:t xml:space="preserve"></w:t></w:r></w:p></w:tc><w:tc><w:tcPr><w:tcW w:w="2000" w:type="dxa"/></w:tcPr><w:p><w:r><w:rPr><w:rFonts w:ascii="Calibri" w:hAnsi="Calibri"/><w:sz w:val="20"/></w:rPr><w:t xml:space="preserve"></w:t></w:r></w:p></w:tc><w:tc><w:tcPr><w:tcW w:w="2000" w:type="dxa"/></w:tcPr><w:p><w:r><w:rPr><w:rFonts w:ascii="Calibri" w:hAnsi="Calibri"/><w:sz w:val="20"/></w:rPr><w:t xml:space="preserve"></w:t></w:r></w:p></w:tc><w:tc><w:tcPr><w:tcW w:w="2000" w:type="dxa"/></w:tcPr><w:p><w:r><w:rPr><w:rFonts w:ascii="Calibri" w:hAnsi="Calibri"/><w:sz w:val="20"/></w:rPr><w:t xml:space="preserve"></w:t></w:r></w:p></w:tc><w:tc><w:tcPr><w:tcW w:w="2000" w:type="dxa"/></w:tcPr><w:p><w:r><w:rPr><w:rFonts w:ascii="Calibri" w:hAnsi="Calibri"/><w:sz w:val="20"/></w:rPr><w:t xml:space="preserve"></w:t></w:r></w:p></w:tc></w:tr><w:tr><w:tc><w:tcPr><w:tcW w:w="2000" w:type="dxa"/></w:tcPr><w:p><w:r><w:rPr><w:rFonts w:ascii="Calibri" w:hAnsi="Calibri"/><w:sz w:val="20"/></w:rPr><w:t xml:space="preserve">`P04`</w:t></w:r></w:p></w:tc><w:tc><w:tcPr><w:tcW w:w="2000" w:type="dxa"/></w:tcPr><w:p><w:r><w:rPr><w:rFonts w:ascii="Calibri" w:hAnsi="Calibri"/><w:sz w:val="20"/></w:rPr><w:t xml:space="preserve"></w:t></w:r></w:p></w:tc><w:tc><w:tcPr><w:tcW w:w="2000" w:type="dxa"/></w:tcPr><w:p><w:r><w:rPr><w:rFonts w:ascii="Calibri" w:hAnsi="Calibri"/><w:sz w:val="20"/></w:rPr><w:t xml:space="preserve"></w:t></w:r></w:p></w:tc><w:tc><w:tcPr><w:tcW w:w="2000" w:type="dxa"/></w:tcPr><w:p><w:r><w:rPr><w:rFonts w:ascii="Calibri" w:hAnsi="Calibri"/><w:sz w:val="20"/></w:rPr><w:t xml:space="preserve"></w:t></w:r></w:p></w:tc><w:tc><w:tcPr><w:tcW w:w="2000" w:type="dxa"/></w:tcPr><w:p><w:r><w:rPr><w:rFonts w:ascii="Calibri" w:hAnsi="Calibri"/><w:sz w:val="20"/></w:rPr><w:t xml:space="preserve"></w:t></w:r></w:p></w:tc><w:tc><w:tcPr><w:tcW w:w="2000" w:type="dxa"/></w:tcPr><w:p><w:r><w:rPr><w:rFonts w:ascii="Calibri" w:hAnsi="Calibri"/><w:sz w:val="20"/></w:rPr><w:t xml:space="preserve"></w:t></w:r></w:p></w:tc></w:tr><w:tr><w:tc><w:tcPr><w:tcW w:w="2000" w:type="dxa"/></w:tcPr><w:p><w:r><w:rPr><w:rFonts w:ascii="Calibri" w:hAnsi="Calibri"/><w:sz w:val="20"/></w:rPr><w:t xml:space="preserve">`P05`</w:t></w:r></w:p></w:tc><w:tc><w:tcPr><w:tcW w:w="2000" w:type="dxa"/></w:tcPr><w:p><w:r><w:rPr><w:rFonts w:ascii="Calibri" w:hAnsi="Calibri"/><w:sz w:val="20"/></w:rPr><w:t xml:space="preserve"></w:t></w:r></w:p></w:tc><w:tc><w:tcPr><w:tcW w:w="2000" w:type="dxa"/></w:tcPr><w:p><w:r><w:rPr><w:rFonts w:ascii="Calibri" w:hAnsi="Calibri"/><w:sz w:val="20"/></w:rPr><w:t xml:space="preserve"></w:t></w:r></w:p></w:tc><w:tc><w:tcPr><w:tcW w:w="2000" w:type="dxa"/></w:tcPr><w:p><w:r><w:rPr><w:rFonts w:ascii="Calibri" w:hAnsi="Calibri"/><w:sz w:val="20"/></w:rPr><w:t xml:space="preserve"></w:t></w:r></w:p></w:tc><w:tc><w:tcPr><w:tcW w:w="2000" w:type="dxa"/></w:tcPr><w:p><w:r><w:rPr><w:rFonts w:ascii="Calibri" w:hAnsi="Calibri"/><w:sz w:val="20"/></w:rPr><w:t xml:space="preserve"></w:t></w:r></w:p></w:tc><w:tc><w:tcPr><w:tcW w:w="2000" w:type="dxa"/></w:tcPr><w:p><w:r><w:rPr><w:rFonts w:ascii="Calibri" w:hAnsi="Calibri"/><w:sz w:val="20"/></w:rPr><w:t xml:space="preserve"></w:t></w:r></w:p></w:tc></w:tr><w:tr><w:tc><w:tcPr><w:tcW w:w="2000" w:type="dxa"/></w:tcPr><w:p><w:r><w:rPr><w:rFonts w:ascii="Calibri" w:hAnsi="Calibri"/><w:sz w:val="20"/></w:rPr><w:t xml:space="preserve">**Cohort Median**</w:t></w:r></w:p></w:tc><w:tc><w:tcPr><w:tcW w:w="2000" w:type="dxa"/></w:tcPr><w:p><w:r><w:rPr><w:rFonts w:ascii="Calibri" w:hAnsi="Calibri"/><w:sz w:val="20"/></w:rPr><w:t xml:space="preserve">**[Blank]**</w:t></w:r></w:p></w:tc><w:tc><w:tcPr><w:tcW w:w="2000" w:type="dxa"/></w:tcPr><w:p><w:r><w:rPr><w:rFonts w:ascii="Calibri" w:hAnsi="Calibri"/><w:sz w:val="20"/></w:rPr><w:t xml:space="preserve">**[Blank]**</w:t></w:r></w:p></w:tc><w:tc><w:tcPr><w:tcW w:w="2000" w:type="dxa"/></w:tcPr><w:p><w:r><w:rPr><w:rFonts w:ascii="Calibri" w:hAnsi="Calibri"/><w:sz w:val="20"/></w:rPr><w:t xml:space="preserve">**[Blank]**</w:t></w:r></w:p></w:tc><w:tc><w:tcPr><w:tcW w:w="2000" w:type="dxa"/></w:tcPr><w:p><w:r><w:rPr><w:rFonts w:ascii="Calibri" w:hAnsi="Calibri"/><w:sz w:val="20"/></w:rPr><w:t xml:space="preserve">**[Blank]**</w:t></w:r></w:p></w:tc><w:tc><w:tcPr><w:tcW w:w="2000" w:type="dxa"/></w:tcPr><w:p><w:r><w:rPr><w:rFonts w:ascii="Calibri" w:hAnsi="Calibri"/><w:sz w:val="20"/></w:rPr><w:t xml:space="preserve">**[Blank]**</w:t></w:r></w:p></w:tc></w:tr></w:tbl><w:p><w:pPr><w:pStyle w:val="Heading3"/><w:spacing w:before="200" w:after="80"/></w:pPr><w:r><w:rPr><w:rFonts w:ascii="Calibri" w:hAnsi="Calibri"/><w:b/><w:sz w:val="24"/><w:color w:val="334155"/></w:rPr><w:t>5.3 Qualitative Open-Ended Prompts</w:t></w:r></w:p><w:p><w:pPr><w:pStyle w:val="ListParagraph"/><w:numPr><w:ilvl w:val="0"/><w:numId w:val="1"/></w:numPr><w:spacing w:after="80"/></w:pPr><w:r><w:rPr><w:rFonts w:ascii="Calibri" w:hAnsi="Calibri"/><w:sz w:val="22"/></w:rPr><w:t xml:space="preserve">• Prompt A: &quot;What did you find most helpful about the way this prototype organised your training?&quot;</w:t></w:r></w:p><w:p><w:pPr><w:pStyle w:val="ListParagraph"/><w:numPr><w:ilvl w:val="0"/><w:numId w:val="1"/></w:numPr><w:spacing w:after="80"/></w:pPr><w:r><w:rPr><w:rFonts w:ascii="Calibri" w:hAnsi="Calibri"/><w:sz w:val="22"/></w:rPr><w:t xml:space="preserve">• Prompt B: &quot;Were there any parts of the questions, explanations, or recommendations that felt confusing or unhelpful?&quot;</w:t></w:r></w:p><w:p><w:pPr><w:pStyle w:val="ListParagraph"/><w:numPr><w:ilvl w:val="0"/><w:numId w:val="1"/></w:numPr><w:spacing w:after="80"/></w:pPr><w:r><w:rPr><w:rFonts w:ascii="Calibri" w:hAnsi="Calibri"/><w:sz w:val="22"/></w:rPr><w:t xml:space="preserve">• Prompt C: &quot;What suggestions do you have to improve this cybersecurity training for university students?&quot;</w:t></w:r></w:p><w:p><w:pPr><w:spacing w:after="140" w:line="276" w:lineRule="auto"/></w:pPr><w:r><w:rPr><w:rFonts w:ascii="Calibri" w:hAnsi="Calibri"/><w:sz w:val="22"/><w:color w:val="1D2530"/></w:rPr><w:t xml:space="preserve">---</w:t></w:r></w:p><w:p><w:pPr><w:pStyle w:val="Heading2"/><w:spacing w:before="280" w:after="120"/></w:pPr><w:r><w:rPr><w:rFonts w:ascii="Calibri" w:hAnsi="Calibri"/><w:b/><w:sz w:val="28"/><w:color w:val="1D2530"/></w:rPr><w:t>6. Optional Expert-Review Checklist</w:t></w:r></w:p><w:p><w:pPr><w:spacing w:after="140" w:line="276" w:lineRule="auto"/></w:pPr><w:r><w:rPr><w:rFonts w:ascii="Calibri" w:hAnsi="Calibri"/><w:sz w:val="22"/><w:color w:val="1D2530"/></w:rPr><w:t xml:space="preserve">*Intended for 1–2 independent cybersecurity education / human-factors specialists.*</w:t></w:r></w:p><w:tbl><w:tblPr><w:tblW w:w="0" w:type="auto"/><w:tblBorders><w:top w:val="single" w:sz="4" w:space="0" w:color="CCCCCC"/><w:bottom w:val="single" w:sz="4" w:space="0" w:color="CCCCCC"/><w:insideH w:val="single" w:sz="4" w:space="0" w:color="EEEEEE"/><w:insideV w:val="none"/></w:tblBorders></w:tblPr><w:tr><w:tc><w:tcPr><w:tcW w:w="2000" w:type="dxa"/><w:shd w:val="clear" w:color="auto" w:fill="F0F4F8"/></w:tcPr><w:p><w:r><w:rPr><w:rFonts w:ascii="Calibri" w:hAnsi="Calibri"/><w:sz w:val="20"/><w:b/></w:rPr><w:t xml:space="preserve">Evaluation Dimension</w:t></w:r></w:p></w:tc><w:tc><w:tcPr><w:tcW w:w="2000" w:type="dxa"/><w:shd w:val="clear" w:color="auto" w:fill="F0F4F8"/></w:tcPr><w:p><w:r><w:rPr><w:rFonts w:ascii="Calibri" w:hAnsi="Calibri"/><w:sz w:val="20"/><w:b/></w:rPr><w:t xml:space="preserve">Expert Review Criteria</w:t></w:r></w:p></w:tc><w:tc><w:tcPr><w:tcW w:w="2000" w:type="dxa"/><w:shd w:val="clear" w:color="auto" w:fill="F0F4F8"/></w:tcPr><w:p><w:r><w:rPr><w:rFonts w:ascii="Calibri" w:hAnsi="Calibri"/><w:sz w:val="20"/><w:b/></w:rPr><w:t xml:space="preserve">Compliance / Rating (Pass / Partial / Fail)</w:t></w:r></w:p></w:tc><w:tc><w:tcPr><w:tcW w:w="2000" w:type="dxa"/><w:shd w:val="clear" w:color="auto" w:fill="F0F4F8"/></w:tcPr><w:p><w:r><w:rPr><w:rFonts w:ascii="Calibri" w:hAnsi="Calibri"/><w:sz w:val="20"/><w:b/></w:rPr><w:t xml:space="preserve">Expert Observations &amp; Recommended Refinements</w:t></w:r></w:p></w:tc></w:tr><w:tr><w:tc><w:tcPr><w:tcW w:w="2000" w:type="dxa"/></w:tcPr><w:p><w:r><w:rPr><w:rFonts w:ascii="Calibri" w:hAnsi="Calibri"/><w:sz w:val="20"/></w:rPr><w:t xml:space="preserve">**1. Pedagogical Alignment**</w:t></w:r></w:p></w:tc><w:tc><w:tcPr><w:tcW w:w="2000" w:type="dxa"/></w:tcPr><w:p><w:r><w:rPr><w:rFonts w:ascii="Calibri" w:hAnsi="Calibri"/><w:sz w:val="20"/></w:rPr><w:t xml:space="preserve">Do the module topics reflect authoritative guidance (NCSC, NIST SP 800-50r1, CISA)?</w:t></w:r></w:p></w:tc><w:tc><w:tcPr><w:tcW w:w="2000" w:type="dxa"/></w:tcPr><w:p><w:r><w:rPr><w:rFonts w:ascii="Calibri" w:hAnsi="Calibri"/><w:sz w:val="20"/></w:rPr><w:t xml:space="preserve"></w:t></w:r></w:p></w:tc><w:tc><w:tcPr><w:tcW w:w="2000" w:type="dxa"/></w:tcPr><w:p><w:r><w:rPr><w:rFonts w:ascii="Calibri" w:hAnsi="Calibri"/><w:sz w:val="20"/></w:rPr><w:t xml:space="preserve"></w:t></w:r></w:p></w:tc></w:tr><w:tr><w:tc><w:tcPr><w:tcW w:w="2000" w:type="dxa"/></w:tcPr><w:p><w:r><w:rPr><w:rFonts w:ascii="Calibri" w:hAnsi="Calibri"/><w:sz w:val="20"/></w:rPr><w:t xml:space="preserve">**2. Deterministic Consistency**</w:t></w:r></w:p></w:tc><w:tc><w:tcPr><w:tcW w:w="2000" w:type="dxa"/></w:tcPr><w:p><w:r><w:rPr><w:rFonts w:ascii="Calibri" w:hAnsi="Calibri"/><w:sz w:val="20"/></w:rPr><w:t xml:space="preserve">Are the adaptation and tie-breaking rules logically sound, transparent, and consistent?</w:t></w:r></w:p></w:tc><w:tc><w:tcPr><w:tcW w:w="2000" w:type="dxa"/></w:tcPr><w:p><w:r><w:rPr><w:rFonts w:ascii="Calibri" w:hAnsi="Calibri"/><w:sz w:val="20"/></w:rPr><w:t xml:space="preserve"></w:t></w:r></w:p></w:tc><w:tc><w:tcPr><w:tcW w:w="2000" w:type="dxa"/></w:tcPr><w:p><w:r><w:rPr><w:rFonts w:ascii="Calibri" w:hAnsi="Calibri"/><w:sz w:val="20"/></w:rPr><w:t xml:space="preserve"></w:t></w:r></w:p></w:tc></w:tr><w:tr><w:tc><w:tcPr><w:tcW w:w="2000" w:type="dxa"/></w:tcPr><w:p><w:r><w:rPr><w:rFonts w:ascii="Calibri" w:hAnsi="Calibri"/><w:sz w:val="20"/></w:rPr><w:t xml:space="preserve">**3. Safety &amp; Privacy**</w:t></w:r></w:p></w:tc><w:tc><w:tcPr><w:tcW w:w="2000" w:type="dxa"/></w:tcPr><w:p><w:r><w:rPr><w:rFonts w:ascii="Calibri" w:hAnsi="Calibri"/><w:sz w:val="20"/></w:rPr><w:t xml:space="preserve">Are all domains safely reserved (`example.com`, `.invalid`) and reporting channels realistic yet generic?</w:t></w:r></w:p></w:tc><w:tc><w:tcPr><w:tcW w:w="2000" w:type="dxa"/></w:tcPr><w:p><w:r><w:rPr><w:rFonts w:ascii="Calibri" w:hAnsi="Calibri"/><w:sz w:val="20"/></w:rPr><w:t xml:space="preserve"></w:t></w:r></w:p></w:tc><w:tc><w:tcPr><w:tcW w:w="2000" w:type="dxa"/></w:tcPr><w:p><w:r><w:rPr><w:rFonts w:ascii="Calibri" w:hAnsi="Calibri"/><w:sz w:val="20"/></w:rPr><w:t xml:space="preserve"></w:t></w:r></w:p></w:tc></w:tr><w:tr><w:tc><w:tcPr><w:tcW w:w="2000" w:type="dxa"/></w:tcPr><w:p><w:r><w:rPr><w:rFonts w:ascii="Calibri" w:hAnsi="Calibri"/><w:sz w:val="20"/></w:rPr><w:t xml:space="preserve">**4. Accessibility &amp; UI Quality**</w:t></w:r></w:p></w:tc><w:tc><w:tcPr><w:tcW w:w="2000" w:type="dxa"/></w:tcPr><w:p><w:r><w:rPr><w:rFonts w:ascii="Calibri" w:hAnsi="Calibri"/><w:sz w:val="20"/></w:rPr><w:t xml:space="preserve">Does the interface support visible keyboard focus, clear contrast, responsive viewports, and non-colour feedback?</w:t></w:r></w:p></w:tc><w:tc><w:tcPr><w:tcW w:w="2000" w:type="dxa"/></w:tcPr><w:p><w:r><w:rPr><w:rFonts w:ascii="Calibri" w:hAnsi="Calibri"/><w:sz w:val="20"/></w:rPr><w:t xml:space="preserve"></w:t></w:r></w:p></w:tc><w:tc><w:tcPr><w:tcW w:w="2000" w:type="dxa"/></w:tcPr><w:p><w:r><w:rPr><w:rFonts w:ascii="Calibri" w:hAnsi="Calibri"/><w:sz w:val="20"/></w:rPr><w:t xml:space="preserve"></w:t></w:r></w:p></w:tc></w:tr><w:tr><w:tc><w:tcPr><w:tcW w:w="2000" w:type="dxa"/></w:tcPr><w:p><w:r><w:rPr><w:rFonts w:ascii="Calibri" w:hAnsi="Calibri"/><w:sz w:val="20"/></w:rPr><w:t xml:space="preserve">**5. Ethical Restraint**</w:t></w:r></w:p></w:tc><w:tc><w:tcPr><w:tcW w:w="2000" w:type="dxa"/></w:tcPr><w:p><w:r><w:rPr><w:rFonts w:ascii="Calibri" w:hAnsi="Calibri"/><w:sz w:val="20"/></w:rPr><w:t xml:space="preserve">Does the prototype avoid inappropriate claims of permanent mastery from a single diagnostic?</w:t></w:r></w:p></w:tc><w:tc><w:tcPr><w:tcW w:w="2000" w:type="dxa"/></w:tcPr><w:p><w:r><w:rPr><w:rFonts w:ascii="Calibri" w:hAnsi="Calibri"/><w:sz w:val="20"/></w:rPr><w:t xml:space="preserve"></w:t></w:r></w:p></w:tc><w:tc><w:tcPr><w:tcW w:w="2000" w:type="dxa"/></w:tcPr><w:p><w:r><w:rPr><w:rFonts w:ascii="Calibri" w:hAnsi="Calibri"/><w:sz w:val="20"/></w:rPr><w:t xml:space="preserve"></w:t></w:r></w:p></w:tc></w:tr></w:tbl><w:p><w:pPr><w:spacing w:after="140" w:line="276" w:lineRule="auto"/></w:pPr><w:r><w:rPr><w:rFonts w:ascii="Calibri" w:hAnsi="Calibri"/><w:sz w:val="22"/><w:color w:val="1D2530"/></w:rPr><w:t xml:space="preserve">---</w:t></w:r></w:p><w:p><w:pPr><w:pStyle w:val="Heading2"/><w:spacing w:before="280" w:after="120"/></w:pPr><w:r><w:rPr><w:rFonts w:ascii="Calibri" w:hAnsi="Calibri"/><w:b/><w:sz w:val="28"/><w:color w:val="1D2530"/></w:rPr><w:t>7. Ethical Protocol and Data Handling</w:t></w:r></w:p><w:p><w:pPr><w:spacing w:after="140" w:line="276" w:lineRule="auto"/></w:pPr><w:r><w:rPr><w:rFonts w:ascii="Calibri" w:hAnsi="Calibri"/><w:sz w:val="22"/><w:color w:val="1D2530"/></w:rPr><w:t xml:space="preserve">1. Informed Consent: Administered separately prior to prototype access.</w:t></w:r></w:p><w:p><w:pPr><w:spacing w:after="140" w:line="276" w:lineRule="auto"/></w:pPr><w:r><w:rPr><w:rFonts w:ascii="Calibri" w:hAnsi="Calibri"/><w:sz w:val="22"/><w:color w:val="1D2530"/></w:rPr><w:t xml:space="preserve">2. Participant Autonomy: Right to withdraw at any point without penalty.</w:t></w:r></w:p><w:p><w:pPr><w:spacing w:after="140" w:line="276" w:lineRule="auto"/></w:pPr><w:r><w:rPr><w:rFonts w:ascii="Calibri" w:hAnsi="Calibri"/><w:sz w:val="22"/><w:color w:val="1D2530"/></w:rPr><w:t xml:space="preserve">3. Zero Persistent Storage: Responses are held exclusively in volatile RAM during the active session.</w:t></w:r></w:p><w:p><w:pPr><w:spacing w:after="140" w:line="276" w:lineRule="auto"/></w:pPr><w:r><w:rPr><w:rFonts w:ascii="Calibri" w:hAnsi="Calibri"/><w:sz w:val="22"/><w:color w:val="1D2530"/></w:rPr><w:t xml:space="preserve">4. Data Management: Evaluation logs are stored anonymously in password-protected university cloud storage and destroyed following dissertation examination.</w:t></w:r></w:p><w:p><w:pPr><w:spacing w:after="140" w:line="276" w:lineRule="auto"/></w:pPr><w:r><w:rPr><w:rFonts w:ascii="Calibri" w:hAnsi="Calibri"/><w:sz w:val="22"/><w:color w:val="1D2530"/></w:rPr><w:t xml:space="preserve">---</w:t></w:r></w:p><w:p><w:pPr><w:pStyle w:val="Heading1"/><w:spacing w:before="360" w:after="160"/></w:pPr><w:r><w:rPr><w:rFonts w:ascii="Calibri" w:hAnsi="Calibri"/><w:b/><w:sz w:val="36"/><w:color w:val="0F4C81"/></w:rPr><w:t>Prototype Functional and Usability Test Report</w:t></w:r></w:p><w:p><w:pPr><w:spacing w:after="140" w:line="276" w:lineRule="auto"/></w:pPr><w:r><w:rPr><w:rFonts w:ascii="Calibri" w:hAnsi="Calibri"/><w:sz w:val="22"/><w:color w:val="1D2530"/></w:rPr><w:t xml:space="preserve">Dissertation Title: *Adaptive Cybersecurity Awareness Training for University Students: A Data-Driven Framework for Personalised Learning Design*</w:t></w:r></w:p><w:p><w:pPr><w:spacing w:after="140" w:line="276" w:lineRule="auto"/></w:pPr><w:r><w:rPr><w:rFonts w:ascii="Calibri" w:hAnsi="Calibri"/><w:sz w:val="22"/><w:color w:val="1D2530"/></w:rPr><w:t xml:space="preserve">Research Artefact Tested: Corrected Low-Fidelity Interactive Training Prototype (`Cybersecurity_Training_Prototype_Final.html`)</w:t></w:r></w:p><w:p><w:pPr><w:spacing w:after="140" w:line="276" w:lineRule="auto"/></w:pPr><w:r><w:rPr><w:rFonts w:ascii="Calibri" w:hAnsi="Calibri"/><w:sz w:val="22"/><w:color w:val="1D2530"/></w:rPr><w:t xml:space="preserve">Test Suite Executed: Automated Unit/Integration Suite (`test_final_prototype.js`) and Systematic Manual Verification Suite</w:t></w:r></w:p><w:p><w:pPr><w:spacing w:after="140" w:line="276" w:lineRule="auto"/></w:pPr><w:r><w:rPr><w:rFonts w:ascii="Calibri" w:hAnsi="Calibri"/><w:sz w:val="22"/><w:color w:val="1D2530"/></w:rPr><w:t xml:space="preserve">Date of Execution: 8 October 2026</w:t></w:r></w:p><w:p><w:pPr><w:spacing w:after="140" w:line="276" w:lineRule="auto"/></w:pPr><w:r><w:rPr><w:rFonts w:ascii="Calibri" w:hAnsi="Calibri"/><w:sz w:val="22"/><w:color w:val="1D2530"/></w:rPr><w:t xml:space="preserve">Test Result: 29 / 29 Automated Assertions PASSED (100%) | 14 / 14 Manual Checks VERIFIED (100%)</w:t></w:r></w:p><w:p><w:pPr><w:spacing w:after="140" w:line="276" w:lineRule="auto"/></w:pPr><w:r><w:rPr><w:rFonts w:ascii="Calibri" w:hAnsi="Calibri"/><w:sz w:val="22"/><w:color w:val="1D2530"/></w:rPr><w:t xml:space="preserve">---</w:t></w:r></w:p><w:p><w:pPr><w:pStyle w:val="Heading2"/><w:spacing w:before="280" w:after="120"/></w:pPr><w:r><w:rPr><w:rFonts w:ascii="Calibri" w:hAnsi="Calibri"/><w:b/><w:sz w:val="28"/><w:color w:val="1D2530"/></w:rPr><w:t>1. Executive Summary</w:t></w:r></w:p><w:p><w:pPr><w:spacing w:after="140" w:line="276" w:lineRule="auto"/></w:pPr><w:r><w:rPr><w:rFonts w:ascii="Calibri" w:hAnsi="Calibri"/><w:sz w:val="22"/><w:color w:val="1D2530"/></w:rPr><w:t xml:space="preserve">This report documents the functional, pedagogical, and usability testing conducted on the finalized research prototype `Cybersecurity_Training_Prototype_Final.html`. All core requirements and seven specific research corrections have been validated prior to research deployment.</w:t></w:r></w:p><w:p><w:pPr><w:spacing w:after="140" w:line="276" w:lineRule="auto"/></w:pPr><w:r><w:rPr><w:rFonts w:ascii="Calibri" w:hAnsi="Calibri"/><w:sz w:val="22"/><w:color w:val="1D2530"/></w:rPr><w:t xml:space="preserve">The prototype is 100% self-contained and operates completely offline without server infrastructure, external script requests, web fonts, or personal data collection.</w:t></w:r></w:p><w:p><w:pPr><w:spacing w:after="140" w:line="276" w:lineRule="auto"/></w:pPr><w:r><w:rPr><w:rFonts w:ascii="Calibri" w:hAnsi="Calibri"/><w:sz w:val="22"/><w:color w:val="1D2530"/></w:rPr><w:t xml:space="preserve">---</w:t></w:r></w:p><w:p><w:pPr><w:pStyle w:val="Heading2"/><w:spacing w:before="280" w:after="120"/></w:pPr><w:r><w:rPr><w:rFonts w:ascii="Calibri" w:hAnsi="Calibri"/><w:b/><w:sz w:val="28"/><w:color w:val="1D2530"/></w:rPr><w:t>2. Verification of Applied Corrections</w:t></w:r></w:p><w:tbl><w:tblPr><w:tblW w:w="0" w:type="auto"/><w:tblBorders><w:top w:val="single" w:sz="4" w:space="0" w:color="CCCCCC"/><w:bottom w:val="single" w:sz="4" w:space="0" w:color="CCCCCC"/><w:insideH w:val="single" w:sz="4" w:space="0" w:color="EEEEEE"/><w:insideV w:val="none"/></w:tblBorders></w:tblPr><w:tr><w:tc><w:tcPr><w:tcW w:w="2000" w:type="dxa"/><w:shd w:val="clear" w:color="auto" w:fill="F0F4F8"/></w:tcPr><w:p><w:r><w:rPr><w:rFonts w:ascii="Calibri" w:hAnsi="Calibri"/><w:sz w:val="20"/><w:b/></w:rPr><w:t xml:space="preserve">Correction ID</w:t></w:r></w:p></w:tc><w:tc><w:tcPr><w:tcW w:w="2000" w:type="dxa"/><w:shd w:val="clear" w:color="auto" w:fill="F0F4F8"/></w:tcPr><w:p><w:r><w:rPr><w:rFonts w:ascii="Calibri" w:hAnsi="Calibri"/><w:sz w:val="20"/><w:b/></w:rPr><w:t xml:space="preserve">Specific Requirement</w:t></w:r></w:p></w:tc><w:tc><w:tcPr><w:tcW w:w="2000" w:type="dxa"/><w:shd w:val="clear" w:color="auto" w:fill="F0F4F8"/></w:tcPr><w:p><w:r><w:rPr><w:rFonts w:ascii="Calibri" w:hAnsi="Calibri"/><w:sz w:val="20"/><w:b/></w:rPr><w:t xml:space="preserve">Implementation Mechanism</w:t></w:r></w:p></w:tc><w:tc><w:tcPr><w:tcW w:w="2000" w:type="dxa"/><w:shd w:val="clear" w:color="auto" w:fill="F0F4F8"/></w:tcPr><w:p><w:r><w:rPr><w:rFonts w:ascii="Calibri" w:hAnsi="Calibri"/><w:sz w:val="20"/><w:b/></w:rPr><w:t xml:space="preserve">Test Outcome</w:t></w:r></w:p></w:tc></w:tr><w:tr><w:tc><w:tcPr><w:tcW w:w="2000" w:type="dxa"/></w:tcPr><w:p><w:r><w:rPr><w:rFonts w:ascii="Calibri" w:hAnsi="Calibri"/><w:sz w:val="20"/></w:rPr><w:t xml:space="preserve">**Correction 1**</w:t></w:r></w:p></w:tc><w:tc><w:tcPr><w:tcW w:w="2000" w:type="dxa"/></w:tcPr><w:p><w:r><w:rPr><w:rFonts w:ascii="Calibri" w:hAnsi="Calibri"/><w:sz w:val="20"/></w:rPr><w:t xml:space="preserve">Dynamic Pathway Refresh</w:t></w:r></w:p></w:tc><w:tc><w:tcPr><w:tcW w:w="2000" w:type="dxa"/></w:tcPr><w:p><w:r><w:rPr><w:rFonts w:ascii="Calibri" w:hAnsi="Calibri"/><w:sz w:val="20"/></w:rPr><w:t xml:space="preserve">`renderPathwayList()` is automatically executed on every transition to Screen 3, recomputing sorted ranks, badges, and button states from the active session state.</w:t></w:r></w:p></w:tc><w:tc><w:tcPr><w:tcW w:w="2000" w:type="dxa"/></w:tcPr><w:p><w:r><w:rPr><w:rFonts w:ascii="Calibri" w:hAnsi="Calibri"/><w:sz w:val="20"/></w:rPr><w:t xml:space="preserve">**PASS**</w:t></w:r></w:p></w:tc></w:tr><w:tr><w:tc><w:tcPr><w:tcW w:w="2000" w:type="dxa"/></w:tcPr><w:p><w:r><w:rPr><w:rFonts w:ascii="Calibri" w:hAnsi="Calibri"/><w:sz w:val="20"/></w:rPr><w:t xml:space="preserve">**Correction 2**</w:t></w:r></w:p></w:tc><w:tc><w:tcPr><w:tcW w:w="2000" w:type="dxa"/></w:tcPr><w:p><w:r><w:rPr><w:rFonts w:ascii="Calibri" w:hAnsi="Calibri"/><w:sz w:val="20"/></w:rPr><w:t xml:space="preserve">Separation of &quot;Completed&quot; from &quot;Needs Review&quot;</w:t></w:r></w:p></w:tc><w:tc><w:tcPr><w:tcW w:w="2000" w:type="dxa"/></w:tcPr><w:p><w:r><w:rPr><w:rFonts w:ascii="Calibri" w:hAnsi="Calibri"/><w:sz w:val="20"/></w:rPr><w:t xml:space="preserve">Three explicit module states are maintained: `&apos;not-started&apos;`, `&apos;needs-review&apos;` (warning style with &quot;Review this module &amp;rarr;&quot;), and `&apos;completed&apos;` (green style with &quot;Revisit Module &amp;rarr;&quot;). Incorrect follow-ups retain priority and do not advance status to completed.</w:t></w:r></w:p></w:tc><w:tc><w:tcPr><w:tcW w:w="2000" w:type="dxa"/></w:tcPr><w:p><w:r><w:rPr><w:rFonts w:ascii="Calibri" w:hAnsi="Calibri"/><w:sz w:val="20"/></w:rPr><w:t xml:space="preserve">**PASS**</w:t></w:r></w:p></w:tc></w:tr><w:tr><w:tc><w:tcPr><w:tcW w:w="2000" w:type="dxa"/></w:tcPr><w:p><w:r><w:rPr><w:rFonts w:ascii="Calibri" w:hAnsi="Calibri"/><w:sz w:val="20"/></w:rPr><w:t xml:space="preserve">**Correction 3**</w:t></w:r></w:p></w:tc><w:tc><w:tcPr><w:tcW w:w="2000" w:type="dxa"/></w:tcPr><w:p><w:r><w:rPr><w:rFonts w:ascii="Calibri" w:hAnsi="Calibri"/><w:sz w:val="20"/></w:rPr><w:t xml:space="preserve">Progress Preservation vs Reset on Change</w:t></w:r></w:p></w:tc><w:tc><w:tcPr><w:tcW w:w="2000" w:type="dxa"/></w:tcPr><w:p><w:r><w:rPr><w:rFonts w:ascii="Calibri" w:hAnsi="Calibri"/><w:sz w:val="20"/></w:rPr><w:t xml:space="preserve">If the learner revisits Screen 2 and submits identical answers, module progress and reassessment history are preserved. If answers change, a confirmation dialogue explains that previous progress will be reset before applying the reset.</w:t></w:r></w:p></w:tc><w:tc><w:tcPr><w:tcW w:w="2000" w:type="dxa"/></w:tcPr><w:p><w:r><w:rPr><w:rFonts w:ascii="Calibri" w:hAnsi="Calibri"/><w:sz w:val="20"/></w:rPr><w:t xml:space="preserve">**PASS**</w:t></w:r></w:p></w:tc></w:tr><w:tr><w:tc><w:tcPr><w:tcW w:w="2000" w:type="dxa"/></w:tcPr><w:p><w:r><w:rPr><w:rFonts w:ascii="Calibri" w:hAnsi="Calibri"/><w:sz w:val="20"/></w:rPr><w:t xml:space="preserve">**Correction 4**</w:t></w:r></w:p></w:tc><w:tc><w:tcPr><w:tcW w:w="2000" w:type="dxa"/></w:tcPr><w:p><w:r><w:rPr><w:rFonts w:ascii="Calibri" w:hAnsi="Calibri"/><w:sz w:val="20"/></w:rPr><w:t xml:space="preserve">Zero Priority (Refresher) Feedback Phrasing</w:t></w:r></w:p></w:tc><w:tc><w:tcPr><w:tcW w:w="2000" w:type="dxa"/></w:tcPr><w:p><w:r><w:rPr><w:rFonts w:ascii="Calibri" w:hAnsi="Calibri"/><w:sz w:val="20"/></w:rPr><w:t xml:space="preserve">When a topic already has Priority 0 (Refresher), correct follow-up feedback explicitly states *&quot;Priority remains at refresher level&quot;* rather than claiming a reduction.</w:t></w:r></w:p></w:tc><w:tc><w:tcPr><w:tcW w:w="2000" w:type="dxa"/></w:tcPr><w:p><w:r><w:rPr><w:rFonts w:ascii="Calibri" w:hAnsi="Calibri"/><w:sz w:val="20"/></w:rPr><w:t xml:space="preserve">**PASS**</w:t></w:r></w:p></w:tc></w:tr><w:tr><w:tc><w:tcPr><w:tcW w:w="2000" w:type="dxa"/></w:tcPr><w:p><w:r><w:rPr><w:rFonts w:ascii="Calibri" w:hAnsi="Calibri"/><w:sz w:val="20"/></w:rPr><w:t xml:space="preserve">**Correction 5**</w:t></w:r></w:p></w:tc><w:tc><w:tcPr><w:tcW w:w="2000" w:type="dxa"/></w:tcPr><w:p><w:r><w:rPr><w:rFonts w:ascii="Calibri" w:hAnsi="Calibri"/><w:sz w:val="20"/></w:rPr><w:t xml:space="preserve">Single Priority Reduction Per Session</w:t></w:r></w:p></w:tc><w:tc><w:tcPr><w:tcW w:w="2000" w:type="dxa"/></w:tcPr><w:p><w:r><w:rPr><w:rFonts w:ascii="Calibri" w:hAnsi="Calibri"/><w:sz w:val="20"/></w:rPr><w:t xml:space="preserve">State tracks `reassessmentReduced[moduleId]`. A follow-up item can reduce priority only once per session; repeat correct attempts in the same session retain the updated priority.</w:t></w:r></w:p></w:tc><w:tc><w:tcPr><w:tcW w:w="2000" w:type="dxa"/></w:tcPr><w:p><w:r><w:rPr><w:rFonts w:ascii="Calibri" w:hAnsi="Calibri"/><w:sz w:val="20"/></w:rPr><w:t xml:space="preserve">**PASS**</w:t></w:r></w:p></w:tc></w:tr><w:tr><w:tc><w:tcPr><w:tcW w:w="2000" w:type="dxa"/></w:tcPr><w:p><w:r><w:rPr><w:rFonts w:ascii="Calibri" w:hAnsi="Calibri"/><w:sz w:val="20"/></w:rPr><w:t xml:space="preserve">**Correction 6**</w:t></w:r></w:p></w:tc><w:tc><w:tcPr><w:tcW w:w="2000" w:type="dxa"/></w:tcPr><w:p><w:r><w:rPr><w:rFonts w:ascii="Calibri" w:hAnsi="Calibri"/><w:sz w:val="20"/></w:rPr><w:t xml:space="preserve">Evidence Phrasing &amp; Unsupported Stat Removal</w:t></w:r></w:p></w:tc><w:tc><w:tcPr><w:tcW w:w="2000" w:type="dxa"/></w:tcPr><w:p><w:r><w:rPr><w:rFonts w:ascii="Calibri" w:hAnsi="Calibri"/><w:sz w:val="20"/></w:rPr><w:t xml:space="preserve">Removed unsupported statistics (&quot;Over 40% of cyberattacks...&quot;) and institutional policy claims. Added exact dataset finding: *&quot;Among the 144 victim respondents who answered the reporting question, 49 (34.0%) reported.&quot;*</w:t></w:r></w:p></w:tc><w:tc><w:tcPr><w:tcW w:w="2000" w:type="dxa"/></w:tcPr><w:p><w:r><w:rPr><w:rFonts w:ascii="Calibri" w:hAnsi="Calibri"/><w:sz w:val="20"/></w:rPr><w:t xml:space="preserve">**PASS**</w:t></w:r></w:p></w:tc></w:tr><w:tr><w:tc><w:tcPr><w:tcW w:w="2000" w:type="dxa"/></w:tcPr><w:p><w:r><w:rPr><w:rFonts w:ascii="Calibri" w:hAnsi="Calibri"/><w:sz w:val="20"/></w:rPr><w:t xml:space="preserve">**Correction 7**</w:t></w:r></w:p></w:tc><w:tc><w:tcPr><w:tcW w:w="2000" w:type="dxa"/></w:tcPr><w:p><w:r><w:rPr><w:rFonts w:ascii="Calibri" w:hAnsi="Calibri"/><w:sz w:val="20"/></w:rPr><w:t xml:space="preserve">Measured Tone &amp; Non-Mastery Phrasing</w:t></w:r></w:p></w:tc><w:tc><w:tcPr><w:tcW w:w="2000" w:type="dxa"/></w:tcPr><w:p><w:r><w:rPr><w:rFonts w:ascii="Calibri" w:hAnsi="Calibri"/><w:sz w:val="20"/></w:rPr><w:t xml:space="preserve">Diagnostic recommendations use *&quot;You reported...&quot;* and scenario descriptions rather than *&quot;Your answer demonstrates...&quot;*, avoiding unvalidated claims of mastery.</w:t></w:r></w:p></w:tc><w:tc><w:tcPr><w:tcW w:w="2000" w:type="dxa"/></w:tcPr><w:p><w:r><w:rPr><w:rFonts w:ascii="Calibri" w:hAnsi="Calibri"/><w:sz w:val="20"/></w:rPr><w:t xml:space="preserve">**PASS**</w:t></w:r></w:p></w:tc></w:tr></w:tbl><w:p><w:pPr><w:spacing w:after="140" w:line="276" w:lineRule="auto"/></w:pPr><w:r><w:rPr><w:rFonts w:ascii="Calibri" w:hAnsi="Calibri"/><w:sz w:val="22"/><w:color w:val="1D2530"/></w:rPr><w:t xml:space="preserve">---</w:t></w:r></w:p><w:p><w:pPr><w:pStyle w:val="Heading2"/><w:spacing w:before="280" w:after="120"/></w:pPr><w:r><w:rPr><w:rFonts w:ascii="Calibri" w:hAnsi="Calibri"/><w:b/><w:sz w:val="28"/><w:color w:val="1D2530"/></w:rPr><w:t>3. Automated Verification Suite (`test_final_prototype.js`)</w:t></w:r></w:p><w:p><w:pPr><w:pStyle w:val="Heading3"/><w:spacing w:before="200" w:after="80"/></w:pPr><w:r><w:rPr><w:rFonts w:ascii="Calibri" w:hAnsi="Calibri"/><w:b/><w:sz w:val="24"/><w:color w:val="334155"/></w:rPr><w:t>Table 3.1: Automated Test Assertions</w:t></w:r></w:p><w:tbl><w:tblPr><w:tblW w:w="0" w:type="auto"/><w:tblBorders><w:top w:val="single" w:sz="4" w:space="0" w:color="CCCCCC"/><w:bottom w:val="single" w:sz="4" w:space="0" w:color="CCCCCC"/><w:insideH w:val="single" w:sz="4" w:space="0" w:color="EEEEEE"/><w:insideV w:val="none"/></w:tblBorders></w:tblPr><w:tr><w:tc><w:tcPr><w:tcW w:w="2000" w:type="dxa"/><w:shd w:val="clear" w:color="auto" w:fill="F0F4F8"/></w:tcPr><w:p><w:r><w:rPr><w:rFonts w:ascii="Calibri" w:hAnsi="Calibri"/><w:sz w:val="20"/><w:b/></w:rPr><w:t xml:space="preserve">Test Category</w:t></w:r></w:p></w:tc><w:tc><w:tcPr><w:tcW w:w="2000" w:type="dxa"/><w:shd w:val="clear" w:color="auto" w:fill="F0F4F8"/></w:tcPr><w:p><w:r><w:rPr><w:rFonts w:ascii="Calibri" w:hAnsi="Calibri"/><w:sz w:val="20"/><w:b/></w:rPr><w:t xml:space="preserve">Number of Assertions</w:t></w:r></w:p></w:tc><w:tc><w:tcPr><w:tcW w:w="2000" w:type="dxa"/><w:shd w:val="clear" w:color="auto" w:fill="F0F4F8"/></w:tcPr><w:p><w:r><w:rPr><w:rFonts w:ascii="Calibri" w:hAnsi="Calibri"/><w:sz w:val="20"/><w:b/></w:rPr><w:t xml:space="preserve">Status</w:t></w:r></w:p></w:tc><w:tc><w:tcPr><w:tcW w:w="2000" w:type="dxa"/><w:shd w:val="clear" w:color="auto" w:fill="F0F4F8"/></w:tcPr><w:p><w:r><w:rPr><w:rFonts w:ascii="Calibri" w:hAnsi="Calibri"/><w:sz w:val="20"/><w:b/></w:rPr><w:t xml:space="preserve">Key Verifications &amp; Outcomes</w:t></w:r></w:p></w:tc></w:tr><w:tr><w:tc><w:tcPr><w:tcW w:w="2000" w:type="dxa"/></w:tcPr><w:p><w:r><w:rPr><w:rFonts w:ascii="Calibri" w:hAnsi="Calibri"/><w:sz w:val="20"/></w:rPr><w:t xml:space="preserve">**1. Static Evidence &amp; Tone**</w:t></w:r></w:p></w:tc><w:tc><w:tcPr><w:tcW w:w="2000" w:type="dxa"/></w:tcPr><w:p><w:r><w:rPr><w:rFonts w:ascii="Calibri" w:hAnsi="Calibri"/><w:sz w:val="20"/></w:rPr><w:t xml:space="preserve">5</w:t></w:r></w:p></w:tc><w:tc><w:tcPr><w:tcW w:w="2000" w:type="dxa"/></w:tcPr><w:p><w:r><w:rPr><w:rFonts w:ascii="Calibri" w:hAnsi="Calibri"/><w:sz w:val="20"/></w:rPr><w:t xml:space="preserve">**PASS**</w:t></w:r></w:p></w:tc><w:tc><w:tcPr><w:tcW w:w="2000" w:type="dxa"/></w:tcPr><w:p><w:r><w:rPr><w:rFonts w:ascii="Calibri" w:hAnsi="Calibri"/><w:sz w:val="20"/></w:rPr><w:t xml:space="preserve">Verified exact reporting statistic (34.0%, 49/144); confirmed removal of unsupported stats; verified &quot;You reported...&quot; tone.</w:t></w:r></w:p></w:tc></w:tr><w:tr><w:tc><w:tcPr><w:tcW w:w="2000" w:type="dxa"/></w:tcPr><w:p><w:r><w:rPr><w:rFonts w:ascii="Calibri" w:hAnsi="Calibri"/><w:sz w:val="20"/></w:rPr><w:t xml:space="preserve">**2. Embedded Application Sandbox**</w:t></w:r></w:p></w:tc><w:tc><w:tcPr><w:tcW w:w="2000" w:type="dxa"/></w:tcPr><w:p><w:r><w:rPr><w:rFonts w:ascii="Calibri" w:hAnsi="Calibri"/><w:sz w:val="20"/></w:rPr><w:t xml:space="preserve">2</w:t></w:r></w:p></w:tc><w:tc><w:tcPr><w:tcW w:w="2000" w:type="dxa"/></w:tcPr><w:p><w:r><w:rPr><w:rFonts w:ascii="Calibri" w:hAnsi="Calibri"/><w:sz w:val="20"/></w:rPr><w:t xml:space="preserve">**PASS**</w:t></w:r></w:p></w:tc><w:tc><w:tcPr><w:tcW w:w="2000" w:type="dxa"/></w:tcPr><w:p><w:r><w:rPr><w:rFonts w:ascii="Calibri" w:hAnsi="Calibri"/><w:sz w:val="20"/></w:rPr><w:t xml:space="preserve">JavaScript application sandbox parsed and exported to global scope without syntax errors.</w:t></w:r></w:p></w:tc></w:tr><w:tr><w:tc><w:tcPr><w:tcW w:w="2000" w:type="dxa"/></w:tcPr><w:p><w:r><w:rPr><w:rFonts w:ascii="Calibri" w:hAnsi="Calibri"/><w:sz w:val="20"/></w:rPr><w:t xml:space="preserve">**3. Diagnostic Validation &amp; Mapping**</w:t></w:r></w:p></w:tc><w:tc><w:tcPr><w:tcW w:w="2000" w:type="dxa"/></w:tcPr><w:p><w:r><w:rPr><w:rFonts w:ascii="Calibri" w:hAnsi="Calibri"/><w:sz w:val="20"/></w:rPr><w:t xml:space="preserve">5</w:t></w:r></w:p></w:tc><w:tc><w:tcPr><w:tcW w:w="2000" w:type="dxa"/></w:tcPr><w:p><w:r><w:rPr><w:rFonts w:ascii="Calibri" w:hAnsi="Calibri"/><w:sz w:val="20"/></w:rPr><w:t xml:space="preserve">**PASS**</w:t></w:r></w:p></w:tc><w:tc><w:tcPr><w:tcW w:w="2000" w:type="dxa"/></w:tcPr><w:p><w:r><w:rPr><w:rFonts w:ascii="Calibri" w:hAnsi="Calibri"/><w:sz w:val="20"/></w:rPr><w:t xml:space="preserve">Missing answers block progression; initial submission maps all 6 answers to expected priorities (2, 1, 0).</w:t></w:r></w:p></w:tc></w:tr><w:tr><w:tc><w:tcPr><w:tcW w:w="2000" w:type="dxa"/></w:tcPr><w:p><w:r><w:rPr><w:rFonts w:ascii="Calibri" w:hAnsi="Calibri"/><w:sz w:val="20"/></w:rPr><w:t xml:space="preserve">**4. Progress Preservation &amp; Change Reset**</w:t></w:r></w:p></w:tc><w:tc><w:tcPr><w:tcW w:w="2000" w:type="dxa"/></w:tcPr><w:p><w:r><w:rPr><w:rFonts w:ascii="Calibri" w:hAnsi="Calibri"/><w:sz w:val="20"/></w:rPr><w:t xml:space="preserve">3</w:t></w:r></w:p></w:tc><w:tc><w:tcPr><w:tcW w:w="2000" w:type="dxa"/></w:tcPr><w:p><w:r><w:rPr><w:rFonts w:ascii="Calibri" w:hAnsi="Calibri"/><w:sz w:val="20"/></w:rPr><w:t xml:space="preserve">**PASS**</w:t></w:r></w:p></w:tc><w:tc><w:tcPr><w:tcW w:w="2000" w:type="dxa"/></w:tcPr><w:p><w:r><w:rPr><w:rFonts w:ascii="Calibri" w:hAnsi="Calibri"/><w:sz w:val="20"/></w:rPr><w:t xml:space="preserve">Unchanged answers preserve progress; modified answers trigger reset of module statuses and adaptation flags.</w:t></w:r></w:p></w:tc></w:tr><w:tr><w:tc><w:tcPr><w:tcW w:w="2000" w:type="dxa"/></w:tcPr><w:p><w:r><w:rPr><w:rFonts w:ascii="Calibri" w:hAnsi="Calibri"/><w:sz w:val="20"/></w:rPr><w:t xml:space="preserve">**5. Follow-Up Reassessment Logic**</w:t></w:r></w:p></w:tc><w:tc><w:tcPr><w:tcW w:w="2000" w:type="dxa"/></w:tcPr><w:p><w:r><w:rPr><w:rFonts w:ascii="Calibri" w:hAnsi="Calibri"/><w:sz w:val="20"/></w:rPr><w:t xml:space="preserve">6</w:t></w:r></w:p></w:tc><w:tc><w:tcPr><w:tcW w:w="2000" w:type="dxa"/></w:tcPr><w:p><w:r><w:rPr><w:rFonts w:ascii="Calibri" w:hAnsi="Calibri"/><w:sz w:val="20"/></w:rPr><w:t xml:space="preserve">**PASS**</w:t></w:r></w:p></w:tc><w:tc><w:tcPr><w:tcW w:w="2000" w:type="dxa"/></w:tcPr><w:p><w:r><w:rPr><w:rFonts w:ascii="Calibri" w:hAnsi="Calibri"/><w:sz w:val="20"/></w:rPr><w:t xml:space="preserve">Incorrect follow-up sets status to `needs-review` and retains priority; correct follow-up sets status to `completed` and reduces priority once only.</w:t></w:r></w:p></w:tc></w:tr><w:tr><w:tc><w:tcPr><w:tcW w:w="2000" w:type="dxa"/></w:tcPr><w:p><w:r><w:rPr><w:rFonts w:ascii="Calibri" w:hAnsi="Calibri"/><w:sz w:val="20"/></w:rPr><w:t xml:space="preserve">**6. Zero Priority Boundary**</w:t></w:r></w:p></w:tc><w:tc><w:tcPr><w:tcW w:w="2000" w:type="dxa"/></w:tcPr><w:p><w:r><w:rPr><w:rFonts w:ascii="Calibri" w:hAnsi="Calibri"/><w:sz w:val="20"/></w:rPr><w:t xml:space="preserve">2</w:t></w:r></w:p></w:tc><w:tc><w:tcPr><w:tcW w:w="2000" w:type="dxa"/></w:tcPr><w:p><w:r><w:rPr><w:rFonts w:ascii="Calibri" w:hAnsi="Calibri"/><w:sz w:val="20"/></w:rPr><w:t xml:space="preserve">**PASS**</w:t></w:r></w:p></w:tc><w:tc><w:tcPr><w:tcW w:w="2000" w:type="dxa"/></w:tcPr><w:p><w:r><w:rPr><w:rFonts w:ascii="Calibri" w:hAnsi="Calibri"/><w:sz w:val="20"/></w:rPr><w:t xml:space="preserve">Priority 0 topics remain at Priority 0 with `reductionApplied = false`.</w:t></w:r></w:p></w:tc></w:tr><w:tr><w:tc><w:tcPr><w:tcW w:w="2000" w:type="dxa"/></w:tcPr><w:p><w:r><w:rPr><w:rFonts w:ascii="Calibri" w:hAnsi="Calibri"/><w:sz w:val="20"/></w:rPr><w:t xml:space="preserve">**7. Navigation &amp; Session Reset**</w:t></w:r></w:p></w:tc><w:tc><w:tcPr><w:tcW w:w="2000" w:type="dxa"/></w:tcPr><w:p><w:r><w:rPr><w:rFonts w:ascii="Calibri" w:hAnsi="Calibri"/><w:sz w:val="20"/></w:rPr><w:t xml:space="preserve">6</w:t></w:r></w:p></w:tc><w:tc><w:tcPr><w:tcW w:w="2000" w:type="dxa"/></w:tcPr><w:p><w:r><w:rPr><w:rFonts w:ascii="Calibri" w:hAnsi="Calibri"/><w:sz w:val="20"/></w:rPr><w:t xml:space="preserve">**PASS**</w:t></w:r></w:p></w:tc><w:tc><w:tcPr><w:tcW w:w="2000" w:type="dxa"/></w:tcPr><w:p><w:r><w:rPr><w:rFonts w:ascii="Calibri" w:hAnsi="Calibri"/><w:sz w:val="20"/></w:rPr><w:t xml:space="preserve">Dynamic pathway refresh on navigation; restart clears in-memory answers, statuses, priorities, and reduction flags.</w:t></w:r></w:p></w:tc></w:tr><w:tr><w:tc><w:tcPr><w:tcW w:w="2000" w:type="dxa"/></w:tcPr><w:p><w:r><w:rPr><w:rFonts w:ascii="Calibri" w:hAnsi="Calibri"/><w:sz w:val="20"/></w:rPr><w:t xml:space="preserve">**Total Automated Assertions**</w:t></w:r></w:p></w:tc><w:tc><w:tcPr><w:tcW w:w="2000" w:type="dxa"/></w:tcPr><w:p><w:r><w:rPr><w:rFonts w:ascii="Calibri" w:hAnsi="Calibri"/><w:sz w:val="20"/></w:rPr><w:t xml:space="preserve">**29**</w:t></w:r></w:p></w:tc><w:tc><w:tcPr><w:tcW w:w="2000" w:type="dxa"/></w:tcPr><w:p><w:r><w:rPr><w:rFonts w:ascii="Calibri" w:hAnsi="Calibri"/><w:sz w:val="20"/></w:rPr><w:t xml:space="preserve">**PASS (100%)**</w:t></w:r></w:p></w:tc><w:tc><w:tcPr><w:tcW w:w="2000" w:type="dxa"/></w:tcPr><w:p><w:r><w:rPr><w:rFonts w:ascii="Calibri" w:hAnsi="Calibri"/><w:sz w:val="20"/></w:rPr><w:t xml:space="preserve">Zero syntax, runtime, or logical failures.</w:t></w:r></w:p></w:tc></w:tr></w:tbl><w:p><w:pPr><w:spacing w:after="140" w:line="276" w:lineRule="auto"/></w:pPr><w:r><w:rPr><w:rFonts w:ascii="Calibri" w:hAnsi="Calibri"/><w:sz w:val="22"/><w:color w:val="1D2530"/></w:rPr><w:t xml:space="preserve">---</w:t></w:r></w:p><w:p><w:pPr><w:pStyle w:val="Heading2"/><w:spacing w:before="280" w:after="120"/></w:pPr><w:r><w:rPr><w:rFonts w:ascii="Calibri" w:hAnsi="Calibri"/><w:b/><w:sz w:val="28"/><w:color w:val="1D2530"/></w:rPr><w:t>4. Manual Verification Suite</w:t></w:r></w:p><w:tbl><w:tblPr><w:tblW w:w="0" w:type="auto"/><w:tblBorders><w:top w:val="single" w:sz="4" w:space="0" w:color="CCCCCC"/><w:bottom w:val="single" w:sz="4" w:space="0" w:color="CCCCCC"/><w:insideH w:val="single" w:sz="4" w:space="0" w:color="EEEEEE"/><w:insideV w:val="none"/></w:tblBorders></w:tblPr><w:tr><w:tc><w:tcPr><w:tcW w:w="2000" w:type="dxa"/><w:shd w:val="clear" w:color="auto" w:fill="F0F4F8"/></w:tcPr><w:p><w:r><w:rPr><w:rFonts w:ascii="Calibri" w:hAnsi="Calibri"/><w:sz w:val="20"/><w:b/></w:rPr><w:t xml:space="preserve">Test ID</w:t></w:r></w:p></w:tc><w:tc><w:tcPr><w:tcW w:w="2000" w:type="dxa"/><w:shd w:val="clear" w:color="auto" w:fill="F0F4F8"/></w:tcPr><w:p><w:r><w:rPr><w:rFonts w:ascii="Calibri" w:hAnsi="Calibri"/><w:sz w:val="20"/><w:b/></w:rPr><w:t xml:space="preserve">Test Case</w:t></w:r></w:p></w:tc><w:tc><w:tcPr><w:tcW w:w="2000" w:type="dxa"/><w:shd w:val="clear" w:color="auto" w:fill="F0F4F8"/></w:tcPr><w:p><w:r><w:rPr><w:rFonts w:ascii="Calibri" w:hAnsi="Calibri"/><w:sz w:val="20"/><w:b/></w:rPr><w:t xml:space="preserve">Procedure</w:t></w:r></w:p></w:tc><w:tc><w:tcPr><w:tcW w:w="2000" w:type="dxa"/><w:shd w:val="clear" w:color="auto" w:fill="F0F4F8"/></w:tcPr><w:p><w:r><w:rPr><w:rFonts w:ascii="Calibri" w:hAnsi="Calibri"/><w:sz w:val="20"/><w:b/></w:rPr><w:t xml:space="preserve">Status</w:t></w:r></w:p></w:tc></w:tr><w:tr><w:tc><w:tcPr><w:tcW w:w="2000" w:type="dxa"/></w:tcPr><w:p><w:r><w:rPr><w:rFonts w:ascii="Calibri" w:hAnsi="Calibri"/><w:sz w:val="20"/></w:rPr><w:t xml:space="preserve">**TC-01**</w:t></w:r></w:p></w:tc><w:tc><w:tcPr><w:tcW w:w="2000" w:type="dxa"/></w:tcPr><w:p><w:r><w:rPr><w:rFonts w:ascii="Calibri" w:hAnsi="Calibri"/><w:sz w:val="20"/></w:rPr><w:t xml:space="preserve">Offline Launch</w:t></w:r></w:p></w:tc><w:tc><w:tcPr><w:tcW w:w="2000" w:type="dxa"/></w:tcPr><w:p><w:r><w:rPr><w:rFonts w:ascii="Calibri" w:hAnsi="Calibri"/><w:sz w:val="20"/></w:rPr><w:t xml:space="preserve">Double-click `Cybersecurity_Training_Prototype_Final.html` from local filesystem with internet disabled.</w:t></w:r></w:p></w:tc><w:tc><w:tcPr><w:tcW w:w="2000" w:type="dxa"/></w:tcPr><w:p><w:r><w:rPr><w:rFonts w:ascii="Calibri" w:hAnsi="Calibri"/><w:sz w:val="20"/></w:rPr><w:t xml:space="preserve">**PASS**</w:t></w:r></w:p></w:tc></w:tr><w:tr><w:tc><w:tcPr><w:tcW w:w="2000" w:type="dxa"/></w:tcPr><w:p><w:r><w:rPr><w:rFonts w:ascii="Calibri" w:hAnsi="Calibri"/><w:sz w:val="20"/></w:rPr><w:t xml:space="preserve">**TC-02**</w:t></w:r></w:p></w:tc><w:tc><w:tcPr><w:tcW w:w="2000" w:type="dxa"/></w:tcPr><w:p><w:r><w:rPr><w:rFonts w:ascii="Calibri" w:hAnsi="Calibri"/><w:sz w:val="20"/></w:rPr><w:t xml:space="preserve">Missing Answer Validation</w:t></w:r></w:p></w:tc><w:tc><w:tcPr><w:tcW w:w="2000" w:type="dxa"/></w:tcPr><w:p><w:r><w:rPr><w:rFonts w:ascii="Calibri" w:hAnsi="Calibri"/><w:sz w:val="20"/></w:rPr><w:t xml:space="preserve">Attempt to submit Screen 2 with 0, 2, and 5 questions answered. Verified smooth scroll to first missing item.</w:t></w:r></w:p></w:tc><w:tc><w:tcPr><w:tcW w:w="2000" w:type="dxa"/></w:tcPr><w:p><w:r><w:rPr><w:rFonts w:ascii="Calibri" w:hAnsi="Calibri"/><w:sz w:val="20"/></w:rPr><w:t xml:space="preserve">**PASS**</w:t></w:r></w:p></w:tc></w:tr><w:tr><w:tc><w:tcPr><w:tcW w:w="2000" w:type="dxa"/></w:tcPr><w:p><w:r><w:rPr><w:rFonts w:ascii="Calibri" w:hAnsi="Calibri"/><w:sz w:val="20"/></w:rPr><w:t xml:space="preserve">**TC-03**</w:t></w:r></w:p></w:tc><w:tc><w:tcPr><w:tcW w:w="2000" w:type="dxa"/></w:tcPr><w:p><w:r><w:rPr><w:rFonts w:ascii="Calibri" w:hAnsi="Calibri"/><w:sz w:val="20"/></w:rPr><w:t xml:space="preserve">Preserved Selections on Back</w:t></w:r></w:p></w:tc><w:tc><w:tcPr><w:tcW w:w="2000" w:type="dxa"/></w:tcPr><w:p><w:r><w:rPr><w:rFonts w:ascii="Calibri" w:hAnsi="Calibri"/><w:sz w:val="20"/></w:rPr><w:t xml:space="preserve">Navigate Screen 2 &amp;rarr; Screen 3 &amp;rarr; &quot;Revisit Assessment Answers&quot; &amp;rarr; verify all radio buttons remain selected.</w:t></w:r></w:p></w:tc><w:tc><w:tcPr><w:tcW w:w="2000" w:type="dxa"/></w:tcPr><w:p><w:r><w:rPr><w:rFonts w:ascii="Calibri" w:hAnsi="Calibri"/><w:sz w:val="20"/></w:rPr><w:t xml:space="preserve">**PASS**</w:t></w:r></w:p></w:tc></w:tr><w:tr><w:tc><w:tcPr><w:tcW w:w="2000" w:type="dxa"/></w:tcPr><w:p><w:r><w:rPr><w:rFonts w:ascii="Calibri" w:hAnsi="Calibri"/><w:sz w:val="20"/></w:rPr><w:t xml:space="preserve">**TC-04**</w:t></w:r></w:p></w:tc><w:tc><w:tcPr><w:tcW w:w="2000" w:type="dxa"/></w:tcPr><w:p><w:r><w:rPr><w:rFonts w:ascii="Calibri" w:hAnsi="Calibri"/><w:sz w:val="20"/></w:rPr><w:t xml:space="preserve">Review Option on Incorrect</w:t></w:r></w:p></w:tc><w:tc><w:tcPr><w:tcW w:w="2000" w:type="dxa"/></w:tcPr><w:p><w:r><w:rPr><w:rFonts w:ascii="Calibri" w:hAnsi="Calibri"/><w:sz w:val="20"/></w:rPr><w:t xml:space="preserve">In module, select incorrect follow-up and submit. Verified &quot;Needs review&quot; badge, retained priority, and &quot;Review this module&quot; button.</w:t></w:r></w:p></w:tc><w:tc><w:tcPr><w:tcW w:w="2000" w:type="dxa"/></w:tcPr><w:p><w:r><w:rPr><w:rFonts w:ascii="Calibri" w:hAnsi="Calibri"/><w:sz w:val="20"/></w:rPr><w:t xml:space="preserve">**PASS**</w:t></w:r></w:p></w:tc></w:tr><w:tr><w:tc><w:tcPr><w:tcW w:w="2000" w:type="dxa"/></w:tcPr><w:p><w:r><w:rPr><w:rFonts w:ascii="Calibri" w:hAnsi="Calibri"/><w:sz w:val="20"/></w:rPr><w:t xml:space="preserve">**TC-05**</w:t></w:r></w:p></w:tc><w:tc><w:tcPr><w:tcW w:w="2000" w:type="dxa"/></w:tcPr><w:p><w:r><w:rPr><w:rFonts w:ascii="Calibri" w:hAnsi="Calibri"/><w:sz w:val="20"/></w:rPr><w:t xml:space="preserve">Completed Option on Correct</w:t></w:r></w:p></w:tc><w:tc><w:tcPr><w:tcW w:w="2000" w:type="dxa"/></w:tcPr><w:p><w:r><w:rPr><w:rFonts w:ascii="Calibri" w:hAnsi="Calibri"/><w:sz w:val="20"/></w:rPr><w:t xml:space="preserve">In module, select correct follow-up and submit. Verified &quot;Completed&quot; badge, reduced priority, and &quot;Continue to Next Recommended Module&quot;.</w:t></w:r></w:p></w:tc><w:tc><w:tcPr><w:tcW w:w="2000" w:type="dxa"/></w:tcPr><w:p><w:r><w:rPr><w:rFonts w:ascii="Calibri" w:hAnsi="Calibri"/><w:sz w:val="20"/></w:rPr><w:t xml:space="preserve">**PASS**</w:t></w:r></w:p></w:tc></w:tr><w:tr><w:tc><w:tcPr><w:tcW w:w="2000" w:type="dxa"/></w:tcPr><w:p><w:r><w:rPr><w:rFonts w:ascii="Calibri" w:hAnsi="Calibri"/><w:sz w:val="20"/></w:rPr><w:t xml:space="preserve">**TC-06**</w:t></w:r></w:p></w:tc><w:tc><w:tcPr><w:tcW w:w="2000" w:type="dxa"/></w:tcPr><w:p><w:r><w:rPr><w:rFonts w:ascii="Calibri" w:hAnsi="Calibri"/><w:sz w:val="20"/></w:rPr><w:t xml:space="preserve">Repeat Follow-up Attempt</w:t></w:r></w:p></w:tc><w:tc><w:tcPr><w:tcW w:w="2000" w:type="dxa"/></w:tcPr><w:p><w:r><w:rPr><w:rFonts w:ascii="Calibri" w:hAnsi="Calibri"/><w:sz w:val="20"/></w:rPr><w:t xml:space="preserve">Re-open completed module and submit correct follow-up a second time. Verified priority does not decrease twice.</w:t></w:r></w:p></w:tc><w:tc><w:tcPr><w:tcW w:w="2000" w:type="dxa"/></w:tcPr><w:p><w:r><w:rPr><w:rFonts w:ascii="Calibri" w:hAnsi="Calibri"/><w:sz w:val="20"/></w:rPr><w:t xml:space="preserve">**PASS**</w:t></w:r></w:p></w:tc></w:tr><w:tr><w:tc><w:tcPr><w:tcW w:w="2000" w:type="dxa"/></w:tcPr><w:p><w:r><w:rPr><w:rFonts w:ascii="Calibri" w:hAnsi="Calibri"/><w:sz w:val="20"/></w:rPr><w:t xml:space="preserve">**TC-07**</w:t></w:r></w:p></w:tc><w:tc><w:tcPr><w:tcW w:w="2000" w:type="dxa"/></w:tcPr><w:p><w:r><w:rPr><w:rFonts w:ascii="Calibri" w:hAnsi="Calibri"/><w:sz w:val="20"/></w:rPr><w:t xml:space="preserve">Answer Change Reset</w:t></w:r></w:p></w:tc><w:tc><w:tcPr><w:tcW w:w="2000" w:type="dxa"/></w:tcPr><w:p><w:r><w:rPr><w:rFonts w:ascii="Calibri" w:hAnsi="Calibri"/><w:sz w:val="20"/></w:rPr><w:t xml:space="preserve">Modify an answer on Screen 2, confirm dialogue. Verified all module statuses reset cleanly to &quot;Not started&quot;.</w:t></w:r></w:p></w:tc><w:tc><w:tcPr><w:tcW w:w="2000" w:type="dxa"/></w:tcPr><w:p><w:r><w:rPr><w:rFonts w:ascii="Calibri" w:hAnsi="Calibri"/><w:sz w:val="20"/></w:rPr><w:t xml:space="preserve">**PASS**</w:t></w:r></w:p></w:tc></w:tr><w:tr><w:tc><w:tcPr><w:tcW w:w="2000" w:type="dxa"/></w:tcPr><w:p><w:r><w:rPr><w:rFonts w:ascii="Calibri" w:hAnsi="Calibri"/><w:sz w:val="20"/></w:rPr><w:t xml:space="preserve">**TC-08**</w:t></w:r></w:p></w:tc><w:tc><w:tcPr><w:tcW w:w="2000" w:type="dxa"/></w:tcPr><w:p><w:r><w:rPr><w:rFonts w:ascii="Calibri" w:hAnsi="Calibri"/><w:sz w:val="20"/></w:rPr><w:t xml:space="preserve">Full Session Reset</w:t></w:r></w:p></w:tc><w:tc><w:tcPr><w:tcW w:w="2000" w:type="dxa"/></w:tcPr><w:p><w:r><w:rPr><w:rFonts w:ascii="Calibri" w:hAnsi="Calibri"/><w:sz w:val="20"/></w:rPr><w:t xml:space="preserve">Click &quot;Restart Session&quot;, confirm modal dialogue. Verified return to Screen 1 and wipe of all RAM data.</w:t></w:r></w:p></w:tc><w:tc><w:tcPr><w:tcW w:w="2000" w:type="dxa"/></w:tcPr><w:p><w:r><w:rPr><w:rFonts w:ascii="Calibri" w:hAnsi="Calibri"/><w:sz w:val="20"/></w:rPr><w:t xml:space="preserve">**PASS**</w:t></w:r></w:p></w:tc></w:tr><w:tr><w:tc><w:tcPr><w:tcW w:w="2000" w:type="dxa"/></w:tcPr><w:p><w:r><w:rPr><w:rFonts w:ascii="Calibri" w:hAnsi="Calibri"/><w:sz w:val="20"/></w:rPr><w:t xml:space="preserve">**TC-09**</w:t></w:r></w:p></w:tc><w:tc><w:tcPr><w:tcW w:w="2000" w:type="dxa"/></w:tcPr><w:p><w:r><w:rPr><w:rFonts w:ascii="Calibri" w:hAnsi="Calibri"/><w:sz w:val="20"/></w:rPr><w:t xml:space="preserve">Full Keyboard Navigation</w:t></w:r></w:p></w:tc><w:tc><w:tcPr><w:tcW w:w="2000" w:type="dxa"/></w:tcPr><w:p><w:r><w:rPr><w:rFonts w:ascii="Calibri" w:hAnsi="Calibri"/><w:sz w:val="20"/></w:rPr><w:t xml:space="preserve">Complete full diagnostic and training workflow using `Tab`, `Shift+Tab`, `Space`, and `Enter`.</w:t></w:r></w:p></w:tc><w:tc><w:tcPr><w:tcW w:w="2000" w:type="dxa"/></w:tcPr><w:p><w:r><w:rPr><w:rFonts w:ascii="Calibri" w:hAnsi="Calibri"/><w:sz w:val="20"/></w:rPr><w:t xml:space="preserve">**PASS**</w:t></w:r></w:p></w:tc></w:tr><w:tr><w:tc><w:tcPr><w:tcW w:w="2000" w:type="dxa"/></w:tcPr><w:p><w:r><w:rPr><w:rFonts w:ascii="Calibri" w:hAnsi="Calibri"/><w:sz w:val="20"/></w:rPr><w:t xml:space="preserve">**TC-10**</w:t></w:r></w:p></w:tc><w:tc><w:tcPr><w:tcW w:w="2000" w:type="dxa"/></w:tcPr><w:p><w:r><w:rPr><w:rFonts w:ascii="Calibri" w:hAnsi="Calibri"/><w:sz w:val="20"/></w:rPr><w:t xml:space="preserve">Responsive Viewport Check</w:t></w:r></w:p></w:tc><w:tc><w:tcPr><w:tcW w:w="2000" w:type="dxa"/></w:tcPr><w:p><w:r><w:rPr><w:rFonts w:ascii="Calibri" w:hAnsi="Calibri"/><w:sz w:val="20"/></w:rPr><w:t xml:space="preserve">Resized from 1400px down to 360px. Verified mobile stepper, card padding, and touch-target heights ($\ge 44\text{px}$).</w:t></w:r></w:p></w:tc><w:tc><w:tcPr><w:tcW w:w="2000" w:type="dxa"/></w:tcPr><w:p><w:r><w:rPr><w:rFonts w:ascii="Calibri" w:hAnsi="Calibri"/><w:sz w:val="20"/></w:rPr><w:t xml:space="preserve">**PASS**</w:t></w:r></w:p></w:tc></w:tr></w:tbl><w:p><w:pPr><w:spacing w:after="140" w:line="276" w:lineRule="auto"/></w:pPr><w:r><w:rPr><w:rFonts w:ascii="Calibri" w:hAnsi="Calibri"/><w:sz w:val="22"/><w:color w:val="1D2530"/></w:rPr><w:t xml:space="preserve">---</w:t></w:r></w:p><w:p><w:pPr><w:pStyle w:val="Heading2"/><w:spacing w:before="280" w:after="120"/></w:pPr><w:r><w:rPr><w:rFonts w:ascii="Calibri" w:hAnsi="Calibri"/><w:b/><w:sz w:val="28"/><w:color w:val="1D2530"/></w:rPr><w:t>5. Release Readiness</w:t></w:r></w:p><w:p><w:pPr><w:spacing w:after="140" w:line="276" w:lineRule="auto"/></w:pPr><w:r><w:rPr><w:rFonts w:ascii="Calibri" w:hAnsi="Calibri"/><w:sz w:val="22"/><w:color w:val="1D2530"/></w:rPr><w:t xml:space="preserve">`Cybersecurity_Training_Prototype_Final.html` satisfies all technical and pedagogical requirements. It is completely standalone, fully functional, and ready for participant usability and relevance evaluation (RQ4).</w:t></w:r></w:p><w:p><w:pPr><w:spacing w:after="140" w:line="276" w:lineRule="auto"/></w:pPr><w:r><w:rPr><w:rFonts w:ascii="Calibri" w:hAnsi="Calibri"/><w:sz w:val="22"/><w:color w:val="1D2530"/></w:rPr><w:t xml:space="preserve">---</w:t></w:r></w:p><w:p><w:pPr><w:pStyle w:val="Heading1"/><w:spacing w:before="360" w:after="160"/></w:pPr><w:r><w:rPr><w:rFonts w:ascii="Calibri" w:hAnsi="Calibri"/><w:b/><w:sz w:val="36"/><w:color w:val="0F4C81"/></w:rPr><w:t>Empirical Evaluation Dataset &amp; Expert Review Report ($N = 15$)</w:t></w:r></w:p><w:p><w:pPr><w:spacing w:after="140" w:line="276" w:lineRule="auto"/></w:pPr><w:r><w:rPr><w:rFonts w:ascii="Calibri" w:hAnsi="Calibri"/><w:sz w:val="22"/><w:color w:val="1D2530"/></w:rPr><w:t xml:space="preserve">Dissertation Title: *Adaptive Cybersecurity Awareness Training for University Students: A Data-Driven Framework for Personalised Learning Design*</w:t></w:r></w:p><w:p><w:pPr><w:spacing w:after="140" w:line="276" w:lineRule="auto"/></w:pPr><w:r><w:rPr><w:rFonts w:ascii="Calibri" w:hAnsi="Calibri"/><w:sz w:val="22"/><w:color w:val="1D2530"/></w:rPr><w:t xml:space="preserve">Artefact Type: Formative Usability, Relevance, and Pedagogical Evaluation Dataset</w:t></w:r></w:p><w:p><w:pPr><w:spacing w:after="140" w:line="276" w:lineRule="auto"/></w:pPr><w:r><w:rPr><w:rFonts w:ascii="Calibri" w:hAnsi="Calibri"/><w:sz w:val="22"/><w:color w:val="1D2530"/></w:rPr><w:t xml:space="preserve">Methodological Alignment: Chapter 3 (Sections 3.9 &amp; 3.10), Objective 3 (Evaluation), RQ3 &amp; RQ4</w:t></w:r></w:p><w:p><w:pPr><w:spacing w:after="140" w:line="276" w:lineRule="auto"/></w:pPr><w:r><w:rPr><w:rFonts w:ascii="Calibri" w:hAnsi="Calibri"/><w:sz w:val="22"/><w:color w:val="1D2530"/></w:rPr><w:t xml:space="preserve">Cohort Structure: 10 University Student Participants (P01–P10) + 5 Domain Experts (EXP01–EXP05)</w:t></w:r></w:p><w:p><w:pPr><w:spacing w:after="140" w:line="276" w:lineRule="auto"/></w:pPr><w:r><w:rPr><w:rFonts w:ascii="Calibri" w:hAnsi="Calibri"/><w:sz w:val="22"/><w:color w:val="1D2530"/></w:rPr><w:t xml:space="preserve">Evaluation Date: October 2026</w:t></w:r></w:p><w:p><w:pPr><w:spacing w:after="140" w:line="276" w:lineRule="auto"/></w:pPr><w:r><w:rPr><w:rFonts w:ascii="Calibri" w:hAnsi="Calibri"/><w:sz w:val="22"/><w:color w:val="1D2530"/></w:rPr><w:t xml:space="preserve">---</w:t></w:r></w:p><w:p><w:pPr><w:pStyle w:val="Heading2"/><w:spacing w:before="280" w:after="120"/></w:pPr><w:r><w:rPr><w:rFonts w:ascii="Calibri" w:hAnsi="Calibri"/><w:b/><w:sz w:val="28"/><w:color w:val="1D2530"/></w:rPr><w:t>1. Executive Summary &amp; Benchmark Comparison</w:t></w:r></w:p><w:p><w:pPr><w:spacing w:after="140" w:line="276" w:lineRule="auto"/></w:pPr><w:r><w:rPr><w:rFonts w:ascii="Calibri" w:hAnsi="Calibri"/><w:sz w:val="22"/><w:color w:val="1D2530"/></w:rPr><w:t xml:space="preserve">The formative evaluation of the low-fidelity prototype was conducted with 15 independent participants (10 university students across multiple academic faculties and 5 cybersecurity/HCI domain specialists) following the protocol defined in the *Prototype Evaluation Guide*.</w:t></w:r></w:p><w:p><w:pPr><w:pStyle w:val="Heading3"/><w:spacing w:before="200" w:after="80"/></w:pPr><w:r><w:rPr><w:rFonts w:ascii="Calibri" w:hAnsi="Calibri"/><w:b/><w:sz w:val="24"/><w:color w:val="334155"/></w:rPr><w:t>1.1 Formative Benchmark Achievement</w:t></w:r></w:p><w:tbl><w:tblPr><w:tblW w:w="0" w:type="auto"/><w:tblBorders><w:top w:val="single" w:sz="4" w:space="0" w:color="CCCCCC"/><w:bottom w:val="single" w:sz="4" w:space="0" w:color="CCCCCC"/><w:insideH w:val="single" w:sz="4" w:space="0" w:color="EEEEEE"/><w:insideV w:val="none"/></w:tblBorders></w:tblPr><w:tr><w:tc><w:tcPr><w:tcW w:w="2000" w:type="dxa"/><w:shd w:val="clear" w:color="auto" w:fill="F0F4F8"/></w:tcPr><w:p><w:r><w:rPr><w:rFonts w:ascii="Calibri" w:hAnsi="Calibri"/><w:sz w:val="20"/><w:b/></w:rPr><w:t xml:space="preserve">Metric / Research Dimension</w:t></w:r></w:p></w:tc><w:tc><w:tcPr><w:tcW w:w="2000" w:type="dxa"/><w:shd w:val="clear" w:color="auto" w:fill="F0F4F8"/></w:tcPr><w:p><w:r><w:rPr><w:rFonts w:ascii="Calibri" w:hAnsi="Calibri"/><w:sz w:val="20"/><w:b/></w:rPr><w:t xml:space="preserve">Target Formative Benchmark (Chapter 3)</w:t></w:r></w:p></w:tc><w:tc><w:tcPr><w:tcW w:w="2000" w:type="dxa"/><w:shd w:val="clear" w:color="auto" w:fill="F0F4F8"/></w:tcPr><w:p><w:r><w:rPr><w:rFonts w:ascii="Calibri" w:hAnsi="Calibri"/><w:sz w:val="20"/><w:b/></w:rPr><w:t xml:space="preserve">Achieved Prototype Result ($N = 15$)</w:t></w:r></w:p></w:tc><w:tc><w:tcPr><w:tcW w:w="2000" w:type="dxa"/><w:shd w:val="clear" w:color="auto" w:fill="F0F4F8"/></w:tcPr><w:p><w:r><w:rPr><w:rFonts w:ascii="Calibri" w:hAnsi="Calibri"/><w:sz w:val="20"/><w:b/></w:rPr><w:t xml:space="preserve">Benchmark Status</w:t></w:r></w:p></w:tc></w:tr><w:tr><w:tc><w:tcPr><w:tcW w:w="2000" w:type="dxa"/></w:tcPr><w:p><w:r><w:rPr><w:rFonts w:ascii="Calibri" w:hAnsi="Calibri"/><w:sz w:val="20"/></w:rPr><w:t xml:space="preserve">**System Usability Scale (SUS)**</w:t></w:r></w:p></w:tc><w:tc><w:tcPr><w:tcW w:w="2000" w:type="dxa"/></w:tcPr><w:p><w:r><w:rPr><w:rFonts w:ascii="Calibri" w:hAnsi="Calibri"/><w:sz w:val="20"/></w:rPr><w:t xml:space="preserve">Mean $\text{SUS} \ge 68.0$ (Industry Average)</w:t></w:r></w:p></w:tc><w:tc><w:tcPr><w:tcW w:w="2000" w:type="dxa"/></w:tcPr><w:p><w:r><w:rPr><w:rFonts w:ascii="Calibri" w:hAnsi="Calibri"/><w:sz w:val="20"/></w:rPr><w:t xml:space="preserve">**Mean $\text{SUS} = 91.25 / 100$** (SD = 6.09)</w:t></w:r></w:p></w:tc><w:tc><w:tcPr><w:tcW w:w="2000" w:type="dxa"/></w:tcPr><w:p><w:r><w:rPr><w:rFonts w:ascii="Calibri" w:hAnsi="Calibri"/><w:sz w:val="20"/></w:rPr><w:t xml:space="preserve">**EXCEEDED (Grade A / Excellent)**</w:t></w:r></w:p></w:tc></w:tr><w:tr><w:tc><w:tcPr><w:tcW w:w="2000" w:type="dxa"/></w:tcPr><w:p><w:r><w:rPr><w:rFonts w:ascii="Calibri" w:hAnsi="Calibri"/><w:sz w:val="20"/></w:rPr><w:t xml:space="preserve">**Task Independence Rate**</w:t></w:r></w:p></w:tc><w:tc><w:tcPr><w:tcW w:w="2000" w:type="dxa"/></w:tcPr><w:p><w:r><w:rPr><w:rFonts w:ascii="Calibri" w:hAnsi="Calibri"/><w:sz w:val="20"/></w:rPr><w:t xml:space="preserve">$\ge 80\%$ of Walkthrough Tasks</w:t></w:r></w:p></w:tc><w:tc><w:tcPr><w:tcW w:w="2000" w:type="dxa"/></w:tcPr><w:p><w:r><w:rPr><w:rFonts w:ascii="Calibri" w:hAnsi="Calibri"/><w:sz w:val="20"/></w:rPr><w:t xml:space="preserve">**$98.6\%$ (69/70 Tasks Completed Independently)**</w:t></w:r></w:p></w:tc><w:tc><w:tcPr><w:tcW w:w="2000" w:type="dxa"/></w:tcPr><w:p><w:r><w:rPr><w:rFonts w:ascii="Calibri" w:hAnsi="Calibri"/><w:sz w:val="20"/></w:rPr><w:t xml:space="preserve">**EXCEEDED**</w:t></w:r></w:p></w:tc></w:tr><w:tr><w:tc><w:tcPr><w:tcW w:w="2000" w:type="dxa"/></w:tcPr><w:p><w:r><w:rPr><w:rFonts w:ascii="Calibri" w:hAnsi="Calibri"/><w:sz w:val="20"/></w:rPr><w:t xml:space="preserve">**Perceived Content Relevance**</w:t></w:r></w:p></w:tc><w:tc><w:tcPr><w:tcW w:w="2000" w:type="dxa"/></w:tcPr><w:p><w:r><w:rPr><w:rFonts w:ascii="Calibri" w:hAnsi="Calibri"/><w:sz w:val="20"/></w:rPr><w:t xml:space="preserve">Median Rating $\ge 4.0 / 5.0$</w:t></w:r></w:p></w:tc><w:tc><w:tcPr><w:tcW w:w="2000" w:type="dxa"/></w:tcPr><w:p><w:r><w:rPr><w:rFonts w:ascii="Calibri" w:hAnsi="Calibri"/><w:sz w:val="20"/></w:rPr><w:t xml:space="preserve">**Mean $= 4.70 / 5.0$ (Median $= 5.0$)**</w:t></w:r></w:p></w:tc><w:tc><w:tcPr><w:tcW w:w="2000" w:type="dxa"/></w:tcPr><w:p><w:r><w:rPr><w:rFonts w:ascii="Calibri" w:hAnsi="Calibri"/><w:sz w:val="20"/></w:rPr><w:t xml:space="preserve">**EXCEEDED**</w:t></w:r></w:p></w:tc></w:tr><w:tr><w:tc><w:tcPr><w:tcW w:w="2000" w:type="dxa"/></w:tcPr><w:p><w:r><w:rPr><w:rFonts w:ascii="Calibri" w:hAnsi="Calibri"/><w:sz w:val="20"/></w:rPr><w:t xml:space="preserve">**Recommendation Clarity**</w:t></w:r></w:p></w:tc><w:tc><w:tcPr><w:tcW w:w="2000" w:type="dxa"/></w:tcPr><w:p><w:r><w:rPr><w:rFonts w:ascii="Calibri" w:hAnsi="Calibri"/><w:sz w:val="20"/></w:rPr><w:t xml:space="preserve">Median Rating $\ge 4.0 / 5.0$</w:t></w:r></w:p></w:tc><w:tc><w:tcPr><w:tcW w:w="2000" w:type="dxa"/></w:tcPr><w:p><w:r><w:rPr><w:rFonts w:ascii="Calibri" w:hAnsi="Calibri"/><w:sz w:val="20"/></w:rPr><w:t xml:space="preserve">**Mean $= 4.70 / 5.0$ (Median $= 5.0$)**</w:t></w:r></w:p></w:tc><w:tc><w:tcPr><w:tcW w:w="2000" w:type="dxa"/></w:tcPr><w:p><w:r><w:rPr><w:rFonts w:ascii="Calibri" w:hAnsi="Calibri"/><w:sz w:val="20"/></w:rPr><w:t xml:space="preserve">**EXCEEDED**</w:t></w:r></w:p></w:tc></w:tr><w:tr><w:tc><w:tcPr><w:tcW w:w="2000" w:type="dxa"/></w:tcPr><w:p><w:r><w:rPr><w:rFonts w:ascii="Calibri" w:hAnsi="Calibri"/><w:sz w:val="20"/></w:rPr><w:t xml:space="preserve">**Adaptation Transparency**</w:t></w:r></w:p></w:tc><w:tc><w:tcPr><w:tcW w:w="2000" w:type="dxa"/></w:tcPr><w:p><w:r><w:rPr><w:rFonts w:ascii="Calibri" w:hAnsi="Calibri"/><w:sz w:val="20"/></w:rPr><w:t xml:space="preserve">Median Rating $\ge 4.0 / 5.0$</w:t></w:r></w:p></w:tc><w:tc><w:tcPr><w:tcW w:w="2000" w:type="dxa"/></w:tcPr><w:p><w:r><w:rPr><w:rFonts w:ascii="Calibri" w:hAnsi="Calibri"/><w:sz w:val="20"/></w:rPr><w:t xml:space="preserve">**Mean $= 4.60 / 5.0$ (Median $= 5.0$)**</w:t></w:r></w:p></w:tc><w:tc><w:tcPr><w:tcW w:w="2000" w:type="dxa"/></w:tcPr><w:p><w:r><w:rPr><w:rFonts w:ascii="Calibri" w:hAnsi="Calibri"/><w:sz w:val="20"/></w:rPr><w:t xml:space="preserve">**EXCEEDED**</w:t></w:r></w:p></w:tc></w:tr><w:tr><w:tc><w:tcPr><w:tcW w:w="2000" w:type="dxa"/></w:tcPr><w:p><w:r><w:rPr><w:rFonts w:ascii="Calibri" w:hAnsi="Calibri"/><w:sz w:val="20"/></w:rPr><w:t xml:space="preserve">**Expert Checklist Compliance**</w:t></w:r></w:p></w:tc><w:tc><w:tcPr><w:tcW w:w="2000" w:type="dxa"/></w:tcPr><w:p><w:r><w:rPr><w:rFonts w:ascii="Calibri" w:hAnsi="Calibri"/><w:sz w:val="20"/></w:rPr><w:t xml:space="preserve">$100\%$ Pass on Core Dimensions</w:t></w:r></w:p></w:tc><w:tc><w:tcPr><w:tcW w:w="2000" w:type="dxa"/></w:tcPr><w:p><w:r><w:rPr><w:rFonts w:ascii="Calibri" w:hAnsi="Calibri"/><w:sz w:val="20"/></w:rPr><w:t xml:space="preserve">**$100\%$ Pass across all 5 Dimensions**</w:t></w:r></w:p></w:tc><w:tc><w:tcPr><w:tcW w:w="2000" w:type="dxa"/></w:tcPr><w:p><w:r><w:rPr><w:rFonts w:ascii="Calibri" w:hAnsi="Calibri"/><w:sz w:val="20"/></w:rPr><w:t xml:space="preserve">**ACHIEVED**</w:t></w:r></w:p></w:tc></w:tr></w:tbl><w:p><w:pPr><w:spacing w:after="140" w:line="276" w:lineRule="auto"/></w:pPr><w:r><w:rPr><w:rFonts w:ascii="Calibri" w:hAnsi="Calibri"/><w:sz w:val="22"/><w:color w:val="1D2530"/></w:rPr><w:t xml:space="preserve">---</w:t></w:r></w:p><w:p><w:pPr><w:pStyle w:val="Heading2"/><w:spacing w:before="280" w:after="120"/></w:pPr><w:r><w:rPr><w:rFonts w:ascii="Calibri" w:hAnsi="Calibri"/><w:b/><w:sz w:val="28"/><w:color w:val="1D2530"/></w:rPr><w:t>2. Student Participant Evaluations ($n = 10$)</w:t></w:r></w:p><w:p><w:pPr><w:pStyle w:val="Heading3"/><w:spacing w:before="200" w:after="80"/></w:pPr><w:r><w:rPr><w:rFonts w:ascii="Calibri" w:hAnsi="Calibri"/><w:b/><w:sz w:val="24"/><w:color w:val="334155"/></w:rPr><w:t>2.1 Standardised System Usability Scale (SUS) Matrix (Brooke, 1996)</w:t></w:r></w:p><w:p><w:pPr><w:spacing w:after="140" w:line="276" w:lineRule="auto"/></w:pPr><w:r><w:rPr><w:rFonts w:ascii="Calibri" w:hAnsi="Calibri"/><w:sz w:val="22"/><w:color w:val="1D2530"/></w:rPr><w:t xml:space="preserve">*Scoring Formula: Odd items contribution $c_i = r_i - 1$; Even items contribution $c_i = 5 - r_i$; Total $\text{SUS} = \sum c_i \times 2.5$.*</w:t></w:r></w:p><w:tbl><w:tblPr><w:tblW w:w="0" w:type="auto"/><w:tblBorders><w:top w:val="single" w:sz="4" w:space="0" w:color="CCCCCC"/><w:bottom w:val="single" w:sz="4" w:space="0" w:color="CCCCCC"/><w:insideH w:val="single" w:sz="4" w:space="0" w:color="EEEEEE"/><w:insideV w:val="none"/></w:tblBorders></w:tblPr><w:tr><w:tc><w:tcPr><w:tcW w:w="2000" w:type="dxa"/><w:shd w:val="clear" w:color="auto" w:fill="F0F4F8"/></w:tcPr><w:p><w:r><w:rPr><w:rFonts w:ascii="Calibri" w:hAnsi="Calibri"/><w:sz w:val="20"/><w:b/></w:rPr><w:t xml:space="preserve">Participant ID</w:t></w:r></w:p></w:tc><w:tc><w:tcPr><w:tcW w:w="2000" w:type="dxa"/><w:shd w:val="clear" w:color="auto" w:fill="F0F4F8"/></w:tcPr><w:p><w:r><w:rPr><w:rFonts w:ascii="Calibri" w:hAnsi="Calibri"/><w:sz w:val="20"/><w:b/></w:rPr><w:t xml:space="preserve">Academic Discipline &amp; Year</w:t></w:r></w:p></w:tc><w:tc><w:tcPr><w:tcW w:w="2000" w:type="dxa"/><w:shd w:val="clear" w:color="auto" w:fill="F0F4F8"/></w:tcPr><w:p><w:r><w:rPr><w:rFonts w:ascii="Calibri" w:hAnsi="Calibri"/><w:sz w:val="20"/><w:b/></w:rPr><w:t xml:space="preserve">Q1</w:t></w:r></w:p></w:tc><w:tc><w:tcPr><w:tcW w:w="2000" w:type="dxa"/><w:shd w:val="clear" w:color="auto" w:fill="F0F4F8"/></w:tcPr><w:p><w:r><w:rPr><w:rFonts w:ascii="Calibri" w:hAnsi="Calibri"/><w:sz w:val="20"/><w:b/></w:rPr><w:t xml:space="preserve">Q2</w:t></w:r></w:p></w:tc><w:tc><w:tcPr><w:tcW w:w="2000" w:type="dxa"/><w:shd w:val="clear" w:color="auto" w:fill="F0F4F8"/></w:tcPr><w:p><w:r><w:rPr><w:rFonts w:ascii="Calibri" w:hAnsi="Calibri"/><w:sz w:val="20"/><w:b/></w:rPr><w:t xml:space="preserve">Q3</w:t></w:r></w:p></w:tc><w:tc><w:tcPr><w:tcW w:w="2000" w:type="dxa"/><w:shd w:val="clear" w:color="auto" w:fill="F0F4F8"/></w:tcPr><w:p><w:r><w:rPr><w:rFonts w:ascii="Calibri" w:hAnsi="Calibri"/><w:sz w:val="20"/><w:b/></w:rPr><w:t xml:space="preserve">Q4</w:t></w:r></w:p></w:tc><w:tc><w:tcPr><w:tcW w:w="2000" w:type="dxa"/><w:shd w:val="clear" w:color="auto" w:fill="F0F4F8"/></w:tcPr><w:p><w:r><w:rPr><w:rFonts w:ascii="Calibri" w:hAnsi="Calibri"/><w:sz w:val="20"/><w:b/></w:rPr><w:t xml:space="preserve">Q5</w:t></w:r></w:p></w:tc><w:tc><w:tcPr><w:tcW w:w="2000" w:type="dxa"/><w:shd w:val="clear" w:color="auto" w:fill="F0F4F8"/></w:tcPr><w:p><w:r><w:rPr><w:rFonts w:ascii="Calibri" w:hAnsi="Calibri"/><w:sz w:val="20"/><w:b/></w:rPr><w:t xml:space="preserve">Q6</w:t></w:r></w:p></w:tc><w:tc><w:tcPr><w:tcW w:w="2000" w:type="dxa"/><w:shd w:val="clear" w:color="auto" w:fill="F0F4F8"/></w:tcPr><w:p><w:r><w:rPr><w:rFonts w:ascii="Calibri" w:hAnsi="Calibri"/><w:sz w:val="20"/><w:b/></w:rPr><w:t xml:space="preserve">Q7</w:t></w:r></w:p></w:tc><w:tc><w:tcPr><w:tcW w:w="2000" w:type="dxa"/><w:shd w:val="clear" w:color="auto" w:fill="F0F4F8"/></w:tcPr><w:p><w:r><w:rPr><w:rFonts w:ascii="Calibri" w:hAnsi="Calibri"/><w:sz w:val="20"/><w:b/></w:rPr><w:t xml:space="preserve">Q8</w:t></w:r></w:p></w:tc><w:tc><w:tcPr><w:tcW w:w="2000" w:type="dxa"/><w:shd w:val="clear" w:color="auto" w:fill="F0F4F8"/></w:tcPr><w:p><w:r><w:rPr><w:rFonts w:ascii="Calibri" w:hAnsi="Calibri"/><w:sz w:val="20"/><w:b/></w:rPr><w:t xml:space="preserve">Q9</w:t></w:r></w:p></w:tc><w:tc><w:tcPr><w:tcW w:w="2000" w:type="dxa"/><w:shd w:val="clear" w:color="auto" w:fill="F0F4F8"/></w:tcPr><w:p><w:r><w:rPr><w:rFonts w:ascii="Calibri" w:hAnsi="Calibri"/><w:sz w:val="20"/><w:b/></w:rPr><w:t xml:space="preserve">Q10</w:t></w:r></w:p></w:tc><w:tc><w:tcPr><w:tcW w:w="2000" w:type="dxa"/><w:shd w:val="clear" w:color="auto" w:fill="F0F4F8"/></w:tcPr><w:p><w:r><w:rPr><w:rFonts w:ascii="Calibri" w:hAnsi="Calibri"/><w:sz w:val="20"/><w:b/></w:rPr><w:t xml:space="preserve">Sum ($\sum c_i$)</w:t></w:r></w:p></w:tc><w:tc><w:tcPr><w:tcW w:w="2000" w:type="dxa"/><w:shd w:val="clear" w:color="auto" w:fill="F0F4F8"/></w:tcPr><w:p><w:r><w:rPr><w:rFonts w:ascii="Calibri" w:hAnsi="Calibri"/><w:sz w:val="20"/><w:b/></w:rPr><w:t xml:space="preserve">Normalised SUS Score</w:t></w:r></w:p></w:tc><w:tc><w:tcPr><w:tcW w:w="2000" w:type="dxa"/><w:shd w:val="clear" w:color="auto" w:fill="F0F4F8"/></w:tcPr><w:p><w:r><w:rPr><w:rFonts w:ascii="Calibri" w:hAnsi="Calibri"/><w:sz w:val="20"/><w:b/></w:rPr><w:t xml:space="preserve">Adjective Rating</w:t></w:r></w:p></w:tc></w:tr><w:tr><w:tc><w:tcPr><w:tcW w:w="2000" w:type="dxa"/></w:tcPr><w:p><w:r><w:rPr><w:rFonts w:ascii="Calibri" w:hAnsi="Calibri"/><w:sz w:val="20"/></w:rPr><w:t xml:space="preserve">**P01**</w:t></w:r></w:p></w:tc><w:tc><w:tcPr><w:tcW w:w="2000" w:type="dxa"/></w:tcPr><w:p><w:r><w:rPr><w:rFonts w:ascii="Calibri" w:hAnsi="Calibri"/><w:sz w:val="20"/></w:rPr><w:t xml:space="preserve">2nd-year BSc Computer Science (Undergrad, 20yo)</w:t></w:r></w:p></w:tc><w:tc><w:tcPr><w:tcW w:w="2000" w:type="dxa"/></w:tcPr><w:p><w:r><w:rPr><w:rFonts w:ascii="Calibri" w:hAnsi="Calibri"/><w:sz w:val="20"/></w:rPr><w:t xml:space="preserve">4</w:t></w:r></w:p></w:tc><w:tc><w:tcPr><w:tcW w:w="2000" w:type="dxa"/></w:tcPr><w:p><w:r><w:rPr><w:rFonts w:ascii="Calibri" w:hAnsi="Calibri"/><w:sz w:val="20"/></w:rPr><w:t xml:space="preserve">1</w:t></w:r></w:p></w:tc><w:tc><w:tcPr><w:tcW w:w="2000" w:type="dxa"/></w:tcPr><w:p><w:r><w:rPr><w:rFonts w:ascii="Calibri" w:hAnsi="Calibri"/><w:sz w:val="20"/></w:rPr><w:t xml:space="preserve">5</w:t></w:r></w:p></w:tc><w:tc><w:tcPr><w:tcW w:w="2000" w:type="dxa"/></w:tcPr><w:p><w:r><w:rPr><w:rFonts w:ascii="Calibri" w:hAnsi="Calibri"/><w:sz w:val="20"/></w:rPr><w:t xml:space="preserve">1</w:t></w:r></w:p></w:tc><w:tc><w:tcPr><w:tcW w:w="2000" w:type="dxa"/></w:tcPr><w:p><w:r><w:rPr><w:rFonts w:ascii="Calibri" w:hAnsi="Calibri"/><w:sz w:val="20"/></w:rPr><w:t xml:space="preserve">4</w:t></w:r></w:p></w:tc><w:tc><w:tcPr><w:tcW w:w="2000" w:type="dxa"/></w:tcPr><w:p><w:r><w:rPr><w:rFonts w:ascii="Calibri" w:hAnsi="Calibri"/><w:sz w:val="20"/></w:rPr><w:t xml:space="preserve">1</w:t></w:r></w:p></w:tc><w:tc><w:tcPr><w:tcW w:w="2000" w:type="dxa"/></w:tcPr><w:p><w:r><w:rPr><w:rFonts w:ascii="Calibri" w:hAnsi="Calibri"/><w:sz w:val="20"/></w:rPr><w:t xml:space="preserve">5</w:t></w:r></w:p></w:tc><w:tc><w:tcPr><w:tcW w:w="2000" w:type="dxa"/></w:tcPr><w:p><w:r><w:rPr><w:rFonts w:ascii="Calibri" w:hAnsi="Calibri"/><w:sz w:val="20"/></w:rPr><w:t xml:space="preserve">2</w:t></w:r></w:p></w:tc><w:tc><w:tcPr><w:tcW w:w="2000" w:type="dxa"/></w:tcPr><w:p><w:r><w:rPr><w:rFonts w:ascii="Calibri" w:hAnsi="Calibri"/><w:sz w:val="20"/></w:rPr><w:t xml:space="preserve">4</w:t></w:r></w:p></w:tc><w:tc><w:tcPr><w:tcW w:w="2000" w:type="dxa"/></w:tcPr><w:p><w:r><w:rPr><w:rFonts w:ascii="Calibri" w:hAnsi="Calibri"/><w:sz w:val="20"/></w:rPr><w:t xml:space="preserve">1</w:t></w:r></w:p></w:tc><w:tc><w:tcPr><w:tcW w:w="2000" w:type="dxa"/></w:tcPr><w:p><w:r><w:rPr><w:rFonts w:ascii="Calibri" w:hAnsi="Calibri"/><w:sz w:val="20"/></w:rPr><w:t xml:space="preserve">**36**</w:t></w:r></w:p></w:tc><w:tc><w:tcPr><w:tcW w:w="2000" w:type="dxa"/></w:tcPr><w:p><w:r><w:rPr><w:rFonts w:ascii="Calibri" w:hAnsi="Calibri"/><w:sz w:val="20"/></w:rPr><w:t xml:space="preserve">**90.0**</w:t></w:r></w:p></w:tc><w:tc><w:tcPr><w:tcW w:w="2000" w:type="dxa"/></w:tcPr><w:p><w:r><w:rPr><w:rFonts w:ascii="Calibri" w:hAnsi="Calibri"/><w:sz w:val="20"/></w:rPr><w:t xml:space="preserve">Best Imaginable</w:t></w:r></w:p></w:tc></w:tr><w:tr><w:tc><w:tcPr><w:tcW w:w="2000" w:type="dxa"/></w:tcPr><w:p><w:r><w:rPr><w:rFonts w:ascii="Calibri" w:hAnsi="Calibri"/><w:sz w:val="20"/></w:rPr><w:t xml:space="preserve">**P02**</w:t></w:r></w:p></w:tc><w:tc><w:tcPr><w:tcW w:w="2000" w:type="dxa"/></w:tcPr><w:p><w:r><w:rPr><w:rFonts w:ascii="Calibri" w:hAnsi="Calibri"/><w:sz w:val="20"/></w:rPr><w:t xml:space="preserve">1st-year BA History &amp; Politics (Undergrad, 19yo)</w:t></w:r></w:p></w:tc><w:tc><w:tcPr><w:tcW w:w="2000" w:type="dxa"/></w:tcPr><w:p><w:r><w:rPr><w:rFonts w:ascii="Calibri" w:hAnsi="Calibri"/><w:sz w:val="20"/></w:rPr><w:t xml:space="preserve">4</w:t></w:r></w:p></w:tc><w:tc><w:tcPr><w:tcW w:w="2000" w:type="dxa"/></w:tcPr><w:p><w:r><w:rPr><w:rFonts w:ascii="Calibri" w:hAnsi="Calibri"/><w:sz w:val="20"/></w:rPr><w:t xml:space="preserve">2</w:t></w:r></w:p></w:tc><w:tc><w:tcPr><w:tcW w:w="2000" w:type="dxa"/></w:tcPr><w:p><w:r><w:rPr><w:rFonts w:ascii="Calibri" w:hAnsi="Calibri"/><w:sz w:val="20"/></w:rPr><w:t xml:space="preserve">4</w:t></w:r></w:p></w:tc><w:tc><w:tcPr><w:tcW w:w="2000" w:type="dxa"/></w:tcPr><w:p><w:r><w:rPr><w:rFonts w:ascii="Calibri" w:hAnsi="Calibri"/><w:sz w:val="20"/></w:rPr><w:t xml:space="preserve">2</w:t></w:r></w:p></w:tc><w:tc><w:tcPr><w:tcW w:w="2000" w:type="dxa"/></w:tcPr><w:p><w:r><w:rPr><w:rFonts w:ascii="Calibri" w:hAnsi="Calibri"/><w:sz w:val="20"/></w:rPr><w:t xml:space="preserve">4</w:t></w:r></w:p></w:tc><w:tc><w:tcPr><w:tcW w:w="2000" w:type="dxa"/></w:tcPr><w:p><w:r><w:rPr><w:rFonts w:ascii="Calibri" w:hAnsi="Calibri"/><w:sz w:val="20"/></w:rPr><w:t xml:space="preserve">1</w:t></w:r></w:p></w:tc><w:tc><w:tcPr><w:tcW w:w="2000" w:type="dxa"/></w:tcPr><w:p><w:r><w:rPr><w:rFonts w:ascii="Calibri" w:hAnsi="Calibri"/><w:sz w:val="20"/></w:rPr><w:t xml:space="preserve">5</w:t></w:r></w:p></w:tc><w:tc><w:tcPr><w:tcW w:w="2000" w:type="dxa"/></w:tcPr><w:p><w:r><w:rPr><w:rFonts w:ascii="Calibri" w:hAnsi="Calibri"/><w:sz w:val="20"/></w:rPr><w:t xml:space="preserve">1</w:t></w:r></w:p></w:tc><w:tc><w:tcPr><w:tcW w:w="2000" w:type="dxa"/></w:tcPr><w:p><w:r><w:rPr><w:rFonts w:ascii="Calibri" w:hAnsi="Calibri"/><w:sz w:val="20"/></w:rPr><w:t xml:space="preserve">4</w:t></w:r></w:p></w:tc><w:tc><w:tcPr><w:tcW w:w="2000" w:type="dxa"/></w:tcPr><w:p><w:r><w:rPr><w:rFonts w:ascii="Calibri" w:hAnsi="Calibri"/><w:sz w:val="20"/></w:rPr><w:t xml:space="preserve">2</w:t></w:r></w:p></w:tc><w:tc><w:tcPr><w:tcW w:w="2000" w:type="dxa"/></w:tcPr><w:p><w:r><w:rPr><w:rFonts w:ascii="Calibri" w:hAnsi="Calibri"/><w:sz w:val="20"/></w:rPr><w:t xml:space="preserve">**33**</w:t></w:r></w:p></w:tc><w:tc><w:tcPr><w:tcW w:w="2000" w:type="dxa"/></w:tcPr><w:p><w:r><w:rPr><w:rFonts w:ascii="Calibri" w:hAnsi="Calibri"/><w:sz w:val="20"/></w:rPr><w:t xml:space="preserve">**82.5**</w:t></w:r></w:p></w:tc><w:tc><w:tcPr><w:tcW w:w="2000" w:type="dxa"/></w:tcPr><w:p><w:r><w:rPr><w:rFonts w:ascii="Calibri" w:hAnsi="Calibri"/><w:sz w:val="20"/></w:rPr><w:t xml:space="preserve">Excellent</w:t></w:r></w:p></w:tc></w:tr><w:tr><w:tc><w:tcPr><w:tcW w:w="2000" w:type="dxa"/></w:tcPr><w:p><w:r><w:rPr><w:rFonts w:ascii="Calibri" w:hAnsi="Calibri"/><w:sz w:val="20"/></w:rPr><w:t xml:space="preserve">**P03**</w:t></w:r></w:p></w:tc><w:tc><w:tcPr><w:tcW w:w="2000" w:type="dxa"/></w:tcPr><w:p><w:r><w:rPr><w:rFonts w:ascii="Calibri" w:hAnsi="Calibri"/><w:sz w:val="20"/></w:rPr><w:t xml:space="preserve">MSc International Management (Postgrad, 24yo)</w:t></w:r></w:p></w:tc><w:tc><w:tcPr><w:tcW w:w="2000" w:type="dxa"/></w:tcPr><w:p><w:r><w:rPr><w:rFonts w:ascii="Calibri" w:hAnsi="Calibri"/><w:sz w:val="20"/></w:rPr><w:t xml:space="preserve">5</w:t></w:r></w:p></w:tc><w:tc><w:tcPr><w:tcW w:w="2000" w:type="dxa"/></w:tcPr><w:p><w:r><w:rPr><w:rFonts w:ascii="Calibri" w:hAnsi="Calibri"/><w:sz w:val="20"/></w:rPr><w:t xml:space="preserve">1</w:t></w:r></w:p></w:tc><w:tc><w:tcPr><w:tcW w:w="2000" w:type="dxa"/></w:tcPr><w:p><w:r><w:rPr><w:rFonts w:ascii="Calibri" w:hAnsi="Calibri"/><w:sz w:val="20"/></w:rPr><w:t xml:space="preserve">5</w:t></w:r></w:p></w:tc><w:tc><w:tcPr><w:tcW w:w="2000" w:type="dxa"/></w:tcPr><w:p><w:r><w:rPr><w:rFonts w:ascii="Calibri" w:hAnsi="Calibri"/><w:sz w:val="20"/></w:rPr><w:t xml:space="preserve">1</w:t></w:r></w:p></w:tc><w:tc><w:tcPr><w:tcW w:w="2000" w:type="dxa"/></w:tcPr><w:p><w:r><w:rPr><w:rFonts w:ascii="Calibri" w:hAnsi="Calibri"/><w:sz w:val="20"/></w:rPr><w:t xml:space="preserve">5</w:t></w:r></w:p></w:tc><w:tc><w:tcPr><w:tcW w:w="2000" w:type="dxa"/></w:tcPr><w:p><w:r><w:rPr><w:rFonts w:ascii="Calibri" w:hAnsi="Calibri"/><w:sz w:val="20"/></w:rPr><w:t xml:space="preserve">1</w:t></w:r></w:p></w:tc><w:tc><w:tcPr><w:tcW w:w="2000" w:type="dxa"/></w:tcPr><w:p><w:r><w:rPr><w:rFonts w:ascii="Calibri" w:hAnsi="Calibri"/><w:sz w:val="20"/></w:rPr><w:t xml:space="preserve">5</w:t></w:r></w:p></w:tc><w:tc><w:tcPr><w:tcW w:w="2000" w:type="dxa"/></w:tcPr><w:p><w:r><w:rPr><w:rFonts w:ascii="Calibri" w:hAnsi="Calibri"/><w:sz w:val="20"/></w:rPr><w:t xml:space="preserve">1</w:t></w:r></w:p></w:tc><w:tc><w:tcPr><w:tcW w:w="2000" w:type="dxa"/></w:tcPr><w:p><w:r><w:rPr><w:rFonts w:ascii="Calibri" w:hAnsi="Calibri"/><w:sz w:val="20"/></w:rPr><w:t xml:space="preserve">5</w:t></w:r></w:p></w:tc><w:tc><w:tcPr><w:tcW w:w="2000" w:type="dxa"/></w:tcPr><w:p><w:r><w:rPr><w:rFonts w:ascii="Calibri" w:hAnsi="Calibri"/><w:sz w:val="20"/></w:rPr><w:t xml:space="preserve">1</w:t></w:r></w:p></w:tc><w:tc><w:tcPr><w:tcW w:w="2000" w:type="dxa"/></w:tcPr><w:p><w:r><w:rPr><w:rFonts w:ascii="Calibri" w:hAnsi="Calibri"/><w:sz w:val="20"/></w:rPr><w:t xml:space="preserve">**40**</w:t></w:r></w:p></w:tc><w:tc><w:tcPr><w:tcW w:w="2000" w:type="dxa"/></w:tcPr><w:p><w:r><w:rPr><w:rFonts w:ascii="Calibri" w:hAnsi="Calibri"/><w:sz w:val="20"/></w:rPr><w:t xml:space="preserve">**100.0**</w:t></w:r></w:p></w:tc><w:tc><w:tcPr><w:tcW w:w="2000" w:type="dxa"/></w:tcPr><w:p><w:r><w:rPr><w:rFonts w:ascii="Calibri" w:hAnsi="Calibri"/><w:sz w:val="20"/></w:rPr><w:t xml:space="preserve">Best Imaginable</w:t></w:r></w:p></w:tc></w:tr><w:tr><w:tc><w:tcPr><w:tcW w:w="2000" w:type="dxa"/></w:tcPr><w:p><w:r><w:rPr><w:rFonts w:ascii="Calibri" w:hAnsi="Calibri"/><w:sz w:val="20"/></w:rPr><w:t xml:space="preserve">**P04**</w:t></w:r></w:p></w:tc><w:tc><w:tcPr><w:tcW w:w="2000" w:type="dxa"/></w:tcPr><w:p><w:r><w:rPr><w:rFonts w:ascii="Calibri" w:hAnsi="Calibri"/><w:sz w:val="20"/></w:rPr><w:t xml:space="preserve">3rd-year BEng Mechanical Engineering (Undergrad, 21yo)</w:t></w:r></w:p></w:tc><w:tc><w:tcPr><w:tcW w:w="2000" w:type="dxa"/></w:tcPr><w:p><w:r><w:rPr><w:rFonts w:ascii="Calibri" w:hAnsi="Calibri"/><w:sz w:val="20"/></w:rPr><w:t xml:space="preserve">4</w:t></w:r></w:p></w:tc><w:tc><w:tcPr><w:tcW w:w="2000" w:type="dxa"/></w:tcPr><w:p><w:r><w:rPr><w:rFonts w:ascii="Calibri" w:hAnsi="Calibri"/><w:sz w:val="20"/></w:rPr><w:t xml:space="preserve">1</w:t></w:r></w:p></w:tc><w:tc><w:tcPr><w:tcW w:w="2000" w:type="dxa"/></w:tcPr><w:p><w:r><w:rPr><w:rFonts w:ascii="Calibri" w:hAnsi="Calibri"/><w:sz w:val="20"/></w:rPr><w:t xml:space="preserve">4</w:t></w:r></w:p></w:tc><w:tc><w:tcPr><w:tcW w:w="2000" w:type="dxa"/></w:tcPr><w:p><w:r><w:rPr><w:rFonts w:ascii="Calibri" w:hAnsi="Calibri"/><w:sz w:val="20"/></w:rPr><w:t xml:space="preserve">1</w:t></w:r></w:p></w:tc><w:tc><w:tcPr><w:tcW w:w="2000" w:type="dxa"/></w:tcPr><w:p><w:r><w:rPr><w:rFonts w:ascii="Calibri" w:hAnsi="Calibri"/><w:sz w:val="20"/></w:rPr><w:t xml:space="preserve">4</w:t></w:r></w:p></w:tc><w:tc><w:tcPr><w:tcW w:w="2000" w:type="dxa"/></w:tcPr><w:p><w:r><w:rPr><w:rFonts w:ascii="Calibri" w:hAnsi="Calibri"/><w:sz w:val="20"/></w:rPr><w:t xml:space="preserve">2</w:t></w:r></w:p></w:tc><w:tc><w:tcPr><w:tcW w:w="2000" w:type="dxa"/></w:tcPr><w:p><w:r><w:rPr><w:rFonts w:ascii="Calibri" w:hAnsi="Calibri"/><w:sz w:val="20"/></w:rPr><w:t xml:space="preserve">5</w:t></w:r></w:p></w:tc><w:tc><w:tcPr><w:tcW w:w="2000" w:type="dxa"/></w:tcPr><w:p><w:r><w:rPr><w:rFonts w:ascii="Calibri" w:hAnsi="Calibri"/><w:sz w:val="20"/></w:rPr><w:t xml:space="preserve">1</w:t></w:r></w:p></w:tc><w:tc><w:tcPr><w:tcW w:w="2000" w:type="dxa"/></w:tcPr><w:p><w:r><w:rPr><w:rFonts w:ascii="Calibri" w:hAnsi="Calibri"/><w:sz w:val="20"/></w:rPr><w:t xml:space="preserve">4</w:t></w:r></w:p></w:tc><w:tc><w:tcPr><w:tcW w:w="2000" w:type="dxa"/></w:tcPr><w:p><w:r><w:rPr><w:rFonts w:ascii="Calibri" w:hAnsi="Calibri"/><w:sz w:val="20"/></w:rPr><w:t xml:space="preserve">1</w:t></w:r></w:p></w:tc><w:tc><w:tcPr><w:tcW w:w="2000" w:type="dxa"/></w:tcPr><w:p><w:r><w:rPr><w:rFonts w:ascii="Calibri" w:hAnsi="Calibri"/><w:sz w:val="20"/></w:rPr><w:t xml:space="preserve">**35**</w:t></w:r></w:p></w:tc><w:tc><w:tcPr><w:tcW w:w="2000" w:type="dxa"/></w:tcPr><w:p><w:r><w:rPr><w:rFonts w:ascii="Calibri" w:hAnsi="Calibri"/><w:sz w:val="20"/></w:rPr><w:t xml:space="preserve">**87.5**</w:t></w:r></w:p></w:tc><w:tc><w:tcPr><w:tcW w:w="2000" w:type="dxa"/></w:tcPr><w:p><w:r><w:rPr><w:rFonts w:ascii="Calibri" w:hAnsi="Calibri"/><w:sz w:val="20"/></w:rPr><w:t xml:space="preserve">Best Imaginable</w:t></w:r></w:p></w:tc></w:tr><w:tr><w:tc><w:tcPr><w:tcW w:w="2000" w:type="dxa"/></w:tcPr><w:p><w:r><w:rPr><w:rFonts w:ascii="Calibri" w:hAnsi="Calibri"/><w:sz w:val="20"/></w:rPr><w:t xml:space="preserve">**P05**</w:t></w:r></w:p></w:tc><w:tc><w:tcPr><w:tcW w:w="2000" w:type="dxa"/></w:tcPr><w:p><w:r><w:rPr><w:rFonts w:ascii="Calibri" w:hAnsi="Calibri"/><w:sz w:val="20"/></w:rPr><w:t xml:space="preserve">1st-year BSc Biomedical Science (Undergrad, 19yo)</w:t></w:r></w:p></w:tc><w:tc><w:tcPr><w:tcW w:w="2000" w:type="dxa"/></w:tcPr><w:p><w:r><w:rPr><w:rFonts w:ascii="Calibri" w:hAnsi="Calibri"/><w:sz w:val="20"/></w:rPr><w:t xml:space="preserve">5</w:t></w:r></w:p></w:tc><w:tc><w:tcPr><w:tcW w:w="2000" w:type="dxa"/></w:tcPr><w:p><w:r><w:rPr><w:rFonts w:ascii="Calibri" w:hAnsi="Calibri"/><w:sz w:val="20"/></w:rPr><w:t xml:space="preserve">1</w:t></w:r></w:p></w:tc><w:tc><w:tcPr><w:tcW w:w="2000" w:type="dxa"/></w:tcPr><w:p><w:r><w:rPr><w:rFonts w:ascii="Calibri" w:hAnsi="Calibri"/><w:sz w:val="20"/></w:rPr><w:t xml:space="preserve">5</w:t></w:r></w:p></w:tc><w:tc><w:tcPr><w:tcW w:w="2000" w:type="dxa"/></w:tcPr><w:p><w:r><w:rPr><w:rFonts w:ascii="Calibri" w:hAnsi="Calibri"/><w:sz w:val="20"/></w:rPr><w:t xml:space="preserve">1</w:t></w:r></w:p></w:tc><w:tc><w:tcPr><w:tcW w:w="2000" w:type="dxa"/></w:tcPr><w:p><w:r><w:rPr><w:rFonts w:ascii="Calibri" w:hAnsi="Calibri"/><w:sz w:val="20"/></w:rPr><w:t xml:space="preserve">4</w:t></w:r></w:p></w:tc><w:tc><w:tcPr><w:tcW w:w="2000" w:type="dxa"/></w:tcPr><w:p><w:r><w:rPr><w:rFonts w:ascii="Calibri" w:hAnsi="Calibri"/><w:sz w:val="20"/></w:rPr><w:t xml:space="preserve">1</w:t></w:r></w:p></w:tc><w:tc><w:tcPr><w:tcW w:w="2000" w:type="dxa"/></w:tcPr><w:p><w:r><w:rPr><w:rFonts w:ascii="Calibri" w:hAnsi="Calibri"/><w:sz w:val="20"/></w:rPr><w:t xml:space="preserve">5</w:t></w:r></w:p></w:tc><w:tc><w:tcPr><w:tcW w:w="2000" w:type="dxa"/></w:tcPr><w:p><w:r><w:rPr><w:rFonts w:ascii="Calibri" w:hAnsi="Calibri"/><w:sz w:val="20"/></w:rPr><w:t xml:space="preserve">1</w:t></w:r></w:p></w:tc><w:tc><w:tcPr><w:tcW w:w="2000" w:type="dxa"/></w:tcPr><w:p><w:r><w:rPr><w:rFonts w:ascii="Calibri" w:hAnsi="Calibri"/><w:sz w:val="20"/></w:rPr><w:t xml:space="preserve">5</w:t></w:r></w:p></w:tc><w:tc><w:tcPr><w:tcW w:w="2000" w:type="dxa"/></w:tcPr><w:p><w:r><w:rPr><w:rFonts w:ascii="Calibri" w:hAnsi="Calibri"/><w:sz w:val="20"/></w:rPr><w:t xml:space="preserve">1</w:t></w:r></w:p></w:tc><w:tc><w:tcPr><w:tcW w:w="2000" w:type="dxa"/></w:tcPr><w:p><w:r><w:rPr><w:rFonts w:ascii="Calibri" w:hAnsi="Calibri"/><w:sz w:val="20"/></w:rPr><w:t xml:space="preserve">**39**</w:t></w:r></w:p></w:tc><w:tc><w:tcPr><w:tcW w:w="2000" w:type="dxa"/></w:tcPr><w:p><w:r><w:rPr><w:rFonts w:ascii="Calibri" w:hAnsi="Calibri"/><w:sz w:val="20"/></w:rPr><w:t xml:space="preserve">**97.5**</w:t></w:r></w:p></w:tc><w:tc><w:tcPr><w:tcW w:w="2000" w:type="dxa"/></w:tcPr><w:p><w:r><w:rPr><w:rFonts w:ascii="Calibri" w:hAnsi="Calibri"/><w:sz w:val="20"/></w:rPr><w:t xml:space="preserve">Best Imaginable</w:t></w:r></w:p></w:tc></w:tr><w:tr><w:tc><w:tcPr><w:tcW w:w="2000" w:type="dxa"/></w:tcPr><w:p><w:r><w:rPr><w:rFonts w:ascii="Calibri" w:hAnsi="Calibri"/><w:sz w:val="20"/></w:rPr><w:t xml:space="preserve">**P06**</w:t></w:r></w:p></w:tc><w:tc><w:tcPr><w:tcW w:w="2000" w:type="dxa"/></w:tcPr><w:p><w:r><w:rPr><w:rFonts w:ascii="Calibri" w:hAnsi="Calibri"/><w:sz w:val="20"/></w:rPr><w:t xml:space="preserve">2nd-year LLB Law (Undergrad, 20yo)</w:t></w:r></w:p></w:tc><w:tc><w:tcPr><w:tcW w:w="2000" w:type="dxa"/></w:tcPr><w:p><w:r><w:rPr><w:rFonts w:ascii="Calibri" w:hAnsi="Calibri"/><w:sz w:val="20"/></w:rPr><w:t xml:space="preserve">4</w:t></w:r></w:p></w:tc><w:tc><w:tcPr><w:tcW w:w="2000" w:type="dxa"/></w:tcPr><w:p><w:r><w:rPr><w:rFonts w:ascii="Calibri" w:hAnsi="Calibri"/><w:sz w:val="20"/></w:rPr><w:t xml:space="preserve">1</w:t></w:r></w:p></w:tc><w:tc><w:tcPr><w:tcW w:w="2000" w:type="dxa"/></w:tcPr><w:p><w:r><w:rPr><w:rFonts w:ascii="Calibri" w:hAnsi="Calibri"/><w:sz w:val="20"/></w:rPr><w:t xml:space="preserve">5</w:t></w:r></w:p></w:tc><w:tc><w:tcPr><w:tcW w:w="2000" w:type="dxa"/></w:tcPr><w:p><w:r><w:rPr><w:rFonts w:ascii="Calibri" w:hAnsi="Calibri"/><w:sz w:val="20"/></w:rPr><w:t xml:space="preserve">1</w:t></w:r></w:p></w:tc><w:tc><w:tcPr><w:tcW w:w="2000" w:type="dxa"/></w:tcPr><w:p><w:r><w:rPr><w:rFonts w:ascii="Calibri" w:hAnsi="Calibri"/><w:sz w:val="20"/></w:rPr><w:t xml:space="preserve">4</w:t></w:r></w:p></w:tc><w:tc><w:tcPr><w:tcW w:w="2000" w:type="dxa"/></w:tcPr><w:p><w:r><w:rPr><w:rFonts w:ascii="Calibri" w:hAnsi="Calibri"/><w:sz w:val="20"/></w:rPr><w:t xml:space="preserve">1</w:t></w:r></w:p></w:tc><w:tc><w:tcPr><w:tcW w:w="2000" w:type="dxa"/></w:tcPr><w:p><w:r><w:rPr><w:rFonts w:ascii="Calibri" w:hAnsi="Calibri"/><w:sz w:val="20"/></w:rPr><w:t xml:space="preserve">4</w:t></w:r></w:p></w:tc><w:tc><w:tcPr><w:tcW w:w="2000" w:type="dxa"/></w:tcPr><w:p><w:r><w:rPr><w:rFonts w:ascii="Calibri" w:hAnsi="Calibri"/><w:sz w:val="20"/></w:rPr><w:t xml:space="preserve">1</w:t></w:r></w:p></w:tc><w:tc><w:tcPr><w:tcW w:w="2000" w:type="dxa"/></w:tcPr><w:p><w:r><w:rPr><w:rFonts w:ascii="Calibri" w:hAnsi="Calibri"/><w:sz w:val="20"/></w:rPr><w:t xml:space="preserve">5</w:t></w:r></w:p></w:tc><w:tc><w:tcPr><w:tcW w:w="2000" w:type="dxa"/></w:tcPr><w:p><w:r><w:rPr><w:rFonts w:ascii="Calibri" w:hAnsi="Calibri"/><w:sz w:val="20"/></w:rPr><w:t xml:space="preserve">2</w:t></w:r></w:p></w:tc><w:tc><w:tcPr><w:tcW w:w="2000" w:type="dxa"/></w:tcPr><w:p><w:r><w:rPr><w:rFonts w:ascii="Calibri" w:hAnsi="Calibri"/><w:sz w:val="20"/></w:rPr><w:t xml:space="preserve">**36**</w:t></w:r></w:p></w:tc><w:tc><w:tcPr><w:tcW w:w="2000" w:type="dxa"/></w:tcPr><w:p><w:r><w:rPr><w:rFonts w:ascii="Calibri" w:hAnsi="Calibri"/><w:sz w:val="20"/></w:rPr><w:t xml:space="preserve">**90.0**</w:t></w:r></w:p></w:tc><w:tc><w:tcPr><w:tcW w:w="2000" w:type="dxa"/></w:tcPr><w:p><w:r><w:rPr><w:rFonts w:ascii="Calibri" w:hAnsi="Calibri"/><w:sz w:val="20"/></w:rPr><w:t xml:space="preserve">Best Imaginable</w:t></w:r></w:p></w:tc></w:tr><w:tr><w:tc><w:tcPr><w:tcW w:w="2000" w:type="dxa"/></w:tcPr><w:p><w:r><w:rPr><w:rFonts w:ascii="Calibri" w:hAnsi="Calibri"/><w:sz w:val="20"/></w:rPr><w:t xml:space="preserve">**P07**</w:t></w:r></w:p></w:tc><w:tc><w:tcPr><w:tcW w:w="2000" w:type="dxa"/></w:tcPr><w:p><w:r><w:rPr><w:rFonts w:ascii="Calibri" w:hAnsi="Calibri"/><w:sz w:val="20"/></w:rPr><w:t xml:space="preserve">PhD Chemistry (Postgraduate Researcher, 26yo)</w:t></w:r></w:p></w:tc><w:tc><w:tcPr><w:tcW w:w="2000" w:type="dxa"/></w:tcPr><w:p><w:r><w:rPr><w:rFonts w:ascii="Calibri" w:hAnsi="Calibri"/><w:sz w:val="20"/></w:rPr><w:t xml:space="preserve">5</w:t></w:r></w:p></w:tc><w:tc><w:tcPr><w:tcW w:w="2000" w:type="dxa"/></w:tcPr><w:p><w:r><w:rPr><w:rFonts w:ascii="Calibri" w:hAnsi="Calibri"/><w:sz w:val="20"/></w:rPr><w:t xml:space="preserve">2</w:t></w:r></w:p></w:tc><w:tc><w:tcPr><w:tcW w:w="2000" w:type="dxa"/></w:tcPr><w:p><w:r><w:rPr><w:rFonts w:ascii="Calibri" w:hAnsi="Calibri"/><w:sz w:val="20"/></w:rPr><w:t xml:space="preserve">4</w:t></w:r></w:p></w:tc><w:tc><w:tcPr><w:tcW w:w="2000" w:type="dxa"/></w:tcPr><w:p><w:r><w:rPr><w:rFonts w:ascii="Calibri" w:hAnsi="Calibri"/><w:sz w:val="20"/></w:rPr><w:t xml:space="preserve">1</w:t></w:r></w:p></w:tc><w:tc><w:tcPr><w:tcW w:w="2000" w:type="dxa"/></w:tcPr><w:p><w:r><w:rPr><w:rFonts w:ascii="Calibri" w:hAnsi="Calibri"/><w:sz w:val="20"/></w:rPr><w:t xml:space="preserve">5</w:t></w:r></w:p></w:tc><w:tc><w:tcPr><w:tcW w:w="2000" w:type="dxa"/></w:tcPr><w:p><w:r><w:rPr><w:rFonts w:ascii="Calibri" w:hAnsi="Calibri"/><w:sz w:val="20"/></w:rPr><w:t xml:space="preserve">1</w:t></w:r></w:p></w:tc><w:tc><w:tcPr><w:tcW w:w="2000" w:type="dxa"/></w:tcPr><w:p><w:r><w:rPr><w:rFonts w:ascii="Calibri" w:hAnsi="Calibri"/><w:sz w:val="20"/></w:rPr><w:t xml:space="preserve">5</w:t></w:r></w:p></w:tc><w:tc><w:tcPr><w:tcW w:w="2000" w:type="dxa"/></w:tcPr><w:p><w:r><w:rPr><w:rFonts w:ascii="Calibri" w:hAnsi="Calibri"/><w:sz w:val="20"/></w:rPr><w:t xml:space="preserve">1</w:t></w:r></w:p></w:tc><w:tc><w:tcPr><w:tcW w:w="2000" w:type="dxa"/></w:tcPr><w:p><w:r><w:rPr><w:rFonts w:ascii="Calibri" w:hAnsi="Calibri"/><w:sz w:val="20"/></w:rPr><w:t xml:space="preserve">4</w:t></w:r></w:p></w:tc><w:tc><w:tcPr><w:tcW w:w="2000" w:type="dxa"/></w:tcPr><w:p><w:r><w:rPr><w:rFonts w:ascii="Calibri" w:hAnsi="Calibri"/><w:sz w:val="20"/></w:rPr><w:t xml:space="preserve">1</w:t></w:r></w:p></w:tc><w:tc><w:tcPr><w:tcW w:w="2000" w:type="dxa"/></w:tcPr><w:p><w:r><w:rPr><w:rFonts w:ascii="Calibri" w:hAnsi="Calibri"/><w:sz w:val="20"/></w:rPr><w:t xml:space="preserve">**37**</w:t></w:r></w:p></w:tc><w:tc><w:tcPr><w:tcW w:w="2000" w:type="dxa"/></w:tcPr><w:p><w:r><w:rPr><w:rFonts w:ascii="Calibri" w:hAnsi="Calibri"/><w:sz w:val="20"/></w:rPr><w:t xml:space="preserve">**92.5**</w:t></w:r></w:p></w:tc><w:tc><w:tcPr><w:tcW w:w="2000" w:type="dxa"/></w:tcPr><w:p><w:r><w:rPr><w:rFonts w:ascii="Calibri" w:hAnsi="Calibri"/><w:sz w:val="20"/></w:rPr><w:t xml:space="preserve">Best Imaginable</w:t></w:r></w:p></w:tc></w:tr><w:tr><w:tc><w:tcPr><w:tcW w:w="2000" w:type="dxa"/></w:tcPr><w:p><w:r><w:rPr><w:rFonts w:ascii="Calibri" w:hAnsi="Calibri"/><w:sz w:val="20"/></w:rPr><w:t xml:space="preserve">**P08**</w:t></w:r></w:p></w:tc><w:tc><w:tcPr><w:tcW w:w="2000" w:type="dxa"/></w:tcPr><w:p><w:r><w:rPr><w:rFonts w:ascii="Calibri" w:hAnsi="Calibri"/><w:sz w:val="20"/></w:rPr><w:t xml:space="preserve">1st-year BA English Literature (Undergrad, 19yo)</w:t></w:r></w:p></w:tc><w:tc><w:tcPr><w:tcW w:w="2000" w:type="dxa"/></w:tcPr><w:p><w:r><w:rPr><w:rFonts w:ascii="Calibri" w:hAnsi="Calibri"/><w:sz w:val="20"/></w:rPr><w:t xml:space="preserve">4</w:t></w:r></w:p></w:tc><w:tc><w:tcPr><w:tcW w:w="2000" w:type="dxa"/></w:tcPr><w:p><w:r><w:rPr><w:rFonts w:ascii="Calibri" w:hAnsi="Calibri"/><w:sz w:val="20"/></w:rPr><w:t xml:space="preserve">1</w:t></w:r></w:p></w:tc><w:tc><w:tcPr><w:tcW w:w="2000" w:type="dxa"/></w:tcPr><w:p><w:r><w:rPr><w:rFonts w:ascii="Calibri" w:hAnsi="Calibri"/><w:sz w:val="20"/></w:rPr><w:t xml:space="preserve">4</w:t></w:r></w:p></w:tc><w:tc><w:tcPr><w:tcW w:w="2000" w:type="dxa"/></w:tcPr><w:p><w:r><w:rPr><w:rFonts w:ascii="Calibri" w:hAnsi="Calibri"/><w:sz w:val="20"/></w:rPr><w:t xml:space="preserve">2</w:t></w:r></w:p></w:tc><w:tc><w:tcPr><w:tcW w:w="2000" w:type="dxa"/></w:tcPr><w:p><w:r><w:rPr><w:rFonts w:ascii="Calibri" w:hAnsi="Calibri"/><w:sz w:val="20"/></w:rPr><w:t xml:space="preserve">4</w:t></w:r></w:p></w:tc><w:tc><w:tcPr><w:tcW w:w="2000" w:type="dxa"/></w:tcPr><w:p><w:r><w:rPr><w:rFonts w:ascii="Calibri" w:hAnsi="Calibri"/><w:sz w:val="20"/></w:rPr><w:t xml:space="preserve">1</w:t></w:r></w:p></w:tc><w:tc><w:tcPr><w:tcW w:w="2000" w:type="dxa"/></w:tcPr><w:p><w:r><w:rPr><w:rFonts w:ascii="Calibri" w:hAnsi="Calibri"/><w:sz w:val="20"/></w:rPr><w:t xml:space="preserve">4</w:t></w:r></w:p></w:tc><w:tc><w:tcPr><w:tcW w:w="2000" w:type="dxa"/></w:tcPr><w:p><w:r><w:rPr><w:rFonts w:ascii="Calibri" w:hAnsi="Calibri"/><w:sz w:val="20"/></w:rPr><w:t xml:space="preserve">2</w:t></w:r></w:p></w:tc><w:tc><w:tcPr><w:tcW w:w="2000" w:type="dxa"/></w:tcPr><w:p><w:r><w:rPr><w:rFonts w:ascii="Calibri" w:hAnsi="Calibri"/><w:sz w:val="20"/></w:rPr><w:t xml:space="preserve">4</w:t></w:r></w:p></w:tc><w:tc><w:tcPr><w:tcW w:w="2000" w:type="dxa"/></w:tcPr><w:p><w:r><w:rPr><w:rFonts w:ascii="Calibri" w:hAnsi="Calibri"/><w:sz w:val="20"/></w:rPr><w:t xml:space="preserve">1</w:t></w:r></w:p></w:tc><w:tc><w:tcPr><w:tcW w:w="2000" w:type="dxa"/></w:tcPr><w:p><w:r><w:rPr><w:rFonts w:ascii="Calibri" w:hAnsi="Calibri"/><w:sz w:val="20"/></w:rPr><w:t xml:space="preserve">**33**</w:t></w:r></w:p></w:tc><w:tc><w:tcPr><w:tcW w:w="2000" w:type="dxa"/></w:tcPr><w:p><w:r><w:rPr><w:rFonts w:ascii="Calibri" w:hAnsi="Calibri"/><w:sz w:val="20"/></w:rPr><w:t xml:space="preserve">**82.5**</w:t></w:r></w:p></w:tc><w:tc><w:tcPr><w:tcW w:w="2000" w:type="dxa"/></w:tcPr><w:p><w:r><w:rPr><w:rFonts w:ascii="Calibri" w:hAnsi="Calibri"/><w:sz w:val="20"/></w:rPr><w:t xml:space="preserve">Excellent</w:t></w:r></w:p></w:tc></w:tr><w:tr><w:tc><w:tcPr><w:tcW w:w="2000" w:type="dxa"/></w:tcPr><w:p><w:r><w:rPr><w:rFonts w:ascii="Calibri" w:hAnsi="Calibri"/><w:sz w:val="20"/></w:rPr><w:t xml:space="preserve">**P09**</w:t></w:r></w:p></w:tc><w:tc><w:tcPr><w:tcW w:w="2000" w:type="dxa"/></w:tcPr><w:p><w:r><w:rPr><w:rFonts w:ascii="Calibri" w:hAnsi="Calibri"/><w:sz w:val="20"/></w:rPr><w:t xml:space="preserve">3rd-year BSc Economics &amp; Finance (Undergrad, 21yo)</w:t></w:r></w:p></w:tc><w:tc><w:tcPr><w:tcW w:w="2000" w:type="dxa"/></w:tcPr><w:p><w:r><w:rPr><w:rFonts w:ascii="Calibri" w:hAnsi="Calibri"/><w:sz w:val="20"/></w:rPr><w:t xml:space="preserve">5</w:t></w:r></w:p></w:tc><w:tc><w:tcPr><w:tcW w:w="2000" w:type="dxa"/></w:tcPr><w:p><w:r><w:rPr><w:rFonts w:ascii="Calibri" w:hAnsi="Calibri"/><w:sz w:val="20"/></w:rPr><w:t xml:space="preserve">1</w:t></w:r></w:p></w:tc><w:tc><w:tcPr><w:tcW w:w="2000" w:type="dxa"/></w:tcPr><w:p><w:r><w:rPr><w:rFonts w:ascii="Calibri" w:hAnsi="Calibri"/><w:sz w:val="20"/></w:rPr><w:t xml:space="preserve">5</w:t></w:r></w:p></w:tc><w:tc><w:tcPr><w:tcW w:w="2000" w:type="dxa"/></w:tcPr><w:p><w:r><w:rPr><w:rFonts w:ascii="Calibri" w:hAnsi="Calibri"/><w:sz w:val="20"/></w:rPr><w:t xml:space="preserve">1</w:t></w:r></w:p></w:tc><w:tc><w:tcPr><w:tcW w:w="2000" w:type="dxa"/></w:tcPr><w:p><w:r><w:rPr><w:rFonts w:ascii="Calibri" w:hAnsi="Calibri"/><w:sz w:val="20"/></w:rPr><w:t xml:space="preserve">4</w:t></w:r></w:p></w:tc><w:tc><w:tcPr><w:tcW w:w="2000" w:type="dxa"/></w:tcPr><w:p><w:r><w:rPr><w:rFonts w:ascii="Calibri" w:hAnsi="Calibri"/><w:sz w:val="20"/></w:rPr><w:t xml:space="preserve">1</w:t></w:r></w:p></w:tc><w:tc><w:tcPr><w:tcW w:w="2000" w:type="dxa"/></w:tcPr><w:p><w:r><w:rPr><w:rFonts w:ascii="Calibri" w:hAnsi="Calibri"/><w:sz w:val="20"/></w:rPr><w:t xml:space="preserve">5</w:t></w:r></w:p></w:tc><w:tc><w:tcPr><w:tcW w:w="2000" w:type="dxa"/></w:tcPr><w:p><w:r><w:rPr><w:rFonts w:ascii="Calibri" w:hAnsi="Calibri"/><w:sz w:val="20"/></w:rPr><w:t xml:space="preserve">1</w:t></w:r></w:p></w:tc><w:tc><w:tcPr><w:tcW w:w="2000" w:type="dxa"/></w:tcPr><w:p><w:r><w:rPr><w:rFonts w:ascii="Calibri" w:hAnsi="Calibri"/><w:sz w:val="20"/></w:rPr><w:t xml:space="preserve">5</w:t></w:r></w:p></w:tc><w:tc><w:tcPr><w:tcW w:w="2000" w:type="dxa"/></w:tcPr><w:p><w:r><w:rPr><w:rFonts w:ascii="Calibri" w:hAnsi="Calibri"/><w:sz w:val="20"/></w:rPr><w:t xml:space="preserve">1</w:t></w:r></w:p></w:tc><w:tc><w:tcPr><w:tcW w:w="2000" w:type="dxa"/></w:tcPr><w:p><w:r><w:rPr><w:rFonts w:ascii="Calibri" w:hAnsi="Calibri"/><w:sz w:val="20"/></w:rPr><w:t xml:space="preserve">**39**</w:t></w:r></w:p></w:tc><w:tc><w:tcPr><w:tcW w:w="2000" w:type="dxa"/></w:tcPr><w:p><w:r><w:rPr><w:rFonts w:ascii="Calibri" w:hAnsi="Calibri"/><w:sz w:val="20"/></w:rPr><w:t xml:space="preserve">**97.5**</w:t></w:r></w:p></w:tc><w:tc><w:tcPr><w:tcW w:w="2000" w:type="dxa"/></w:tcPr><w:p><w:r><w:rPr><w:rFonts w:ascii="Calibri" w:hAnsi="Calibri"/><w:sz w:val="20"/></w:rPr><w:t xml:space="preserve">Best Imaginable</w:t></w:r></w:p></w:tc></w:tr><w:tr><w:tc><w:tcPr><w:tcW w:w="2000" w:type="dxa"/></w:tcPr><w:p><w:r><w:rPr><w:rFonts w:ascii="Calibri" w:hAnsi="Calibri"/><w:sz w:val="20"/></w:rPr><w:t xml:space="preserve">**P10**</w:t></w:r></w:p></w:tc><w:tc><w:tcPr><w:tcW w:w="2000" w:type="dxa"/></w:tcPr><w:p><w:r><w:rPr><w:rFonts w:ascii="Calibri" w:hAnsi="Calibri"/><w:sz w:val="20"/></w:rPr><w:t xml:space="preserve">MSc Data Science &amp; AI (Postgrad, 23yo)</w:t></w:r></w:p></w:tc><w:tc><w:tcPr><w:tcW w:w="2000" w:type="dxa"/></w:tcPr><w:p><w:r><w:rPr><w:rFonts w:ascii="Calibri" w:hAnsi="Calibri"/><w:sz w:val="20"/></w:rPr><w:t xml:space="preserve">4</w:t></w:r></w:p></w:tc><w:tc><w:tcPr><w:tcW w:w="2000" w:type="dxa"/></w:tcPr><w:p><w:r><w:rPr><w:rFonts w:ascii="Calibri" w:hAnsi="Calibri"/><w:sz w:val="20"/></w:rPr><w:t xml:space="preserve">2</w:t></w:r></w:p></w:tc><w:tc><w:tcPr><w:tcW w:w="2000" w:type="dxa"/></w:tcPr><w:p><w:r><w:rPr><w:rFonts w:ascii="Calibri" w:hAnsi="Calibri"/><w:sz w:val="20"/></w:rPr><w:t xml:space="preserve">5</w:t></w:r></w:p></w:tc><w:tc><w:tcPr><w:tcW w:w="2000" w:type="dxa"/></w:tcPr><w:p><w:r><w:rPr><w:rFonts w:ascii="Calibri" w:hAnsi="Calibri"/><w:sz w:val="20"/></w:rPr><w:t xml:space="preserve">1</w:t></w:r></w:p></w:tc><w:tc><w:tcPr><w:tcW w:w="2000" w:type="dxa"/></w:tcPr><w:p><w:r><w:rPr><w:rFonts w:ascii="Calibri" w:hAnsi="Calibri"/><w:sz w:val="20"/></w:rPr><w:t xml:space="preserve">5</w:t></w:r></w:p></w:tc><w:tc><w:tcPr><w:tcW w:w="2000" w:type="dxa"/></w:tcPr><w:p><w:r><w:rPr><w:rFonts w:ascii="Calibri" w:hAnsi="Calibri"/><w:sz w:val="20"/></w:rPr><w:t xml:space="preserve">1</w:t></w:r></w:p></w:tc><w:tc><w:tcPr><w:tcW w:w="2000" w:type="dxa"/></w:tcPr><w:p><w:r><w:rPr><w:rFonts w:ascii="Calibri" w:hAnsi="Calibri"/><w:sz w:val="20"/></w:rPr><w:t xml:space="preserve">5</w:t></w:r></w:p></w:tc><w:tc><w:tcPr><w:tcW w:w="2000" w:type="dxa"/></w:tcPr><w:p><w:r><w:rPr><w:rFonts w:ascii="Calibri" w:hAnsi="Calibri"/><w:sz w:val="20"/></w:rPr><w:t xml:space="preserve">1</w:t></w:r></w:p></w:tc><w:tc><w:tcPr><w:tcW w:w="2000" w:type="dxa"/></w:tcPr><w:p><w:r><w:rPr><w:rFonts w:ascii="Calibri" w:hAnsi="Calibri"/><w:sz w:val="20"/></w:rPr><w:t xml:space="preserve">5</w:t></w:r></w:p></w:tc><w:tc><w:tcPr><w:tcW w:w="2000" w:type="dxa"/></w:tcPr><w:p><w:r><w:rPr><w:rFonts w:ascii="Calibri" w:hAnsi="Calibri"/><w:sz w:val="20"/></w:rPr><w:t xml:space="preserve">2</w:t></w:r></w:p></w:tc><w:tc><w:tcPr><w:tcW w:w="2000" w:type="dxa"/></w:tcPr><w:p><w:r><w:rPr><w:rFonts w:ascii="Calibri" w:hAnsi="Calibri"/><w:sz w:val="20"/></w:rPr><w:t xml:space="preserve">**37**</w:t></w:r></w:p></w:tc><w:tc><w:tcPr><w:tcW w:w="2000" w:type="dxa"/></w:tcPr><w:p><w:r><w:rPr><w:rFonts w:ascii="Calibri" w:hAnsi="Calibri"/><w:sz w:val="20"/></w:rPr><w:t xml:space="preserve">**92.5**</w:t></w:r></w:p></w:tc><w:tc><w:tcPr><w:tcW w:w="2000" w:type="dxa"/></w:tcPr><w:p><w:r><w:rPr><w:rFonts w:ascii="Calibri" w:hAnsi="Calibri"/><w:sz w:val="20"/></w:rPr><w:t xml:space="preserve">Best Imaginable</w:t></w:r></w:p></w:tc></w:tr><w:tr><w:tc><w:tcPr><w:tcW w:w="2000" w:type="dxa"/></w:tcPr><w:p><w:r><w:rPr><w:rFonts w:ascii="Calibri" w:hAnsi="Calibri"/><w:sz w:val="20"/></w:rPr><w:t xml:space="preserve">**COHORT MEAN**</w:t></w:r></w:p></w:tc><w:tc><w:tcPr><w:tcW w:w="2000" w:type="dxa"/></w:tcPr><w:p><w:r><w:rPr><w:rFonts w:ascii="Calibri" w:hAnsi="Calibri"/><w:sz w:val="20"/></w:rPr><w:t xml:space="preserve">*All 10 University Student Participants*</w:t></w:r></w:p></w:tc><w:tc><w:tcPr><w:tcW w:w="2000" w:type="dxa"/></w:tcPr><w:p><w:r><w:rPr><w:rFonts w:ascii="Calibri" w:hAnsi="Calibri"/><w:sz w:val="20"/></w:rPr><w:t xml:space="preserve">—</w:t></w:r></w:p></w:tc><w:tc><w:tcPr><w:tcW w:w="2000" w:type="dxa"/></w:tcPr><w:p><w:r><w:rPr><w:rFonts w:ascii="Calibri" w:hAnsi="Calibri"/><w:sz w:val="20"/></w:rPr><w:t xml:space="preserve">—</w:t></w:r></w:p></w:tc><w:tc><w:tcPr><w:tcW w:w="2000" w:type="dxa"/></w:tcPr><w:p><w:r><w:rPr><w:rFonts w:ascii="Calibri" w:hAnsi="Calibri"/><w:sz w:val="20"/></w:rPr><w:t xml:space="preserve">—</w:t></w:r></w:p></w:tc><w:tc><w:tcPr><w:tcW w:w="2000" w:type="dxa"/></w:tcPr><w:p><w:r><w:rPr><w:rFonts w:ascii="Calibri" w:hAnsi="Calibri"/><w:sz w:val="20"/></w:rPr><w:t xml:space="preserve">—</w:t></w:r></w:p></w:tc><w:tc><w:tcPr><w:tcW w:w="2000" w:type="dxa"/></w:tcPr><w:p><w:r><w:rPr><w:rFonts w:ascii="Calibri" w:hAnsi="Calibri"/><w:sz w:val="20"/></w:rPr><w:t xml:space="preserve">—</w:t></w:r></w:p></w:tc><w:tc><w:tcPr><w:tcW w:w="2000" w:type="dxa"/></w:tcPr><w:p><w:r><w:rPr><w:rFonts w:ascii="Calibri" w:hAnsi="Calibri"/><w:sz w:val="20"/></w:rPr><w:t xml:space="preserve">—</w:t></w:r></w:p></w:tc><w:tc><w:tcPr><w:tcW w:w="2000" w:type="dxa"/></w:tcPr><w:p><w:r><w:rPr><w:rFonts w:ascii="Calibri" w:hAnsi="Calibri"/><w:sz w:val="20"/></w:rPr><w:t xml:space="preserve">—</w:t></w:r></w:p></w:tc><w:tc><w:tcPr><w:tcW w:w="2000" w:type="dxa"/></w:tcPr><w:p><w:r><w:rPr><w:rFonts w:ascii="Calibri" w:hAnsi="Calibri"/><w:sz w:val="20"/></w:rPr><w:t xml:space="preserve">—</w:t></w:r></w:p></w:tc><w:tc><w:tcPr><w:tcW w:w="2000" w:type="dxa"/></w:tcPr><w:p><w:r><w:rPr><w:rFonts w:ascii="Calibri" w:hAnsi="Calibri"/><w:sz w:val="20"/></w:rPr><w:t xml:space="preserve">—</w:t></w:r></w:p></w:tc><w:tc><w:tcPr><w:tcW w:w="2000" w:type="dxa"/></w:tcPr><w:p><w:r><w:rPr><w:rFonts w:ascii="Calibri" w:hAnsi="Calibri"/><w:sz w:val="20"/></w:rPr><w:t xml:space="preserve">—</w:t></w:r></w:p></w:tc><w:tc><w:tcPr><w:tcW w:w="2000" w:type="dxa"/></w:tcPr><w:p><w:r><w:rPr><w:rFonts w:ascii="Calibri" w:hAnsi="Calibri"/><w:sz w:val="20"/></w:rPr><w:t xml:space="preserve">**36.5**</w:t></w:r></w:p></w:tc><w:tc><w:tcPr><w:tcW w:w="2000" w:type="dxa"/></w:tcPr><w:p><w:r><w:rPr><w:rFonts w:ascii="Calibri" w:hAnsi="Calibri"/><w:sz w:val="20"/></w:rPr><w:t xml:space="preserve">**91.25**</w:t></w:r></w:p></w:tc><w:tc><w:tcPr><w:tcW w:w="2000" w:type="dxa"/></w:tcPr><w:p><w:r><w:rPr><w:rFonts w:ascii="Calibri" w:hAnsi="Calibri"/><w:sz w:val="20"/></w:rPr><w:t xml:space="preserve">**Grade A (Excellent)**</w:t></w:r></w:p></w:tc></w:tr></w:tbl><w:p><w:pPr><w:spacing w:after="140" w:line="276" w:lineRule="auto"/></w:pPr><w:r><w:rPr><w:rFonts w:ascii="Calibri" w:hAnsi="Calibri"/><w:sz w:val="22"/><w:color w:val="1D2530"/></w:rPr><w:t xml:space="preserve">---</w:t></w:r></w:p><w:p><w:pPr><w:pStyle w:val="Heading3"/><w:spacing w:before="200" w:after="80"/></w:pPr><w:r><w:rPr><w:rFonts w:ascii="Calibri" w:hAnsi="Calibri"/><w:b/><w:sz w:val="24"/><w:color w:val="334155"/></w:rPr><w:t>2.2 Supplementary Relevance &amp; Design Questionnaire (1–5 Likert Scale)</w:t></w:r></w:p><w:tbl><w:tblPr><w:tblW w:w="0" w:type="auto"/><w:tblBorders><w:top w:val="single" w:sz="4" w:space="0" w:color="CCCCCC"/><w:bottom w:val="single" w:sz="4" w:space="0" w:color="CCCCCC"/><w:insideH w:val="single" w:sz="4" w:space="0" w:color="EEEEEE"/><w:insideV w:val="none"/></w:tblBorders></w:tblPr><w:tr><w:tc><w:tcPr><w:tcW w:w="2000" w:type="dxa"/><w:shd w:val="clear" w:color="auto" w:fill="F0F4F8"/></w:tcPr><w:p><w:r><w:rPr><w:rFonts w:ascii="Calibri" w:hAnsi="Calibri"/><w:sz w:val="20"/><w:b/></w:rPr><w:t xml:space="preserve">Participant ID</w:t></w:r></w:p></w:tc><w:tc><w:tcPr><w:tcW w:w="2000" w:type="dxa"/><w:shd w:val="clear" w:color="auto" w:fill="F0F4F8"/></w:tcPr><w:p><w:r><w:rPr><w:rFonts w:ascii="Calibri" w:hAnsi="Calibri"/><w:sz w:val="20"/><w:b/></w:rPr><w:t xml:space="preserve">Item 1: Recommendation Clarity (1–5)</w:t></w:r></w:p></w:tc><w:tc><w:tcPr><w:tcW w:w="2000" w:type="dxa"/><w:shd w:val="clear" w:color="auto" w:fill="F0F4F8"/></w:tcPr><w:p><w:r><w:rPr><w:rFonts w:ascii="Calibri" w:hAnsi="Calibri"/><w:sz w:val="20"/><w:b/></w:rPr><w:t xml:space="preserve">Item 2: Content Relevance (1–5)</w:t></w:r></w:p></w:tc><w:tc><w:tcPr><w:tcW w:w="2000" w:type="dxa"/><w:shd w:val="clear" w:color="auto" w:fill="F0F4F8"/></w:tcPr><w:p><w:r><w:rPr><w:rFonts w:ascii="Calibri" w:hAnsi="Calibri"/><w:sz w:val="20"/><w:b/></w:rPr><w:t xml:space="preserve">Item 3: Adaptation Transparency (1–5)</w:t></w:r></w:p></w:tc><w:tc><w:tcPr><w:tcW w:w="2000" w:type="dxa"/><w:shd w:val="clear" w:color="auto" w:fill="F0F4F8"/></w:tcPr><w:p><w:r><w:rPr><w:rFonts w:ascii="Calibri" w:hAnsi="Calibri"/><w:sz w:val="20"/><w:b/></w:rPr><w:t xml:space="preserve">Item 4: Manageable Content (1–5)</w:t></w:r></w:p></w:tc><w:tc><w:tcPr><w:tcW w:w="2000" w:type="dxa"/><w:shd w:val="clear" w:color="auto" w:fill="F0F4F8"/></w:tcPr><w:p><w:r><w:rPr><w:rFonts w:ascii="Calibri" w:hAnsi="Calibri"/><w:sz w:val="20"/><w:b/></w:rPr><w:t xml:space="preserve">Individual Mean Rating</w:t></w:r></w:p></w:tc></w:tr><w:tr><w:tc><w:tcPr><w:tcW w:w="2000" w:type="dxa"/></w:tcPr><w:p><w:r><w:rPr><w:rFonts w:ascii="Calibri" w:hAnsi="Calibri"/><w:sz w:val="20"/></w:rPr><w:t xml:space="preserve">**P01**</w:t></w:r></w:p></w:tc><w:tc><w:tcPr><w:tcW w:w="2000" w:type="dxa"/></w:tcPr><w:p><w:r><w:rPr><w:rFonts w:ascii="Calibri" w:hAnsi="Calibri"/><w:sz w:val="20"/></w:rPr><w:t xml:space="preserve">5</w:t></w:r></w:p></w:tc><w:tc><w:tcPr><w:tcW w:w="2000" w:type="dxa"/></w:tcPr><w:p><w:r><w:rPr><w:rFonts w:ascii="Calibri" w:hAnsi="Calibri"/><w:sz w:val="20"/></w:rPr><w:t xml:space="preserve">5</w:t></w:r></w:p></w:tc><w:tc><w:tcPr><w:tcW w:w="2000" w:type="dxa"/></w:tcPr><w:p><w:r><w:rPr><w:rFonts w:ascii="Calibri" w:hAnsi="Calibri"/><w:sz w:val="20"/></w:rPr><w:t xml:space="preserve">4</w:t></w:r></w:p></w:tc><w:tc><w:tcPr><w:tcW w:w="2000" w:type="dxa"/></w:tcPr><w:p><w:r><w:rPr><w:rFonts w:ascii="Calibri" w:hAnsi="Calibri"/><w:sz w:val="20"/></w:rPr><w:t xml:space="preserve">5</w:t></w:r></w:p></w:tc><w:tc><w:tcPr><w:tcW w:w="2000" w:type="dxa"/></w:tcPr><w:p><w:r><w:rPr><w:rFonts w:ascii="Calibri" w:hAnsi="Calibri"/><w:sz w:val="20"/></w:rPr><w:t xml:space="preserve">**4.75**</w:t></w:r></w:p></w:tc></w:tr><w:tr><w:tc><w:tcPr><w:tcW w:w="2000" w:type="dxa"/></w:tcPr><w:p><w:r><w:rPr><w:rFonts w:ascii="Calibri" w:hAnsi="Calibri"/><w:sz w:val="20"/></w:rPr><w:t xml:space="preserve">**P02**</w:t></w:r></w:p></w:tc><w:tc><w:tcPr><w:tcW w:w="2000" w:type="dxa"/></w:tcPr><w:p><w:r><w:rPr><w:rFonts w:ascii="Calibri" w:hAnsi="Calibri"/><w:sz w:val="20"/></w:rPr><w:t xml:space="preserve">5</w:t></w:r></w:p></w:tc><w:tc><w:tcPr><w:tcW w:w="2000" w:type="dxa"/></w:tcPr><w:p><w:r><w:rPr><w:rFonts w:ascii="Calibri" w:hAnsi="Calibri"/><w:sz w:val="20"/></w:rPr><w:t xml:space="preserve">5</w:t></w:r></w:p></w:tc><w:tc><w:tcPr><w:tcW w:w="2000" w:type="dxa"/></w:tcPr><w:p><w:r><w:rPr><w:rFonts w:ascii="Calibri" w:hAnsi="Calibri"/><w:sz w:val="20"/></w:rPr><w:t xml:space="preserve">5</w:t></w:r></w:p></w:tc><w:tc><w:tcPr><w:tcW w:w="2000" w:type="dxa"/></w:tcPr><w:p><w:r><w:rPr><w:rFonts w:ascii="Calibri" w:hAnsi="Calibri"/><w:sz w:val="20"/></w:rPr><w:t xml:space="preserve">4</w:t></w:r></w:p></w:tc><w:tc><w:tcPr><w:tcW w:w="2000" w:type="dxa"/></w:tcPr><w:p><w:r><w:rPr><w:rFonts w:ascii="Calibri" w:hAnsi="Calibri"/><w:sz w:val="20"/></w:rPr><w:t xml:space="preserve">**4.75**</w:t></w:r></w:p></w:tc></w:tr><w:tr><w:tc><w:tcPr><w:tcW w:w="2000" w:type="dxa"/></w:tcPr><w:p><w:r><w:rPr><w:rFonts w:ascii="Calibri" w:hAnsi="Calibri"/><w:sz w:val="20"/></w:rPr><w:t xml:space="preserve">**P03**</w:t></w:r></w:p></w:tc><w:tc><w:tcPr><w:tcW w:w="2000" w:type="dxa"/></w:tcPr><w:p><w:r><w:rPr><w:rFonts w:ascii="Calibri" w:hAnsi="Calibri"/><w:sz w:val="20"/></w:rPr><w:t xml:space="preserve">5</w:t></w:r></w:p></w:tc><w:tc><w:tcPr><w:tcW w:w="2000" w:type="dxa"/></w:tcPr><w:p><w:r><w:rPr><w:rFonts w:ascii="Calibri" w:hAnsi="Calibri"/><w:sz w:val="20"/></w:rPr><w:t xml:space="preserve">5</w:t></w:r></w:p></w:tc><w:tc><w:tcPr><w:tcW w:w="2000" w:type="dxa"/></w:tcPr><w:p><w:r><w:rPr><w:rFonts w:ascii="Calibri" w:hAnsi="Calibri"/><w:sz w:val="20"/></w:rPr><w:t xml:space="preserve">5</w:t></w:r></w:p></w:tc><w:tc><w:tcPr><w:tcW w:w="2000" w:type="dxa"/></w:tcPr><w:p><w:r><w:rPr><w:rFonts w:ascii="Calibri" w:hAnsi="Calibri"/><w:sz w:val="20"/></w:rPr><w:t xml:space="preserve">5</w:t></w:r></w:p></w:tc><w:tc><w:tcPr><w:tcW w:w="2000" w:type="dxa"/></w:tcPr><w:p><w:r><w:rPr><w:rFonts w:ascii="Calibri" w:hAnsi="Calibri"/><w:sz w:val="20"/></w:rPr><w:t xml:space="preserve">**5.00**</w:t></w:r></w:p></w:tc></w:tr><w:tr><w:tc><w:tcPr><w:tcW w:w="2000" w:type="dxa"/></w:tcPr><w:p><w:r><w:rPr><w:rFonts w:ascii="Calibri" w:hAnsi="Calibri"/><w:sz w:val="20"/></w:rPr><w:t xml:space="preserve">**P04**</w:t></w:r></w:p></w:tc><w:tc><w:tcPr><w:tcW w:w="2000" w:type="dxa"/></w:tcPr><w:p><w:r><w:rPr><w:rFonts w:ascii="Calibri" w:hAnsi="Calibri"/><w:sz w:val="20"/></w:rPr><w:t xml:space="preserve">4</w:t></w:r></w:p></w:tc><w:tc><w:tcPr><w:tcW w:w="2000" w:type="dxa"/></w:tcPr><w:p><w:r><w:rPr><w:rFonts w:ascii="Calibri" w:hAnsi="Calibri"/><w:sz w:val="20"/></w:rPr><w:t xml:space="preserve">4</w:t></w:r></w:p></w:tc><w:tc><w:tcPr><w:tcW w:w="2000" w:type="dxa"/></w:tcPr><w:p><w:r><w:rPr><w:rFonts w:ascii="Calibri" w:hAnsi="Calibri"/><w:sz w:val="20"/></w:rPr><w:t xml:space="preserve">4</w:t></w:r></w:p></w:tc><w:tc><w:tcPr><w:tcW w:w="2000" w:type="dxa"/></w:tcPr><w:p><w:r><w:rPr><w:rFonts w:ascii="Calibri" w:hAnsi="Calibri"/><w:sz w:val="20"/></w:rPr><w:t xml:space="preserve">5</w:t></w:r></w:p></w:tc><w:tc><w:tcPr><w:tcW w:w="2000" w:type="dxa"/></w:tcPr><w:p><w:r><w:rPr><w:rFonts w:ascii="Calibri" w:hAnsi="Calibri"/><w:sz w:val="20"/></w:rPr><w:t xml:space="preserve">**4.25**</w:t></w:r></w:p></w:tc></w:tr><w:tr><w:tc><w:tcPr><w:tcW w:w="2000" w:type="dxa"/></w:tcPr><w:p><w:r><w:rPr><w:rFonts w:ascii="Calibri" w:hAnsi="Calibri"/><w:sz w:val="20"/></w:rPr><w:t xml:space="preserve">**P05**</w:t></w:r></w:p></w:tc><w:tc><w:tcPr><w:tcW w:w="2000" w:type="dxa"/></w:tcPr><w:p><w:r><w:rPr><w:rFonts w:ascii="Calibri" w:hAnsi="Calibri"/><w:sz w:val="20"/></w:rPr><w:t xml:space="preserve">5</w:t></w:r></w:p></w:tc><w:tc><w:tcPr><w:tcW w:w="2000" w:type="dxa"/></w:tcPr><w:p><w:r><w:rPr><w:rFonts w:ascii="Calibri" w:hAnsi="Calibri"/><w:sz w:val="20"/></w:rPr><w:t xml:space="preserve">5</w:t></w:r></w:p></w:tc><w:tc><w:tcPr><w:tcW w:w="2000" w:type="dxa"/></w:tcPr><w:p><w:r><w:rPr><w:rFonts w:ascii="Calibri" w:hAnsi="Calibri"/><w:sz w:val="20"/></w:rPr><w:t xml:space="preserve">5</w:t></w:r></w:p></w:tc><w:tc><w:tcPr><w:tcW w:w="2000" w:type="dxa"/></w:tcPr><w:p><w:r><w:rPr><w:rFonts w:ascii="Calibri" w:hAnsi="Calibri"/><w:sz w:val="20"/></w:rPr><w:t xml:space="preserve">5</w:t></w:r></w:p></w:tc><w:tc><w:tcPr><w:tcW w:w="2000" w:type="dxa"/></w:tcPr><w:p><w:r><w:rPr><w:rFonts w:ascii="Calibri" w:hAnsi="Calibri"/><w:sz w:val="20"/></w:rPr><w:t xml:space="preserve">**5.00**</w:t></w:r></w:p></w:tc></w:tr><w:tr><w:tc><w:tcPr><w:tcW w:w="2000" w:type="dxa"/></w:tcPr><w:p><w:r><w:rPr><w:rFonts w:ascii="Calibri" w:hAnsi="Calibri"/><w:sz w:val="20"/></w:rPr><w:t xml:space="preserve">**P06**</w:t></w:r></w:p></w:tc><w:tc><w:tcPr><w:tcW w:w="2000" w:type="dxa"/></w:tcPr><w:p><w:r><w:rPr><w:rFonts w:ascii="Calibri" w:hAnsi="Calibri"/><w:sz w:val="20"/></w:rPr><w:t xml:space="preserve">5</w:t></w:r></w:p></w:tc><w:tc><w:tcPr><w:tcW w:w="2000" w:type="dxa"/></w:tcPr><w:p><w:r><w:rPr><w:rFonts w:ascii="Calibri" w:hAnsi="Calibri"/><w:sz w:val="20"/></w:rPr><w:t xml:space="preserve">4</w:t></w:r></w:p></w:tc><w:tc><w:tcPr><w:tcW w:w="2000" w:type="dxa"/></w:tcPr><w:p><w:r><w:rPr><w:rFonts w:ascii="Calibri" w:hAnsi="Calibri"/><w:sz w:val="20"/></w:rPr><w:t xml:space="preserve">4</w:t></w:r></w:p></w:tc><w:tc><w:tcPr><w:tcW w:w="2000" w:type="dxa"/></w:tcPr><w:p><w:r><w:rPr><w:rFonts w:ascii="Calibri" w:hAnsi="Calibri"/><w:sz w:val="20"/></w:rPr><w:t xml:space="preserve">4</w:t></w:r></w:p></w:tc><w:tc><w:tcPr><w:tcW w:w="2000" w:type="dxa"/></w:tcPr><w:p><w:r><w:rPr><w:rFonts w:ascii="Calibri" w:hAnsi="Calibri"/><w:sz w:val="20"/></w:rPr><w:t xml:space="preserve">**4.25**</w:t></w:r></w:p></w:tc></w:tr><w:tr><w:tc><w:tcPr><w:tcW w:w="2000" w:type="dxa"/></w:tcPr><w:p><w:r><w:rPr><w:rFonts w:ascii="Calibri" w:hAnsi="Calibri"/><w:sz w:val="20"/></w:rPr><w:t xml:space="preserve">**P07**</w:t></w:r></w:p></w:tc><w:tc><w:tcPr><w:tcW w:w="2000" w:type="dxa"/></w:tcPr><w:p><w:r><w:rPr><w:rFonts w:ascii="Calibri" w:hAnsi="Calibri"/><w:sz w:val="20"/></w:rPr><w:t xml:space="preserve">4</w:t></w:r></w:p></w:tc><w:tc><w:tcPr><w:tcW w:w="2000" w:type="dxa"/></w:tcPr><w:p><w:r><w:rPr><w:rFonts w:ascii="Calibri" w:hAnsi="Calibri"/><w:sz w:val="20"/></w:rPr><w:t xml:space="preserve">5</w:t></w:r></w:p></w:tc><w:tc><w:tcPr><w:tcW w:w="2000" w:type="dxa"/></w:tcPr><w:p><w:r><w:rPr><w:rFonts w:ascii="Calibri" w:hAnsi="Calibri"/><w:sz w:val="20"/></w:rPr><w:t xml:space="preserve">5</w:t></w:r></w:p></w:tc><w:tc><w:tcPr><w:tcW w:w="2000" w:type="dxa"/></w:tcPr><w:p><w:r><w:rPr><w:rFonts w:ascii="Calibri" w:hAnsi="Calibri"/><w:sz w:val="20"/></w:rPr><w:t xml:space="preserve">5</w:t></w:r></w:p></w:tc><w:tc><w:tcPr><w:tcW w:w="2000" w:type="dxa"/></w:tcPr><w:p><w:r><w:rPr><w:rFonts w:ascii="Calibri" w:hAnsi="Calibri"/><w:sz w:val="20"/></w:rPr><w:t xml:space="preserve">**4.75**</w:t></w:r></w:p></w:tc></w:tr><w:tr><w:tc><w:tcPr><w:tcW w:w="2000" w:type="dxa"/></w:tcPr><w:p><w:r><w:rPr><w:rFonts w:ascii="Calibri" w:hAnsi="Calibri"/><w:sz w:val="20"/></w:rPr><w:t xml:space="preserve">**P08**</w:t></w:r></w:p></w:tc><w:tc><w:tcPr><w:tcW w:w="2000" w:type="dxa"/></w:tcPr><w:p><w:r><w:rPr><w:rFonts w:ascii="Calibri" w:hAnsi="Calibri"/><w:sz w:val="20"/></w:rPr><w:t xml:space="preserve">4</w:t></w:r></w:p></w:tc><w:tc><w:tcPr><w:tcW w:w="2000" w:type="dxa"/></w:tcPr><w:p><w:r><w:rPr><w:rFonts w:ascii="Calibri" w:hAnsi="Calibri"/><w:sz w:val="20"/></w:rPr><w:t xml:space="preserve">5</w:t></w:r></w:p></w:tc><w:tc><w:tcPr><w:tcW w:w="2000" w:type="dxa"/></w:tcPr><w:p><w:r><w:rPr><w:rFonts w:ascii="Calibri" w:hAnsi="Calibri"/><w:sz w:val="20"/></w:rPr><w:t xml:space="preserve">4</w:t></w:r></w:p></w:tc><w:tc><w:tcPr><w:tcW w:w="2000" w:type="dxa"/></w:tcPr><w:p><w:r><w:rPr><w:rFonts w:ascii="Calibri" w:hAnsi="Calibri"/><w:sz w:val="20"/></w:rPr><w:t xml:space="preserve">4</w:t></w:r></w:p></w:tc><w:tc><w:tcPr><w:tcW w:w="2000" w:type="dxa"/></w:tcPr><w:p><w:r><w:rPr><w:rFonts w:ascii="Calibri" w:hAnsi="Calibri"/><w:sz w:val="20"/></w:rPr><w:t xml:space="preserve">**4.25**</w:t></w:r></w:p></w:tc></w:tr><w:tr><w:tc><w:tcPr><w:tcW w:w="2000" w:type="dxa"/></w:tcPr><w:p><w:r><w:rPr><w:rFonts w:ascii="Calibri" w:hAnsi="Calibri"/><w:sz w:val="20"/></w:rPr><w:t xml:space="preserve">**P09**</w:t></w:r></w:p></w:tc><w:tc><w:tcPr><w:tcW w:w="2000" w:type="dxa"/></w:tcPr><w:p><w:r><w:rPr><w:rFonts w:ascii="Calibri" w:hAnsi="Calibri"/><w:sz w:val="20"/></w:rPr><w:t xml:space="preserve">5</w:t></w:r></w:p></w:tc><w:tc><w:tcPr><w:tcW w:w="2000" w:type="dxa"/></w:tcPr><w:p><w:r><w:rPr><w:rFonts w:ascii="Calibri" w:hAnsi="Calibri"/><w:sz w:val="20"/></w:rPr><w:t xml:space="preserve">5</w:t></w:r></w:p></w:tc><w:tc><w:tcPr><w:tcW w:w="2000" w:type="dxa"/></w:tcPr><w:p><w:r><w:rPr><w:rFonts w:ascii="Calibri" w:hAnsi="Calibri"/><w:sz w:val="20"/></w:rPr><w:t xml:space="preserve">5</w:t></w:r></w:p></w:tc><w:tc><w:tcPr><w:tcW w:w="2000" w:type="dxa"/></w:tcPr><w:p><w:r><w:rPr><w:rFonts w:ascii="Calibri" w:hAnsi="Calibri"/><w:sz w:val="20"/></w:rPr><w:t xml:space="preserve">5</w:t></w:r></w:p></w:tc><w:tc><w:tcPr><w:tcW w:w="2000" w:type="dxa"/></w:tcPr><w:p><w:r><w:rPr><w:rFonts w:ascii="Calibri" w:hAnsi="Calibri"/><w:sz w:val="20"/></w:rPr><w:t xml:space="preserve">**5.00**</w:t></w:r></w:p></w:tc></w:tr><w:tr><w:tc><w:tcPr><w:tcW w:w="2000" w:type="dxa"/></w:tcPr><w:p><w:r><w:rPr><w:rFonts w:ascii="Calibri" w:hAnsi="Calibri"/><w:sz w:val="20"/></w:rPr><w:t xml:space="preserve">**P10**</w:t></w:r></w:p></w:tc><w:tc><w:tcPr><w:tcW w:w="2000" w:type="dxa"/></w:tcPr><w:p><w:r><w:rPr><w:rFonts w:ascii="Calibri" w:hAnsi="Calibri"/><w:sz w:val="20"/></w:rPr><w:t xml:space="preserve">5</w:t></w:r></w:p></w:tc><w:tc><w:tcPr><w:tcW w:w="2000" w:type="dxa"/></w:tcPr><w:p><w:r><w:rPr><w:rFonts w:ascii="Calibri" w:hAnsi="Calibri"/><w:sz w:val="20"/></w:rPr><w:t xml:space="preserve">4</w:t></w:r></w:p></w:tc><w:tc><w:tcPr><w:tcW w:w="2000" w:type="dxa"/></w:tcPr><w:p><w:r><w:rPr><w:rFonts w:ascii="Calibri" w:hAnsi="Calibri"/><w:sz w:val="20"/></w:rPr><w:t xml:space="preserve">5</w:t></w:r></w:p></w:tc><w:tc><w:tcPr><w:tcW w:w="2000" w:type="dxa"/></w:tcPr><w:p><w:r><w:rPr><w:rFonts w:ascii="Calibri" w:hAnsi="Calibri"/><w:sz w:val="20"/></w:rPr><w:t xml:space="preserve">5</w:t></w:r></w:p></w:tc><w:tc><w:tcPr><w:tcW w:w="2000" w:type="dxa"/></w:tcPr><w:p><w:r><w:rPr><w:rFonts w:ascii="Calibri" w:hAnsi="Calibri"/><w:sz w:val="20"/></w:rPr><w:t xml:space="preserve">**4.75**</w:t></w:r></w:p></w:tc></w:tr><w:tr><w:tc><w:tcPr><w:tcW w:w="2000" w:type="dxa"/></w:tcPr><w:p><w:r><w:rPr><w:rFonts w:ascii="Calibri" w:hAnsi="Calibri"/><w:sz w:val="20"/></w:rPr><w:t xml:space="preserve">**SAMPLE MEAN**</w:t></w:r></w:p></w:tc><w:tc><w:tcPr><w:tcW w:w="2000" w:type="dxa"/></w:tcPr><w:p><w:r><w:rPr><w:rFonts w:ascii="Calibri" w:hAnsi="Calibri"/><w:sz w:val="20"/></w:rPr><w:t xml:space="preserve">**4.70**</w:t></w:r></w:p></w:tc><w:tc><w:tcPr><w:tcW w:w="2000" w:type="dxa"/></w:tcPr><w:p><w:r><w:rPr><w:rFonts w:ascii="Calibri" w:hAnsi="Calibri"/><w:sz w:val="20"/></w:rPr><w:t xml:space="preserve">**4.70**</w:t></w:r></w:p></w:tc><w:tc><w:tcPr><w:tcW w:w="2000" w:type="dxa"/></w:tcPr><w:p><w:r><w:rPr><w:rFonts w:ascii="Calibri" w:hAnsi="Calibri"/><w:sz w:val="20"/></w:rPr><w:t xml:space="preserve">**4.60**</w:t></w:r></w:p></w:tc><w:tc><w:tcPr><w:tcW w:w="2000" w:type="dxa"/></w:tcPr><w:p><w:r><w:rPr><w:rFonts w:ascii="Calibri" w:hAnsi="Calibri"/><w:sz w:val="20"/></w:rPr><w:t xml:space="preserve">**4.70**</w:t></w:r></w:p></w:tc><w:tc><w:tcPr><w:tcW w:w="2000" w:type="dxa"/></w:tcPr><w:p><w:r><w:rPr><w:rFonts w:ascii="Calibri" w:hAnsi="Calibri"/><w:sz w:val="20"/></w:rPr><w:t xml:space="preserve">**4.67**</w:t></w:r></w:p></w:tc></w:tr><w:tr><w:tc><w:tcPr><w:tcW w:w="2000" w:type="dxa"/></w:tcPr><w:p><w:r><w:rPr><w:rFonts w:ascii="Calibri" w:hAnsi="Calibri"/><w:sz w:val="20"/></w:rPr><w:t xml:space="preserve">**SAMPLE MEDIAN**</w:t></w:r></w:p></w:tc><w:tc><w:tcPr><w:tcW w:w="2000" w:type="dxa"/></w:tcPr><w:p><w:r><w:rPr><w:rFonts w:ascii="Calibri" w:hAnsi="Calibri"/><w:sz w:val="20"/></w:rPr><w:t xml:space="preserve">**5.0**</w:t></w:r></w:p></w:tc><w:tc><w:tcPr><w:tcW w:w="2000" w:type="dxa"/></w:tcPr><w:p><w:r><w:rPr><w:rFonts w:ascii="Calibri" w:hAnsi="Calibri"/><w:sz w:val="20"/></w:rPr><w:t xml:space="preserve">**5.0**</w:t></w:r></w:p></w:tc><w:tc><w:tcPr><w:tcW w:w="2000" w:type="dxa"/></w:tcPr><w:p><w:r><w:rPr><w:rFonts w:ascii="Calibri" w:hAnsi="Calibri"/><w:sz w:val="20"/></w:rPr><w:t xml:space="preserve">**5.0**</w:t></w:r></w:p></w:tc><w:tc><w:tcPr><w:tcW w:w="2000" w:type="dxa"/></w:tcPr><w:p><w:r><w:rPr><w:rFonts w:ascii="Calibri" w:hAnsi="Calibri"/><w:sz w:val="20"/></w:rPr><w:t xml:space="preserve">**5.0**</w:t></w:r></w:p></w:tc><w:tc><w:tcPr><w:tcW w:w="2000" w:type="dxa"/></w:tcPr><w:p><w:r><w:rPr><w:rFonts w:ascii="Calibri" w:hAnsi="Calibri"/><w:sz w:val="20"/></w:rPr><w:t xml:space="preserve">**5.0**</w:t></w:r></w:p></w:tc></w:tr></w:tbl><w:p><w:pPr><w:spacing w:after="140" w:line="276" w:lineRule="auto"/></w:pPr><w:r><w:rPr><w:rFonts w:ascii="Calibri" w:hAnsi="Calibri"/><w:sz w:val="22"/><w:color w:val="1D2530"/></w:rPr><w:t xml:space="preserve">---</w:t></w:r></w:p><w:p><w:pPr><w:pStyle w:val="Heading3"/><w:spacing w:before="200" w:after="80"/></w:pPr><w:r><w:rPr><w:rFonts w:ascii="Calibri" w:hAnsi="Calibri"/><w:b/><w:sz w:val="24"/><w:color w:val="334155"/></w:rPr><w:t>2.3 Individual Persona Walkthrough Observations &amp; Qualitative Feedback</w:t></w:r></w:p><w:p><w:pPr><w:pStyle w:val="Heading3"/><w:spacing w:before="200" w:after="80"/></w:pPr><w:r><w:rPr><w:rFonts w:ascii="Calibri" w:hAnsi="Calibri"/><w:b/><w:sz w:val="24"/><w:color w:val="334155"/></w:rPr><w:t>Participant P01 (2nd-year BSc Computer Science (Undergrad, 20yo))</w:t></w:r></w:p><w:p><w:pPr><w:pStyle w:val="ListParagraph"/><w:numPr><w:ilvl w:val="0"/><w:numId w:val="1"/></w:numPr><w:spacing w:after="80"/></w:pPr><w:r><w:rPr><w:rFonts w:ascii="Calibri" w:hAnsi="Calibri"/><w:sz w:val="22"/></w:rPr><w:t xml:space="preserve">• Baseline Diagnostic Habit Profile: Risky password habits, moderate phishing awareness, confident device updater</w:t></w:r></w:p><w:p><w:pPr><w:pStyle w:val="ListParagraph"/><w:numPr><w:ilvl w:val="0"/><w:numId w:val="1"/></w:numPr><w:spacing w:after="80"/></w:pPr><w:r><w:rPr><w:rFonts w:ascii="Calibri" w:hAnsi="Calibri"/><w:sz w:val="22"/></w:rPr><w:t xml:space="preserve">• Diagnostic Selections:</w:t></w:r></w:p><w:p><w:pPr><w:pStyle w:val="ListParagraph"/><w:numPr><w:ilvl w:val="0"/><w:numId w:val="1"/></w:numPr><w:spacing w:after="80"/></w:pPr><w:r><w:rPr><w:rFonts w:ascii="Calibri" w:hAnsi="Calibri"/><w:sz w:val="22"/></w:rPr><w:t xml:space="preserve">• Q1 (Password): `q1_risky (Personal details)`</w:t></w:r></w:p><w:p><w:pPr><w:pStyle w:val="ListParagraph"/><w:numPr><w:ilvl w:val="0"/><w:numId w:val="1"/></w:numPr><w:spacing w:after="80"/></w:pPr><w:r><w:rPr><w:rFonts w:ascii="Calibri" w:hAnsi="Calibri"/><w:sz w:val="22"/></w:rPr><w:t xml:space="preserve">• Q2 (Phishing): `q2_protective (Official portal)`</w:t></w:r></w:p><w:p><w:pPr><w:pStyle w:val="ListParagraph"/><w:numPr><w:ilvl w:val="0"/><w:numId w:val="1"/></w:numPr><w:spacing w:after="80"/></w:pPr><w:r><w:rPr><w:rFonts w:ascii="Calibri" w:hAnsi="Calibri"/><w:sz w:val="22"/></w:rPr><w:t xml:space="preserve">• Q3 (Privacy): `q3_partial (Occasional review)`</w:t></w:r></w:p><w:p><w:pPr><w:pStyle w:val="ListParagraph"/><w:numPr><w:ilvl w:val="0"/><w:numId w:val="1"/></w:numPr><w:spacing w:after="80"/></w:pPr><w:r><w:rPr><w:rFonts w:ascii="Calibri" w:hAnsi="Calibri"/><w:sz w:val="22"/></w:rPr><w:t xml:space="preserve">• Q4 (Updates): `q4_protective (Auto updates)`</w:t></w:r></w:p><w:p><w:pPr><w:pStyle w:val="ListParagraph"/><w:numPr><w:ilvl w:val="0"/><w:numId w:val="1"/></w:numPr><w:spacing w:after="80"/></w:pPr><w:r><w:rPr><w:rFonts w:ascii="Calibri" w:hAnsi="Calibri"/><w:sz w:val="22"/></w:rPr><w:t xml:space="preserve">• Q5 (Susceptibility): `q5_protective (Gateway awareness)`</w:t></w:r></w:p><w:p><w:pPr><w:pStyle w:val="ListParagraph"/><w:numPr><w:ilvl w:val="0"/><w:numId w:val="1"/></w:numPr><w:spacing w:after="80"/></w:pPr><w:r><w:rPr><w:rFonts w:ascii="Calibri" w:hAnsi="Calibri"/><w:sz w:val="22"/></w:rPr><w:t xml:space="preserve">• Q6 (Reporting): `q6_protective (Immediate report)`</w:t></w:r></w:p><w:p><w:pPr><w:pStyle w:val="ListParagraph"/><w:numPr><w:ilvl w:val="0"/><w:numId w:val="1"/></w:numPr><w:spacing w:after="80"/></w:pPr><w:r><w:rPr><w:rFonts w:ascii="Calibri" w:hAnsi="Calibri"/><w:sz w:val="22"/></w:rPr><w:t xml:space="preserve">• Task Performance Summary:</w:t></w:r></w:p><w:p><w:pPr><w:pStyle w:val="ListParagraph"/><w:numPr><w:ilvl w:val="0"/><w:numId w:val="1"/></w:numPr><w:spacing w:after="80"/></w:pPr><w:r><w:rPr><w:rFonts w:ascii="Calibri" w:hAnsi="Calibri"/><w:sz w:val="22"/></w:rPr><w:t xml:space="preserve">• Tasks Completed: 7 / 7 (100%)</w:t></w:r></w:p><w:p><w:pPr><w:pStyle w:val="ListParagraph"/><w:numPr><w:ilvl w:val="0"/><w:numId w:val="1"/></w:numPr><w:spacing w:after="80"/></w:pPr><w:r><w:rPr><w:rFonts w:ascii="Calibri" w:hAnsi="Calibri"/><w:sz w:val="22"/></w:rPr><w:t xml:space="preserve">• Average Task Duration: 30.7 seconds</w:t></w:r></w:p><w:p><w:pPr><w:pStyle w:val="ListParagraph"/><w:numPr><w:ilvl w:val="0"/><w:numId w:val="1"/></w:numPr><w:spacing w:after="80"/></w:pPr><w:r><w:rPr><w:rFonts w:ascii="Calibri" w:hAnsi="Calibri"/><w:sz w:val="22"/></w:rPr><w:t xml:space="preserve">• Walkthrough Observations Table:</w:t></w:r></w:p><w:tbl><w:tblPr><w:tblW w:w="0" w:type="auto"/><w:tblBorders><w:top w:val="single" w:sz="4" w:space="0" w:color="CCCCCC"/><w:bottom w:val="single" w:sz="4" w:space="0" w:color="CCCCCC"/><w:insideH w:val="single" w:sz="4" w:space="0" w:color="EEEEEE"/><w:insideV w:val="none"/></w:tblBorders></w:tblPr><w:tr><w:tc><w:tcPr><w:tcW w:w="2000" w:type="dxa"/><w:shd w:val="clear" w:color="auto" w:fill="F0F4F8"/></w:tcPr><w:p><w:r><w:rPr><w:rFonts w:ascii="Calibri" w:hAnsi="Calibri"/><w:sz w:val="20"/><w:b/></w:rPr><w:t xml:space="preserve">Task Number &amp; Description</w:t></w:r></w:p></w:tc><w:tc><w:tcPr><w:tcW w:w="2000" w:type="dxa"/><w:shd w:val="clear" w:color="auto" w:fill="F0F4F8"/></w:tcPr><w:p><w:r><w:rPr><w:rFonts w:ascii="Calibri" w:hAnsi="Calibri"/><w:sz w:val="20"/><w:b/></w:rPr><w:t xml:space="preserve">Completion Status</w:t></w:r></w:p></w:tc><w:tc><w:tcPr><w:tcW w:w="2000" w:type="dxa"/><w:shd w:val="clear" w:color="auto" w:fill="F0F4F8"/></w:tcPr><w:p><w:r><w:rPr><w:rFonts w:ascii="Calibri" w:hAnsi="Calibri"/><w:sz w:val="20"/><w:b/></w:rPr><w:t xml:space="preserve">Time (s)</w:t></w:r></w:p></w:tc><w:tc><w:tcPr><w:tcW w:w="2000" w:type="dxa"/><w:shd w:val="clear" w:color="auto" w:fill="F0F4F8"/></w:tcPr><w:p><w:r><w:rPr><w:rFonts w:ascii="Calibri" w:hAnsi="Calibri"/><w:sz w:val="20"/><w:b/></w:rPr><w:t xml:space="preserve">Facilitator Observations &amp; Interaction Notes</w:t></w:r></w:p></w:tc></w:tr><w:tr><w:tc><w:tcPr><w:tcW w:w="2000" w:type="dxa"/></w:tcPr><w:p><w:r><w:rPr><w:rFonts w:ascii="Calibri" w:hAnsi="Calibri"/><w:sz w:val="20"/></w:rPr><w:t xml:space="preserve">Task 1: Complete Diagnostic</w:t></w:r></w:p></w:tc><w:tc><w:tcPr><w:tcW w:w="2000" w:type="dxa"/></w:tcPr><w:p><w:r><w:rPr><w:rFonts w:ascii="Calibri" w:hAnsi="Calibri"/><w:sz w:val="20"/></w:rPr><w:t xml:space="preserve">**Independently**</w:t></w:r></w:p></w:tc><w:tc><w:tcPr><w:tcW w:w="2000" w:type="dxa"/></w:tcPr><w:p><w:r><w:rPr><w:rFonts w:ascii="Calibri" w:hAnsi="Calibri"/><w:sz w:val="20"/></w:rPr><w:t xml:space="preserve">48s</w:t></w:r></w:p></w:tc><w:tc><w:tcPr><w:tcW w:w="2000" w:type="dxa"/></w:tcPr><w:p><w:r><w:rPr><w:rFonts w:ascii="Calibri" w:hAnsi="Calibri"/><w:sz w:val="20"/></w:rPr><w:t xml:space="preserve">Completed assessment without hesitation.</w:t></w:r></w:p></w:tc></w:tr><w:tr><w:tc><w:tcPr><w:tcW w:w="2000" w:type="dxa"/></w:tcPr><w:p><w:r><w:rPr><w:rFonts w:ascii="Calibri" w:hAnsi="Calibri"/><w:sz w:val="20"/></w:rPr><w:t xml:space="preserve">Task 2: Identify Top Module</w:t></w:r></w:p></w:tc><w:tc><w:tcPr><w:tcW w:w="2000" w:type="dxa"/></w:tcPr><w:p><w:r><w:rPr><w:rFonts w:ascii="Calibri" w:hAnsi="Calibri"/><w:sz w:val="20"/></w:rPr><w:t xml:space="preserve">**Independently**</w:t></w:r></w:p></w:tc><w:tc><w:tcPr><w:tcW w:w="2000" w:type="dxa"/></w:tcPr><w:p><w:r><w:rPr><w:rFonts w:ascii="Calibri" w:hAnsi="Calibri"/><w:sz w:val="20"/></w:rPr><w:t xml:space="preserve">12s</w:t></w:r></w:p></w:tc><w:tc><w:tcPr><w:tcW w:w="2000" w:type="dxa"/></w:tcPr><w:p><w:r><w:rPr><w:rFonts w:ascii="Calibri" w:hAnsi="Calibri"/><w:sz w:val="20"/></w:rPr><w:t xml:space="preserve">Immediately identified #1 Password Security.</w:t></w:r></w:p></w:tc></w:tr><w:tr><w:tc><w:tcPr><w:tcW w:w="2000" w:type="dxa"/></w:tcPr><w:p><w:r><w:rPr><w:rFonts w:ascii="Calibri" w:hAnsi="Calibri"/><w:sz w:val="20"/></w:rPr><w:t xml:space="preserve">Task 3: Explain Reason</w:t></w:r></w:p></w:tc><w:tc><w:tcPr><w:tcW w:w="2000" w:type="dxa"/></w:tcPr><w:p><w:r><w:rPr><w:rFonts w:ascii="Calibri" w:hAnsi="Calibri"/><w:sz w:val="20"/></w:rPr><w:t xml:space="preserve">**Independently**</w:t></w:r></w:p></w:tc><w:tc><w:tcPr><w:tcW w:w="2000" w:type="dxa"/></w:tcPr><w:p><w:r><w:rPr><w:rFonts w:ascii="Calibri" w:hAnsi="Calibri"/><w:sz w:val="20"/></w:rPr><w:t xml:space="preserve">22s</w:t></w:r></w:p></w:tc><w:tc><w:tcPr><w:tcW w:w="2000" w:type="dxa"/></w:tcPr><w:p><w:r><w:rPr><w:rFonts w:ascii="Calibri" w:hAnsi="Calibri"/><w:sz w:val="20"/></w:rPr><w:t xml:space="preserve">Correctly stated password priority was due to personal detail usage in passwords.</w:t></w:r></w:p></w:tc></w:tr><w:tr><w:tc><w:tcPr><w:tcW w:w="2000" w:type="dxa"/></w:tcPr><w:p><w:r><w:rPr><w:rFonts w:ascii="Calibri" w:hAnsi="Calibri"/><w:sz w:val="20"/></w:rPr><w:t xml:space="preserve">Task 4: Practice Scenario</w:t></w:r></w:p></w:tc><w:tc><w:tcPr><w:tcW w:w="2000" w:type="dxa"/></w:tcPr><w:p><w:r><w:rPr><w:rFonts w:ascii="Calibri" w:hAnsi="Calibri"/><w:sz w:val="20"/></w:rPr><w:t xml:space="preserve">**Independently**</w:t></w:r></w:p></w:tc><w:tc><w:tcPr><w:tcW w:w="2000" w:type="dxa"/></w:tcPr><w:p><w:r><w:rPr><w:rFonts w:ascii="Calibri" w:hAnsi="Calibri"/><w:sz w:val="20"/></w:rPr><w:t xml:space="preserve">65s</w:t></w:r></w:p></w:tc><w:tc><w:tcPr><w:tcW w:w="2000" w:type="dxa"/></w:tcPr><w:p><w:r><w:rPr><w:rFonts w:ascii="Calibri" w:hAnsi="Calibri"/><w:sz w:val="20"/></w:rPr><w:t xml:space="preserve">Selected 3-random-word passphrase option and reviewed feedback.</w:t></w:r></w:p></w:tc></w:tr><w:tr><w:tc><w:tcPr><w:tcW w:w="2000" w:type="dxa"/></w:tcPr><w:p><w:r><w:rPr><w:rFonts w:ascii="Calibri" w:hAnsi="Calibri"/><w:sz w:val="20"/></w:rPr><w:t xml:space="preserve">Task 5: Follow-Up Reassessment</w:t></w:r></w:p></w:tc><w:tc><w:tcPr><w:tcW w:w="2000" w:type="dxa"/></w:tcPr><w:p><w:r><w:rPr><w:rFonts w:ascii="Calibri" w:hAnsi="Calibri"/><w:sz w:val="20"/></w:rPr><w:t xml:space="preserve">**Independently**</w:t></w:r></w:p></w:tc><w:tc><w:tcPr><w:tcW w:w="2000" w:type="dxa"/></w:tcPr><w:p><w:r><w:rPr><w:rFonts w:ascii="Calibri" w:hAnsi="Calibri"/><w:sz w:val="20"/></w:rPr><w:t xml:space="preserve">28s</w:t></w:r></w:p></w:tc><w:tc><w:tcPr><w:tcW w:w="2000" w:type="dxa"/></w:tcPr><w:p><w:r><w:rPr><w:rFonts w:ascii="Calibri" w:hAnsi="Calibri"/><w:sz w:val="20"/></w:rPr><w:t xml:space="preserve">Correctly answered MFA explanation question.</w:t></w:r></w:p></w:tc></w:tr><w:tr><w:tc><w:tcPr><w:tcW w:w="2000" w:type="dxa"/></w:tcPr><w:p><w:r><w:rPr><w:rFonts w:ascii="Calibri" w:hAnsi="Calibri"/><w:sz w:val="20"/></w:rPr><w:t xml:space="preserve">Task 6: Identify Adaptation</w:t></w:r></w:p></w:tc><w:tc><w:tcPr><w:tcW w:w="2000" w:type="dxa"/></w:tcPr><w:p><w:r><w:rPr><w:rFonts w:ascii="Calibri" w:hAnsi="Calibri"/><w:sz w:val="20"/></w:rPr><w:t xml:space="preserve">**Independently**</w:t></w:r></w:p></w:tc><w:tc><w:tcPr><w:tcW w:w="2000" w:type="dxa"/></w:tcPr><w:p><w:r><w:rPr><w:rFonts w:ascii="Calibri" w:hAnsi="Calibri"/><w:sz w:val="20"/></w:rPr><w:t xml:space="preserve">30s</w:t></w:r></w:p></w:tc><w:tc><w:tcPr><w:tcW w:w="2000" w:type="dxa"/></w:tcPr><w:p><w:r><w:rPr><w:rFonts w:ascii="Calibri" w:hAnsi="Calibri"/><w:sz w:val="20"/></w:rPr><w:t xml:space="preserve">Observed password module downgraded to &apos;Recommended Next&apos; and completed status.</w:t></w:r></w:p></w:tc></w:tr><w:tr><w:tc><w:tcPr><w:tcW w:w="2000" w:type="dxa"/></w:tcPr><w:p><w:r><w:rPr><w:rFonts w:ascii="Calibri" w:hAnsi="Calibri"/><w:sz w:val="20"/></w:rPr><w:t xml:space="preserve">Task 7: Restart Prototype</w:t></w:r></w:p></w:tc><w:tc><w:tcPr><w:tcW w:w="2000" w:type="dxa"/></w:tcPr><w:p><w:r><w:rPr><w:rFonts w:ascii="Calibri" w:hAnsi="Calibri"/><w:sz w:val="20"/></w:rPr><w:t xml:space="preserve">**Independently**</w:t></w:r></w:p></w:tc><w:tc><w:tcPr><w:tcW w:w="2000" w:type="dxa"/></w:tcPr><w:p><w:r><w:rPr><w:rFonts w:ascii="Calibri" w:hAnsi="Calibri"/><w:sz w:val="20"/></w:rPr><w:t xml:space="preserve">10s</w:t></w:r></w:p></w:tc><w:tc><w:tcPr><w:tcW w:w="2000" w:type="dxa"/></w:tcPr><w:p><w:r><w:rPr><w:rFonts w:ascii="Calibri" w:hAnsi="Calibri"/><w:sz w:val="20"/></w:rPr><w:t xml:space="preserve">Triggered restart dialogue and confirmed cleanly.</w:t></w:r></w:p></w:tc></w:tr></w:tbl><w:p><w:pPr><w:pStyle w:val="ListParagraph"/><w:numPr><w:ilvl w:val="0"/><w:numId w:val="1"/></w:numPr><w:spacing w:after="80"/></w:pPr><w:r><w:rPr><w:rFonts w:ascii="Calibri" w:hAnsi="Calibri"/><w:sz w:val="22"/></w:rPr><w:t xml:space="preserve">• Qualitative Feedback:</w:t></w:r></w:p><w:p><w:pPr><w:pStyle w:val="ListParagraph"/><w:numPr><w:ilvl w:val="0"/><w:numId w:val="1"/></w:numPr><w:spacing w:after="80"/></w:pPr><w:r><w:rPr><w:rFonts w:ascii="Calibri" w:hAnsi="Calibri"/><w:sz w:val="22"/></w:rPr><w:t xml:space="preserve">• *Most Helpful Feature:* &quot;The explanation cards make it super clear why a topic was placed at the top. I liked that it didn&apos;t force me through phishing when I already knew it.&quot;</w:t></w:r></w:p><w:p><w:pPr><w:pStyle w:val="ListParagraph"/><w:numPr><w:ilvl w:val="0"/><w:numId w:val="1"/></w:numPr><w:spacing w:after="80"/></w:pPr><w:r><w:rPr><w:rFonts w:ascii="Calibri" w:hAnsi="Calibri"/><w:sz w:val="22"/></w:rPr><w:t xml:space="preserve">• *Confusion / Friction Points:* &quot;None, though I wanted to see if I could test other modules directly from the pathway.&quot;</w:t></w:r></w:p><w:p><w:pPr><w:pStyle w:val="ListParagraph"/><w:numPr><w:ilvl w:val="0"/><w:numId w:val="1"/></w:numPr><w:spacing w:after="80"/></w:pPr><w:r><w:rPr><w:rFonts w:ascii="Calibri" w:hAnsi="Calibri"/><w:sz w:val="22"/></w:rPr><w:t xml:space="preserve">• *Recommendations for Improvement:* &quot;Include a short interactive passphrase strength estimator in the password module.&quot;</w:t></w:r></w:p><w:p><w:pPr><w:spacing w:after="140" w:line="276" w:lineRule="auto"/></w:pPr><w:r><w:rPr><w:rFonts w:ascii="Calibri" w:hAnsi="Calibri"/><w:sz w:val="22"/><w:color w:val="1D2530"/></w:rPr><w:t xml:space="preserve">---</w:t></w:r></w:p><w:p><w:pPr><w:pStyle w:val="Heading3"/><w:spacing w:before="200" w:after="80"/></w:pPr><w:r><w:rPr><w:rFonts w:ascii="Calibri" w:hAnsi="Calibri"/><w:b/><w:sz w:val="24"/><w:color w:val="334155"/></w:rPr><w:t>Participant P02 (1st-year BA History &amp; Politics (Undergrad, 19yo))</w:t></w:r></w:p><w:p><w:pPr><w:pStyle w:val="ListParagraph"/><w:numPr><w:ilvl w:val="0"/><w:numId w:val="1"/></w:numPr><w:spacing w:after="80"/></w:pPr><w:r><w:rPr><w:rFonts w:ascii="Calibri" w:hAnsi="Calibri"/><w:sz w:val="22"/></w:rPr><w:t xml:space="preserve">• Baseline Diagnostic Habit Profile: Non-technical, password reuse across personal accounts, delays software patches</w:t></w:r></w:p><w:p><w:pPr><w:pStyle w:val="ListParagraph"/><w:numPr><w:ilvl w:val="0"/><w:numId w:val="1"/></w:numPr><w:spacing w:after="80"/></w:pPr><w:r><w:rPr><w:rFonts w:ascii="Calibri" w:hAnsi="Calibri"/><w:sz w:val="22"/></w:rPr><w:t xml:space="preserve">• Diagnostic Selections:</w:t></w:r></w:p><w:p><w:pPr><w:pStyle w:val="ListParagraph"/><w:numPr><w:ilvl w:val="0"/><w:numId w:val="1"/></w:numPr><w:spacing w:after="80"/></w:pPr><w:r><w:rPr><w:rFonts w:ascii="Calibri" w:hAnsi="Calibri"/><w:sz w:val="22"/></w:rPr><w:t xml:space="preserve">• Q1 (Password): `q1_risky (Personal details)`</w:t></w:r></w:p><w:p><w:pPr><w:pStyle w:val="ListParagraph"/><w:numPr><w:ilvl w:val="0"/><w:numId w:val="1"/></w:numPr><w:spacing w:after="80"/></w:pPr><w:r><w:rPr><w:rFonts w:ascii="Calibri" w:hAnsi="Calibri"/><w:sz w:val="22"/></w:rPr><w:t xml:space="preserve">• Q2 (Phishing): `q2_risky (Click link immediately)`</w:t></w:r></w:p><w:p><w:pPr><w:pStyle w:val="ListParagraph"/><w:numPr><w:ilvl w:val="0"/><w:numId w:val="1"/></w:numPr><w:spacing w:after="80"/></w:pPr><w:r><w:rPr><w:rFonts w:ascii="Calibri" w:hAnsi="Calibri"/><w:sz w:val="22"/></w:rPr><w:t xml:space="preserve">• Q3 (Privacy): `q3_risky (Rarely review permissions)`</w:t></w:r></w:p><w:p><w:pPr><w:pStyle w:val="ListParagraph"/><w:numPr><w:ilvl w:val="0"/><w:numId w:val="1"/></w:numPr><w:spacing w:after="80"/></w:pPr><w:r><w:rPr><w:rFonts w:ascii="Calibri" w:hAnsi="Calibri"/><w:sz w:val="22"/></w:rPr><w:t xml:space="preserve">• Q4 (Updates): `q4_risky (Postpone updates)`</w:t></w:r></w:p><w:p><w:pPr><w:pStyle w:val="ListParagraph"/><w:numPr><w:ilvl w:val="0"/><w:numId w:val="1"/></w:numPr><w:spacing w:after="80"/></w:pPr><w:r><w:rPr><w:rFonts w:ascii="Calibri" w:hAnsi="Calibri"/><w:sz w:val="22"/></w:rPr><w:t xml:space="preserve">• Q5 (Susceptibility): `q5_risky (Not targeted belief)`</w:t></w:r></w:p><w:p><w:pPr><w:pStyle w:val="ListParagraph"/><w:numPr><w:ilvl w:val="0"/><w:numId w:val="1"/></w:numPr><w:spacing w:after="80"/></w:pPr><w:r><w:rPr><w:rFonts w:ascii="Calibri" w:hAnsi="Calibri"/><w:sz w:val="22"/></w:rPr><w:t xml:space="preserve">• Q6 (Reporting): `q6_unsure (Unsure how to report)`</w:t></w:r></w:p><w:p><w:pPr><w:pStyle w:val="ListParagraph"/><w:numPr><w:ilvl w:val="0"/><w:numId w:val="1"/></w:numPr><w:spacing w:after="80"/></w:pPr><w:r><w:rPr><w:rFonts w:ascii="Calibri" w:hAnsi="Calibri"/><w:sz w:val="22"/></w:rPr><w:t xml:space="preserve">• Task Performance Summary:</w:t></w:r></w:p><w:p><w:pPr><w:pStyle w:val="ListParagraph"/><w:numPr><w:ilvl w:val="0"/><w:numId w:val="1"/></w:numPr><w:spacing w:after="80"/></w:pPr><w:r><w:rPr><w:rFonts w:ascii="Calibri" w:hAnsi="Calibri"/><w:sz w:val="22"/></w:rPr><w:t xml:space="preserve">• Tasks Completed: 7 / 7 (100%)</w:t></w:r></w:p><w:p><w:pPr><w:pStyle w:val="ListParagraph"/><w:numPr><w:ilvl w:val="0"/><w:numId w:val="1"/></w:numPr><w:spacing w:after="80"/></w:pPr><w:r><w:rPr><w:rFonts w:ascii="Calibri" w:hAnsi="Calibri"/><w:sz w:val="22"/></w:rPr><w:t xml:space="preserve">• Average Task Duration: 39.1 seconds</w:t></w:r></w:p><w:p><w:pPr><w:pStyle w:val="ListParagraph"/><w:numPr><w:ilvl w:val="0"/><w:numId w:val="1"/></w:numPr><w:spacing w:after="80"/></w:pPr><w:r><w:rPr><w:rFonts w:ascii="Calibri" w:hAnsi="Calibri"/><w:sz w:val="22"/></w:rPr><w:t xml:space="preserve">• Walkthrough Observations Table:</w:t></w:r></w:p><w:tbl><w:tblPr><w:tblW w:w="0" w:type="auto"/><w:tblBorders><w:top w:val="single" w:sz="4" w:space="0" w:color="CCCCCC"/><w:bottom w:val="single" w:sz="4" w:space="0" w:color="CCCCCC"/><w:insideH w:val="single" w:sz="4" w:space="0" w:color="EEEEEE"/><w:insideV w:val="none"/></w:tblBorders></w:tblPr><w:tr><w:tc><w:tcPr><w:tcW w:w="2000" w:type="dxa"/><w:shd w:val="clear" w:color="auto" w:fill="F0F4F8"/></w:tcPr><w:p><w:r><w:rPr><w:rFonts w:ascii="Calibri" w:hAnsi="Calibri"/><w:sz w:val="20"/><w:b/></w:rPr><w:t xml:space="preserve">Task Number &amp; Description</w:t></w:r></w:p></w:tc><w:tc><w:tcPr><w:tcW w:w="2000" w:type="dxa"/><w:shd w:val="clear" w:color="auto" w:fill="F0F4F8"/></w:tcPr><w:p><w:r><w:rPr><w:rFonts w:ascii="Calibri" w:hAnsi="Calibri"/><w:sz w:val="20"/><w:b/></w:rPr><w:t xml:space="preserve">Completion Status</w:t></w:r></w:p></w:tc><w:tc><w:tcPr><w:tcW w:w="2000" w:type="dxa"/><w:shd w:val="clear" w:color="auto" w:fill="F0F4F8"/></w:tcPr><w:p><w:r><w:rPr><w:rFonts w:ascii="Calibri" w:hAnsi="Calibri"/><w:sz w:val="20"/><w:b/></w:rPr><w:t xml:space="preserve">Time (s)</w:t></w:r></w:p></w:tc><w:tc><w:tcPr><w:tcW w:w="2000" w:type="dxa"/><w:shd w:val="clear" w:color="auto" w:fill="F0F4F8"/></w:tcPr><w:p><w:r><w:rPr><w:rFonts w:ascii="Calibri" w:hAnsi="Calibri"/><w:sz w:val="20"/><w:b/></w:rPr><w:t xml:space="preserve">Facilitator Observations &amp; Interaction Notes</w:t></w:r></w:p></w:tc></w:tr><w:tr><w:tc><w:tcPr><w:tcW w:w="2000" w:type="dxa"/></w:tcPr><w:p><w:r><w:rPr><w:rFonts w:ascii="Calibri" w:hAnsi="Calibri"/><w:sz w:val="20"/></w:rPr><w:t xml:space="preserve">Task 1: Complete Diagnostic</w:t></w:r></w:p></w:tc><w:tc><w:tcPr><w:tcW w:w="2000" w:type="dxa"/></w:tcPr><w:p><w:r><w:rPr><w:rFonts w:ascii="Calibri" w:hAnsi="Calibri"/><w:sz w:val="20"/></w:rPr><w:t xml:space="preserve">**Independently**</w:t></w:r></w:p></w:tc><w:tc><w:tcPr><w:tcW w:w="2000" w:type="dxa"/></w:tcPr><w:p><w:r><w:rPr><w:rFonts w:ascii="Calibri" w:hAnsi="Calibri"/><w:sz w:val="20"/></w:rPr><w:t xml:space="preserve">72s</w:t></w:r></w:p></w:tc><w:tc><w:tcPr><w:tcW w:w="2000" w:type="dxa"/></w:tcPr><w:p><w:r><w:rPr><w:rFonts w:ascii="Calibri" w:hAnsi="Calibri"/><w:sz w:val="20"/></w:rPr><w:t xml:space="preserve">Read each question carefully; selected answers matching personal profile.</w:t></w:r></w:p></w:tc></w:tr><w:tr><w:tc><w:tcPr><w:tcW w:w="2000" w:type="dxa"/></w:tcPr><w:p><w:r><w:rPr><w:rFonts w:ascii="Calibri" w:hAnsi="Calibri"/><w:sz w:val="20"/></w:rPr><w:t xml:space="preserve">Task 2: Identify Top Module</w:t></w:r></w:p></w:tc><w:tc><w:tcPr><w:tcW w:w="2000" w:type="dxa"/></w:tcPr><w:p><w:r><w:rPr><w:rFonts w:ascii="Calibri" w:hAnsi="Calibri"/><w:sz w:val="20"/></w:rPr><w:t xml:space="preserve">**Independently**</w:t></w:r></w:p></w:tc><w:tc><w:tcPr><w:tcW w:w="2000" w:type="dxa"/></w:tcPr><w:p><w:r><w:rPr><w:rFonts w:ascii="Calibri" w:hAnsi="Calibri"/><w:sz w:val="20"/></w:rPr><w:t xml:space="preserve">15s</w:t></w:r></w:p></w:tc><w:tc><w:tcPr><w:tcW w:w="2000" w:type="dxa"/></w:tcPr><w:p><w:r><w:rPr><w:rFonts w:ascii="Calibri" w:hAnsi="Calibri"/><w:sz w:val="20"/></w:rPr><w:t xml:space="preserve">Identified Password Security as top priority.</w:t></w:r></w:p></w:tc></w:tr><w:tr><w:tc><w:tcPr><w:tcW w:w="2000" w:type="dxa"/></w:tcPr><w:p><w:r><w:rPr><w:rFonts w:ascii="Calibri" w:hAnsi="Calibri"/><w:sz w:val="20"/></w:rPr><w:t xml:space="preserve">Task 3: Explain Reason</w:t></w:r></w:p></w:tc><w:tc><w:tcPr><w:tcW w:w="2000" w:type="dxa"/></w:tcPr><w:p><w:r><w:rPr><w:rFonts w:ascii="Calibri" w:hAnsi="Calibri"/><w:sz w:val="20"/></w:rPr><w:t xml:space="preserve">**Independently**</w:t></w:r></w:p></w:tc><w:tc><w:tcPr><w:tcW w:w="2000" w:type="dxa"/></w:tcPr><w:p><w:r><w:rPr><w:rFonts w:ascii="Calibri" w:hAnsi="Calibri"/><w:sz w:val="20"/></w:rPr><w:t xml:space="preserve">26s</w:t></w:r></w:p></w:tc><w:tc><w:tcPr><w:tcW w:w="2000" w:type="dxa"/></w:tcPr><w:p><w:r><w:rPr><w:rFonts w:ascii="Calibri" w:hAnsi="Calibri"/><w:sz w:val="20"/></w:rPr><w:t xml:space="preserve">Understood that risky baseline habits triggered high priority.</w:t></w:r></w:p></w:tc></w:tr><w:tr><w:tc><w:tcPr><w:tcW w:w="2000" w:type="dxa"/></w:tcPr><w:p><w:r><w:rPr><w:rFonts w:ascii="Calibri" w:hAnsi="Calibri"/><w:sz w:val="20"/></w:rPr><w:t xml:space="preserve">Task 4: Practice Scenario</w:t></w:r></w:p></w:tc><w:tc><w:tcPr><w:tcW w:w="2000" w:type="dxa"/></w:tcPr><w:p><w:r><w:rPr><w:rFonts w:ascii="Calibri" w:hAnsi="Calibri"/><w:sz w:val="20"/></w:rPr><w:t xml:space="preserve">**Independently**</w:t></w:r></w:p></w:tc><w:tc><w:tcPr><w:tcW w:w="2000" w:type="dxa"/></w:tcPr><w:p><w:r><w:rPr><w:rFonts w:ascii="Calibri" w:hAnsi="Calibri"/><w:sz w:val="20"/></w:rPr><w:t xml:space="preserve">80s</w:t></w:r></w:p></w:tc><w:tc><w:tcPr><w:tcW w:w="2000" w:type="dxa"/></w:tcPr><w:p><w:r><w:rPr><w:rFonts w:ascii="Calibri" w:hAnsi="Calibri"/><w:sz w:val="20"/></w:rPr><w:t xml:space="preserve">Read advice carefully; selected secure passphrase option.</w:t></w:r></w:p></w:tc></w:tr><w:tr><w:tc><w:tcPr><w:tcW w:w="2000" w:type="dxa"/></w:tcPr><w:p><w:r><w:rPr><w:rFonts w:ascii="Calibri" w:hAnsi="Calibri"/><w:sz w:val="20"/></w:rPr><w:t xml:space="preserve">Task 5: Follow-Up Reassessment</w:t></w:r></w:p></w:tc><w:tc><w:tcPr><w:tcW w:w="2000" w:type="dxa"/></w:tcPr><w:p><w:r><w:rPr><w:rFonts w:ascii="Calibri" w:hAnsi="Calibri"/><w:sz w:val="20"/></w:rPr><w:t xml:space="preserve">**Independently**</w:t></w:r></w:p></w:tc><w:tc><w:tcPr><w:tcW w:w="2000" w:type="dxa"/></w:tcPr><w:p><w:r><w:rPr><w:rFonts w:ascii="Calibri" w:hAnsi="Calibri"/><w:sz w:val="20"/></w:rPr><w:t xml:space="preserve">35s</w:t></w:r></w:p></w:tc><w:tc><w:tcPr><w:tcW w:w="2000" w:type="dxa"/></w:tcPr><w:p><w:r><w:rPr><w:rFonts w:ascii="Calibri" w:hAnsi="Calibri"/><w:sz w:val="20"/></w:rPr><w:t xml:space="preserve">Answered follow-up question accurately.</w:t></w:r></w:p></w:tc></w:tr><w:tr><w:tc><w:tcPr><w:tcW w:w="2000" w:type="dxa"/></w:tcPr><w:p><w:r><w:rPr><w:rFonts w:ascii="Calibri" w:hAnsi="Calibri"/><w:sz w:val="20"/></w:rPr><w:t xml:space="preserve">Task 6: Identify Adaptation</w:t></w:r></w:p></w:tc><w:tc><w:tcPr><w:tcW w:w="2000" w:type="dxa"/></w:tcPr><w:p><w:r><w:rPr><w:rFonts w:ascii="Calibri" w:hAnsi="Calibri"/><w:sz w:val="20"/></w:rPr><w:t xml:space="preserve">**Independently**</w:t></w:r></w:p></w:tc><w:tc><w:tcPr><w:tcW w:w="2000" w:type="dxa"/></w:tcPr><w:p><w:r><w:rPr><w:rFonts w:ascii="Calibri" w:hAnsi="Calibri"/><w:sz w:val="20"/></w:rPr><w:t xml:space="preserve">34s</w:t></w:r></w:p></w:tc><w:tc><w:tcPr><w:tcW w:w="2000" w:type="dxa"/></w:tcPr><w:p><w:r><w:rPr><w:rFonts w:ascii="Calibri" w:hAnsi="Calibri"/><w:sz w:val="20"/></w:rPr><w:t xml:space="preserve">Noticed module shifted from High Priority to Recommended Next.</w:t></w:r></w:p></w:tc></w:tr><w:tr><w:tc><w:tcPr><w:tcW w:w="2000" w:type="dxa"/></w:tcPr><w:p><w:r><w:rPr><w:rFonts w:ascii="Calibri" w:hAnsi="Calibri"/><w:sz w:val="20"/></w:rPr><w:t xml:space="preserve">Task 7: Restart Prototype</w:t></w:r></w:p></w:tc><w:tc><w:tcPr><w:tcW w:w="2000" w:type="dxa"/></w:tcPr><w:p><w:r><w:rPr><w:rFonts w:ascii="Calibri" w:hAnsi="Calibri"/><w:sz w:val="20"/></w:rPr><w:t xml:space="preserve">**Independently**</w:t></w:r></w:p></w:tc><w:tc><w:tcPr><w:tcW w:w="2000" w:type="dxa"/></w:tcPr><w:p><w:r><w:rPr><w:rFonts w:ascii="Calibri" w:hAnsi="Calibri"/><w:sz w:val="20"/></w:rPr><w:t xml:space="preserve">12s</w:t></w:r></w:p></w:tc><w:tc><w:tcPr><w:tcW w:w="2000" w:type="dxa"/></w:tcPr><w:p><w:r><w:rPr><w:rFonts w:ascii="Calibri" w:hAnsi="Calibri"/><w:sz w:val="20"/></w:rPr><w:t xml:space="preserve">Restarted cleanly.</w:t></w:r></w:p></w:tc></w:tr></w:tbl><w:p><w:pPr><w:pStyle w:val="ListParagraph"/><w:numPr><w:ilvl w:val="0"/><w:numId w:val="1"/></w:numPr><w:spacing w:after="80"/></w:pPr><w:r><w:rPr><w:rFonts w:ascii="Calibri" w:hAnsi="Calibri"/><w:sz w:val="22"/></w:rPr><w:t xml:space="preserve">• Qualitative Feedback:</w:t></w:r></w:p><w:p><w:pPr><w:pStyle w:val="ListParagraph"/><w:numPr><w:ilvl w:val="0"/><w:numId w:val="1"/></w:numPr><w:spacing w:after="80"/></w:pPr><w:r><w:rPr><w:rFonts w:ascii="Calibri" w:hAnsi="Calibri"/><w:sz w:val="22"/></w:rPr><w:t xml:space="preserve">• *Most Helpful Feature:* &quot;It felt approachable and wasn&apos;t filled with scary jargon. The &apos;three random words&apos; advice was something I had never heard before.&quot;</w:t></w:r></w:p><w:p><w:pPr><w:pStyle w:val="ListParagraph"/><w:numPr><w:ilvl w:val="0"/><w:numId w:val="1"/></w:numPr><w:spacing w:after="80"/></w:pPr><w:r><w:rPr><w:rFonts w:ascii="Calibri" w:hAnsi="Calibri"/><w:sz w:val="22"/></w:rPr><w:t xml:space="preserve">• *Confusion / Friction Points:* &quot;I wasn&apos;t sure if &apos;reassessment reduces priority once&apos; meant I could retake it again later.&quot;</w:t></w:r></w:p><w:p><w:pPr><w:pStyle w:val="ListParagraph"/><w:numPr><w:ilvl w:val="0"/><w:numId w:val="1"/></w:numPr><w:spacing w:after="80"/></w:pPr><w:r><w:rPr><w:rFonts w:ascii="Calibri" w:hAnsi="Calibri"/><w:sz w:val="22"/></w:rPr><w:t xml:space="preserve">• *Recommendations for Improvement:* &quot;Add practical screenshots of actual university phishing emails.&quot;</w:t></w:r></w:p><w:p><w:pPr><w:spacing w:after="140" w:line="276" w:lineRule="auto"/></w:pPr><w:r><w:rPr><w:rFonts w:ascii="Calibri" w:hAnsi="Calibri"/><w:sz w:val="22"/><w:color w:val="1D2530"/></w:rPr><w:t xml:space="preserve">---</w:t></w:r></w:p><w:p><w:pPr><w:pStyle w:val="Heading3"/><w:spacing w:before="200" w:after="80"/></w:pPr><w:r><w:rPr><w:rFonts w:ascii="Calibri" w:hAnsi="Calibri"/><w:b/><w:sz w:val="24"/><w:color w:val="334155"/></w:rPr><w:t>Participant P03 (MSc International Management (Postgrad, 24yo))</w:t></w:r></w:p><w:p><w:pPr><w:pStyle w:val="ListParagraph"/><w:numPr><w:ilvl w:val="0"/><w:numId w:val="1"/></w:numPr><w:spacing w:after="80"/></w:pPr><w:r><w:rPr><w:rFonts w:ascii="Calibri" w:hAnsi="Calibri"/><w:sz w:val="22"/></w:rPr><w:t xml:space="preserve">• Baseline Diagnostic Habit Profile: Heavy smartphone usage, high social media footprint, infrequent permission checks</w:t></w:r></w:p><w:p><w:pPr><w:pStyle w:val="ListParagraph"/><w:numPr><w:ilvl w:val="0"/><w:numId w:val="1"/></w:numPr><w:spacing w:after="80"/></w:pPr><w:r><w:rPr><w:rFonts w:ascii="Calibri" w:hAnsi="Calibri"/><w:sz w:val="22"/></w:rPr><w:t xml:space="preserve">• Diagnostic Selections:</w:t></w:r></w:p><w:p><w:pPr><w:pStyle w:val="ListParagraph"/><w:numPr><w:ilvl w:val="0"/><w:numId w:val="1"/></w:numPr><w:spacing w:after="80"/></w:pPr><w:r><w:rPr><w:rFonts w:ascii="Calibri" w:hAnsi="Calibri"/><w:sz w:val="22"/></w:rPr><w:t xml:space="preserve">• Q1 (Password): `q1_partial (Memory without manager)`</w:t></w:r></w:p><w:p><w:pPr><w:pStyle w:val="ListParagraph"/><w:numPr><w:ilvl w:val="0"/><w:numId w:val="1"/></w:numPr><w:spacing w:after="80"/></w:pPr><w:r><w:rPr><w:rFonts w:ascii="Calibri" w:hAnsi="Calibri"/><w:sz w:val="22"/></w:rPr><w:t xml:space="preserve">• Q2 (Phishing): `q2_partial (Reply to sender)`</w:t></w:r></w:p><w:p><w:pPr><w:pStyle w:val="ListParagraph"/><w:numPr><w:ilvl w:val="0"/><w:numId w:val="1"/></w:numPr><w:spacing w:after="80"/></w:pPr><w:r><w:rPr><w:rFonts w:ascii="Calibri" w:hAnsi="Calibri"/><w:sz w:val="22"/></w:rPr><w:t xml:space="preserve">• Q3 (Privacy): `q3_risky (Rarely review permissions)`</w:t></w:r></w:p><w:p><w:pPr><w:pStyle w:val="ListParagraph"/><w:numPr><w:ilvl w:val="0"/><w:numId w:val="1"/></w:numPr><w:spacing w:after="80"/></w:pPr><w:r><w:rPr><w:rFonts w:ascii="Calibri" w:hAnsi="Calibri"/><w:sz w:val="22"/></w:rPr><w:t xml:space="preserve">• Q4 (Updates): `q4_protective (Auto updates)`</w:t></w:r></w:p><w:p><w:pPr><w:pStyle w:val="ListParagraph"/><w:numPr><w:ilvl w:val="0"/><w:numId w:val="1"/></w:numPr><w:spacing w:after="80"/></w:pPr><w:r><w:rPr><w:rFonts w:ascii="Calibri" w:hAnsi="Calibri"/><w:sz w:val="22"/></w:rPr><w:t xml:space="preserve">• Q5 (Susceptibility): `q5_partial (Targeted if wealthy)`</w:t></w:r></w:p><w:p><w:pPr><w:pStyle w:val="ListParagraph"/><w:numPr><w:ilvl w:val="0"/><w:numId w:val="1"/></w:numPr><w:spacing w:after="80"/></w:pPr><w:r><w:rPr><w:rFonts w:ascii="Calibri" w:hAnsi="Calibri"/><w:sz w:val="22"/></w:rPr><w:t xml:space="preserve">• Q6 (Reporting): `q6_protective (Immediate report)`</w:t></w:r></w:p><w:p><w:pPr><w:pStyle w:val="ListParagraph"/><w:numPr><w:ilvl w:val="0"/><w:numId w:val="1"/></w:numPr><w:spacing w:after="80"/></w:pPr><w:r><w:rPr><w:rFonts w:ascii="Calibri" w:hAnsi="Calibri"/><w:sz w:val="22"/></w:rPr><w:t xml:space="preserve">• Task Performance Summary:</w:t></w:r></w:p><w:p><w:pPr><w:pStyle w:val="ListParagraph"/><w:numPr><w:ilvl w:val="0"/><w:numId w:val="1"/></w:numPr><w:spacing w:after="80"/></w:pPr><w:r><w:rPr><w:rFonts w:ascii="Calibri" w:hAnsi="Calibri"/><w:sz w:val="22"/></w:rPr><w:t xml:space="preserve">• Tasks Completed: 7 / 7 (100%)</w:t></w:r></w:p><w:p><w:pPr><w:pStyle w:val="ListParagraph"/><w:numPr><w:ilvl w:val="0"/><w:numId w:val="1"/></w:numPr><w:spacing w:after="80"/></w:pPr><w:r><w:rPr><w:rFonts w:ascii="Calibri" w:hAnsi="Calibri"/><w:sz w:val="22"/></w:rPr><w:t xml:space="preserve">• Average Task Duration: 28.7 seconds</w:t></w:r></w:p><w:p><w:pPr><w:pStyle w:val="ListParagraph"/><w:numPr><w:ilvl w:val="0"/><w:numId w:val="1"/></w:numPr><w:spacing w:after="80"/></w:pPr><w:r><w:rPr><w:rFonts w:ascii="Calibri" w:hAnsi="Calibri"/><w:sz w:val="22"/></w:rPr><w:t xml:space="preserve">• Walkthrough Observations Table:</w:t></w:r></w:p><w:tbl><w:tblPr><w:tblW w:w="0" w:type="auto"/><w:tblBorders><w:top w:val="single" w:sz="4" w:space="0" w:color="CCCCCC"/><w:bottom w:val="single" w:sz="4" w:space="0" w:color="CCCCCC"/><w:insideH w:val="single" w:sz="4" w:space="0" w:color="EEEEEE"/><w:insideV w:val="none"/></w:tblBorders></w:tblPr><w:tr><w:tc><w:tcPr><w:tcW w:w="2000" w:type="dxa"/><w:shd w:val="clear" w:color="auto" w:fill="F0F4F8"/></w:tcPr><w:p><w:r><w:rPr><w:rFonts w:ascii="Calibri" w:hAnsi="Calibri"/><w:sz w:val="20"/><w:b/></w:rPr><w:t xml:space="preserve">Task Number &amp; Description</w:t></w:r></w:p></w:tc><w:tc><w:tcPr><w:tcW w:w="2000" w:type="dxa"/><w:shd w:val="clear" w:color="auto" w:fill="F0F4F8"/></w:tcPr><w:p><w:r><w:rPr><w:rFonts w:ascii="Calibri" w:hAnsi="Calibri"/><w:sz w:val="20"/><w:b/></w:rPr><w:t xml:space="preserve">Completion Status</w:t></w:r></w:p></w:tc><w:tc><w:tcPr><w:tcW w:w="2000" w:type="dxa"/><w:shd w:val="clear" w:color="auto" w:fill="F0F4F8"/></w:tcPr><w:p><w:r><w:rPr><w:rFonts w:ascii="Calibri" w:hAnsi="Calibri"/><w:sz w:val="20"/><w:b/></w:rPr><w:t xml:space="preserve">Time (s)</w:t></w:r></w:p></w:tc><w:tc><w:tcPr><w:tcW w:w="2000" w:type="dxa"/><w:shd w:val="clear" w:color="auto" w:fill="F0F4F8"/></w:tcPr><w:p><w:r><w:rPr><w:rFonts w:ascii="Calibri" w:hAnsi="Calibri"/><w:sz w:val="20"/><w:b/></w:rPr><w:t xml:space="preserve">Facilitator Observations &amp; Interaction Notes</w:t></w:r></w:p></w:tc></w:tr><w:tr><w:tc><w:tcPr><w:tcW w:w="2000" w:type="dxa"/></w:tcPr><w:p><w:r><w:rPr><w:rFonts w:ascii="Calibri" w:hAnsi="Calibri"/><w:sz w:val="20"/></w:rPr><w:t xml:space="preserve">Task 1: Complete Diagnostic</w:t></w:r></w:p></w:tc><w:tc><w:tcPr><w:tcW w:w="2000" w:type="dxa"/></w:tcPr><w:p><w:r><w:rPr><w:rFonts w:ascii="Calibri" w:hAnsi="Calibri"/><w:sz w:val="20"/></w:rPr><w:t xml:space="preserve">**Independently**</w:t></w:r></w:p></w:tc><w:tc><w:tcPr><w:tcW w:w="2000" w:type="dxa"/></w:tcPr><w:p><w:r><w:rPr><w:rFonts w:ascii="Calibri" w:hAnsi="Calibri"/><w:sz w:val="20"/></w:rPr><w:t xml:space="preserve">52s</w:t></w:r></w:p></w:tc><w:tc><w:tcPr><w:tcW w:w="2000" w:type="dxa"/></w:tcPr><w:p><w:r><w:rPr><w:rFonts w:ascii="Calibri" w:hAnsi="Calibri"/><w:sz w:val="20"/></w:rPr><w:t xml:space="preserve">Prompt execution of initial questions.</w:t></w:r></w:p></w:tc></w:tr><w:tr><w:tc><w:tcPr><w:tcW w:w="2000" w:type="dxa"/></w:tcPr><w:p><w:r><w:rPr><w:rFonts w:ascii="Calibri" w:hAnsi="Calibri"/><w:sz w:val="20"/></w:rPr><w:t xml:space="preserve">Task 2: Identify Top Module</w:t></w:r></w:p></w:tc><w:tc><w:tcPr><w:tcW w:w="2000" w:type="dxa"/></w:tcPr><w:p><w:r><w:rPr><w:rFonts w:ascii="Calibri" w:hAnsi="Calibri"/><w:sz w:val="20"/></w:rPr><w:t xml:space="preserve">**Independently**</w:t></w:r></w:p></w:tc><w:tc><w:tcPr><w:tcW w:w="2000" w:type="dxa"/></w:tcPr><w:p><w:r><w:rPr><w:rFonts w:ascii="Calibri" w:hAnsi="Calibri"/><w:sz w:val="20"/></w:rPr><w:t xml:space="preserve">10s</w:t></w:r></w:p></w:tc><w:tc><w:tcPr><w:tcW w:w="2000" w:type="dxa"/></w:tcPr><w:p><w:r><w:rPr><w:rFonts w:ascii="Calibri" w:hAnsi="Calibri"/><w:sz w:val="20"/></w:rPr><w:t xml:space="preserve">Identified Privacy Settings (#1 priority).</w:t></w:r></w:p></w:tc></w:tr><w:tr><w:tc><w:tcPr><w:tcW w:w="2000" w:type="dxa"/></w:tcPr><w:p><w:r><w:rPr><w:rFonts w:ascii="Calibri" w:hAnsi="Calibri"/><w:sz w:val="20"/></w:rPr><w:t xml:space="preserve">Task 3: Explain Reason</w:t></w:r></w:p></w:tc><w:tc><w:tcPr><w:tcW w:w="2000" w:type="dxa"/></w:tcPr><w:p><w:r><w:rPr><w:rFonts w:ascii="Calibri" w:hAnsi="Calibri"/><w:sz w:val="20"/></w:rPr><w:t xml:space="preserve">**Independently**</w:t></w:r></w:p></w:tc><w:tc><w:tcPr><w:tcW w:w="2000" w:type="dxa"/></w:tcPr><w:p><w:r><w:rPr><w:rFonts w:ascii="Calibri" w:hAnsi="Calibri"/><w:sz w:val="20"/></w:rPr><w:t xml:space="preserve">18s</w:t></w:r></w:p></w:tc><w:tc><w:tcPr><w:tcW w:w="2000" w:type="dxa"/></w:tcPr><w:p><w:r><w:rPr><w:rFonts w:ascii="Calibri" w:hAnsi="Calibri"/><w:sz w:val="20"/></w:rPr><w:t xml:space="preserve">Articulated that oversharing and unchecked permissions drove rank.</w:t></w:r></w:p></w:tc></w:tr><w:tr><w:tc><w:tcPr><w:tcW w:w="2000" w:type="dxa"/></w:tcPr><w:p><w:r><w:rPr><w:rFonts w:ascii="Calibri" w:hAnsi="Calibri"/><w:sz w:val="20"/></w:rPr><w:t xml:space="preserve">Task 4: Practice Scenario</w:t></w:r></w:p></w:tc><w:tc><w:tcPr><w:tcW w:w="2000" w:type="dxa"/></w:tcPr><w:p><w:r><w:rPr><w:rFonts w:ascii="Calibri" w:hAnsi="Calibri"/><w:sz w:val="20"/></w:rPr><w:t xml:space="preserve">**Independently**</w:t></w:r></w:p></w:tc><w:tc><w:tcPr><w:tcW w:w="2000" w:type="dxa"/></w:tcPr><w:p><w:r><w:rPr><w:rFonts w:ascii="Calibri" w:hAnsi="Calibri"/><w:sz w:val="20"/></w:rPr><w:t xml:space="preserve">60s</w:t></w:r></w:p></w:tc><w:tc><w:tcPr><w:tcW w:w="2000" w:type="dxa"/></w:tcPr><w:p><w:r><w:rPr><w:rFonts w:ascii="Calibri" w:hAnsi="Calibri"/><w:sz w:val="20"/></w:rPr><w:t xml:space="preserve">Selected least privilege app permissions option.</w:t></w:r></w:p></w:tc></w:tr><w:tr><w:tc><w:tcPr><w:tcW w:w="2000" w:type="dxa"/></w:tcPr><w:p><w:r><w:rPr><w:rFonts w:ascii="Calibri" w:hAnsi="Calibri"/><w:sz w:val="20"/></w:rPr><w:t xml:space="preserve">Task 5: Follow-Up Reassessment</w:t></w:r></w:p></w:tc><w:tc><w:tcPr><w:tcW w:w="2000" w:type="dxa"/></w:tcPr><w:p><w:r><w:rPr><w:rFonts w:ascii="Calibri" w:hAnsi="Calibri"/><w:sz w:val="20"/></w:rPr><w:t xml:space="preserve">**Independently**</w:t></w:r></w:p></w:tc><w:tc><w:tcPr><w:tcW w:w="2000" w:type="dxa"/></w:tcPr><w:p><w:r><w:rPr><w:rFonts w:ascii="Calibri" w:hAnsi="Calibri"/><w:sz w:val="20"/></w:rPr><w:t xml:space="preserve">25s</w:t></w:r></w:p></w:tc><w:tc><w:tcPr><w:tcW w:w="2000" w:type="dxa"/></w:tcPr><w:p><w:r><w:rPr><w:rFonts w:ascii="Calibri" w:hAnsi="Calibri"/><w:sz w:val="20"/></w:rPr><w:t xml:space="preserve">Correctly answered milestone oversharing question.</w:t></w:r></w:p></w:tc></w:tr><w:tr><w:tc><w:tcPr><w:tcW w:w="2000" w:type="dxa"/></w:tcPr><w:p><w:r><w:rPr><w:rFonts w:ascii="Calibri" w:hAnsi="Calibri"/><w:sz w:val="20"/></w:rPr><w:t xml:space="preserve">Task 6: Identify Adaptation</w:t></w:r></w:p></w:tc><w:tc><w:tcPr><w:tcW w:w="2000" w:type="dxa"/></w:tcPr><w:p><w:r><w:rPr><w:rFonts w:ascii="Calibri" w:hAnsi="Calibri"/><w:sz w:val="20"/></w:rPr><w:t xml:space="preserve">**Independently**</w:t></w:r></w:p></w:tc><w:tc><w:tcPr><w:tcW w:w="2000" w:type="dxa"/></w:tcPr><w:p><w:r><w:rPr><w:rFonts w:ascii="Calibri" w:hAnsi="Calibri"/><w:sz w:val="20"/></w:rPr><w:t xml:space="preserve">28s</w:t></w:r></w:p></w:tc><w:tc><w:tcPr><w:tcW w:w="2000" w:type="dxa"/></w:tcPr><w:p><w:r><w:rPr><w:rFonts w:ascii="Calibri" w:hAnsi="Calibri"/><w:sz w:val="20"/></w:rPr><w:t xml:space="preserve">Verified priority dropped to Recommended Next.</w:t></w:r></w:p></w:tc></w:tr><w:tr><w:tc><w:tcPr><w:tcW w:w="2000" w:type="dxa"/></w:tcPr><w:p><w:r><w:rPr><w:rFonts w:ascii="Calibri" w:hAnsi="Calibri"/><w:sz w:val="20"/></w:rPr><w:t xml:space="preserve">Task 7: Restart Prototype</w:t></w:r></w:p></w:tc><w:tc><w:tcPr><w:tcW w:w="2000" w:type="dxa"/></w:tcPr><w:p><w:r><w:rPr><w:rFonts w:ascii="Calibri" w:hAnsi="Calibri"/><w:sz w:val="20"/></w:rPr><w:t xml:space="preserve">**Independently**</w:t></w:r></w:p></w:tc><w:tc><w:tcPr><w:tcW w:w="2000" w:type="dxa"/></w:tcPr><w:p><w:r><w:rPr><w:rFonts w:ascii="Calibri" w:hAnsi="Calibri"/><w:sz w:val="20"/></w:rPr><w:t xml:space="preserve">8s</w:t></w:r></w:p></w:tc><w:tc><w:tcPr><w:tcW w:w="2000" w:type="dxa"/></w:tcPr><w:p><w:r><w:rPr><w:rFonts w:ascii="Calibri" w:hAnsi="Calibri"/><w:sz w:val="20"/></w:rPr><w:t xml:space="preserve">Successfully restarted.</w:t></w:r></w:p></w:tc></w:tr></w:tbl><w:p><w:pPr><w:pStyle w:val="ListParagraph"/><w:numPr><w:ilvl w:val="0"/><w:numId w:val="1"/></w:numPr><w:spacing w:after="80"/></w:pPr><w:r><w:rPr><w:rFonts w:ascii="Calibri" w:hAnsi="Calibri"/><w:sz w:val="22"/></w:rPr><w:t xml:space="preserve">• Qualitative Feedback:</w:t></w:r></w:p><w:p><w:pPr><w:pStyle w:val="ListParagraph"/><w:numPr><w:ilvl w:val="0"/><w:numId w:val="1"/></w:numPr><w:spacing w:after="80"/></w:pPr><w:r><w:rPr><w:rFonts w:ascii="Calibri" w:hAnsi="Calibri"/><w:sz w:val="22"/></w:rPr><w:t xml:space="preserve">• *Most Helpful Feature:* &quot;The focus on mobile game permissions and social media security questions was directly relevant to me. Super fast and sleek.&quot;</w:t></w:r></w:p><w:p><w:pPr><w:pStyle w:val="ListParagraph"/><w:numPr><w:ilvl w:val="0"/><w:numId w:val="1"/></w:numPr><w:spacing w:after="80"/></w:pPr><w:r><w:rPr><w:rFonts w:ascii="Calibri" w:hAnsi="Calibri"/><w:sz w:val="22"/></w:rPr><w:t xml:space="preserve">• *Confusion / Friction Points:* &quot;The stepper on mobile could be slightly bigger, but desktop view was flawless.&quot;</w:t></w:r></w:p><w:p><w:pPr><w:pStyle w:val="ListParagraph"/><w:numPr><w:ilvl w:val="0"/><w:numId w:val="1"/></w:numPr><w:spacing w:after="80"/></w:pPr><w:r><w:rPr><w:rFonts w:ascii="Calibri" w:hAnsi="Calibri"/><w:sz w:val="22"/></w:rPr><w:t xml:space="preserve">• *Recommendations for Improvement:* &quot;Provide a direct export or summary checklist of action items after finishing.&quot;</w:t></w:r></w:p><w:p><w:pPr><w:spacing w:after="140" w:line="276" w:lineRule="auto"/></w:pPr><w:r><w:rPr><w:rFonts w:ascii="Calibri" w:hAnsi="Calibri"/><w:sz w:val="22"/><w:color w:val="1D2530"/></w:rPr><w:t xml:space="preserve">---</w:t></w:r></w:p><w:p><w:pPr><w:pStyle w:val="Heading3"/><w:spacing w:before="200" w:after="80"/></w:pPr><w:r><w:rPr><w:rFonts w:ascii="Calibri" w:hAnsi="Calibri"/><w:b/><w:sz w:val="24"/><w:color w:val="334155"/></w:rPr><w:t>Participant P04 (3rd-year BEng Mechanical Engineering (Undergrad, 21yo))</w:t></w:r></w:p><w:p><w:pPr><w:pStyle w:val="ListParagraph"/><w:numPr><w:ilvl w:val="0"/><w:numId w:val="1"/></w:numPr><w:spacing w:after="80"/></w:pPr><w:r><w:rPr><w:rFonts w:ascii="Calibri" w:hAnsi="Calibri"/><w:sz w:val="22"/></w:rPr><w:t xml:space="preserve">• Baseline Diagnostic Habit Profile: Belief that student accounts hold no value (&apos;not targeted&apos;), ignores security updates</w:t></w:r></w:p><w:p><w:pPr><w:pStyle w:val="ListParagraph"/><w:numPr><w:ilvl w:val="0"/><w:numId w:val="1"/></w:numPr><w:spacing w:after="80"/></w:pPr><w:r><w:rPr><w:rFonts w:ascii="Calibri" w:hAnsi="Calibri"/><w:sz w:val="22"/></w:rPr><w:t xml:space="preserve">• Diagnostic Selections:</w:t></w:r></w:p><w:p><w:pPr><w:pStyle w:val="ListParagraph"/><w:numPr><w:ilvl w:val="0"/><w:numId w:val="1"/></w:numPr><w:spacing w:after="80"/></w:pPr><w:r><w:rPr><w:rFonts w:ascii="Calibri" w:hAnsi="Calibri"/><w:sz w:val="22"/></w:rPr><w:t xml:space="preserve">• Q1 (Password): `q1_protective (Password manager)`</w:t></w:r></w:p><w:p><w:pPr><w:pStyle w:val="ListParagraph"/><w:numPr><w:ilvl w:val="0"/><w:numId w:val="1"/></w:numPr><w:spacing w:after="80"/></w:pPr><w:r><w:rPr><w:rFonts w:ascii="Calibri" w:hAnsi="Calibri"/><w:sz w:val="22"/></w:rPr><w:t xml:space="preserve">• Q2 (Phishing): `q2_protective (Official portal)`</w:t></w:r></w:p><w:p><w:pPr><w:pStyle w:val="ListParagraph"/><w:numPr><w:ilvl w:val="0"/><w:numId w:val="1"/></w:numPr><w:spacing w:after="80"/></w:pPr><w:r><w:rPr><w:rFonts w:ascii="Calibri" w:hAnsi="Calibri"/><w:sz w:val="22"/></w:rPr><w:t xml:space="preserve">• Q3 (Privacy): `q3_protective (Regular audit)`</w:t></w:r></w:p><w:p><w:pPr><w:pStyle w:val="ListParagraph"/><w:numPr><w:ilvl w:val="0"/><w:numId w:val="1"/></w:numPr><w:spacing w:after="80"/></w:pPr><w:r><w:rPr><w:rFonts w:ascii="Calibri" w:hAnsi="Calibri"/><w:sz w:val="22"/></w:rPr><w:t xml:space="preserve">• Q4 (Updates): `q4_risky (Postpone updates)`</w:t></w:r></w:p><w:p><w:pPr><w:pStyle w:val="ListParagraph"/><w:numPr><w:ilvl w:val="0"/><w:numId w:val="1"/></w:numPr><w:spacing w:after="80"/></w:pPr><w:r><w:rPr><w:rFonts w:ascii="Calibri" w:hAnsi="Calibri"/><w:sz w:val="22"/></w:rPr><w:t xml:space="preserve">• Q5 (Susceptibility): `q5_risky (Not targeted belief)`</w:t></w:r></w:p><w:p><w:pPr><w:pStyle w:val="ListParagraph"/><w:numPr><w:ilvl w:val="0"/><w:numId w:val="1"/></w:numPr><w:spacing w:after="80"/></w:pPr><w:r><w:rPr><w:rFonts w:ascii="Calibri" w:hAnsi="Calibri"/><w:sz w:val="22"/></w:rPr><w:t xml:space="preserve">• Q6 (Reporting): `q6_protective (Immediate report)`</w:t></w:r></w:p><w:p><w:pPr><w:pStyle w:val="ListParagraph"/><w:numPr><w:ilvl w:val="0"/><w:numId w:val="1"/></w:numPr><w:spacing w:after="80"/></w:pPr><w:r><w:rPr><w:rFonts w:ascii="Calibri" w:hAnsi="Calibri"/><w:sz w:val="22"/></w:rPr><w:t xml:space="preserve">• Task Performance Summary:</w:t></w:r></w:p><w:p><w:pPr><w:pStyle w:val="ListParagraph"/><w:numPr><w:ilvl w:val="0"/><w:numId w:val="1"/></w:numPr><w:spacing w:after="80"/></w:pPr><w:r><w:rPr><w:rFonts w:ascii="Calibri" w:hAnsi="Calibri"/><w:sz w:val="22"/></w:rPr><w:t xml:space="preserve">• Tasks Completed: 7 / 7 (100%)</w:t></w:r></w:p><w:p><w:pPr><w:pStyle w:val="ListParagraph"/><w:numPr><w:ilvl w:val="0"/><w:numId w:val="1"/></w:numPr><w:spacing w:after="80"/></w:pPr><w:r><w:rPr><w:rFonts w:ascii="Calibri" w:hAnsi="Calibri"/><w:sz w:val="22"/></w:rPr><w:t xml:space="preserve">• Average Task Duration: 33.1 seconds</w:t></w:r></w:p><w:p><w:pPr><w:pStyle w:val="ListParagraph"/><w:numPr><w:ilvl w:val="0"/><w:numId w:val="1"/></w:numPr><w:spacing w:after="80"/></w:pPr><w:r><w:rPr><w:rFonts w:ascii="Calibri" w:hAnsi="Calibri"/><w:sz w:val="22"/></w:rPr><w:t xml:space="preserve">• Walkthrough Observations Table:</w:t></w:r></w:p><w:tbl><w:tblPr><w:tblW w:w="0" w:type="auto"/><w:tblBorders><w:top w:val="single" w:sz="4" w:space="0" w:color="CCCCCC"/><w:bottom w:val="single" w:sz="4" w:space="0" w:color="CCCCCC"/><w:insideH w:val="single" w:sz="4" w:space="0" w:color="EEEEEE"/><w:insideV w:val="none"/></w:tblBorders></w:tblPr><w:tr><w:tc><w:tcPr><w:tcW w:w="2000" w:type="dxa"/><w:shd w:val="clear" w:color="auto" w:fill="F0F4F8"/></w:tcPr><w:p><w:r><w:rPr><w:rFonts w:ascii="Calibri" w:hAnsi="Calibri"/><w:sz w:val="20"/><w:b/></w:rPr><w:t xml:space="preserve">Task Number &amp; Description</w:t></w:r></w:p></w:tc><w:tc><w:tcPr><w:tcW w:w="2000" w:type="dxa"/><w:shd w:val="clear" w:color="auto" w:fill="F0F4F8"/></w:tcPr><w:p><w:r><w:rPr><w:rFonts w:ascii="Calibri" w:hAnsi="Calibri"/><w:sz w:val="20"/><w:b/></w:rPr><w:t xml:space="preserve">Completion Status</w:t></w:r></w:p></w:tc><w:tc><w:tcPr><w:tcW w:w="2000" w:type="dxa"/><w:shd w:val="clear" w:color="auto" w:fill="F0F4F8"/></w:tcPr><w:p><w:r><w:rPr><w:rFonts w:ascii="Calibri" w:hAnsi="Calibri"/><w:sz w:val="20"/><w:b/></w:rPr><w:t xml:space="preserve">Time (s)</w:t></w:r></w:p></w:tc><w:tc><w:tcPr><w:tcW w:w="2000" w:type="dxa"/><w:shd w:val="clear" w:color="auto" w:fill="F0F4F8"/></w:tcPr><w:p><w:r><w:rPr><w:rFonts w:ascii="Calibri" w:hAnsi="Calibri"/><w:sz w:val="20"/><w:b/></w:rPr><w:t xml:space="preserve">Facilitator Observations &amp; Interaction Notes</w:t></w:r></w:p></w:tc></w:tr><w:tr><w:tc><w:tcPr><w:tcW w:w="2000" w:type="dxa"/></w:tcPr><w:p><w:r><w:rPr><w:rFonts w:ascii="Calibri" w:hAnsi="Calibri"/><w:sz w:val="20"/></w:rPr><w:t xml:space="preserve">Task 1: Complete Diagnostic</w:t></w:r></w:p></w:tc><w:tc><w:tcPr><w:tcW w:w="2000" w:type="dxa"/></w:tcPr><w:p><w:r><w:rPr><w:rFonts w:ascii="Calibri" w:hAnsi="Calibri"/><w:sz w:val="20"/></w:rPr><w:t xml:space="preserve">**Independently**</w:t></w:r></w:p></w:tc><w:tc><w:tcPr><w:tcW w:w="2000" w:type="dxa"/></w:tcPr><w:p><w:r><w:rPr><w:rFonts w:ascii="Calibri" w:hAnsi="Calibri"/><w:sz w:val="20"/></w:rPr><w:t xml:space="preserve">55s</w:t></w:r></w:p></w:tc><w:tc><w:tcPr><w:tcW w:w="2000" w:type="dxa"/></w:tcPr><w:p><w:r><w:rPr><w:rFonts w:ascii="Calibri" w:hAnsi="Calibri"/><w:sz w:val="20"/></w:rPr><w:t xml:space="preserve">Answered honestly based on engineering workload habits.</w:t></w:r></w:p></w:tc></w:tr><w:tr><w:tc><w:tcPr><w:tcW w:w="2000" w:type="dxa"/></w:tcPr><w:p><w:r><w:rPr><w:rFonts w:ascii="Calibri" w:hAnsi="Calibri"/><w:sz w:val="20"/></w:rPr><w:t xml:space="preserve">Task 2: Identify Top Module</w:t></w:r></w:p></w:tc><w:tc><w:tcPr><w:tcW w:w="2000" w:type="dxa"/></w:tcPr><w:p><w:r><w:rPr><w:rFonts w:ascii="Calibri" w:hAnsi="Calibri"/><w:sz w:val="20"/></w:rPr><w:t xml:space="preserve">**Independently**</w:t></w:r></w:p></w:tc><w:tc><w:tcPr><w:tcW w:w="2000" w:type="dxa"/></w:tcPr><w:p><w:r><w:rPr><w:rFonts w:ascii="Calibri" w:hAnsi="Calibri"/><w:sz w:val="20"/></w:rPr><w:t xml:space="preserve">14s</w:t></w:r></w:p></w:tc><w:tc><w:tcPr><w:tcW w:w="2000" w:type="dxa"/></w:tcPr><w:p><w:r><w:rPr><w:rFonts w:ascii="Calibri" w:hAnsi="Calibri"/><w:sz w:val="20"/></w:rPr><w:t xml:space="preserve">Identified Personal Susceptibility (#1 priority).</w:t></w:r></w:p></w:tc></w:tr><w:tr><w:tc><w:tcPr><w:tcW w:w="2000" w:type="dxa"/></w:tcPr><w:p><w:r><w:rPr><w:rFonts w:ascii="Calibri" w:hAnsi="Calibri"/><w:sz w:val="20"/></w:rPr><w:t xml:space="preserve">Task 3: Explain Reason</w:t></w:r></w:p></w:tc><w:tc><w:tcPr><w:tcW w:w="2000" w:type="dxa"/></w:tcPr><w:p><w:r><w:rPr><w:rFonts w:ascii="Calibri" w:hAnsi="Calibri"/><w:sz w:val="20"/></w:rPr><w:t xml:space="preserve">**Independently**</w:t></w:r></w:p></w:tc><w:tc><w:tcPr><w:tcW w:w="2000" w:type="dxa"/></w:tcPr><w:p><w:r><w:rPr><w:rFonts w:ascii="Calibri" w:hAnsi="Calibri"/><w:sz w:val="20"/></w:rPr><w:t xml:space="preserve">24s</w:t></w:r></w:p></w:tc><w:tc><w:tcPr><w:tcW w:w="2000" w:type="dxa"/></w:tcPr><w:p><w:r><w:rPr><w:rFonts w:ascii="Calibri" w:hAnsi="Calibri"/><w:sz w:val="20"/></w:rPr><w:t xml:space="preserve">Understood that thinking students aren&apos;t targets caused high priority.</w:t></w:r></w:p></w:tc></w:tr><w:tr><w:tc><w:tcPr><w:tcW w:w="2000" w:type="dxa"/></w:tcPr><w:p><w:r><w:rPr><w:rFonts w:ascii="Calibri" w:hAnsi="Calibri"/><w:sz w:val="20"/></w:rPr><w:t xml:space="preserve">Task 4: Practice Scenario</w:t></w:r></w:p></w:tc><w:tc><w:tcPr><w:tcW w:w="2000" w:type="dxa"/></w:tcPr><w:p><w:r><w:rPr><w:rFonts w:ascii="Calibri" w:hAnsi="Calibri"/><w:sz w:val="20"/></w:rPr><w:t xml:space="preserve">**Independently**</w:t></w:r></w:p></w:tc><w:tc><w:tcPr><w:tcW w:w="2000" w:type="dxa"/></w:tcPr><w:p><w:r><w:rPr><w:rFonts w:ascii="Calibri" w:hAnsi="Calibri"/><w:sz w:val="20"/></w:rPr><w:t xml:space="preserve">70s</w:t></w:r></w:p></w:tc><w:tc><w:tcPr><w:tcW w:w="2000" w:type="dxa"/></w:tcPr><w:p><w:r><w:rPr><w:rFonts w:ascii="Calibri" w:hAnsi="Calibri"/><w:sz w:val="20"/></w:rPr><w:t xml:space="preserve">Selected institutional gateway explanation scenario.</w:t></w:r></w:p></w:tc></w:tr><w:tr><w:tc><w:tcPr><w:tcW w:w="2000" w:type="dxa"/></w:tcPr><w:p><w:r><w:rPr><w:rFonts w:ascii="Calibri" w:hAnsi="Calibri"/><w:sz w:val="20"/></w:rPr><w:t xml:space="preserve">Task 5: Follow-Up Reassessment</w:t></w:r></w:p></w:tc><w:tc><w:tcPr><w:tcW w:w="2000" w:type="dxa"/></w:tcPr><w:p><w:r><w:rPr><w:rFonts w:ascii="Calibri" w:hAnsi="Calibri"/><w:sz w:val="20"/></w:rPr><w:t xml:space="preserve">**Independently**</w:t></w:r></w:p></w:tc><w:tc><w:tcPr><w:tcW w:w="2000" w:type="dxa"/></w:tcPr><w:p><w:r><w:rPr><w:rFonts w:ascii="Calibri" w:hAnsi="Calibri"/><w:sz w:val="20"/></w:rPr><w:t xml:space="preserve">30s</w:t></w:r></w:p></w:tc><w:tc><w:tcPr><w:tcW w:w="2000" w:type="dxa"/></w:tcPr><w:p><w:r><w:rPr><w:rFonts w:ascii="Calibri" w:hAnsi="Calibri"/><w:sz w:val="20"/></w:rPr><w:t xml:space="preserve">Answered follow-up regarding internal phishing abuse correctly.</w:t></w:r></w:p></w:tc></w:tr><w:tr><w:tc><w:tcPr><w:tcW w:w="2000" w:type="dxa"/></w:tcPr><w:p><w:r><w:rPr><w:rFonts w:ascii="Calibri" w:hAnsi="Calibri"/><w:sz w:val="20"/></w:rPr><w:t xml:space="preserve">Task 6: Identify Adaptation</w:t></w:r></w:p></w:tc><w:tc><w:tcPr><w:tcW w:w="2000" w:type="dxa"/></w:tcPr><w:p><w:r><w:rPr><w:rFonts w:ascii="Calibri" w:hAnsi="Calibri"/><w:sz w:val="20"/></w:rPr><w:t xml:space="preserve">**Independently**</w:t></w:r></w:p></w:tc><w:tc><w:tcPr><w:tcW w:w="2000" w:type="dxa"/></w:tcPr><w:p><w:r><w:rPr><w:rFonts w:ascii="Calibri" w:hAnsi="Calibri"/><w:sz w:val="20"/></w:rPr><w:t xml:space="preserve">29s</w:t></w:r></w:p></w:tc><w:tc><w:tcPr><w:tcW w:w="2000" w:type="dxa"/></w:tcPr><w:p><w:r><w:rPr><w:rFonts w:ascii="Calibri" w:hAnsi="Calibri"/><w:sz w:val="20"/></w:rPr><w:t xml:space="preserve">Observed priority reduction to Recommended Next.</w:t></w:r></w:p></w:tc></w:tr><w:tr><w:tc><w:tcPr><w:tcW w:w="2000" w:type="dxa"/></w:tcPr><w:p><w:r><w:rPr><w:rFonts w:ascii="Calibri" w:hAnsi="Calibri"/><w:sz w:val="20"/></w:rPr><w:t xml:space="preserve">Task 7: Restart Prototype</w:t></w:r></w:p></w:tc><w:tc><w:tcPr><w:tcW w:w="2000" w:type="dxa"/></w:tcPr><w:p><w:r><w:rPr><w:rFonts w:ascii="Calibri" w:hAnsi="Calibri"/><w:sz w:val="20"/></w:rPr><w:t xml:space="preserve">**Independently**</w:t></w:r></w:p></w:tc><w:tc><w:tcPr><w:tcW w:w="2000" w:type="dxa"/></w:tcPr><w:p><w:r><w:rPr><w:rFonts w:ascii="Calibri" w:hAnsi="Calibri"/><w:sz w:val="20"/></w:rPr><w:t xml:space="preserve">10s</w:t></w:r></w:p></w:tc><w:tc><w:tcPr><w:tcW w:w="2000" w:type="dxa"/></w:tcPr><w:p><w:r><w:rPr><w:rFonts w:ascii="Calibri" w:hAnsi="Calibri"/><w:sz w:val="20"/></w:rPr><w:t xml:space="preserve">Restarted session.</w:t></w:r></w:p></w:tc></w:tr></w:tbl><w:p><w:pPr><w:pStyle w:val="ListParagraph"/><w:numPr><w:ilvl w:val="0"/><w:numId w:val="1"/></w:numPr><w:spacing w:after="80"/></w:pPr><w:r><w:rPr><w:rFonts w:ascii="Calibri" w:hAnsi="Calibri"/><w:sz w:val="22"/></w:rPr><w:t xml:space="preserve">• Qualitative Feedback:</w:t></w:r></w:p><w:p><w:pPr><w:pStyle w:val="ListParagraph"/><w:numPr><w:ilvl w:val="0"/><w:numId w:val="1"/></w:numPr><w:spacing w:after="80"/></w:pPr><w:r><w:rPr><w:rFonts w:ascii="Calibri" w:hAnsi="Calibri"/><w:sz w:val="22"/></w:rPr><w:t xml:space="preserve">• *Most Helpful Feature:* &quot;Learning that student email accounts are used as gateways to launch trusted phishing within universities was an eye-opener.&quot;</w:t></w:r></w:p><w:p><w:pPr><w:pStyle w:val="ListParagraph"/><w:numPr><w:ilvl w:val="0"/><w:numId w:val="1"/></w:numPr><w:spacing w:after="80"/></w:pPr><w:r><w:rPr><w:rFonts w:ascii="Calibri" w:hAnsi="Calibri"/><w:sz w:val="22"/></w:rPr><w:t xml:space="preserve">• *Confusion / Friction Points:* &quot;None.&quot;</w:t></w:r></w:p><w:p><w:pPr><w:pStyle w:val="ListParagraph"/><w:numPr><w:ilvl w:val="0"/><w:numId w:val="1"/></w:numPr><w:spacing w:after="80"/></w:pPr><w:r><w:rPr><w:rFonts w:ascii="Calibri" w:hAnsi="Calibri"/><w:sz w:val="22"/></w:rPr><w:t xml:space="preserve">• *Recommendations for Improvement:* &quot;Include stats on how many university attacks start with compromised student logins.&quot;</w:t></w:r></w:p><w:p><w:pPr><w:spacing w:after="140" w:line="276" w:lineRule="auto"/></w:pPr><w:r><w:rPr><w:rFonts w:ascii="Calibri" w:hAnsi="Calibri"/><w:sz w:val="22"/><w:color w:val="1D2530"/></w:rPr><w:t xml:space="preserve">---</w:t></w:r></w:p><w:p><w:pPr><w:pStyle w:val="Heading3"/><w:spacing w:before="200" w:after="80"/></w:pPr><w:r><w:rPr><w:rFonts w:ascii="Calibri" w:hAnsi="Calibri"/><w:b/><w:sz w:val="24"/><w:color w:val="334155"/></w:rPr><w:t>Participant P05 (1st-year BSc Biomedical Science (Undergrad, 19yo))</w:t></w:r></w:p><w:p><w:pPr><w:pStyle w:val="ListParagraph"/><w:numPr><w:ilvl w:val="0"/><w:numId w:val="1"/></w:numPr><w:spacing w:after="80"/></w:pPr><w:r><w:rPr><w:rFonts w:ascii="Calibri" w:hAnsi="Calibri"/><w:sz w:val="22"/></w:rPr><w:t xml:space="preserve">• Baseline Diagnostic Habit Profile: Uncertain about reporting procedures, experienced fake parcel SMS previously</w:t></w:r></w:p><w:p><w:pPr><w:pStyle w:val="ListParagraph"/><w:numPr><w:ilvl w:val="0"/><w:numId w:val="1"/></w:numPr><w:spacing w:after="80"/></w:pPr><w:r><w:rPr><w:rFonts w:ascii="Calibri" w:hAnsi="Calibri"/><w:sz w:val="22"/></w:rPr><w:t xml:space="preserve">• Diagnostic Selections:</w:t></w:r></w:p><w:p><w:pPr><w:pStyle w:val="ListParagraph"/><w:numPr><w:ilvl w:val="0"/><w:numId w:val="1"/></w:numPr><w:spacing w:after="80"/></w:pPr><w:r><w:rPr><w:rFonts w:ascii="Calibri" w:hAnsi="Calibri"/><w:sz w:val="22"/></w:rPr><w:t xml:space="preserve">• Q1 (Password): `q1_partial (Memory without manager)`</w:t></w:r></w:p><w:p><w:pPr><w:pStyle w:val="ListParagraph"/><w:numPr><w:ilvl w:val="0"/><w:numId w:val="1"/></w:numPr><w:spacing w:after="80"/></w:pPr><w:r><w:rPr><w:rFonts w:ascii="Calibri" w:hAnsi="Calibri"/><w:sz w:val="22"/></w:rPr><w:t xml:space="preserve">• Q2 (Phishing): `q2_partial (Reply to sender)`</w:t></w:r></w:p><w:p><w:pPr><w:pStyle w:val="ListParagraph"/><w:numPr><w:ilvl w:val="0"/><w:numId w:val="1"/></w:numPr><w:spacing w:after="80"/></w:pPr><w:r><w:rPr><w:rFonts w:ascii="Calibri" w:hAnsi="Calibri"/><w:sz w:val="22"/></w:rPr><w:t xml:space="preserve">• Q3 (Privacy): `q3_partial (Occasional review)`</w:t></w:r></w:p><w:p><w:pPr><w:pStyle w:val="ListParagraph"/><w:numPr><w:ilvl w:val="0"/><w:numId w:val="1"/></w:numPr><w:spacing w:after="80"/></w:pPr><w:r><w:rPr><w:rFonts w:ascii="Calibri" w:hAnsi="Calibri"/><w:sz w:val="22"/></w:rPr><w:t xml:space="preserve">• Q4 (Updates): `q4_partial (Delay several days)`</w:t></w:r></w:p><w:p><w:pPr><w:pStyle w:val="ListParagraph"/><w:numPr><w:ilvl w:val="0"/><w:numId w:val="1"/></w:numPr><w:spacing w:after="80"/></w:pPr><w:r><w:rPr><w:rFonts w:ascii="Calibri" w:hAnsi="Calibri"/><w:sz w:val="22"/></w:rPr><w:t xml:space="preserve">• Q5 (Susceptibility): `q5_partial (Targeted if wealthy)`</w:t></w:r></w:p><w:p><w:pPr><w:pStyle w:val="ListParagraph"/><w:numPr><w:ilvl w:val="0"/><w:numId w:val="1"/></w:numPr><w:spacing w:after="80"/></w:pPr><w:r><w:rPr><w:rFonts w:ascii="Calibri" w:hAnsi="Calibri"/><w:sz w:val="22"/></w:rPr><w:t xml:space="preserve">• Q6 (Reporting): `q6_unsure (Unsure how to report)`</w:t></w:r></w:p><w:p><w:pPr><w:pStyle w:val="ListParagraph"/><w:numPr><w:ilvl w:val="0"/><w:numId w:val="1"/></w:numPr><w:spacing w:after="80"/></w:pPr><w:r><w:rPr><w:rFonts w:ascii="Calibri" w:hAnsi="Calibri"/><w:sz w:val="22"/></w:rPr><w:t xml:space="preserve">• Task Performance Summary:</w:t></w:r></w:p><w:p><w:pPr><w:pStyle w:val="ListParagraph"/><w:numPr><w:ilvl w:val="0"/><w:numId w:val="1"/></w:numPr><w:spacing w:after="80"/></w:pPr><w:r><w:rPr><w:rFonts w:ascii="Calibri" w:hAnsi="Calibri"/><w:sz w:val="22"/></w:rPr><w:t xml:space="preserve">• Tasks Completed: 7 / 7 (100%)</w:t></w:r></w:p><w:p><w:pPr><w:pStyle w:val="ListParagraph"/><w:numPr><w:ilvl w:val="0"/><w:numId w:val="1"/></w:numPr><w:spacing w:after="80"/></w:pPr><w:r><w:rPr><w:rFonts w:ascii="Calibri" w:hAnsi="Calibri"/><w:sz w:val="22"/></w:rPr><w:t xml:space="preserve">• Average Task Duration: 34.0 seconds</w:t></w:r></w:p><w:p><w:pPr><w:pStyle w:val="ListParagraph"/><w:numPr><w:ilvl w:val="0"/><w:numId w:val="1"/></w:numPr><w:spacing w:after="80"/></w:pPr><w:r><w:rPr><w:rFonts w:ascii="Calibri" w:hAnsi="Calibri"/><w:sz w:val="22"/></w:rPr><w:t xml:space="preserve">• Walkthrough Observations Table:</w:t></w:r></w:p><w:tbl><w:tblPr><w:tblW w:w="0" w:type="auto"/><w:tblBorders><w:top w:val="single" w:sz="4" w:space="0" w:color="CCCCCC"/><w:bottom w:val="single" w:sz="4" w:space="0" w:color="CCCCCC"/><w:insideH w:val="single" w:sz="4" w:space="0" w:color="EEEEEE"/><w:insideV w:val="none"/></w:tblBorders></w:tblPr><w:tr><w:tc><w:tcPr><w:tcW w:w="2000" w:type="dxa"/><w:shd w:val="clear" w:color="auto" w:fill="F0F4F8"/></w:tcPr><w:p><w:r><w:rPr><w:rFonts w:ascii="Calibri" w:hAnsi="Calibri"/><w:sz w:val="20"/><w:b/></w:rPr><w:t xml:space="preserve">Task Number &amp; Description</w:t></w:r></w:p></w:tc><w:tc><w:tcPr><w:tcW w:w="2000" w:type="dxa"/><w:shd w:val="clear" w:color="auto" w:fill="F0F4F8"/></w:tcPr><w:p><w:r><w:rPr><w:rFonts w:ascii="Calibri" w:hAnsi="Calibri"/><w:sz w:val="20"/><w:b/></w:rPr><w:t xml:space="preserve">Completion Status</w:t></w:r></w:p></w:tc><w:tc><w:tcPr><w:tcW w:w="2000" w:type="dxa"/><w:shd w:val="clear" w:color="auto" w:fill="F0F4F8"/></w:tcPr><w:p><w:r><w:rPr><w:rFonts w:ascii="Calibri" w:hAnsi="Calibri"/><w:sz w:val="20"/><w:b/></w:rPr><w:t xml:space="preserve">Time (s)</w:t></w:r></w:p></w:tc><w:tc><w:tcPr><w:tcW w:w="2000" w:type="dxa"/><w:shd w:val="clear" w:color="auto" w:fill="F0F4F8"/></w:tcPr><w:p><w:r><w:rPr><w:rFonts w:ascii="Calibri" w:hAnsi="Calibri"/><w:sz w:val="20"/><w:b/></w:rPr><w:t xml:space="preserve">Facilitator Observations &amp; Interaction Notes</w:t></w:r></w:p></w:tc></w:tr><w:tr><w:tc><w:tcPr><w:tcW w:w="2000" w:type="dxa"/></w:tcPr><w:p><w:r><w:rPr><w:rFonts w:ascii="Calibri" w:hAnsi="Calibri"/><w:sz w:val="20"/></w:rPr><w:t xml:space="preserve">Task 1: Complete Diagnostic</w:t></w:r></w:p></w:tc><w:tc><w:tcPr><w:tcW w:w="2000" w:type="dxa"/></w:tcPr><w:p><w:r><w:rPr><w:rFonts w:ascii="Calibri" w:hAnsi="Calibri"/><w:sz w:val="20"/></w:rPr><w:t xml:space="preserve">**Independently**</w:t></w:r></w:p></w:tc><w:tc><w:tcPr><w:tcW w:w="2000" w:type="dxa"/></w:tcPr><w:p><w:r><w:rPr><w:rFonts w:ascii="Calibri" w:hAnsi="Calibri"/><w:sz w:val="20"/></w:rPr><w:t xml:space="preserve">62s</w:t></w:r></w:p></w:tc><w:tc><w:tcPr><w:tcW w:w="2000" w:type="dxa"/></w:tcPr><w:p><w:r><w:rPr><w:rFonts w:ascii="Calibri" w:hAnsi="Calibri"/><w:sz w:val="20"/></w:rPr><w:t xml:space="preserve">Careful review of assessment items.</w:t></w:r></w:p></w:tc></w:tr><w:tr><w:tc><w:tcPr><w:tcW w:w="2000" w:type="dxa"/></w:tcPr><w:p><w:r><w:rPr><w:rFonts w:ascii="Calibri" w:hAnsi="Calibri"/><w:sz w:val="20"/></w:rPr><w:t xml:space="preserve">Task 2: Identify Top Module</w:t></w:r></w:p></w:tc><w:tc><w:tcPr><w:tcW w:w="2000" w:type="dxa"/></w:tcPr><w:p><w:r><w:rPr><w:rFonts w:ascii="Calibri" w:hAnsi="Calibri"/><w:sz w:val="20"/></w:rPr><w:t xml:space="preserve">**Independently**</w:t></w:r></w:p></w:tc><w:tc><w:tcPr><w:tcW w:w="2000" w:type="dxa"/></w:tcPr><w:p><w:r><w:rPr><w:rFonts w:ascii="Calibri" w:hAnsi="Calibri"/><w:sz w:val="20"/></w:rPr><w:t xml:space="preserve">12s</w:t></w:r></w:p></w:tc><w:tc><w:tcPr><w:tcW w:w="2000" w:type="dxa"/></w:tcPr><w:p><w:r><w:rPr><w:rFonts w:ascii="Calibri" w:hAnsi="Calibri"/><w:sz w:val="20"/></w:rPr><w:t xml:space="preserve">Identified Incident Recognition &amp; Reporting (#1 priority).</w:t></w:r></w:p></w:tc></w:tr><w:tr><w:tc><w:tcPr><w:tcW w:w="2000" w:type="dxa"/></w:tcPr><w:p><w:r><w:rPr><w:rFonts w:ascii="Calibri" w:hAnsi="Calibri"/><w:sz w:val="20"/></w:rPr><w:t xml:space="preserve">Task 3: Explain Reason</w:t></w:r></w:p></w:tc><w:tc><w:tcPr><w:tcW w:w="2000" w:type="dxa"/></w:tcPr><w:p><w:r><w:rPr><w:rFonts w:ascii="Calibri" w:hAnsi="Calibri"/><w:sz w:val="20"/></w:rPr><w:t xml:space="preserve">**Independently**</w:t></w:r></w:p></w:tc><w:tc><w:tcPr><w:tcW w:w="2000" w:type="dxa"/></w:tcPr><w:p><w:r><w:rPr><w:rFonts w:ascii="Calibri" w:hAnsi="Calibri"/><w:sz w:val="20"/></w:rPr><w:t xml:space="preserve">20s</w:t></w:r></w:p></w:tc><w:tc><w:tcPr><w:tcW w:w="2000" w:type="dxa"/></w:tcPr><w:p><w:r><w:rPr><w:rFonts w:ascii="Calibri" w:hAnsi="Calibri"/><w:sz w:val="20"/></w:rPr><w:t xml:space="preserve">Noticed feedback noted reporting uncertainty.</w:t></w:r></w:p></w:tc></w:tr><w:tr><w:tc><w:tcPr><w:tcW w:w="2000" w:type="dxa"/></w:tcPr><w:p><w:r><w:rPr><w:rFonts w:ascii="Calibri" w:hAnsi="Calibri"/><w:sz w:val="20"/></w:rPr><w:t xml:space="preserve">Task 4: Practice Scenario</w:t></w:r></w:p></w:tc><w:tc><w:tcPr><w:tcW w:w="2000" w:type="dxa"/></w:tcPr><w:p><w:r><w:rPr><w:rFonts w:ascii="Calibri" w:hAnsi="Calibri"/><w:sz w:val="20"/></w:rPr><w:t xml:space="preserve">**Independently**</w:t></w:r></w:p></w:tc><w:tc><w:tcPr><w:tcW w:w="2000" w:type="dxa"/></w:tcPr><w:p><w:r><w:rPr><w:rFonts w:ascii="Calibri" w:hAnsi="Calibri"/><w:sz w:val="20"/></w:rPr><w:t xml:space="preserve">75s</w:t></w:r></w:p></w:tc><w:tc><w:tcPr><w:tcW w:w="2000" w:type="dxa"/></w:tcPr><w:p><w:r><w:rPr><w:rFonts w:ascii="Calibri" w:hAnsi="Calibri"/><w:sz w:val="20"/></w:rPr><w:t xml:space="preserve">Selected immediate password change and official reporting.</w:t></w:r></w:p></w:tc></w:tr><w:tr><w:tc><w:tcPr><w:tcW w:w="2000" w:type="dxa"/></w:tcPr><w:p><w:r><w:rPr><w:rFonts w:ascii="Calibri" w:hAnsi="Calibri"/><w:sz w:val="20"/></w:rPr><w:t xml:space="preserve">Task 5: Follow-Up Reassessment</w:t></w:r></w:p></w:tc><w:tc><w:tcPr><w:tcW w:w="2000" w:type="dxa"/></w:tcPr><w:p><w:r><w:rPr><w:rFonts w:ascii="Calibri" w:hAnsi="Calibri"/><w:sz w:val="20"/></w:rPr><w:t xml:space="preserve">**Independently**</w:t></w:r></w:p></w:tc><w:tc><w:tcPr><w:tcW w:w="2000" w:type="dxa"/></w:tcPr><w:p><w:r><w:rPr><w:rFonts w:ascii="Calibri" w:hAnsi="Calibri"/><w:sz w:val="20"/></w:rPr><w:t xml:space="preserve">28s</w:t></w:r></w:p></w:tc><w:tc><w:tcPr><w:tcW w:w="2000" w:type="dxa"/></w:tcPr><w:p><w:r><w:rPr><w:rFonts w:ascii="Calibri" w:hAnsi="Calibri"/><w:sz w:val="20"/></w:rPr><w:t xml:space="preserve">Correctly selected emergency mitigation action.</w:t></w:r></w:p></w:tc></w:tr><w:tr><w:tc><w:tcPr><w:tcW w:w="2000" w:type="dxa"/></w:tcPr><w:p><w:r><w:rPr><w:rFonts w:ascii="Calibri" w:hAnsi="Calibri"/><w:sz w:val="20"/></w:rPr><w:t xml:space="preserve">Task 6: Identify Adaptation</w:t></w:r></w:p></w:tc><w:tc><w:tcPr><w:tcW w:w="2000" w:type="dxa"/></w:tcPr><w:p><w:r><w:rPr><w:rFonts w:ascii="Calibri" w:hAnsi="Calibri"/><w:sz w:val="20"/></w:rPr><w:t xml:space="preserve">**Independently**</w:t></w:r></w:p></w:tc><w:tc><w:tcPr><w:tcW w:w="2000" w:type="dxa"/></w:tcPr><w:p><w:r><w:rPr><w:rFonts w:ascii="Calibri" w:hAnsi="Calibri"/><w:sz w:val="20"/></w:rPr><w:t xml:space="preserve">32s</w:t></w:r></w:p></w:tc><w:tc><w:tcPr><w:tcW w:w="2000" w:type="dxa"/></w:tcPr><w:p><w:r><w:rPr><w:rFonts w:ascii="Calibri" w:hAnsi="Calibri"/><w:sz w:val="20"/></w:rPr><w:t xml:space="preserve">Observed pathway updated appropriately.</w:t></w:r></w:p></w:tc></w:tr><w:tr><w:tc><w:tcPr><w:tcW w:w="2000" w:type="dxa"/></w:tcPr><w:p><w:r><w:rPr><w:rFonts w:ascii="Calibri" w:hAnsi="Calibri"/><w:sz w:val="20"/></w:rPr><w:t xml:space="preserve">Task 7: Restart Prototype</w:t></w:r></w:p></w:tc><w:tc><w:tcPr><w:tcW w:w="2000" w:type="dxa"/></w:tcPr><w:p><w:r><w:rPr><w:rFonts w:ascii="Calibri" w:hAnsi="Calibri"/><w:sz w:val="20"/></w:rPr><w:t xml:space="preserve">**Independently**</w:t></w:r></w:p></w:tc><w:tc><w:tcPr><w:tcW w:w="2000" w:type="dxa"/></w:tcPr><w:p><w:r><w:rPr><w:rFonts w:ascii="Calibri" w:hAnsi="Calibri"/><w:sz w:val="20"/></w:rPr><w:t xml:space="preserve">9s</w:t></w:r></w:p></w:tc><w:tc><w:tcPr><w:tcW w:w="2000" w:type="dxa"/></w:tcPr><w:p><w:r><w:rPr><w:rFonts w:ascii="Calibri" w:hAnsi="Calibri"/><w:sz w:val="20"/></w:rPr><w:t xml:space="preserve">Restart completed.</w:t></w:r></w:p></w:tc></w:tr></w:tbl><w:p><w:pPr><w:pStyle w:val="ListParagraph"/><w:numPr><w:ilvl w:val="0"/><w:numId w:val="1"/></w:numPr><w:spacing w:after="80"/></w:pPr><w:r><w:rPr><w:rFonts w:ascii="Calibri" w:hAnsi="Calibri"/><w:sz w:val="22"/></w:rPr><w:t xml:space="preserve">• Qualitative Feedback:</w:t></w:r></w:p><w:p><w:pPr><w:pStyle w:val="ListParagraph"/><w:numPr><w:ilvl w:val="0"/><w:numId w:val="1"/></w:numPr><w:spacing w:after="80"/></w:pPr><w:r><w:rPr><w:rFonts w:ascii="Calibri" w:hAnsi="Calibri"/><w:sz w:val="22"/></w:rPr><w:t xml:space="preserve">• *Most Helpful Feature:* &quot;Clear distinction between what to do immediately (change password) versus who to contact. Very reassuring and non-judgmental.&quot;</w:t></w:r></w:p><w:p><w:pPr><w:pStyle w:val="ListParagraph"/><w:numPr><w:ilvl w:val="0"/><w:numId w:val="1"/></w:numPr><w:spacing w:after="80"/></w:pPr><w:r><w:rPr><w:rFonts w:ascii="Calibri" w:hAnsi="Calibri"/><w:sz w:val="22"/></w:rPr><w:t xml:space="preserve">• *Confusion / Friction Points:* &quot;Nothing was confusing.&quot;</w:t></w:r></w:p><w:p><w:pPr><w:pStyle w:val="ListParagraph"/><w:numPr><w:ilvl w:val="0"/><w:numId w:val="1"/></w:numPr><w:spacing w:after="80"/></w:pPr><w:r><w:rPr><w:rFonts w:ascii="Calibri" w:hAnsi="Calibri"/><w:sz w:val="22"/></w:rPr><w:t xml:space="preserve">• *Recommendations for Improvement:* &quot;Add direct university IT contact templates or emergency report buttons.&quot;</w:t></w:r></w:p><w:p><w:pPr><w:spacing w:after="140" w:line="276" w:lineRule="auto"/></w:pPr><w:r><w:rPr><w:rFonts w:ascii="Calibri" w:hAnsi="Calibri"/><w:sz w:val="22"/><w:color w:val="1D2530"/></w:rPr><w:t xml:space="preserve">---</w:t></w:r></w:p><w:p><w:pPr><w:pStyle w:val="Heading3"/><w:spacing w:before="200" w:after="80"/></w:pPr><w:r><w:rPr><w:rFonts w:ascii="Calibri" w:hAnsi="Calibri"/><w:b/><w:sz w:val="24"/><w:color w:val="334155"/></w:rPr><w:t>Participant P06 (2nd-year LLB Law (Undergrad, 20yo))</w:t></w:r></w:p><w:p><w:pPr><w:pStyle w:val="ListParagraph"/><w:numPr><w:ilvl w:val="0"/><w:numId w:val="1"/></w:numPr><w:spacing w:after="80"/></w:pPr><w:r><w:rPr><w:rFonts w:ascii="Calibri" w:hAnsi="Calibri"/><w:sz w:val="22"/></w:rPr><w:t xml:space="preserve">• Baseline Diagnostic Habit Profile: Values privacy and confidentiality, concerned about data leaks and password reuse</w:t></w:r></w:p><w:p><w:pPr><w:pStyle w:val="ListParagraph"/><w:numPr><w:ilvl w:val="0"/><w:numId w:val="1"/></w:numPr><w:spacing w:after="80"/></w:pPr><w:r><w:rPr><w:rFonts w:ascii="Calibri" w:hAnsi="Calibri"/><w:sz w:val="22"/></w:rPr><w:t xml:space="preserve">• Diagnostic Selections:</w:t></w:r></w:p><w:p><w:pPr><w:pStyle w:val="ListParagraph"/><w:numPr><w:ilvl w:val="0"/><w:numId w:val="1"/></w:numPr><w:spacing w:after="80"/></w:pPr><w:r><w:rPr><w:rFonts w:ascii="Calibri" w:hAnsi="Calibri"/><w:sz w:val="22"/></w:rPr><w:t xml:space="preserve">• Q1 (Password): `q1_risky (Personal details)`</w:t></w:r></w:p><w:p><w:pPr><w:pStyle w:val="ListParagraph"/><w:numPr><w:ilvl w:val="0"/><w:numId w:val="1"/></w:numPr><w:spacing w:after="80"/></w:pPr><w:r><w:rPr><w:rFonts w:ascii="Calibri" w:hAnsi="Calibri"/><w:sz w:val="22"/></w:rPr><w:t xml:space="preserve">• Q2 (Phishing): `q2_protective (Official portal)`</w:t></w:r></w:p><w:p><w:pPr><w:pStyle w:val="ListParagraph"/><w:numPr><w:ilvl w:val="0"/><w:numId w:val="1"/></w:numPr><w:spacing w:after="80"/></w:pPr><w:r><w:rPr><w:rFonts w:ascii="Calibri" w:hAnsi="Calibri"/><w:sz w:val="22"/></w:rPr><w:t xml:space="preserve">• Q3 (Privacy): `q3_protective (Regular audit)`</w:t></w:r></w:p><w:p><w:pPr><w:pStyle w:val="ListParagraph"/><w:numPr><w:ilvl w:val="0"/><w:numId w:val="1"/></w:numPr><w:spacing w:after="80"/></w:pPr><w:r><w:rPr><w:rFonts w:ascii="Calibri" w:hAnsi="Calibri"/><w:sz w:val="22"/></w:rPr><w:t xml:space="preserve">• Q4 (Updates): `q4_partial (Delay several days)`</w:t></w:r></w:p><w:p><w:pPr><w:pStyle w:val="ListParagraph"/><w:numPr><w:ilvl w:val="0"/><w:numId w:val="1"/></w:numPr><w:spacing w:after="80"/></w:pPr><w:r><w:rPr><w:rFonts w:ascii="Calibri" w:hAnsi="Calibri"/><w:sz w:val="22"/></w:rPr><w:t xml:space="preserve">• Q5 (Susceptibility): `q5_protective (Gateway awareness)`</w:t></w:r></w:p><w:p><w:pPr><w:pStyle w:val="ListParagraph"/><w:numPr><w:ilvl w:val="0"/><w:numId w:val="1"/></w:numPr><w:spacing w:after="80"/></w:pPr><w:r><w:rPr><w:rFonts w:ascii="Calibri" w:hAnsi="Calibri"/><w:sz w:val="22"/></w:rPr><w:t xml:space="preserve">• Q6 (Reporting): `q6_protective (Immediate report)`</w:t></w:r></w:p><w:p><w:pPr><w:pStyle w:val="ListParagraph"/><w:numPr><w:ilvl w:val="0"/><w:numId w:val="1"/></w:numPr><w:spacing w:after="80"/></w:pPr><w:r><w:rPr><w:rFonts w:ascii="Calibri" w:hAnsi="Calibri"/><w:sz w:val="22"/></w:rPr><w:t xml:space="preserve">• Task Performance Summary:</w:t></w:r></w:p><w:p><w:pPr><w:pStyle w:val="ListParagraph"/><w:numPr><w:ilvl w:val="0"/><w:numId w:val="1"/></w:numPr><w:spacing w:after="80"/></w:pPr><w:r><w:rPr><w:rFonts w:ascii="Calibri" w:hAnsi="Calibri"/><w:sz w:val="22"/></w:rPr><w:t xml:space="preserve">• Tasks Completed: 7 / 7 (100%)</w:t></w:r></w:p><w:p><w:pPr><w:pStyle w:val="ListParagraph"/><w:numPr><w:ilvl w:val="0"/><w:numId w:val="1"/></w:numPr><w:spacing w:after="80"/></w:pPr><w:r><w:rPr><w:rFonts w:ascii="Calibri" w:hAnsi="Calibri"/><w:sz w:val="22"/></w:rPr><w:t xml:space="preserve">• Average Task Duration: 33.6 seconds</w:t></w:r></w:p><w:p><w:pPr><w:pStyle w:val="ListParagraph"/><w:numPr><w:ilvl w:val="0"/><w:numId w:val="1"/></w:numPr><w:spacing w:after="80"/></w:pPr><w:r><w:rPr><w:rFonts w:ascii="Calibri" w:hAnsi="Calibri"/><w:sz w:val="22"/></w:rPr><w:t xml:space="preserve">• Walkthrough Observations Table:</w:t></w:r></w:p><w:tbl><w:tblPr><w:tblW w:w="0" w:type="auto"/><w:tblBorders><w:top w:val="single" w:sz="4" w:space="0" w:color="CCCCCC"/><w:bottom w:val="single" w:sz="4" w:space="0" w:color="CCCCCC"/><w:insideH w:val="single" w:sz="4" w:space="0" w:color="EEEEEE"/><w:insideV w:val="none"/></w:tblBorders></w:tblPr><w:tr><w:tc><w:tcPr><w:tcW w:w="2000" w:type="dxa"/><w:shd w:val="clear" w:color="auto" w:fill="F0F4F8"/></w:tcPr><w:p><w:r><w:rPr><w:rFonts w:ascii="Calibri" w:hAnsi="Calibri"/><w:sz w:val="20"/><w:b/></w:rPr><w:t xml:space="preserve">Task Number &amp; Description</w:t></w:r></w:p></w:tc><w:tc><w:tcPr><w:tcW w:w="2000" w:type="dxa"/><w:shd w:val="clear" w:color="auto" w:fill="F0F4F8"/></w:tcPr><w:p><w:r><w:rPr><w:rFonts w:ascii="Calibri" w:hAnsi="Calibri"/><w:sz w:val="20"/><w:b/></w:rPr><w:t xml:space="preserve">Completion Status</w:t></w:r></w:p></w:tc><w:tc><w:tcPr><w:tcW w:w="2000" w:type="dxa"/><w:shd w:val="clear" w:color="auto" w:fill="F0F4F8"/></w:tcPr><w:p><w:r><w:rPr><w:rFonts w:ascii="Calibri" w:hAnsi="Calibri"/><w:sz w:val="20"/><w:b/></w:rPr><w:t xml:space="preserve">Time (s)</w:t></w:r></w:p></w:tc><w:tc><w:tcPr><w:tcW w:w="2000" w:type="dxa"/><w:shd w:val="clear" w:color="auto" w:fill="F0F4F8"/></w:tcPr><w:p><w:r><w:rPr><w:rFonts w:ascii="Calibri" w:hAnsi="Calibri"/><w:sz w:val="20"/><w:b/></w:rPr><w:t xml:space="preserve">Facilitator Observations &amp; Interaction Notes</w:t></w:r></w:p></w:tc></w:tr><w:tr><w:tc><w:tcPr><w:tcW w:w="2000" w:type="dxa"/></w:tcPr><w:p><w:r><w:rPr><w:rFonts w:ascii="Calibri" w:hAnsi="Calibri"/><w:sz w:val="20"/></w:rPr><w:t xml:space="preserve">Task 1: Complete Diagnostic</w:t></w:r></w:p></w:tc><w:tc><w:tcPr><w:tcW w:w="2000" w:type="dxa"/></w:tcPr><w:p><w:r><w:rPr><w:rFonts w:ascii="Calibri" w:hAnsi="Calibri"/><w:sz w:val="20"/></w:rPr><w:t xml:space="preserve">**Independently**</w:t></w:r></w:p></w:tc><w:tc><w:tcPr><w:tcW w:w="2000" w:type="dxa"/></w:tcPr><w:p><w:r><w:rPr><w:rFonts w:ascii="Calibri" w:hAnsi="Calibri"/><w:sz w:val="20"/></w:rPr><w:t xml:space="preserve">58s</w:t></w:r></w:p></w:tc><w:tc><w:tcPr><w:tcW w:w="2000" w:type="dxa"/></w:tcPr><w:p><w:r><w:rPr><w:rFonts w:ascii="Calibri" w:hAnsi="Calibri"/><w:sz w:val="20"/></w:rPr><w:t xml:space="preserve">Read diagnostic questions thoroughly.</w:t></w:r></w:p></w:tc></w:tr><w:tr><w:tc><w:tcPr><w:tcW w:w="2000" w:type="dxa"/></w:tcPr><w:p><w:r><w:rPr><w:rFonts w:ascii="Calibri" w:hAnsi="Calibri"/><w:sz w:val="20"/></w:rPr><w:t xml:space="preserve">Task 2: Identify Top Module</w:t></w:r></w:p></w:tc><w:tc><w:tcPr><w:tcW w:w="2000" w:type="dxa"/></w:tcPr><w:p><w:r><w:rPr><w:rFonts w:ascii="Calibri" w:hAnsi="Calibri"/><w:sz w:val="20"/></w:rPr><w:t xml:space="preserve">**Independently**</w:t></w:r></w:p></w:tc><w:tc><w:tcPr><w:tcW w:w="2000" w:type="dxa"/></w:tcPr><w:p><w:r><w:rPr><w:rFonts w:ascii="Calibri" w:hAnsi="Calibri"/><w:sz w:val="20"/></w:rPr><w:t xml:space="preserve">11s</w:t></w:r></w:p></w:tc><w:tc><w:tcPr><w:tcW w:w="2000" w:type="dxa"/></w:tcPr><w:p><w:r><w:rPr><w:rFonts w:ascii="Calibri" w:hAnsi="Calibri"/><w:sz w:val="20"/></w:rPr><w:t xml:space="preserve">Identified Password Security as top priority.</w:t></w:r></w:p></w:tc></w:tr><w:tr><w:tc><w:tcPr><w:tcW w:w="2000" w:type="dxa"/></w:tcPr><w:p><w:r><w:rPr><w:rFonts w:ascii="Calibri" w:hAnsi="Calibri"/><w:sz w:val="20"/></w:rPr><w:t xml:space="preserve">Task 3: Explain Reason</w:t></w:r></w:p></w:tc><w:tc><w:tcPr><w:tcW w:w="2000" w:type="dxa"/></w:tcPr><w:p><w:r><w:rPr><w:rFonts w:ascii="Calibri" w:hAnsi="Calibri"/><w:sz w:val="20"/></w:rPr><w:t xml:space="preserve">**Independently**</w:t></w:r></w:p></w:tc><w:tc><w:tcPr><w:tcW w:w="2000" w:type="dxa"/></w:tcPr><w:p><w:r><w:rPr><w:rFonts w:ascii="Calibri" w:hAnsi="Calibri"/><w:sz w:val="20"/></w:rPr><w:t xml:space="preserve">25s</w:t></w:r></w:p></w:tc><w:tc><w:tcPr><w:tcW w:w="2000" w:type="dxa"/></w:tcPr><w:p><w:r><w:rPr><w:rFonts w:ascii="Calibri" w:hAnsi="Calibri"/><w:sz w:val="20"/></w:rPr><w:t xml:space="preserve">Stated clearly that pet names in passwords caused high priority.</w:t></w:r></w:p></w:tc></w:tr><w:tr><w:tc><w:tcPr><w:tcW w:w="2000" w:type="dxa"/></w:tcPr><w:p><w:r><w:rPr><w:rFonts w:ascii="Calibri" w:hAnsi="Calibri"/><w:sz w:val="20"/></w:rPr><w:t xml:space="preserve">Task 4: Practice Scenario</w:t></w:r></w:p></w:tc><w:tc><w:tcPr><w:tcW w:w="2000" w:type="dxa"/></w:tcPr><w:p><w:r><w:rPr><w:rFonts w:ascii="Calibri" w:hAnsi="Calibri"/><w:sz w:val="20"/></w:rPr><w:t xml:space="preserve">**Independently**</w:t></w:r></w:p></w:tc><w:tc><w:tcPr><w:tcW w:w="2000" w:type="dxa"/></w:tcPr><w:p><w:r><w:rPr><w:rFonts w:ascii="Calibri" w:hAnsi="Calibri"/><w:sz w:val="20"/></w:rPr><w:t xml:space="preserve">68s</w:t></w:r></w:p></w:tc><w:tc><w:tcPr><w:tcW w:w="2000" w:type="dxa"/></w:tcPr><w:p><w:r><w:rPr><w:rFonts w:ascii="Calibri" w:hAnsi="Calibri"/><w:sz w:val="20"/></w:rPr><w:t xml:space="preserve">Completed passphrase scenario.</w:t></w:r></w:p></w:tc></w:tr><w:tr><w:tc><w:tcPr><w:tcW w:w="2000" w:type="dxa"/></w:tcPr><w:p><w:r><w:rPr><w:rFonts w:ascii="Calibri" w:hAnsi="Calibri"/><w:sz w:val="20"/></w:rPr><w:t xml:space="preserve">Task 5: Follow-Up Reassessment</w:t></w:r></w:p></w:tc><w:tc><w:tcPr><w:tcW w:w="2000" w:type="dxa"/></w:tcPr><w:p><w:r><w:rPr><w:rFonts w:ascii="Calibri" w:hAnsi="Calibri"/><w:sz w:val="20"/></w:rPr><w:t xml:space="preserve">**Independently**</w:t></w:r></w:p></w:tc><w:tc><w:tcPr><w:tcW w:w="2000" w:type="dxa"/></w:tcPr><w:p><w:r><w:rPr><w:rFonts w:ascii="Calibri" w:hAnsi="Calibri"/><w:sz w:val="20"/></w:rPr><w:t xml:space="preserve">32s</w:t></w:r></w:p></w:tc><w:tc><w:tcPr><w:tcW w:w="2000" w:type="dxa"/></w:tcPr><w:p><w:r><w:rPr><w:rFonts w:ascii="Calibri" w:hAnsi="Calibri"/><w:sz w:val="20"/></w:rPr><w:t xml:space="preserve">Answered MFA question correctly.</w:t></w:r></w:p></w:tc></w:tr><w:tr><w:tc><w:tcPr><w:tcW w:w="2000" w:type="dxa"/></w:tcPr><w:p><w:r><w:rPr><w:rFonts w:ascii="Calibri" w:hAnsi="Calibri"/><w:sz w:val="20"/></w:rPr><w:t xml:space="preserve">Task 6: Identify Adaptation</w:t></w:r></w:p></w:tc><w:tc><w:tcPr><w:tcW w:w="2000" w:type="dxa"/></w:tcPr><w:p><w:r><w:rPr><w:rFonts w:ascii="Calibri" w:hAnsi="Calibri"/><w:sz w:val="20"/></w:rPr><w:t xml:space="preserve">**Independently**</w:t></w:r></w:p></w:tc><w:tc><w:tcPr><w:tcW w:w="2000" w:type="dxa"/></w:tcPr><w:p><w:r><w:rPr><w:rFonts w:ascii="Calibri" w:hAnsi="Calibri"/><w:sz w:val="20"/></w:rPr><w:t xml:space="preserve">30s</w:t></w:r></w:p></w:tc><w:tc><w:tcPr><w:tcW w:w="2000" w:type="dxa"/></w:tcPr><w:p><w:r><w:rPr><w:rFonts w:ascii="Calibri" w:hAnsi="Calibri"/><w:sz w:val="20"/></w:rPr><w:t xml:space="preserve">Confirmed adaptation on Screen 5.</w:t></w:r></w:p></w:tc></w:tr><w:tr><w:tc><w:tcPr><w:tcW w:w="2000" w:type="dxa"/></w:tcPr><w:p><w:r><w:rPr><w:rFonts w:ascii="Calibri" w:hAnsi="Calibri"/><w:sz w:val="20"/></w:rPr><w:t xml:space="preserve">Task 7: Restart Prototype</w:t></w:r></w:p></w:tc><w:tc><w:tcPr><w:tcW w:w="2000" w:type="dxa"/></w:tcPr><w:p><w:r><w:rPr><w:rFonts w:ascii="Calibri" w:hAnsi="Calibri"/><w:sz w:val="20"/></w:rPr><w:t xml:space="preserve">**Independently**</w:t></w:r></w:p></w:tc><w:tc><w:tcPr><w:tcW w:w="2000" w:type="dxa"/></w:tcPr><w:p><w:r><w:rPr><w:rFonts w:ascii="Calibri" w:hAnsi="Calibri"/><w:sz w:val="20"/></w:rPr><w:t xml:space="preserve">11s</w:t></w:r></w:p></w:tc><w:tc><w:tcPr><w:tcW w:w="2000" w:type="dxa"/></w:tcPr><w:p><w:r><w:rPr><w:rFonts w:ascii="Calibri" w:hAnsi="Calibri"/><w:sz w:val="20"/></w:rPr><w:t xml:space="preserve">Restarted cleanly.</w:t></w:r></w:p></w:tc></w:tr></w:tbl><w:p><w:pPr><w:pStyle w:val="ListParagraph"/><w:numPr><w:ilvl w:val="0"/><w:numId w:val="1"/></w:numPr><w:spacing w:after="80"/></w:pPr><w:r><w:rPr><w:rFonts w:ascii="Calibri" w:hAnsi="Calibri"/><w:sz w:val="22"/></w:rPr><w:t xml:space="preserve">• Qualitative Feedback:</w:t></w:r></w:p><w:p><w:pPr><w:pStyle w:val="ListParagraph"/><w:numPr><w:ilvl w:val="0"/><w:numId w:val="1"/></w:numPr><w:spacing w:after="80"/></w:pPr><w:r><w:rPr><w:rFonts w:ascii="Calibri" w:hAnsi="Calibri"/><w:sz w:val="22"/></w:rPr><w:t xml:space="preserve">• *Most Helpful Feature:* &quot;The transparent rationale for each module rating was excellent. You always know exactly why the system is telling you to study something.&quot;</w:t></w:r></w:p><w:p><w:pPr><w:pStyle w:val="ListParagraph"/><w:numPr><w:ilvl w:val="0"/><w:numId w:val="1"/></w:numPr><w:spacing w:after="80"/></w:pPr><w:r><w:rPr><w:rFonts w:ascii="Calibri" w:hAnsi="Calibri"/><w:sz w:val="22"/></w:rPr><w:t xml:space="preserve">• *Confusion / Friction Points:* &quot;The difference between &apos;Recommended Next&apos; and &apos;Refresher&apos; could be highlighted with even stronger colour contrast.&quot;</w:t></w:r></w:p><w:p><w:pPr><w:pStyle w:val="ListParagraph"/><w:numPr><w:ilvl w:val="0"/><w:numId w:val="1"/></w:numPr><w:spacing w:after="80"/></w:pPr><w:r><w:rPr><w:rFonts w:ascii="Calibri" w:hAnsi="Calibri"/><w:sz w:val="22"/></w:rPr><w:t xml:space="preserve">• *Recommendations for Improvement:* &quot;Include legal/GDPR considerations regarding student data breaches.&quot;</w:t></w:r></w:p><w:p><w:pPr><w:spacing w:after="140" w:line="276" w:lineRule="auto"/></w:pPr><w:r><w:rPr><w:rFonts w:ascii="Calibri" w:hAnsi="Calibri"/><w:sz w:val="22"/><w:color w:val="1D2530"/></w:rPr><w:t xml:space="preserve">---</w:t></w:r></w:p><w:p><w:pPr><w:pStyle w:val="Heading3"/><w:spacing w:before="200" w:after="80"/></w:pPr><w:r><w:rPr><w:rFonts w:ascii="Calibri" w:hAnsi="Calibri"/><w:b/><w:sz w:val="24"/><w:color w:val="334155"/></w:rPr><w:t>Participant P07 (PhD Chemistry (Postgraduate Researcher, 26yo))</w:t></w:r></w:p><w:p><w:pPr><w:pStyle w:val="ListParagraph"/><w:numPr><w:ilvl w:val="0"/><w:numId w:val="1"/></w:numPr><w:spacing w:after="80"/></w:pPr><w:r><w:rPr><w:rFonts w:ascii="Calibri" w:hAnsi="Calibri"/><w:sz w:val="22"/></w:rPr><w:t xml:space="preserve">• Baseline Diagnostic Habit Profile: High academic workload, delayed software updates during lab experiment runs</w:t></w:r></w:p><w:p><w:pPr><w:pStyle w:val="ListParagraph"/><w:numPr><w:ilvl w:val="0"/><w:numId w:val="1"/></w:numPr><w:spacing w:after="80"/></w:pPr><w:r><w:rPr><w:rFonts w:ascii="Calibri" w:hAnsi="Calibri"/><w:sz w:val="22"/></w:rPr><w:t xml:space="preserve">• Diagnostic Selections:</w:t></w:r></w:p><w:p><w:pPr><w:pStyle w:val="ListParagraph"/><w:numPr><w:ilvl w:val="0"/><w:numId w:val="1"/></w:numPr><w:spacing w:after="80"/></w:pPr><w:r><w:rPr><w:rFonts w:ascii="Calibri" w:hAnsi="Calibri"/><w:sz w:val="22"/></w:rPr><w:t xml:space="preserve">• Q1 (Password): `q1_protective (Password manager)`</w:t></w:r></w:p><w:p><w:pPr><w:pStyle w:val="ListParagraph"/><w:numPr><w:ilvl w:val="0"/><w:numId w:val="1"/></w:numPr><w:spacing w:after="80"/></w:pPr><w:r><w:rPr><w:rFonts w:ascii="Calibri" w:hAnsi="Calibri"/><w:sz w:val="22"/></w:rPr><w:t xml:space="preserve">• Q2 (Phishing): `q2_protective (Official portal)`</w:t></w:r></w:p><w:p><w:pPr><w:pStyle w:val="ListParagraph"/><w:numPr><w:ilvl w:val="0"/><w:numId w:val="1"/></w:numPr><w:spacing w:after="80"/></w:pPr><w:r><w:rPr><w:rFonts w:ascii="Calibri" w:hAnsi="Calibri"/><w:sz w:val="22"/></w:rPr><w:t xml:space="preserve">• Q3 (Privacy): `q3_protective (Regular audit)`</w:t></w:r></w:p><w:p><w:pPr><w:pStyle w:val="ListParagraph"/><w:numPr><w:ilvl w:val="0"/><w:numId w:val="1"/></w:numPr><w:spacing w:after="80"/></w:pPr><w:r><w:rPr><w:rFonts w:ascii="Calibri" w:hAnsi="Calibri"/><w:sz w:val="22"/></w:rPr><w:t xml:space="preserve">• Q4 (Updates): `q4_risky (Postpone updates)`</w:t></w:r></w:p><w:p><w:pPr><w:pStyle w:val="ListParagraph"/><w:numPr><w:ilvl w:val="0"/><w:numId w:val="1"/></w:numPr><w:spacing w:after="80"/></w:pPr><w:r><w:rPr><w:rFonts w:ascii="Calibri" w:hAnsi="Calibri"/><w:sz w:val="22"/></w:rPr><w:t xml:space="preserve">• Q5 (Susceptibility): `q5_protective (Gateway awareness)`</w:t></w:r></w:p><w:p><w:pPr><w:pStyle w:val="ListParagraph"/><w:numPr><w:ilvl w:val="0"/><w:numId w:val="1"/></w:numPr><w:spacing w:after="80"/></w:pPr><w:r><w:rPr><w:rFonts w:ascii="Calibri" w:hAnsi="Calibri"/><w:sz w:val="22"/></w:rPr><w:t xml:space="preserve">• Q6 (Reporting): `q6_protective (Immediate report)`</w:t></w:r></w:p><w:p><w:pPr><w:pStyle w:val="ListParagraph"/><w:numPr><w:ilvl w:val="0"/><w:numId w:val="1"/></w:numPr><w:spacing w:after="80"/></w:pPr><w:r><w:rPr><w:rFonts w:ascii="Calibri" w:hAnsi="Calibri"/><w:sz w:val="22"/></w:rPr><w:t xml:space="preserve">• Task Performance Summary:</w:t></w:r></w:p><w:p><w:pPr><w:pStyle w:val="ListParagraph"/><w:numPr><w:ilvl w:val="0"/><w:numId w:val="1"/></w:numPr><w:spacing w:after="80"/></w:pPr><w:r><w:rPr><w:rFonts w:ascii="Calibri" w:hAnsi="Calibri"/><w:sz w:val="22"/></w:rPr><w:t xml:space="preserve">• Tasks Completed: 7 / 7 (100%)</w:t></w:r></w:p><w:p><w:pPr><w:pStyle w:val="ListParagraph"/><w:numPr><w:ilvl w:val="0"/><w:numId w:val="1"/></w:numPr><w:spacing w:after="80"/></w:pPr><w:r><w:rPr><w:rFonts w:ascii="Calibri" w:hAnsi="Calibri"/><w:sz w:val="22"/></w:rPr><w:t xml:space="preserve">• Average Task Duration: 26.1 seconds</w:t></w:r></w:p><w:p><w:pPr><w:pStyle w:val="ListParagraph"/><w:numPr><w:ilvl w:val="0"/><w:numId w:val="1"/></w:numPr><w:spacing w:after="80"/></w:pPr><w:r><w:rPr><w:rFonts w:ascii="Calibri" w:hAnsi="Calibri"/><w:sz w:val="22"/></w:rPr><w:t xml:space="preserve">• Walkthrough Observations Table:</w:t></w:r></w:p><w:tbl><w:tblPr><w:tblW w:w="0" w:type="auto"/><w:tblBorders><w:top w:val="single" w:sz="4" w:space="0" w:color="CCCCCC"/><w:bottom w:val="single" w:sz="4" w:space="0" w:color="CCCCCC"/><w:insideH w:val="single" w:sz="4" w:space="0" w:color="EEEEEE"/><w:insideV w:val="none"/></w:tblBorders></w:tblPr><w:tr><w:tc><w:tcPr><w:tcW w:w="2000" w:type="dxa"/><w:shd w:val="clear" w:color="auto" w:fill="F0F4F8"/></w:tcPr><w:p><w:r><w:rPr><w:rFonts w:ascii="Calibri" w:hAnsi="Calibri"/><w:sz w:val="20"/><w:b/></w:rPr><w:t xml:space="preserve">Task Number &amp; Description</w:t></w:r></w:p></w:tc><w:tc><w:tcPr><w:tcW w:w="2000" w:type="dxa"/><w:shd w:val="clear" w:color="auto" w:fill="F0F4F8"/></w:tcPr><w:p><w:r><w:rPr><w:rFonts w:ascii="Calibri" w:hAnsi="Calibri"/><w:sz w:val="20"/><w:b/></w:rPr><w:t xml:space="preserve">Completion Status</w:t></w:r></w:p></w:tc><w:tc><w:tcPr><w:tcW w:w="2000" w:type="dxa"/><w:shd w:val="clear" w:color="auto" w:fill="F0F4F8"/></w:tcPr><w:p><w:r><w:rPr><w:rFonts w:ascii="Calibri" w:hAnsi="Calibri"/><w:sz w:val="20"/><w:b/></w:rPr><w:t xml:space="preserve">Time (s)</w:t></w:r></w:p></w:tc><w:tc><w:tcPr><w:tcW w:w="2000" w:type="dxa"/><w:shd w:val="clear" w:color="auto" w:fill="F0F4F8"/></w:tcPr><w:p><w:r><w:rPr><w:rFonts w:ascii="Calibri" w:hAnsi="Calibri"/><w:sz w:val="20"/><w:b/></w:rPr><w:t xml:space="preserve">Facilitator Observations &amp; Interaction Notes</w:t></w:r></w:p></w:tc></w:tr><w:tr><w:tc><w:tcPr><w:tcW w:w="2000" w:type="dxa"/></w:tcPr><w:p><w:r><w:rPr><w:rFonts w:ascii="Calibri" w:hAnsi="Calibri"/><w:sz w:val="20"/></w:rPr><w:t xml:space="preserve">Task 1: Complete Diagnostic</w:t></w:r></w:p></w:tc><w:tc><w:tcPr><w:tcW w:w="2000" w:type="dxa"/></w:tcPr><w:p><w:r><w:rPr><w:rFonts w:ascii="Calibri" w:hAnsi="Calibri"/><w:sz w:val="20"/></w:rPr><w:t xml:space="preserve">**Independently**</w:t></w:r></w:p></w:tc><w:tc><w:tcPr><w:tcW w:w="2000" w:type="dxa"/></w:tcPr><w:p><w:r><w:rPr><w:rFonts w:ascii="Calibri" w:hAnsi="Calibri"/><w:sz w:val="20"/></w:rPr><w:t xml:space="preserve">45s</w:t></w:r></w:p></w:tc><w:tc><w:tcPr><w:tcW w:w="2000" w:type="dxa"/></w:tcPr><w:p><w:r><w:rPr><w:rFonts w:ascii="Calibri" w:hAnsi="Calibri"/><w:sz w:val="20"/></w:rPr><w:t xml:space="preserve">Rapid diagnostic completion.</w:t></w:r></w:p></w:tc></w:tr><w:tr><w:tc><w:tcPr><w:tcW w:w="2000" w:type="dxa"/></w:tcPr><w:p><w:r><w:rPr><w:rFonts w:ascii="Calibri" w:hAnsi="Calibri"/><w:sz w:val="20"/></w:rPr><w:t xml:space="preserve">Task 2: Identify Top Module</w:t></w:r></w:p></w:tc><w:tc><w:tcPr><w:tcW w:w="2000" w:type="dxa"/></w:tcPr><w:p><w:r><w:rPr><w:rFonts w:ascii="Calibri" w:hAnsi="Calibri"/><w:sz w:val="20"/></w:rPr><w:t xml:space="preserve">**Independently**</w:t></w:r></w:p></w:tc><w:tc><w:tcPr><w:tcW w:w="2000" w:type="dxa"/></w:tcPr><w:p><w:r><w:rPr><w:rFonts w:ascii="Calibri" w:hAnsi="Calibri"/><w:sz w:val="20"/></w:rPr><w:t xml:space="preserve">9s</w:t></w:r></w:p></w:tc><w:tc><w:tcPr><w:tcW w:w="2000" w:type="dxa"/></w:tcPr><w:p><w:r><w:rPr><w:rFonts w:ascii="Calibri" w:hAnsi="Calibri"/><w:sz w:val="20"/></w:rPr><w:t xml:space="preserve">Identified Software Updates &amp; Device Protection (#1).</w:t></w:r></w:p></w:tc></w:tr><w:tr><w:tc><w:tcPr><w:tcW w:w="2000" w:type="dxa"/></w:tcPr><w:p><w:r><w:rPr><w:rFonts w:ascii="Calibri" w:hAnsi="Calibri"/><w:sz w:val="20"/></w:rPr><w:t xml:space="preserve">Task 3: Explain Reason</w:t></w:r></w:p></w:tc><w:tc><w:tcPr><w:tcW w:w="2000" w:type="dxa"/></w:tcPr><w:p><w:r><w:rPr><w:rFonts w:ascii="Calibri" w:hAnsi="Calibri"/><w:sz w:val="20"/></w:rPr><w:t xml:space="preserve">**Independently**</w:t></w:r></w:p></w:tc><w:tc><w:tcPr><w:tcW w:w="2000" w:type="dxa"/></w:tcPr><w:p><w:r><w:rPr><w:rFonts w:ascii="Calibri" w:hAnsi="Calibri"/><w:sz w:val="20"/></w:rPr><w:t xml:space="preserve">19s</w:t></w:r></w:p></w:tc><w:tc><w:tcPr><w:tcW w:w="2000" w:type="dxa"/></w:tcPr><w:p><w:r><w:rPr><w:rFonts w:ascii="Calibri" w:hAnsi="Calibri"/><w:sz w:val="20"/></w:rPr><w:t xml:space="preserve">Recognised update postponement habit triggered priority.</w:t></w:r></w:p></w:tc></w:tr><w:tr><w:tc><w:tcPr><w:tcW w:w="2000" w:type="dxa"/></w:tcPr><w:p><w:r><w:rPr><w:rFonts w:ascii="Calibri" w:hAnsi="Calibri"/><w:sz w:val="20"/></w:rPr><w:t xml:space="preserve">Task 4: Practice Scenario</w:t></w:r></w:p></w:tc><w:tc><w:tcPr><w:tcW w:w="2000" w:type="dxa"/></w:tcPr><w:p><w:r><w:rPr><w:rFonts w:ascii="Calibri" w:hAnsi="Calibri"/><w:sz w:val="20"/></w:rPr><w:t xml:space="preserve">**Independently**</w:t></w:r></w:p></w:tc><w:tc><w:tcPr><w:tcW w:w="2000" w:type="dxa"/></w:tcPr><w:p><w:r><w:rPr><w:rFonts w:ascii="Calibri" w:hAnsi="Calibri"/><w:sz w:val="20"/></w:rPr><w:t xml:space="preserve">55s</w:t></w:r></w:p></w:tc><w:tc><w:tcPr><w:tcW w:w="2000" w:type="dxa"/></w:tcPr><w:p><w:r><w:rPr><w:rFonts w:ascii="Calibri" w:hAnsi="Calibri"/><w:sz w:val="20"/></w:rPr><w:t xml:space="preserve">Selected backup and install during study break.</w:t></w:r></w:p></w:tc></w:tr><w:tr><w:tc><w:tcPr><w:tcW w:w="2000" w:type="dxa"/></w:tcPr><w:p><w:r><w:rPr><w:rFonts w:ascii="Calibri" w:hAnsi="Calibri"/><w:sz w:val="20"/></w:rPr><w:t xml:space="preserve">Task 5: Follow-Up Reassessment</w:t></w:r></w:p></w:tc><w:tc><w:tcPr><w:tcW w:w="2000" w:type="dxa"/></w:tcPr><w:p><w:r><w:rPr><w:rFonts w:ascii="Calibri" w:hAnsi="Calibri"/><w:sz w:val="20"/></w:rPr><w:t xml:space="preserve">**Independently**</w:t></w:r></w:p></w:tc><w:tc><w:tcPr><w:tcW w:w="2000" w:type="dxa"/></w:tcPr><w:p><w:r><w:rPr><w:rFonts w:ascii="Calibri" w:hAnsi="Calibri"/><w:sz w:val="20"/></w:rPr><w:t xml:space="preserve">22s</w:t></w:r></w:p></w:tc><w:tc><w:tcPr><w:tcW w:w="2000" w:type="dxa"/></w:tcPr><w:p><w:r><w:rPr><w:rFonts w:ascii="Calibri" w:hAnsi="Calibri"/><w:sz w:val="20"/></w:rPr><w:t xml:space="preserve">Answered exploit kit follow-up correctly.</w:t></w:r></w:p></w:tc></w:tr><w:tr><w:tc><w:tcPr><w:tcW w:w="2000" w:type="dxa"/></w:tcPr><w:p><w:r><w:rPr><w:rFonts w:ascii="Calibri" w:hAnsi="Calibri"/><w:sz w:val="20"/></w:rPr><w:t xml:space="preserve">Task 6: Identify Adaptation</w:t></w:r></w:p></w:tc><w:tc><w:tcPr><w:tcW w:w="2000" w:type="dxa"/></w:tcPr><w:p><w:r><w:rPr><w:rFonts w:ascii="Calibri" w:hAnsi="Calibri"/><w:sz w:val="20"/></w:rPr><w:t xml:space="preserve">**Independently**</w:t></w:r></w:p></w:tc><w:tc><w:tcPr><w:tcW w:w="2000" w:type="dxa"/></w:tcPr><w:p><w:r><w:rPr><w:rFonts w:ascii="Calibri" w:hAnsi="Calibri"/><w:sz w:val="20"/></w:rPr><w:t xml:space="preserve">25s</w:t></w:r></w:p></w:tc><w:tc><w:tcPr><w:tcW w:w="2000" w:type="dxa"/></w:tcPr><w:p><w:r><w:rPr><w:rFonts w:ascii="Calibri" w:hAnsi="Calibri"/><w:sz w:val="20"/></w:rPr><w:t xml:space="preserve">Noticed module became Refresher (P0) / Completed.</w:t></w:r></w:p></w:tc></w:tr><w:tr><w:tc><w:tcPr><w:tcW w:w="2000" w:type="dxa"/></w:tcPr><w:p><w:r><w:rPr><w:rFonts w:ascii="Calibri" w:hAnsi="Calibri"/><w:sz w:val="20"/></w:rPr><w:t xml:space="preserve">Task 7: Restart Prototype</w:t></w:r></w:p></w:tc><w:tc><w:tcPr><w:tcW w:w="2000" w:type="dxa"/></w:tcPr><w:p><w:r><w:rPr><w:rFonts w:ascii="Calibri" w:hAnsi="Calibri"/><w:sz w:val="20"/></w:rPr><w:t xml:space="preserve">**Independently**</w:t></w:r></w:p></w:tc><w:tc><w:tcPr><w:tcW w:w="2000" w:type="dxa"/></w:tcPr><w:p><w:r><w:rPr><w:rFonts w:ascii="Calibri" w:hAnsi="Calibri"/><w:sz w:val="20"/></w:rPr><w:t xml:space="preserve">8s</w:t></w:r></w:p></w:tc><w:tc><w:tcPr><w:tcW w:w="2000" w:type="dxa"/></w:tcPr><w:p><w:r><w:rPr><w:rFonts w:ascii="Calibri" w:hAnsi="Calibri"/><w:sz w:val="20"/></w:rPr><w:t xml:space="preserve">Restarted seamlessly.</w:t></w:r></w:p></w:tc></w:tr></w:tbl><w:p><w:pPr><w:pStyle w:val="ListParagraph"/><w:numPr><w:ilvl w:val="0"/><w:numId w:val="1"/></w:numPr><w:spacing w:after="80"/></w:pPr><w:r><w:rPr><w:rFonts w:ascii="Calibri" w:hAnsi="Calibri"/><w:sz w:val="22"/></w:rPr><w:t xml:space="preserve">• Qualitative Feedback:</w:t></w:r></w:p><w:p><w:pPr><w:pStyle w:val="ListParagraph"/><w:numPr><w:ilvl w:val="0"/><w:numId w:val="1"/></w:numPr><w:spacing w:after="80"/></w:pPr><w:r><w:rPr><w:rFonts w:ascii="Calibri" w:hAnsi="Calibri"/><w:sz w:val="22"/></w:rPr><w:t xml:space="preserve">• *Most Helpful Feature:* &quot;Bite-sized format is ideal for researchers who cannot sit through 45-minute mandatory corporate training videos.&quot;</w:t></w:r></w:p><w:p><w:pPr><w:pStyle w:val="ListParagraph"/><w:numPr><w:ilvl w:val="0"/><w:numId w:val="1"/></w:numPr><w:spacing w:after="80"/></w:pPr><w:r><w:rPr><w:rFonts w:ascii="Calibri" w:hAnsi="Calibri"/><w:sz w:val="22"/></w:rPr><w:t xml:space="preserve">• *Confusion / Friction Points:* &quot;None.&quot;</w:t></w:r></w:p><w:p><w:pPr><w:pStyle w:val="ListParagraph"/><w:numPr><w:ilvl w:val="0"/><w:numId w:val="1"/></w:numPr><w:spacing w:after="80"/></w:pPr><w:r><w:rPr><w:rFonts w:ascii="Calibri" w:hAnsi="Calibri"/><w:sz w:val="22"/></w:rPr><w:t xml:space="preserve">• *Recommendations for Improvement:* &quot;Add advice on protecting lab equipment and USB data drives.&quot;</w:t></w:r></w:p><w:p><w:pPr><w:spacing w:after="140" w:line="276" w:lineRule="auto"/></w:pPr><w:r><w:rPr><w:rFonts w:ascii="Calibri" w:hAnsi="Calibri"/><w:sz w:val="22"/><w:color w:val="1D2530"/></w:rPr><w:t xml:space="preserve">---</w:t></w:r></w:p><w:p><w:pPr><w:pStyle w:val="Heading3"/><w:spacing w:before="200" w:after="80"/></w:pPr><w:r><w:rPr><w:rFonts w:ascii="Calibri" w:hAnsi="Calibri"/><w:b/><w:sz w:val="24"/><w:color w:val="334155"/></w:rPr><w:t>Participant P08 (1st-year BA English Literature (Undergrad, 19yo))</w:t></w:r></w:p><w:p><w:pPr><w:pStyle w:val="ListParagraph"/><w:numPr><w:ilvl w:val="0"/><w:numId w:val="1"/></w:numPr><w:spacing w:after="80"/></w:pPr><w:r><w:rPr><w:rFonts w:ascii="Calibri" w:hAnsi="Calibri"/><w:sz w:val="22"/></w:rPr><w:t xml:space="preserve">• Baseline Diagnostic Habit Profile: Low baseline cybersecurity self-efficacy, intimidated by technical security terminology</w:t></w:r></w:p><w:p><w:pPr><w:pStyle w:val="ListParagraph"/><w:numPr><w:ilvl w:val="0"/><w:numId w:val="1"/></w:numPr><w:spacing w:after="80"/></w:pPr><w:r><w:rPr><w:rFonts w:ascii="Calibri" w:hAnsi="Calibri"/><w:sz w:val="22"/></w:rPr><w:t xml:space="preserve">• Diagnostic Selections:</w:t></w:r></w:p><w:p><w:pPr><w:pStyle w:val="ListParagraph"/><w:numPr><w:ilvl w:val="0"/><w:numId w:val="1"/></w:numPr><w:spacing w:after="80"/></w:pPr><w:r><w:rPr><w:rFonts w:ascii="Calibri" w:hAnsi="Calibri"/><w:sz w:val="22"/></w:rPr><w:t xml:space="preserve">• Q1 (Password): `q1_unsure (Unsure on passphrases)`</w:t></w:r></w:p><w:p><w:pPr><w:pStyle w:val="ListParagraph"/><w:numPr><w:ilvl w:val="0"/><w:numId w:val="1"/></w:numPr><w:spacing w:after="80"/></w:pPr><w:r><w:rPr><w:rFonts w:ascii="Calibri" w:hAnsi="Calibri"/><w:sz w:val="22"/></w:rPr><w:t xml:space="preserve">• Q2 (Phishing): `q2_unsure (Unsure on phishing)`</w:t></w:r></w:p><w:p><w:pPr><w:pStyle w:val="ListParagraph"/><w:numPr><w:ilvl w:val="0"/><w:numId w:val="1"/></w:numPr><w:spacing w:after="80"/></w:pPr><w:r><w:rPr><w:rFonts w:ascii="Calibri" w:hAnsi="Calibri"/><w:sz w:val="22"/></w:rPr><w:t xml:space="preserve">• Q3 (Privacy): `q3_unsure (Unsure on permissions)`</w:t></w:r></w:p><w:p><w:pPr><w:pStyle w:val="ListParagraph"/><w:numPr><w:ilvl w:val="0"/><w:numId w:val="1"/></w:numPr><w:spacing w:after="80"/></w:pPr><w:r><w:rPr><w:rFonts w:ascii="Calibri" w:hAnsi="Calibri"/><w:sz w:val="22"/></w:rPr><w:t xml:space="preserve">• Q4 (Updates): `q4_unsure (Unsure on update role)`</w:t></w:r></w:p><w:p><w:pPr><w:pStyle w:val="ListParagraph"/><w:numPr><w:ilvl w:val="0"/><w:numId w:val="1"/></w:numPr><w:spacing w:after="80"/></w:pPr><w:r><w:rPr><w:rFonts w:ascii="Calibri" w:hAnsi="Calibri"/><w:sz w:val="22"/></w:rPr><w:t xml:space="preserve">• Q5 (Susceptibility): `q5_unsure (Unsure why targeted)`</w:t></w:r></w:p><w:p><w:pPr><w:pStyle w:val="ListParagraph"/><w:numPr><w:ilvl w:val="0"/><w:numId w:val="1"/></w:numPr><w:spacing w:after="80"/></w:pPr><w:r><w:rPr><w:rFonts w:ascii="Calibri" w:hAnsi="Calibri"/><w:sz w:val="22"/></w:rPr><w:t xml:space="preserve">• Q6 (Reporting): `q6_unsure (Unsure how to report)`</w:t></w:r></w:p><w:p><w:pPr><w:pStyle w:val="ListParagraph"/><w:numPr><w:ilvl w:val="0"/><w:numId w:val="1"/></w:numPr><w:spacing w:after="80"/></w:pPr><w:r><w:rPr><w:rFonts w:ascii="Calibri" w:hAnsi="Calibri"/><w:sz w:val="22"/></w:rPr><w:t xml:space="preserve">• Task Performance Summary:</w:t></w:r></w:p><w:p><w:pPr><w:pStyle w:val="ListParagraph"/><w:numPr><w:ilvl w:val="0"/><w:numId w:val="1"/></w:numPr><w:spacing w:after="80"/></w:pPr><w:r><w:rPr><w:rFonts w:ascii="Calibri" w:hAnsi="Calibri"/><w:sz w:val="22"/></w:rPr><w:t xml:space="preserve">• Tasks Completed: 7 / 7 (100%)</w:t></w:r></w:p><w:p><w:pPr><w:pStyle w:val="ListParagraph"/><w:numPr><w:ilvl w:val="0"/><w:numId w:val="1"/></w:numPr><w:spacing w:after="80"/></w:pPr><w:r><w:rPr><w:rFonts w:ascii="Calibri" w:hAnsi="Calibri"/><w:sz w:val="22"/></w:rPr><w:t xml:space="preserve">• Average Task Duration: 45.1 seconds</w:t></w:r></w:p><w:p><w:pPr><w:pStyle w:val="ListParagraph"/><w:numPr><w:ilvl w:val="0"/><w:numId w:val="1"/></w:numPr><w:spacing w:after="80"/></w:pPr><w:r><w:rPr><w:rFonts w:ascii="Calibri" w:hAnsi="Calibri"/><w:sz w:val="22"/></w:rPr><w:t xml:space="preserve">• Walkthrough Observations Table:</w:t></w:r></w:p><w:tbl><w:tblPr><w:tblW w:w="0" w:type="auto"/><w:tblBorders><w:top w:val="single" w:sz="4" w:space="0" w:color="CCCCCC"/><w:bottom w:val="single" w:sz="4" w:space="0" w:color="CCCCCC"/><w:insideH w:val="single" w:sz="4" w:space="0" w:color="EEEEEE"/><w:insideV w:val="none"/></w:tblBorders></w:tblPr><w:tr><w:tc><w:tcPr><w:tcW w:w="2000" w:type="dxa"/><w:shd w:val="clear" w:color="auto" w:fill="F0F4F8"/></w:tcPr><w:p><w:r><w:rPr><w:rFonts w:ascii="Calibri" w:hAnsi="Calibri"/><w:sz w:val="20"/><w:b/></w:rPr><w:t xml:space="preserve">Task Number &amp; Description</w:t></w:r></w:p></w:tc><w:tc><w:tcPr><w:tcW w:w="2000" w:type="dxa"/><w:shd w:val="clear" w:color="auto" w:fill="F0F4F8"/></w:tcPr><w:p><w:r><w:rPr><w:rFonts w:ascii="Calibri" w:hAnsi="Calibri"/><w:sz w:val="20"/><w:b/></w:rPr><w:t xml:space="preserve">Completion Status</w:t></w:r></w:p></w:tc><w:tc><w:tcPr><w:tcW w:w="2000" w:type="dxa"/><w:shd w:val="clear" w:color="auto" w:fill="F0F4F8"/></w:tcPr><w:p><w:r><w:rPr><w:rFonts w:ascii="Calibri" w:hAnsi="Calibri"/><w:sz w:val="20"/><w:b/></w:rPr><w:t xml:space="preserve">Time (s)</w:t></w:r></w:p></w:tc><w:tc><w:tcPr><w:tcW w:w="2000" w:type="dxa"/><w:shd w:val="clear" w:color="auto" w:fill="F0F4F8"/></w:tcPr><w:p><w:r><w:rPr><w:rFonts w:ascii="Calibri" w:hAnsi="Calibri"/><w:sz w:val="20"/><w:b/></w:rPr><w:t xml:space="preserve">Facilitator Observations &amp; Interaction Notes</w:t></w:r></w:p></w:tc></w:tr><w:tr><w:tc><w:tcPr><w:tcW w:w="2000" w:type="dxa"/></w:tcPr><w:p><w:r><w:rPr><w:rFonts w:ascii="Calibri" w:hAnsi="Calibri"/><w:sz w:val="20"/></w:rPr><w:t xml:space="preserve">Task 1: Complete Diagnostic</w:t></w:r></w:p></w:tc><w:tc><w:tcPr><w:tcW w:w="2000" w:type="dxa"/></w:tcPr><w:p><w:r><w:rPr><w:rFonts w:ascii="Calibri" w:hAnsi="Calibri"/><w:sz w:val="20"/></w:rPr><w:t xml:space="preserve">**Independently**</w:t></w:r></w:p></w:tc><w:tc><w:tcPr><w:tcW w:w="2000" w:type="dxa"/></w:tcPr><w:p><w:r><w:rPr><w:rFonts w:ascii="Calibri" w:hAnsi="Calibri"/><w:sz w:val="20"/></w:rPr><w:t xml:space="preserve">85s</w:t></w:r></w:p></w:tc><w:tc><w:tcPr><w:tcW w:w="2000" w:type="dxa"/></w:tcPr><w:p><w:r><w:rPr><w:rFonts w:ascii="Calibri" w:hAnsi="Calibri"/><w:sz w:val="20"/></w:rPr><w:t xml:space="preserve">Read descriptions carefully; selected &apos;Unsure&apos; across items.</w:t></w:r></w:p></w:tc></w:tr><w:tr><w:tc><w:tcPr><w:tcW w:w="2000" w:type="dxa"/></w:tcPr><w:p><w:r><w:rPr><w:rFonts w:ascii="Calibri" w:hAnsi="Calibri"/><w:sz w:val="20"/></w:rPr><w:t xml:space="preserve">Task 2: Identify Top Module</w:t></w:r></w:p></w:tc><w:tc><w:tcPr><w:tcW w:w="2000" w:type="dxa"/></w:tcPr><w:p><w:r><w:rPr><w:rFonts w:ascii="Calibri" w:hAnsi="Calibri"/><w:sz w:val="20"/></w:rPr><w:t xml:space="preserve">**Independently**</w:t></w:r></w:p></w:tc><w:tc><w:tcPr><w:tcW w:w="2000" w:type="dxa"/></w:tcPr><w:p><w:r><w:rPr><w:rFonts w:ascii="Calibri" w:hAnsi="Calibri"/><w:sz w:val="20"/></w:rPr><w:t xml:space="preserve">16s</w:t></w:r></w:p></w:tc><w:tc><w:tcPr><w:tcW w:w="2000" w:type="dxa"/></w:tcPr><w:p><w:r><w:rPr><w:rFonts w:ascii="Calibri" w:hAnsi="Calibri"/><w:sz w:val="20"/></w:rPr><w:t xml:space="preserve">Observed canonical ranking (Password Security #1).</w:t></w:r></w:p></w:tc></w:tr><w:tr><w:tc><w:tcPr><w:tcW w:w="2000" w:type="dxa"/></w:tcPr><w:p><w:r><w:rPr><w:rFonts w:ascii="Calibri" w:hAnsi="Calibri"/><w:sz w:val="20"/></w:rPr><w:t xml:space="preserve">Task 3: Explain Reason</w:t></w:r></w:p></w:tc><w:tc><w:tcPr><w:tcW w:w="2000" w:type="dxa"/></w:tcPr><w:p><w:r><w:rPr><w:rFonts w:ascii="Calibri" w:hAnsi="Calibri"/><w:sz w:val="20"/></w:rPr><w:t xml:space="preserve">**Independently**</w:t></w:r></w:p></w:tc><w:tc><w:tcPr><w:tcW w:w="2000" w:type="dxa"/></w:tcPr><w:p><w:r><w:rPr><w:rFonts w:ascii="Calibri" w:hAnsi="Calibri"/><w:sz w:val="20"/></w:rPr><w:t xml:space="preserve">28s</w:t></w:r></w:p></w:tc><w:tc><w:tcPr><w:tcW w:w="2000" w:type="dxa"/></w:tcPr><w:p><w:r><w:rPr><w:rFonts w:ascii="Calibri" w:hAnsi="Calibri"/><w:sz w:val="20"/></w:rPr><w:t xml:space="preserve">Noted feedback stating uncertainty caused High Priority.</w:t></w:r></w:p></w:tc></w:tr><w:tr><w:tc><w:tcPr><w:tcW w:w="2000" w:type="dxa"/></w:tcPr><w:p><w:r><w:rPr><w:rFonts w:ascii="Calibri" w:hAnsi="Calibri"/><w:sz w:val="20"/></w:rPr><w:t xml:space="preserve">Task 4: Practice Scenario</w:t></w:r></w:p></w:tc><w:tc><w:tcPr><w:tcW w:w="2000" w:type="dxa"/></w:tcPr><w:p><w:r><w:rPr><w:rFonts w:ascii="Calibri" w:hAnsi="Calibri"/><w:sz w:val="20"/></w:rPr><w:t xml:space="preserve">**With Help**</w:t></w:r></w:p></w:tc><w:tc><w:tcPr><w:tcW w:w="2000" w:type="dxa"/></w:tcPr><w:p><w:r><w:rPr><w:rFonts w:ascii="Calibri" w:hAnsi="Calibri"/><w:sz w:val="20"/></w:rPr><w:t xml:space="preserve">95s</w:t></w:r></w:p></w:tc><w:tc><w:tcPr><w:tcW w:w="2000" w:type="dxa"/></w:tcPr><w:p><w:r><w:rPr><w:rFonts w:ascii="Calibri" w:hAnsi="Calibri"/><w:sz w:val="20"/></w:rPr><w:t xml:space="preserve">Asked facilitator for clarification on passphrase concept; selected correct answer.</w:t></w:r></w:p></w:tc></w:tr><w:tr><w:tc><w:tcPr><w:tcW w:w="2000" w:type="dxa"/></w:tcPr><w:p><w:r><w:rPr><w:rFonts w:ascii="Calibri" w:hAnsi="Calibri"/><w:sz w:val="20"/></w:rPr><w:t xml:space="preserve">Task 5: Follow-Up Reassessment</w:t></w:r></w:p></w:tc><w:tc><w:tcPr><w:tcW w:w="2000" w:type="dxa"/></w:tcPr><w:p><w:r><w:rPr><w:rFonts w:ascii="Calibri" w:hAnsi="Calibri"/><w:sz w:val="20"/></w:rPr><w:t xml:space="preserve">**Independently**</w:t></w:r></w:p></w:tc><w:tc><w:tcPr><w:tcW w:w="2000" w:type="dxa"/></w:tcPr><w:p><w:r><w:rPr><w:rFonts w:ascii="Calibri" w:hAnsi="Calibri"/><w:sz w:val="20"/></w:rPr><w:t xml:space="preserve">40s</w:t></w:r></w:p></w:tc><w:tc><w:tcPr><w:tcW w:w="2000" w:type="dxa"/></w:tcPr><w:p><w:r><w:rPr><w:rFonts w:ascii="Calibri" w:hAnsi="Calibri"/><w:sz w:val="20"/></w:rPr><w:t xml:space="preserve">Selected correct MFA answer.</w:t></w:r></w:p></w:tc></w:tr><w:tr><w:tc><w:tcPr><w:tcW w:w="2000" w:type="dxa"/></w:tcPr><w:p><w:r><w:rPr><w:rFonts w:ascii="Calibri" w:hAnsi="Calibri"/><w:sz w:val="20"/></w:rPr><w:t xml:space="preserve">Task 6: Identify Adaptation</w:t></w:r></w:p></w:tc><w:tc><w:tcPr><w:tcW w:w="2000" w:type="dxa"/></w:tcPr><w:p><w:r><w:rPr><w:rFonts w:ascii="Calibri" w:hAnsi="Calibri"/><w:sz w:val="20"/></w:rPr><w:t xml:space="preserve">**Independently**</w:t></w:r></w:p></w:tc><w:tc><w:tcPr><w:tcW w:w="2000" w:type="dxa"/></w:tcPr><w:p><w:r><w:rPr><w:rFonts w:ascii="Calibri" w:hAnsi="Calibri"/><w:sz w:val="20"/></w:rPr><w:t xml:space="preserve">38s</w:t></w:r></w:p></w:tc><w:tc><w:tcPr><w:tcW w:w="2000" w:type="dxa"/></w:tcPr><w:p><w:r><w:rPr><w:rFonts w:ascii="Calibri" w:hAnsi="Calibri"/><w:sz w:val="20"/></w:rPr><w:t xml:space="preserve">Observed priority updated to Recommended Next.</w:t></w:r></w:p></w:tc></w:tr><w:tr><w:tc><w:tcPr><w:tcW w:w="2000" w:type="dxa"/></w:tcPr><w:p><w:r><w:rPr><w:rFonts w:ascii="Calibri" w:hAnsi="Calibri"/><w:sz w:val="20"/></w:rPr><w:t xml:space="preserve">Task 7: Restart Prototype</w:t></w:r></w:p></w:tc><w:tc><w:tcPr><w:tcW w:w="2000" w:type="dxa"/></w:tcPr><w:p><w:r><w:rPr><w:rFonts w:ascii="Calibri" w:hAnsi="Calibri"/><w:sz w:val="20"/></w:rPr><w:t xml:space="preserve">**Independently**</w:t></w:r></w:p></w:tc><w:tc><w:tcPr><w:tcW w:w="2000" w:type="dxa"/></w:tcPr><w:p><w:r><w:rPr><w:rFonts w:ascii="Calibri" w:hAnsi="Calibri"/><w:sz w:val="20"/></w:rPr><w:t xml:space="preserve">14s</w:t></w:r></w:p></w:tc><w:tc><w:tcPr><w:tcW w:w="2000" w:type="dxa"/></w:tcPr><w:p><w:r><w:rPr><w:rFonts w:ascii="Calibri" w:hAnsi="Calibri"/><w:sz w:val="20"/></w:rPr><w:t xml:space="preserve">Restarted cleanly.</w:t></w:r></w:p></w:tc></w:tr></w:tbl><w:p><w:pPr><w:pStyle w:val="ListParagraph"/><w:numPr><w:ilvl w:val="0"/><w:numId w:val="1"/></w:numPr><w:spacing w:after="80"/></w:pPr><w:r><w:rPr><w:rFonts w:ascii="Calibri" w:hAnsi="Calibri"/><w:sz w:val="22"/></w:rPr><w:t xml:space="preserve">• Qualitative Feedback:</w:t></w:r></w:p><w:p><w:pPr><w:pStyle w:val="ListParagraph"/><w:numPr><w:ilvl w:val="0"/><w:numId w:val="1"/></w:numPr><w:spacing w:after="80"/></w:pPr><w:r><w:rPr><w:rFonts w:ascii="Calibri" w:hAnsi="Calibri"/><w:sz w:val="22"/></w:rPr><w:t xml:space="preserve">• *Most Helpful Feature:* &quot;Very comforting that selecting &apos;Unsure&apos; didn&apos;t make me feel stupid, but instead gave me supportive explanations.&quot;</w:t></w:r></w:p><w:p><w:pPr><w:pStyle w:val="ListParagraph"/><w:numPr><w:ilvl w:val="0"/><w:numId w:val="1"/></w:numPr><w:spacing w:after="80"/></w:pPr><w:r><w:rPr><w:rFonts w:ascii="Calibri" w:hAnsi="Calibri"/><w:sz w:val="22"/></w:rPr><w:t xml:space="preserve">• *Confusion / Friction Points:* &quot;The term &apos;cryptographic entropy&apos; in the scenario reason was a bit heavy.&quot;</w:t></w:r></w:p><w:p><w:pPr><w:pStyle w:val="ListParagraph"/><w:numPr><w:ilvl w:val="0"/><w:numId w:val="1"/></w:numPr><w:spacing w:after="80"/></w:pPr><w:r><w:rPr><w:rFonts w:ascii="Calibri" w:hAnsi="Calibri"/><w:sz w:val="22"/></w:rPr><w:t xml:space="preserve">• *Recommendations for Improvement:* &quot;Replace terms like &apos;entropy&apos; with &apos;unpredictability&apos;.&quot;</w:t></w:r></w:p><w:p><w:pPr><w:spacing w:after="140" w:line="276" w:lineRule="auto"/></w:pPr><w:r><w:rPr><w:rFonts w:ascii="Calibri" w:hAnsi="Calibri"/><w:sz w:val="22"/><w:color w:val="1D2530"/></w:rPr><w:t xml:space="preserve">---</w:t></w:r></w:p><w:p><w:pPr><w:pStyle w:val="Heading3"/><w:spacing w:before="200" w:after="80"/></w:pPr><w:r><w:rPr><w:rFonts w:ascii="Calibri" w:hAnsi="Calibri"/><w:b/><w:sz w:val="24"/><w:color w:val="334155"/></w:rPr><w:t>Participant P09 (3rd-year BSc Economics &amp; Finance (Undergrad, 21yo))</w:t></w:r></w:p><w:p><w:pPr><w:pStyle w:val="ListParagraph"/><w:numPr><w:ilvl w:val="0"/><w:numId w:val="1"/></w:numPr><w:spacing w:after="80"/></w:pPr><w:r><w:rPr><w:rFonts w:ascii="Calibri" w:hAnsi="Calibri"/><w:sz w:val="22"/></w:rPr><w:t xml:space="preserve">• Baseline Diagnostic Habit Profile: Active online banking user, uses separate email for university and personal finance</w:t></w:r></w:p><w:p><w:pPr><w:pStyle w:val="ListParagraph"/><w:numPr><w:ilvl w:val="0"/><w:numId w:val="1"/></w:numPr><w:spacing w:after="80"/></w:pPr><w:r><w:rPr><w:rFonts w:ascii="Calibri" w:hAnsi="Calibri"/><w:sz w:val="22"/></w:rPr><w:t xml:space="preserve">• Diagnostic Selections:</w:t></w:r></w:p><w:p><w:pPr><w:pStyle w:val="ListParagraph"/><w:numPr><w:ilvl w:val="0"/><w:numId w:val="1"/></w:numPr><w:spacing w:after="80"/></w:pPr><w:r><w:rPr><w:rFonts w:ascii="Calibri" w:hAnsi="Calibri"/><w:sz w:val="22"/></w:rPr><w:t xml:space="preserve">• Q1 (Password): `q1_partial (Memory without manager)`</w:t></w:r></w:p><w:p><w:pPr><w:pStyle w:val="ListParagraph"/><w:numPr><w:ilvl w:val="0"/><w:numId w:val="1"/></w:numPr><w:spacing w:after="80"/></w:pPr><w:r><w:rPr><w:rFonts w:ascii="Calibri" w:hAnsi="Calibri"/><w:sz w:val="22"/></w:rPr><w:t xml:space="preserve">• Q2 (Phishing): `q2_protective (Official portal)`</w:t></w:r></w:p><w:p><w:pPr><w:pStyle w:val="ListParagraph"/><w:numPr><w:ilvl w:val="0"/><w:numId w:val="1"/></w:numPr><w:spacing w:after="80"/></w:pPr><w:r><w:rPr><w:rFonts w:ascii="Calibri" w:hAnsi="Calibri"/><w:sz w:val="22"/></w:rPr><w:t xml:space="preserve">• Q3 (Privacy): `q3_partial (Occasional review)`</w:t></w:r></w:p><w:p><w:pPr><w:pStyle w:val="ListParagraph"/><w:numPr><w:ilvl w:val="0"/><w:numId w:val="1"/></w:numPr><w:spacing w:after="80"/></w:pPr><w:r><w:rPr><w:rFonts w:ascii="Calibri" w:hAnsi="Calibri"/><w:sz w:val="22"/></w:rPr><w:t xml:space="preserve">• Q4 (Updates): `q4_protective (Auto updates)`</w:t></w:r></w:p><w:p><w:pPr><w:pStyle w:val="ListParagraph"/><w:numPr><w:ilvl w:val="0"/><w:numId w:val="1"/></w:numPr><w:spacing w:after="80"/></w:pPr><w:r><w:rPr><w:rFonts w:ascii="Calibri" w:hAnsi="Calibri"/><w:sz w:val="22"/></w:rPr><w:t xml:space="preserve">• Q5 (Susceptibility): `q5_protective (Gateway awareness)`</w:t></w:r></w:p><w:p><w:pPr><w:pStyle w:val="ListParagraph"/><w:numPr><w:ilvl w:val="0"/><w:numId w:val="1"/></w:numPr><w:spacing w:after="80"/></w:pPr><w:r><w:rPr><w:rFonts w:ascii="Calibri" w:hAnsi="Calibri"/><w:sz w:val="22"/></w:rPr><w:t xml:space="preserve">• Q6 (Reporting): `q6_partial (Attempt fix alone)`</w:t></w:r></w:p><w:p><w:pPr><w:pStyle w:val="ListParagraph"/><w:numPr><w:ilvl w:val="0"/><w:numId w:val="1"/></w:numPr><w:spacing w:after="80"/></w:pPr><w:r><w:rPr><w:rFonts w:ascii="Calibri" w:hAnsi="Calibri"/><w:sz w:val="22"/></w:rPr><w:t xml:space="preserve">• Task Performance Summary:</w:t></w:r></w:p><w:p><w:pPr><w:pStyle w:val="ListParagraph"/><w:numPr><w:ilvl w:val="0"/><w:numId w:val="1"/></w:numPr><w:spacing w:after="80"/></w:pPr><w:r><w:rPr><w:rFonts w:ascii="Calibri" w:hAnsi="Calibri"/><w:sz w:val="22"/></w:rPr><w:t xml:space="preserve">• Tasks Completed: 7 / 7 (100%)</w:t></w:r></w:p><w:p><w:pPr><w:pStyle w:val="ListParagraph"/><w:numPr><w:ilvl w:val="0"/><w:numId w:val="1"/></w:numPr><w:spacing w:after="80"/></w:pPr><w:r><w:rPr><w:rFonts w:ascii="Calibri" w:hAnsi="Calibri"/><w:sz w:val="22"/></w:rPr><w:t xml:space="preserve">• Average Task Duration: 29.7 seconds</w:t></w:r></w:p><w:p><w:pPr><w:pStyle w:val="ListParagraph"/><w:numPr><w:ilvl w:val="0"/><w:numId w:val="1"/></w:numPr><w:spacing w:after="80"/></w:pPr><w:r><w:rPr><w:rFonts w:ascii="Calibri" w:hAnsi="Calibri"/><w:sz w:val="22"/></w:rPr><w:t xml:space="preserve">• Walkthrough Observations Table:</w:t></w:r></w:p><w:tbl><w:tblPr><w:tblW w:w="0" w:type="auto"/><w:tblBorders><w:top w:val="single" w:sz="4" w:space="0" w:color="CCCCCC"/><w:bottom w:val="single" w:sz="4" w:space="0" w:color="CCCCCC"/><w:insideH w:val="single" w:sz="4" w:space="0" w:color="EEEEEE"/><w:insideV w:val="none"/></w:tblBorders></w:tblPr><w:tr><w:tc><w:tcPr><w:tcW w:w="2000" w:type="dxa"/><w:shd w:val="clear" w:color="auto" w:fill="F0F4F8"/></w:tcPr><w:p><w:r><w:rPr><w:rFonts w:ascii="Calibri" w:hAnsi="Calibri"/><w:sz w:val="20"/><w:b/></w:rPr><w:t xml:space="preserve">Task Number &amp; Description</w:t></w:r></w:p></w:tc><w:tc><w:tcPr><w:tcW w:w="2000" w:type="dxa"/><w:shd w:val="clear" w:color="auto" w:fill="F0F4F8"/></w:tcPr><w:p><w:r><w:rPr><w:rFonts w:ascii="Calibri" w:hAnsi="Calibri"/><w:sz w:val="20"/><w:b/></w:rPr><w:t xml:space="preserve">Completion Status</w:t></w:r></w:p></w:tc><w:tc><w:tcPr><w:tcW w:w="2000" w:type="dxa"/><w:shd w:val="clear" w:color="auto" w:fill="F0F4F8"/></w:tcPr><w:p><w:r><w:rPr><w:rFonts w:ascii="Calibri" w:hAnsi="Calibri"/><w:sz w:val="20"/><w:b/></w:rPr><w:t xml:space="preserve">Time (s)</w:t></w:r></w:p></w:tc><w:tc><w:tcPr><w:tcW w:w="2000" w:type="dxa"/><w:shd w:val="clear" w:color="auto" w:fill="F0F4F8"/></w:tcPr><w:p><w:r><w:rPr><w:rFonts w:ascii="Calibri" w:hAnsi="Calibri"/><w:sz w:val="20"/><w:b/></w:rPr><w:t xml:space="preserve">Facilitator Observations &amp; Interaction Notes</w:t></w:r></w:p></w:tc></w:tr><w:tr><w:tc><w:tcPr><w:tcW w:w="2000" w:type="dxa"/></w:tcPr><w:p><w:r><w:rPr><w:rFonts w:ascii="Calibri" w:hAnsi="Calibri"/><w:sz w:val="20"/></w:rPr><w:t xml:space="preserve">Task 1: Complete Diagnostic</w:t></w:r></w:p></w:tc><w:tc><w:tcPr><w:tcW w:w="2000" w:type="dxa"/></w:tcPr><w:p><w:r><w:rPr><w:rFonts w:ascii="Calibri" w:hAnsi="Calibri"/><w:sz w:val="20"/></w:rPr><w:t xml:space="preserve">**Independently**</w:t></w:r></w:p></w:tc><w:tc><w:tcPr><w:tcW w:w="2000" w:type="dxa"/></w:tcPr><w:p><w:r><w:rPr><w:rFonts w:ascii="Calibri" w:hAnsi="Calibri"/><w:sz w:val="20"/></w:rPr><w:t xml:space="preserve">50s</w:t></w:r></w:p></w:tc><w:tc><w:tcPr><w:tcW w:w="2000" w:type="dxa"/></w:tcPr><w:p><w:r><w:rPr><w:rFonts w:ascii="Calibri" w:hAnsi="Calibri"/><w:sz w:val="20"/></w:rPr><w:t xml:space="preserve">Swift diagnostic completion.</w:t></w:r></w:p></w:tc></w:tr><w:tr><w:tc><w:tcPr><w:tcW w:w="2000" w:type="dxa"/></w:tcPr><w:p><w:r><w:rPr><w:rFonts w:ascii="Calibri" w:hAnsi="Calibri"/><w:sz w:val="20"/></w:rPr><w:t xml:space="preserve">Task 2: Identify Top Module</w:t></w:r></w:p></w:tc><w:tc><w:tcPr><w:tcW w:w="2000" w:type="dxa"/></w:tcPr><w:p><w:r><w:rPr><w:rFonts w:ascii="Calibri" w:hAnsi="Calibri"/><w:sz w:val="20"/></w:rPr><w:t xml:space="preserve">**Independently**</w:t></w:r></w:p></w:tc><w:tc><w:tcPr><w:tcW w:w="2000" w:type="dxa"/></w:tcPr><w:p><w:r><w:rPr><w:rFonts w:ascii="Calibri" w:hAnsi="Calibri"/><w:sz w:val="20"/></w:rPr><w:t xml:space="preserve">11s</w:t></w:r></w:p></w:tc><w:tc><w:tcPr><w:tcW w:w="2000" w:type="dxa"/></w:tcPr><w:p><w:r><w:rPr><w:rFonts w:ascii="Calibri" w:hAnsi="Calibri"/><w:sz w:val="20"/></w:rPr><w:t xml:space="preserve">Identified Password Security as top priority.</w:t></w:r></w:p></w:tc></w:tr><w:tr><w:tc><w:tcPr><w:tcW w:w="2000" w:type="dxa"/></w:tcPr><w:p><w:r><w:rPr><w:rFonts w:ascii="Calibri" w:hAnsi="Calibri"/><w:sz w:val="20"/></w:rPr><w:t xml:space="preserve">Task 3: Explain Reason</w:t></w:r></w:p></w:tc><w:tc><w:tcPr><w:tcW w:w="2000" w:type="dxa"/></w:tcPr><w:p><w:r><w:rPr><w:rFonts w:ascii="Calibri" w:hAnsi="Calibri"/><w:sz w:val="20"/></w:rPr><w:t xml:space="preserve">**Independently**</w:t></w:r></w:p></w:tc><w:tc><w:tcPr><w:tcW w:w="2000" w:type="dxa"/></w:tcPr><w:p><w:r><w:rPr><w:rFonts w:ascii="Calibri" w:hAnsi="Calibri"/><w:sz w:val="20"/></w:rPr><w:t xml:space="preserve">21s</w:t></w:r></w:p></w:tc><w:tc><w:tcPr><w:tcW w:w="2000" w:type="dxa"/></w:tcPr><w:p><w:r><w:rPr><w:rFonts w:ascii="Calibri" w:hAnsi="Calibri"/><w:sz w:val="20"/></w:rPr><w:t xml:space="preserve">Understood password manager absence drove recommendation.</w:t></w:r></w:p></w:tc></w:tr><w:tr><w:tc><w:tcPr><w:tcW w:w="2000" w:type="dxa"/></w:tcPr><w:p><w:r><w:rPr><w:rFonts w:ascii="Calibri" w:hAnsi="Calibri"/><w:sz w:val="20"/></w:rPr><w:t xml:space="preserve">Task 4: Practice Scenario</w:t></w:r></w:p></w:tc><w:tc><w:tcPr><w:tcW w:w="2000" w:type="dxa"/></w:tcPr><w:p><w:r><w:rPr><w:rFonts w:ascii="Calibri" w:hAnsi="Calibri"/><w:sz w:val="20"/></w:rPr><w:t xml:space="preserve">**Independently**</w:t></w:r></w:p></w:tc><w:tc><w:tcPr><w:tcW w:w="2000" w:type="dxa"/></w:tcPr><w:p><w:r><w:rPr><w:rFonts w:ascii="Calibri" w:hAnsi="Calibri"/><w:sz w:val="20"/></w:rPr><w:t xml:space="preserve">62s</w:t></w:r></w:p></w:tc><w:tc><w:tcPr><w:tcW w:w="2000" w:type="dxa"/></w:tcPr><w:p><w:r><w:rPr><w:rFonts w:ascii="Calibri" w:hAnsi="Calibri"/><w:sz w:val="20"/></w:rPr><w:t xml:space="preserve">Completed 3 random words scenario.</w:t></w:r></w:p></w:tc></w:tr><w:tr><w:tc><w:tcPr><w:tcW w:w="2000" w:type="dxa"/></w:tcPr><w:p><w:r><w:rPr><w:rFonts w:ascii="Calibri" w:hAnsi="Calibri"/><w:sz w:val="20"/></w:rPr><w:t xml:space="preserve">Task 5: Follow-Up Reassessment</w:t></w:r></w:p></w:tc><w:tc><w:tcPr><w:tcW w:w="2000" w:type="dxa"/></w:tcPr><w:p><w:r><w:rPr><w:rFonts w:ascii="Calibri" w:hAnsi="Calibri"/><w:sz w:val="20"/></w:rPr><w:t xml:space="preserve">**Independently**</w:t></w:r></w:p></w:tc><w:tc><w:tcPr><w:tcW w:w="2000" w:type="dxa"/></w:tcPr><w:p><w:r><w:rPr><w:rFonts w:ascii="Calibri" w:hAnsi="Calibri"/><w:sz w:val="20"/></w:rPr><w:t xml:space="preserve">26s</w:t></w:r></w:p></w:tc><w:tc><w:tcPr><w:tcW w:w="2000" w:type="dxa"/></w:tcPr><w:p><w:r><w:rPr><w:rFonts w:ascii="Calibri" w:hAnsi="Calibri"/><w:sz w:val="20"/></w:rPr><w:t xml:space="preserve">Answered MFA follow-up correctly.</w:t></w:r></w:p></w:tc></w:tr><w:tr><w:tc><w:tcPr><w:tcW w:w="2000" w:type="dxa"/></w:tcPr><w:p><w:r><w:rPr><w:rFonts w:ascii="Calibri" w:hAnsi="Calibri"/><w:sz w:val="20"/></w:rPr><w:t xml:space="preserve">Task 6: Identify Adaptation</w:t></w:r></w:p></w:tc><w:tc><w:tcPr><w:tcW w:w="2000" w:type="dxa"/></w:tcPr><w:p><w:r><w:rPr><w:rFonts w:ascii="Calibri" w:hAnsi="Calibri"/><w:sz w:val="20"/></w:rPr><w:t xml:space="preserve">**Independently**</w:t></w:r></w:p></w:tc><w:tc><w:tcPr><w:tcW w:w="2000" w:type="dxa"/></w:tcPr><w:p><w:r><w:rPr><w:rFonts w:ascii="Calibri" w:hAnsi="Calibri"/><w:sz w:val="20"/></w:rPr><w:t xml:space="preserve">29s</w:t></w:r></w:p></w:tc><w:tc><w:tcPr><w:tcW w:w="2000" w:type="dxa"/></w:tcPr><w:p><w:r><w:rPr><w:rFonts w:ascii="Calibri" w:hAnsi="Calibri"/><w:sz w:val="20"/></w:rPr><w:t xml:space="preserve">Noticed module status marked completed.</w:t></w:r></w:p></w:tc></w:tr><w:tr><w:tc><w:tcPr><w:tcW w:w="2000" w:type="dxa"/></w:tcPr><w:p><w:r><w:rPr><w:rFonts w:ascii="Calibri" w:hAnsi="Calibri"/><w:sz w:val="20"/></w:rPr><w:t xml:space="preserve">Task 7: Restart Prototype</w:t></w:r></w:p></w:tc><w:tc><w:tcPr><w:tcW w:w="2000" w:type="dxa"/></w:tcPr><w:p><w:r><w:rPr><w:rFonts w:ascii="Calibri" w:hAnsi="Calibri"/><w:sz w:val="20"/></w:rPr><w:t xml:space="preserve">**Independently**</w:t></w:r></w:p></w:tc><w:tc><w:tcPr><w:tcW w:w="2000" w:type="dxa"/></w:tcPr><w:p><w:r><w:rPr><w:rFonts w:ascii="Calibri" w:hAnsi="Calibri"/><w:sz w:val="20"/></w:rPr><w:t xml:space="preserve">9s</w:t></w:r></w:p></w:tc><w:tc><w:tcPr><w:tcW w:w="2000" w:type="dxa"/></w:tcPr><w:p><w:r><w:rPr><w:rFonts w:ascii="Calibri" w:hAnsi="Calibri"/><w:sz w:val="20"/></w:rPr><w:t xml:space="preserve">Restarted cleanly.</w:t></w:r></w:p></w:tc></w:tr></w:tbl><w:p><w:pPr><w:pStyle w:val="ListParagraph"/><w:numPr><w:ilvl w:val="0"/><w:numId w:val="1"/></w:numPr><w:spacing w:after="80"/></w:pPr><w:r><w:rPr><w:rFonts w:ascii="Calibri" w:hAnsi="Calibri"/><w:sz w:val="22"/></w:rPr><w:t xml:space="preserve">• Qualitative Feedback:</w:t></w:r></w:p><w:p><w:pPr><w:pStyle w:val="ListParagraph"/><w:numPr><w:ilvl w:val="0"/><w:numId w:val="1"/></w:numPr><w:spacing w:after="80"/></w:pPr><w:r><w:rPr><w:rFonts w:ascii="Calibri" w:hAnsi="Calibri"/><w:sz w:val="22"/></w:rPr><w:t xml:space="preserve">• *Most Helpful Feature:* &quot;Realistic scenarios reflecting university student accounts. Good pacing.&quot;</w:t></w:r></w:p><w:p><w:pPr><w:pStyle w:val="ListParagraph"/><w:numPr><w:ilvl w:val="0"/><w:numId w:val="1"/></w:numPr><w:spacing w:after="80"/></w:pPr><w:r><w:rPr><w:rFonts w:ascii="Calibri" w:hAnsi="Calibri"/><w:sz w:val="22"/></w:rPr><w:t xml:space="preserve">• *Confusion / Friction Points:* &quot;None.&quot;</w:t></w:r></w:p><w:p><w:pPr><w:pStyle w:val="ListParagraph"/><w:numPr><w:ilvl w:val="0"/><w:numId w:val="1"/></w:numPr><w:spacing w:after="80"/></w:pPr><w:r><w:rPr><w:rFonts w:ascii="Calibri" w:hAnsi="Calibri"/><w:sz w:val="22"/></w:rPr><w:t xml:space="preserve">• *Recommendations for Improvement:* &quot;Add guidance on shared student flat Wi-Fi networks.&quot;</w:t></w:r></w:p><w:p><w:pPr><w:spacing w:after="140" w:line="276" w:lineRule="auto"/></w:pPr><w:r><w:rPr><w:rFonts w:ascii="Calibri" w:hAnsi="Calibri"/><w:sz w:val="22"/><w:color w:val="1D2530"/></w:rPr><w:t xml:space="preserve">---</w:t></w:r></w:p><w:p><w:pPr><w:pStyle w:val="Heading3"/><w:spacing w:before="200" w:after="80"/></w:pPr><w:r><w:rPr><w:rFonts w:ascii="Calibri" w:hAnsi="Calibri"/><w:b/><w:sz w:val="24"/><w:color w:val="334155"/></w:rPr><w:t>Participant P10 (MSc Data Science &amp; AI (Postgrad, 23yo))</w:t></w:r></w:p><w:p><w:pPr><w:pStyle w:val="ListParagraph"/><w:numPr><w:ilvl w:val="0"/><w:numId w:val="1"/></w:numPr><w:spacing w:after="80"/></w:pPr><w:r><w:rPr><w:rFonts w:ascii="Calibri" w:hAnsi="Calibri"/><w:sz w:val="22"/></w:rPr><w:t xml:space="preserve">• Baseline Diagnostic Habit Profile: High technical literacy, interested in algorithmic recommendation logic</w:t></w:r></w:p><w:p><w:pPr><w:pStyle w:val="ListParagraph"/><w:numPr><w:ilvl w:val="0"/><w:numId w:val="1"/></w:numPr><w:spacing w:after="80"/></w:pPr><w:r><w:rPr><w:rFonts w:ascii="Calibri" w:hAnsi="Calibri"/><w:sz w:val="22"/></w:rPr><w:t xml:space="preserve">• Diagnostic Selections:</w:t></w:r></w:p><w:p><w:pPr><w:pStyle w:val="ListParagraph"/><w:numPr><w:ilvl w:val="0"/><w:numId w:val="1"/></w:numPr><w:spacing w:after="80"/></w:pPr><w:r><w:rPr><w:rFonts w:ascii="Calibri" w:hAnsi="Calibri"/><w:sz w:val="22"/></w:rPr><w:t xml:space="preserve">• Q1 (Password): `q1_risky (Personal details)`</w:t></w:r></w:p><w:p><w:pPr><w:pStyle w:val="ListParagraph"/><w:numPr><w:ilvl w:val="0"/><w:numId w:val="1"/></w:numPr><w:spacing w:after="80"/></w:pPr><w:r><w:rPr><w:rFonts w:ascii="Calibri" w:hAnsi="Calibri"/><w:sz w:val="22"/></w:rPr><w:t xml:space="preserve">• Q2 (Phishing): `q2_risky (Click link immediately)`</w:t></w:r></w:p><w:p><w:pPr><w:pStyle w:val="ListParagraph"/><w:numPr><w:ilvl w:val="0"/><w:numId w:val="1"/></w:numPr><w:spacing w:after="80"/></w:pPr><w:r><w:rPr><w:rFonts w:ascii="Calibri" w:hAnsi="Calibri"/><w:sz w:val="22"/></w:rPr><w:t xml:space="preserve">• Q3 (Privacy): `q3_partial (Occasional review)`</w:t></w:r></w:p><w:p><w:pPr><w:pStyle w:val="ListParagraph"/><w:numPr><w:ilvl w:val="0"/><w:numId w:val="1"/></w:numPr><w:spacing w:after="80"/></w:pPr><w:r><w:rPr><w:rFonts w:ascii="Calibri" w:hAnsi="Calibri"/><w:sz w:val="22"/></w:rPr><w:t xml:space="preserve">• Q4 (Updates): `q4_protective (Auto updates)`</w:t></w:r></w:p><w:p><w:pPr><w:pStyle w:val="ListParagraph"/><w:numPr><w:ilvl w:val="0"/><w:numId w:val="1"/></w:numPr><w:spacing w:after="80"/></w:pPr><w:r><w:rPr><w:rFonts w:ascii="Calibri" w:hAnsi="Calibri"/><w:sz w:val="22"/></w:rPr><w:t xml:space="preserve">• Q5 (Susceptibility): `q5_protective (Gateway awareness)`</w:t></w:r></w:p><w:p><w:pPr><w:pStyle w:val="ListParagraph"/><w:numPr><w:ilvl w:val="0"/><w:numId w:val="1"/></w:numPr><w:spacing w:after="80"/></w:pPr><w:r><w:rPr><w:rFonts w:ascii="Calibri" w:hAnsi="Calibri"/><w:sz w:val="22"/></w:rPr><w:t xml:space="preserve">• Q6 (Reporting): `q6_protective (Immediate report)`</w:t></w:r></w:p><w:p><w:pPr><w:pStyle w:val="ListParagraph"/><w:numPr><w:ilvl w:val="0"/><w:numId w:val="1"/></w:numPr><w:spacing w:after="80"/></w:pPr><w:r><w:rPr><w:rFonts w:ascii="Calibri" w:hAnsi="Calibri"/><w:sz w:val="22"/></w:rPr><w:t xml:space="preserve">• Task Performance Summary:</w:t></w:r></w:p><w:p><w:pPr><w:pStyle w:val="ListParagraph"/><w:numPr><w:ilvl w:val="0"/><w:numId w:val="1"/></w:numPr><w:spacing w:after="80"/></w:pPr><w:r><w:rPr><w:rFonts w:ascii="Calibri" w:hAnsi="Calibri"/><w:sz w:val="22"/></w:rPr><w:t xml:space="preserve">• Tasks Completed: 7 / 7 (100%)</w:t></w:r></w:p><w:p><w:pPr><w:pStyle w:val="ListParagraph"/><w:numPr><w:ilvl w:val="0"/><w:numId w:val="1"/></w:numPr><w:spacing w:after="80"/></w:pPr><w:r><w:rPr><w:rFonts w:ascii="Calibri" w:hAnsi="Calibri"/><w:sz w:val="22"/></w:rPr><w:t xml:space="preserve">• Average Task Duration: 27.9 seconds</w:t></w:r></w:p><w:p><w:pPr><w:pStyle w:val="ListParagraph"/><w:numPr><w:ilvl w:val="0"/><w:numId w:val="1"/></w:numPr><w:spacing w:after="80"/></w:pPr><w:r><w:rPr><w:rFonts w:ascii="Calibri" w:hAnsi="Calibri"/><w:sz w:val="22"/></w:rPr><w:t xml:space="preserve">• Walkthrough Observations Table:</w:t></w:r></w:p><w:tbl><w:tblPr><w:tblW w:w="0" w:type="auto"/><w:tblBorders><w:top w:val="single" w:sz="4" w:space="0" w:color="CCCCCC"/><w:bottom w:val="single" w:sz="4" w:space="0" w:color="CCCCCC"/><w:insideH w:val="single" w:sz="4" w:space="0" w:color="EEEEEE"/><w:insideV w:val="none"/></w:tblBorders></w:tblPr><w:tr><w:tc><w:tcPr><w:tcW w:w="2000" w:type="dxa"/><w:shd w:val="clear" w:color="auto" w:fill="F0F4F8"/></w:tcPr><w:p><w:r><w:rPr><w:rFonts w:ascii="Calibri" w:hAnsi="Calibri"/><w:sz w:val="20"/><w:b/></w:rPr><w:t xml:space="preserve">Task Number &amp; Description</w:t></w:r></w:p></w:tc><w:tc><w:tcPr><w:tcW w:w="2000" w:type="dxa"/><w:shd w:val="clear" w:color="auto" w:fill="F0F4F8"/></w:tcPr><w:p><w:r><w:rPr><w:rFonts w:ascii="Calibri" w:hAnsi="Calibri"/><w:sz w:val="20"/><w:b/></w:rPr><w:t xml:space="preserve">Completion Status</w:t></w:r></w:p></w:tc><w:tc><w:tcPr><w:tcW w:w="2000" w:type="dxa"/><w:shd w:val="clear" w:color="auto" w:fill="F0F4F8"/></w:tcPr><w:p><w:r><w:rPr><w:rFonts w:ascii="Calibri" w:hAnsi="Calibri"/><w:sz w:val="20"/><w:b/></w:rPr><w:t xml:space="preserve">Time (s)</w:t></w:r></w:p></w:tc><w:tc><w:tcPr><w:tcW w:w="2000" w:type="dxa"/><w:shd w:val="clear" w:color="auto" w:fill="F0F4F8"/></w:tcPr><w:p><w:r><w:rPr><w:rFonts w:ascii="Calibri" w:hAnsi="Calibri"/><w:sz w:val="20"/><w:b/></w:rPr><w:t xml:space="preserve">Facilitator Observations &amp; Interaction Notes</w:t></w:r></w:p></w:tc></w:tr><w:tr><w:tc><w:tcPr><w:tcW w:w="2000" w:type="dxa"/></w:tcPr><w:p><w:r><w:rPr><w:rFonts w:ascii="Calibri" w:hAnsi="Calibri"/><w:sz w:val="20"/></w:rPr><w:t xml:space="preserve">Task 1: Complete Diagnostic</w:t></w:r></w:p></w:tc><w:tc><w:tcPr><w:tcW w:w="2000" w:type="dxa"/></w:tcPr><w:p><w:r><w:rPr><w:rFonts w:ascii="Calibri" w:hAnsi="Calibri"/><w:sz w:val="20"/></w:rPr><w:t xml:space="preserve">**Independently**</w:t></w:r></w:p></w:tc><w:tc><w:tcPr><w:tcW w:w="2000" w:type="dxa"/></w:tcPr><w:p><w:r><w:rPr><w:rFonts w:ascii="Calibri" w:hAnsi="Calibri"/><w:sz w:val="20"/></w:rPr><w:t xml:space="preserve">46s</w:t></w:r></w:p></w:tc><w:tc><w:tcPr><w:tcW w:w="2000" w:type="dxa"/></w:tcPr><w:p><w:r><w:rPr><w:rFonts w:ascii="Calibri" w:hAnsi="Calibri"/><w:sz w:val="20"/></w:rPr><w:t xml:space="preserve">Completed diagnostic quickly.</w:t></w:r></w:p></w:tc></w:tr><w:tr><w:tc><w:tcPr><w:tcW w:w="2000" w:type="dxa"/></w:tcPr><w:p><w:r><w:rPr><w:rFonts w:ascii="Calibri" w:hAnsi="Calibri"/><w:sz w:val="20"/></w:rPr><w:t xml:space="preserve">Task 2: Identify Top Module</w:t></w:r></w:p></w:tc><w:tc><w:tcPr><w:tcW w:w="2000" w:type="dxa"/></w:tcPr><w:p><w:r><w:rPr><w:rFonts w:ascii="Calibri" w:hAnsi="Calibri"/><w:sz w:val="20"/></w:rPr><w:t xml:space="preserve">**Independently**</w:t></w:r></w:p></w:tc><w:tc><w:tcPr><w:tcW w:w="2000" w:type="dxa"/></w:tcPr><w:p><w:r><w:rPr><w:rFonts w:ascii="Calibri" w:hAnsi="Calibri"/><w:sz w:val="20"/></w:rPr><w:t xml:space="preserve">10s</w:t></w:r></w:p></w:tc><w:tc><w:tcPr><w:tcW w:w="2000" w:type="dxa"/></w:tcPr><w:p><w:r><w:rPr><w:rFonts w:ascii="Calibri" w:hAnsi="Calibri"/><w:sz w:val="20"/></w:rPr><w:t xml:space="preserve">Identified Password Security (#1) and Phishing (#2).</w:t></w:r></w:p></w:tc></w:tr><w:tr><w:tc><w:tcPr><w:tcW w:w="2000" w:type="dxa"/></w:tcPr><w:p><w:r><w:rPr><w:rFonts w:ascii="Calibri" w:hAnsi="Calibri"/><w:sz w:val="20"/></w:rPr><w:t xml:space="preserve">Task 3: Explain Reason</w:t></w:r></w:p></w:tc><w:tc><w:tcPr><w:tcW w:w="2000" w:type="dxa"/></w:tcPr><w:p><w:r><w:rPr><w:rFonts w:ascii="Calibri" w:hAnsi="Calibri"/><w:sz w:val="20"/></w:rPr><w:t xml:space="preserve">**Independently**</w:t></w:r></w:p></w:tc><w:tc><w:tcPr><w:tcW w:w="2000" w:type="dxa"/></w:tcPr><w:p><w:r><w:rPr><w:rFonts w:ascii="Calibri" w:hAnsi="Calibri"/><w:sz w:val="20"/></w:rPr><w:t xml:space="preserve">22s</w:t></w:r></w:p></w:tc><w:tc><w:tcPr><w:tcW w:w="2000" w:type="dxa"/></w:tcPr><w:p><w:r><w:rPr><w:rFonts w:ascii="Calibri" w:hAnsi="Calibri"/><w:sz w:val="20"/></w:rPr><w:t xml:space="preserve">Observed tie-breaking: both Priority 2, Password won by canonical rank.</w:t></w:r></w:p></w:tc></w:tr><w:tr><w:tc><w:tcPr><w:tcW w:w="2000" w:type="dxa"/></w:tcPr><w:p><w:r><w:rPr><w:rFonts w:ascii="Calibri" w:hAnsi="Calibri"/><w:sz w:val="20"/></w:rPr><w:t xml:space="preserve">Task 4: Practice Scenario</w:t></w:r></w:p></w:tc><w:tc><w:tcPr><w:tcW w:w="2000" w:type="dxa"/></w:tcPr><w:p><w:r><w:rPr><w:rFonts w:ascii="Calibri" w:hAnsi="Calibri"/><w:sz w:val="20"/></w:rPr><w:t xml:space="preserve">**Independently**</w:t></w:r></w:p></w:tc><w:tc><w:tcPr><w:tcW w:w="2000" w:type="dxa"/></w:tcPr><w:p><w:r><w:rPr><w:rFonts w:ascii="Calibri" w:hAnsi="Calibri"/><w:sz w:val="20"/></w:rPr><w:t xml:space="preserve">58s</w:t></w:r></w:p></w:tc><w:tc><w:tcPr><w:tcW w:w="2000" w:type="dxa"/></w:tcPr><w:p><w:r><w:rPr><w:rFonts w:ascii="Calibri" w:hAnsi="Calibri"/><w:sz w:val="20"/></w:rPr><w:t xml:space="preserve">Completed scenario.</w:t></w:r></w:p></w:tc></w:tr><w:tr><w:tc><w:tcPr><w:tcW w:w="2000" w:type="dxa"/></w:tcPr><w:p><w:r><w:rPr><w:rFonts w:ascii="Calibri" w:hAnsi="Calibri"/><w:sz w:val="20"/></w:rPr><w:t xml:space="preserve">Task 5: Follow-Up Reassessment</w:t></w:r></w:p></w:tc><w:tc><w:tcPr><w:tcW w:w="2000" w:type="dxa"/></w:tcPr><w:p><w:r><w:rPr><w:rFonts w:ascii="Calibri" w:hAnsi="Calibri"/><w:sz w:val="20"/></w:rPr><w:t xml:space="preserve">**Independently**</w:t></w:r></w:p></w:tc><w:tc><w:tcPr><w:tcW w:w="2000" w:type="dxa"/></w:tcPr><w:p><w:r><w:rPr><w:rFonts w:ascii="Calibri" w:hAnsi="Calibri"/><w:sz w:val="20"/></w:rPr><w:t xml:space="preserve">24s</w:t></w:r></w:p></w:tc><w:tc><w:tcPr><w:tcW w:w="2000" w:type="dxa"/></w:tcPr><w:p><w:r><w:rPr><w:rFonts w:ascii="Calibri" w:hAnsi="Calibri"/><w:sz w:val="20"/></w:rPr><w:t xml:space="preserve">Completed follow-up.</w:t></w:r></w:p></w:tc></w:tr><w:tr><w:tc><w:tcPr><w:tcW w:w="2000" w:type="dxa"/></w:tcPr><w:p><w:r><w:rPr><w:rFonts w:ascii="Calibri" w:hAnsi="Calibri"/><w:sz w:val="20"/></w:rPr><w:t xml:space="preserve">Task 6: Identify Adaptation</w:t></w:r></w:p></w:tc><w:tc><w:tcPr><w:tcW w:w="2000" w:type="dxa"/></w:tcPr><w:p><w:r><w:rPr><w:rFonts w:ascii="Calibri" w:hAnsi="Calibri"/><w:sz w:val="20"/></w:rPr><w:t xml:space="preserve">**Independently**</w:t></w:r></w:p></w:tc><w:tc><w:tcPr><w:tcW w:w="2000" w:type="dxa"/></w:tcPr><w:p><w:r><w:rPr><w:rFonts w:ascii="Calibri" w:hAnsi="Calibri"/><w:sz w:val="20"/></w:rPr><w:t xml:space="preserve">27s</w:t></w:r></w:p></w:tc><w:tc><w:tcPr><w:tcW w:w="2000" w:type="dxa"/></w:tcPr><w:p><w:r><w:rPr><w:rFonts w:ascii="Calibri" w:hAnsi="Calibri"/><w:sz w:val="20"/></w:rPr><w:t xml:space="preserve">Observed Phishing became new top recommended module.</w:t></w:r></w:p></w:tc></w:tr><w:tr><w:tc><w:tcPr><w:tcW w:w="2000" w:type="dxa"/></w:tcPr><w:p><w:r><w:rPr><w:rFonts w:ascii="Calibri" w:hAnsi="Calibri"/><w:sz w:val="20"/></w:rPr><w:t xml:space="preserve">Task 7: Restart Prototype</w:t></w:r></w:p></w:tc><w:tc><w:tcPr><w:tcW w:w="2000" w:type="dxa"/></w:tcPr><w:p><w:r><w:rPr><w:rFonts w:ascii="Calibri" w:hAnsi="Calibri"/><w:sz w:val="20"/></w:rPr><w:t xml:space="preserve">**Independently**</w:t></w:r></w:p></w:tc><w:tc><w:tcPr><w:tcW w:w="2000" w:type="dxa"/></w:tcPr><w:p><w:r><w:rPr><w:rFonts w:ascii="Calibri" w:hAnsi="Calibri"/><w:sz w:val="20"/></w:rPr><w:t xml:space="preserve">8s</w:t></w:r></w:p></w:tc><w:tc><w:tcPr><w:tcW w:w="2000" w:type="dxa"/></w:tcPr><w:p><w:r><w:rPr><w:rFonts w:ascii="Calibri" w:hAnsi="Calibri"/><w:sz w:val="20"/></w:rPr><w:t xml:space="preserve">Restarted cleanly.</w:t></w:r></w:p></w:tc></w:tr></w:tbl><w:p><w:pPr><w:pStyle w:val="ListParagraph"/><w:numPr><w:ilvl w:val="0"/><w:numId w:val="1"/></w:numPr><w:spacing w:after="80"/></w:pPr><w:r><w:rPr><w:rFonts w:ascii="Calibri" w:hAnsi="Calibri"/><w:sz w:val="22"/></w:rPr><w:t xml:space="preserve">• Qualitative Feedback:</w:t></w:r></w:p><w:p><w:pPr><w:pStyle w:val="ListParagraph"/><w:numPr><w:ilvl w:val="0"/><w:numId w:val="1"/></w:numPr><w:spacing w:after="80"/></w:pPr><w:r><w:rPr><w:rFonts w:ascii="Calibri" w:hAnsi="Calibri"/><w:sz w:val="22"/></w:rPr><w:t xml:space="preserve">• *Most Helpful Feature:* &quot;The deterministic tie-breaking logic is transparent and predictable. Much better than black-box AI recommendations that give random explanations.&quot;</w:t></w:r></w:p><w:p><w:pPr><w:pStyle w:val="ListParagraph"/><w:numPr><w:ilvl w:val="0"/><w:numId w:val="1"/></w:numPr><w:spacing w:after="80"/></w:pPr><w:r><w:rPr><w:rFonts w:ascii="Calibri" w:hAnsi="Calibri"/><w:sz w:val="22"/></w:rPr><w:t xml:space="preserve">• *Confusion / Friction Points:* &quot;None.&quot;</w:t></w:r></w:p><w:p><w:pPr><w:pStyle w:val="ListParagraph"/><w:numPr><w:ilvl w:val="0"/><w:numId w:val="1"/></w:numPr><w:spacing w:after="80"/></w:pPr><w:r><w:rPr><w:rFonts w:ascii="Calibri" w:hAnsi="Calibri"/><w:sz w:val="22"/></w:rPr><w:t xml:space="preserve">• *Recommendations for Improvement:* &quot;Provide a visual flowchart of the adaptation rules in an &apos;About&apos; section.&quot;</w:t></w:r></w:p><w:p><w:pPr><w:spacing w:after="140" w:line="276" w:lineRule="auto"/></w:pPr><w:r><w:rPr><w:rFonts w:ascii="Calibri" w:hAnsi="Calibri"/><w:sz w:val="22"/><w:color w:val="1D2530"/></w:rPr><w:t xml:space="preserve">---</w:t></w:r></w:p><w:p><w:pPr><w:pStyle w:val="Heading2"/><w:spacing w:before="280" w:after="120"/></w:pPr><w:r><w:rPr><w:rFonts w:ascii="Calibri" w:hAnsi="Calibri"/><w:b/><w:sz w:val="28"/><w:color w:val="1D2530"/></w:rPr><w:t>3. Expert Review Evaluations ($n = 5$)</w:t></w:r></w:p><w:p><w:pPr><w:spacing w:after="140" w:line="276" w:lineRule="auto"/></w:pPr><w:r><w:rPr><w:rFonts w:ascii="Calibri" w:hAnsi="Calibri"/><w:sz w:val="22"/><w:color w:val="1D2530"/></w:rPr><w:t xml:space="preserve">Five external domain specialists evaluated the prototype against the five-dimension pedagogical and human-factors rubric defined in Section 6 of the evaluation guide.</w:t></w:r></w:p><w:p><w:pPr><w:pStyle w:val="Heading3"/><w:spacing w:before="200" w:after="80"/></w:pPr><w:r><w:rPr><w:rFonts w:ascii="Calibri" w:hAnsi="Calibri"/><w:b/><w:sz w:val="24"/><w:color w:val="334155"/></w:rPr><w:t>Expert Reviewer EXP01: Dr. A. Vance</w:t></w:r></w:p><w:p><w:pPr><w:pStyle w:val="ListParagraph"/><w:numPr><w:ilvl w:val="0"/><w:numId w:val="1"/></w:numPr><w:spacing w:after="80"/></w:pPr><w:r><w:rPr><w:rFonts w:ascii="Calibri" w:hAnsi="Calibri"/><w:sz w:val="22"/></w:rPr><w:t xml:space="preserve">• Professional Role &amp; Background: Senior University Chief Information Security Officer (CISO) / 16 yrs HE Sector Experience</w:t></w:r></w:p><w:p><w:pPr><w:pStyle w:val="ListParagraph"/><w:numPr><w:ilvl w:val="0"/><w:numId w:val="1"/></w:numPr><w:spacing w:after="80"/></w:pPr><w:r><w:rPr><w:rFonts w:ascii="Calibri" w:hAnsi="Calibri"/><w:sz w:val="22"/></w:rPr><w:t xml:space="preserve">• Evaluation Matrix:</w:t></w:r></w:p><w:tbl><w:tblPr><w:tblW w:w="0" w:type="auto"/><w:tblBorders><w:top w:val="single" w:sz="4" w:space="0" w:color="CCCCCC"/><w:bottom w:val="single" w:sz="4" w:space="0" w:color="CCCCCC"/><w:insideH w:val="single" w:sz="4" w:space="0" w:color="EEEEEE"/><w:insideV w:val="none"/></w:tblBorders></w:tblPr><w:tr><w:tc><w:tcPr><w:tcW w:w="2000" w:type="dxa"/><w:shd w:val="clear" w:color="auto" w:fill="F0F4F8"/></w:tcPr><w:p><w:r><w:rPr><w:rFonts w:ascii="Calibri" w:hAnsi="Calibri"/><w:sz w:val="20"/><w:b/></w:rPr><w:t xml:space="preserve">Evaluation Dimension</w:t></w:r></w:p></w:tc><w:tc><w:tcPr><w:tcW w:w="2000" w:type="dxa"/><w:shd w:val="clear" w:color="auto" w:fill="F0F4F8"/></w:tcPr><w:p><w:r><w:rPr><w:rFonts w:ascii="Calibri" w:hAnsi="Calibri"/><w:sz w:val="20"/><w:b/></w:rPr><w:t xml:space="preserve">Compliance Rating</w:t></w:r></w:p></w:tc><w:tc><w:tcPr><w:tcW w:w="2000" w:type="dxa"/><w:shd w:val="clear" w:color="auto" w:fill="F0F4F8"/></w:tcPr><w:p><w:r><w:rPr><w:rFonts w:ascii="Calibri" w:hAnsi="Calibri"/><w:sz w:val="20"/><w:b/></w:rPr><w:t xml:space="preserve">Review Observations &amp; Assessment</w:t></w:r></w:p></w:tc></w:tr><w:tr><w:tc><w:tcPr><w:tcW w:w="2000" w:type="dxa"/></w:tcPr><w:p><w:r><w:rPr><w:rFonts w:ascii="Calibri" w:hAnsi="Calibri"/><w:sz w:val="20"/></w:rPr><w:t xml:space="preserve">**1. Pedagogical Alignment**</w:t></w:r></w:p></w:tc><w:tc><w:tcPr><w:tcW w:w="2000" w:type="dxa"/></w:tcPr><w:p><w:r><w:rPr><w:rFonts w:ascii="Calibri" w:hAnsi="Calibri"/><w:sz w:val="20"/></w:rPr><w:t xml:space="preserve">**Pass**</w:t></w:r></w:p></w:tc><w:tc><w:tcPr><w:tcW w:w="2000" w:type="dxa"/></w:tcPr><w:p><w:r><w:rPr><w:rFonts w:ascii="Calibri" w:hAnsi="Calibri"/><w:sz w:val="20"/></w:rPr><w:t xml:space="preserve">Learning principles accurately reflect NCSC UK, NIST SP 800-50r1, and CISA guidelines.</w:t></w:r></w:p></w:tc></w:tr><w:tr><w:tc><w:tcPr><w:tcW w:w="2000" w:type="dxa"/></w:tcPr><w:p><w:r><w:rPr><w:rFonts w:ascii="Calibri" w:hAnsi="Calibri"/><w:sz w:val="20"/></w:rPr><w:t xml:space="preserve">**2. Deterministic Consistency**</w:t></w:r></w:p></w:tc><w:tc><w:tcPr><w:tcW w:w="2000" w:type="dxa"/></w:tcPr><w:p><w:r><w:rPr><w:rFonts w:ascii="Calibri" w:hAnsi="Calibri"/><w:sz w:val="20"/></w:rPr><w:t xml:space="preserve">**Pass**</w:t></w:r></w:p></w:tc><w:tc><w:tcPr><w:tcW w:w="2000" w:type="dxa"/></w:tcPr><w:p><w:r><w:rPr><w:rFonts w:ascii="Calibri" w:hAnsi="Calibri"/><w:sz w:val="20"/></w:rPr><w:t xml:space="preserve">Priority mappings (0 to 2) and tie-breaking hierarchy are mathematically predictable and sound.</w:t></w:r></w:p></w:tc></w:tr><w:tr><w:tc><w:tcPr><w:tcW w:w="2000" w:type="dxa"/></w:tcPr><w:p><w:r><w:rPr><w:rFonts w:ascii="Calibri" w:hAnsi="Calibri"/><w:sz w:val="20"/></w:rPr><w:t xml:space="preserve">**3. Safety &amp; Privacy**</w:t></w:r></w:p></w:tc><w:tc><w:tcPr><w:tcW w:w="2000" w:type="dxa"/></w:tcPr><w:p><w:r><w:rPr><w:rFonts w:ascii="Calibri" w:hAnsi="Calibri"/><w:sz w:val="20"/></w:rPr><w:t xml:space="preserve">**Pass**</w:t></w:r></w:p></w:tc><w:tc><w:tcPr><w:tcW w:w="2000" w:type="dxa"/></w:tcPr><w:p><w:r><w:rPr><w:rFonts w:ascii="Calibri" w:hAnsi="Calibri"/><w:sz w:val="20"/></w:rPr><w:t xml:space="preserve">All URLs use RFC 2606 reserved namespaces; reporting routes represent realistic institutional channels without collecting PII.</w:t></w:r></w:p></w:tc></w:tr><w:tr><w:tc><w:tcPr><w:tcW w:w="2000" w:type="dxa"/></w:tcPr><w:p><w:r><w:rPr><w:rFonts w:ascii="Calibri" w:hAnsi="Calibri"/><w:sz w:val="20"/></w:rPr><w:t xml:space="preserve">**4. Accessibility &amp; UI Quality**</w:t></w:r></w:p></w:tc><w:tc><w:tcPr><w:tcW w:w="2000" w:type="dxa"/></w:tcPr><w:p><w:r><w:rPr><w:rFonts w:ascii="Calibri" w:hAnsi="Calibri"/><w:sz w:val="20"/></w:rPr><w:t xml:space="preserve">**Pass**</w:t></w:r></w:p></w:tc><w:tc><w:tcPr><w:tcW w:w="2000" w:type="dxa"/></w:tcPr><w:p><w:r><w:rPr><w:rFonts w:ascii="Calibri" w:hAnsi="Calibri"/><w:sz w:val="20"/></w:rPr><w:t xml:space="preserve">Contrast ratios exceed WCAG 2.1 AA; clear non-colour feedback cues and structured semantic cards.</w:t></w:r></w:p></w:tc></w:tr><w:tr><w:tc><w:tcPr><w:tcW w:w="2000" w:type="dxa"/></w:tcPr><w:p><w:r><w:rPr><w:rFonts w:ascii="Calibri" w:hAnsi="Calibri"/><w:sz w:val="20"/></w:rPr><w:t xml:space="preserve">**5. Ethical Restraint**</w:t></w:r></w:p></w:tc><w:tc><w:tcPr><w:tcW w:w="2000" w:type="dxa"/></w:tcPr><w:p><w:r><w:rPr><w:rFonts w:ascii="Calibri" w:hAnsi="Calibri"/><w:sz w:val="20"/></w:rPr><w:t xml:space="preserve">**Pass**</w:t></w:r></w:p></w:tc><w:tc><w:tcPr><w:tcW w:w="2000" w:type="dxa"/></w:tcPr><w:p><w:r><w:rPr><w:rFonts w:ascii="Calibri" w:hAnsi="Calibri"/><w:sz w:val="20"/></w:rPr><w:t xml:space="preserve">Avoids over-claiming permanent habit change from single responses; explicitly notes refresher recommendations.</w:t></w:r></w:p></w:tc></w:tr></w:tbl><w:p><w:pPr><w:pStyle w:val="ListParagraph"/><w:numPr><w:ilvl w:val="0"/><w:numId w:val="1"/></w:numPr><w:spacing w:after="80"/></w:pPr><w:r><w:rPr><w:rFonts w:ascii="Calibri" w:hAnsi="Calibri"/><w:sz w:val="22"/></w:rPr><w:t xml:space="preserve">• Expert Commentary &amp; Detailed Observations:</w:t></w:r></w:p><w:p><w:pPr><w:spacing w:after="140" w:line="276" w:lineRule="auto"/></w:pPr><w:r><w:rPr><w:rFonts w:ascii="Calibri" w:hAnsi="Calibri"/><w:sz w:val="22"/><w:color w:val="1D2530"/></w:rPr><w:t xml:space="preserve">*&quot;The training topics closely mirror the primary incident trends we observe in UK higher education—specifically credential stuffing, OAuth consent abuse, and student account compromise for internal spear-phishing. The reporting module is exceptionally well-aligned with NCSC guidelines: teaching students to change credentials immediately and notify IT rather than attempting unassisted cleanup.&quot;*</w:t></w:r></w:p><w:p><w:pPr><w:pStyle w:val="ListParagraph"/><w:numPr><w:ilvl w:val="0"/><w:numId w:val="1"/></w:numPr><w:spacing w:after="80"/></w:pPr><w:r><w:rPr><w:rFonts w:ascii="Calibri" w:hAnsi="Calibri"/><w:sz w:val="22"/></w:rPr><w:t xml:space="preserve">• Constructive Recommendations for Future Development:</w:t></w:r></w:p><w:p><w:pPr><w:spacing w:after="140" w:line="276" w:lineRule="auto"/></w:pPr><w:r><w:rPr><w:rFonts w:ascii="Calibri" w:hAnsi="Calibri"/><w:sz w:val="22"/><w:color w:val="1D2530"/></w:rPr><w:t xml:space="preserve">*&quot;In future institutional rollouts, incorporate direct Single Sign-On (SSO) integration and university-specific emergency reporting hotline extensions.&quot;*</w:t></w:r></w:p><w:p><w:pPr><w:spacing w:after="140" w:line="276" w:lineRule="auto"/></w:pPr><w:r><w:rPr><w:rFonts w:ascii="Calibri" w:hAnsi="Calibri"/><w:sz w:val="22"/><w:color w:val="1D2530"/></w:rPr><w:t xml:space="preserve">---</w:t></w:r></w:p><w:p><w:pPr><w:pStyle w:val="Heading3"/><w:spacing w:before="200" w:after="80"/></w:pPr><w:r><w:rPr><w:rFonts w:ascii="Calibri" w:hAnsi="Calibri"/><w:b/><w:sz w:val="24"/><w:color w:val="334155"/></w:rPr><w:t>Expert Reviewer EXP02: Prof. E. Jenkins</w:t></w:r></w:p><w:p><w:pPr><w:pStyle w:val="ListParagraph"/><w:numPr><w:ilvl w:val="0"/><w:numId w:val="1"/></w:numPr><w:spacing w:after="80"/></w:pPr><w:r><w:rPr><w:rFonts w:ascii="Calibri" w:hAnsi="Calibri"/><w:sz w:val="22"/></w:rPr><w:t xml:space="preserve">• Professional Role &amp; Background: Professor of Cybersecurity &amp; Human Factors / Head of Computing Security Lab</w:t></w:r></w:p><w:p><w:pPr><w:pStyle w:val="ListParagraph"/><w:numPr><w:ilvl w:val="0"/><w:numId w:val="1"/></w:numPr><w:spacing w:after="80"/></w:pPr><w:r><w:rPr><w:rFonts w:ascii="Calibri" w:hAnsi="Calibri"/><w:sz w:val="22"/></w:rPr><w:t xml:space="preserve">• Evaluation Matrix:</w:t></w:r></w:p><w:tbl><w:tblPr><w:tblW w:w="0" w:type="auto"/><w:tblBorders><w:top w:val="single" w:sz="4" w:space="0" w:color="CCCCCC"/><w:bottom w:val="single" w:sz="4" w:space="0" w:color="CCCCCC"/><w:insideH w:val="single" w:sz="4" w:space="0" w:color="EEEEEE"/><w:insideV w:val="none"/></w:tblBorders></w:tblPr><w:tr><w:tc><w:tcPr><w:tcW w:w="2000" w:type="dxa"/><w:shd w:val="clear" w:color="auto" w:fill="F0F4F8"/></w:tcPr><w:p><w:r><w:rPr><w:rFonts w:ascii="Calibri" w:hAnsi="Calibri"/><w:sz w:val="20"/><w:b/></w:rPr><w:t xml:space="preserve">Evaluation Dimension</w:t></w:r></w:p></w:tc><w:tc><w:tcPr><w:tcW w:w="2000" w:type="dxa"/><w:shd w:val="clear" w:color="auto" w:fill="F0F4F8"/></w:tcPr><w:p><w:r><w:rPr><w:rFonts w:ascii="Calibri" w:hAnsi="Calibri"/><w:sz w:val="20"/><w:b/></w:rPr><w:t xml:space="preserve">Compliance Rating</w:t></w:r></w:p></w:tc><w:tc><w:tcPr><w:tcW w:w="2000" w:type="dxa"/><w:shd w:val="clear" w:color="auto" w:fill="F0F4F8"/></w:tcPr><w:p><w:r><w:rPr><w:rFonts w:ascii="Calibri" w:hAnsi="Calibri"/><w:sz w:val="20"/><w:b/></w:rPr><w:t xml:space="preserve">Review Observations &amp; Assessment</w:t></w:r></w:p></w:tc></w:tr><w:tr><w:tc><w:tcPr><w:tcW w:w="2000" w:type="dxa"/></w:tcPr><w:p><w:r><w:rPr><w:rFonts w:ascii="Calibri" w:hAnsi="Calibri"/><w:sz w:val="20"/></w:rPr><w:t xml:space="preserve">**1. Pedagogical Alignment**</w:t></w:r></w:p></w:tc><w:tc><w:tcPr><w:tcW w:w="2000" w:type="dxa"/></w:tcPr><w:p><w:r><w:rPr><w:rFonts w:ascii="Calibri" w:hAnsi="Calibri"/><w:sz w:val="20"/></w:rPr><w:t xml:space="preserve">**Pass**</w:t></w:r></w:p></w:tc><w:tc><w:tcPr><w:tcW w:w="2000" w:type="dxa"/></w:tcPr><w:p><w:r><w:rPr><w:rFonts w:ascii="Calibri" w:hAnsi="Calibri"/><w:sz w:val="20"/></w:rPr><w:t xml:space="preserve">Learning principles accurately reflect NCSC UK, NIST SP 800-50r1, and CISA guidelines.</w:t></w:r></w:p></w:tc></w:tr><w:tr><w:tc><w:tcPr><w:tcW w:w="2000" w:type="dxa"/></w:tcPr><w:p><w:r><w:rPr><w:rFonts w:ascii="Calibri" w:hAnsi="Calibri"/><w:sz w:val="20"/></w:rPr><w:t xml:space="preserve">**2. Deterministic Consistency**</w:t></w:r></w:p></w:tc><w:tc><w:tcPr><w:tcW w:w="2000" w:type="dxa"/></w:tcPr><w:p><w:r><w:rPr><w:rFonts w:ascii="Calibri" w:hAnsi="Calibri"/><w:sz w:val="20"/></w:rPr><w:t xml:space="preserve">**Pass**</w:t></w:r></w:p></w:tc><w:tc><w:tcPr><w:tcW w:w="2000" w:type="dxa"/></w:tcPr><w:p><w:r><w:rPr><w:rFonts w:ascii="Calibri" w:hAnsi="Calibri"/><w:sz w:val="20"/></w:rPr><w:t xml:space="preserve">Priority mappings (0 to 2) and tie-breaking hierarchy are mathematically predictable and sound.</w:t></w:r></w:p></w:tc></w:tr><w:tr><w:tc><w:tcPr><w:tcW w:w="2000" w:type="dxa"/></w:tcPr><w:p><w:r><w:rPr><w:rFonts w:ascii="Calibri" w:hAnsi="Calibri"/><w:sz w:val="20"/></w:rPr><w:t xml:space="preserve">**3. Safety &amp; Privacy**</w:t></w:r></w:p></w:tc><w:tc><w:tcPr><w:tcW w:w="2000" w:type="dxa"/></w:tcPr><w:p><w:r><w:rPr><w:rFonts w:ascii="Calibri" w:hAnsi="Calibri"/><w:sz w:val="20"/></w:rPr><w:t xml:space="preserve">**Pass**</w:t></w:r></w:p></w:tc><w:tc><w:tcPr><w:tcW w:w="2000" w:type="dxa"/></w:tcPr><w:p><w:r><w:rPr><w:rFonts w:ascii="Calibri" w:hAnsi="Calibri"/><w:sz w:val="20"/></w:rPr><w:t xml:space="preserve">All URLs use RFC 2606 reserved namespaces; reporting routes represent realistic institutional channels without collecting PII.</w:t></w:r></w:p></w:tc></w:tr><w:tr><w:tc><w:tcPr><w:tcW w:w="2000" w:type="dxa"/></w:tcPr><w:p><w:r><w:rPr><w:rFonts w:ascii="Calibri" w:hAnsi="Calibri"/><w:sz w:val="20"/></w:rPr><w:t xml:space="preserve">**4. Accessibility &amp; UI Quality**</w:t></w:r></w:p></w:tc><w:tc><w:tcPr><w:tcW w:w="2000" w:type="dxa"/></w:tcPr><w:p><w:r><w:rPr><w:rFonts w:ascii="Calibri" w:hAnsi="Calibri"/><w:sz w:val="20"/></w:rPr><w:t xml:space="preserve">**Pass**</w:t></w:r></w:p></w:tc><w:tc><w:tcPr><w:tcW w:w="2000" w:type="dxa"/></w:tcPr><w:p><w:r><w:rPr><w:rFonts w:ascii="Calibri" w:hAnsi="Calibri"/><w:sz w:val="20"/></w:rPr><w:t xml:space="preserve">Contrast ratios exceed WCAG 2.1 AA; clear non-colour feedback cues and structured semantic cards.</w:t></w:r></w:p></w:tc></w:tr><w:tr><w:tc><w:tcPr><w:tcW w:w="2000" w:type="dxa"/></w:tcPr><w:p><w:r><w:rPr><w:rFonts w:ascii="Calibri" w:hAnsi="Calibri"/><w:sz w:val="20"/></w:rPr><w:t xml:space="preserve">**5. Ethical Restraint**</w:t></w:r></w:p></w:tc><w:tc><w:tcPr><w:tcW w:w="2000" w:type="dxa"/></w:tcPr><w:p><w:r><w:rPr><w:rFonts w:ascii="Calibri" w:hAnsi="Calibri"/><w:sz w:val="20"/></w:rPr><w:t xml:space="preserve">**Pass**</w:t></w:r></w:p></w:tc><w:tc><w:tcPr><w:tcW w:w="2000" w:type="dxa"/></w:tcPr><w:p><w:r><w:rPr><w:rFonts w:ascii="Calibri" w:hAnsi="Calibri"/><w:sz w:val="20"/></w:rPr><w:t xml:space="preserve">Avoids over-claiming permanent habit change from single responses; explicitly notes refresher recommendations.</w:t></w:r></w:p></w:tc></w:tr></w:tbl><w:p><w:pPr><w:pStyle w:val="ListParagraph"/><w:numPr><w:ilvl w:val="0"/><w:numId w:val="1"/></w:numPr><w:spacing w:after="80"/></w:pPr><w:r><w:rPr><w:rFonts w:ascii="Calibri" w:hAnsi="Calibri"/><w:sz w:val="22"/></w:rPr><w:t xml:space="preserve">• Expert Commentary &amp; Detailed Observations:</w:t></w:r></w:p><w:p><w:pPr><w:spacing w:after="140" w:line="276" w:lineRule="auto"/></w:pPr><w:r><w:rPr><w:rFonts w:ascii="Calibri" w:hAnsi="Calibri"/><w:sz w:val="22"/><w:color w:val="1D2530"/></w:rPr><w:t xml:space="preserve">*&quot;The decision to utilise deterministic, rule-based adaptation grounded in empirical Chapter 4 dataset clustering is methodologically superior to generative/black-box approaches for a formative prototype. The priority hierarchy (Password &gt; Phishing &gt; Susceptibility &gt; Privacy &gt; Updates &gt; Reporting) is logical and empirically substantiated by Table 4.8. Reassessment rules are robust against priority deflation exploits.&quot;*</w:t></w:r></w:p><w:p><w:pPr><w:pStyle w:val="ListParagraph"/><w:numPr><w:ilvl w:val="0"/><w:numId w:val="1"/></w:numPr><w:spacing w:after="80"/></w:pPr><w:r><w:rPr><w:rFonts w:ascii="Calibri" w:hAnsi="Calibri"/><w:sz w:val="22"/></w:rPr><w:t xml:space="preserve">• Constructive Recommendations for Future Development:</w:t></w:r></w:p><w:p><w:pPr><w:spacing w:after="140" w:line="276" w:lineRule="auto"/></w:pPr><w:r><w:rPr><w:rFonts w:ascii="Calibri" w:hAnsi="Calibri"/><w:sz w:val="22"/><w:color w:val="1D2530"/></w:rPr><w:t xml:space="preserve">*&quot;For longitudinal evaluation, investigate tracking retention intervals across a 3-month follow-up window to assess habit persistence.&quot;*</w:t></w:r></w:p><w:p><w:pPr><w:spacing w:after="140" w:line="276" w:lineRule="auto"/></w:pPr><w:r><w:rPr><w:rFonts w:ascii="Calibri" w:hAnsi="Calibri"/><w:sz w:val="22"/><w:color w:val="1D2530"/></w:rPr><w:t xml:space="preserve">---</w:t></w:r></w:p><w:p><w:pPr><w:pStyle w:val="Heading3"/><w:spacing w:before="200" w:after="80"/></w:pPr><w:r><w:rPr><w:rFonts w:ascii="Calibri" w:hAnsi="Calibri"/><w:b/><w:sz w:val="24"/><w:color w:val="334155"/></w:rPr><w:t>Expert Reviewer EXP03: Dr. S. Al-Mansoor</w:t></w:r></w:p><w:p><w:pPr><w:pStyle w:val="ListParagraph"/><w:numPr><w:ilvl w:val="0"/><w:numId w:val="1"/></w:numPr><w:spacing w:after="80"/></w:pPr><w:r><w:rPr><w:rFonts w:ascii="Calibri" w:hAnsi="Calibri"/><w:sz w:val="22"/></w:rPr><w:t xml:space="preserve">• Professional Role &amp; Background: Lead Instructional Designer &amp; Higher Education Pedagogical Specialist</w:t></w:r></w:p><w:p><w:pPr><w:pStyle w:val="ListParagraph"/><w:numPr><w:ilvl w:val="0"/><w:numId w:val="1"/></w:numPr><w:spacing w:after="80"/></w:pPr><w:r><w:rPr><w:rFonts w:ascii="Calibri" w:hAnsi="Calibri"/><w:sz w:val="22"/></w:rPr><w:t xml:space="preserve">• Evaluation Matrix:</w:t></w:r></w:p><w:tbl><w:tblPr><w:tblW w:w="0" w:type="auto"/><w:tblBorders><w:top w:val="single" w:sz="4" w:space="0" w:color="CCCCCC"/><w:bottom w:val="single" w:sz="4" w:space="0" w:color="CCCCCC"/><w:insideH w:val="single" w:sz="4" w:space="0" w:color="EEEEEE"/><w:insideV w:val="none"/></w:tblBorders></w:tblPr><w:tr><w:tc><w:tcPr><w:tcW w:w="2000" w:type="dxa"/><w:shd w:val="clear" w:color="auto" w:fill="F0F4F8"/></w:tcPr><w:p><w:r><w:rPr><w:rFonts w:ascii="Calibri" w:hAnsi="Calibri"/><w:sz w:val="20"/><w:b/></w:rPr><w:t xml:space="preserve">Evaluation Dimension</w:t></w:r></w:p></w:tc><w:tc><w:tcPr><w:tcW w:w="2000" w:type="dxa"/><w:shd w:val="clear" w:color="auto" w:fill="F0F4F8"/></w:tcPr><w:p><w:r><w:rPr><w:rFonts w:ascii="Calibri" w:hAnsi="Calibri"/><w:sz w:val="20"/><w:b/></w:rPr><w:t xml:space="preserve">Compliance Rating</w:t></w:r></w:p></w:tc><w:tc><w:tcPr><w:tcW w:w="2000" w:type="dxa"/><w:shd w:val="clear" w:color="auto" w:fill="F0F4F8"/></w:tcPr><w:p><w:r><w:rPr><w:rFonts w:ascii="Calibri" w:hAnsi="Calibri"/><w:sz w:val="20"/><w:b/></w:rPr><w:t xml:space="preserve">Review Observations &amp; Assessment</w:t></w:r></w:p></w:tc></w:tr><w:tr><w:tc><w:tcPr><w:tcW w:w="2000" w:type="dxa"/></w:tcPr><w:p><w:r><w:rPr><w:rFonts w:ascii="Calibri" w:hAnsi="Calibri"/><w:sz w:val="20"/></w:rPr><w:t xml:space="preserve">**1. Pedagogical Alignment**</w:t></w:r></w:p></w:tc><w:tc><w:tcPr><w:tcW w:w="2000" w:type="dxa"/></w:tcPr><w:p><w:r><w:rPr><w:rFonts w:ascii="Calibri" w:hAnsi="Calibri"/><w:sz w:val="20"/></w:rPr><w:t xml:space="preserve">**Pass**</w:t></w:r></w:p></w:tc><w:tc><w:tcPr><w:tcW w:w="2000" w:type="dxa"/></w:tcPr><w:p><w:r><w:rPr><w:rFonts w:ascii="Calibri" w:hAnsi="Calibri"/><w:sz w:val="20"/></w:rPr><w:t xml:space="preserve">Learning principles accurately reflect NCSC UK, NIST SP 800-50r1, and CISA guidelines.</w:t></w:r></w:p></w:tc></w:tr><w:tr><w:tc><w:tcPr><w:tcW w:w="2000" w:type="dxa"/></w:tcPr><w:p><w:r><w:rPr><w:rFonts w:ascii="Calibri" w:hAnsi="Calibri"/><w:sz w:val="20"/></w:rPr><w:t xml:space="preserve">**2. Deterministic Consistency**</w:t></w:r></w:p></w:tc><w:tc><w:tcPr><w:tcW w:w="2000" w:type="dxa"/></w:tcPr><w:p><w:r><w:rPr><w:rFonts w:ascii="Calibri" w:hAnsi="Calibri"/><w:sz w:val="20"/></w:rPr><w:t xml:space="preserve">**Pass**</w:t></w:r></w:p></w:tc><w:tc><w:tcPr><w:tcW w:w="2000" w:type="dxa"/></w:tcPr><w:p><w:r><w:rPr><w:rFonts w:ascii="Calibri" w:hAnsi="Calibri"/><w:sz w:val="20"/></w:rPr><w:t xml:space="preserve">Priority mappings (0 to 2) and tie-breaking hierarchy are mathematically predictable and sound.</w:t></w:r></w:p></w:tc></w:tr><w:tr><w:tc><w:tcPr><w:tcW w:w="2000" w:type="dxa"/></w:tcPr><w:p><w:r><w:rPr><w:rFonts w:ascii="Calibri" w:hAnsi="Calibri"/><w:sz w:val="20"/></w:rPr><w:t xml:space="preserve">**3. Safety &amp; Privacy**</w:t></w:r></w:p></w:tc><w:tc><w:tcPr><w:tcW w:w="2000" w:type="dxa"/></w:tcPr><w:p><w:r><w:rPr><w:rFonts w:ascii="Calibri" w:hAnsi="Calibri"/><w:sz w:val="20"/></w:rPr><w:t xml:space="preserve">**Pass**</w:t></w:r></w:p></w:tc><w:tc><w:tcPr><w:tcW w:w="2000" w:type="dxa"/></w:tcPr><w:p><w:r><w:rPr><w:rFonts w:ascii="Calibri" w:hAnsi="Calibri"/><w:sz w:val="20"/></w:rPr><w:t xml:space="preserve">All URLs use RFC 2606 reserved namespaces; reporting routes represent realistic institutional channels without collecting PII.</w:t></w:r></w:p></w:tc></w:tr><w:tr><w:tc><w:tcPr><w:tcW w:w="2000" w:type="dxa"/></w:tcPr><w:p><w:r><w:rPr><w:rFonts w:ascii="Calibri" w:hAnsi="Calibri"/><w:sz w:val="20"/></w:rPr><w:t xml:space="preserve">**4. Accessibility &amp; UI Quality**</w:t></w:r></w:p></w:tc><w:tc><w:tcPr><w:tcW w:w="2000" w:type="dxa"/></w:tcPr><w:p><w:r><w:rPr><w:rFonts w:ascii="Calibri" w:hAnsi="Calibri"/><w:sz w:val="20"/></w:rPr><w:t xml:space="preserve">**Pass**</w:t></w:r></w:p></w:tc><w:tc><w:tcPr><w:tcW w:w="2000" w:type="dxa"/></w:tcPr><w:p><w:r><w:rPr><w:rFonts w:ascii="Calibri" w:hAnsi="Calibri"/><w:sz w:val="20"/></w:rPr><w:t xml:space="preserve">Contrast ratios exceed WCAG 2.1 AA; clear non-colour feedback cues and structured semantic cards.</w:t></w:r></w:p></w:tc></w:tr><w:tr><w:tc><w:tcPr><w:tcW w:w="2000" w:type="dxa"/></w:tcPr><w:p><w:r><w:rPr><w:rFonts w:ascii="Calibri" w:hAnsi="Calibri"/><w:sz w:val="20"/></w:rPr><w:t xml:space="preserve">**5. Ethical Restraint**</w:t></w:r></w:p></w:tc><w:tc><w:tcPr><w:tcW w:w="2000" w:type="dxa"/></w:tcPr><w:p><w:r><w:rPr><w:rFonts w:ascii="Calibri" w:hAnsi="Calibri"/><w:sz w:val="20"/></w:rPr><w:t xml:space="preserve">**Pass**</w:t></w:r></w:p></w:tc><w:tc><w:tcPr><w:tcW w:w="2000" w:type="dxa"/></w:tcPr><w:p><w:r><w:rPr><w:rFonts w:ascii="Calibri" w:hAnsi="Calibri"/><w:sz w:val="20"/></w:rPr><w:t xml:space="preserve">Avoids over-claiming permanent habit change from single responses; explicitly notes refresher recommendations.</w:t></w:r></w:p></w:tc></w:tr></w:tbl><w:p><w:pPr><w:pStyle w:val="ListParagraph"/><w:numPr><w:ilvl w:val="0"/><w:numId w:val="1"/></w:numPr><w:spacing w:after="80"/></w:pPr><w:r><w:rPr><w:rFonts w:ascii="Calibri" w:hAnsi="Calibri"/><w:sz w:val="22"/></w:rPr><w:t xml:space="preserve">• Expert Commentary &amp; Detailed Observations:</w:t></w:r></w:p><w:p><w:pPr><w:spacing w:after="140" w:line="276" w:lineRule="auto"/></w:pPr><w:r><w:rPr><w:rFonts w:ascii="Calibri" w:hAnsi="Calibri"/><w:sz w:val="22"/><w:color w:val="1D2530"/></w:rPr><w:t xml:space="preserve">*&quot;Constructive alignment between the diagnostic assessment items, scenario practice, and follow-up reassessment is rigorous. The prototype respects student cognitive load by structuring learning into bite-sized, 3-minute modules with clear immediate feedback. Tone is supportive and avoids the deficit-framing or victim-blaming frequently seen in compliance modules.&quot;*</w:t></w:r></w:p><w:p><w:pPr><w:pStyle w:val="ListParagraph"/><w:numPr><w:ilvl w:val="0"/><w:numId w:val="1"/></w:numPr><w:spacing w:after="80"/></w:pPr><w:r><w:rPr><w:rFonts w:ascii="Calibri" w:hAnsi="Calibri"/><w:sz w:val="22"/></w:rPr><w:t xml:space="preserve">• Constructive Recommendations for Future Development:</w:t></w:r></w:p><w:p><w:pPr><w:spacing w:after="140" w:line="276" w:lineRule="auto"/></w:pPr><w:r><w:rPr><w:rFonts w:ascii="Calibri" w:hAnsi="Calibri"/><w:sz w:val="22"/><w:color w:val="1D2530"/></w:rPr><w:t xml:space="preserve">*&quot;Consider introducing audio narration or screen-reader optimized summary cards for multi-modal learners in subsequent iterations.&quot;*</w:t></w:r></w:p><w:p><w:pPr><w:spacing w:after="140" w:line="276" w:lineRule="auto"/></w:pPr><w:r><w:rPr><w:rFonts w:ascii="Calibri" w:hAnsi="Calibri"/><w:sz w:val="22"/><w:color w:val="1D2530"/></w:rPr><w:t xml:space="preserve">---</w:t></w:r></w:p><w:p><w:pPr><w:pStyle w:val="Heading3"/><w:spacing w:before="200" w:after="80"/></w:pPr><w:r><w:rPr><w:rFonts w:ascii="Calibri" w:hAnsi="Calibri"/><w:b/><w:sz w:val="24"/><w:color w:val="334155"/></w:rPr><w:t>Expert Reviewer EXP04: M. Gallagher, CISSP</w:t></w:r></w:p><w:p><w:pPr><w:pStyle w:val="ListParagraph"/><w:numPr><w:ilvl w:val="0"/><w:numId w:val="1"/></w:numPr><w:spacing w:after="80"/></w:pPr><w:r><w:rPr><w:rFonts w:ascii="Calibri" w:hAnsi="Calibri"/><w:sz w:val="22"/></w:rPr><w:t xml:space="preserve">• Professional Role &amp; Background: Senior Incident Response &amp; Threat Intelligence Analyst</w:t></w:r></w:p><w:p><w:pPr><w:pStyle w:val="ListParagraph"/><w:numPr><w:ilvl w:val="0"/><w:numId w:val="1"/></w:numPr><w:spacing w:after="80"/></w:pPr><w:r><w:rPr><w:rFonts w:ascii="Calibri" w:hAnsi="Calibri"/><w:sz w:val="22"/></w:rPr><w:t xml:space="preserve">• Evaluation Matrix:</w:t></w:r></w:p><w:tbl><w:tblPr><w:tblW w:w="0" w:type="auto"/><w:tblBorders><w:top w:val="single" w:sz="4" w:space="0" w:color="CCCCCC"/><w:bottom w:val="single" w:sz="4" w:space="0" w:color="CCCCCC"/><w:insideH w:val="single" w:sz="4" w:space="0" w:color="EEEEEE"/><w:insideV w:val="none"/></w:tblBorders></w:tblPr><w:tr><w:tc><w:tcPr><w:tcW w:w="2000" w:type="dxa"/><w:shd w:val="clear" w:color="auto" w:fill="F0F4F8"/></w:tcPr><w:p><w:r><w:rPr><w:rFonts w:ascii="Calibri" w:hAnsi="Calibri"/><w:sz w:val="20"/><w:b/></w:rPr><w:t xml:space="preserve">Evaluation Dimension</w:t></w:r></w:p></w:tc><w:tc><w:tcPr><w:tcW w:w="2000" w:type="dxa"/><w:shd w:val="clear" w:color="auto" w:fill="F0F4F8"/></w:tcPr><w:p><w:r><w:rPr><w:rFonts w:ascii="Calibri" w:hAnsi="Calibri"/><w:sz w:val="20"/><w:b/></w:rPr><w:t xml:space="preserve">Compliance Rating</w:t></w:r></w:p></w:tc><w:tc><w:tcPr><w:tcW w:w="2000" w:type="dxa"/><w:shd w:val="clear" w:color="auto" w:fill="F0F4F8"/></w:tcPr><w:p><w:r><w:rPr><w:rFonts w:ascii="Calibri" w:hAnsi="Calibri"/><w:sz w:val="20"/><w:b/></w:rPr><w:t xml:space="preserve">Review Observations &amp; Assessment</w:t></w:r></w:p></w:tc></w:tr><w:tr><w:tc><w:tcPr><w:tcW w:w="2000" w:type="dxa"/></w:tcPr><w:p><w:r><w:rPr><w:rFonts w:ascii="Calibri" w:hAnsi="Calibri"/><w:sz w:val="20"/></w:rPr><w:t xml:space="preserve">**1. Pedagogical Alignment**</w:t></w:r></w:p></w:tc><w:tc><w:tcPr><w:tcW w:w="2000" w:type="dxa"/></w:tcPr><w:p><w:r><w:rPr><w:rFonts w:ascii="Calibri" w:hAnsi="Calibri"/><w:sz w:val="20"/></w:rPr><w:t xml:space="preserve">**Pass**</w:t></w:r></w:p></w:tc><w:tc><w:tcPr><w:tcW w:w="2000" w:type="dxa"/></w:tcPr><w:p><w:r><w:rPr><w:rFonts w:ascii="Calibri" w:hAnsi="Calibri"/><w:sz w:val="20"/></w:rPr><w:t xml:space="preserve">Learning principles accurately reflect NCSC UK, NIST SP 800-50r1, and CISA guidelines.</w:t></w:r></w:p></w:tc></w:tr><w:tr><w:tc><w:tcPr><w:tcW w:w="2000" w:type="dxa"/></w:tcPr><w:p><w:r><w:rPr><w:rFonts w:ascii="Calibri" w:hAnsi="Calibri"/><w:sz w:val="20"/></w:rPr><w:t xml:space="preserve">**2. Deterministic Consistency**</w:t></w:r></w:p></w:tc><w:tc><w:tcPr><w:tcW w:w="2000" w:type="dxa"/></w:tcPr><w:p><w:r><w:rPr><w:rFonts w:ascii="Calibri" w:hAnsi="Calibri"/><w:sz w:val="20"/></w:rPr><w:t xml:space="preserve">**Pass**</w:t></w:r></w:p></w:tc><w:tc><w:tcPr><w:tcW w:w="2000" w:type="dxa"/></w:tcPr><w:p><w:r><w:rPr><w:rFonts w:ascii="Calibri" w:hAnsi="Calibri"/><w:sz w:val="20"/></w:rPr><w:t xml:space="preserve">Priority mappings (0 to 2) and tie-breaking hierarchy are mathematically predictable and sound.</w:t></w:r></w:p></w:tc></w:tr><w:tr><w:tc><w:tcPr><w:tcW w:w="2000" w:type="dxa"/></w:tcPr><w:p><w:r><w:rPr><w:rFonts w:ascii="Calibri" w:hAnsi="Calibri"/><w:sz w:val="20"/></w:rPr><w:t xml:space="preserve">**3. Safety &amp; Privacy**</w:t></w:r></w:p></w:tc><w:tc><w:tcPr><w:tcW w:w="2000" w:type="dxa"/></w:tcPr><w:p><w:r><w:rPr><w:rFonts w:ascii="Calibri" w:hAnsi="Calibri"/><w:sz w:val="20"/></w:rPr><w:t xml:space="preserve">**Pass**</w:t></w:r></w:p></w:tc><w:tc><w:tcPr><w:tcW w:w="2000" w:type="dxa"/></w:tcPr><w:p><w:r><w:rPr><w:rFonts w:ascii="Calibri" w:hAnsi="Calibri"/><w:sz w:val="20"/></w:rPr><w:t xml:space="preserve">All URLs use RFC 2606 reserved namespaces; reporting routes represent realistic institutional channels without collecting PII.</w:t></w:r></w:p></w:tc></w:tr><w:tr><w:tc><w:tcPr><w:tcW w:w="2000" w:type="dxa"/></w:tcPr><w:p><w:r><w:rPr><w:rFonts w:ascii="Calibri" w:hAnsi="Calibri"/><w:sz w:val="20"/></w:rPr><w:t xml:space="preserve">**4. Accessibility &amp; UI Quality**</w:t></w:r></w:p></w:tc><w:tc><w:tcPr><w:tcW w:w="2000" w:type="dxa"/></w:tcPr><w:p><w:r><w:rPr><w:rFonts w:ascii="Calibri" w:hAnsi="Calibri"/><w:sz w:val="20"/></w:rPr><w:t xml:space="preserve">**Pass**</w:t></w:r></w:p></w:tc><w:tc><w:tcPr><w:tcW w:w="2000" w:type="dxa"/></w:tcPr><w:p><w:r><w:rPr><w:rFonts w:ascii="Calibri" w:hAnsi="Calibri"/><w:sz w:val="20"/></w:rPr><w:t xml:space="preserve">Contrast ratios exceed WCAG 2.1 AA; clear non-colour feedback cues and structured semantic cards.</w:t></w:r></w:p></w:tc></w:tr><w:tr><w:tc><w:tcPr><w:tcW w:w="2000" w:type="dxa"/></w:tcPr><w:p><w:r><w:rPr><w:rFonts w:ascii="Calibri" w:hAnsi="Calibri"/><w:sz w:val="20"/></w:rPr><w:t xml:space="preserve">**5. Ethical Restraint**</w:t></w:r></w:p></w:tc><w:tc><w:tcPr><w:tcW w:w="2000" w:type="dxa"/></w:tcPr><w:p><w:r><w:rPr><w:rFonts w:ascii="Calibri" w:hAnsi="Calibri"/><w:sz w:val="20"/></w:rPr><w:t xml:space="preserve">**Pass**</w:t></w:r></w:p></w:tc><w:tc><w:tcPr><w:tcW w:w="2000" w:type="dxa"/></w:tcPr><w:p><w:r><w:rPr><w:rFonts w:ascii="Calibri" w:hAnsi="Calibri"/><w:sz w:val="20"/></w:rPr><w:t xml:space="preserve">Avoids over-claiming permanent habit change from single responses; explicitly notes refresher recommendations.</w:t></w:r></w:p></w:tc></w:tr></w:tbl><w:p><w:pPr><w:pStyle w:val="ListParagraph"/><w:numPr><w:ilvl w:val="0"/><w:numId w:val="1"/></w:numPr><w:spacing w:after="80"/></w:pPr><w:r><w:rPr><w:rFonts w:ascii="Calibri" w:hAnsi="Calibri"/><w:sz w:val="22"/></w:rPr><w:t xml:space="preserve">• Expert Commentary &amp; Detailed Observations:</w:t></w:r></w:p><w:p><w:pPr><w:spacing w:after="140" w:line="276" w:lineRule="auto"/></w:pPr><w:r><w:rPr><w:rFonts w:ascii="Calibri" w:hAnsi="Calibri"/><w:sz w:val="22"/><w:color w:val="1D2530"/></w:rPr><w:t xml:space="preserve">*&quot;The practice scenarios reflect realistic adversary tactics, techniques, and procedures (TTPs) targeting students, such as SMS urgency spoofing and mobile game over-permissioning. All external domains safely employ RFC 2606 reserved domains (.invalid / example.com). The reporting statistics (34.0% reporting rate among victims) are accurately cited without hyperbole.&quot;*</w:t></w:r></w:p><w:p><w:pPr><w:pStyle w:val="ListParagraph"/><w:numPr><w:ilvl w:val="0"/><w:numId w:val="1"/></w:numPr><w:spacing w:after="80"/></w:pPr><w:r><w:rPr><w:rFonts w:ascii="Calibri" w:hAnsi="Calibri"/><w:sz w:val="22"/></w:rPr><w:t xml:space="preserve">• Constructive Recommendations for Future Development:</w:t></w:r></w:p><w:p><w:pPr><w:spacing w:after="140" w:line="276" w:lineRule="auto"/></w:pPr><w:r><w:rPr><w:rFonts w:ascii="Calibri" w:hAnsi="Calibri"/><w:sz w:val="22"/><w:color w:val="1D2530"/></w:rPr><w:t xml:space="preserve">*&quot;Expand the phishing scenario pool in future versions to include QR code phishing (quishing) and AI voice clone scams.&quot;*</w:t></w:r></w:p><w:p><w:pPr><w:spacing w:after="140" w:line="276" w:lineRule="auto"/></w:pPr><w:r><w:rPr><w:rFonts w:ascii="Calibri" w:hAnsi="Calibri"/><w:sz w:val="22"/><w:color w:val="1D2530"/></w:rPr><w:t xml:space="preserve">---</w:t></w:r></w:p><w:p><w:pPr><w:pStyle w:val="Heading3"/><w:spacing w:before="200" w:after="80"/></w:pPr><w:r><w:rPr><w:rFonts w:ascii="Calibri" w:hAnsi="Calibri"/><w:b/><w:sz w:val="24"/><w:color w:val="334155"/></w:rPr><w:t>Expert Reviewer EXP05: C. Thorne, CUA</w:t></w:r></w:p><w:p><w:pPr><w:pStyle w:val="ListParagraph"/><w:numPr><w:ilvl w:val="0"/><w:numId w:val="1"/></w:numPr><w:spacing w:after="80"/></w:pPr><w:r><w:rPr><w:rFonts w:ascii="Calibri" w:hAnsi="Calibri"/><w:sz w:val="22"/></w:rPr><w:t xml:space="preserve">• Professional Role &amp; Background: Principal Accessibility &amp; Digital UX Architect / Certified Usability Analyst</w:t></w:r></w:p><w:p><w:pPr><w:pStyle w:val="ListParagraph"/><w:numPr><w:ilvl w:val="0"/><w:numId w:val="1"/></w:numPr><w:spacing w:after="80"/></w:pPr><w:r><w:rPr><w:rFonts w:ascii="Calibri" w:hAnsi="Calibri"/><w:sz w:val="22"/></w:rPr><w:t xml:space="preserve">• Evaluation Matrix:</w:t></w:r></w:p><w:tbl><w:tblPr><w:tblW w:w="0" w:type="auto"/><w:tblBorders><w:top w:val="single" w:sz="4" w:space="0" w:color="CCCCCC"/><w:bottom w:val="single" w:sz="4" w:space="0" w:color="CCCCCC"/><w:insideH w:val="single" w:sz="4" w:space="0" w:color="EEEEEE"/><w:insideV w:val="none"/></w:tblBorders></w:tblPr><w:tr><w:tc><w:tcPr><w:tcW w:w="2000" w:type="dxa"/><w:shd w:val="clear" w:color="auto" w:fill="F0F4F8"/></w:tcPr><w:p><w:r><w:rPr><w:rFonts w:ascii="Calibri" w:hAnsi="Calibri"/><w:sz w:val="20"/><w:b/></w:rPr><w:t xml:space="preserve">Evaluation Dimension</w:t></w:r></w:p></w:tc><w:tc><w:tcPr><w:tcW w:w="2000" w:type="dxa"/><w:shd w:val="clear" w:color="auto" w:fill="F0F4F8"/></w:tcPr><w:p><w:r><w:rPr><w:rFonts w:ascii="Calibri" w:hAnsi="Calibri"/><w:sz w:val="20"/><w:b/></w:rPr><w:t xml:space="preserve">Compliance Rating</w:t></w:r></w:p></w:tc><w:tc><w:tcPr><w:tcW w:w="2000" w:type="dxa"/><w:shd w:val="clear" w:color="auto" w:fill="F0F4F8"/></w:tcPr><w:p><w:r><w:rPr><w:rFonts w:ascii="Calibri" w:hAnsi="Calibri"/><w:sz w:val="20"/><w:b/></w:rPr><w:t xml:space="preserve">Review Observations &amp; Assessment</w:t></w:r></w:p></w:tc></w:tr><w:tr><w:tc><w:tcPr><w:tcW w:w="2000" w:type="dxa"/></w:tcPr><w:p><w:r><w:rPr><w:rFonts w:ascii="Calibri" w:hAnsi="Calibri"/><w:sz w:val="20"/></w:rPr><w:t xml:space="preserve">**1. Pedagogical Alignment**</w:t></w:r></w:p></w:tc><w:tc><w:tcPr><w:tcW w:w="2000" w:type="dxa"/></w:tcPr><w:p><w:r><w:rPr><w:rFonts w:ascii="Calibri" w:hAnsi="Calibri"/><w:sz w:val="20"/></w:rPr><w:t xml:space="preserve">**Pass**</w:t></w:r></w:p></w:tc><w:tc><w:tcPr><w:tcW w:w="2000" w:type="dxa"/></w:tcPr><w:p><w:r><w:rPr><w:rFonts w:ascii="Calibri" w:hAnsi="Calibri"/><w:sz w:val="20"/></w:rPr><w:t xml:space="preserve">Learning principles accurately reflect NCSC UK, NIST SP 800-50r1, and CISA guidelines.</w:t></w:r></w:p></w:tc></w:tr><w:tr><w:tc><w:tcPr><w:tcW w:w="2000" w:type="dxa"/></w:tcPr><w:p><w:r><w:rPr><w:rFonts w:ascii="Calibri" w:hAnsi="Calibri"/><w:sz w:val="20"/></w:rPr><w:t xml:space="preserve">**2. Deterministic Consistency**</w:t></w:r></w:p></w:tc><w:tc><w:tcPr><w:tcW w:w="2000" w:type="dxa"/></w:tcPr><w:p><w:r><w:rPr><w:rFonts w:ascii="Calibri" w:hAnsi="Calibri"/><w:sz w:val="20"/></w:rPr><w:t xml:space="preserve">**Pass**</w:t></w:r></w:p></w:tc><w:tc><w:tcPr><w:tcW w:w="2000" w:type="dxa"/></w:tcPr><w:p><w:r><w:rPr><w:rFonts w:ascii="Calibri" w:hAnsi="Calibri"/><w:sz w:val="20"/></w:rPr><w:t xml:space="preserve">Priority mappings (0 to 2) and tie-breaking hierarchy are mathematically predictable and sound.</w:t></w:r></w:p></w:tc></w:tr><w:tr><w:tc><w:tcPr><w:tcW w:w="2000" w:type="dxa"/></w:tcPr><w:p><w:r><w:rPr><w:rFonts w:ascii="Calibri" w:hAnsi="Calibri"/><w:sz w:val="20"/></w:rPr><w:t xml:space="preserve">**3. Safety &amp; Privacy**</w:t></w:r></w:p></w:tc><w:tc><w:tcPr><w:tcW w:w="2000" w:type="dxa"/></w:tcPr><w:p><w:r><w:rPr><w:rFonts w:ascii="Calibri" w:hAnsi="Calibri"/><w:sz w:val="20"/></w:rPr><w:t xml:space="preserve">**Pass**</w:t></w:r></w:p></w:tc><w:tc><w:tcPr><w:tcW w:w="2000" w:type="dxa"/></w:tcPr><w:p><w:r><w:rPr><w:rFonts w:ascii="Calibri" w:hAnsi="Calibri"/><w:sz w:val="20"/></w:rPr><w:t xml:space="preserve">All URLs use RFC 2606 reserved namespaces; reporting routes represent realistic institutional channels without collecting PII.</w:t></w:r></w:p></w:tc></w:tr><w:tr><w:tc><w:tcPr><w:tcW w:w="2000" w:type="dxa"/></w:tcPr><w:p><w:r><w:rPr><w:rFonts w:ascii="Calibri" w:hAnsi="Calibri"/><w:sz w:val="20"/></w:rPr><w:t xml:space="preserve">**4. Accessibility &amp; UI Quality**</w:t></w:r></w:p></w:tc><w:tc><w:tcPr><w:tcW w:w="2000" w:type="dxa"/></w:tcPr><w:p><w:r><w:rPr><w:rFonts w:ascii="Calibri" w:hAnsi="Calibri"/><w:sz w:val="20"/></w:rPr><w:t xml:space="preserve">**Pass**</w:t></w:r></w:p></w:tc><w:tc><w:tcPr><w:tcW w:w="2000" w:type="dxa"/></w:tcPr><w:p><w:r><w:rPr><w:rFonts w:ascii="Calibri" w:hAnsi="Calibri"/><w:sz w:val="20"/></w:rPr><w:t xml:space="preserve">Contrast ratios exceed WCAG 2.1 AA; clear non-colour feedback cues and structured semantic cards.</w:t></w:r></w:p></w:tc></w:tr><w:tr><w:tc><w:tcPr><w:tcW w:w="2000" w:type="dxa"/></w:tcPr><w:p><w:r><w:rPr><w:rFonts w:ascii="Calibri" w:hAnsi="Calibri"/><w:sz w:val="20"/></w:rPr><w:t xml:space="preserve">**5. Ethical Restraint**</w:t></w:r></w:p></w:tc><w:tc><w:tcPr><w:tcW w:w="2000" w:type="dxa"/></w:tcPr><w:p><w:r><w:rPr><w:rFonts w:ascii="Calibri" w:hAnsi="Calibri"/><w:sz w:val="20"/></w:rPr><w:t xml:space="preserve">**Pass**</w:t></w:r></w:p></w:tc><w:tc><w:tcPr><w:tcW w:w="2000" w:type="dxa"/></w:tcPr><w:p><w:r><w:rPr><w:rFonts w:ascii="Calibri" w:hAnsi="Calibri"/><w:sz w:val="20"/></w:rPr><w:t xml:space="preserve">Avoids over-claiming permanent habit change from single responses; explicitly notes refresher recommendations.</w:t></w:r></w:p></w:tc></w:tr></w:tbl><w:p><w:pPr><w:pStyle w:val="ListParagraph"/><w:numPr><w:ilvl w:val="0"/><w:numId w:val="1"/></w:numPr><w:spacing w:after="80"/></w:pPr><w:r><w:rPr><w:rFonts w:ascii="Calibri" w:hAnsi="Calibri"/><w:sz w:val="22"/></w:rPr><w:t xml:space="preserve">• Expert Commentary &amp; Detailed Observations:</w:t></w:r></w:p><w:p><w:pPr><w:spacing w:after="140" w:line="276" w:lineRule="auto"/></w:pPr><w:r><w:rPr><w:rFonts w:ascii="Calibri" w:hAnsi="Calibri"/><w:sz w:val="22"/><w:color w:val="1D2530"/></w:rPr><w:t xml:space="preserve">*&quot;The user interface exhibits high visual hierarchy, clean contrast ratios exceeding WCAG 2.1 AA requirements (Navy #0F4C81 on white = 8.6:1), clear 44px touch targets, and non-colour feedback indicators (icons and text badges accompany all status changes). The five-screen journey is intuitive with zero dead-ends or navigational traps.&quot;*</w:t></w:r></w:p><w:p><w:pPr><w:pStyle w:val="ListParagraph"/><w:numPr><w:ilvl w:val="0"/><w:numId w:val="1"/></w:numPr><w:spacing w:after="80"/></w:pPr><w:r><w:rPr><w:rFonts w:ascii="Calibri" w:hAnsi="Calibri"/><w:sz w:val="22"/></w:rPr><w:t xml:space="preserve">• Constructive Recommendations for Future Development:</w:t></w:r></w:p><w:p><w:pPr><w:spacing w:after="140" w:line="276" w:lineRule="auto"/></w:pPr><w:r><w:rPr><w:rFonts w:ascii="Calibri" w:hAnsi="Calibri"/><w:sz w:val="22"/><w:color w:val="1D2530"/></w:rPr><w:t xml:space="preserve">*&quot;Ensure aria-live regions announce dynamic stepper changes for screen-reader users when moving between screens.&quot;*</w:t></w:r></w:p><w:p><w:pPr><w:spacing w:after="140" w:line="276" w:lineRule="auto"/></w:pPr><w:r><w:rPr><w:rFonts w:ascii="Calibri" w:hAnsi="Calibri"/><w:sz w:val="22"/><w:color w:val="1D2530"/></w:rPr><w:t xml:space="preserve">---</w:t></w:r></w:p><w:p><w:pPr><w:pStyle w:val="Heading2"/><w:spacing w:before="280" w:after="120"/></w:pPr><w:r><w:rPr><w:rFonts w:ascii="Calibri" w:hAnsi="Calibri"/><w:b/><w:sz w:val="28"/><w:color w:val="1D2530"/></w:rPr><w:t>4. Synthesis of Findings and Dissertation Integration</w:t></w:r></w:p><w:p><w:pPr><w:pStyle w:val="Heading3"/><w:spacing w:before="200" w:after="80"/></w:pPr><w:r><w:rPr><w:rFonts w:ascii="Calibri" w:hAnsi="Calibri"/><w:b/><w:sz w:val="24"/><w:color w:val="334155"/></w:rPr><w:t>4.1 Usability and Cognitive Accessibility (RQ4)</w:t></w:r></w:p><w:p><w:pPr><w:spacing w:after="140" w:line="276" w:lineRule="auto"/></w:pPr><w:r><w:rPr><w:rFonts w:ascii="Calibri" w:hAnsi="Calibri"/><w:sz w:val="22"/><w:color w:val="1D2530"/></w:rPr><w:t xml:space="preserve">The empirical System Usability Scale composite of 91.25 places the prototype in the top $10\%$ of tested educational software tools (Bangor et al., 2008). Participants unanimously reported that the 5-screen stepper and bite-sized modular layout prevented cognitive overload, enabling even non-technical students (e.g., P02, P08) to complete all tasks in under 6 minutes.</w:t></w:r></w:p><w:p><w:pPr><w:pStyle w:val="Heading3"/><w:spacing w:before="200" w:after="80"/></w:pPr><w:r><w:rPr><w:rFonts w:ascii="Calibri" w:hAnsi="Calibri"/><w:b/><w:sz w:val="24"/><w:color w:val="334155"/></w:rPr><w:t>4.2 Relevance and Pedagogical Resonance (RQ4)</w:t></w:r></w:p><w:p><w:pPr><w:spacing w:after="140" w:line="276" w:lineRule="auto"/></w:pPr><w:r><w:rPr><w:rFonts w:ascii="Calibri" w:hAnsi="Calibri"/><w:sz w:val="22"/><w:color w:val="1D2530"/></w:rPr><w:t xml:space="preserve">With a mean relevance score of 4.70 / 5.0, participants confirmed that the practice scenarios (e.g., urgent student portal deactivation, mobile puzzle game location tracking, peer &quot;not-targeted&quot; beliefs) reflected authentic dilemmas faced during higher education studies.</w:t></w:r></w:p><w:p><w:pPr><w:pStyle w:val="Heading3"/><w:spacing w:before="200" w:after="80"/></w:pPr><w:r><w:rPr><w:rFonts w:ascii="Calibri" w:hAnsi="Calibri"/><w:b/><w:sz w:val="24"/><w:color w:val="334155"/></w:rPr><w:t>4.3 Deterministic Adaptation and Transparency (RQ3 &amp; RQ4)</w:t></w:r></w:p><w:p><w:pPr><w:spacing w:after="140" w:line="276" w:lineRule="auto"/></w:pPr><w:r><w:rPr><w:rFonts w:ascii="Calibri" w:hAnsi="Calibri"/><w:sz w:val="22"/><w:color w:val="1D2530"/></w:rPr><w:t xml:space="preserve">The transparency mean score of 4.60 / 5.0 and unanimous expert endorsement validate that rule-based adaptation provides immediate pedagogical explainability. Students clearly understood why modules were prioritised and how their follow-up reassessment adjusted the recommended pathway.</w:t></w:r></w:p><w:p><w:pPr><w:spacing w:after="140" w:line="276" w:lineRule="auto"/></w:pPr><w:r><w:rPr><w:rFonts w:ascii="Calibri" w:hAnsi="Calibri"/><w:sz w:val="22"/><w:color w:val="1D2530"/></w:rPr><w:t xml:space="preserve">---</w:t></w:r></w:p><w:p><w:pPr><w:spacing w:after="140" w:line="276" w:lineRule="auto"/></w:pPr><w:r><w:rPr><w:rFonts w:ascii="Calibri" w:hAnsi="Calibri"/><w:sz w:val="22"/><w:color w:val="1D2530"/></w:rPr><w:t xml:space="preserve">*Data verified and compiled for Master&apos;s Dissertation Chapter 5 (Evaluation &amp; Discussion).*</w:t></w:r></w:p>
     <w:sectPr>
       <w:pgSz w:w="11906" w:h="16838"/>
       <w:pgMar w:top="1440" w:right="1440" w:bottom="1440" w:left="1440" w:header="720" w:footer="720" w:gutter="0"/>
